--- a/plantillas_maestras/04_seguro_proteccion_tarjetas_y_dinero/negativa_cobertura/2_ddos_banco_y_aseguradora/varon/TPL_0718_2025_SEGURO_PROTECCION_TARJETAS_Y_DINERO_NEGATIVA_COBERTURA_BANCO_VARON_R1.docx
+++ b/plantillas_maestras/04_seguro_proteccion_tarjetas_y_dinero/negativa_cobertura/2_ddos_banco_y_aseguradora/varon/TPL_0718_2025_SEGURO_PROTECCION_TARJETAS_Y_DINERO_NEGATIVA_COBERTURA_BANCO_VARON_R1.docx
@@ -397,7 +397,7 @@
           <w14:ligatures w14:val="none"/>
         </w:rPr>
         <w:tab/>
-        <w:t xml:space="preserve">:       </w:t>
+        <w:t xml:space="preserve">: </w:t>
       </w:r>
       <w:r>
         <w:rPr>
@@ -771,7 +771,7 @@
           <w:lang w:val="es-ES" w:eastAsia="es-ES"/>
           <w14:ligatures w14:val="none"/>
         </w:rPr>
-        <w:t>por presuntas infracciones a la Ley N°29571, Código de Protección y Defensa del Consumidor (en adelante, Código)</w:t>
+        <w:t>por presuntas infracciones a la Ley 29571, Código de Protección y Defensa del Consumidor (en adelante, Código)</w:t>
       </w:r>
       <w:r>
         <w:rPr>
@@ -1110,7 +1110,7 @@
           <w:lang w:eastAsia="es-ES"/>
           <w14:ligatures w14:val="none"/>
         </w:rPr>
-        <w:t xml:space="preserve">Posterior a la formalización, se retiró de la agencia con un sobre manila que contenía el dinero retirado. La operación bancaria quedó registrada bajo el número de Operación N° 1660126. </w:t>
+        <w:t xml:space="preserve">Posterior a la formalización, se retiró de la agencia con un sobre manila que contenía el dinero retirado. La operación bancaria quedó registrada bajo el número de Operación 1660126. </w:t>
       </w:r>
     </w:p>
     <w:p>
@@ -2235,7 +2235,7 @@
           <w:lang w:eastAsia="es-ES"/>
           <w14:ligatures w14:val="none"/>
         </w:rPr>
-        <w:t>Nº</w:t>
+        <w:t/>
       </w:r>
       <w:proofErr w:type="spellEnd"/>
       <w:r>
@@ -2694,7 +2694,7 @@
           <w:lang w:val="es-ES" w:eastAsia="es-ES"/>
           <w14:ligatures w14:val="none"/>
         </w:rPr>
-        <w:t xml:space="preserve">una capacitación a todo su personal respecto al Libro de Reclamaciones y la Ley N° 29571, debiendo acreditar dicha capacitación ante </w:t>
+        <w:t xml:space="preserve">una capacitación a todo su personal respecto al Libro de Reclamaciones y la Ley 29571, debiendo acreditar dicha capacitación ante </w:t>
       </w:r>
       <w:r>
         <w:rPr>
@@ -3103,7 +3103,7 @@
           <w:lang w:eastAsia="es-PE"/>
           <w14:ligatures w14:val="none"/>
         </w:rPr>
-        <w:t>La Secretaría Técnica de la Comisión de Protección al Consumidor N°1 (en adelante, la Secretaría Técnica), en ejercicio de sus facultades</w:t>
+        <w:t>La Secretaría Técnica de la Comisión de Protección al Consumidor 1 (en adelante, la Secretaría Técnica), en ejercicio de sus facultades</w:t>
       </w:r>
       <w:r>
         <w:rPr>
@@ -3153,7 +3153,7 @@
           <w:lang w:eastAsia="es-PE"/>
           <w14:ligatures w14:val="none"/>
         </w:rPr>
-        <w:t>N°</w:t>
+        <w:t/>
       </w:r>
       <w:proofErr w:type="spellEnd"/>
       <w:r>
@@ -3207,7 +3207,7 @@
           <w:lang w:eastAsia="es-PE"/>
           <w14:ligatures w14:val="none"/>
         </w:rPr>
-        <w:t>°</w:t>
+        <w:t/>
       </w:r>
       <w:r>
         <w:rPr>
@@ -3225,7 +3225,7 @@
           <w:lang w:eastAsia="es-PE"/>
           <w14:ligatures w14:val="none"/>
         </w:rPr>
-        <w:t>°</w:t>
+        <w:t/>
       </w:r>
       <w:r>
         <w:rPr>
@@ -3342,7 +3342,7 @@
           <w:lang w:eastAsia="es-PE"/>
           <w14:ligatures w14:val="none"/>
         </w:rPr>
-        <w:t>Por consiguiente, corresponde calificar el hecho materia de denuncia como una presunta infracción al deber de información, tipificado en el artículo 1°, numeral 1, literal b) y al artículo 2° del Código</w:t>
+        <w:t>Por consiguiente, corresponde calificar el hecho materia de denuncia como una presunta infracción al deber de información, tipificado en el artículo 1, numeral 1, literal b) y al artículo 2 del Código</w:t>
       </w:r>
       <w:r>
         <w:rPr>
@@ -3360,7 +3360,7 @@
           <w:lang w:eastAsia="es-PE"/>
           <w14:ligatures w14:val="none"/>
         </w:rPr>
-        <w:t xml:space="preserve">.  </w:t>
+        <w:t xml:space="preserve">. </w:t>
       </w:r>
     </w:p>
     <w:p>
@@ -3450,7 +3450,7 @@
           <w:lang w:eastAsia="es-PE"/>
           <w14:ligatures w14:val="none"/>
         </w:rPr>
-        <w:t>°</w:t>
+        <w:t/>
       </w:r>
       <w:r>
         <w:rPr>
@@ -3468,7 +3468,7 @@
           <w:lang w:eastAsia="es-PE"/>
           <w14:ligatures w14:val="none"/>
         </w:rPr>
-        <w:t>°</w:t>
+        <w:t/>
       </w:r>
       <w:r>
         <w:rPr>
@@ -3612,7 +3612,7 @@
           <w:lang w:eastAsia="es-PE"/>
           <w14:ligatures w14:val="none"/>
         </w:rPr>
-        <w:t>°</w:t>
+        <w:t/>
       </w:r>
       <w:r>
         <w:rPr>
@@ -3751,7 +3751,7 @@
           <w:lang w:eastAsia="es-PE"/>
           <w14:ligatures w14:val="none"/>
         </w:rPr>
-        <w:t>°</w:t>
+        <w:t/>
       </w:r>
       <w:r>
         <w:rPr>
@@ -3769,7 +3769,7 @@
           <w:lang w:eastAsia="es-PE"/>
           <w14:ligatures w14:val="none"/>
         </w:rPr>
-        <w:t>°</w:t>
+        <w:t/>
       </w:r>
       <w:r>
         <w:rPr>
@@ -3877,7 +3877,7 @@
           <w:lang w:eastAsia="es-PE"/>
           <w14:ligatures w14:val="none"/>
         </w:rPr>
-        <w:t>N°</w:t>
+        <w:t/>
       </w:r>
       <w:proofErr w:type="spellEnd"/>
       <w:r>
@@ -3915,7 +3915,7 @@
           <w:lang w:eastAsia="es-PE"/>
           <w14:ligatures w14:val="none"/>
         </w:rPr>
-        <w:t>°</w:t>
+        <w:t/>
       </w:r>
       <w:r>
         <w:rPr>
@@ -3933,7 +3933,7 @@
           <w:lang w:eastAsia="es-PE"/>
           <w14:ligatures w14:val="none"/>
         </w:rPr>
-        <w:t>°</w:t>
+        <w:t/>
       </w:r>
       <w:r>
         <w:rPr>
@@ -4034,7 +4034,7 @@
           <w:lang w:eastAsia="es-PE"/>
           <w14:ligatures w14:val="none"/>
         </w:rPr>
-        <w:t>°</w:t>
+        <w:t/>
       </w:r>
       <w:r>
         <w:rPr>
@@ -4052,7 +4052,7 @@
           <w:lang w:eastAsia="es-PE"/>
           <w14:ligatures w14:val="none"/>
         </w:rPr>
-        <w:t>°</w:t>
+        <w:t/>
       </w:r>
       <w:r>
         <w:rPr>
@@ -4646,7 +4646,7 @@
           <w14:ligatures w14:val="none"/>
         </w:rPr>
         <w:lastRenderedPageBreak/>
-        <w:t xml:space="preserve">RESOLUCIÓN DE LA SECRETARÍA TÉCNICA  </w:t>
+        <w:t xml:space="preserve">RESOLUCIÓN DE LA SECRETARÍA TÉCNICA </w:t>
       </w:r>
     </w:p>
     <w:p>
@@ -4871,7 +4871,7 @@
           <w:lang w:eastAsia="es-PE"/>
           <w14:ligatures w14:val="none"/>
         </w:rPr>
-        <w:t xml:space="preserve"> infracción a los artículos 18° y 19°</w:t>
+        <w:t xml:space="preserve"> infracción a los artículos 18 y 19</w:t>
       </w:r>
       <w:r>
         <w:rPr>
@@ -4941,7 +4941,7 @@
           <w:lang w:eastAsia="es-PE"/>
           <w14:ligatures w14:val="none"/>
         </w:rPr>
-        <w:t xml:space="preserve">– Certificado N° 6000059466 </w:t>
+        <w:t xml:space="preserve">– Certificado 6000059466 </w:t>
       </w:r>
       <w:r>
         <w:rPr>
@@ -5013,7 +5013,7 @@
           <w:lang w:eastAsia="es-PE"/>
           <w14:ligatures w14:val="none"/>
         </w:rPr>
-        <w:t xml:space="preserve">Presunta infracción al artículo 1°, numeral 1, </w:t>
+        <w:t xml:space="preserve">Presunta infracción al artículo 1, numeral 1, </w:t>
       </w:r>
       <w:r>
         <w:rPr>
@@ -5023,7 +5023,7 @@
           <w:lang w:eastAsia="es-PE"/>
           <w14:ligatures w14:val="none"/>
         </w:rPr>
-        <w:t xml:space="preserve">literal b) y al artículo 2° de la Ley 29571, Código de Protección y Defensa del Consumidor, en tanto </w:t>
+        <w:t xml:space="preserve">literal b) y al artículo 2 de la Ley 29571, Código de Protección y Defensa del Consumidor, en tanto </w:t>
       </w:r>
       <w:r>
         <w:rPr>
@@ -5157,7 +5157,7 @@
           <w:lang w:eastAsia="es-PE"/>
           <w14:ligatures w14:val="none"/>
         </w:rPr>
-        <w:t xml:space="preserve"> infracción a los artículos 18° y </w:t>
+        <w:t xml:space="preserve"> infracción a los artículos 18 y </w:t>
       </w:r>
       <w:r>
         <w:rPr>
@@ -5167,7 +5167,7 @@
           <w:lang w:eastAsia="es-PE"/>
           <w14:ligatures w14:val="none"/>
         </w:rPr>
-        <w:t>19°</w:t>
+        <w:t>19</w:t>
       </w:r>
       <w:r>
         <w:rPr>
@@ -5493,7 +5493,7 @@
           <w:lang w:eastAsia="es-PE"/>
           <w14:ligatures w14:val="none"/>
         </w:rPr>
-        <w:t xml:space="preserve"> infracción a los artículos 18° y 19°</w:t>
+        <w:t xml:space="preserve"> infracción a los artículos 18 y 19</w:t>
       </w:r>
       <w:r>
         <w:rPr>
@@ -5562,7 +5562,7 @@
           <w:lang w:eastAsia="es-PE"/>
           <w14:ligatures w14:val="none"/>
         </w:rPr>
-        <w:t>Seguro Tu Plata Segura – Certificado N° 6000059466 presentado por el denunciante por el siniestro del 22 de marzo de 2023</w:t>
+        <w:t>Seguro Tu Plata Segura – Certificado 6000059466 presentado por el denunciante por el siniestro del 22 de marzo de 2023</w:t>
       </w:r>
       <w:r>
         <w:rPr>
@@ -5624,7 +5624,7 @@
           <w:lang w:eastAsia="es-PE"/>
           <w14:ligatures w14:val="none"/>
         </w:rPr>
-        <w:t xml:space="preserve"> infracción a los artículos 18° y 19°</w:t>
+        <w:t xml:space="preserve"> infracción a los artículos 18 y 19</w:t>
       </w:r>
       <w:r>
         <w:rPr>
@@ -6013,7 +6013,7 @@
           <w:lang w:eastAsia="es-PE"/>
           <w14:ligatures w14:val="none"/>
         </w:rPr>
-        <w:t>°</w:t>
+        <w:t/>
       </w:r>
       <w:r>
         <w:rPr>
@@ -6109,7 +6109,7 @@
           <w:lang w:eastAsia="es-PE"/>
           <w14:ligatures w14:val="none"/>
         </w:rPr>
-        <w:t>°</w:t>
+        <w:t/>
       </w:r>
       <w:r>
         <w:rPr>
@@ -6306,7 +6306,7 @@
           <w:lang w:eastAsia="es-PE"/>
           <w14:ligatures w14:val="none"/>
         </w:rPr>
-        <w:t>°</w:t>
+        <w:t/>
       </w:r>
       <w:r>
         <w:rPr>
@@ -6414,7 +6414,7 @@
           <w:lang w:eastAsia="es-ES"/>
           <w14:ligatures w14:val="none"/>
         </w:rPr>
-        <w:t xml:space="preserve">resolución,  a </w:t>
+        <w:t xml:space="preserve">resolución, a </w:t>
       </w:r>
       <w:proofErr w:type="spellStart"/>
       <w:r>
@@ -6850,7 +6850,7 @@
           <w:lang w:eastAsia="es-PE"/>
           <w14:ligatures w14:val="none"/>
         </w:rPr>
-        <w:t>°</w:t>
+        <w:t/>
       </w:r>
       <w:r>
         <w:rPr>
@@ -6912,7 +6912,7 @@
           <w:lang w:eastAsia="es-PE"/>
           <w14:ligatures w14:val="none"/>
         </w:rPr>
-        <w:t>°</w:t>
+        <w:t/>
       </w:r>
       <w:r>
         <w:rPr>
@@ -6932,7 +6932,7 @@
           <w:lang w:eastAsia="es-PE"/>
           <w14:ligatures w14:val="none"/>
         </w:rPr>
-        <w:t>°</w:t>
+        <w:t/>
       </w:r>
       <w:r>
         <w:rPr>
@@ -6952,7 +6952,7 @@
           <w:lang w:eastAsia="es-PE"/>
           <w14:ligatures w14:val="none"/>
         </w:rPr>
-        <w:t>°</w:t>
+        <w:t/>
       </w:r>
       <w:r>
         <w:rPr>
@@ -7005,7 +7005,7 @@
           <w:lang w:eastAsia="es-PE"/>
           <w14:ligatures w14:val="none"/>
         </w:rPr>
-        <w:t>°</w:t>
+        <w:t/>
       </w:r>
       <w:r>
         <w:rPr>
@@ -7107,7 +7107,7 @@
           <w:lang w:eastAsia="es-PE"/>
           <w14:ligatures w14:val="none"/>
         </w:rPr>
-        <w:t>°</w:t>
+        <w:t/>
       </w:r>
       <w:r>
         <w:rPr>
@@ -7200,7 +7200,7 @@
           <w:lang w:eastAsia="es-PE"/>
           <w14:ligatures w14:val="none"/>
         </w:rPr>
-        <w:t>°</w:t>
+        <w:t/>
       </w:r>
       <w:r>
         <w:rPr>
@@ -7208,7 +7208,7 @@
           <w:kern w:val="0"/>
           <w14:ligatures w14:val="none"/>
         </w:rPr>
-        <w:t xml:space="preserve"> del Decreto Legislativo N° 807</w:t>
+        <w:t xml:space="preserve"> del Decreto Legislativo 807</w:t>
       </w:r>
       <w:r>
         <w:rPr>
@@ -7548,7 +7548,7 @@
           <w:lang w:eastAsia="es-PE"/>
           <w14:ligatures w14:val="none"/>
         </w:rPr>
-        <w:t>°</w:t>
+        <w:t/>
       </w:r>
       <w:r>
         <w:rPr>
@@ -7580,7 +7580,7 @@
           <w:lang w:eastAsia="es-PE"/>
           <w14:ligatures w14:val="none"/>
         </w:rPr>
-        <w:t>°</w:t>
+        <w:t/>
       </w:r>
       <w:r>
         <w:rPr>
@@ -7872,7 +7872,7 @@
           <w:kern w:val="0"/>
           <w14:ligatures w14:val="none"/>
         </w:rPr>
-        <w:t> Protección al Consumidor N° 1</w:t>
+        <w:t> Protección al Consumidor 1</w:t>
       </w:r>
     </w:p>
     <w:p>
@@ -8146,7 +8146,7 @@
           <w:sz w:val="16"/>
           <w:szCs w:val="16"/>
         </w:rPr>
-        <w:t xml:space="preserve">  </w:t>
+        <w:t xml:space="preserve"> </w:t>
       </w:r>
       <w:r>
         <w:rPr>
@@ -8164,7 +8164,7 @@
           <w:sz w:val="16"/>
           <w:szCs w:val="16"/>
         </w:rPr>
-        <w:t xml:space="preserve">LEY N° 29571, CÓDIGO DE PROTECCIÓN Y DEFENSA DEL CONSUMIDOR, publicado el 2 de setiembre de 2010 y modificado por Decreto Legislativo N° 1308 </w:t>
+        <w:t xml:space="preserve">LEY 29571, CÓDIGO DE PROTECCIÓN Y DEFENSA DEL CONSUMIDOR, publicado el 2 de setiembre de 2010 y modificado por Decreto Legislativo 1308 </w:t>
       </w:r>
     </w:p>
     <w:p>
@@ -8216,7 +8216,7 @@
           <w:szCs w:val="16"/>
         </w:rPr>
         <w:tab/>
-        <w:t xml:space="preserve">El Instituto Nacional de Defensa de la Competencia y de la Protección de la Propiedad Intelectual (Indecopi) es la autoridad con competencia primaria y de alcance nacional para conocer las presuntas infracciones a las disposiciones contenidas en el presente Código, así como para imponer las sanciones y medidas correctivas establecidas en el presente capítulo, conforme al Decreto Legislativo N° 1033, Ley de Organización y Funciones del Indecopi. Dicha competencia solo puede ser negada cuando ella haya sido asignada o se asigne a favor de otro organismo por norma expresa con rango de ley. </w:t>
+        <w:t xml:space="preserve">El Instituto Nacional de Defensa de la Competencia y de la Protección de la Propiedad Intelectual (Indecopi) es la autoridad con competencia primaria y de alcance nacional para conocer las presuntas infracciones a las disposiciones contenidas en el presente Código, así como para imponer las sanciones y medidas correctivas establecidas en el presente capítulo, conforme al Decreto Legislativo 1033, Ley de Organización y Funciones del Indecopi. Dicha competencia solo puede ser negada cuando ella haya sido asignada o se asigne a favor de otro organismo por norma expresa con rango de ley. </w:t>
       </w:r>
     </w:p>
     <w:p>
@@ -8290,7 +8290,7 @@
           <w:sz w:val="16"/>
           <w:szCs w:val="16"/>
         </w:rPr>
-        <w:t xml:space="preserve">LEY DE ORGANIZACIÓN Y FUNCIONES DEL INDECOPI, APROBADA POR DECRETO LEGISLATIVO N° 1033 </w:t>
+        <w:t xml:space="preserve">LEY DE ORGANIZACIÓN Y FUNCIONES DEL INDECOPI, APROBADA POR DECRETO LEGISLATIVO 1033 </w:t>
       </w:r>
     </w:p>
     <w:p>
@@ -8417,7 +8417,7 @@
           <w:sz w:val="16"/>
           <w:szCs w:val="16"/>
         </w:rPr>
-        <w:t xml:space="preserve">           </w:t>
+        <w:t xml:space="preserve"> </w:t>
       </w:r>
       <w:r>
         <w:rPr>
@@ -8435,7 +8435,7 @@
           <w:sz w:val="16"/>
           <w:szCs w:val="16"/>
         </w:rPr>
-        <w:t xml:space="preserve">LEY N° 29571, CÓDIGO DE PROTECCIÓN Y DEFENSA DEL CONSUMIDOR, publicado el 2 de setiembre de 2010 y modificado por Decreto Legislativo N° 1308   </w:t>
+        <w:t xml:space="preserve">LEY 29571, CÓDIGO DE PROTECCIÓN Y DEFENSA DEL CONSUMIDOR, publicado el 2 de setiembre de 2010 y modificado por Decreto Legislativo 1308 </w:t>
       </w:r>
     </w:p>
     <w:p>
@@ -8459,7 +8459,7 @@
           <w:sz w:val="16"/>
           <w:szCs w:val="16"/>
         </w:rPr>
-        <w:t xml:space="preserve">Artículo 18.- Idoneidad   </w:t>
+        <w:t xml:space="preserve">Artículo 18.- Idoneidad </w:t>
       </w:r>
     </w:p>
     <w:p>
@@ -8479,7 +8479,7 @@
           <w:sz w:val="16"/>
           <w:szCs w:val="16"/>
         </w:rPr>
-        <w:t xml:space="preserve">Se entiende por idoneidad la correspondencia entre lo que un consumidor espera y lo que efectivamente recibe, en función a lo que se le hubiera ofrecido, la publicidad e información transmitida, las condiciones y circunstancias de la transacción, las características y naturaleza del producto o servicio, el precio, entre otros factores, atendiendo a las circunstancias del caso.    </w:t>
+        <w:t xml:space="preserve">Se entiende por idoneidad la correspondencia entre lo que un consumidor espera y lo que efectivamente recibe, en función a lo que se le hubiera ofrecido, la publicidad e información transmitida, las condiciones y circunstancias de la transacción, las características y naturaleza del producto o servicio, el precio, entre otros factores, atendiendo a las circunstancias del caso. </w:t>
       </w:r>
     </w:p>
     <w:p>
@@ -8618,7 +8618,7 @@
           <w:sz w:val="16"/>
           <w:szCs w:val="16"/>
         </w:rPr>
-        <w:t xml:space="preserve">LEY N° 29571, CÓDIGO DE PROTECCIÓN Y DEFENSA DEL CONSUMIDOR, publicado el 2 de setiembre de 2010 y modificado por Decreto Legislativo N° 1308   </w:t>
+        <w:t xml:space="preserve">LEY 29571, CÓDIGO DE PROTECCIÓN Y DEFENSA DEL CONSUMIDOR, publicado el 2 de setiembre de 2010 y modificado por Decreto Legislativo 1308 </w:t>
       </w:r>
     </w:p>
     <w:p>
@@ -8934,7 +8934,7 @@
           <w:sz w:val="16"/>
           <w:szCs w:val="16"/>
         </w:rPr>
-        <w:t>N°</w:t>
+        <w:t/>
       </w:r>
       <w:proofErr w:type="spellEnd"/>
       <w:r>
@@ -8956,7 +8956,7 @@
           <w:sz w:val="16"/>
           <w:szCs w:val="16"/>
         </w:rPr>
-        <w:t>N°</w:t>
+        <w:t/>
       </w:r>
       <w:proofErr w:type="spellEnd"/>
       <w:r>
@@ -8967,7 +8967,7 @@
           <w:sz w:val="16"/>
           <w:szCs w:val="16"/>
         </w:rPr>
-        <w:t xml:space="preserve"> 1308   </w:t>
+        <w:t xml:space="preserve"> 1308 </w:t>
       </w:r>
     </w:p>
     <w:p>
@@ -9103,7 +9103,7 @@
           <w:sz w:val="16"/>
           <w:szCs w:val="16"/>
         </w:rPr>
-        <w:t xml:space="preserve">  </w:t>
+        <w:t xml:space="preserve"> </w:t>
       </w:r>
       <w:r>
         <w:rPr>
@@ -9132,7 +9132,7 @@
           <w:sz w:val="16"/>
           <w:szCs w:val="16"/>
         </w:rPr>
-        <w:t>N°</w:t>
+        <w:t/>
       </w:r>
       <w:proofErr w:type="spellEnd"/>
       <w:r>
@@ -9328,7 +9328,7 @@
           <w:sz w:val="16"/>
           <w:szCs w:val="16"/>
         </w:rPr>
-        <w:t>Nº</w:t>
+        <w:t/>
       </w:r>
       <w:proofErr w:type="spellEnd"/>
       <w:r>
@@ -9434,7 +9434,7 @@
           <w:sz w:val="16"/>
           <w:szCs w:val="16"/>
         </w:rPr>
-        <w:t>publicado el 2 de setiembre de 2010 y modificado por Decreto Legislativo N° 1308</w:t>
+        <w:t>publicado el 2 de setiembre de 2010 y modificado por Decreto Legislativo 1308</w:t>
       </w:r>
     </w:p>
     <w:p>
@@ -9591,7 +9591,7 @@
           <w:szCs w:val="16"/>
           <w:vertAlign w:val="superscript"/>
         </w:rPr>
-        <w:t xml:space="preserve">  </w:t>
+        <w:t xml:space="preserve"> </w:t>
       </w:r>
       <w:r>
         <w:rPr>
@@ -9599,7 +9599,7 @@
           <w:sz w:val="16"/>
           <w:szCs w:val="16"/>
         </w:rPr>
-        <w:t xml:space="preserve">     </w:t>
+        <w:t xml:space="preserve"> </w:t>
       </w:r>
       <w:r>
         <w:rPr>
@@ -9635,7 +9635,7 @@
           <w:sz w:val="16"/>
           <w:szCs w:val="16"/>
         </w:rPr>
-        <w:t>publicado el 2 de setiembre de 2010 y modificado por Decreto Legislativo N° 1308</w:t>
+        <w:t>publicado el 2 de setiembre de 2010 y modificado por Decreto Legislativo 1308</w:t>
       </w:r>
     </w:p>
     <w:p>
@@ -9678,7 +9678,7 @@
           <w:sz w:val="16"/>
           <w:szCs w:val="16"/>
         </w:rPr>
-        <w:t>El órgano resolutivo puede sancionar las infracciones administrativas a que se refiere el artículo 108º con amonestación y multas de hasta cuatrocientos cincuenta (450) Unidades Impositivas Tributarias (UIT), las cuales son calificadas de la siguiente manera:</w:t>
+        <w:t>El órgano resolutivo puede sancionar las infracciones administrativas a que se refiere el artículo 108 con amonestación y multas de hasta cuatrocientos cincuenta (450) Unidades Impositivas Tributarias (UIT), las cuales son calificadas de la siguiente manera:</w:t>
       </w:r>
     </w:p>
     <w:p>
@@ -9801,7 +9801,7 @@
           <w:sz w:val="16"/>
           <w:szCs w:val="16"/>
         </w:rPr>
-        <w:t xml:space="preserve">        </w:t>
+        <w:t xml:space="preserve"> </w:t>
       </w:r>
       <w:r>
         <w:rPr>
@@ -10618,7 +10618,7 @@
           <w:sz w:val="16"/>
           <w:szCs w:val="16"/>
         </w:rPr>
-        <w:t xml:space="preserve">         </w:t>
+        <w:t xml:space="preserve"> </w:t>
       </w:r>
       <w:r>
         <w:rPr>
@@ -10654,7 +10654,7 @@
           <w:sz w:val="16"/>
           <w:szCs w:val="16"/>
         </w:rPr>
-        <w:t>publicado el 2 de setiembre de 2010 y modificado por Decreto Legislativo N° 1308</w:t>
+        <w:t>publicado el 2 de setiembre de 2010 y modificado por Decreto Legislativo 1308</w:t>
       </w:r>
     </w:p>
     <w:p>
@@ -10862,7 +10862,7 @@
           <w:sz w:val="16"/>
           <w:szCs w:val="16"/>
         </w:rPr>
-        <w:t>Nº</w:t>
+        <w:t/>
       </w:r>
       <w:proofErr w:type="spellEnd"/>
       <w:r>
@@ -11297,7 +11297,7 @@
               <w:sz w:val="16"/>
               <w:szCs w:val="16"/>
             </w:rPr>
-            <w:t xml:space="preserve">CNICA DE LA    </w:t>
+            <w:t xml:space="preserve">CNICA DE LA </w:t>
           </w:r>
         </w:p>
         <w:p>

--- a/plantillas_maestras/04_seguro_proteccion_tarjetas_y_dinero/negativa_cobertura/2_ddos_banco_y_aseguradora/varon/TPL_0718_2025_SEGURO_PROTECCION_TARJETAS_Y_DINERO_NEGATIVA_COBERTURA_BANCO_VARON_R1.docx
+++ b/plantillas_maestras/04_seguro_proteccion_tarjetas_y_dinero/negativa_cobertura/2_ddos_banco_y_aseguradora/varon/TPL_0718_2025_SEGURO_PROTECCION_TARJETAS_Y_DINERO_NEGATIVA_COBERTURA_BANCO_VARON_R1.docx
@@ -93,7 +93,7 @@
           <w:lang w:eastAsia="es-PE"/>
           <w14:ligatures w14:val="none"/>
         </w:rPr>
-        <w:t>DENUNCIANTE</w:t>
+        <w:t xml:space="preserve">DENUNCIANTE:[DENUNCIANTE] (SEÑOR [APELLIDO])</w:t>
       </w:r>
       <w:r>
         <w:rPr>
@@ -105,7 +105,7 @@
           <w14:ligatures w14:val="none"/>
         </w:rPr>
         <w:tab/>
-        <w:t>:</w:t>
+        <w:t/>
       </w:r>
       <w:r>
         <w:rPr>
@@ -127,40 +127,40 @@
           <w:lang w:eastAsia="es-PE"/>
           <w14:ligatures w14:val="none"/>
         </w:rPr>
-        <w:t xml:space="preserve">OMAR ANTONIO ALAYO MARTINEZ </w:t>
-      </w:r>
-      <w:r>
-        <w:rPr>
-          <w:rFonts w:ascii="Arial Narrow" w:eastAsia="Arial Narrow" w:hAnsi="Arial Narrow" w:cs="Arial Narrow"/>
-          <w:b/>
-          <w:color w:val="000000"/>
-          <w:kern w:val="0"/>
-          <w:lang w:eastAsia="es-PE"/>
-          <w14:ligatures w14:val="none"/>
-        </w:rPr>
-        <w:t xml:space="preserve">(SEÑOR </w:t>
-      </w:r>
-      <w:r>
-        <w:rPr>
-          <w:rFonts w:ascii="Arial Narrow" w:eastAsia="Arial Narrow" w:hAnsi="Arial Narrow" w:cs="Arial Narrow"/>
-          <w:b/>
-          <w:color w:val="000000"/>
-          <w:kern w:val="0"/>
-          <w:lang w:eastAsia="es-PE"/>
-          <w14:ligatures w14:val="none"/>
-        </w:rPr>
-        <w:t>ALAYO</w:t>
-      </w:r>
-      <w:r>
-        <w:rPr>
-          <w:rFonts w:ascii="Arial Narrow" w:eastAsia="Arial Narrow" w:hAnsi="Arial Narrow" w:cs="Arial Narrow"/>
-          <w:b/>
-          <w:color w:val="000000"/>
-          <w:kern w:val="0"/>
-          <w:lang w:eastAsia="es-PE"/>
-          <w14:ligatures w14:val="none"/>
-        </w:rPr>
-        <w:t>)</w:t>
+        <w:t xml:space="preserve"/>
+      </w:r>
+      <w:r>
+        <w:rPr>
+          <w:rFonts w:ascii="Arial Narrow" w:eastAsia="Arial Narrow" w:hAnsi="Arial Narrow" w:cs="Arial Narrow"/>
+          <w:b/>
+          <w:color w:val="000000"/>
+          <w:kern w:val="0"/>
+          <w:lang w:eastAsia="es-PE"/>
+          <w14:ligatures w14:val="none"/>
+        </w:rPr>
+        <w:t xml:space="preserve"/>
+      </w:r>
+      <w:r>
+        <w:rPr>
+          <w:rFonts w:ascii="Arial Narrow" w:eastAsia="Arial Narrow" w:hAnsi="Arial Narrow" w:cs="Arial Narrow"/>
+          <w:b/>
+          <w:color w:val="000000"/>
+          <w:kern w:val="0"/>
+          <w:lang w:eastAsia="es-PE"/>
+          <w14:ligatures w14:val="none"/>
+        </w:rPr>
+        <w:t/>
+      </w:r>
+      <w:r>
+        <w:rPr>
+          <w:rFonts w:ascii="Arial Narrow" w:eastAsia="Arial Narrow" w:hAnsi="Arial Narrow" w:cs="Arial Narrow"/>
+          <w:b/>
+          <w:color w:val="000000"/>
+          <w:kern w:val="0"/>
+          <w:lang w:eastAsia="es-PE"/>
+          <w14:ligatures w14:val="none"/>
+        </w:rPr>
+        <w:t/>
       </w:r>
     </w:p>
     <w:p>
@@ -699,17 +699,17 @@
           <w:lang w:val="es-ES" w:eastAsia="es-ES"/>
           <w14:ligatures w14:val="none"/>
         </w:rPr>
-        <w:t xml:space="preserve">Mediante el escrito del </w:t>
-      </w:r>
-      <w:r>
-        <w:rPr>
-          <w:rFonts w:ascii="Arial Narrow" w:eastAsia="Times New Roman" w:hAnsi="Arial Narrow" w:cs="Arial"/>
-          <w:color w:val="000000"/>
-          <w:kern w:val="0"/>
-          <w:lang w:val="es-ES" w:eastAsia="es-ES"/>
-          <w14:ligatures w14:val="none"/>
-        </w:rPr>
-        <w:t xml:space="preserve">21 de marzo de 2025 </w:t>
+        <w:t xml:space="preserve">Mediante el escrito del 21 de marzo de 2025 el señor [APELLIDO] denunció al Banco y a Pacífico por presuntas infracciones a la Ley 29571, Código de Protección y Defensa del Consumidor (en adelante, Código), señalando lo siguiente:</w:t>
+      </w:r>
+      <w:r>
+        <w:rPr>
+          <w:rFonts w:ascii="Arial Narrow" w:eastAsia="Times New Roman" w:hAnsi="Arial Narrow" w:cs="Arial"/>
+          <w:color w:val="000000"/>
+          <w:kern w:val="0"/>
+          <w:lang w:val="es-ES" w:eastAsia="es-ES"/>
+          <w14:ligatures w14:val="none"/>
+        </w:rPr>
+        <w:t xml:space="preserve"/>
       </w:r>
       <w:r>
         <w:rPr>
@@ -717,7 +717,7 @@
           <w:kern w:val="0"/>
           <w14:ligatures w14:val="none"/>
         </w:rPr>
-        <w:t>el señor</w:t>
+        <w:t/>
       </w:r>
       <w:r>
         <w:rPr>
@@ -725,7 +725,7 @@
           <w:kern w:val="0"/>
           <w14:ligatures w14:val="none"/>
         </w:rPr>
-        <w:t xml:space="preserve"> </w:t>
+        <w:t xml:space="preserve"/>
       </w:r>
       <w:r>
         <w:rPr>
@@ -733,7 +733,7 @@
           <w:kern w:val="0"/>
           <w14:ligatures w14:val="none"/>
         </w:rPr>
-        <w:t xml:space="preserve">Alayo </w:t>
+        <w:t xml:space="preserve"/>
       </w:r>
       <w:r>
         <w:rPr>
@@ -741,37 +741,37 @@
           <w:kern w:val="0"/>
           <w14:ligatures w14:val="none"/>
         </w:rPr>
-        <w:t>d</w:t>
-      </w:r>
-      <w:r>
-        <w:rPr>
-          <w:rFonts w:ascii="Arial Narrow" w:eastAsia="Times New Roman" w:hAnsi="Arial Narrow" w:cs="Arial"/>
-          <w:color w:val="000000"/>
-          <w:kern w:val="0"/>
-          <w:lang w:val="es-ES" w:eastAsia="es-ES"/>
-          <w14:ligatures w14:val="none"/>
-        </w:rPr>
-        <w:t>enunció a</w:t>
-      </w:r>
-      <w:r>
-        <w:rPr>
-          <w:rFonts w:ascii="Arial Narrow" w:eastAsia="Times New Roman" w:hAnsi="Arial Narrow" w:cs="Arial"/>
-          <w:color w:val="000000"/>
-          <w:kern w:val="0"/>
-          <w:lang w:val="es-ES" w:eastAsia="es-ES"/>
-          <w14:ligatures w14:val="none"/>
-        </w:rPr>
-        <w:t xml:space="preserve">l Banco y a Pacífico </w:t>
-      </w:r>
-      <w:r>
-        <w:rPr>
-          <w:rFonts w:ascii="Arial Narrow" w:eastAsia="Times New Roman" w:hAnsi="Arial Narrow" w:cs="Arial"/>
-          <w:color w:val="000000"/>
-          <w:kern w:val="0"/>
-          <w:lang w:val="es-ES" w:eastAsia="es-ES"/>
-          <w14:ligatures w14:val="none"/>
-        </w:rPr>
-        <w:t>por presuntas infracciones a la Ley 29571, Código de Protección y Defensa del Consumidor (en adelante, Código)</w:t>
+        <w:t/>
+      </w:r>
+      <w:r>
+        <w:rPr>
+          <w:rFonts w:ascii="Arial Narrow" w:eastAsia="Times New Roman" w:hAnsi="Arial Narrow" w:cs="Arial"/>
+          <w:color w:val="000000"/>
+          <w:kern w:val="0"/>
+          <w:lang w:val="es-ES" w:eastAsia="es-ES"/>
+          <w14:ligatures w14:val="none"/>
+        </w:rPr>
+        <w:t/>
+      </w:r>
+      <w:r>
+        <w:rPr>
+          <w:rFonts w:ascii="Arial Narrow" w:eastAsia="Times New Roman" w:hAnsi="Arial Narrow" w:cs="Arial"/>
+          <w:color w:val="000000"/>
+          <w:kern w:val="0"/>
+          <w:lang w:val="es-ES" w:eastAsia="es-ES"/>
+          <w14:ligatures w14:val="none"/>
+        </w:rPr>
+        <w:t xml:space="preserve"/>
+      </w:r>
+      <w:r>
+        <w:rPr>
+          <w:rFonts w:ascii="Arial Narrow" w:eastAsia="Times New Roman" w:hAnsi="Arial Narrow" w:cs="Arial"/>
+          <w:color w:val="000000"/>
+          <w:kern w:val="0"/>
+          <w:lang w:val="es-ES" w:eastAsia="es-ES"/>
+          <w14:ligatures w14:val="none"/>
+        </w:rPr>
+        <w:t/>
       </w:r>
       <w:r>
         <w:rPr>
@@ -792,7 +792,7 @@
           <w:lang w:val="es-ES" w:eastAsia="es-ES"/>
           <w14:ligatures w14:val="none"/>
         </w:rPr>
-        <w:t xml:space="preserve">, señalando </w:t>
+        <w:t xml:space="preserve"/>
       </w:r>
       <w:r>
         <w:rPr>
@@ -803,7 +803,7 @@
           <w:lang w:val="es-ES" w:eastAsia="es-ES"/>
           <w14:ligatures w14:val="none"/>
         </w:rPr>
-        <w:t>lo siguiente:</w:t>
+        <w:t/>
       </w:r>
     </w:p>
     <w:p>
@@ -2388,137 +2388,137 @@
           <w:kern w:val="0"/>
           <w14:ligatures w14:val="none"/>
         </w:rPr>
-        <w:t xml:space="preserve">El señor Alayo </w:t>
-      </w:r>
-      <w:r>
-        <w:rPr>
-          <w:rFonts w:ascii="Arial Narrow" w:eastAsia="Times New Roman" w:hAnsi="Arial Narrow" w:cs="Arial"/>
-          <w:color w:val="000000"/>
-          <w:kern w:val="0"/>
-          <w:lang w:val="es-ES" w:eastAsia="es-ES"/>
-          <w14:ligatures w14:val="none"/>
-        </w:rPr>
-        <w:t>solicitó, en calidad de medida correctiva, que</w:t>
-      </w:r>
-      <w:r>
-        <w:rPr>
-          <w:rFonts w:ascii="Arial Narrow" w:eastAsia="Times New Roman" w:hAnsi="Arial Narrow" w:cs="Arial"/>
-          <w:color w:val="000000"/>
-          <w:kern w:val="0"/>
-          <w:lang w:val="es-ES" w:eastAsia="es-ES"/>
-          <w14:ligatures w14:val="none"/>
-        </w:rPr>
-        <w:t xml:space="preserve"> el</w:t>
-      </w:r>
-      <w:r>
-        <w:rPr>
-          <w:rFonts w:ascii="Arial Narrow" w:eastAsia="Times New Roman" w:hAnsi="Arial Narrow" w:cs="Arial"/>
-          <w:color w:val="000000"/>
-          <w:kern w:val="0"/>
-          <w:lang w:val="es-ES" w:eastAsia="es-ES"/>
-          <w14:ligatures w14:val="none"/>
-        </w:rPr>
-        <w:t xml:space="preserve"> </w:t>
-      </w:r>
-      <w:r>
-        <w:rPr>
-          <w:rFonts w:ascii="Arial Narrow" w:eastAsia="Times New Roman" w:hAnsi="Arial Narrow" w:cs="Arial"/>
-          <w:color w:val="000000"/>
-          <w:kern w:val="0"/>
-          <w:lang w:val="es-ES" w:eastAsia="es-ES"/>
-          <w14:ligatures w14:val="none"/>
-        </w:rPr>
-        <w:t xml:space="preserve">Banco y Pacífico </w:t>
-      </w:r>
-      <w:r>
-        <w:rPr>
-          <w:rFonts w:ascii="Arial Narrow" w:eastAsia="Times New Roman" w:hAnsi="Arial Narrow" w:cs="Arial"/>
-          <w:color w:val="000000"/>
-          <w:kern w:val="0"/>
-          <w:lang w:val="es-ES" w:eastAsia="es-ES"/>
-          <w14:ligatures w14:val="none"/>
-        </w:rPr>
-        <w:t>cumpla</w:t>
-      </w:r>
-      <w:r>
-        <w:rPr>
-          <w:rFonts w:ascii="Arial Narrow" w:eastAsia="Times New Roman" w:hAnsi="Arial Narrow" w:cs="Arial"/>
-          <w:color w:val="000000"/>
-          <w:kern w:val="0"/>
-          <w:lang w:val="es-ES" w:eastAsia="es-ES"/>
-          <w14:ligatures w14:val="none"/>
-        </w:rPr>
-        <w:t>n</w:t>
-      </w:r>
-      <w:r>
-        <w:rPr>
-          <w:rFonts w:ascii="Arial Narrow" w:eastAsia="Times New Roman" w:hAnsi="Arial Narrow" w:cs="Arial"/>
-          <w:color w:val="000000"/>
-          <w:kern w:val="0"/>
-          <w:lang w:val="es-ES" w:eastAsia="es-ES"/>
-          <w14:ligatures w14:val="none"/>
-        </w:rPr>
-        <w:t xml:space="preserve"> con</w:t>
-      </w:r>
-      <w:r>
-        <w:rPr>
-          <w:rFonts w:ascii="Arial Narrow" w:eastAsia="Times New Roman" w:hAnsi="Arial Narrow" w:cs="Arial"/>
-          <w:color w:val="000000"/>
-          <w:kern w:val="0"/>
-          <w:lang w:val="es-ES" w:eastAsia="es-ES"/>
-          <w14:ligatures w14:val="none"/>
-        </w:rPr>
-        <w:t>:</w:t>
-      </w:r>
-      <w:r>
-        <w:rPr>
-          <w:rFonts w:ascii="Arial Narrow" w:eastAsia="Times New Roman" w:hAnsi="Arial Narrow" w:cs="Arial"/>
-          <w:color w:val="000000"/>
-          <w:kern w:val="0"/>
-          <w:lang w:val="es-ES" w:eastAsia="es-ES"/>
-          <w14:ligatures w14:val="none"/>
-        </w:rPr>
-        <w:t xml:space="preserve"> (i) </w:t>
-      </w:r>
-      <w:r>
-        <w:rPr>
-          <w:rFonts w:ascii="Arial Narrow" w:eastAsia="Times New Roman" w:hAnsi="Arial Narrow" w:cs="Arial"/>
-          <w:color w:val="000000"/>
-          <w:kern w:val="0"/>
-          <w:lang w:val="es-ES" w:eastAsia="es-ES"/>
-          <w14:ligatures w14:val="none"/>
-        </w:rPr>
-        <w:t>emitir</w:t>
-      </w:r>
-      <w:r>
-        <w:rPr>
-          <w:rFonts w:ascii="Arial Narrow" w:eastAsia="Times New Roman" w:hAnsi="Arial Narrow" w:cs="Arial"/>
-          <w:color w:val="000000"/>
-          <w:kern w:val="0"/>
-          <w:lang w:val="es-ES" w:eastAsia="es-ES"/>
-          <w14:ligatures w14:val="none"/>
-        </w:rPr>
-        <w:t xml:space="preserve"> una carta de disculpas a favor del </w:t>
-      </w:r>
-      <w:r>
-        <w:rPr>
-          <w:rFonts w:ascii="Arial Narrow" w:eastAsia="Times New Roman" w:hAnsi="Arial Narrow" w:cs="Arial"/>
-          <w:color w:val="000000"/>
-          <w:kern w:val="0"/>
-          <w:lang w:val="es-ES" w:eastAsia="es-ES"/>
-          <w14:ligatures w14:val="none"/>
-        </w:rPr>
-        <w:t>señor Alayo</w:t>
-      </w:r>
-      <w:r>
-        <w:rPr>
-          <w:rFonts w:ascii="Arial Narrow" w:eastAsia="Times New Roman" w:hAnsi="Arial Narrow" w:cs="Arial"/>
-          <w:color w:val="000000"/>
-          <w:kern w:val="0"/>
-          <w:lang w:val="es-ES" w:eastAsia="es-ES"/>
-          <w14:ligatures w14:val="none"/>
-        </w:rPr>
-        <w:t>, brindando explicaciones técnicas y detalladas junto con el sustento legal referido a las políticas aplicadas en los hechos denunciados; (</w:t>
+        <w:t xml:space="preserve">El señor [APELLIDO] solicitó, en calidad de medida correctiva, que el Banco y Pacífico cumplan con: (i) emitir una carta de disculpas a favor del señor [APELLIDO], brindando explicaciones técnicas y detalladas junto con el sustento legal referido a las políticas aplicadas en los hechos denunciados; (ii) ejecutar y hacer efectiva la cobertura del Seguro Antirrobos; (iii) ordenar al Banco implementar el Libro de Reclamaciones Virtual conforme a la normativa vigente y exhibir el aviso respectivo en su portal; (iv) ordenar a Pacífico implementar el Libro de Reclamaciones Virtual conforme a norma y exhibir el aviso respectivo en su portal; (v) realizar por parte del Banco una capacitación a todo su personal respecto al Libro de Reclamaciones y la Ley 29571, debiendo acreditar dicha capacitación ante Indecopi; (vi) realizar por parte de Pacífico una capacitación similar para todo su personal, debiendo acreditar dicha capacitación ante Indecopi; (vii) disponer la inscripción del Banco en el Registro de Infracciones y Sanciones de Indecopi una vez que la resolución quede firme; (viii) disponer la inscripción de Pacífico en el mismo registro bajo las mismas condiciones; (ix) brindar por parte del Banco los datos completos de los trabajadores y/o funcionarios implicados en los hechos denunciados, indicando si continúan en la entidad y sus cargos; y, (x) brindar por parte de Pacífico los datos completos de los trabajadores y/o funcionarios implicados en los hechos denunciados, indicando si continúan en la entidad y sus cargos. Asimismo, requirió el reembolso de costos y costas del presente procedimiento.</w:t>
+      </w:r>
+      <w:r>
+        <w:rPr>
+          <w:rFonts w:ascii="Arial Narrow" w:eastAsia="Times New Roman" w:hAnsi="Arial Narrow" w:cs="Arial"/>
+          <w:color w:val="000000"/>
+          <w:kern w:val="0"/>
+          <w:lang w:val="es-ES" w:eastAsia="es-ES"/>
+          <w14:ligatures w14:val="none"/>
+        </w:rPr>
+        <w:t/>
+      </w:r>
+      <w:r>
+        <w:rPr>
+          <w:rFonts w:ascii="Arial Narrow" w:eastAsia="Times New Roman" w:hAnsi="Arial Narrow" w:cs="Arial"/>
+          <w:color w:val="000000"/>
+          <w:kern w:val="0"/>
+          <w:lang w:val="es-ES" w:eastAsia="es-ES"/>
+          <w14:ligatures w14:val="none"/>
+        </w:rPr>
+        <w:t xml:space="preserve"/>
+      </w:r>
+      <w:r>
+        <w:rPr>
+          <w:rFonts w:ascii="Arial Narrow" w:eastAsia="Times New Roman" w:hAnsi="Arial Narrow" w:cs="Arial"/>
+          <w:color w:val="000000"/>
+          <w:kern w:val="0"/>
+          <w:lang w:val="es-ES" w:eastAsia="es-ES"/>
+          <w14:ligatures w14:val="none"/>
+        </w:rPr>
+        <w:t xml:space="preserve"/>
+      </w:r>
+      <w:r>
+        <w:rPr>
+          <w:rFonts w:ascii="Arial Narrow" w:eastAsia="Times New Roman" w:hAnsi="Arial Narrow" w:cs="Arial"/>
+          <w:color w:val="000000"/>
+          <w:kern w:val="0"/>
+          <w:lang w:val="es-ES" w:eastAsia="es-ES"/>
+          <w14:ligatures w14:val="none"/>
+        </w:rPr>
+        <w:t xml:space="preserve"/>
+      </w:r>
+      <w:r>
+        <w:rPr>
+          <w:rFonts w:ascii="Arial Narrow" w:eastAsia="Times New Roman" w:hAnsi="Arial Narrow" w:cs="Arial"/>
+          <w:color w:val="000000"/>
+          <w:kern w:val="0"/>
+          <w:lang w:val="es-ES" w:eastAsia="es-ES"/>
+          <w14:ligatures w14:val="none"/>
+        </w:rPr>
+        <w:t/>
+      </w:r>
+      <w:r>
+        <w:rPr>
+          <w:rFonts w:ascii="Arial Narrow" w:eastAsia="Times New Roman" w:hAnsi="Arial Narrow" w:cs="Arial"/>
+          <w:color w:val="000000"/>
+          <w:kern w:val="0"/>
+          <w:lang w:val="es-ES" w:eastAsia="es-ES"/>
+          <w14:ligatures w14:val="none"/>
+        </w:rPr>
+        <w:t/>
+      </w:r>
+      <w:r>
+        <w:rPr>
+          <w:rFonts w:ascii="Arial Narrow" w:eastAsia="Times New Roman" w:hAnsi="Arial Narrow" w:cs="Arial"/>
+          <w:color w:val="000000"/>
+          <w:kern w:val="0"/>
+          <w:lang w:val="es-ES" w:eastAsia="es-ES"/>
+          <w14:ligatures w14:val="none"/>
+        </w:rPr>
+        <w:t xml:space="preserve"/>
+      </w:r>
+      <w:r>
+        <w:rPr>
+          <w:rFonts w:ascii="Arial Narrow" w:eastAsia="Times New Roman" w:hAnsi="Arial Narrow" w:cs="Arial"/>
+          <w:color w:val="000000"/>
+          <w:kern w:val="0"/>
+          <w:lang w:val="es-ES" w:eastAsia="es-ES"/>
+          <w14:ligatures w14:val="none"/>
+        </w:rPr>
+        <w:t/>
+      </w:r>
+      <w:r>
+        <w:rPr>
+          <w:rFonts w:ascii="Arial Narrow" w:eastAsia="Times New Roman" w:hAnsi="Arial Narrow" w:cs="Arial"/>
+          <w:color w:val="000000"/>
+          <w:kern w:val="0"/>
+          <w:lang w:val="es-ES" w:eastAsia="es-ES"/>
+          <w14:ligatures w14:val="none"/>
+        </w:rPr>
+        <w:t xml:space="preserve"/>
+      </w:r>
+      <w:r>
+        <w:rPr>
+          <w:rFonts w:ascii="Arial Narrow" w:eastAsia="Times New Roman" w:hAnsi="Arial Narrow" w:cs="Arial"/>
+          <w:color w:val="000000"/>
+          <w:kern w:val="0"/>
+          <w:lang w:val="es-ES" w:eastAsia="es-ES"/>
+          <w14:ligatures w14:val="none"/>
+        </w:rPr>
+        <w:t/>
+      </w:r>
+      <w:r>
+        <w:rPr>
+          <w:rFonts w:ascii="Arial Narrow" w:eastAsia="Times New Roman" w:hAnsi="Arial Narrow" w:cs="Arial"/>
+          <w:color w:val="000000"/>
+          <w:kern w:val="0"/>
+          <w:lang w:val="es-ES" w:eastAsia="es-ES"/>
+          <w14:ligatures w14:val="none"/>
+        </w:rPr>
+        <w:t xml:space="preserve"/>
+      </w:r>
+      <w:r>
+        <w:rPr>
+          <w:rFonts w:ascii="Arial Narrow" w:eastAsia="Times New Roman" w:hAnsi="Arial Narrow" w:cs="Arial"/>
+          <w:color w:val="000000"/>
+          <w:kern w:val="0"/>
+          <w:lang w:val="es-ES" w:eastAsia="es-ES"/>
+          <w14:ligatures w14:val="none"/>
+        </w:rPr>
+        <w:t/>
+      </w:r>
+      <w:r>
+        <w:rPr>
+          <w:rFonts w:ascii="Arial Narrow" w:eastAsia="Times New Roman" w:hAnsi="Arial Narrow" w:cs="Arial"/>
+          <w:color w:val="000000"/>
+          <w:kern w:val="0"/>
+          <w:lang w:val="es-ES" w:eastAsia="es-ES"/>
+          <w14:ligatures w14:val="none"/>
+        </w:rPr>
+        <w:t/>
       </w:r>
       <w:proofErr w:type="spellStart"/>
       <w:r>
@@ -2529,7 +2529,7 @@
           <w:lang w:val="es-ES" w:eastAsia="es-ES"/>
           <w14:ligatures w14:val="none"/>
         </w:rPr>
-        <w:t>ii</w:t>
+        <w:t/>
       </w:r>
       <w:proofErr w:type="spellEnd"/>
       <w:r>
@@ -2540,27 +2540,27 @@
           <w:lang w:val="es-ES" w:eastAsia="es-ES"/>
           <w14:ligatures w14:val="none"/>
         </w:rPr>
-        <w:t xml:space="preserve">) ejecutar y hacer efectiva la cobertura del </w:t>
-      </w:r>
-      <w:r>
-        <w:rPr>
-          <w:rFonts w:ascii="Arial Narrow" w:eastAsia="Times New Roman" w:hAnsi="Arial Narrow" w:cs="Arial"/>
-          <w:color w:val="000000"/>
-          <w:kern w:val="0"/>
-          <w:lang w:eastAsia="es-ES"/>
-          <w14:ligatures w14:val="none"/>
-        </w:rPr>
-        <w:t>Seguro Antirrobos</w:t>
-      </w:r>
-      <w:r>
-        <w:rPr>
-          <w:rFonts w:ascii="Arial Narrow" w:eastAsia="Times New Roman" w:hAnsi="Arial Narrow" w:cs="Arial"/>
-          <w:color w:val="000000"/>
-          <w:kern w:val="0"/>
-          <w:lang w:val="es-ES" w:eastAsia="es-ES"/>
-          <w14:ligatures w14:val="none"/>
-        </w:rPr>
-        <w:t>; (</w:t>
+        <w:t xml:space="preserve"/>
+      </w:r>
+      <w:r>
+        <w:rPr>
+          <w:rFonts w:ascii="Arial Narrow" w:eastAsia="Times New Roman" w:hAnsi="Arial Narrow" w:cs="Arial"/>
+          <w:color w:val="000000"/>
+          <w:kern w:val="0"/>
+          <w:lang w:eastAsia="es-ES"/>
+          <w14:ligatures w14:val="none"/>
+        </w:rPr>
+        <w:t/>
+      </w:r>
+      <w:r>
+        <w:rPr>
+          <w:rFonts w:ascii="Arial Narrow" w:eastAsia="Times New Roman" w:hAnsi="Arial Narrow" w:cs="Arial"/>
+          <w:color w:val="000000"/>
+          <w:kern w:val="0"/>
+          <w:lang w:val="es-ES" w:eastAsia="es-ES"/>
+          <w14:ligatures w14:val="none"/>
+        </w:rPr>
+        <w:t/>
       </w:r>
       <w:proofErr w:type="spellStart"/>
       <w:r>
@@ -2571,17 +2571,17 @@
           <w:lang w:val="es-ES" w:eastAsia="es-ES"/>
           <w14:ligatures w14:val="none"/>
         </w:rPr>
-        <w:t>i</w:t>
-      </w:r>
-      <w:r>
-        <w:rPr>
-          <w:rFonts w:ascii="Arial Narrow" w:eastAsia="Times New Roman" w:hAnsi="Arial Narrow" w:cs="Arial"/>
-          <w:color w:val="000000"/>
-          <w:kern w:val="0"/>
-          <w:lang w:val="es-ES" w:eastAsia="es-ES"/>
-          <w14:ligatures w14:val="none"/>
-        </w:rPr>
-        <w:t>ii</w:t>
+        <w:t/>
+      </w:r>
+      <w:r>
+        <w:rPr>
+          <w:rFonts w:ascii="Arial Narrow" w:eastAsia="Times New Roman" w:hAnsi="Arial Narrow" w:cs="Arial"/>
+          <w:color w:val="000000"/>
+          <w:kern w:val="0"/>
+          <w:lang w:val="es-ES" w:eastAsia="es-ES"/>
+          <w14:ligatures w14:val="none"/>
+        </w:rPr>
+        <w:t/>
       </w:r>
       <w:proofErr w:type="spellEnd"/>
       <w:r>
@@ -2592,7 +2592,7 @@
           <w:lang w:val="es-ES" w:eastAsia="es-ES"/>
           <w14:ligatures w14:val="none"/>
         </w:rPr>
-        <w:t>) ordenar al Banco implementar el Libro de Reclamaciones Virtual conforme a la normativa vigente y exhibir el aviso respectivo en su portal; (</w:t>
+        <w:t/>
       </w:r>
       <w:proofErr w:type="spellStart"/>
       <w:r>
@@ -2603,17 +2603,17 @@
           <w:lang w:val="es-ES" w:eastAsia="es-ES"/>
           <w14:ligatures w14:val="none"/>
         </w:rPr>
-        <w:t>i</w:t>
-      </w:r>
-      <w:r>
-        <w:rPr>
-          <w:rFonts w:ascii="Arial Narrow" w:eastAsia="Times New Roman" w:hAnsi="Arial Narrow" w:cs="Arial"/>
-          <w:color w:val="000000"/>
-          <w:kern w:val="0"/>
-          <w:lang w:val="es-ES" w:eastAsia="es-ES"/>
-          <w14:ligatures w14:val="none"/>
-        </w:rPr>
-        <w:t>v</w:t>
+        <w:t/>
+      </w:r>
+      <w:r>
+        <w:rPr>
+          <w:rFonts w:ascii="Arial Narrow" w:eastAsia="Times New Roman" w:hAnsi="Arial Narrow" w:cs="Arial"/>
+          <w:color w:val="000000"/>
+          <w:kern w:val="0"/>
+          <w:lang w:val="es-ES" w:eastAsia="es-ES"/>
+          <w14:ligatures w14:val="none"/>
+        </w:rPr>
+        <w:t/>
       </w:r>
       <w:proofErr w:type="spellEnd"/>
       <w:r>
@@ -2624,147 +2624,147 @@
           <w:lang w:val="es-ES" w:eastAsia="es-ES"/>
           <w14:ligatures w14:val="none"/>
         </w:rPr>
-        <w:t>) ordenar</w:t>
-      </w:r>
-      <w:r>
-        <w:rPr>
-          <w:rFonts w:ascii="Arial Narrow" w:eastAsia="Times New Roman" w:hAnsi="Arial Narrow" w:cs="Arial"/>
-          <w:color w:val="000000"/>
-          <w:kern w:val="0"/>
-          <w:lang w:val="es-ES" w:eastAsia="es-ES"/>
-          <w14:ligatures w14:val="none"/>
-        </w:rPr>
-        <w:t xml:space="preserve"> a </w:t>
-      </w:r>
-      <w:r>
-        <w:rPr>
-          <w:rFonts w:ascii="Arial Narrow" w:eastAsia="Times New Roman" w:hAnsi="Arial Narrow" w:cs="Arial"/>
-          <w:color w:val="000000"/>
-          <w:kern w:val="0"/>
-          <w:lang w:val="es-ES" w:eastAsia="es-ES"/>
-          <w14:ligatures w14:val="none"/>
-        </w:rPr>
-        <w:t>Pacífico</w:t>
-      </w:r>
-      <w:r>
-        <w:rPr>
-          <w:rFonts w:ascii="Arial Narrow" w:eastAsia="Times New Roman" w:hAnsi="Arial Narrow" w:cs="Arial"/>
-          <w:color w:val="000000"/>
-          <w:kern w:val="0"/>
-          <w:lang w:val="es-ES" w:eastAsia="es-ES"/>
-          <w14:ligatures w14:val="none"/>
-        </w:rPr>
-        <w:t xml:space="preserve"> implementar el Libro de Reclamaciones Virtual conforme a norma y exhibir </w:t>
-      </w:r>
-      <w:r>
-        <w:rPr>
-          <w:rFonts w:ascii="Arial Narrow" w:eastAsia="Times New Roman" w:hAnsi="Arial Narrow" w:cs="Arial"/>
-          <w:color w:val="000000"/>
-          <w:kern w:val="0"/>
-          <w:lang w:val="es-ES" w:eastAsia="es-ES"/>
-          <w14:ligatures w14:val="none"/>
-        </w:rPr>
-        <w:t>el aviso respectivo en su portal</w:t>
-      </w:r>
-      <w:r>
-        <w:rPr>
-          <w:rFonts w:ascii="Arial Narrow" w:eastAsia="Times New Roman" w:hAnsi="Arial Narrow" w:cs="Arial"/>
-          <w:color w:val="000000"/>
-          <w:kern w:val="0"/>
-          <w:lang w:val="es-ES" w:eastAsia="es-ES"/>
-          <w14:ligatures w14:val="none"/>
-        </w:rPr>
-        <w:t>; (v) realizar por parte de</w:t>
-      </w:r>
-      <w:r>
-        <w:rPr>
-          <w:rFonts w:ascii="Arial Narrow" w:eastAsia="Times New Roman" w:hAnsi="Arial Narrow" w:cs="Arial"/>
-          <w:color w:val="000000"/>
-          <w:kern w:val="0"/>
-          <w:lang w:val="es-ES" w:eastAsia="es-ES"/>
-          <w14:ligatures w14:val="none"/>
-        </w:rPr>
-        <w:t xml:space="preserve">l Banco </w:t>
-      </w:r>
-      <w:r>
-        <w:rPr>
-          <w:rFonts w:ascii="Arial Narrow" w:eastAsia="Times New Roman" w:hAnsi="Arial Narrow" w:cs="Arial"/>
-          <w:color w:val="000000"/>
-          <w:kern w:val="0"/>
-          <w:lang w:val="es-ES" w:eastAsia="es-ES"/>
-          <w14:ligatures w14:val="none"/>
-        </w:rPr>
-        <w:t xml:space="preserve">una capacitación a todo su personal respecto al Libro de Reclamaciones y la Ley 29571, debiendo acreditar dicha capacitación ante </w:t>
-      </w:r>
-      <w:r>
-        <w:rPr>
-          <w:rFonts w:ascii="Arial Narrow" w:eastAsia="Times New Roman" w:hAnsi="Arial Narrow" w:cs="Arial"/>
-          <w:color w:val="000000"/>
-          <w:kern w:val="0"/>
-          <w:lang w:val="es-ES" w:eastAsia="es-ES"/>
-          <w14:ligatures w14:val="none"/>
-        </w:rPr>
-        <w:t>Indecopi</w:t>
-      </w:r>
-      <w:r>
-        <w:rPr>
-          <w:rFonts w:ascii="Arial Narrow" w:eastAsia="Times New Roman" w:hAnsi="Arial Narrow" w:cs="Arial"/>
-          <w:color w:val="000000"/>
-          <w:kern w:val="0"/>
-          <w:lang w:val="es-ES" w:eastAsia="es-ES"/>
-          <w14:ligatures w14:val="none"/>
-        </w:rPr>
-        <w:t xml:space="preserve">; (vi) realizar por parte de </w:t>
-      </w:r>
-      <w:r>
-        <w:rPr>
-          <w:rFonts w:ascii="Arial Narrow" w:eastAsia="Times New Roman" w:hAnsi="Arial Narrow" w:cs="Arial"/>
-          <w:color w:val="000000"/>
-          <w:kern w:val="0"/>
-          <w:lang w:val="es-ES" w:eastAsia="es-ES"/>
-          <w14:ligatures w14:val="none"/>
-        </w:rPr>
-        <w:t>Pacífico</w:t>
-      </w:r>
-      <w:r>
-        <w:rPr>
-          <w:rFonts w:ascii="Arial Narrow" w:eastAsia="Times New Roman" w:hAnsi="Arial Narrow" w:cs="Arial"/>
-          <w:color w:val="000000"/>
-          <w:kern w:val="0"/>
-          <w:lang w:val="es-ES" w:eastAsia="es-ES"/>
-          <w14:ligatures w14:val="none"/>
-        </w:rPr>
-        <w:t xml:space="preserve"> una capacitación similar para todo su personal</w:t>
-      </w:r>
-      <w:r>
-        <w:rPr>
-          <w:rFonts w:ascii="Arial Narrow" w:eastAsia="Times New Roman" w:hAnsi="Arial Narrow" w:cs="Arial"/>
-          <w:color w:val="000000"/>
-          <w:kern w:val="0"/>
-          <w:lang w:val="es-ES" w:eastAsia="es-ES"/>
-          <w14:ligatures w14:val="none"/>
-        </w:rPr>
-        <w:t xml:space="preserve">, </w:t>
-      </w:r>
-      <w:r>
-        <w:rPr>
-          <w:rFonts w:ascii="Arial Narrow" w:eastAsia="Times New Roman" w:hAnsi="Arial Narrow" w:cs="Arial"/>
-          <w:color w:val="000000"/>
-          <w:kern w:val="0"/>
-          <w:lang w:val="es-ES" w:eastAsia="es-ES"/>
-          <w14:ligatures w14:val="none"/>
-        </w:rPr>
-        <w:t>debiendo acreditar dicha capacitación ante Indecopi</w:t>
-      </w:r>
-      <w:r>
-        <w:rPr>
-          <w:rFonts w:ascii="Arial Narrow" w:eastAsia="Times New Roman" w:hAnsi="Arial Narrow" w:cs="Arial"/>
-          <w:color w:val="000000"/>
-          <w:kern w:val="0"/>
-          <w:lang w:val="es-ES" w:eastAsia="es-ES"/>
-          <w14:ligatures w14:val="none"/>
-        </w:rPr>
-        <w:t>; (</w:t>
+        <w:t/>
+      </w:r>
+      <w:r>
+        <w:rPr>
+          <w:rFonts w:ascii="Arial Narrow" w:eastAsia="Times New Roman" w:hAnsi="Arial Narrow" w:cs="Arial"/>
+          <w:color w:val="000000"/>
+          <w:kern w:val="0"/>
+          <w:lang w:val="es-ES" w:eastAsia="es-ES"/>
+          <w14:ligatures w14:val="none"/>
+        </w:rPr>
+        <w:t xml:space="preserve"/>
+      </w:r>
+      <w:r>
+        <w:rPr>
+          <w:rFonts w:ascii="Arial Narrow" w:eastAsia="Times New Roman" w:hAnsi="Arial Narrow" w:cs="Arial"/>
+          <w:color w:val="000000"/>
+          <w:kern w:val="0"/>
+          <w:lang w:val="es-ES" w:eastAsia="es-ES"/>
+          <w14:ligatures w14:val="none"/>
+        </w:rPr>
+        <w:t/>
+      </w:r>
+      <w:r>
+        <w:rPr>
+          <w:rFonts w:ascii="Arial Narrow" w:eastAsia="Times New Roman" w:hAnsi="Arial Narrow" w:cs="Arial"/>
+          <w:color w:val="000000"/>
+          <w:kern w:val="0"/>
+          <w:lang w:val="es-ES" w:eastAsia="es-ES"/>
+          <w14:ligatures w14:val="none"/>
+        </w:rPr>
+        <w:t xml:space="preserve"/>
+      </w:r>
+      <w:r>
+        <w:rPr>
+          <w:rFonts w:ascii="Arial Narrow" w:eastAsia="Times New Roman" w:hAnsi="Arial Narrow" w:cs="Arial"/>
+          <w:color w:val="000000"/>
+          <w:kern w:val="0"/>
+          <w:lang w:val="es-ES" w:eastAsia="es-ES"/>
+          <w14:ligatures w14:val="none"/>
+        </w:rPr>
+        <w:t/>
+      </w:r>
+      <w:r>
+        <w:rPr>
+          <w:rFonts w:ascii="Arial Narrow" w:eastAsia="Times New Roman" w:hAnsi="Arial Narrow" w:cs="Arial"/>
+          <w:color w:val="000000"/>
+          <w:kern w:val="0"/>
+          <w:lang w:val="es-ES" w:eastAsia="es-ES"/>
+          <w14:ligatures w14:val="none"/>
+        </w:rPr>
+        <w:t/>
+      </w:r>
+      <w:r>
+        <w:rPr>
+          <w:rFonts w:ascii="Arial Narrow" w:eastAsia="Times New Roman" w:hAnsi="Arial Narrow" w:cs="Arial"/>
+          <w:color w:val="000000"/>
+          <w:kern w:val="0"/>
+          <w:lang w:val="es-ES" w:eastAsia="es-ES"/>
+          <w14:ligatures w14:val="none"/>
+        </w:rPr>
+        <w:t xml:space="preserve"/>
+      </w:r>
+      <w:r>
+        <w:rPr>
+          <w:rFonts w:ascii="Arial Narrow" w:eastAsia="Times New Roman" w:hAnsi="Arial Narrow" w:cs="Arial"/>
+          <w:color w:val="000000"/>
+          <w:kern w:val="0"/>
+          <w:lang w:val="es-ES" w:eastAsia="es-ES"/>
+          <w14:ligatures w14:val="none"/>
+        </w:rPr>
+        <w:t xml:space="preserve"/>
+      </w:r>
+      <w:r>
+        <w:rPr>
+          <w:rFonts w:ascii="Arial Narrow" w:eastAsia="Times New Roman" w:hAnsi="Arial Narrow" w:cs="Arial"/>
+          <w:color w:val="000000"/>
+          <w:kern w:val="0"/>
+          <w:lang w:val="es-ES" w:eastAsia="es-ES"/>
+          <w14:ligatures w14:val="none"/>
+        </w:rPr>
+        <w:t/>
+      </w:r>
+      <w:r>
+        <w:rPr>
+          <w:rFonts w:ascii="Arial Narrow" w:eastAsia="Times New Roman" w:hAnsi="Arial Narrow" w:cs="Arial"/>
+          <w:color w:val="000000"/>
+          <w:kern w:val="0"/>
+          <w:lang w:val="es-ES" w:eastAsia="es-ES"/>
+          <w14:ligatures w14:val="none"/>
+        </w:rPr>
+        <w:t xml:space="preserve"/>
+      </w:r>
+      <w:r>
+        <w:rPr>
+          <w:rFonts w:ascii="Arial Narrow" w:eastAsia="Times New Roman" w:hAnsi="Arial Narrow" w:cs="Arial"/>
+          <w:color w:val="000000"/>
+          <w:kern w:val="0"/>
+          <w:lang w:val="es-ES" w:eastAsia="es-ES"/>
+          <w14:ligatures w14:val="none"/>
+        </w:rPr>
+        <w:t/>
+      </w:r>
+      <w:r>
+        <w:rPr>
+          <w:rFonts w:ascii="Arial Narrow" w:eastAsia="Times New Roman" w:hAnsi="Arial Narrow" w:cs="Arial"/>
+          <w:color w:val="000000"/>
+          <w:kern w:val="0"/>
+          <w:lang w:val="es-ES" w:eastAsia="es-ES"/>
+          <w14:ligatures w14:val="none"/>
+        </w:rPr>
+        <w:t xml:space="preserve"/>
+      </w:r>
+      <w:r>
+        <w:rPr>
+          <w:rFonts w:ascii="Arial Narrow" w:eastAsia="Times New Roman" w:hAnsi="Arial Narrow" w:cs="Arial"/>
+          <w:color w:val="000000"/>
+          <w:kern w:val="0"/>
+          <w:lang w:val="es-ES" w:eastAsia="es-ES"/>
+          <w14:ligatures w14:val="none"/>
+        </w:rPr>
+        <w:t xml:space="preserve"/>
+      </w:r>
+      <w:r>
+        <w:rPr>
+          <w:rFonts w:ascii="Arial Narrow" w:eastAsia="Times New Roman" w:hAnsi="Arial Narrow" w:cs="Arial"/>
+          <w:color w:val="000000"/>
+          <w:kern w:val="0"/>
+          <w:lang w:val="es-ES" w:eastAsia="es-ES"/>
+          <w14:ligatures w14:val="none"/>
+        </w:rPr>
+        <w:t/>
+      </w:r>
+      <w:r>
+        <w:rPr>
+          <w:rFonts w:ascii="Arial Narrow" w:eastAsia="Times New Roman" w:hAnsi="Arial Narrow" w:cs="Arial"/>
+          <w:color w:val="000000"/>
+          <w:kern w:val="0"/>
+          <w:lang w:val="es-ES" w:eastAsia="es-ES"/>
+          <w14:ligatures w14:val="none"/>
+        </w:rPr>
+        <w:t/>
       </w:r>
       <w:proofErr w:type="spellStart"/>
       <w:r>
@@ -2775,7 +2775,7 @@
           <w:lang w:val="es-ES" w:eastAsia="es-ES"/>
           <w14:ligatures w14:val="none"/>
         </w:rPr>
-        <w:t>vii</w:t>
+        <w:t/>
       </w:r>
       <w:proofErr w:type="spellEnd"/>
       <w:r>
@@ -2786,47 +2786,47 @@
           <w:lang w:val="es-ES" w:eastAsia="es-ES"/>
           <w14:ligatures w14:val="none"/>
         </w:rPr>
-        <w:t>) disponer la inscripción de</w:t>
-      </w:r>
-      <w:r>
-        <w:rPr>
-          <w:rFonts w:ascii="Arial Narrow" w:eastAsia="Times New Roman" w:hAnsi="Arial Narrow" w:cs="Arial"/>
-          <w:color w:val="000000"/>
-          <w:kern w:val="0"/>
-          <w:lang w:val="es-ES" w:eastAsia="es-ES"/>
-          <w14:ligatures w14:val="none"/>
-        </w:rPr>
-        <w:t xml:space="preserve">l Banco </w:t>
-      </w:r>
-      <w:r>
-        <w:rPr>
-          <w:rFonts w:ascii="Arial Narrow" w:eastAsia="Times New Roman" w:hAnsi="Arial Narrow" w:cs="Arial"/>
-          <w:color w:val="000000"/>
-          <w:kern w:val="0"/>
-          <w:lang w:val="es-ES" w:eastAsia="es-ES"/>
-          <w14:ligatures w14:val="none"/>
-        </w:rPr>
-        <w:t xml:space="preserve">en el Registro de Infracciones y Sanciones de </w:t>
-      </w:r>
-      <w:r>
-        <w:rPr>
-          <w:rFonts w:ascii="Arial Narrow" w:eastAsia="Times New Roman" w:hAnsi="Arial Narrow" w:cs="Arial"/>
-          <w:color w:val="000000"/>
-          <w:kern w:val="0"/>
-          <w:lang w:val="es-ES" w:eastAsia="es-ES"/>
-          <w14:ligatures w14:val="none"/>
-        </w:rPr>
-        <w:t>Indecopi</w:t>
-      </w:r>
-      <w:r>
-        <w:rPr>
-          <w:rFonts w:ascii="Arial Narrow" w:eastAsia="Times New Roman" w:hAnsi="Arial Narrow" w:cs="Arial"/>
-          <w:color w:val="000000"/>
-          <w:kern w:val="0"/>
-          <w:lang w:val="es-ES" w:eastAsia="es-ES"/>
-          <w14:ligatures w14:val="none"/>
-        </w:rPr>
-        <w:t xml:space="preserve"> una vez que la resolución quede firme; (</w:t>
+        <w:t/>
+      </w:r>
+      <w:r>
+        <w:rPr>
+          <w:rFonts w:ascii="Arial Narrow" w:eastAsia="Times New Roman" w:hAnsi="Arial Narrow" w:cs="Arial"/>
+          <w:color w:val="000000"/>
+          <w:kern w:val="0"/>
+          <w:lang w:val="es-ES" w:eastAsia="es-ES"/>
+          <w14:ligatures w14:val="none"/>
+        </w:rPr>
+        <w:t xml:space="preserve"/>
+      </w:r>
+      <w:r>
+        <w:rPr>
+          <w:rFonts w:ascii="Arial Narrow" w:eastAsia="Times New Roman" w:hAnsi="Arial Narrow" w:cs="Arial"/>
+          <w:color w:val="000000"/>
+          <w:kern w:val="0"/>
+          <w:lang w:val="es-ES" w:eastAsia="es-ES"/>
+          <w14:ligatures w14:val="none"/>
+        </w:rPr>
+        <w:t xml:space="preserve"/>
+      </w:r>
+      <w:r>
+        <w:rPr>
+          <w:rFonts w:ascii="Arial Narrow" w:eastAsia="Times New Roman" w:hAnsi="Arial Narrow" w:cs="Arial"/>
+          <w:color w:val="000000"/>
+          <w:kern w:val="0"/>
+          <w:lang w:val="es-ES" w:eastAsia="es-ES"/>
+          <w14:ligatures w14:val="none"/>
+        </w:rPr>
+        <w:t/>
+      </w:r>
+      <w:r>
+        <w:rPr>
+          <w:rFonts w:ascii="Arial Narrow" w:eastAsia="Times New Roman" w:hAnsi="Arial Narrow" w:cs="Arial"/>
+          <w:color w:val="000000"/>
+          <w:kern w:val="0"/>
+          <w:lang w:val="es-ES" w:eastAsia="es-ES"/>
+          <w14:ligatures w14:val="none"/>
+        </w:rPr>
+        <w:t xml:space="preserve"/>
       </w:r>
       <w:proofErr w:type="spellStart"/>
       <w:r>
@@ -2837,7 +2837,7 @@
           <w:lang w:val="es-ES" w:eastAsia="es-ES"/>
           <w14:ligatures w14:val="none"/>
         </w:rPr>
-        <w:t>viii</w:t>
+        <w:t/>
       </w:r>
       <w:proofErr w:type="spellEnd"/>
       <w:r>
@@ -2848,27 +2848,27 @@
           <w:lang w:val="es-ES" w:eastAsia="es-ES"/>
           <w14:ligatures w14:val="none"/>
         </w:rPr>
-        <w:t xml:space="preserve">) disponer la inscripción de </w:t>
-      </w:r>
-      <w:r>
-        <w:rPr>
-          <w:rFonts w:ascii="Arial Narrow" w:eastAsia="Times New Roman" w:hAnsi="Arial Narrow" w:cs="Arial"/>
-          <w:color w:val="000000"/>
-          <w:kern w:val="0"/>
-          <w:lang w:val="es-ES" w:eastAsia="es-ES"/>
-          <w14:ligatures w14:val="none"/>
-        </w:rPr>
-        <w:t xml:space="preserve">Pacífico </w:t>
-      </w:r>
-      <w:r>
-        <w:rPr>
-          <w:rFonts w:ascii="Arial Narrow" w:eastAsia="Times New Roman" w:hAnsi="Arial Narrow" w:cs="Arial"/>
-          <w:color w:val="000000"/>
-          <w:kern w:val="0"/>
-          <w:lang w:val="es-ES" w:eastAsia="es-ES"/>
-          <w14:ligatures w14:val="none"/>
-        </w:rPr>
-        <w:t>en el mismo registro bajo las mismas condiciones; (</w:t>
+        <w:t xml:space="preserve"/>
+      </w:r>
+      <w:r>
+        <w:rPr>
+          <w:rFonts w:ascii="Arial Narrow" w:eastAsia="Times New Roman" w:hAnsi="Arial Narrow" w:cs="Arial"/>
+          <w:color w:val="000000"/>
+          <w:kern w:val="0"/>
+          <w:lang w:val="es-ES" w:eastAsia="es-ES"/>
+          <w14:ligatures w14:val="none"/>
+        </w:rPr>
+        <w:t xml:space="preserve"/>
+      </w:r>
+      <w:r>
+        <w:rPr>
+          <w:rFonts w:ascii="Arial Narrow" w:eastAsia="Times New Roman" w:hAnsi="Arial Narrow" w:cs="Arial"/>
+          <w:color w:val="000000"/>
+          <w:kern w:val="0"/>
+          <w:lang w:val="es-ES" w:eastAsia="es-ES"/>
+          <w14:ligatures w14:val="none"/>
+        </w:rPr>
+        <w:t/>
       </w:r>
       <w:proofErr w:type="spellStart"/>
       <w:r>
@@ -2879,17 +2879,17 @@
           <w:lang w:val="es-ES" w:eastAsia="es-ES"/>
           <w14:ligatures w14:val="none"/>
         </w:rPr>
-        <w:t>i</w:t>
-      </w:r>
-      <w:r>
-        <w:rPr>
-          <w:rFonts w:ascii="Arial Narrow" w:eastAsia="Times New Roman" w:hAnsi="Arial Narrow" w:cs="Arial"/>
-          <w:color w:val="000000"/>
-          <w:kern w:val="0"/>
-          <w:lang w:val="es-ES" w:eastAsia="es-ES"/>
-          <w14:ligatures w14:val="none"/>
-        </w:rPr>
-        <w:t>x</w:t>
+        <w:t/>
+      </w:r>
+      <w:r>
+        <w:rPr>
+          <w:rFonts w:ascii="Arial Narrow" w:eastAsia="Times New Roman" w:hAnsi="Arial Narrow" w:cs="Arial"/>
+          <w:color w:val="000000"/>
+          <w:kern w:val="0"/>
+          <w:lang w:val="es-ES" w:eastAsia="es-ES"/>
+          <w14:ligatures w14:val="none"/>
+        </w:rPr>
+        <w:t/>
       </w:r>
       <w:proofErr w:type="spellEnd"/>
       <w:r>
@@ -2900,117 +2900,117 @@
           <w:lang w:val="es-ES" w:eastAsia="es-ES"/>
           <w14:ligatures w14:val="none"/>
         </w:rPr>
-        <w:t>) brindar por parte d</w:t>
-      </w:r>
-      <w:r>
-        <w:rPr>
-          <w:rFonts w:ascii="Arial Narrow" w:eastAsia="Times New Roman" w:hAnsi="Arial Narrow" w:cs="Arial"/>
-          <w:color w:val="000000"/>
-          <w:kern w:val="0"/>
-          <w:lang w:val="es-ES" w:eastAsia="es-ES"/>
-          <w14:ligatures w14:val="none"/>
-        </w:rPr>
-        <w:t xml:space="preserve">el Banco </w:t>
-      </w:r>
-      <w:r>
-        <w:rPr>
-          <w:rFonts w:ascii="Arial Narrow" w:eastAsia="Times New Roman" w:hAnsi="Arial Narrow" w:cs="Arial"/>
-          <w:color w:val="000000"/>
-          <w:kern w:val="0"/>
-          <w:lang w:val="es-ES" w:eastAsia="es-ES"/>
-          <w14:ligatures w14:val="none"/>
-        </w:rPr>
-        <w:t xml:space="preserve">los datos completos de los trabajadores y/o funcionarios implicados en los hechos denunciados, indicando </w:t>
-      </w:r>
-      <w:r>
-        <w:rPr>
-          <w:rFonts w:ascii="Arial Narrow" w:eastAsia="Times New Roman" w:hAnsi="Arial Narrow" w:cs="Arial"/>
-          <w:color w:val="000000"/>
-          <w:kern w:val="0"/>
-          <w:lang w:val="es-ES" w:eastAsia="es-ES"/>
-          <w14:ligatures w14:val="none"/>
-        </w:rPr>
-        <w:t xml:space="preserve">si continúan en la entidad y sus cargos; </w:t>
-      </w:r>
-      <w:r>
-        <w:rPr>
-          <w:rFonts w:ascii="Arial Narrow" w:eastAsia="Times New Roman" w:hAnsi="Arial Narrow" w:cs="Arial"/>
-          <w:color w:val="000000"/>
-          <w:kern w:val="0"/>
-          <w:lang w:val="es-ES" w:eastAsia="es-ES"/>
-          <w14:ligatures w14:val="none"/>
-        </w:rPr>
-        <w:t>y</w:t>
-      </w:r>
-      <w:r>
-        <w:rPr>
-          <w:rFonts w:ascii="Arial Narrow" w:eastAsia="Times New Roman" w:hAnsi="Arial Narrow" w:cs="Arial"/>
-          <w:color w:val="000000"/>
-          <w:kern w:val="0"/>
-          <w:lang w:val="es-ES" w:eastAsia="es-ES"/>
-          <w14:ligatures w14:val="none"/>
-        </w:rPr>
-        <w:t>,</w:t>
-      </w:r>
-      <w:r>
-        <w:rPr>
-          <w:rFonts w:ascii="Arial Narrow" w:eastAsia="Times New Roman" w:hAnsi="Arial Narrow" w:cs="Arial"/>
-          <w:color w:val="000000"/>
-          <w:kern w:val="0"/>
-          <w:lang w:val="es-ES" w:eastAsia="es-ES"/>
-          <w14:ligatures w14:val="none"/>
-        </w:rPr>
-        <w:t xml:space="preserve"> </w:t>
-      </w:r>
-      <w:r>
-        <w:rPr>
-          <w:rFonts w:ascii="Arial Narrow" w:eastAsia="Times New Roman" w:hAnsi="Arial Narrow" w:cs="Arial"/>
-          <w:color w:val="000000"/>
-          <w:kern w:val="0"/>
-          <w:lang w:val="es-ES" w:eastAsia="es-ES"/>
-          <w14:ligatures w14:val="none"/>
-        </w:rPr>
-        <w:t xml:space="preserve">(x) </w:t>
-      </w:r>
-      <w:r>
-        <w:rPr>
-          <w:rFonts w:ascii="Arial Narrow" w:eastAsia="Times New Roman" w:hAnsi="Arial Narrow" w:cs="Arial"/>
-          <w:color w:val="000000"/>
-          <w:kern w:val="0"/>
-          <w:lang w:val="es-ES" w:eastAsia="es-ES"/>
-          <w14:ligatures w14:val="none"/>
-        </w:rPr>
-        <w:t>brindar por parte de Pacífico los datos completos de los trabajadores y/o funcionarios implicados en los hechos denunciados, indicando si continúan en la entidad y sus cargos</w:t>
-      </w:r>
-      <w:r>
-        <w:rPr>
-          <w:rFonts w:ascii="Arial Narrow" w:eastAsia="Times New Roman" w:hAnsi="Arial Narrow" w:cs="Arial"/>
-          <w:color w:val="000000"/>
-          <w:kern w:val="0"/>
-          <w:lang w:val="es-ES" w:eastAsia="es-ES"/>
-          <w14:ligatures w14:val="none"/>
-        </w:rPr>
-        <w:t>.</w:t>
-      </w:r>
-      <w:r>
-        <w:rPr>
-          <w:rFonts w:ascii="Arial Narrow" w:eastAsia="Times New Roman" w:hAnsi="Arial Narrow" w:cs="Arial"/>
-          <w:color w:val="000000"/>
-          <w:kern w:val="0"/>
-          <w:lang w:val="es-ES" w:eastAsia="es-ES"/>
-          <w14:ligatures w14:val="none"/>
-        </w:rPr>
-        <w:t xml:space="preserve"> </w:t>
-      </w:r>
-      <w:r>
-        <w:rPr>
-          <w:rFonts w:ascii="Arial Narrow" w:eastAsia="Times New Roman" w:hAnsi="Arial Narrow" w:cs="Arial"/>
-          <w:color w:val="000000"/>
-          <w:kern w:val="0"/>
-          <w:lang w:val="es-ES" w:eastAsia="es-ES"/>
-          <w14:ligatures w14:val="none"/>
-        </w:rPr>
-        <w:t>Asimismo, requirió el reembolso de costos y costas del presente procedimiento.</w:t>
+        <w:t/>
+      </w:r>
+      <w:r>
+        <w:rPr>
+          <w:rFonts w:ascii="Arial Narrow" w:eastAsia="Times New Roman" w:hAnsi="Arial Narrow" w:cs="Arial"/>
+          <w:color w:val="000000"/>
+          <w:kern w:val="0"/>
+          <w:lang w:val="es-ES" w:eastAsia="es-ES"/>
+          <w14:ligatures w14:val="none"/>
+        </w:rPr>
+        <w:t xml:space="preserve"/>
+      </w:r>
+      <w:r>
+        <w:rPr>
+          <w:rFonts w:ascii="Arial Narrow" w:eastAsia="Times New Roman" w:hAnsi="Arial Narrow" w:cs="Arial"/>
+          <w:color w:val="000000"/>
+          <w:kern w:val="0"/>
+          <w:lang w:val="es-ES" w:eastAsia="es-ES"/>
+          <w14:ligatures w14:val="none"/>
+        </w:rPr>
+        <w:t xml:space="preserve"/>
+      </w:r>
+      <w:r>
+        <w:rPr>
+          <w:rFonts w:ascii="Arial Narrow" w:eastAsia="Times New Roman" w:hAnsi="Arial Narrow" w:cs="Arial"/>
+          <w:color w:val="000000"/>
+          <w:kern w:val="0"/>
+          <w:lang w:val="es-ES" w:eastAsia="es-ES"/>
+          <w14:ligatures w14:val="none"/>
+        </w:rPr>
+        <w:t xml:space="preserve"/>
+      </w:r>
+      <w:r>
+        <w:rPr>
+          <w:rFonts w:ascii="Arial Narrow" w:eastAsia="Times New Roman" w:hAnsi="Arial Narrow" w:cs="Arial"/>
+          <w:color w:val="000000"/>
+          <w:kern w:val="0"/>
+          <w:lang w:val="es-ES" w:eastAsia="es-ES"/>
+          <w14:ligatures w14:val="none"/>
+        </w:rPr>
+        <w:t/>
+      </w:r>
+      <w:r>
+        <w:rPr>
+          <w:rFonts w:ascii="Arial Narrow" w:eastAsia="Times New Roman" w:hAnsi="Arial Narrow" w:cs="Arial"/>
+          <w:color w:val="000000"/>
+          <w:kern w:val="0"/>
+          <w:lang w:val="es-ES" w:eastAsia="es-ES"/>
+          <w14:ligatures w14:val="none"/>
+        </w:rPr>
+        <w:t/>
+      </w:r>
+      <w:r>
+        <w:rPr>
+          <w:rFonts w:ascii="Arial Narrow" w:eastAsia="Times New Roman" w:hAnsi="Arial Narrow" w:cs="Arial"/>
+          <w:color w:val="000000"/>
+          <w:kern w:val="0"/>
+          <w:lang w:val="es-ES" w:eastAsia="es-ES"/>
+          <w14:ligatures w14:val="none"/>
+        </w:rPr>
+        <w:t xml:space="preserve"/>
+      </w:r>
+      <w:r>
+        <w:rPr>
+          <w:rFonts w:ascii="Arial Narrow" w:eastAsia="Times New Roman" w:hAnsi="Arial Narrow" w:cs="Arial"/>
+          <w:color w:val="000000"/>
+          <w:kern w:val="0"/>
+          <w:lang w:val="es-ES" w:eastAsia="es-ES"/>
+          <w14:ligatures w14:val="none"/>
+        </w:rPr>
+        <w:t xml:space="preserve"/>
+      </w:r>
+      <w:r>
+        <w:rPr>
+          <w:rFonts w:ascii="Arial Narrow" w:eastAsia="Times New Roman" w:hAnsi="Arial Narrow" w:cs="Arial"/>
+          <w:color w:val="000000"/>
+          <w:kern w:val="0"/>
+          <w:lang w:val="es-ES" w:eastAsia="es-ES"/>
+          <w14:ligatures w14:val="none"/>
+        </w:rPr>
+        <w:t/>
+      </w:r>
+      <w:r>
+        <w:rPr>
+          <w:rFonts w:ascii="Arial Narrow" w:eastAsia="Times New Roman" w:hAnsi="Arial Narrow" w:cs="Arial"/>
+          <w:color w:val="000000"/>
+          <w:kern w:val="0"/>
+          <w:lang w:val="es-ES" w:eastAsia="es-ES"/>
+          <w14:ligatures w14:val="none"/>
+        </w:rPr>
+        <w:t/>
+      </w:r>
+      <w:r>
+        <w:rPr>
+          <w:rFonts w:ascii="Arial Narrow" w:eastAsia="Times New Roman" w:hAnsi="Arial Narrow" w:cs="Arial"/>
+          <w:color w:val="000000"/>
+          <w:kern w:val="0"/>
+          <w:lang w:val="es-ES" w:eastAsia="es-ES"/>
+          <w14:ligatures w14:val="none"/>
+        </w:rPr>
+        <w:t xml:space="preserve"/>
+      </w:r>
+      <w:r>
+        <w:rPr>
+          <w:rFonts w:ascii="Arial Narrow" w:eastAsia="Times New Roman" w:hAnsi="Arial Narrow" w:cs="Arial"/>
+          <w:color w:val="000000"/>
+          <w:kern w:val="0"/>
+          <w:lang w:val="es-ES" w:eastAsia="es-ES"/>
+          <w14:ligatures w14:val="none"/>
+        </w:rPr>
+        <w:t/>
       </w:r>
     </w:p>
     <w:p>
@@ -4684,7 +4684,7 @@
           <w:lang w:eastAsia="es-PE"/>
           <w14:ligatures w14:val="none"/>
         </w:rPr>
-        <w:t xml:space="preserve">PRIMERO: </w:t>
+        <w:t xml:space="preserve">PRIMERO: admitir a trámite la denuncia del 21 de marzo de 2025 interpuesta por el señor [DENUNCIANTE] contra Mibanco - Banco de la Microempresa S.A. y Pacífico Compañía de Seguros y Reaseguros S.A., por lo siguiente:</w:t>
       </w:r>
       <w:r>
         <w:rPr>
@@ -4695,7 +4695,7 @@
           <w:lang w:eastAsia="es-PE"/>
           <w14:ligatures w14:val="none"/>
         </w:rPr>
-        <w:t xml:space="preserve">admitir a trámite la </w:t>
+        <w:t xml:space="preserve"/>
       </w:r>
       <w:r>
         <w:rPr>
@@ -4706,17 +4706,17 @@
           <w:lang w:eastAsia="es-PE"/>
           <w14:ligatures w14:val="none"/>
         </w:rPr>
-        <w:t xml:space="preserve">denuncia del </w:t>
-      </w:r>
-      <w:r>
-        <w:rPr>
-          <w:rFonts w:ascii="Arial Narrow" w:eastAsia="Times New Roman" w:hAnsi="Arial Narrow" w:cs="Arial"/>
-          <w:color w:val="000000"/>
-          <w:kern w:val="0"/>
-          <w:lang w:val="es-ES" w:eastAsia="es-ES"/>
-          <w14:ligatures w14:val="none"/>
-        </w:rPr>
-        <w:t xml:space="preserve">21 de marzo de 2025 </w:t>
+        <w:t xml:space="preserve"/>
+      </w:r>
+      <w:r>
+        <w:rPr>
+          <w:rFonts w:ascii="Arial Narrow" w:eastAsia="Times New Roman" w:hAnsi="Arial Narrow" w:cs="Arial"/>
+          <w:color w:val="000000"/>
+          <w:kern w:val="0"/>
+          <w:lang w:val="es-ES" w:eastAsia="es-ES"/>
+          <w14:ligatures w14:val="none"/>
+        </w:rPr>
+        <w:t xml:space="preserve"/>
       </w:r>
       <w:r>
         <w:rPr>
@@ -4727,7 +4727,7 @@
           <w:lang w:eastAsia="es-PE"/>
           <w14:ligatures w14:val="none"/>
         </w:rPr>
-        <w:t xml:space="preserve">interpuesta por el señor </w:t>
+        <w:t xml:space="preserve"/>
       </w:r>
       <w:r>
         <w:rPr>
@@ -4737,7 +4737,7 @@
           <w:kern w:val="0"/>
           <w14:ligatures w14:val="none"/>
         </w:rPr>
-        <w:t xml:space="preserve">Omar Antonio Alayo </w:t>
+        <w:t xml:space="preserve"/>
       </w:r>
       <w:proofErr w:type="spellStart"/>
       <w:r>
@@ -4748,7 +4748,7 @@
           <w:kern w:val="0"/>
           <w14:ligatures w14:val="none"/>
         </w:rPr>
-        <w:t>Martinez</w:t>
+        <w:t/>
       </w:r>
       <w:proofErr w:type="spellEnd"/>
       <w:r>
@@ -4759,7 +4759,7 @@
           <w:kern w:val="0"/>
           <w14:ligatures w14:val="none"/>
         </w:rPr>
-        <w:t xml:space="preserve"> </w:t>
+        <w:t xml:space="preserve"/>
       </w:r>
       <w:r>
         <w:rPr>
@@ -4770,7 +4770,7 @@
           <w:lang w:eastAsia="es-PE"/>
           <w14:ligatures w14:val="none"/>
         </w:rPr>
-        <w:t xml:space="preserve">contra </w:t>
+        <w:t xml:space="preserve"/>
       </w:r>
       <w:proofErr w:type="spellStart"/>
       <w:r>
@@ -4782,7 +4782,7 @@
           <w:lang w:eastAsia="es-PE"/>
           <w14:ligatures w14:val="none"/>
         </w:rPr>
-        <w:t>Mibanco</w:t>
+        <w:t/>
       </w:r>
       <w:proofErr w:type="spellEnd"/>
       <w:r>
@@ -4794,7 +4794,7 @@
           <w:lang w:eastAsia="es-PE"/>
           <w14:ligatures w14:val="none"/>
         </w:rPr>
-        <w:t xml:space="preserve"> - Banco de la Microempresa S.A. y Pacífico Compañía de Seguros y Reaseguros S.A.</w:t>
+        <w:t xml:space="preserve"/>
       </w:r>
       <w:r>
         <w:rPr>
@@ -4805,7 +4805,7 @@
           <w:lang w:eastAsia="es-PE"/>
           <w14:ligatures w14:val="none"/>
         </w:rPr>
-        <w:t xml:space="preserve">, </w:t>
+        <w:t xml:space="preserve"/>
       </w:r>
       <w:r>
         <w:rPr>
@@ -4816,7 +4816,7 @@
           <w:lang w:eastAsia="es-PE"/>
           <w14:ligatures w14:val="none"/>
         </w:rPr>
-        <w:t>por lo siguiente:</w:t>
+        <w:t/>
       </w:r>
     </w:p>
     <w:p>
@@ -7352,7 +7352,7 @@
           <w:b/>
           <w:bCs/>
         </w:rPr>
-        <w:t xml:space="preserve">DÉCIMO </w:t>
+        <w:t xml:space="preserve">DÉCIMO PRIMERO: requerir al señor [DENUNCIANTE] y a Mibanco - Banco de la Microempresa S.A. para que, dentro del plazo de dos (2) días hábiles siguientes a la fecha en que reciban la notificación en sus bandejas de correo electrónico, efectúen la confirmación de recepción de la notificación remitida por este despacho a sus correo electrónicos, de conformidad con el segundo párrafo del numeral 4 del artículo 20 del Texto Único Ordenado de la Ley del Procedimiento Administrativo General, aprobado mediante Decreto Supremo 006-2026-JUS, bajo apercibimiento de rehacer el acto de notificación y notificarle conforme al numeral 1 del artículo 20 del citado cuerpo normativo.</w:t>
       </w:r>
       <w:r>
         <w:rPr>
@@ -7360,7 +7360,7 @@
           <w:b/>
           <w:bCs/>
         </w:rPr>
-        <w:t>PRIMERO</w:t>
+        <w:t/>
       </w:r>
       <w:r>
         <w:rPr>
@@ -7370,7 +7370,7 @@
           <w:kern w:val="0"/>
           <w14:ligatures w14:val="none"/>
         </w:rPr>
-        <w:t>:</w:t>
+        <w:t/>
       </w:r>
       <w:r>
         <w:rPr>
@@ -7380,7 +7380,7 @@
           <w:kern w:val="0"/>
           <w14:ligatures w14:val="none"/>
         </w:rPr>
-        <w:t xml:space="preserve"> requerir a</w:t>
+        <w:t xml:space="preserve"/>
       </w:r>
       <w:r>
         <w:rPr>
@@ -7390,7 +7390,7 @@
           <w:kern w:val="0"/>
           <w14:ligatures w14:val="none"/>
         </w:rPr>
-        <w:t xml:space="preserve">l señor Omar Antonio Alayo </w:t>
+        <w:t xml:space="preserve"/>
       </w:r>
       <w:proofErr w:type="spellStart"/>
       <w:r>
@@ -7401,7 +7401,7 @@
           <w:kern w:val="0"/>
           <w14:ligatures w14:val="none"/>
         </w:rPr>
-        <w:t>Martinez</w:t>
+        <w:t/>
       </w:r>
       <w:proofErr w:type="spellEnd"/>
       <w:r>
@@ -7412,7 +7412,7 @@
           <w:kern w:val="0"/>
           <w14:ligatures w14:val="none"/>
         </w:rPr>
-        <w:t xml:space="preserve"> </w:t>
+        <w:t xml:space="preserve"/>
       </w:r>
       <w:r>
         <w:rPr>
@@ -7423,7 +7423,7 @@
           <w:lang w:eastAsia="es-PE"/>
           <w14:ligatures w14:val="none"/>
         </w:rPr>
-        <w:t xml:space="preserve">y a </w:t>
+        <w:t xml:space="preserve"/>
       </w:r>
       <w:proofErr w:type="spellStart"/>
       <w:r>
@@ -7435,7 +7435,7 @@
           <w:lang w:eastAsia="es-PE"/>
           <w14:ligatures w14:val="none"/>
         </w:rPr>
-        <w:t>Mibanco</w:t>
+        <w:t/>
       </w:r>
       <w:proofErr w:type="spellEnd"/>
       <w:r>
@@ -7447,98 +7447,98 @@
           <w:lang w:eastAsia="es-PE"/>
           <w14:ligatures w14:val="none"/>
         </w:rPr>
-        <w:t xml:space="preserve"> - Banco de la Microempresa S.A. </w:t>
+        <w:t xml:space="preserve"/>
       </w:r>
       <w:r>
         <w:rPr>
           <w:rFonts w:ascii="Arial Narrow" w:hAnsi="Arial Narrow"/>
           <w:color w:val="000000"/>
         </w:rPr>
-        <w:t>para que, dentro del plazo de dos (2) días hábiles siguientes a la fecha en que reciba</w:t>
+        <w:t/>
       </w:r>
       <w:r>
         <w:rPr>
           <w:rFonts w:ascii="Arial Narrow" w:hAnsi="Arial Narrow"/>
           <w:color w:val="000000"/>
         </w:rPr>
-        <w:t>n</w:t>
+        <w:t/>
       </w:r>
       <w:r>
         <w:rPr>
           <w:rFonts w:ascii="Arial Narrow" w:hAnsi="Arial Narrow"/>
           <w:color w:val="000000"/>
         </w:rPr>
-        <w:t xml:space="preserve"> la notificación en su</w:t>
+        <w:t xml:space="preserve"/>
       </w:r>
       <w:r>
         <w:rPr>
           <w:rFonts w:ascii="Arial Narrow" w:hAnsi="Arial Narrow"/>
           <w:color w:val="000000"/>
         </w:rPr>
-        <w:t>s</w:t>
+        <w:t/>
       </w:r>
       <w:r>
         <w:rPr>
           <w:rFonts w:ascii="Arial Narrow" w:hAnsi="Arial Narrow"/>
           <w:color w:val="000000"/>
         </w:rPr>
-        <w:t xml:space="preserve"> bandeja</w:t>
+        <w:t xml:space="preserve"/>
       </w:r>
       <w:r>
         <w:rPr>
           <w:rFonts w:ascii="Arial Narrow" w:hAnsi="Arial Narrow"/>
           <w:color w:val="000000"/>
         </w:rPr>
-        <w:t>s</w:t>
+        <w:t/>
       </w:r>
       <w:r>
         <w:rPr>
           <w:rFonts w:ascii="Arial Narrow" w:hAnsi="Arial Narrow"/>
           <w:color w:val="000000"/>
         </w:rPr>
-        <w:t xml:space="preserve"> de correo electrónico, efectú</w:t>
+        <w:t xml:space="preserve"/>
       </w:r>
       <w:r>
         <w:rPr>
           <w:rFonts w:ascii="Arial Narrow" w:hAnsi="Arial Narrow"/>
           <w:color w:val="000000"/>
         </w:rPr>
-        <w:t>en</w:t>
+        <w:t/>
       </w:r>
       <w:r>
         <w:rPr>
           <w:rFonts w:ascii="Arial Narrow" w:hAnsi="Arial Narrow"/>
           <w:color w:val="000000"/>
         </w:rPr>
-        <w:t xml:space="preserve"> la confirmación de recepción de la notificación remitida por este despacho a su</w:t>
+        <w:t xml:space="preserve"/>
       </w:r>
       <w:r>
         <w:rPr>
           <w:rFonts w:ascii="Arial Narrow" w:hAnsi="Arial Narrow"/>
           <w:color w:val="000000"/>
         </w:rPr>
-        <w:t>s</w:t>
+        <w:t/>
       </w:r>
       <w:r>
         <w:rPr>
           <w:rFonts w:ascii="Arial Narrow" w:hAnsi="Arial Narrow"/>
           <w:color w:val="000000"/>
         </w:rPr>
-        <w:t xml:space="preserve"> correo electrónico</w:t>
+        <w:t xml:space="preserve"/>
       </w:r>
       <w:r>
         <w:rPr>
           <w:rFonts w:ascii="Arial Narrow" w:hAnsi="Arial Narrow"/>
           <w:color w:val="000000"/>
         </w:rPr>
-        <w:t>s</w:t>
+        <w:t/>
       </w:r>
       <w:r>
         <w:rPr>
           <w:rFonts w:ascii="Arial Narrow" w:hAnsi="Arial Narrow"/>
           <w:color w:val="000000"/>
         </w:rPr>
-        <w:t>, de conformidad con el segundo párrafo del numeral 4 del artículo 20</w:t>
+        <w:t/>
       </w:r>
       <w:r>
         <w:rPr>
@@ -7555,14 +7555,14 @@
           <w:rFonts w:ascii="Arial Narrow" w:hAnsi="Arial Narrow"/>
           <w:color w:val="000000"/>
         </w:rPr>
-        <w:t xml:space="preserve"> del Texto Único Ordenado de la Ley del Procedimiento</w:t>
+        <w:t xml:space="preserve"/>
       </w:r>
       <w:r>
         <w:rPr>
           <w:rFonts w:ascii="Arial Narrow" w:hAnsi="Arial Narrow"/>
           <w:color w:val="000000"/>
         </w:rPr>
-        <w:t xml:space="preserve"> Administrativo General, aprobado mediante </w:t>
+        <w:t xml:space="preserve"/>
       </w:r>
       <w:r>
         <w:rPr>
@@ -7570,7 +7570,7 @@
           <w:color w:val="000000"/>
         </w:rPr>
         <w:lastRenderedPageBreak/>
-        <w:t>Decreto Supremo 006-2026-JUS, bajo apercibimiento de rehacer el acto de notificación y notificarle conforme al numeral 1 del artículo 20</w:t>
+        <w:t/>
       </w:r>
       <w:r>
         <w:rPr>
@@ -7587,7 +7587,7 @@
           <w:rFonts w:ascii="Arial Narrow" w:hAnsi="Arial Narrow"/>
           <w:color w:val="000000"/>
         </w:rPr>
-        <w:t xml:space="preserve"> del citado cuerpo normativo</w:t>
+        <w:t xml:space="preserve"/>
       </w:r>
       <w:r>
         <w:rPr>
@@ -7600,7 +7600,7 @@
         <w:rPr>
           <w:rFonts w:ascii="Arial Narrow" w:hAnsi="Arial Narrow" w:cs="Arial"/>
         </w:rPr>
-        <w:t>.</w:t>
+        <w:t/>
       </w:r>
     </w:p>
     <w:p>

--- a/plantillas_maestras/04_seguro_proteccion_tarjetas_y_dinero/negativa_cobertura/2_ddos_banco_y_aseguradora/varon/TPL_0718_2025_SEGURO_PROTECCION_TARJETAS_Y_DINERO_NEGATIVA_COBERTURA_BANCO_VARON_R1.docx
+++ b/plantillas_maestras/04_seguro_proteccion_tarjetas_y_dinero/negativa_cobertura/2_ddos_banco_y_aseguradora/varon/TPL_0718_2025_SEGURO_PROTECCION_TARJETAS_Y_DINERO_NEGATIVA_COBERTURA_BANCO_VARON_R1.docx
@@ -775,6 +775,7 @@
       </w:r>
       <w:r>
         <w:rPr>
+          <w:rStyle w:val="Refdenotaalpie"/>
           <w:rFonts w:ascii="Arial Narrow" w:eastAsia="Times New Roman" w:hAnsi="Arial Narrow" w:cs="Times New Roman"/>
           <w:color w:val="000000"/>
           <w:kern w:val="0"/>
@@ -3107,6 +3108,7 @@
       </w:r>
       <w:r>
         <w:rPr>
+          <w:rStyle w:val="Refdenotaalpie"/>
           <w:rFonts w:ascii="Arial Narrow" w:eastAsia="Arial Narrow" w:hAnsi="Arial Narrow" w:cs="Arial Narrow"/>
           <w:kern w:val="0"/>
           <w:vertAlign w:val="superscript"/>
@@ -3237,6 +3239,7 @@
       </w:r>
       <w:r>
         <w:rPr>
+          <w:rStyle w:val="Refdenotaalpie"/>
           <w:rFonts w:ascii="Arial Narrow" w:eastAsia="Arial Narrow" w:hAnsi="Arial Narrow" w:cs="Arial"/>
           <w:kern w:val="0"/>
           <w:vertAlign w:val="superscript"/>
@@ -3346,6 +3349,7 @@
       </w:r>
       <w:r>
         <w:rPr>
+          <w:rStyle w:val="Refdenotaalpie"/>
           <w:vertAlign w:val="superscript"/>
           <w:lang w:eastAsia="es-PE"/>
         </w:rPr>
@@ -3624,6 +3628,7 @@
       </w:r>
       <w:r>
         <w:rPr>
+          <w:rStyle w:val="Refdenotaalpie"/>
           <w:vertAlign w:val="superscript"/>
           <w:lang w:eastAsia="es-PE"/>
         </w:rPr>
@@ -3648,7 +3653,6 @@
         <w:rPr>
           <w:rFonts w:ascii="Arial Narrow" w:eastAsia="Arial Narrow" w:hAnsi="Arial Narrow" w:cs="Arial Narrow"/>
           <w:kern w:val="0"/>
-          <w:highlight w:val="cyan"/>
           <w14:ligatures w14:val="none"/>
         </w:rPr>
       </w:pPr>
@@ -4104,6 +4108,7 @@
       </w:r>
       <w:r>
         <w:rPr>
+          <w:rStyle w:val="Refdenotaalpie"/>
           <w:rFonts w:ascii="Arial Narrow" w:eastAsia="Arial Narrow" w:hAnsi="Arial Narrow" w:cs="Arial Narrow"/>
           <w:kern w:val="0"/>
           <w:vertAlign w:val="superscript"/>
@@ -6086,6 +6091,7 @@
       </w:r>
       <w:r>
         <w:rPr>
+          <w:rStyle w:val="Refdenotaalpie"/>
           <w:rFonts w:ascii="Arial Narrow" w:eastAsia="Calibri" w:hAnsi="Arial Narrow" w:cs="Arial"/>
           <w:kern w:val="0"/>
           <w:vertAlign w:val="superscript"/>
@@ -6130,6 +6136,7 @@
       </w:r>
       <w:r>
         <w:rPr>
+          <w:rStyle w:val="Refdenotaalpie"/>
           <w:rFonts w:ascii="Arial Narrow" w:eastAsia="Calibri" w:hAnsi="Arial Narrow" w:cs="Arial"/>
           <w:spacing w:val="-2"/>
           <w:kern w:val="0"/>
@@ -6874,6 +6881,7 @@
       </w:r>
       <w:r>
         <w:rPr>
+          <w:rStyle w:val="Refdenotaalpie"/>
           <w:rFonts w:ascii="Arial Narrow" w:eastAsia="Arial Narrow" w:hAnsi="Arial Narrow" w:cs="Times New Roman"/>
           <w:color w:val="000000"/>
           <w:kern w:val="0"/>
@@ -6966,6 +6974,7 @@
       </w:r>
       <w:r>
         <w:rPr>
+          <w:rStyle w:val="Refdenotaalpie"/>
           <w:rFonts w:ascii="Arial Narrow" w:eastAsia="Arial Narrow" w:hAnsi="Arial Narrow" w:cs="Times New Roman"/>
           <w:color w:val="000000"/>
           <w:kern w:val="0"/>
@@ -7019,6 +7028,7 @@
       </w:r>
       <w:r>
         <w:rPr>
+          <w:rStyle w:val="Refdenotaalpie"/>
           <w:rFonts w:ascii="Arial Narrow" w:eastAsia="Arial Narrow" w:hAnsi="Arial Narrow" w:cs="Times New Roman"/>
           <w:color w:val="000000"/>
           <w:kern w:val="0"/>
@@ -7212,6 +7222,7 @@
       </w:r>
       <w:r>
         <w:rPr>
+          <w:rStyle w:val="Refdenotaalpie"/>
           <w:rFonts w:ascii="Arial Narrow" w:eastAsia="Calibri" w:hAnsi="Arial Narrow" w:cs="Arial"/>
           <w:kern w:val="0"/>
           <w:vertAlign w:val="superscript"/>
@@ -7591,6 +7602,7 @@
       </w:r>
       <w:r>
         <w:rPr>
+          <w:rStyle w:val="Refdenotaalpie"/>
           <w:rFonts w:ascii="Arial Narrow" w:hAnsi="Arial Narrow"/>
           <w:vertAlign w:val="superscript"/>
         </w:rPr>
@@ -8001,14 +8013,14 @@
         <w:tab w:val="right" w:pos="8838"/>
       </w:tabs>
       <w:rPr>
-        <w:rFonts w:ascii="Arial" w:eastAsia="Arial" w:hAnsi="Arial" w:cs="Arial"/>
+        <w:rFonts w:ascii="Arial Narrow" w:eastAsia="Arial" w:hAnsi="Arial Narrow" w:cs="Arial"/>
         <w:sz w:val="16"/>
         <w:szCs w:val="16"/>
       </w:rPr>
     </w:pPr>
     <w:r>
       <w:rPr>
-        <w:rFonts w:ascii="Arial" w:eastAsia="Arial" w:hAnsi="Arial" w:cs="Arial"/>
+        <w:rFonts w:ascii="Arial Narrow" w:eastAsia="Arial" w:hAnsi="Arial Narrow" w:cs="Arial"/>
         <w:sz w:val="16"/>
         <w:szCs w:val="16"/>
       </w:rPr>
@@ -8063,6 +8075,7 @@
           <w:rFonts w:ascii="Arial Narrow" w:hAnsi="Arial Narrow" w:cs="Arial"/>
           <w:sz w:val="16"/>
           <w:szCs w:val="16"/>
+          <w:vertAlign w:val="superscript"/>
         </w:rPr>
         <w:footnoteRef/>
       </w:r>
@@ -8137,6 +8150,7 @@
           <w:rFonts w:ascii="Arial Narrow" w:hAnsi="Arial Narrow" w:cs="Arial"/>
           <w:sz w:val="16"/>
           <w:szCs w:val="16"/>
+          <w:vertAlign w:val="superscript"/>
         </w:rPr>
         <w:footnoteRef/>
       </w:r>
@@ -8408,6 +8422,7 @@
           <w:rFonts w:ascii="Arial Narrow" w:hAnsi="Arial Narrow"/>
           <w:sz w:val="16"/>
           <w:szCs w:val="16"/>
+          <w:vertAlign w:val="superscript"/>
         </w:rPr>
         <w:footnoteRef/>
       </w:r>
@@ -8591,6 +8606,7 @@
           <w:rFonts w:ascii="Arial Narrow" w:hAnsi="Arial Narrow"/>
           <w:sz w:val="16"/>
           <w:szCs w:val="16"/>
+          <w:vertAlign w:val="superscript"/>
         </w:rPr>
         <w:footnoteRef/>
       </w:r>
@@ -8896,6 +8912,7 @@
           <w:rFonts w:ascii="Arial Narrow" w:hAnsi="Arial Narrow"/>
           <w:sz w:val="16"/>
           <w:szCs w:val="16"/>
+          <w:vertAlign w:val="superscript"/>
         </w:rPr>
         <w:footnoteRef/>
       </w:r>
@@ -9094,6 +9111,7 @@
           <w:rFonts w:ascii="Arial Narrow" w:hAnsi="Arial Narrow" w:cs="Arial"/>
           <w:sz w:val="16"/>
           <w:szCs w:val="16"/>
+          <w:vertAlign w:val="superscript"/>
         </w:rPr>
         <w:footnoteRef/>
       </w:r>
@@ -9301,6 +9319,7 @@
           <w:rFonts w:ascii="Arial Narrow" w:hAnsi="Arial Narrow" w:cs="Arial"/>
           <w:sz w:val="16"/>
           <w:szCs w:val="16"/>
+          <w:vertAlign w:val="superscript"/>
         </w:rPr>
         <w:footnoteRef/>
       </w:r>
@@ -9389,6 +9408,7 @@
           <w:rFonts w:ascii="Arial Narrow" w:hAnsi="Arial Narrow" w:cs="Arial"/>
           <w:sz w:val="16"/>
           <w:szCs w:val="16"/>
+          <w:vertAlign w:val="superscript"/>
         </w:rPr>
         <w:footnoteRef/>
       </w:r>
@@ -9576,7 +9596,7 @@
       </w:pPr>
       <w:r>
         <w:rPr>
-          <w:rStyle w:val="TextonotapieCar"/>
+          <w:rStyle w:val="Refdenotaalpie"/>
           <w:rFonts w:ascii="Arial Narrow" w:hAnsi="Arial Narrow" w:cs="Arial"/>
           <w:sz w:val="16"/>
           <w:szCs w:val="16"/>
@@ -9792,6 +9812,7 @@
           <w:rFonts w:ascii="Arial Narrow" w:hAnsi="Arial Narrow" w:cs="Arial"/>
           <w:sz w:val="16"/>
           <w:szCs w:val="16"/>
+          <w:vertAlign w:val="superscript"/>
         </w:rPr>
         <w:footnoteRef/>
       </w:r>
@@ -10609,6 +10630,7 @@
           <w:rFonts w:ascii="Arial Narrow" w:hAnsi="Arial Narrow" w:cs="Arial"/>
           <w:sz w:val="16"/>
           <w:szCs w:val="16"/>
+          <w:vertAlign w:val="superscript"/>
         </w:rPr>
         <w:footnoteRef/>
       </w:r>
@@ -10829,6 +10851,7 @@
           <w:bCs/>
           <w:sz w:val="16"/>
           <w:szCs w:val="16"/>
+          <w:vertAlign w:val="superscript"/>
         </w:rPr>
         <w:footnoteRef/>
       </w:r>
@@ -10980,6 +11003,7 @@
           <w:rFonts w:ascii="Arial Narrow" w:hAnsi="Arial Narrow" w:cs="Arial"/>
           <w:sz w:val="16"/>
           <w:szCs w:val="16"/>
+          <w:vertAlign w:val="superscript"/>
         </w:rPr>
         <w:footnoteRef/>
       </w:r>
@@ -13218,6 +13242,17 @@
       <w:szCs w:val="20"/>
     </w:rPr>
   </w:style>
+  <w:style w:type="character" w:styleId="FootnoteReference">
+    <w:name w:val="footnote reference"/>
+    <w:basedOn w:val="Fuentedeprrafopredeter"/>
+    <w:uiPriority w:val="99"/>
+    <w:semiHidden/>
+    <w:unhideWhenUsed/>
+    <w:rPr>
+      <w:rFonts w:ascii="Arial Narrow" w:hAnsi="Arial Narrow"/>
+      <w:vertAlign w:val="superscript"/>
+    </w:rPr>
+  </w:style>
 </w:styles>
 </file>
 

--- a/plantillas_maestras/04_seguro_proteccion_tarjetas_y_dinero/negativa_cobertura/2_ddos_banco_y_aseguradora/varon/TPL_0718_2025_SEGURO_PROTECCION_TARJETAS_Y_DINERO_NEGATIVA_COBERTURA_BANCO_VARON_R1.docx
+++ b/plantillas_maestras/04_seguro_proteccion_tarjetas_y_dinero/negativa_cobertura/2_ddos_banco_y_aseguradora/varon/TPL_0718_2025_SEGURO_PROTECCION_TARJETAS_Y_DINERO_NEGATIVA_COBERTURA_BANCO_VARON_R1.docx
@@ -1,8 +1,8 @@
 
 <file path=word/document.xml><?xml version="1.0" encoding="utf-8"?>
-<w:document xmlns:wpc="http://schemas.microsoft.com/office/word/2010/wordprocessingCanvas" xmlns:cx="http://schemas.microsoft.com/office/drawing/2014/chartex" xmlns:cx1="http://schemas.microsoft.com/office/drawing/2015/9/8/chartex" xmlns:cx2="http://schemas.microsoft.com/office/drawing/2015/10/21/chartex" xmlns:cx3="http://schemas.microsoft.com/office/drawing/2016/5/9/chartex" xmlns:cx4="http://schemas.microsoft.com/office/drawing/2016/5/10/chartex" xmlns:cx5="http://schemas.microsoft.com/office/drawing/2016/5/11/chartex" xmlns:cx6="http://schemas.microsoft.com/office/drawing/2016/5/12/chartex" xmlns:cx7="http://schemas.microsoft.com/office/drawing/2016/5/13/chartex" xmlns:cx8="http://schemas.microsoft.com/office/drawing/2016/5/14/chartex" xmlns:mc="http://schemas.openxmlformats.org/markup-compatibility/2006" xmlns:aink="http://schemas.microsoft.com/office/drawing/2016/ink" xmlns:am3d="http://schemas.microsoft.com/office/drawing/2017/model3d" xmlns:o="urn:schemas-microsoft-com:office:office" xmlns:oel="http://schemas.microsoft.com/office/2019/extlst" xmlns:r="http://schemas.openxmlformats.org/officeDocument/2006/relationships" xmlns:m="http://schemas.openxmlformats.org/officeDocument/2006/math" xmlns:v="urn:schemas-microsoft-com:vml" xmlns:wp14="http://schemas.microsoft.com/office/word/2010/wordprocessingDrawing" xmlns:wp="http://schemas.openxmlformats.org/drawingml/2006/wordprocessingDrawing" xmlns:w10="urn:schemas-microsoft-com:office:word" xmlns:w="http://schemas.openxmlformats.org/wordprocessingml/2006/main" xmlns:w14="http://schemas.microsoft.com/office/word/2010/wordml" xmlns:w15="http://schemas.microsoft.com/office/word/2012/wordml" xmlns:w16cex="http://schemas.microsoft.com/office/word/2018/wordml/cex" xmlns:w16cid="http://schemas.microsoft.com/office/word/2016/wordml/cid" xmlns:w16="http://schemas.microsoft.com/office/word/2018/wordml" xmlns:w16du="http://schemas.microsoft.com/office/word/2023/wordml/word16du" xmlns:w16sdtdh="http://schemas.microsoft.com/office/word/2020/wordml/sdtdatahash" xmlns:w16sdtfl="http://schemas.microsoft.com/office/word/2024/wordml/sdtformatlock" xmlns:w16se="http://schemas.microsoft.com/office/word/2015/wordml/symex" xmlns:wpg="http://schemas.microsoft.com/office/word/2010/wordprocessingGroup" xmlns:wpi="http://schemas.microsoft.com/office/word/2010/wordprocessingInk" xmlns:wne="http://schemas.microsoft.com/office/word/2006/wordml" xmlns:wps="http://schemas.microsoft.com/office/word/2010/wordprocessingShape" mc:Ignorable="w14 w15 w16se w16cid w16 w16cex w16sdtdh w16sdtfl w16du wp14">
+<w:document xmlns:ns1="http://schemas.openxmlformats.org/markup-compatibility/2006" xmlns:ns2="http://schemas.microsoft.com/office/word/2010/wordml" xmlns:ns3="http://schemas.openxmlformats.org/officeDocument/2006/relationships" xmlns:w="http://schemas.openxmlformats.org/wordprocessingml/2006/main" ns1:Ignorable="w14 w15 w16se w16cid w16 w16cex w16sdtdh w16sdtfl w16du wp14">
   <w:body>
-    <w:p>
+    <w:p ns2:paraId="0A632482" ns2:textId="2529A2B9">
       <w:pPr>
         <w:tabs>
           <w:tab w:val="left" w:pos="1701"/>
@@ -14,7 +14,7 @@
           <w:color w:val="000000"/>
           <w:kern w:val="0"/>
           <w:lang w:eastAsia="es-PE"/>
-          <w14:ligatures w14:val="none"/>
+          <ns2:ligatures ns2:val="none"/>
         </w:rPr>
       </w:pPr>
       <w:bookmarkStart w:id="0" w:name="_Hlk80343540"/>
@@ -25,7 +25,7 @@
           <w:color w:val="000000"/>
           <w:kern w:val="0"/>
           <w:lang w:eastAsia="es-PE"/>
-          <w14:ligatures w14:val="none"/>
+          <ns2:ligatures ns2:val="none"/>
         </w:rPr>
         <w:t xml:space="preserve">EXPEDIENTE </w:t>
       </w:r>
@@ -36,7 +36,7 @@
           <w:color w:val="000000"/>
           <w:kern w:val="0"/>
           <w:lang w:eastAsia="es-PE"/>
-          <w14:ligatures w14:val="none"/>
+          <ns2:ligatures ns2:val="none"/>
         </w:rPr>
         <w:tab/>
         <w:t>:</w:t>
@@ -48,7 +48,7 @@
           <w:color w:val="000000"/>
           <w:kern w:val="0"/>
           <w:lang w:eastAsia="es-PE"/>
-          <w14:ligatures w14:val="none"/>
+          <ns2:ligatures ns2:val="none"/>
         </w:rPr>
         <w:tab/>
       </w:r>
@@ -61,12 +61,12 @@
           <w:kern w:val="0"/>
           <w:shd w:val="clear" w:color="auto" w:fill="FFFFFF"/>
           <w:lang w:eastAsia="es-PE"/>
-          <w14:ligatures w14:val="none"/>
+          <ns2:ligatures ns2:val="none"/>
         </w:rPr>
         <w:t>0718-2025/CC1</w:t>
       </w:r>
     </w:p>
-    <w:p>
+    <w:p ns2:paraId="187C3631" ns2:textId="2F0B15E5">
       <w:pPr>
         <w:tabs>
           <w:tab w:val="left" w:pos="1701"/>
@@ -81,17 +81,17 @@
           <w:color w:val="000000"/>
           <w:kern w:val="0"/>
           <w:lang w:eastAsia="es-PE"/>
-          <w14:ligatures w14:val="none"/>
-        </w:rPr>
-      </w:pPr>
-      <w:r>
-        <w:rPr>
-          <w:rFonts w:ascii="Arial Narrow" w:eastAsia="Arial Narrow" w:hAnsi="Arial Narrow" w:cs="Arial Narrow"/>
-          <w:b/>
-          <w:color w:val="000000"/>
-          <w:kern w:val="0"/>
-          <w:lang w:eastAsia="es-PE"/>
-          <w14:ligatures w14:val="none"/>
+          <ns2:ligatures ns2:val="none"/>
+        </w:rPr>
+      </w:pPr>
+      <w:r>
+        <w:rPr>
+          <w:rFonts w:ascii="Arial Narrow" w:eastAsia="Arial Narrow" w:hAnsi="Arial Narrow" w:cs="Arial Narrow"/>
+          <w:b/>
+          <w:color w:val="000000"/>
+          <w:kern w:val="0"/>
+          <w:lang w:eastAsia="es-PE"/>
+          <ns2:ligatures ns2:val="none"/>
         </w:rPr>
         <w:t xml:space="preserve">DENUNCIANTE:[DENUNCIANTE] (SEÑOR [APELLIDO])</w:t>
       </w:r>
@@ -102,7 +102,7 @@
           <w:color w:val="000000"/>
           <w:kern w:val="0"/>
           <w:lang w:eastAsia="es-PE"/>
-          <w14:ligatures w14:val="none"/>
+          <ns2:ligatures ns2:val="none"/>
         </w:rPr>
         <w:tab/>
         <w:t/>
@@ -114,7 +114,7 @@
           <w:color w:val="000000"/>
           <w:kern w:val="0"/>
           <w:lang w:eastAsia="es-PE"/>
-          <w14:ligatures w14:val="none"/>
+          <ns2:ligatures ns2:val="none"/>
         </w:rPr>
         <w:tab/>
       </w:r>
@@ -125,7 +125,7 @@
           <w:color w:val="000000"/>
           <w:kern w:val="0"/>
           <w:lang w:eastAsia="es-PE"/>
-          <w14:ligatures w14:val="none"/>
+          <ns2:ligatures ns2:val="none"/>
         </w:rPr>
         <w:t xml:space="preserve"/>
       </w:r>
@@ -136,7 +136,7 @@
           <w:color w:val="000000"/>
           <w:kern w:val="0"/>
           <w:lang w:eastAsia="es-PE"/>
-          <w14:ligatures w14:val="none"/>
+          <ns2:ligatures ns2:val="none"/>
         </w:rPr>
         <w:t xml:space="preserve"/>
       </w:r>
@@ -147,7 +147,7 @@
           <w:color w:val="000000"/>
           <w:kern w:val="0"/>
           <w:lang w:eastAsia="es-PE"/>
-          <w14:ligatures w14:val="none"/>
+          <ns2:ligatures ns2:val="none"/>
         </w:rPr>
         <w:t/>
       </w:r>
@@ -158,12 +158,12 @@
           <w:color w:val="000000"/>
           <w:kern w:val="0"/>
           <w:lang w:eastAsia="es-PE"/>
-          <w14:ligatures w14:val="none"/>
+          <ns2:ligatures ns2:val="none"/>
         </w:rPr>
         <w:t/>
       </w:r>
     </w:p>
-    <w:p>
+    <w:p ns2:paraId="7037BAA8" ns2:textId="446A7EBB">
       <w:pPr>
         <w:tabs>
           <w:tab w:val="left" w:pos="1701"/>
@@ -178,17 +178,17 @@
           <w:color w:val="000000"/>
           <w:kern w:val="0"/>
           <w:lang w:eastAsia="es-PE"/>
-          <w14:ligatures w14:val="none"/>
-        </w:rPr>
-      </w:pPr>
-      <w:r>
-        <w:rPr>
-          <w:rFonts w:ascii="Arial Narrow" w:eastAsia="Arial Narrow" w:hAnsi="Arial Narrow" w:cs="Arial Narrow"/>
-          <w:b/>
-          <w:color w:val="000000"/>
-          <w:kern w:val="0"/>
-          <w:lang w:eastAsia="es-PE"/>
-          <w14:ligatures w14:val="none"/>
+          <ns2:ligatures ns2:val="none"/>
+        </w:rPr>
+      </w:pPr>
+      <w:r>
+        <w:rPr>
+          <w:rFonts w:ascii="Arial Narrow" w:eastAsia="Arial Narrow" w:hAnsi="Arial Narrow" w:cs="Arial Narrow"/>
+          <w:b/>
+          <w:color w:val="000000"/>
+          <w:kern w:val="0"/>
+          <w:lang w:eastAsia="es-PE"/>
+          <ns2:ligatures ns2:val="none"/>
         </w:rPr>
         <w:t>DENUNCIADO</w:t>
       </w:r>
@@ -199,7 +199,7 @@
           <w:color w:val="000000"/>
           <w:kern w:val="0"/>
           <w:lang w:eastAsia="es-PE"/>
-          <w14:ligatures w14:val="none"/>
+          <ns2:ligatures ns2:val="none"/>
         </w:rPr>
         <w:tab/>
         <w:t>:</w:t>
@@ -211,7 +211,7 @@
           <w:color w:val="000000"/>
           <w:kern w:val="0"/>
           <w:lang w:eastAsia="es-PE"/>
-          <w14:ligatures w14:val="none"/>
+          <ns2:ligatures ns2:val="none"/>
         </w:rPr>
         <w:tab/>
       </w:r>
@@ -222,7 +222,7 @@
           <w:color w:val="000000"/>
           <w:kern w:val="0"/>
           <w:lang w:eastAsia="es-PE"/>
-          <w14:ligatures w14:val="none"/>
+          <ns2:ligatures ns2:val="none"/>
         </w:rPr>
         <w:t xml:space="preserve">MIBANCO - BANCO DE LA MICROEMPRESA S.A. </w:t>
       </w:r>
@@ -233,7 +233,7 @@
           <w:color w:val="000000"/>
           <w:kern w:val="0"/>
           <w:lang w:eastAsia="es-PE"/>
-          <w14:ligatures w14:val="none"/>
+          <ns2:ligatures ns2:val="none"/>
         </w:rPr>
         <w:t>(</w:t>
       </w:r>
@@ -244,7 +244,7 @@
           <w:color w:val="000000"/>
           <w:kern w:val="0"/>
           <w:lang w:eastAsia="es-PE"/>
-          <w14:ligatures w14:val="none"/>
+          <ns2:ligatures ns2:val="none"/>
         </w:rPr>
         <w:t>BANCO</w:t>
       </w:r>
@@ -255,12 +255,12 @@
           <w:color w:val="000000"/>
           <w:kern w:val="0"/>
           <w:lang w:eastAsia="es-PE"/>
-          <w14:ligatures w14:val="none"/>
+          <ns2:ligatures ns2:val="none"/>
         </w:rPr>
         <w:t>)</w:t>
       </w:r>
     </w:p>
-    <w:p>
+    <w:p ns2:paraId="2122B75E" ns2:textId="35021D93">
       <w:pPr>
         <w:tabs>
           <w:tab w:val="left" w:pos="1701"/>
@@ -275,17 +275,17 @@
           <w:color w:val="000000"/>
           <w:kern w:val="0"/>
           <w:lang w:eastAsia="es-PE"/>
-          <w14:ligatures w14:val="none"/>
-        </w:rPr>
-      </w:pPr>
-      <w:r>
-        <w:rPr>
-          <w:rFonts w:ascii="Arial Narrow" w:eastAsia="Arial Narrow" w:hAnsi="Arial Narrow" w:cs="Arial Narrow"/>
-          <w:b/>
-          <w:color w:val="000000"/>
-          <w:kern w:val="0"/>
-          <w:lang w:eastAsia="es-PE"/>
-          <w14:ligatures w14:val="none"/>
+          <ns2:ligatures ns2:val="none"/>
+        </w:rPr>
+      </w:pPr>
+      <w:r>
+        <w:rPr>
+          <w:rFonts w:ascii="Arial Narrow" w:eastAsia="Arial Narrow" w:hAnsi="Arial Narrow" w:cs="Arial Narrow"/>
+          <w:b/>
+          <w:color w:val="000000"/>
+          <w:kern w:val="0"/>
+          <w:lang w:eastAsia="es-PE"/>
+          <ns2:ligatures ns2:val="none"/>
         </w:rPr>
         <w:tab/>
       </w:r>
@@ -296,7 +296,7 @@
           <w:color w:val="000000"/>
           <w:kern w:val="0"/>
           <w:lang w:eastAsia="es-PE"/>
-          <w14:ligatures w14:val="none"/>
+          <ns2:ligatures ns2:val="none"/>
         </w:rPr>
         <w:tab/>
       </w:r>
@@ -307,7 +307,7 @@
           <w:color w:val="000000"/>
           <w:kern w:val="0"/>
           <w:lang w:eastAsia="es-PE"/>
-          <w14:ligatures w14:val="none"/>
+          <ns2:ligatures ns2:val="none"/>
         </w:rPr>
         <w:t xml:space="preserve">PACÍFICO COMPAÑÍA DE SEGUROS Y REASEGUROS </w:t>
       </w:r>
@@ -318,7 +318,7 @@
           <w:color w:val="000000"/>
           <w:kern w:val="0"/>
           <w:lang w:eastAsia="es-PE"/>
-          <w14:ligatures w14:val="none"/>
+          <ns2:ligatures ns2:val="none"/>
         </w:rPr>
         <w:t xml:space="preserve">S.A. </w:t>
       </w:r>
@@ -329,7 +329,7 @@
           <w:color w:val="000000"/>
           <w:kern w:val="0"/>
           <w:lang w:eastAsia="es-PE"/>
-          <w14:ligatures w14:val="none"/>
+          <ns2:ligatures ns2:val="none"/>
         </w:rPr>
         <w:t>(</w:t>
       </w:r>
@@ -341,7 +341,7 @@
           <w:color w:val="000000"/>
           <w:kern w:val="0"/>
           <w:lang w:eastAsia="es-PE"/>
-          <w14:ligatures w14:val="none"/>
+          <ns2:ligatures ns2:val="none"/>
         </w:rPr>
         <w:t>PACÍFICO</w:t>
       </w:r>
@@ -353,12 +353,12 @@
           <w:color w:val="000000"/>
           <w:kern w:val="0"/>
           <w:lang w:eastAsia="es-PE"/>
-          <w14:ligatures w14:val="none"/>
+          <ns2:ligatures ns2:val="none"/>
         </w:rPr>
         <w:t>)</w:t>
       </w:r>
     </w:p>
-    <w:p>
+    <w:p ns2:paraId="2500BC77" ns2:textId="77777777">
       <w:pPr>
         <w:tabs>
           <w:tab w:val="left" w:pos="1701"/>
@@ -373,17 +373,17 @@
           <w:color w:val="000000"/>
           <w:kern w:val="0"/>
           <w:lang w:eastAsia="es-PE"/>
-          <w14:ligatures w14:val="none"/>
-        </w:rPr>
-      </w:pPr>
-      <w:r>
-        <w:rPr>
-          <w:rFonts w:ascii="Arial Narrow" w:eastAsia="Arial Narrow" w:hAnsi="Arial Narrow" w:cs="Arial Narrow"/>
-          <w:b/>
-          <w:color w:val="000000"/>
-          <w:kern w:val="0"/>
-          <w:lang w:eastAsia="es-PE"/>
-          <w14:ligatures w14:val="none"/>
+          <ns2:ligatures ns2:val="none"/>
+        </w:rPr>
+      </w:pPr>
+      <w:r>
+        <w:rPr>
+          <w:rFonts w:ascii="Arial Narrow" w:eastAsia="Arial Narrow" w:hAnsi="Arial Narrow" w:cs="Arial Narrow"/>
+          <w:b/>
+          <w:color w:val="000000"/>
+          <w:kern w:val="0"/>
+          <w:lang w:eastAsia="es-PE"/>
+          <ns2:ligatures ns2:val="none"/>
         </w:rPr>
         <w:t>MATERIAS</w:t>
       </w:r>
@@ -394,7 +394,7 @@
           <w:color w:val="000000"/>
           <w:kern w:val="0"/>
           <w:lang w:eastAsia="es-PE"/>
-          <w14:ligatures w14:val="none"/>
+          <ns2:ligatures ns2:val="none"/>
         </w:rPr>
         <w:tab/>
         <w:t xml:space="preserve">: </w:t>
@@ -406,13 +406,13 @@
           <w:color w:val="000000"/>
           <w:kern w:val="0"/>
           <w:lang w:eastAsia="es-PE"/>
-          <w14:ligatures w14:val="none"/>
+          <ns2:ligatures ns2:val="none"/>
         </w:rPr>
         <w:tab/>
         <w:t>ADMISIÓN A TRÁMITE</w:t>
       </w:r>
     </w:p>
-    <w:p>
+    <w:p ns2:paraId="284AD768" ns2:textId="7828DE75">
       <w:pPr>
         <w:tabs>
           <w:tab w:val="left" w:pos="1701"/>
@@ -427,17 +427,17 @@
           <w:color w:val="000000"/>
           <w:kern w:val="0"/>
           <w:lang w:eastAsia="es-PE"/>
-          <w14:ligatures w14:val="none"/>
-        </w:rPr>
-      </w:pPr>
-      <w:r>
-        <w:rPr>
-          <w:rFonts w:ascii="Arial Narrow" w:eastAsia="Arial Narrow" w:hAnsi="Arial Narrow" w:cs="Arial Narrow"/>
-          <w:b/>
-          <w:color w:val="000000"/>
-          <w:kern w:val="0"/>
-          <w:lang w:eastAsia="es-PE"/>
-          <w14:ligatures w14:val="none"/>
+          <ns2:ligatures ns2:val="none"/>
+        </w:rPr>
+      </w:pPr>
+      <w:r>
+        <w:rPr>
+          <w:rFonts w:ascii="Arial Narrow" w:eastAsia="Arial Narrow" w:hAnsi="Arial Narrow" w:cs="Arial Narrow"/>
+          <w:b/>
+          <w:color w:val="000000"/>
+          <w:kern w:val="0"/>
+          <w:lang w:eastAsia="es-PE"/>
+          <ns2:ligatures ns2:val="none"/>
         </w:rPr>
         <w:t>REQUERIMIENTO DE INFORMACIÓN</w:t>
       </w:r>
@@ -448,12 +448,12 @@
           <w:color w:val="000000"/>
           <w:kern w:val="0"/>
           <w:lang w:eastAsia="es-PE"/>
-          <w14:ligatures w14:val="none"/>
+          <ns2:ligatures ns2:val="none"/>
         </w:rPr>
         <w:t xml:space="preserve"> </w:t>
       </w:r>
     </w:p>
-    <w:p>
+    <w:p ns2:paraId="5A3670C5" ns2:textId="3BA80E2A">
       <w:pPr>
         <w:tabs>
           <w:tab w:val="left" w:pos="1701"/>
@@ -467,17 +467,17 @@
           <w:color w:val="000000"/>
           <w:kern w:val="0"/>
           <w:lang w:eastAsia="es-PE"/>
-          <w14:ligatures w14:val="none"/>
-        </w:rPr>
-      </w:pPr>
-      <w:r>
-        <w:rPr>
-          <w:rFonts w:ascii="Arial Narrow" w:eastAsia="Arial Narrow" w:hAnsi="Arial Narrow" w:cs="Arial Narrow"/>
-          <w:b/>
-          <w:color w:val="000000"/>
-          <w:kern w:val="0"/>
-          <w:lang w:eastAsia="es-PE"/>
-          <w14:ligatures w14:val="none"/>
+          <ns2:ligatures ns2:val="none"/>
+        </w:rPr>
+      </w:pPr>
+      <w:r>
+        <w:rPr>
+          <w:rFonts w:ascii="Arial Narrow" w:eastAsia="Arial Narrow" w:hAnsi="Arial Narrow" w:cs="Arial Narrow"/>
+          <w:b/>
+          <w:color w:val="000000"/>
+          <w:kern w:val="0"/>
+          <w:lang w:eastAsia="es-PE"/>
+          <ns2:ligatures ns2:val="none"/>
         </w:rPr>
         <w:t xml:space="preserve">RESOLUCIÓN </w:t>
       </w:r>
@@ -488,7 +488,7 @@
           <w:color w:val="000000"/>
           <w:kern w:val="0"/>
           <w:lang w:eastAsia="es-PE"/>
-          <w14:ligatures w14:val="none"/>
+          <ns2:ligatures ns2:val="none"/>
         </w:rPr>
         <w:tab/>
         <w:t>:</w:t>
@@ -500,7 +500,7 @@
           <w:color w:val="000000"/>
           <w:kern w:val="0"/>
           <w:lang w:eastAsia="es-PE"/>
-          <w14:ligatures w14:val="none"/>
+          <ns2:ligatures ns2:val="none"/>
         </w:rPr>
         <w:tab/>
       </w:r>
@@ -511,12 +511,12 @@
           <w:color w:val="000000"/>
           <w:kern w:val="0"/>
           <w:lang w:eastAsia="es-PE"/>
-          <w14:ligatures w14:val="none"/>
+          <ns2:ligatures ns2:val="none"/>
         </w:rPr>
         <w:t>1</w:t>
       </w:r>
     </w:p>
-    <w:p>
+    <w:p ns2:paraId="7591140C" ns2:textId="77777777">
       <w:pPr>
         <w:tabs>
           <w:tab w:val="left" w:pos="1014"/>
@@ -529,11 +529,11 @@
           <w:kern w:val="0"/>
           <w:shd w:val="clear" w:color="auto" w:fill="FFFFFF"/>
           <w:lang w:eastAsia="es-PE"/>
-          <w14:ligatures w14:val="none"/>
-        </w:rPr>
-      </w:pPr>
-    </w:p>
-    <w:p>
+          <ns2:ligatures ns2:val="none"/>
+        </w:rPr>
+      </w:pPr>
+    </w:p>
+    <w:p ns2:paraId="59BB126F" ns2:textId="684D381E">
       <w:pPr>
         <w:tabs>
           <w:tab w:val="left" w:pos="1014"/>
@@ -546,7 +546,7 @@
           <w:kern w:val="0"/>
           <w:shd w:val="clear" w:color="auto" w:fill="FFFFFF"/>
           <w:lang w:eastAsia="es-PE"/>
-          <w14:ligatures w14:val="none"/>
+          <ns2:ligatures ns2:val="none"/>
         </w:rPr>
       </w:pPr>
       <w:r>
@@ -556,7 +556,7 @@
           <w:kern w:val="0"/>
           <w:shd w:val="clear" w:color="auto" w:fill="FFFFFF"/>
           <w:lang w:eastAsia="es-PE"/>
-          <w14:ligatures w14:val="none"/>
+          <ns2:ligatures ns2:val="none"/>
         </w:rPr>
         <w:t xml:space="preserve">Lima, </w:t>
       </w:r>
@@ -567,7 +567,7 @@
           <w:kern w:val="0"/>
           <w:shd w:val="clear" w:color="auto" w:fill="FFFFFF"/>
           <w:lang w:eastAsia="es-PE"/>
-          <w14:ligatures w14:val="none"/>
+          <ns2:ligatures ns2:val="none"/>
         </w:rPr>
         <w:t>30</w:t>
       </w:r>
@@ -578,7 +578,7 @@
           <w:kern w:val="0"/>
           <w:shd w:val="clear" w:color="auto" w:fill="FFFFFF"/>
           <w:lang w:eastAsia="es-PE"/>
-          <w14:ligatures w14:val="none"/>
+          <ns2:ligatures ns2:val="none"/>
         </w:rPr>
         <w:t xml:space="preserve"> de </w:t>
       </w:r>
@@ -589,7 +589,7 @@
           <w:kern w:val="0"/>
           <w:shd w:val="clear" w:color="auto" w:fill="FFFFFF"/>
           <w:lang w:eastAsia="es-PE"/>
-          <w14:ligatures w14:val="none"/>
+          <ns2:ligatures ns2:val="none"/>
         </w:rPr>
         <w:t>mayo</w:t>
       </w:r>
@@ -600,7 +600,7 @@
           <w:kern w:val="0"/>
           <w:shd w:val="clear" w:color="auto" w:fill="FFFFFF"/>
           <w:lang w:eastAsia="es-PE"/>
-          <w14:ligatures w14:val="none"/>
+          <ns2:ligatures ns2:val="none"/>
         </w:rPr>
         <w:t xml:space="preserve"> de 202</w:t>
       </w:r>
@@ -611,12 +611,12 @@
           <w:kern w:val="0"/>
           <w:shd w:val="clear" w:color="auto" w:fill="FFFFFF"/>
           <w:lang w:eastAsia="es-PE"/>
-          <w14:ligatures w14:val="none"/>
+          <ns2:ligatures ns2:val="none"/>
         </w:rPr>
         <w:t>5</w:t>
       </w:r>
     </w:p>
-    <w:p>
+    <w:p ns2:paraId="78BF12C0" ns2:textId="77777777">
       <w:pPr>
         <w:tabs>
           <w:tab w:val="left" w:pos="1014"/>
@@ -628,11 +628,11 @@
           <w:color w:val="000000"/>
           <w:kern w:val="0"/>
           <w:lang w:eastAsia="es-PE"/>
-          <w14:ligatures w14:val="none"/>
-        </w:rPr>
-      </w:pPr>
-    </w:p>
-    <w:p>
+          <ns2:ligatures ns2:val="none"/>
+        </w:rPr>
+      </w:pPr>
+    </w:p>
+    <w:p ns2:paraId="553F3534" ns2:textId="77777777">
       <w:pPr>
         <w:numPr>
           <w:ilvl w:val="0"/>
@@ -646,22 +646,22 @@
           <w:color w:val="000000"/>
           <w:kern w:val="0"/>
           <w:lang w:eastAsia="es-PE"/>
-          <w14:ligatures w14:val="none"/>
-        </w:rPr>
-      </w:pPr>
-      <w:r>
-        <w:rPr>
-          <w:rFonts w:ascii="Arial Narrow" w:eastAsia="Arial Narrow" w:hAnsi="Arial Narrow" w:cs="Arial Narrow"/>
-          <w:b/>
-          <w:color w:val="000000"/>
-          <w:kern w:val="0"/>
-          <w:lang w:eastAsia="es-PE"/>
-          <w14:ligatures w14:val="none"/>
+          <ns2:ligatures ns2:val="none"/>
+        </w:rPr>
+      </w:pPr>
+      <w:r>
+        <w:rPr>
+          <w:rFonts w:ascii="Arial Narrow" w:eastAsia="Arial Narrow" w:hAnsi="Arial Narrow" w:cs="Arial Narrow"/>
+          <w:b/>
+          <w:color w:val="000000"/>
+          <w:kern w:val="0"/>
+          <w:lang w:eastAsia="es-PE"/>
+          <ns2:ligatures ns2:val="none"/>
         </w:rPr>
         <w:t xml:space="preserve">HECHOS </w:t>
       </w:r>
     </w:p>
-    <w:p>
+    <w:p ns2:paraId="74E8E3A1" ns2:textId="77777777">
       <w:pPr>
         <w:spacing w:after="0" w:line="240" w:lineRule="auto"/>
         <w:jc w:val="both"/>
@@ -670,11 +670,11 @@
           <w:color w:val="000000"/>
           <w:kern w:val="0"/>
           <w:lang w:eastAsia="es-PE"/>
-          <w14:ligatures w14:val="none"/>
-        </w:rPr>
-      </w:pPr>
-    </w:p>
-    <w:p>
+          <ns2:ligatures ns2:val="none"/>
+        </w:rPr>
+      </w:pPr>
+    </w:p>
+    <w:p ns2:paraId="25718C3B" ns2:textId="2CEEC2D3">
       <w:pPr>
         <w:numPr>
           <w:ilvl w:val="1"/>
@@ -688,16 +688,16 @@
           <w:color w:val="000000"/>
           <w:kern w:val="0"/>
           <w:lang w:val="es-ES" w:eastAsia="es-ES"/>
-          <w14:ligatures w14:val="none"/>
-        </w:rPr>
-      </w:pPr>
-      <w:r>
-        <w:rPr>
-          <w:rFonts w:ascii="Arial Narrow" w:eastAsia="Times New Roman" w:hAnsi="Arial Narrow" w:cs="Arial"/>
-          <w:color w:val="000000"/>
-          <w:kern w:val="0"/>
-          <w:lang w:val="es-ES" w:eastAsia="es-ES"/>
-          <w14:ligatures w14:val="none"/>
+          <ns2:ligatures ns2:val="none"/>
+        </w:rPr>
+      </w:pPr>
+      <w:r>
+        <w:rPr>
+          <w:rFonts w:ascii="Arial Narrow" w:eastAsia="Times New Roman" w:hAnsi="Arial Narrow" w:cs="Arial"/>
+          <w:color w:val="000000"/>
+          <w:kern w:val="0"/>
+          <w:lang w:val="es-ES" w:eastAsia="es-ES"/>
+          <ns2:ligatures ns2:val="none"/>
         </w:rPr>
         <w:t xml:space="preserve">Mediante el escrito del 21 de marzo de 2025 el señor [APELLIDO] denunció al Banco y a Pacífico por presuntas infracciones a la Ley 29571, Código de Protección y Defensa del Consumidor (en adelante, Código), señalando lo siguiente:</w:t>
       </w:r>
@@ -707,7 +707,7 @@
           <w:color w:val="000000"/>
           <w:kern w:val="0"/>
           <w:lang w:val="es-ES" w:eastAsia="es-ES"/>
-          <w14:ligatures w14:val="none"/>
+          <ns2:ligatures ns2:val="none"/>
         </w:rPr>
         <w:t xml:space="preserve"/>
       </w:r>
@@ -715,7 +715,7 @@
         <w:rPr>
           <w:rFonts w:ascii="Arial Narrow" w:eastAsia="Calibri" w:hAnsi="Arial Narrow" w:cs="Arial"/>
           <w:kern w:val="0"/>
-          <w14:ligatures w14:val="none"/>
+          <ns2:ligatures ns2:val="none"/>
         </w:rPr>
         <w:t/>
       </w:r>
@@ -723,7 +723,7 @@
         <w:rPr>
           <w:rFonts w:ascii="Arial Narrow" w:eastAsia="Calibri" w:hAnsi="Arial Narrow" w:cs="Arial"/>
           <w:kern w:val="0"/>
-          <w14:ligatures w14:val="none"/>
+          <ns2:ligatures ns2:val="none"/>
         </w:rPr>
         <w:t xml:space="preserve"/>
       </w:r>
@@ -731,7 +731,7 @@
         <w:rPr>
           <w:rFonts w:ascii="Arial Narrow" w:eastAsia="Calibri" w:hAnsi="Arial Narrow" w:cs="Arial"/>
           <w:kern w:val="0"/>
-          <w14:ligatures w14:val="none"/>
+          <ns2:ligatures ns2:val="none"/>
         </w:rPr>
         <w:t xml:space="preserve"/>
       </w:r>
@@ -739,7 +739,7 @@
         <w:rPr>
           <w:rFonts w:ascii="Arial Narrow" w:eastAsia="Calibri" w:hAnsi="Arial Narrow" w:cs="Arial"/>
           <w:kern w:val="0"/>
-          <w14:ligatures w14:val="none"/>
+          <ns2:ligatures ns2:val="none"/>
         </w:rPr>
         <w:t/>
       </w:r>
@@ -749,7 +749,7 @@
           <w:color w:val="000000"/>
           <w:kern w:val="0"/>
           <w:lang w:val="es-ES" w:eastAsia="es-ES"/>
-          <w14:ligatures w14:val="none"/>
+          <ns2:ligatures ns2:val="none"/>
         </w:rPr>
         <w:t/>
       </w:r>
@@ -759,7 +759,7 @@
           <w:color w:val="000000"/>
           <w:kern w:val="0"/>
           <w:lang w:val="es-ES" w:eastAsia="es-ES"/>
-          <w14:ligatures w14:val="none"/>
+          <ns2:ligatures ns2:val="none"/>
         </w:rPr>
         <w:t xml:space="preserve"/>
       </w:r>
@@ -769,7 +769,7 @@
           <w:color w:val="000000"/>
           <w:kern w:val="0"/>
           <w:lang w:val="es-ES" w:eastAsia="es-ES"/>
-          <w14:ligatures w14:val="none"/>
+          <ns2:ligatures ns2:val="none"/>
         </w:rPr>
         <w:t/>
       </w:r>
@@ -781,7 +781,7 @@
           <w:kern w:val="0"/>
           <w:vertAlign w:val="superscript"/>
           <w:lang w:val="es-ES" w:eastAsia="es-ES"/>
-          <w14:ligatures w14:val="none"/>
+          <ns2:ligatures ns2:val="none"/>
         </w:rPr>
         <w:footnoteReference w:id="1"/>
       </w:r>
@@ -791,7 +791,7 @@
           <w:color w:val="000000"/>
           <w:kern w:val="0"/>
           <w:lang w:val="es-ES" w:eastAsia="es-ES"/>
-          <w14:ligatures w14:val="none"/>
+          <ns2:ligatures ns2:val="none"/>
         </w:rPr>
         <w:t xml:space="preserve"/>
       </w:r>
@@ -802,12 +802,12 @@
           <w:color w:val="000000"/>
           <w:kern w:val="0"/>
           <w:lang w:val="es-ES" w:eastAsia="es-ES"/>
-          <w14:ligatures w14:val="none"/>
+          <ns2:ligatures ns2:val="none"/>
         </w:rPr>
         <w:t/>
       </w:r>
     </w:p>
-    <w:p>
+    <w:p ns2:paraId="101D66EA" ns2:textId="77777777">
       <w:pPr>
         <w:tabs>
           <w:tab w:val="left" w:pos="1134"/>
@@ -819,11 +819,11 @@
           <w:color w:val="000000"/>
           <w:kern w:val="0"/>
           <w:lang w:val="es-ES" w:eastAsia="es-ES"/>
-          <w14:ligatures w14:val="none"/>
-        </w:rPr>
-      </w:pPr>
-    </w:p>
-    <w:p>
+          <ns2:ligatures ns2:val="none"/>
+        </w:rPr>
+      </w:pPr>
+    </w:p>
+    <w:p ns2:paraId="4C7A658E" ns2:textId="6A9F3617">
       <w:pPr>
         <w:pStyle w:val="Prrafodelista"/>
         <w:numPr>
@@ -842,16 +842,16 @@
           <w:color w:val="000000"/>
           <w:kern w:val="0"/>
           <w:lang w:eastAsia="es-ES"/>
-          <w14:ligatures w14:val="none"/>
-        </w:rPr>
-      </w:pPr>
-      <w:r>
-        <w:rPr>
-          <w:rFonts w:ascii="Arial Narrow" w:eastAsia="Times New Roman" w:hAnsi="Arial Narrow" w:cs="Arial"/>
-          <w:color w:val="000000"/>
-          <w:kern w:val="0"/>
-          <w:lang w:eastAsia="es-ES"/>
-          <w14:ligatures w14:val="none"/>
+          <ns2:ligatures ns2:val="none"/>
+        </w:rPr>
+      </w:pPr>
+      <w:r>
+        <w:rPr>
+          <w:rFonts w:ascii="Arial Narrow" w:eastAsia="Times New Roman" w:hAnsi="Arial Narrow" w:cs="Arial"/>
+          <w:color w:val="000000"/>
+          <w:kern w:val="0"/>
+          <w:lang w:eastAsia="es-ES"/>
+          <ns2:ligatures ns2:val="none"/>
         </w:rPr>
         <w:t xml:space="preserve">El </w:t>
       </w:r>
@@ -861,7 +861,7 @@
           <w:color w:val="000000"/>
           <w:kern w:val="0"/>
           <w:lang w:eastAsia="es-ES"/>
-          <w14:ligatures w14:val="none"/>
+          <ns2:ligatures ns2:val="none"/>
         </w:rPr>
         <w:t xml:space="preserve">22 de marzo de 2023, acudió a la </w:t>
       </w:r>
@@ -871,7 +871,7 @@
           <w:color w:val="000000"/>
           <w:kern w:val="0"/>
           <w:lang w:eastAsia="es-ES"/>
-          <w14:ligatures w14:val="none"/>
+          <ns2:ligatures ns2:val="none"/>
         </w:rPr>
         <w:t>a</w:t>
       </w:r>
@@ -881,7 +881,7 @@
           <w:color w:val="000000"/>
           <w:kern w:val="0"/>
           <w:lang w:eastAsia="es-ES"/>
-          <w14:ligatures w14:val="none"/>
+          <ns2:ligatures ns2:val="none"/>
         </w:rPr>
         <w:t xml:space="preserve">gencia </w:t>
       </w:r>
@@ -891,7 +891,7 @@
           <w:color w:val="000000"/>
           <w:kern w:val="0"/>
           <w:lang w:eastAsia="es-ES"/>
-          <w14:ligatures w14:val="none"/>
+          <ns2:ligatures ns2:val="none"/>
         </w:rPr>
         <w:t>del Banco</w:t>
       </w:r>
@@ -901,7 +901,7 @@
           <w:color w:val="000000"/>
           <w:kern w:val="0"/>
           <w:lang w:eastAsia="es-ES"/>
-          <w14:ligatures w14:val="none"/>
+          <ns2:ligatures ns2:val="none"/>
         </w:rPr>
         <w:t xml:space="preserve">, </w:t>
       </w:r>
@@ -911,7 +911,7 @@
           <w:color w:val="000000"/>
           <w:kern w:val="0"/>
           <w:lang w:eastAsia="es-ES"/>
-          <w14:ligatures w14:val="none"/>
+          <ns2:ligatures ns2:val="none"/>
         </w:rPr>
         <w:t xml:space="preserve">en la </w:t>
       </w:r>
@@ -921,7 +921,7 @@
           <w:color w:val="000000"/>
           <w:kern w:val="0"/>
           <w:lang w:eastAsia="es-ES"/>
-          <w14:ligatures w14:val="none"/>
+          <ns2:ligatures ns2:val="none"/>
         </w:rPr>
         <w:t>sucursal San Juan de Collique</w:t>
       </w:r>
@@ -931,7 +931,7 @@
           <w:color w:val="000000"/>
           <w:kern w:val="0"/>
           <w:lang w:eastAsia="es-ES"/>
-          <w14:ligatures w14:val="none"/>
+          <ns2:ligatures ns2:val="none"/>
         </w:rPr>
         <w:t>, ubicada en Av. Túpac Amaru 5475, distrito de Comas</w:t>
       </w:r>
@@ -941,7 +941,7 @@
           <w:color w:val="000000"/>
           <w:kern w:val="0"/>
           <w:lang w:eastAsia="es-ES"/>
-          <w14:ligatures w14:val="none"/>
+          <ns2:ligatures ns2:val="none"/>
         </w:rPr>
         <w:t>, provincia y departamento de Lima</w:t>
       </w:r>
@@ -951,7 +951,7 @@
           <w:color w:val="000000"/>
           <w:kern w:val="0"/>
           <w:lang w:eastAsia="es-ES"/>
-          <w14:ligatures w14:val="none"/>
+          <ns2:ligatures ns2:val="none"/>
         </w:rPr>
         <w:t xml:space="preserve">, para efectuar un retiro de S/ 29 000,00 de su cuenta de ahorros. Al momento de realizar la operación, fue atendido </w:t>
       </w:r>
@@ -961,7 +961,7 @@
           <w:color w:val="000000"/>
           <w:kern w:val="0"/>
           <w:lang w:eastAsia="es-ES"/>
-          <w14:ligatures w14:val="none"/>
+          <ns2:ligatures ns2:val="none"/>
         </w:rPr>
         <w:t xml:space="preserve">y le informaron </w:t>
       </w:r>
@@ -971,12 +971,12 @@
           <w:color w:val="000000"/>
           <w:kern w:val="0"/>
           <w:lang w:eastAsia="es-ES"/>
-          <w14:ligatures w14:val="none"/>
+          <ns2:ligatures ns2:val="none"/>
         </w:rPr>
         <w:t>sobre un inconveniente técnico con el dispositivo PIN-PAD, solicitando aguardar aproximadamente diez minutos. Transcurrido ese tiempo, se completó el retiro solicitado.</w:t>
       </w:r>
     </w:p>
-    <w:p>
+    <w:p ns2:paraId="6FF68CCF" ns2:textId="77777777">
       <w:pPr>
         <w:pStyle w:val="Prrafodelista"/>
         <w:spacing w:after="0" w:line="240" w:lineRule="auto"/>
@@ -987,11 +987,11 @@
           <w:color w:val="000000"/>
           <w:kern w:val="0"/>
           <w:lang w:eastAsia="es-ES"/>
-          <w14:ligatures w14:val="none"/>
-        </w:rPr>
-      </w:pPr>
-    </w:p>
-    <w:p>
+          <ns2:ligatures ns2:val="none"/>
+        </w:rPr>
+      </w:pPr>
+    </w:p>
+    <w:p ns2:paraId="4C1EC53E" ns2:textId="66286CD6">
       <w:pPr>
         <w:pStyle w:val="Prrafodelista"/>
         <w:numPr>
@@ -1010,16 +1010,16 @@
           <w:color w:val="000000"/>
           <w:kern w:val="0"/>
           <w:lang w:eastAsia="es-ES"/>
-          <w14:ligatures w14:val="none"/>
-        </w:rPr>
-      </w:pPr>
-      <w:r>
-        <w:rPr>
-          <w:rFonts w:ascii="Arial Narrow" w:eastAsia="Times New Roman" w:hAnsi="Arial Narrow" w:cs="Arial"/>
-          <w:color w:val="000000"/>
-          <w:kern w:val="0"/>
-          <w:lang w:eastAsia="es-ES"/>
-          <w14:ligatures w14:val="none"/>
+          <ns2:ligatures ns2:val="none"/>
+        </w:rPr>
+      </w:pPr>
+      <w:r>
+        <w:rPr>
+          <w:rFonts w:ascii="Arial Narrow" w:eastAsia="Times New Roman" w:hAnsi="Arial Narrow" w:cs="Arial"/>
+          <w:color w:val="000000"/>
+          <w:kern w:val="0"/>
+          <w:lang w:eastAsia="es-ES"/>
+          <ns2:ligatures ns2:val="none"/>
         </w:rPr>
         <w:t>En esa fecha</w:t>
       </w:r>
@@ -1029,7 +1029,7 @@
           <w:color w:val="000000"/>
           <w:kern w:val="0"/>
           <w:lang w:eastAsia="es-ES"/>
-          <w14:ligatures w14:val="none"/>
+          <ns2:ligatures ns2:val="none"/>
         </w:rPr>
         <w:t xml:space="preserve">, durante la operación bancaria, observó un aviso sobre un seguro denominado “Tu Plata Segura” </w:t>
       </w:r>
@@ -1039,7 +1039,7 @@
           <w:color w:val="000000"/>
           <w:kern w:val="0"/>
           <w:lang w:eastAsia="es-ES"/>
-          <w14:ligatures w14:val="none"/>
+          <ns2:ligatures ns2:val="none"/>
         </w:rPr>
         <w:t xml:space="preserve">(en adelante, Seguro Antirrobos) </w:t>
       </w:r>
@@ -1049,7 +1049,7 @@
           <w:color w:val="000000"/>
           <w:kern w:val="0"/>
           <w:lang w:eastAsia="es-ES"/>
-          <w14:ligatures w14:val="none"/>
+          <ns2:ligatures ns2:val="none"/>
         </w:rPr>
         <w:t xml:space="preserve">y consultó sobre sus condiciones y cobertura. </w:t>
       </w:r>
@@ -1059,7 +1059,7 @@
           <w:color w:val="000000"/>
           <w:kern w:val="0"/>
           <w:lang w:eastAsia="es-ES"/>
-          <w14:ligatures w14:val="none"/>
+          <ns2:ligatures ns2:val="none"/>
         </w:rPr>
         <w:t>Le indicaron que</w:t>
       </w:r>
@@ -1069,7 +1069,7 @@
           <w:color w:val="000000"/>
           <w:kern w:val="0"/>
           <w:lang w:eastAsia="es-ES"/>
-          <w14:ligatures w14:val="none"/>
+          <ns2:ligatures ns2:val="none"/>
         </w:rPr>
         <w:t xml:space="preserve"> vigencia del seguro era de cuatro horas posteriores al retiro, con un monto máximo de cobertura de S/ 25 000,00. En consecuencia, contrató dicho seguro, efectuando el pago de S/ 25,90 en efectivo y formalizando la contratación mediante su firma y huella dactilar en los documentos entregados en ventanilla. </w:t>
       </w:r>
@@ -1079,7 +1079,7 @@
           <w:color w:val="000000"/>
           <w:kern w:val="0"/>
           <w:lang w:eastAsia="es-ES"/>
-          <w14:ligatures w14:val="none"/>
+          <ns2:ligatures ns2:val="none"/>
         </w:rPr>
         <w:t>N</w:t>
       </w:r>
@@ -1089,7 +1089,7 @@
           <w:color w:val="000000"/>
           <w:kern w:val="0"/>
           <w:lang w:eastAsia="es-ES"/>
-          <w14:ligatures w14:val="none"/>
+          <ns2:ligatures ns2:val="none"/>
         </w:rPr>
         <w:t>o se le proporcionó información específica sobre el procedimiento para activar la cobertura en caso de siniestro.</w:t>
       </w:r>
@@ -1099,7 +1099,7 @@
           <w:color w:val="000000"/>
           <w:kern w:val="0"/>
           <w:lang w:eastAsia="es-ES"/>
-          <w14:ligatures w14:val="none"/>
+          <ns2:ligatures ns2:val="none"/>
         </w:rPr>
         <w:t xml:space="preserve"> </w:t>
       </w:r>
@@ -1109,12 +1109,12 @@
           <w:color w:val="000000"/>
           <w:kern w:val="0"/>
           <w:lang w:eastAsia="es-ES"/>
-          <w14:ligatures w14:val="none"/>
+          <ns2:ligatures ns2:val="none"/>
         </w:rPr>
         <w:t xml:space="preserve">Posterior a la formalización, se retiró de la agencia con un sobre manila que contenía el dinero retirado. La operación bancaria quedó registrada bajo el número de Operación 1660126. </w:t>
       </w:r>
     </w:p>
-    <w:p>
+    <w:p ns2:paraId="15134B65" ns2:textId="77777777">
       <w:pPr>
         <w:pStyle w:val="Prrafodelista"/>
         <w:spacing w:after="0"/>
@@ -1125,11 +1125,11 @@
           <w:color w:val="000000"/>
           <w:kern w:val="0"/>
           <w:lang w:eastAsia="es-ES"/>
-          <w14:ligatures w14:val="none"/>
-        </w:rPr>
-      </w:pPr>
-    </w:p>
-    <w:p>
+          <ns2:ligatures ns2:val="none"/>
+        </w:rPr>
+      </w:pPr>
+    </w:p>
+    <w:p ns2:paraId="3214A296" ns2:textId="2237CE94">
       <w:pPr>
         <w:pStyle w:val="Prrafodelista"/>
         <w:numPr>
@@ -1148,16 +1148,16 @@
           <w:color w:val="000000"/>
           <w:kern w:val="0"/>
           <w:lang w:eastAsia="es-ES"/>
-          <w14:ligatures w14:val="none"/>
-        </w:rPr>
-      </w:pPr>
-      <w:r>
-        <w:rPr>
-          <w:rFonts w:ascii="Arial Narrow" w:eastAsia="Times New Roman" w:hAnsi="Arial Narrow" w:cs="Arial"/>
-          <w:color w:val="000000"/>
-          <w:kern w:val="0"/>
-          <w:lang w:eastAsia="es-ES"/>
-          <w14:ligatures w14:val="none"/>
+          <ns2:ligatures ns2:val="none"/>
+        </w:rPr>
+      </w:pPr>
+      <w:r>
+        <w:rPr>
+          <w:rFonts w:ascii="Arial Narrow" w:eastAsia="Times New Roman" w:hAnsi="Arial Narrow" w:cs="Arial"/>
+          <w:color w:val="000000"/>
+          <w:kern w:val="0"/>
+          <w:lang w:eastAsia="es-ES"/>
+          <ns2:ligatures ns2:val="none"/>
         </w:rPr>
         <w:t xml:space="preserve">Posteriormente, el mismo </w:t>
       </w:r>
@@ -1167,7 +1167,7 @@
           <w:color w:val="000000"/>
           <w:kern w:val="0"/>
           <w:lang w:eastAsia="es-ES"/>
-          <w14:ligatures w14:val="none"/>
+          <ns2:ligatures ns2:val="none"/>
         </w:rPr>
         <w:t xml:space="preserve">22 de marzo de 2023, alrededor de las 11:50 a.m., mientras transitaba por la Avenida Parque Raúl Porras Barrenechea, en la parte posterior de la Municipalidad Distrital de </w:t>
       </w:r>
@@ -1178,7 +1178,7 @@
           <w:color w:val="000000"/>
           <w:kern w:val="0"/>
           <w:lang w:eastAsia="es-ES"/>
-          <w14:ligatures w14:val="none"/>
+          <ns2:ligatures ns2:val="none"/>
         </w:rPr>
         <w:t>Carabayllo</w:t>
       </w:r>
@@ -1189,7 +1189,7 @@
           <w:color w:val="000000"/>
           <w:kern w:val="0"/>
           <w:lang w:eastAsia="es-ES"/>
-          <w14:ligatures w14:val="none"/>
+          <ns2:ligatures ns2:val="none"/>
         </w:rPr>
         <w:t xml:space="preserve">, </w:t>
       </w:r>
@@ -1199,7 +1199,7 @@
           <w:color w:val="000000"/>
           <w:kern w:val="0"/>
           <w:lang w:eastAsia="es-ES"/>
-          <w14:ligatures w14:val="none"/>
+          <ns2:ligatures ns2:val="none"/>
         </w:rPr>
         <w:t>se le aproximó</w:t>
       </w:r>
@@ -1209,7 +1209,7 @@
           <w:color w:val="000000"/>
           <w:kern w:val="0"/>
           <w:lang w:eastAsia="es-ES"/>
-          <w14:ligatures w14:val="none"/>
+          <ns2:ligatures ns2:val="none"/>
         </w:rPr>
         <w:t xml:space="preserve"> un sujeto masculino que, mediante amenaza con presión en la región lumbar, </w:t>
       </w:r>
@@ -1219,7 +1219,7 @@
           <w:color w:val="000000"/>
           <w:kern w:val="0"/>
           <w:lang w:eastAsia="es-ES"/>
-          <w14:ligatures w14:val="none"/>
+          <ns2:ligatures ns2:val="none"/>
         </w:rPr>
         <w:t xml:space="preserve">le </w:t>
       </w:r>
@@ -1229,7 +1229,7 @@
           <w:color w:val="000000"/>
           <w:kern w:val="0"/>
           <w:lang w:eastAsia="es-ES"/>
-          <w14:ligatures w14:val="none"/>
+          <ns2:ligatures ns2:val="none"/>
         </w:rPr>
         <w:t xml:space="preserve">exigió la entrega de un canguro negro que contenía un sobre manila con S/ 29 000,00, monto retirado minutos antes en la agencia bancaria. El agresor huyó en dirección desconocida. </w:t>
       </w:r>
@@ -1239,7 +1239,7 @@
           <w:color w:val="000000"/>
           <w:kern w:val="0"/>
           <w:lang w:eastAsia="es-ES"/>
-          <w14:ligatures w14:val="none"/>
+          <ns2:ligatures ns2:val="none"/>
         </w:rPr>
         <w:t>D</w:t>
       </w:r>
@@ -1249,7 +1249,7 @@
           <w:color w:val="000000"/>
           <w:kern w:val="0"/>
           <w:lang w:eastAsia="es-ES"/>
-          <w14:ligatures w14:val="none"/>
+          <ns2:ligatures ns2:val="none"/>
         </w:rPr>
         <w:t>escribió las características físicas y vestimenta del sujeto.</w:t>
       </w:r>
@@ -1259,7 +1259,7 @@
           <w:color w:val="000000"/>
           <w:kern w:val="0"/>
           <w:lang w:eastAsia="es-ES"/>
-          <w14:ligatures w14:val="none"/>
+          <ns2:ligatures ns2:val="none"/>
         </w:rPr>
         <w:t xml:space="preserve"> </w:t>
       </w:r>
@@ -1269,7 +1269,7 @@
           <w:color w:val="000000"/>
           <w:kern w:val="0"/>
           <w:lang w:eastAsia="es-ES"/>
-          <w14:ligatures w14:val="none"/>
+          <ns2:ligatures ns2:val="none"/>
         </w:rPr>
         <w:t xml:space="preserve">El mismo día, aproximadamente a la 01:10 p.m., se presentó en el Departamento de Investigación Criminal (DEPINCRI) </w:t>
       </w:r>
@@ -1279,7 +1279,7 @@
           <w:color w:val="000000"/>
           <w:kern w:val="0"/>
           <w:lang w:eastAsia="es-ES"/>
-          <w14:ligatures w14:val="none"/>
+          <ns2:ligatures ns2:val="none"/>
         </w:rPr>
         <w:t xml:space="preserve">de la Policía Nacional del Perú </w:t>
       </w:r>
@@ -1289,7 +1289,7 @@
           <w:color w:val="000000"/>
           <w:kern w:val="0"/>
           <w:lang w:eastAsia="es-ES"/>
-          <w14:ligatures w14:val="none"/>
+          <ns2:ligatures ns2:val="none"/>
         </w:rPr>
         <w:t xml:space="preserve">para formalizar una denuncia penal por robo agravado. Como sustento, adjuntó copia del </w:t>
       </w:r>
@@ -1300,7 +1300,7 @@
           <w:color w:val="000000"/>
           <w:kern w:val="0"/>
           <w:lang w:eastAsia="es-ES"/>
-          <w14:ligatures w14:val="none"/>
+          <ns2:ligatures ns2:val="none"/>
         </w:rPr>
         <w:t>voucher</w:t>
       </w:r>
@@ -1311,12 +1311,12 @@
           <w:color w:val="000000"/>
           <w:kern w:val="0"/>
           <w:lang w:eastAsia="es-ES"/>
-          <w14:ligatures w14:val="none"/>
+          <ns2:ligatures ns2:val="none"/>
         </w:rPr>
         <w:t xml:space="preserve"> bancario correspondiente al retiro efectuado. La diligencia policial preliminar concluyó alrededor de la 01:50 p.m., firmándose la denuncia ante el instructor policial responsable.</w:t>
       </w:r>
     </w:p>
-    <w:p>
+    <w:p ns2:paraId="21C11E37" ns2:textId="354972BE">
       <w:pPr>
         <w:pStyle w:val="Prrafodelista"/>
         <w:numPr>
@@ -1335,16 +1335,16 @@
           <w:color w:val="000000"/>
           <w:kern w:val="0"/>
           <w:lang w:eastAsia="es-ES"/>
-          <w14:ligatures w14:val="none"/>
-        </w:rPr>
-      </w:pPr>
-      <w:r>
-        <w:rPr>
-          <w:rFonts w:ascii="Arial Narrow" w:eastAsia="Times New Roman" w:hAnsi="Arial Narrow" w:cs="Arial"/>
-          <w:color w:val="000000"/>
-          <w:kern w:val="0"/>
-          <w:lang w:eastAsia="es-ES"/>
-          <w14:ligatures w14:val="none"/>
+          <ns2:ligatures ns2:val="none"/>
+        </w:rPr>
+      </w:pPr>
+      <w:r>
+        <w:rPr>
+          <w:rFonts w:ascii="Arial Narrow" w:eastAsia="Times New Roman" w:hAnsi="Arial Narrow" w:cs="Arial"/>
+          <w:color w:val="000000"/>
+          <w:kern w:val="0"/>
+          <w:lang w:eastAsia="es-ES"/>
+          <ns2:ligatures ns2:val="none"/>
         </w:rPr>
         <w:lastRenderedPageBreak/>
         <w:t xml:space="preserve">Posteriormente, el </w:t>
@@ -1355,7 +1355,7 @@
           <w:color w:val="000000"/>
           <w:kern w:val="0"/>
           <w:lang w:eastAsia="es-ES"/>
-          <w14:ligatures w14:val="none"/>
+          <ns2:ligatures ns2:val="none"/>
         </w:rPr>
         <w:t xml:space="preserve">mismo </w:t>
       </w:r>
@@ -1365,7 +1365,7 @@
           <w:color w:val="000000"/>
           <w:kern w:val="0"/>
           <w:lang w:eastAsia="es-ES"/>
-          <w14:ligatures w14:val="none"/>
+          <ns2:ligatures ns2:val="none"/>
         </w:rPr>
         <w:t>22 de marzo de 2023, cerca de las 02:00 p.m., contactó a la central telefónica de</w:t>
       </w:r>
@@ -1375,7 +1375,7 @@
           <w:color w:val="000000"/>
           <w:kern w:val="0"/>
           <w:lang w:eastAsia="es-ES"/>
-          <w14:ligatures w14:val="none"/>
+          <ns2:ligatures ns2:val="none"/>
         </w:rPr>
         <w:t xml:space="preserve">l banco </w:t>
       </w:r>
@@ -1385,7 +1385,7 @@
           <w:color w:val="000000"/>
           <w:kern w:val="0"/>
           <w:lang w:eastAsia="es-ES"/>
-          <w14:ligatures w14:val="none"/>
+          <ns2:ligatures ns2:val="none"/>
         </w:rPr>
         <w:t xml:space="preserve">para notificar el siniestro y solicitar información sobre el procedimiento para activar el </w:t>
       </w:r>
@@ -1395,7 +1395,7 @@
           <w:color w:val="000000"/>
           <w:kern w:val="0"/>
           <w:lang w:eastAsia="es-ES"/>
-          <w14:ligatures w14:val="none"/>
+          <ns2:ligatures ns2:val="none"/>
         </w:rPr>
         <w:t>Seguro Antirrobos</w:t>
       </w:r>
@@ -1405,7 +1405,7 @@
           <w:color w:val="000000"/>
           <w:kern w:val="0"/>
           <w:lang w:eastAsia="es-ES"/>
-          <w14:ligatures w14:val="none"/>
+          <ns2:ligatures ns2:val="none"/>
         </w:rPr>
         <w:t xml:space="preserve">. Durante la llamada, la asesora </w:t>
       </w:r>
@@ -1415,7 +1415,7 @@
           <w:color w:val="000000"/>
           <w:kern w:val="0"/>
           <w:lang w:eastAsia="es-ES"/>
-          <w14:ligatures w14:val="none"/>
+          <ns2:ligatures ns2:val="none"/>
         </w:rPr>
         <w:t xml:space="preserve">del Banco </w:t>
       </w:r>
@@ -1425,7 +1425,7 @@
           <w:color w:val="000000"/>
           <w:kern w:val="0"/>
           <w:lang w:eastAsia="es-ES"/>
-          <w14:ligatures w14:val="none"/>
+          <ns2:ligatures ns2:val="none"/>
         </w:rPr>
         <w:t xml:space="preserve">negó la existencia del seguro y afirmó que </w:t>
       </w:r>
@@ -1435,7 +1435,7 @@
           <w:color w:val="000000"/>
           <w:kern w:val="0"/>
           <w:lang w:eastAsia="es-ES"/>
-          <w14:ligatures w14:val="none"/>
+          <ns2:ligatures ns2:val="none"/>
         </w:rPr>
         <w:t>el Banco</w:t>
       </w:r>
@@ -1445,7 +1445,7 @@
           <w:color w:val="000000"/>
           <w:kern w:val="0"/>
           <w:lang w:eastAsia="es-ES"/>
-          <w14:ligatures w14:val="none"/>
+          <ns2:ligatures ns2:val="none"/>
         </w:rPr>
         <w:t xml:space="preserve"> no ofrecía cobertura ante robos posteriores a retiros en ventanilla</w:t>
       </w:r>
@@ -1455,7 +1455,7 @@
           <w:color w:val="000000"/>
           <w:kern w:val="0"/>
           <w:lang w:eastAsia="es-ES"/>
-          <w14:ligatures w14:val="none"/>
+          <ns2:ligatures ns2:val="none"/>
         </w:rPr>
         <w:t xml:space="preserve">; la </w:t>
       </w:r>
@@ -1465,7 +1465,7 @@
           <w:color w:val="000000"/>
           <w:kern w:val="0"/>
           <w:lang w:eastAsia="es-ES"/>
-          <w14:ligatures w14:val="none"/>
+          <ns2:ligatures ns2:val="none"/>
         </w:rPr>
         <w:t xml:space="preserve">llamada terminó sin que se </w:t>
       </w:r>
@@ -1475,7 +1475,7 @@
           <w:color w:val="000000"/>
           <w:kern w:val="0"/>
           <w:lang w:eastAsia="es-ES"/>
-          <w14:ligatures w14:val="none"/>
+          <ns2:ligatures ns2:val="none"/>
         </w:rPr>
         <w:t xml:space="preserve">le </w:t>
       </w:r>
@@ -1485,12 +1485,12 @@
           <w:color w:val="000000"/>
           <w:kern w:val="0"/>
           <w:lang w:eastAsia="es-ES"/>
-          <w14:ligatures w14:val="none"/>
+          <ns2:ligatures ns2:val="none"/>
         </w:rPr>
         <w:t>brindara información precisa. Luego de dicha llamada, efectuó múltiples gestiones telefónicas relacionadas con la activación del seguro, recibiendo respuestas negativas que dificultaron la obtención de información para hacer efectiva la cobertura.</w:t>
       </w:r>
     </w:p>
-    <w:p>
+    <w:p ns2:paraId="1E3AA1A4" ns2:textId="77777777">
       <w:pPr>
         <w:pStyle w:val="Prrafodelista"/>
         <w:spacing w:after="0"/>
@@ -1501,11 +1501,11 @@
           <w:color w:val="000000"/>
           <w:kern w:val="0"/>
           <w:lang w:eastAsia="es-ES"/>
-          <w14:ligatures w14:val="none"/>
-        </w:rPr>
-      </w:pPr>
-    </w:p>
-    <w:p>
+          <ns2:ligatures ns2:val="none"/>
+        </w:rPr>
+      </w:pPr>
+    </w:p>
+    <w:p ns2:paraId="11158E2D" ns2:textId="0177D2F1">
       <w:pPr>
         <w:pStyle w:val="Prrafodelista"/>
         <w:numPr>
@@ -1524,16 +1524,16 @@
           <w:color w:val="000000"/>
           <w:kern w:val="0"/>
           <w:lang w:eastAsia="es-ES"/>
-          <w14:ligatures w14:val="none"/>
-        </w:rPr>
-      </w:pPr>
-      <w:r>
-        <w:rPr>
-          <w:rFonts w:ascii="Arial Narrow" w:eastAsia="Times New Roman" w:hAnsi="Arial Narrow" w:cs="Arial"/>
-          <w:color w:val="000000"/>
-          <w:kern w:val="0"/>
-          <w:lang w:eastAsia="es-ES"/>
-          <w14:ligatures w14:val="none"/>
+          <ns2:ligatures ns2:val="none"/>
+        </w:rPr>
+      </w:pPr>
+      <w:r>
+        <w:rPr>
+          <w:rFonts w:ascii="Arial Narrow" w:eastAsia="Times New Roman" w:hAnsi="Arial Narrow" w:cs="Arial"/>
+          <w:color w:val="000000"/>
+          <w:kern w:val="0"/>
+          <w:lang w:eastAsia="es-ES"/>
+          <ns2:ligatures ns2:val="none"/>
         </w:rPr>
         <w:t xml:space="preserve">El 22 de marzo de 2023, alrededor de las 04:00 p.m., acudió presencialmente a la Agencia </w:t>
       </w:r>
@@ -1543,7 +1543,7 @@
           <w:color w:val="000000"/>
           <w:kern w:val="0"/>
           <w:lang w:eastAsia="es-ES"/>
-          <w14:ligatures w14:val="none"/>
+          <ns2:ligatures ns2:val="none"/>
         </w:rPr>
         <w:t>del Banco</w:t>
       </w:r>
@@ -1553,7 +1553,7 @@
           <w:color w:val="000000"/>
           <w:kern w:val="0"/>
           <w:lang w:eastAsia="es-ES"/>
-          <w14:ligatures w14:val="none"/>
+          <ns2:ligatures ns2:val="none"/>
         </w:rPr>
         <w:t xml:space="preserve"> en</w:t>
       </w:r>
@@ -1563,7 +1563,7 @@
           <w:color w:val="000000"/>
           <w:kern w:val="0"/>
           <w:lang w:eastAsia="es-ES"/>
-          <w14:ligatures w14:val="none"/>
+          <ns2:ligatures ns2:val="none"/>
         </w:rPr>
         <w:t xml:space="preserve"> el distrito de</w:t>
       </w:r>
@@ -1573,7 +1573,7 @@
           <w:color w:val="000000"/>
           <w:kern w:val="0"/>
           <w:lang w:eastAsia="es-ES"/>
-          <w14:ligatures w14:val="none"/>
+          <ns2:ligatures ns2:val="none"/>
         </w:rPr>
         <w:t xml:space="preserve"> Comas para solicitar la activación del </w:t>
       </w:r>
@@ -1583,7 +1583,7 @@
           <w:color w:val="000000"/>
           <w:kern w:val="0"/>
           <w:lang w:eastAsia="es-ES"/>
-          <w14:ligatures w14:val="none"/>
+          <ns2:ligatures ns2:val="none"/>
         </w:rPr>
         <w:t>Seguro Antirrobos</w:t>
       </w:r>
@@ -1593,7 +1593,7 @@
           <w:color w:val="000000"/>
           <w:kern w:val="0"/>
           <w:lang w:eastAsia="es-ES"/>
-          <w14:ligatures w14:val="none"/>
+          <ns2:ligatures ns2:val="none"/>
         </w:rPr>
         <w:t xml:space="preserve">. Durante la atención, presentó la denuncia policial y el </w:t>
       </w:r>
@@ -1604,7 +1604,7 @@
           <w:color w:val="000000"/>
           <w:kern w:val="0"/>
           <w:lang w:eastAsia="es-ES"/>
-          <w14:ligatures w14:val="none"/>
+          <ns2:ligatures ns2:val="none"/>
         </w:rPr>
         <w:t>voucher</w:t>
       </w:r>
@@ -1615,7 +1615,7 @@
           <w:color w:val="000000"/>
           <w:kern w:val="0"/>
           <w:lang w:eastAsia="es-ES"/>
-          <w14:ligatures w14:val="none"/>
+          <ns2:ligatures ns2:val="none"/>
         </w:rPr>
         <w:t xml:space="preserve"> bancario del retiro por S/ 29 000,00, e informó sobre el hecho delictivo. El personal de la agencia</w:t>
       </w:r>
@@ -1625,7 +1625,7 @@
           <w:color w:val="000000"/>
           <w:kern w:val="0"/>
           <w:lang w:eastAsia="es-ES"/>
-          <w14:ligatures w14:val="none"/>
+          <ns2:ligatures ns2:val="none"/>
         </w:rPr>
         <w:t xml:space="preserve"> del Banco </w:t>
       </w:r>
@@ -1635,7 +1635,7 @@
           <w:color w:val="000000"/>
           <w:kern w:val="0"/>
           <w:lang w:eastAsia="es-ES"/>
-          <w14:ligatures w14:val="none"/>
+          <ns2:ligatures ns2:val="none"/>
         </w:rPr>
         <w:t xml:space="preserve">le </w:t>
       </w:r>
@@ -1645,7 +1645,7 @@
           <w:color w:val="000000"/>
           <w:kern w:val="0"/>
           <w:lang w:eastAsia="es-ES"/>
-          <w14:ligatures w14:val="none"/>
+          <ns2:ligatures ns2:val="none"/>
         </w:rPr>
         <w:t>manifest</w:t>
       </w:r>
@@ -1655,7 +1655,7 @@
           <w:color w:val="000000"/>
           <w:kern w:val="0"/>
           <w:lang w:eastAsia="es-ES"/>
-          <w14:ligatures w14:val="none"/>
+          <ns2:ligatures ns2:val="none"/>
         </w:rPr>
         <w:t>ó</w:t>
       </w:r>
@@ -1665,7 +1665,7 @@
           <w:color w:val="000000"/>
           <w:kern w:val="0"/>
           <w:lang w:eastAsia="es-ES"/>
-          <w14:ligatures w14:val="none"/>
+          <ns2:ligatures ns2:val="none"/>
         </w:rPr>
         <w:t xml:space="preserve"> desconocimiento respecto al seguro y entregó información contradictoria sobre el periodo de cobertura, señalando inicialmente dos horas, diferente a las cuatro horas indicadas previamente.</w:t>
       </w:r>
@@ -1675,7 +1675,7 @@
           <w:color w:val="000000"/>
           <w:kern w:val="0"/>
           <w:lang w:eastAsia="es-ES"/>
-          <w14:ligatures w14:val="none"/>
+          <ns2:ligatures ns2:val="none"/>
         </w:rPr>
         <w:t xml:space="preserve"> </w:t>
       </w:r>
@@ -1685,7 +1685,7 @@
           <w:color w:val="000000"/>
           <w:kern w:val="0"/>
           <w:lang w:eastAsia="es-ES"/>
-          <w14:ligatures w14:val="none"/>
+          <ns2:ligatures ns2:val="none"/>
         </w:rPr>
         <w:t xml:space="preserve">Además, </w:t>
       </w:r>
@@ -1695,7 +1695,7 @@
           <w:color w:val="000000"/>
           <w:kern w:val="0"/>
           <w:lang w:eastAsia="es-ES"/>
-          <w14:ligatures w14:val="none"/>
+          <ns2:ligatures ns2:val="none"/>
         </w:rPr>
         <w:t>señala que le indicaron</w:t>
       </w:r>
@@ -1705,7 +1705,7 @@
           <w:color w:val="000000"/>
           <w:kern w:val="0"/>
           <w:lang w:eastAsia="es-ES"/>
-          <w14:ligatures w14:val="none"/>
+          <ns2:ligatures ns2:val="none"/>
         </w:rPr>
         <w:t xml:space="preserve"> que la activación del seguro debía gestionarse exclusivamente en la sucursal San Juan de Collique, negando la tramitación en la agencia Comas. </w:t>
       </w:r>
@@ -1715,7 +1715,7 @@
           <w:color w:val="000000"/>
           <w:kern w:val="0"/>
           <w:lang w:eastAsia="es-ES"/>
-          <w14:ligatures w14:val="none"/>
+          <ns2:ligatures ns2:val="none"/>
         </w:rPr>
         <w:t>Posteriormente</w:t>
       </w:r>
@@ -1725,7 +1725,7 @@
           <w:color w:val="000000"/>
           <w:kern w:val="0"/>
           <w:lang w:eastAsia="es-ES"/>
-          <w14:ligatures w14:val="none"/>
+          <ns2:ligatures ns2:val="none"/>
         </w:rPr>
         <w:t xml:space="preserve">, </w:t>
       </w:r>
@@ -1735,7 +1735,7 @@
           <w:color w:val="000000"/>
           <w:kern w:val="0"/>
           <w:lang w:eastAsia="es-ES"/>
-          <w14:ligatures w14:val="none"/>
+          <ns2:ligatures ns2:val="none"/>
         </w:rPr>
         <w:t>luego de insistir</w:t>
       </w:r>
@@ -1745,12 +1745,12 @@
           <w:color w:val="000000"/>
           <w:kern w:val="0"/>
           <w:lang w:eastAsia="es-ES"/>
-          <w14:ligatures w14:val="none"/>
+          <ns2:ligatures ns2:val="none"/>
         </w:rPr>
         <w:t xml:space="preserve">, la documentación fue aceptada para la activación de la cobertura, generándose el código de trámite SEG 21950. </w:t>
       </w:r>
     </w:p>
-    <w:p>
+    <w:p ns2:paraId="7AEA5350" ns2:textId="77777777">
       <w:pPr>
         <w:pStyle w:val="Prrafodelista"/>
         <w:spacing w:after="0"/>
@@ -1761,11 +1761,11 @@
           <w:color w:val="000000"/>
           <w:kern w:val="0"/>
           <w:lang w:eastAsia="es-ES"/>
-          <w14:ligatures w14:val="none"/>
-        </w:rPr>
-      </w:pPr>
-    </w:p>
-    <w:p>
+          <ns2:ligatures ns2:val="none"/>
+        </w:rPr>
+      </w:pPr>
+    </w:p>
+    <w:p ns2:paraId="5A064E9D" ns2:textId="3E5A5E90">
       <w:pPr>
         <w:pStyle w:val="Prrafodelista"/>
         <w:numPr>
@@ -1784,16 +1784,16 @@
           <w:color w:val="000000"/>
           <w:kern w:val="0"/>
           <w:lang w:eastAsia="es-ES"/>
-          <w14:ligatures w14:val="none"/>
-        </w:rPr>
-      </w:pPr>
-      <w:r>
-        <w:rPr>
-          <w:rFonts w:ascii="Arial Narrow" w:eastAsia="Times New Roman" w:hAnsi="Arial Narrow" w:cs="Arial"/>
-          <w:color w:val="000000"/>
-          <w:kern w:val="0"/>
-          <w:lang w:eastAsia="es-ES"/>
-          <w14:ligatures w14:val="none"/>
+          <ns2:ligatures ns2:val="none"/>
+        </w:rPr>
+      </w:pPr>
+      <w:r>
+        <w:rPr>
+          <w:rFonts w:ascii="Arial Narrow" w:eastAsia="Times New Roman" w:hAnsi="Arial Narrow" w:cs="Arial"/>
+          <w:color w:val="000000"/>
+          <w:kern w:val="0"/>
+          <w:lang w:eastAsia="es-ES"/>
+          <ns2:ligatures ns2:val="none"/>
         </w:rPr>
         <w:t xml:space="preserve">El 31 de marzo de 2023, acudió a la sede principal de </w:t>
       </w:r>
@@ -1803,7 +1803,7 @@
           <w:color w:val="000000"/>
           <w:kern w:val="0"/>
           <w:lang w:eastAsia="es-ES"/>
-          <w14:ligatures w14:val="none"/>
+          <ns2:ligatures ns2:val="none"/>
         </w:rPr>
         <w:t>Pacífico</w:t>
       </w:r>
@@ -1813,7 +1813,7 @@
           <w:color w:val="000000"/>
           <w:kern w:val="0"/>
           <w:lang w:eastAsia="es-ES"/>
-          <w14:ligatures w14:val="none"/>
+          <ns2:ligatures ns2:val="none"/>
         </w:rPr>
         <w:t xml:space="preserve">, ubicada en Av. Juan de Arona 830, </w:t>
       </w:r>
@@ -1823,7 +1823,7 @@
           <w:color w:val="000000"/>
           <w:kern w:val="0"/>
           <w:lang w:eastAsia="es-ES"/>
-          <w14:ligatures w14:val="none"/>
+          <ns2:ligatures ns2:val="none"/>
         </w:rPr>
         <w:t xml:space="preserve">distrito de </w:t>
       </w:r>
@@ -1833,7 +1833,7 @@
           <w:color w:val="000000"/>
           <w:kern w:val="0"/>
           <w:lang w:eastAsia="es-ES"/>
-          <w14:ligatures w14:val="none"/>
+          <ns2:ligatures ns2:val="none"/>
         </w:rPr>
         <w:t xml:space="preserve">San Isidro, para verificar si </w:t>
       </w:r>
@@ -1843,7 +1843,7 @@
           <w:color w:val="000000"/>
           <w:kern w:val="0"/>
           <w:lang w:eastAsia="es-ES"/>
-          <w14:ligatures w14:val="none"/>
+          <ns2:ligatures ns2:val="none"/>
         </w:rPr>
         <w:t>el Banco</w:t>
       </w:r>
@@ -1853,7 +1853,7 @@
           <w:color w:val="000000"/>
           <w:kern w:val="0"/>
           <w:lang w:eastAsia="es-ES"/>
-          <w14:ligatures w14:val="none"/>
+          <ns2:ligatures ns2:val="none"/>
         </w:rPr>
         <w:t xml:space="preserve"> había remitido la documentación necesaria para la activación del seguro. </w:t>
       </w:r>
@@ -1863,7 +1863,7 @@
           <w:color w:val="000000"/>
           <w:kern w:val="0"/>
           <w:lang w:eastAsia="es-ES"/>
-          <w14:ligatures w14:val="none"/>
+          <ns2:ligatures ns2:val="none"/>
         </w:rPr>
         <w:t xml:space="preserve">Pacífico le </w:t>
       </w:r>
@@ -1873,7 +1873,7 @@
           <w:color w:val="000000"/>
           <w:kern w:val="0"/>
           <w:lang w:eastAsia="es-ES"/>
-          <w14:ligatures w14:val="none"/>
+          <ns2:ligatures ns2:val="none"/>
         </w:rPr>
         <w:t xml:space="preserve">informó que no existía registro ni documentación enviada por </w:t>
       </w:r>
@@ -1883,7 +1883,7 @@
           <w:color w:val="000000"/>
           <w:kern w:val="0"/>
           <w:lang w:eastAsia="es-ES"/>
-          <w14:ligatures w14:val="none"/>
+          <ns2:ligatures ns2:val="none"/>
         </w:rPr>
         <w:t>el Banco</w:t>
       </w:r>
@@ -1893,7 +1893,7 @@
           <w:color w:val="000000"/>
           <w:kern w:val="0"/>
           <w:lang w:eastAsia="es-ES"/>
-          <w14:ligatures w14:val="none"/>
+          <ns2:ligatures ns2:val="none"/>
         </w:rPr>
         <w:t xml:space="preserve"> relativa al siniestro reportado el 22 de marzo de 2023, y que no se había realizado la derivación correspondiente para la activación de la cobertura.</w:t>
       </w:r>
@@ -1903,7 +1903,7 @@
           <w:color w:val="000000"/>
           <w:kern w:val="0"/>
           <w:lang w:eastAsia="es-ES"/>
-          <w14:ligatures w14:val="none"/>
+          <ns2:ligatures ns2:val="none"/>
         </w:rPr>
         <w:t xml:space="preserve"> Pacífico le </w:t>
       </w:r>
@@ -1913,7 +1913,7 @@
           <w:color w:val="000000"/>
           <w:kern w:val="0"/>
           <w:lang w:eastAsia="es-ES"/>
-          <w14:ligatures w14:val="none"/>
+          <ns2:ligatures ns2:val="none"/>
         </w:rPr>
         <w:t>señaló que la presentación de documentos en la Agencia Comas de</w:t>
       </w:r>
@@ -1923,7 +1923,7 @@
           <w:color w:val="000000"/>
           <w:kern w:val="0"/>
           <w:lang w:eastAsia="es-ES"/>
-          <w14:ligatures w14:val="none"/>
+          <ns2:ligatures ns2:val="none"/>
         </w:rPr>
         <w:t xml:space="preserve">l Banco </w:t>
       </w:r>
@@ -1933,7 +1933,7 @@
           <w:color w:val="000000"/>
           <w:kern w:val="0"/>
           <w:lang w:eastAsia="es-ES"/>
-          <w14:ligatures w14:val="none"/>
+          <ns2:ligatures ns2:val="none"/>
         </w:rPr>
         <w:t xml:space="preserve">no implicaba la activación del seguro, dado que la derivación a </w:t>
       </w:r>
@@ -1943,7 +1943,7 @@
           <w:color w:val="000000"/>
           <w:kern w:val="0"/>
           <w:lang w:eastAsia="es-ES"/>
-          <w14:ligatures w14:val="none"/>
+          <ns2:ligatures ns2:val="none"/>
         </w:rPr>
         <w:t xml:space="preserve">Pacífico </w:t>
       </w:r>
@@ -1953,7 +1953,7 @@
           <w:color w:val="000000"/>
           <w:kern w:val="0"/>
           <w:lang w:eastAsia="es-ES"/>
-          <w14:ligatures w14:val="none"/>
+          <ns2:ligatures ns2:val="none"/>
         </w:rPr>
         <w:t>era requisito indispensable y no se había cumplido. Durante la visita, manifestó preocupación por la negativa reiterada de</w:t>
       </w:r>
@@ -1963,7 +1963,7 @@
           <w:color w:val="000000"/>
           <w:kern w:val="0"/>
           <w:lang w:eastAsia="es-ES"/>
-          <w14:ligatures w14:val="none"/>
+          <ns2:ligatures ns2:val="none"/>
         </w:rPr>
         <w:t xml:space="preserve">l Banco </w:t>
       </w:r>
@@ -1973,7 +1973,7 @@
           <w:color w:val="000000"/>
           <w:kern w:val="0"/>
           <w:lang w:eastAsia="es-ES"/>
-          <w14:ligatures w14:val="none"/>
+          <ns2:ligatures ns2:val="none"/>
         </w:rPr>
         <w:t>a reconocer la existencia del seguro, situación respaldada por transcripciones y grabaciones aportadas.</w:t>
       </w:r>
@@ -1983,12 +1983,12 @@
           <w:color w:val="000000"/>
           <w:kern w:val="0"/>
           <w:lang w:eastAsia="es-ES"/>
-          <w14:ligatures w14:val="none"/>
+          <ns2:ligatures ns2:val="none"/>
         </w:rPr>
         <w:t xml:space="preserve"> </w:t>
       </w:r>
     </w:p>
-    <w:p>
+    <w:p ns2:paraId="41CC1DBF" ns2:textId="77777777">
       <w:pPr>
         <w:spacing w:after="0"/>
         <w:jc w:val="both"/>
@@ -1997,11 +1997,11 @@
           <w:color w:val="000000"/>
           <w:kern w:val="0"/>
           <w:lang w:eastAsia="es-ES"/>
-          <w14:ligatures w14:val="none"/>
-        </w:rPr>
-      </w:pPr>
-    </w:p>
-    <w:p>
+          <ns2:ligatures ns2:val="none"/>
+        </w:rPr>
+      </w:pPr>
+    </w:p>
+    <w:p ns2:paraId="659907C5" ns2:textId="298714D1">
       <w:pPr>
         <w:pStyle w:val="Prrafodelista"/>
         <w:numPr>
@@ -2020,7 +2020,7 @@
           <w:color w:val="000000"/>
           <w:kern w:val="0"/>
           <w:lang w:eastAsia="es-ES"/>
-          <w14:ligatures w14:val="none"/>
+          <ns2:ligatures ns2:val="none"/>
         </w:rPr>
       </w:pPr>
       <w:proofErr w:type="gramStart"/>
@@ -2030,7 +2030,7 @@
           <w:color w:val="000000"/>
           <w:kern w:val="0"/>
           <w:lang w:eastAsia="es-ES"/>
-          <w14:ligatures w14:val="none"/>
+          <ns2:ligatures ns2:val="none"/>
         </w:rPr>
         <w:t>En relación al</w:t>
       </w:r>
@@ -2041,7 +2041,7 @@
           <w:color w:val="000000"/>
           <w:kern w:val="0"/>
           <w:lang w:eastAsia="es-ES"/>
-          <w14:ligatures w14:val="none"/>
+          <ns2:ligatures ns2:val="none"/>
         </w:rPr>
         <w:t xml:space="preserve"> Libro de Reclamaciones virtual en el portal web d</w:t>
       </w:r>
@@ -2051,7 +2051,7 @@
           <w:color w:val="000000"/>
           <w:kern w:val="0"/>
           <w:lang w:eastAsia="es-ES"/>
-          <w14:ligatures w14:val="none"/>
+          <ns2:ligatures ns2:val="none"/>
         </w:rPr>
         <w:t>el Banco</w:t>
       </w:r>
@@ -2061,7 +2061,7 @@
           <w:color w:val="000000"/>
           <w:kern w:val="0"/>
           <w:lang w:eastAsia="es-ES"/>
-          <w14:ligatures w14:val="none"/>
+          <ns2:ligatures ns2:val="none"/>
         </w:rPr>
         <w:t xml:space="preserve">, </w:t>
       </w:r>
@@ -2071,7 +2071,7 @@
           <w:color w:val="000000"/>
           <w:kern w:val="0"/>
           <w:lang w:eastAsia="es-ES"/>
-          <w14:ligatures w14:val="none"/>
+          <ns2:ligatures ns2:val="none"/>
         </w:rPr>
         <w:t>intentó</w:t>
       </w:r>
@@ -2081,12 +2081,12 @@
           <w:color w:val="000000"/>
           <w:kern w:val="0"/>
           <w:lang w:eastAsia="es-ES"/>
-          <w14:ligatures w14:val="none"/>
+          <ns2:ligatures ns2:val="none"/>
         </w:rPr>
         <w:t xml:space="preserve"> presentar un reclamo. En dicho portal, el enlace al Libro de Reclamaciones se ubicaba al pie de página y requería información que no estaba contemplada, como los cuatro últimos dígitos de la tarjeta, número de cuenta bancaria, y obligaba al uso exclusivo de correo electrónico para notificaciones, sin opción a recibir respuesta por vía física.</w:t>
       </w:r>
     </w:p>
-    <w:p>
+    <w:p ns2:paraId="34C63024" ns2:textId="77777777">
       <w:pPr>
         <w:spacing w:after="0"/>
         <w:jc w:val="both"/>
@@ -2095,11 +2095,11 @@
           <w:color w:val="000000"/>
           <w:kern w:val="0"/>
           <w:lang w:eastAsia="es-ES"/>
-          <w14:ligatures w14:val="none"/>
-        </w:rPr>
-      </w:pPr>
-    </w:p>
-    <w:p>
+          <ns2:ligatures ns2:val="none"/>
+        </w:rPr>
+      </w:pPr>
+    </w:p>
+    <w:p ns2:paraId="09F7C676" ns2:textId="5FA1A097">
       <w:pPr>
         <w:pStyle w:val="Prrafodelista"/>
         <w:numPr>
@@ -2118,16 +2118,16 @@
           <w:color w:val="000000"/>
           <w:kern w:val="0"/>
           <w:lang w:eastAsia="es-ES"/>
-          <w14:ligatures w14:val="none"/>
-        </w:rPr>
-      </w:pPr>
-      <w:r>
-        <w:rPr>
-          <w:rFonts w:ascii="Arial Narrow" w:eastAsia="Times New Roman" w:hAnsi="Arial Narrow" w:cs="Arial"/>
-          <w:color w:val="000000"/>
-          <w:kern w:val="0"/>
-          <w:lang w:eastAsia="es-ES"/>
-          <w14:ligatures w14:val="none"/>
+          <ns2:ligatures ns2:val="none"/>
+        </w:rPr>
+      </w:pPr>
+      <w:r>
+        <w:rPr>
+          <w:rFonts w:ascii="Arial Narrow" w:eastAsia="Times New Roman" w:hAnsi="Arial Narrow" w:cs="Arial"/>
+          <w:color w:val="000000"/>
+          <w:kern w:val="0"/>
+          <w:lang w:eastAsia="es-ES"/>
+          <ns2:ligatures ns2:val="none"/>
         </w:rPr>
         <w:t xml:space="preserve">En cuanto al Libro de Reclamaciones virtual en la página web de </w:t>
       </w:r>
@@ -2137,7 +2137,7 @@
           <w:color w:val="000000"/>
           <w:kern w:val="0"/>
           <w:lang w:eastAsia="es-ES"/>
-          <w14:ligatures w14:val="none"/>
+          <ns2:ligatures ns2:val="none"/>
         </w:rPr>
         <w:t>Pacífico</w:t>
       </w:r>
@@ -2147,7 +2147,7 @@
           <w:color w:val="000000"/>
           <w:kern w:val="0"/>
           <w:lang w:eastAsia="es-ES"/>
-          <w14:ligatures w14:val="none"/>
+          <ns2:ligatures ns2:val="none"/>
         </w:rPr>
         <w:t>, ingresó para presentar un reclamo. En el portal, el enlace correspondiente estaba ubicado al pie de página y establecía límites en la cantidad de caracteres para detallar el reclamo, además de requerir información específica, como número de póliza e información del incidente.</w:t>
       </w:r>
@@ -2157,12 +2157,12 @@
           <w:color w:val="000000"/>
           <w:kern w:val="0"/>
           <w:lang w:eastAsia="es-ES"/>
-          <w14:ligatures w14:val="none"/>
+          <ns2:ligatures ns2:val="none"/>
         </w:rPr>
         <w:t xml:space="preserve"> </w:t>
       </w:r>
     </w:p>
-    <w:p>
+    <w:p ns2:paraId="20009118" ns2:textId="77777777">
       <w:pPr>
         <w:spacing w:after="0"/>
         <w:jc w:val="both"/>
@@ -2171,11 +2171,11 @@
           <w:color w:val="000000"/>
           <w:kern w:val="0"/>
           <w:lang w:eastAsia="es-ES"/>
-          <w14:ligatures w14:val="none"/>
-        </w:rPr>
-      </w:pPr>
-    </w:p>
-    <w:p>
+          <ns2:ligatures ns2:val="none"/>
+        </w:rPr>
+      </w:pPr>
+    </w:p>
+    <w:p ns2:paraId="07906B57" ns2:textId="37E43093">
       <w:pPr>
         <w:pStyle w:val="Prrafodelista"/>
         <w:numPr>
@@ -2194,16 +2194,16 @@
           <w:color w:val="000000"/>
           <w:kern w:val="0"/>
           <w:lang w:eastAsia="es-ES"/>
-          <w14:ligatures w14:val="none"/>
-        </w:rPr>
-      </w:pPr>
-      <w:r>
-        <w:rPr>
-          <w:rFonts w:ascii="Arial Narrow" w:eastAsia="Times New Roman" w:hAnsi="Arial Narrow" w:cs="Arial"/>
-          <w:color w:val="000000"/>
-          <w:kern w:val="0"/>
-          <w:lang w:eastAsia="es-ES"/>
-          <w14:ligatures w14:val="none"/>
+          <ns2:ligatures ns2:val="none"/>
+        </w:rPr>
+      </w:pPr>
+      <w:r>
+        <w:rPr>
+          <w:rFonts w:ascii="Arial Narrow" w:eastAsia="Times New Roman" w:hAnsi="Arial Narrow" w:cs="Arial"/>
+          <w:color w:val="000000"/>
+          <w:kern w:val="0"/>
+          <w:lang w:eastAsia="es-ES"/>
+          <ns2:ligatures ns2:val="none"/>
         </w:rPr>
         <w:t>Respecto a</w:t>
       </w:r>
@@ -2213,7 +2213,7 @@
           <w:color w:val="000000"/>
           <w:kern w:val="0"/>
           <w:lang w:eastAsia="es-ES"/>
-          <w14:ligatures w14:val="none"/>
+          <ns2:ligatures ns2:val="none"/>
         </w:rPr>
         <w:t xml:space="preserve"> su</w:t>
       </w:r>
@@ -2223,7 +2223,7 @@
           <w:color w:val="000000"/>
           <w:kern w:val="0"/>
           <w:lang w:eastAsia="es-ES"/>
-          <w14:ligatures w14:val="none"/>
+          <ns2:ligatures ns2:val="none"/>
         </w:rPr>
         <w:t xml:space="preserve"> estado de salud, sufrió una contusión en la región lumbosacra y pelvis como consecuencia de la caída ocurrida durante el robo. Se prescribieron diez sesiones de terapia física en la zona afectada, validadas mediante la Boleta de Venta Electrónica </w:t>
       </w:r>
@@ -2234,7 +2234,7 @@
           <w:color w:val="000000"/>
           <w:kern w:val="0"/>
           <w:lang w:eastAsia="es-ES"/>
-          <w14:ligatures w14:val="none"/>
+          <ns2:ligatures ns2:val="none"/>
         </w:rPr>
         <w:t/>
       </w:r>
@@ -2245,7 +2245,7 @@
           <w:color w:val="000000"/>
           <w:kern w:val="0"/>
           <w:lang w:eastAsia="es-ES"/>
-          <w14:ligatures w14:val="none"/>
+          <ns2:ligatures ns2:val="none"/>
         </w:rPr>
         <w:t xml:space="preserve"> EB01-9769. </w:t>
       </w:r>
@@ -2255,7 +2255,7 @@
           <w:color w:val="000000"/>
           <w:kern w:val="0"/>
           <w:lang w:eastAsia="es-ES"/>
-          <w14:ligatures w14:val="none"/>
+          <ns2:ligatures ns2:val="none"/>
         </w:rPr>
         <w:t>Asimismo,</w:t>
       </w:r>
@@ -2265,7 +2265,7 @@
           <w:color w:val="000000"/>
           <w:kern w:val="0"/>
           <w:lang w:eastAsia="es-ES"/>
-          <w14:ligatures w14:val="none"/>
+          <ns2:ligatures ns2:val="none"/>
         </w:rPr>
         <w:t xml:space="preserve"> continúa con tratamiento médico y evaluaciones, cubiertos parcialmente por un seguro privado de salud contratado con </w:t>
       </w:r>
@@ -2275,12 +2275,12 @@
           <w:color w:val="000000"/>
           <w:kern w:val="0"/>
           <w:lang w:eastAsia="es-ES"/>
-          <w14:ligatures w14:val="none"/>
+          <ns2:ligatures ns2:val="none"/>
         </w:rPr>
         <w:t>La Positiva Seguros Y Reaseguros S.A.</w:t>
       </w:r>
     </w:p>
-    <w:p>
+    <w:p ns2:paraId="45D1BC16" ns2:textId="77777777">
       <w:pPr>
         <w:pStyle w:val="Prrafodelista"/>
         <w:rPr>
@@ -2288,11 +2288,11 @@
           <w:color w:val="000000"/>
           <w:kern w:val="0"/>
           <w:lang w:eastAsia="es-ES"/>
-          <w14:ligatures w14:val="none"/>
-        </w:rPr>
-      </w:pPr>
-    </w:p>
-    <w:p>
+          <ns2:ligatures ns2:val="none"/>
+        </w:rPr>
+      </w:pPr>
+    </w:p>
+    <w:p ns2:paraId="5767D7E1" ns2:textId="460C4FA3">
       <w:pPr>
         <w:pStyle w:val="Prrafodelista"/>
         <w:numPr>
@@ -2311,16 +2311,16 @@
           <w:color w:val="000000"/>
           <w:kern w:val="0"/>
           <w:lang w:eastAsia="es-ES"/>
-          <w14:ligatures w14:val="none"/>
-        </w:rPr>
-      </w:pPr>
-      <w:r>
-        <w:rPr>
-          <w:rFonts w:ascii="Arial Narrow" w:eastAsia="Times New Roman" w:hAnsi="Arial Narrow" w:cs="Arial"/>
-          <w:color w:val="000000"/>
-          <w:kern w:val="0"/>
-          <w:lang w:eastAsia="es-ES"/>
-          <w14:ligatures w14:val="none"/>
+          <ns2:ligatures ns2:val="none"/>
+        </w:rPr>
+      </w:pPr>
+      <w:r>
+        <w:rPr>
+          <w:rFonts w:ascii="Arial Narrow" w:eastAsia="Times New Roman" w:hAnsi="Arial Narrow" w:cs="Arial"/>
+          <w:color w:val="000000"/>
+          <w:kern w:val="0"/>
+          <w:lang w:eastAsia="es-ES"/>
+          <ns2:ligatures ns2:val="none"/>
         </w:rPr>
         <w:lastRenderedPageBreak/>
         <w:t xml:space="preserve">Hasta la fecha de la presentación de la denuncia, no ha recibido comunicación, ni digital ni física, respecto a la cobertura del </w:t>
@@ -2331,7 +2331,7 @@
           <w:color w:val="000000"/>
           <w:kern w:val="0"/>
           <w:lang w:eastAsia="es-ES"/>
-          <w14:ligatures w14:val="none"/>
+          <ns2:ligatures ns2:val="none"/>
         </w:rPr>
         <w:t>Seguro Antirrobos</w:t>
       </w:r>
@@ -2341,12 +2341,12 @@
           <w:color w:val="000000"/>
           <w:kern w:val="0"/>
           <w:lang w:eastAsia="es-ES"/>
-          <w14:ligatures w14:val="none"/>
+          <ns2:ligatures ns2:val="none"/>
         </w:rPr>
         <w:t>.</w:t>
       </w:r>
     </w:p>
-    <w:p>
+    <w:p ns2:paraId="667DBDCB" ns2:textId="77777777">
       <w:pPr>
         <w:tabs>
           <w:tab w:val="left" w:pos="1134"/>
@@ -2358,11 +2358,11 @@
           <w:color w:val="000000"/>
           <w:kern w:val="0"/>
           <w:lang w:eastAsia="es-ES"/>
-          <w14:ligatures w14:val="none"/>
-        </w:rPr>
-      </w:pPr>
-    </w:p>
-    <w:p>
+          <ns2:ligatures ns2:val="none"/>
+        </w:rPr>
+      </w:pPr>
+    </w:p>
+    <w:p ns2:paraId="44007BE6" ns2:textId="1687B459">
       <w:pPr>
         <w:numPr>
           <w:ilvl w:val="1"/>
@@ -2380,14 +2380,14 @@
           <w:color w:val="000000"/>
           <w:kern w:val="0"/>
           <w:lang w:val="es-ES" w:eastAsia="es-ES"/>
-          <w14:ligatures w14:val="none"/>
+          <ns2:ligatures ns2:val="none"/>
         </w:rPr>
       </w:pPr>
       <w:r>
         <w:rPr>
           <w:rFonts w:ascii="Arial Narrow" w:eastAsia="Calibri" w:hAnsi="Arial Narrow" w:cs="Arial"/>
           <w:kern w:val="0"/>
-          <w14:ligatures w14:val="none"/>
+          <ns2:ligatures ns2:val="none"/>
         </w:rPr>
         <w:t xml:space="preserve">El señor [APELLIDO] solicitó, en calidad de medida correctiva, que el Banco y Pacífico cumplan con: (i) emitir una carta de disculpas a favor del señor [APELLIDO], brindando explicaciones técnicas y detalladas junto con el sustento legal referido a las políticas aplicadas en los hechos denunciados; (ii) ejecutar y hacer efectiva la cobertura del Seguro Antirrobos; (iii) ordenar al Banco implementar el Libro de Reclamaciones Virtual conforme a la normativa vigente y exhibir el aviso respectivo en su portal; (iv) ordenar a Pacífico implementar el Libro de Reclamaciones Virtual conforme a norma y exhibir el aviso respectivo en su portal; (v) realizar por parte del Banco una capacitación a todo su personal respecto al Libro de Reclamaciones y la Ley 29571, debiendo acreditar dicha capacitación ante Indecopi; (vi) realizar por parte de Pacífico una capacitación similar para todo su personal, debiendo acreditar dicha capacitación ante Indecopi; (vii) disponer la inscripción del Banco en el Registro de Infracciones y Sanciones de Indecopi una vez que la resolución quede firme; (viii) disponer la inscripción de Pacífico en el mismo registro bajo las mismas condiciones; (ix) brindar por parte del Banco los datos completos de los trabajadores y/o funcionarios implicados en los hechos denunciados, indicando si continúan en la entidad y sus cargos; y, (x) brindar por parte de Pacífico los datos completos de los trabajadores y/o funcionarios implicados en los hechos denunciados, indicando si continúan en la entidad y sus cargos. Asimismo, requirió el reembolso de costos y costas del presente procedimiento.</w:t>
       </w:r>
@@ -2397,7 +2397,7 @@
           <w:color w:val="000000"/>
           <w:kern w:val="0"/>
           <w:lang w:val="es-ES" w:eastAsia="es-ES"/>
-          <w14:ligatures w14:val="none"/>
+          <ns2:ligatures ns2:val="none"/>
         </w:rPr>
         <w:t/>
       </w:r>
@@ -2407,7 +2407,7 @@
           <w:color w:val="000000"/>
           <w:kern w:val="0"/>
           <w:lang w:val="es-ES" w:eastAsia="es-ES"/>
-          <w14:ligatures w14:val="none"/>
+          <ns2:ligatures ns2:val="none"/>
         </w:rPr>
         <w:t xml:space="preserve"/>
       </w:r>
@@ -2417,7 +2417,7 @@
           <w:color w:val="000000"/>
           <w:kern w:val="0"/>
           <w:lang w:val="es-ES" w:eastAsia="es-ES"/>
-          <w14:ligatures w14:val="none"/>
+          <ns2:ligatures ns2:val="none"/>
         </w:rPr>
         <w:t xml:space="preserve"/>
       </w:r>
@@ -2427,7 +2427,7 @@
           <w:color w:val="000000"/>
           <w:kern w:val="0"/>
           <w:lang w:val="es-ES" w:eastAsia="es-ES"/>
-          <w14:ligatures w14:val="none"/>
+          <ns2:ligatures ns2:val="none"/>
         </w:rPr>
         <w:t xml:space="preserve"/>
       </w:r>
@@ -2437,7 +2437,7 @@
           <w:color w:val="000000"/>
           <w:kern w:val="0"/>
           <w:lang w:val="es-ES" w:eastAsia="es-ES"/>
-          <w14:ligatures w14:val="none"/>
+          <ns2:ligatures ns2:val="none"/>
         </w:rPr>
         <w:t/>
       </w:r>
@@ -2447,7 +2447,7 @@
           <w:color w:val="000000"/>
           <w:kern w:val="0"/>
           <w:lang w:val="es-ES" w:eastAsia="es-ES"/>
-          <w14:ligatures w14:val="none"/>
+          <ns2:ligatures ns2:val="none"/>
         </w:rPr>
         <w:t/>
       </w:r>
@@ -2457,7 +2457,7 @@
           <w:color w:val="000000"/>
           <w:kern w:val="0"/>
           <w:lang w:val="es-ES" w:eastAsia="es-ES"/>
-          <w14:ligatures w14:val="none"/>
+          <ns2:ligatures ns2:val="none"/>
         </w:rPr>
         <w:t xml:space="preserve"/>
       </w:r>
@@ -2467,7 +2467,7 @@
           <w:color w:val="000000"/>
           <w:kern w:val="0"/>
           <w:lang w:val="es-ES" w:eastAsia="es-ES"/>
-          <w14:ligatures w14:val="none"/>
+          <ns2:ligatures ns2:val="none"/>
         </w:rPr>
         <w:t/>
       </w:r>
@@ -2477,7 +2477,7 @@
           <w:color w:val="000000"/>
           <w:kern w:val="0"/>
           <w:lang w:val="es-ES" w:eastAsia="es-ES"/>
-          <w14:ligatures w14:val="none"/>
+          <ns2:ligatures ns2:val="none"/>
         </w:rPr>
         <w:t xml:space="preserve"/>
       </w:r>
@@ -2487,7 +2487,7 @@
           <w:color w:val="000000"/>
           <w:kern w:val="0"/>
           <w:lang w:val="es-ES" w:eastAsia="es-ES"/>
-          <w14:ligatures w14:val="none"/>
+          <ns2:ligatures ns2:val="none"/>
         </w:rPr>
         <w:t/>
       </w:r>
@@ -2497,7 +2497,7 @@
           <w:color w:val="000000"/>
           <w:kern w:val="0"/>
           <w:lang w:val="es-ES" w:eastAsia="es-ES"/>
-          <w14:ligatures w14:val="none"/>
+          <ns2:ligatures ns2:val="none"/>
         </w:rPr>
         <w:t xml:space="preserve"/>
       </w:r>
@@ -2507,7 +2507,7 @@
           <w:color w:val="000000"/>
           <w:kern w:val="0"/>
           <w:lang w:val="es-ES" w:eastAsia="es-ES"/>
-          <w14:ligatures w14:val="none"/>
+          <ns2:ligatures ns2:val="none"/>
         </w:rPr>
         <w:t/>
       </w:r>
@@ -2517,7 +2517,7 @@
           <w:color w:val="000000"/>
           <w:kern w:val="0"/>
           <w:lang w:val="es-ES" w:eastAsia="es-ES"/>
-          <w14:ligatures w14:val="none"/>
+          <ns2:ligatures ns2:val="none"/>
         </w:rPr>
         <w:t/>
       </w:r>
@@ -2528,7 +2528,7 @@
           <w:color w:val="000000"/>
           <w:kern w:val="0"/>
           <w:lang w:val="es-ES" w:eastAsia="es-ES"/>
-          <w14:ligatures w14:val="none"/>
+          <ns2:ligatures ns2:val="none"/>
         </w:rPr>
         <w:t/>
       </w:r>
@@ -2539,7 +2539,7 @@
           <w:color w:val="000000"/>
           <w:kern w:val="0"/>
           <w:lang w:val="es-ES" w:eastAsia="es-ES"/>
-          <w14:ligatures w14:val="none"/>
+          <ns2:ligatures ns2:val="none"/>
         </w:rPr>
         <w:t xml:space="preserve"/>
       </w:r>
@@ -2549,7 +2549,7 @@
           <w:color w:val="000000"/>
           <w:kern w:val="0"/>
           <w:lang w:eastAsia="es-ES"/>
-          <w14:ligatures w14:val="none"/>
+          <ns2:ligatures ns2:val="none"/>
         </w:rPr>
         <w:t/>
       </w:r>
@@ -2559,7 +2559,7 @@
           <w:color w:val="000000"/>
           <w:kern w:val="0"/>
           <w:lang w:val="es-ES" w:eastAsia="es-ES"/>
-          <w14:ligatures w14:val="none"/>
+          <ns2:ligatures ns2:val="none"/>
         </w:rPr>
         <w:t/>
       </w:r>
@@ -2570,7 +2570,7 @@
           <w:color w:val="000000"/>
           <w:kern w:val="0"/>
           <w:lang w:val="es-ES" w:eastAsia="es-ES"/>
-          <w14:ligatures w14:val="none"/>
+          <ns2:ligatures ns2:val="none"/>
         </w:rPr>
         <w:t/>
       </w:r>
@@ -2580,7 +2580,7 @@
           <w:color w:val="000000"/>
           <w:kern w:val="0"/>
           <w:lang w:val="es-ES" w:eastAsia="es-ES"/>
-          <w14:ligatures w14:val="none"/>
+          <ns2:ligatures ns2:val="none"/>
         </w:rPr>
         <w:t/>
       </w:r>
@@ -2591,7 +2591,7 @@
           <w:color w:val="000000"/>
           <w:kern w:val="0"/>
           <w:lang w:val="es-ES" w:eastAsia="es-ES"/>
-          <w14:ligatures w14:val="none"/>
+          <ns2:ligatures ns2:val="none"/>
         </w:rPr>
         <w:t/>
       </w:r>
@@ -2602,7 +2602,7 @@
           <w:color w:val="000000"/>
           <w:kern w:val="0"/>
           <w:lang w:val="es-ES" w:eastAsia="es-ES"/>
-          <w14:ligatures w14:val="none"/>
+          <ns2:ligatures ns2:val="none"/>
         </w:rPr>
         <w:t/>
       </w:r>
@@ -2612,7 +2612,7 @@
           <w:color w:val="000000"/>
           <w:kern w:val="0"/>
           <w:lang w:val="es-ES" w:eastAsia="es-ES"/>
-          <w14:ligatures w14:val="none"/>
+          <ns2:ligatures ns2:val="none"/>
         </w:rPr>
         <w:t/>
       </w:r>
@@ -2623,7 +2623,7 @@
           <w:color w:val="000000"/>
           <w:kern w:val="0"/>
           <w:lang w:val="es-ES" w:eastAsia="es-ES"/>
-          <w14:ligatures w14:val="none"/>
+          <ns2:ligatures ns2:val="none"/>
         </w:rPr>
         <w:t/>
       </w:r>
@@ -2633,7 +2633,7 @@
           <w:color w:val="000000"/>
           <w:kern w:val="0"/>
           <w:lang w:val="es-ES" w:eastAsia="es-ES"/>
-          <w14:ligatures w14:val="none"/>
+          <ns2:ligatures ns2:val="none"/>
         </w:rPr>
         <w:t xml:space="preserve"/>
       </w:r>
@@ -2643,7 +2643,7 @@
           <w:color w:val="000000"/>
           <w:kern w:val="0"/>
           <w:lang w:val="es-ES" w:eastAsia="es-ES"/>
-          <w14:ligatures w14:val="none"/>
+          <ns2:ligatures ns2:val="none"/>
         </w:rPr>
         <w:t/>
       </w:r>
@@ -2653,7 +2653,7 @@
           <w:color w:val="000000"/>
           <w:kern w:val="0"/>
           <w:lang w:val="es-ES" w:eastAsia="es-ES"/>
-          <w14:ligatures w14:val="none"/>
+          <ns2:ligatures ns2:val="none"/>
         </w:rPr>
         <w:t xml:space="preserve"/>
       </w:r>
@@ -2663,7 +2663,7 @@
           <w:color w:val="000000"/>
           <w:kern w:val="0"/>
           <w:lang w:val="es-ES" w:eastAsia="es-ES"/>
-          <w14:ligatures w14:val="none"/>
+          <ns2:ligatures ns2:val="none"/>
         </w:rPr>
         <w:t/>
       </w:r>
@@ -2673,7 +2673,7 @@
           <w:color w:val="000000"/>
           <w:kern w:val="0"/>
           <w:lang w:val="es-ES" w:eastAsia="es-ES"/>
-          <w14:ligatures w14:val="none"/>
+          <ns2:ligatures ns2:val="none"/>
         </w:rPr>
         <w:t/>
       </w:r>
@@ -2683,7 +2683,7 @@
           <w:color w:val="000000"/>
           <w:kern w:val="0"/>
           <w:lang w:val="es-ES" w:eastAsia="es-ES"/>
-          <w14:ligatures w14:val="none"/>
+          <ns2:ligatures ns2:val="none"/>
         </w:rPr>
         <w:t xml:space="preserve"/>
       </w:r>
@@ -2693,7 +2693,7 @@
           <w:color w:val="000000"/>
           <w:kern w:val="0"/>
           <w:lang w:val="es-ES" w:eastAsia="es-ES"/>
-          <w14:ligatures w14:val="none"/>
+          <ns2:ligatures ns2:val="none"/>
         </w:rPr>
         <w:t xml:space="preserve"/>
       </w:r>
@@ -2703,7 +2703,7 @@
           <w:color w:val="000000"/>
           <w:kern w:val="0"/>
           <w:lang w:val="es-ES" w:eastAsia="es-ES"/>
-          <w14:ligatures w14:val="none"/>
+          <ns2:ligatures ns2:val="none"/>
         </w:rPr>
         <w:t/>
       </w:r>
@@ -2713,7 +2713,7 @@
           <w:color w:val="000000"/>
           <w:kern w:val="0"/>
           <w:lang w:val="es-ES" w:eastAsia="es-ES"/>
-          <w14:ligatures w14:val="none"/>
+          <ns2:ligatures ns2:val="none"/>
         </w:rPr>
         <w:t xml:space="preserve"/>
       </w:r>
@@ -2723,7 +2723,7 @@
           <w:color w:val="000000"/>
           <w:kern w:val="0"/>
           <w:lang w:val="es-ES" w:eastAsia="es-ES"/>
-          <w14:ligatures w14:val="none"/>
+          <ns2:ligatures ns2:val="none"/>
         </w:rPr>
         <w:t/>
       </w:r>
@@ -2733,7 +2733,7 @@
           <w:color w:val="000000"/>
           <w:kern w:val="0"/>
           <w:lang w:val="es-ES" w:eastAsia="es-ES"/>
-          <w14:ligatures w14:val="none"/>
+          <ns2:ligatures ns2:val="none"/>
         </w:rPr>
         <w:t xml:space="preserve"/>
       </w:r>
@@ -2743,7 +2743,7 @@
           <w:color w:val="000000"/>
           <w:kern w:val="0"/>
           <w:lang w:val="es-ES" w:eastAsia="es-ES"/>
-          <w14:ligatures w14:val="none"/>
+          <ns2:ligatures ns2:val="none"/>
         </w:rPr>
         <w:t xml:space="preserve"/>
       </w:r>
@@ -2753,7 +2753,7 @@
           <w:color w:val="000000"/>
           <w:kern w:val="0"/>
           <w:lang w:val="es-ES" w:eastAsia="es-ES"/>
-          <w14:ligatures w14:val="none"/>
+          <ns2:ligatures ns2:val="none"/>
         </w:rPr>
         <w:t/>
       </w:r>
@@ -2763,7 +2763,7 @@
           <w:color w:val="000000"/>
           <w:kern w:val="0"/>
           <w:lang w:val="es-ES" w:eastAsia="es-ES"/>
-          <w14:ligatures w14:val="none"/>
+          <ns2:ligatures ns2:val="none"/>
         </w:rPr>
         <w:t/>
       </w:r>
@@ -2774,7 +2774,7 @@
           <w:color w:val="000000"/>
           <w:kern w:val="0"/>
           <w:lang w:val="es-ES" w:eastAsia="es-ES"/>
-          <w14:ligatures w14:val="none"/>
+          <ns2:ligatures ns2:val="none"/>
         </w:rPr>
         <w:t/>
       </w:r>
@@ -2785,7 +2785,7 @@
           <w:color w:val="000000"/>
           <w:kern w:val="0"/>
           <w:lang w:val="es-ES" w:eastAsia="es-ES"/>
-          <w14:ligatures w14:val="none"/>
+          <ns2:ligatures ns2:val="none"/>
         </w:rPr>
         <w:t/>
       </w:r>
@@ -2795,7 +2795,7 @@
           <w:color w:val="000000"/>
           <w:kern w:val="0"/>
           <w:lang w:val="es-ES" w:eastAsia="es-ES"/>
-          <w14:ligatures w14:val="none"/>
+          <ns2:ligatures ns2:val="none"/>
         </w:rPr>
         <w:t xml:space="preserve"/>
       </w:r>
@@ -2805,7 +2805,7 @@
           <w:color w:val="000000"/>
           <w:kern w:val="0"/>
           <w:lang w:val="es-ES" w:eastAsia="es-ES"/>
-          <w14:ligatures w14:val="none"/>
+          <ns2:ligatures ns2:val="none"/>
         </w:rPr>
         <w:t xml:space="preserve"/>
       </w:r>
@@ -2815,7 +2815,7 @@
           <w:color w:val="000000"/>
           <w:kern w:val="0"/>
           <w:lang w:val="es-ES" w:eastAsia="es-ES"/>
-          <w14:ligatures w14:val="none"/>
+          <ns2:ligatures ns2:val="none"/>
         </w:rPr>
         <w:t/>
       </w:r>
@@ -2825,7 +2825,7 @@
           <w:color w:val="000000"/>
           <w:kern w:val="0"/>
           <w:lang w:val="es-ES" w:eastAsia="es-ES"/>
-          <w14:ligatures w14:val="none"/>
+          <ns2:ligatures ns2:val="none"/>
         </w:rPr>
         <w:t xml:space="preserve"/>
       </w:r>
@@ -2836,7 +2836,7 @@
           <w:color w:val="000000"/>
           <w:kern w:val="0"/>
           <w:lang w:val="es-ES" w:eastAsia="es-ES"/>
-          <w14:ligatures w14:val="none"/>
+          <ns2:ligatures ns2:val="none"/>
         </w:rPr>
         <w:t/>
       </w:r>
@@ -2847,7 +2847,7 @@
           <w:color w:val="000000"/>
           <w:kern w:val="0"/>
           <w:lang w:val="es-ES" w:eastAsia="es-ES"/>
-          <w14:ligatures w14:val="none"/>
+          <ns2:ligatures ns2:val="none"/>
         </w:rPr>
         <w:t xml:space="preserve"/>
       </w:r>
@@ -2857,7 +2857,7 @@
           <w:color w:val="000000"/>
           <w:kern w:val="0"/>
           <w:lang w:val="es-ES" w:eastAsia="es-ES"/>
-          <w14:ligatures w14:val="none"/>
+          <ns2:ligatures ns2:val="none"/>
         </w:rPr>
         <w:t xml:space="preserve"/>
       </w:r>
@@ -2867,7 +2867,7 @@
           <w:color w:val="000000"/>
           <w:kern w:val="0"/>
           <w:lang w:val="es-ES" w:eastAsia="es-ES"/>
-          <w14:ligatures w14:val="none"/>
+          <ns2:ligatures ns2:val="none"/>
         </w:rPr>
         <w:t/>
       </w:r>
@@ -2878,7 +2878,7 @@
           <w:color w:val="000000"/>
           <w:kern w:val="0"/>
           <w:lang w:val="es-ES" w:eastAsia="es-ES"/>
-          <w14:ligatures w14:val="none"/>
+          <ns2:ligatures ns2:val="none"/>
         </w:rPr>
         <w:t/>
       </w:r>
@@ -2888,7 +2888,7 @@
           <w:color w:val="000000"/>
           <w:kern w:val="0"/>
           <w:lang w:val="es-ES" w:eastAsia="es-ES"/>
-          <w14:ligatures w14:val="none"/>
+          <ns2:ligatures ns2:val="none"/>
         </w:rPr>
         <w:t/>
       </w:r>
@@ -2899,7 +2899,7 @@
           <w:color w:val="000000"/>
           <w:kern w:val="0"/>
           <w:lang w:val="es-ES" w:eastAsia="es-ES"/>
-          <w14:ligatures w14:val="none"/>
+          <ns2:ligatures ns2:val="none"/>
         </w:rPr>
         <w:t/>
       </w:r>
@@ -2909,7 +2909,7 @@
           <w:color w:val="000000"/>
           <w:kern w:val="0"/>
           <w:lang w:val="es-ES" w:eastAsia="es-ES"/>
-          <w14:ligatures w14:val="none"/>
+          <ns2:ligatures ns2:val="none"/>
         </w:rPr>
         <w:t xml:space="preserve"/>
       </w:r>
@@ -2919,7 +2919,7 @@
           <w:color w:val="000000"/>
           <w:kern w:val="0"/>
           <w:lang w:val="es-ES" w:eastAsia="es-ES"/>
-          <w14:ligatures w14:val="none"/>
+          <ns2:ligatures ns2:val="none"/>
         </w:rPr>
         <w:t xml:space="preserve"/>
       </w:r>
@@ -2929,7 +2929,7 @@
           <w:color w:val="000000"/>
           <w:kern w:val="0"/>
           <w:lang w:val="es-ES" w:eastAsia="es-ES"/>
-          <w14:ligatures w14:val="none"/>
+          <ns2:ligatures ns2:val="none"/>
         </w:rPr>
         <w:t xml:space="preserve"/>
       </w:r>
@@ -2939,7 +2939,7 @@
           <w:color w:val="000000"/>
           <w:kern w:val="0"/>
           <w:lang w:val="es-ES" w:eastAsia="es-ES"/>
-          <w14:ligatures w14:val="none"/>
+          <ns2:ligatures ns2:val="none"/>
         </w:rPr>
         <w:t/>
       </w:r>
@@ -2949,7 +2949,7 @@
           <w:color w:val="000000"/>
           <w:kern w:val="0"/>
           <w:lang w:val="es-ES" w:eastAsia="es-ES"/>
-          <w14:ligatures w14:val="none"/>
+          <ns2:ligatures ns2:val="none"/>
         </w:rPr>
         <w:t/>
       </w:r>
@@ -2959,7 +2959,7 @@
           <w:color w:val="000000"/>
           <w:kern w:val="0"/>
           <w:lang w:val="es-ES" w:eastAsia="es-ES"/>
-          <w14:ligatures w14:val="none"/>
+          <ns2:ligatures ns2:val="none"/>
         </w:rPr>
         <w:t xml:space="preserve"/>
       </w:r>
@@ -2969,7 +2969,7 @@
           <w:color w:val="000000"/>
           <w:kern w:val="0"/>
           <w:lang w:val="es-ES" w:eastAsia="es-ES"/>
-          <w14:ligatures w14:val="none"/>
+          <ns2:ligatures ns2:val="none"/>
         </w:rPr>
         <w:t xml:space="preserve"/>
       </w:r>
@@ -2979,7 +2979,7 @@
           <w:color w:val="000000"/>
           <w:kern w:val="0"/>
           <w:lang w:val="es-ES" w:eastAsia="es-ES"/>
-          <w14:ligatures w14:val="none"/>
+          <ns2:ligatures ns2:val="none"/>
         </w:rPr>
         <w:t/>
       </w:r>
@@ -2989,7 +2989,7 @@
           <w:color w:val="000000"/>
           <w:kern w:val="0"/>
           <w:lang w:val="es-ES" w:eastAsia="es-ES"/>
-          <w14:ligatures w14:val="none"/>
+          <ns2:ligatures ns2:val="none"/>
         </w:rPr>
         <w:t/>
       </w:r>
@@ -2999,7 +2999,7 @@
           <w:color w:val="000000"/>
           <w:kern w:val="0"/>
           <w:lang w:val="es-ES" w:eastAsia="es-ES"/>
-          <w14:ligatures w14:val="none"/>
+          <ns2:ligatures ns2:val="none"/>
         </w:rPr>
         <w:t xml:space="preserve"/>
       </w:r>
@@ -3009,12 +3009,12 @@
           <w:color w:val="000000"/>
           <w:kern w:val="0"/>
           <w:lang w:val="es-ES" w:eastAsia="es-ES"/>
-          <w14:ligatures w14:val="none"/>
+          <ns2:ligatures ns2:val="none"/>
         </w:rPr>
         <w:t/>
       </w:r>
     </w:p>
-    <w:p>
+    <w:p ns2:paraId="619E0710" ns2:textId="77777777">
       <w:pPr>
         <w:spacing w:after="0" w:line="240" w:lineRule="auto"/>
         <w:contextualSpacing/>
@@ -3025,11 +3025,11 @@
           <w:color w:val="000000"/>
           <w:kern w:val="0"/>
           <w:lang w:eastAsia="es-PE"/>
-          <w14:ligatures w14:val="none"/>
-        </w:rPr>
-      </w:pPr>
-    </w:p>
-    <w:p>
+          <ns2:ligatures ns2:val="none"/>
+        </w:rPr>
+      </w:pPr>
+    </w:p>
+    <w:p ns2:paraId="0681DFDC" ns2:textId="77777777">
       <w:pPr>
         <w:pStyle w:val="Prrafodelista"/>
         <w:numPr>
@@ -3049,22 +3049,22 @@
           <w:color w:val="000000"/>
           <w:kern w:val="0"/>
           <w:lang w:eastAsia="es-PE"/>
-          <w14:ligatures w14:val="none"/>
-        </w:rPr>
-      </w:pPr>
-      <w:r>
-        <w:rPr>
-          <w:rFonts w:ascii="Arial Narrow" w:eastAsia="Arial Narrow" w:hAnsi="Arial Narrow" w:cs="Arial Narrow"/>
-          <w:b/>
-          <w:color w:val="000000"/>
-          <w:kern w:val="0"/>
-          <w:lang w:eastAsia="es-PE"/>
-          <w14:ligatures w14:val="none"/>
+          <ns2:ligatures ns2:val="none"/>
+        </w:rPr>
+      </w:pPr>
+      <w:r>
+        <w:rPr>
+          <w:rFonts w:ascii="Arial Narrow" w:eastAsia="Arial Narrow" w:hAnsi="Arial Narrow" w:cs="Arial Narrow"/>
+          <w:b/>
+          <w:color w:val="000000"/>
+          <w:kern w:val="0"/>
+          <w:lang w:eastAsia="es-PE"/>
+          <ns2:ligatures ns2:val="none"/>
         </w:rPr>
         <w:t>DE LA ADMISIÓN A TRÁMITE DE LA DENUNCIA</w:t>
       </w:r>
     </w:p>
-    <w:p>
+    <w:p ns2:paraId="3F75B5BE" ns2:textId="77777777">
       <w:pPr>
         <w:spacing w:after="0" w:line="240" w:lineRule="auto"/>
         <w:ind w:left="567"/>
@@ -3076,11 +3076,11 @@
           <w:color w:val="000000"/>
           <w:kern w:val="0"/>
           <w:lang w:eastAsia="es-PE"/>
-          <w14:ligatures w14:val="none"/>
-        </w:rPr>
-      </w:pPr>
-    </w:p>
-    <w:p>
+          <ns2:ligatures ns2:val="none"/>
+        </w:rPr>
+      </w:pPr>
+    </w:p>
+    <w:p ns2:paraId="6C0899A9" ns2:textId="033CE016">
       <w:pPr>
         <w:pStyle w:val="Prrafodelista"/>
         <w:numPr>
@@ -3093,7 +3093,7 @@
         <w:rPr>
           <w:rFonts w:ascii="Arial Narrow" w:eastAsia="Arial Narrow" w:hAnsi="Arial Narrow" w:cs="Arial Narrow"/>
           <w:kern w:val="0"/>
-          <w14:ligatures w14:val="none"/>
+          <ns2:ligatures ns2:val="none"/>
         </w:rPr>
       </w:pPr>
       <w:r>
@@ -3102,7 +3102,7 @@
           <w:color w:val="000000"/>
           <w:kern w:val="0"/>
           <w:lang w:eastAsia="es-PE"/>
-          <w14:ligatures w14:val="none"/>
+          <ns2:ligatures ns2:val="none"/>
         </w:rPr>
         <w:t>La Secretaría Técnica de la Comisión de Protección al Consumidor 1 (en adelante, la Secretaría Técnica), en ejercicio de sus facultades</w:t>
       </w:r>
@@ -3112,7 +3112,7 @@
           <w:rFonts w:ascii="Arial Narrow" w:eastAsia="Arial Narrow" w:hAnsi="Arial Narrow" w:cs="Arial Narrow"/>
           <w:kern w:val="0"/>
           <w:vertAlign w:val="superscript"/>
-          <w14:ligatures w14:val="none"/>
+          <ns2:ligatures ns2:val="none"/>
         </w:rPr>
         <w:footnoteReference w:id="2"/>
       </w:r>
@@ -3122,7 +3122,7 @@
           <w:color w:val="000000"/>
           <w:kern w:val="0"/>
           <w:lang w:eastAsia="es-PE"/>
-          <w14:ligatures w14:val="none"/>
+          <ns2:ligatures ns2:val="none"/>
         </w:rPr>
         <w:t xml:space="preserve">, considera </w:t>
       </w:r>
@@ -3130,7 +3130,7 @@
         <w:rPr>
           <w:rFonts w:ascii="Arial Narrow" w:eastAsia="Arial Narrow" w:hAnsi="Arial Narrow" w:cs="Arial Narrow"/>
           <w:kern w:val="0"/>
-          <w14:ligatures w14:val="none"/>
+          <ns2:ligatures ns2:val="none"/>
         </w:rPr>
         <w:t xml:space="preserve">que el hecho denunciado, consistente en que </w:t>
       </w:r>
@@ -3141,7 +3141,7 @@
           <w:kern w:val="0"/>
           <w:shd w:val="clear" w:color="auto" w:fill="FFFFFF"/>
           <w:lang w:eastAsia="es-PE"/>
-          <w14:ligatures w14:val="none"/>
+          <ns2:ligatures ns2:val="none"/>
         </w:rPr>
         <w:t xml:space="preserve">los proveedores denunciados se habrían negado injustificadamente a activar la cobertura del Seguro Tu Plata Segura – Certificado </w:t>
       </w:r>
@@ -3153,7 +3153,7 @@
           <w:kern w:val="0"/>
           <w:shd w:val="clear" w:color="auto" w:fill="FFFFFF"/>
           <w:lang w:eastAsia="es-PE"/>
-          <w14:ligatures w14:val="none"/>
+          <ns2:ligatures ns2:val="none"/>
         </w:rPr>
         <w:t/>
       </w:r>
@@ -3165,7 +3165,7 @@
           <w:kern w:val="0"/>
           <w:shd w:val="clear" w:color="auto" w:fill="FFFFFF"/>
           <w:lang w:eastAsia="es-PE"/>
-          <w14:ligatures w14:val="none"/>
+          <ns2:ligatures ns2:val="none"/>
         </w:rPr>
         <w:t xml:space="preserve"> 6000059466 por el siniestro del 22 de marzo de 2023</w:t>
       </w:r>
@@ -3173,7 +3173,7 @@
         <w:rPr>
           <w:rFonts w:ascii="Arial Narrow" w:eastAsia="Arial Narrow" w:hAnsi="Arial Narrow" w:cs="Arial Narrow"/>
           <w:kern w:val="0"/>
-          <w14:ligatures w14:val="none"/>
+          <ns2:ligatures ns2:val="none"/>
         </w:rPr>
         <w:t>;</w:t>
       </w:r>
@@ -3181,7 +3181,7 @@
         <w:rPr>
           <w:rFonts w:ascii="Arial Narrow" w:eastAsia="Arial Narrow" w:hAnsi="Arial Narrow" w:cs="Arial Narrow"/>
           <w:kern w:val="0"/>
-          <w14:ligatures w14:val="none"/>
+          <ns2:ligatures ns2:val="none"/>
         </w:rPr>
         <w:t xml:space="preserve"> </w:t>
       </w:r>
@@ -3189,7 +3189,7 @@
         <w:rPr>
           <w:rFonts w:ascii="Arial Narrow" w:eastAsia="Arial Narrow" w:hAnsi="Arial Narrow" w:cs="Arial Narrow"/>
           <w:kern w:val="0"/>
-          <w14:ligatures w14:val="none"/>
+          <ns2:ligatures ns2:val="none"/>
         </w:rPr>
         <w:t xml:space="preserve">involucraría una presunta afectación a sus expectativas, quien no habría encontrado una correspondencia entre lo que esperaba recibir de parte del </w:t>
       </w:r>
@@ -3197,7 +3197,7 @@
         <w:rPr>
           <w:rFonts w:ascii="Arial Narrow" w:eastAsia="Arial Narrow" w:hAnsi="Arial Narrow" w:cs="Arial Narrow"/>
           <w:kern w:val="0"/>
-          <w14:ligatures w14:val="none"/>
+          <ns2:ligatures ns2:val="none"/>
         </w:rPr>
         <w:t>proveedor y lo que realmente recibió. Por consiguiente, corresponde calificar el hecho materia de denuncia como una presunta infracción al deber de idoneidad, tipificado en los artículos 18</w:t>
       </w:r>
@@ -3207,7 +3207,7 @@
           <w:color w:val="000000"/>
           <w:kern w:val="0"/>
           <w:lang w:eastAsia="es-PE"/>
-          <w14:ligatures w14:val="none"/>
+          <ns2:ligatures ns2:val="none"/>
         </w:rPr>
         <w:t/>
       </w:r>
@@ -3215,7 +3215,7 @@
         <w:rPr>
           <w:rFonts w:ascii="Arial Narrow" w:eastAsia="Arial Narrow" w:hAnsi="Arial Narrow" w:cs="Arial Narrow"/>
           <w:kern w:val="0"/>
-          <w14:ligatures w14:val="none"/>
+          <ns2:ligatures ns2:val="none"/>
         </w:rPr>
         <w:t xml:space="preserve"> y 19</w:t>
       </w:r>
@@ -3225,7 +3225,7 @@
           <w:color w:val="000000"/>
           <w:kern w:val="0"/>
           <w:lang w:eastAsia="es-PE"/>
-          <w14:ligatures w14:val="none"/>
+          <ns2:ligatures ns2:val="none"/>
         </w:rPr>
         <w:t/>
       </w:r>
@@ -3233,7 +3233,7 @@
         <w:rPr>
           <w:rFonts w:ascii="Arial Narrow" w:eastAsia="Arial Narrow" w:hAnsi="Arial Narrow" w:cs="Arial Narrow"/>
           <w:kern w:val="0"/>
-          <w14:ligatures w14:val="none"/>
+          <ns2:ligatures ns2:val="none"/>
         </w:rPr>
         <w:t xml:space="preserve"> del Código</w:t>
       </w:r>
@@ -3243,7 +3243,7 @@
           <w:rFonts w:ascii="Arial Narrow" w:eastAsia="Arial Narrow" w:hAnsi="Arial Narrow" w:cs="Arial"/>
           <w:kern w:val="0"/>
           <w:vertAlign w:val="superscript"/>
-          <w14:ligatures w14:val="none"/>
+          <ns2:ligatures ns2:val="none"/>
         </w:rPr>
         <w:footnoteReference w:id="3"/>
       </w:r>
@@ -3251,22 +3251,22 @@
         <w:rPr>
           <w:rFonts w:ascii="Arial Narrow" w:eastAsia="Arial Narrow" w:hAnsi="Arial Narrow" w:cs="Arial Narrow"/>
           <w:kern w:val="0"/>
-          <w14:ligatures w14:val="none"/>
+          <ns2:ligatures ns2:val="none"/>
         </w:rPr>
         <w:t>.</w:t>
       </w:r>
     </w:p>
-    <w:p>
+    <w:p ns2:paraId="20FBD651" ns2:textId="77777777">
       <w:pPr>
         <w:pStyle w:val="Prrafodelista"/>
         <w:rPr>
           <w:rFonts w:ascii="Arial Narrow" w:eastAsia="Arial Narrow" w:hAnsi="Arial Narrow" w:cs="Arial Narrow"/>
           <w:kern w:val="0"/>
-          <w14:ligatures w14:val="none"/>
-        </w:rPr>
-      </w:pPr>
-    </w:p>
-    <w:p>
+          <ns2:ligatures ns2:val="none"/>
+        </w:rPr>
+      </w:pPr>
+    </w:p>
+    <w:p ns2:paraId="7859A6E2" ns2:textId="44C2EA94">
       <w:pPr>
         <w:pStyle w:val="Prrafodelista"/>
         <w:numPr>
@@ -3279,14 +3279,14 @@
         <w:rPr>
           <w:rFonts w:ascii="Arial Narrow" w:eastAsia="Arial Narrow" w:hAnsi="Arial Narrow" w:cs="Arial Narrow"/>
           <w:kern w:val="0"/>
-          <w14:ligatures w14:val="none"/>
-        </w:rPr>
-      </w:pPr>
-      <w:r>
-        <w:rPr>
-          <w:rFonts w:ascii="Arial Narrow" w:eastAsia="Arial Narrow" w:hAnsi="Arial Narrow" w:cs="Arial Narrow"/>
-          <w:kern w:val="0"/>
-          <w14:ligatures w14:val="none"/>
+          <ns2:ligatures ns2:val="none"/>
+        </w:rPr>
+      </w:pPr>
+      <w:r>
+        <w:rPr>
+          <w:rFonts w:ascii="Arial Narrow" w:eastAsia="Arial Narrow" w:hAnsi="Arial Narrow" w:cs="Arial Narrow"/>
+          <w:kern w:val="0"/>
+          <ns2:ligatures ns2:val="none"/>
         </w:rPr>
         <w:t xml:space="preserve">Además, la Secretaría Técnica, en ejercicio de sus facultades, </w:t>
       </w:r>
@@ -3296,7 +3296,7 @@
           <w:color w:val="000000"/>
           <w:kern w:val="0"/>
           <w:lang w:eastAsia="es-PE"/>
-          <w14:ligatures w14:val="none"/>
+          <ns2:ligatures ns2:val="none"/>
         </w:rPr>
         <w:t xml:space="preserve">considera </w:t>
       </w:r>
@@ -3304,7 +3304,7 @@
         <w:rPr>
           <w:rFonts w:ascii="Arial Narrow" w:eastAsia="Arial Narrow" w:hAnsi="Arial Narrow" w:cs="Arial"/>
           <w:kern w:val="0"/>
-          <w14:ligatures w14:val="none"/>
+          <ns2:ligatures ns2:val="none"/>
         </w:rPr>
         <w:t xml:space="preserve">que el hecho denunciado, consistente en que </w:t>
       </w:r>
@@ -3315,7 +3315,7 @@
           <w:kern w:val="0"/>
           <w:shd w:val="clear" w:color="auto" w:fill="FFFFFF"/>
           <w:lang w:eastAsia="es-PE"/>
-          <w14:ligatures w14:val="none"/>
+          <ns2:ligatures ns2:val="none"/>
         </w:rPr>
         <w:t>los proveedores denunciados no habrían brindado información exacta respecto a las condiciones del seguro al denunciante, al informarle que la cobertura del seguro se extendía por cuatro (4) horas posteriores al retiro del dinero, pese que al momento de solicitar la activación de la cobertura se le informó que esta tenía una duración de dos (2) horas desde la interposición de la denuncia policial</w:t>
       </w:r>
@@ -3332,7 +3332,7 @@
           <w:kern w:val="0"/>
           <w:shd w:val="clear" w:color="auto" w:fill="FFFFFF"/>
           <w:lang w:eastAsia="es-PE"/>
-          <w14:ligatures w14:val="none"/>
+          <ns2:ligatures ns2:val="none"/>
         </w:rPr>
         <w:t xml:space="preserve"> </w:t>
       </w:r>
@@ -3343,7 +3343,7 @@
           <w:color w:val="000000"/>
           <w:kern w:val="0"/>
           <w:lang w:eastAsia="es-PE"/>
-          <w14:ligatures w14:val="none"/>
+          <ns2:ligatures ns2:val="none"/>
         </w:rPr>
         <w:t>Por consiguiente, corresponde calificar el hecho materia de denuncia como una presunta infracción al deber de información, tipificado en el artículo 1, numeral 1, literal b) y al artículo 2 del Código</w:t>
       </w:r>
@@ -3362,22 +3362,22 @@
           <w:color w:val="000000"/>
           <w:kern w:val="0"/>
           <w:lang w:eastAsia="es-PE"/>
-          <w14:ligatures w14:val="none"/>
+          <ns2:ligatures ns2:val="none"/>
         </w:rPr>
         <w:t xml:space="preserve">. </w:t>
       </w:r>
     </w:p>
-    <w:p>
+    <w:p ns2:paraId="57D317F9" ns2:textId="77777777">
       <w:pPr>
         <w:pStyle w:val="Prrafodelista"/>
         <w:rPr>
           <w:rFonts w:ascii="Arial Narrow" w:eastAsia="Arial Narrow" w:hAnsi="Arial Narrow" w:cs="Arial Narrow"/>
           <w:kern w:val="0"/>
-          <w14:ligatures w14:val="none"/>
-        </w:rPr>
-      </w:pPr>
-    </w:p>
-    <w:p>
+          <ns2:ligatures ns2:val="none"/>
+        </w:rPr>
+      </w:pPr>
+    </w:p>
+    <w:p ns2:paraId="63C35650" ns2:textId="1DC9A221">
       <w:pPr>
         <w:pStyle w:val="Prrafodelista"/>
         <w:numPr>
@@ -3390,14 +3390,14 @@
         <w:rPr>
           <w:rFonts w:ascii="Arial Narrow" w:eastAsia="Arial Narrow" w:hAnsi="Arial Narrow" w:cs="Arial Narrow"/>
           <w:kern w:val="0"/>
-          <w14:ligatures w14:val="none"/>
-        </w:rPr>
-      </w:pPr>
-      <w:r>
-        <w:rPr>
-          <w:rFonts w:ascii="Arial Narrow" w:eastAsia="Arial Narrow" w:hAnsi="Arial Narrow" w:cs="Arial Narrow"/>
-          <w:kern w:val="0"/>
-          <w14:ligatures w14:val="none"/>
+          <ns2:ligatures ns2:val="none"/>
+        </w:rPr>
+      </w:pPr>
+      <w:r>
+        <w:rPr>
+          <w:rFonts w:ascii="Arial Narrow" w:eastAsia="Arial Narrow" w:hAnsi="Arial Narrow" w:cs="Arial Narrow"/>
+          <w:kern w:val="0"/>
+          <ns2:ligatures ns2:val="none"/>
         </w:rPr>
         <w:t xml:space="preserve">Además, </w:t>
       </w:r>
@@ -3407,7 +3407,7 @@
           <w:color w:val="000000"/>
           <w:kern w:val="0"/>
           <w:lang w:eastAsia="es-PE"/>
-          <w14:ligatures w14:val="none"/>
+          <ns2:ligatures ns2:val="none"/>
         </w:rPr>
         <w:t xml:space="preserve">la Secretaría Técnica, en ejercicio de sus facultades, considera </w:t>
       </w:r>
@@ -3415,7 +3415,7 @@
         <w:rPr>
           <w:rFonts w:ascii="Arial Narrow" w:eastAsia="Arial Narrow" w:hAnsi="Arial Narrow" w:cs="Arial Narrow"/>
           <w:kern w:val="0"/>
-          <w14:ligatures w14:val="none"/>
+          <ns2:ligatures ns2:val="none"/>
         </w:rPr>
         <w:t xml:space="preserve">que el hecho denunciado, consistente en que </w:t>
       </w:r>
@@ -3426,7 +3426,7 @@
           <w:kern w:val="0"/>
           <w:shd w:val="clear" w:color="auto" w:fill="FFFFFF"/>
           <w:lang w:eastAsia="es-PE"/>
-          <w14:ligatures w14:val="none"/>
+          <ns2:ligatures ns2:val="none"/>
         </w:rPr>
         <w:t>los proveedores denunciados no habrían brindado al denunciante soporte operativo y canales efectivos para reportar el siniestro del 22 de marzo de 2023, por lo que el seguro no cumplía con las condiciones y eficacia que garantice su utilidad</w:t>
       </w:r>
@@ -3434,7 +3434,7 @@
         <w:rPr>
           <w:rFonts w:ascii="Arial Narrow" w:eastAsia="Arial Narrow" w:hAnsi="Arial Narrow" w:cs="Arial Narrow"/>
           <w:kern w:val="0"/>
-          <w14:ligatures w14:val="none"/>
+          <ns2:ligatures ns2:val="none"/>
         </w:rPr>
         <w:t xml:space="preserve">; involucraría una presunta afectación a sus expectativas, quien no habría encontrado una correspondencia entre lo que esperaba recibir de parte del </w:t>
       </w:r>
@@ -3442,7 +3442,7 @@
         <w:rPr>
           <w:rFonts w:ascii="Arial Narrow" w:eastAsia="Arial Narrow" w:hAnsi="Arial Narrow" w:cs="Arial Narrow"/>
           <w:kern w:val="0"/>
-          <w14:ligatures w14:val="none"/>
+          <ns2:ligatures ns2:val="none"/>
         </w:rPr>
         <w:t>proveedor y lo que realmente recibió. Por consiguiente, corresponde calificar el hecho materia de denuncia como una presunta infracción al deber de idoneidad, tipificado en los artículos 18</w:t>
       </w:r>
@@ -3452,7 +3452,7 @@
           <w:color w:val="000000"/>
           <w:kern w:val="0"/>
           <w:lang w:eastAsia="es-PE"/>
-          <w14:ligatures w14:val="none"/>
+          <ns2:ligatures ns2:val="none"/>
         </w:rPr>
         <w:t/>
       </w:r>
@@ -3460,7 +3460,7 @@
         <w:rPr>
           <w:rFonts w:ascii="Arial Narrow" w:eastAsia="Arial Narrow" w:hAnsi="Arial Narrow" w:cs="Arial Narrow"/>
           <w:kern w:val="0"/>
-          <w14:ligatures w14:val="none"/>
+          <ns2:ligatures ns2:val="none"/>
         </w:rPr>
         <w:t xml:space="preserve"> y 19</w:t>
       </w:r>
@@ -3470,7 +3470,7 @@
           <w:color w:val="000000"/>
           <w:kern w:val="0"/>
           <w:lang w:eastAsia="es-PE"/>
-          <w14:ligatures w14:val="none"/>
+          <ns2:ligatures ns2:val="none"/>
         </w:rPr>
         <w:t/>
       </w:r>
@@ -3478,23 +3478,23 @@
         <w:rPr>
           <w:rFonts w:ascii="Arial Narrow" w:eastAsia="Arial Narrow" w:hAnsi="Arial Narrow" w:cs="Arial Narrow"/>
           <w:kern w:val="0"/>
-          <w14:ligatures w14:val="none"/>
+          <ns2:ligatures ns2:val="none"/>
         </w:rPr>
         <w:t xml:space="preserve"> del Código.</w:t>
       </w:r>
     </w:p>
-    <w:p>
-      <w:pPr>
-        <w:spacing w:after="0" w:line="240" w:lineRule="auto"/>
-        <w:jc w:val="both"/>
-        <w:rPr>
-          <w:rFonts w:ascii="Arial Narrow" w:eastAsia="Arial Narrow" w:hAnsi="Arial Narrow" w:cs="Arial Narrow"/>
-          <w:kern w:val="0"/>
-          <w14:ligatures w14:val="none"/>
-        </w:rPr>
-      </w:pPr>
-    </w:p>
-    <w:p>
+    <w:p ns2:paraId="6B8E44AC" ns2:textId="77777777">
+      <w:pPr>
+        <w:spacing w:after="0" w:line="240" w:lineRule="auto"/>
+        <w:jc w:val="both"/>
+        <w:rPr>
+          <w:rFonts w:ascii="Arial Narrow" w:eastAsia="Arial Narrow" w:hAnsi="Arial Narrow" w:cs="Arial Narrow"/>
+          <w:kern w:val="0"/>
+          <ns2:ligatures ns2:val="none"/>
+        </w:rPr>
+      </w:pPr>
+    </w:p>
+    <w:p ns2:paraId="4BED6628" ns2:textId="0DB8D1D9">
       <w:pPr>
         <w:pStyle w:val="Prrafodelista"/>
         <w:numPr>
@@ -3507,14 +3507,14 @@
         <w:rPr>
           <w:rFonts w:ascii="Arial Narrow" w:eastAsia="Arial Narrow" w:hAnsi="Arial Narrow" w:cs="Arial Narrow"/>
           <w:kern w:val="0"/>
-          <w14:ligatures w14:val="none"/>
-        </w:rPr>
-      </w:pPr>
-      <w:r>
-        <w:rPr>
-          <w:rFonts w:ascii="Arial Narrow" w:eastAsia="Arial Narrow" w:hAnsi="Arial Narrow" w:cs="Arial Narrow"/>
-          <w:kern w:val="0"/>
-          <w14:ligatures w14:val="none"/>
+          <ns2:ligatures ns2:val="none"/>
+        </w:rPr>
+      </w:pPr>
+      <w:r>
+        <w:rPr>
+          <w:rFonts w:ascii="Arial Narrow" w:eastAsia="Arial Narrow" w:hAnsi="Arial Narrow" w:cs="Arial Narrow"/>
+          <w:kern w:val="0"/>
+          <ns2:ligatures ns2:val="none"/>
         </w:rPr>
         <w:t xml:space="preserve">Así también, la Secretaría Técnica, en ejercicio de sus facultades, </w:t>
       </w:r>
@@ -3524,7 +3524,7 @@
           <w:color w:val="000000"/>
           <w:kern w:val="0"/>
           <w:lang w:eastAsia="es-PE"/>
-          <w14:ligatures w14:val="none"/>
+          <ns2:ligatures ns2:val="none"/>
         </w:rPr>
         <w:t xml:space="preserve">considera </w:t>
       </w:r>
@@ -3532,7 +3532,7 @@
         <w:rPr>
           <w:rFonts w:ascii="Arial Narrow" w:eastAsia="Arial Narrow" w:hAnsi="Arial Narrow" w:cs="Arial Narrow"/>
           <w:kern w:val="0"/>
-          <w14:ligatures w14:val="none"/>
+          <ns2:ligatures ns2:val="none"/>
         </w:rPr>
         <w:t xml:space="preserve">que el hecho denunciado, consistente en que </w:t>
       </w:r>
@@ -3544,7 +3544,7 @@
           <w:kern w:val="0"/>
           <w:shd w:val="clear" w:color="auto" w:fill="FFFFFF"/>
           <w:lang w:eastAsia="es-PE"/>
-          <w14:ligatures w14:val="none"/>
+          <ns2:ligatures ns2:val="none"/>
         </w:rPr>
         <w:t>Mibanco</w:t>
       </w:r>
@@ -3556,7 +3556,7 @@
           <w:kern w:val="0"/>
           <w:shd w:val="clear" w:color="auto" w:fill="FFFFFF"/>
           <w:lang w:eastAsia="es-PE"/>
-          <w14:ligatures w14:val="none"/>
+          <ns2:ligatures ns2:val="none"/>
         </w:rPr>
         <w:t xml:space="preserve"> - Banco de la Microempresa S.A. no habría contado con un Libro de Reclamaciones Virtual, no existiendo en su página web el aviso que advierta ello</w:t>
       </w:r>
@@ -3564,7 +3564,7 @@
         <w:rPr>
           <w:rFonts w:ascii="Arial Narrow" w:eastAsia="Arial Narrow" w:hAnsi="Arial Narrow" w:cs="Arial Narrow"/>
           <w:kern w:val="0"/>
-          <w14:ligatures w14:val="none"/>
+          <ns2:ligatures ns2:val="none"/>
         </w:rPr>
         <w:t xml:space="preserve">. Por consiguiente, corresponde calificar el hecho materia de denuncia como una presunta infracción al </w:t>
       </w:r>
@@ -3572,7 +3572,7 @@
         <w:rPr>
           <w:rFonts w:ascii="Arial Narrow" w:eastAsia="Arial Narrow" w:hAnsi="Arial Narrow" w:cs="Arial Narrow"/>
           <w:kern w:val="0"/>
-          <w14:ligatures w14:val="none"/>
+          <ns2:ligatures ns2:val="none"/>
         </w:rPr>
         <w:t>uso del libro de reclamaciones</w:t>
       </w:r>
@@ -3580,7 +3580,7 @@
         <w:rPr>
           <w:rFonts w:ascii="Arial Narrow" w:eastAsia="Arial Narrow" w:hAnsi="Arial Narrow" w:cs="Arial Narrow"/>
           <w:kern w:val="0"/>
-          <w14:ligatures w14:val="none"/>
+          <ns2:ligatures ns2:val="none"/>
         </w:rPr>
         <w:t xml:space="preserve">, tipificado en </w:t>
       </w:r>
@@ -3588,7 +3588,7 @@
         <w:rPr>
           <w:rFonts w:ascii="Arial Narrow" w:eastAsia="Arial Narrow" w:hAnsi="Arial Narrow" w:cs="Arial Narrow"/>
           <w:kern w:val="0"/>
-          <w14:ligatures w14:val="none"/>
+          <ns2:ligatures ns2:val="none"/>
         </w:rPr>
         <w:t>el artículo</w:t>
       </w:r>
@@ -3596,7 +3596,7 @@
         <w:rPr>
           <w:rFonts w:ascii="Arial Narrow" w:eastAsia="Arial Narrow" w:hAnsi="Arial Narrow" w:cs="Arial Narrow"/>
           <w:kern w:val="0"/>
-          <w14:ligatures w14:val="none"/>
+          <ns2:ligatures ns2:val="none"/>
         </w:rPr>
         <w:t xml:space="preserve"> 1</w:t>
       </w:r>
@@ -3604,7 +3604,7 @@
         <w:rPr>
           <w:rFonts w:ascii="Arial Narrow" w:eastAsia="Arial Narrow" w:hAnsi="Arial Narrow" w:cs="Arial Narrow"/>
           <w:kern w:val="0"/>
-          <w14:ligatures w14:val="none"/>
+          <ns2:ligatures ns2:val="none"/>
         </w:rPr>
         <w:t>50</w:t>
       </w:r>
@@ -3614,7 +3614,7 @@
           <w:color w:val="000000"/>
           <w:kern w:val="0"/>
           <w:lang w:eastAsia="es-PE"/>
-          <w14:ligatures w14:val="none"/>
+          <ns2:ligatures ns2:val="none"/>
         </w:rPr>
         <w:t/>
       </w:r>
@@ -3622,7 +3622,7 @@
         <w:rPr>
           <w:rFonts w:ascii="Arial Narrow" w:eastAsia="Arial Narrow" w:hAnsi="Arial Narrow" w:cs="Arial Narrow"/>
           <w:kern w:val="0"/>
-          <w14:ligatures w14:val="none"/>
+          <ns2:ligatures ns2:val="none"/>
         </w:rPr>
         <w:t xml:space="preserve"> del Código</w:t>
       </w:r>
@@ -3641,23 +3641,23 @@
           <w:color w:val="000000"/>
           <w:kern w:val="0"/>
           <w:lang w:eastAsia="es-PE"/>
-          <w14:ligatures w14:val="none"/>
+          <ns2:ligatures ns2:val="none"/>
         </w:rPr>
         <w:t>.</w:t>
       </w:r>
     </w:p>
-    <w:p>
-      <w:pPr>
-        <w:spacing w:after="0" w:line="240" w:lineRule="auto"/>
-        <w:jc w:val="both"/>
-        <w:rPr>
-          <w:rFonts w:ascii="Arial Narrow" w:eastAsia="Arial Narrow" w:hAnsi="Arial Narrow" w:cs="Arial Narrow"/>
-          <w:kern w:val="0"/>
-          <w14:ligatures w14:val="none"/>
-        </w:rPr>
-      </w:pPr>
-    </w:p>
-    <w:p>
+    <w:p ns2:paraId="6D74E71E" ns2:textId="77777777">
+      <w:pPr>
+        <w:spacing w:after="0" w:line="240" w:lineRule="auto"/>
+        <w:jc w:val="both"/>
+        <w:rPr>
+          <w:rFonts w:ascii="Arial Narrow" w:eastAsia="Arial Narrow" w:hAnsi="Arial Narrow" w:cs="Arial Narrow"/>
+          <w:kern w:val="0"/>
+          <ns2:ligatures ns2:val="none"/>
+        </w:rPr>
+      </w:pPr>
+    </w:p>
+    <w:p ns2:paraId="730DFD4C" ns2:textId="111E6B89">
       <w:pPr>
         <w:pStyle w:val="Prrafodelista"/>
         <w:numPr>
@@ -3671,14 +3671,14 @@
           <w:rFonts w:ascii="Arial Narrow" w:eastAsia="Calibri" w:hAnsi="Arial Narrow" w:cs="Arial Narrow"/>
           <w:kern w:val="0"/>
           <w:lang w:eastAsia="es-PE"/>
-          <w14:ligatures w14:val="none"/>
-        </w:rPr>
-      </w:pPr>
-      <w:r>
-        <w:rPr>
-          <w:rFonts w:ascii="Arial Narrow" w:eastAsia="Arial Narrow" w:hAnsi="Arial Narrow" w:cs="Arial Narrow"/>
-          <w:kern w:val="0"/>
-          <w14:ligatures w14:val="none"/>
+          <ns2:ligatures ns2:val="none"/>
+        </w:rPr>
+      </w:pPr>
+      <w:r>
+        <w:rPr>
+          <w:rFonts w:ascii="Arial Narrow" w:eastAsia="Arial Narrow" w:hAnsi="Arial Narrow" w:cs="Arial Narrow"/>
+          <w:kern w:val="0"/>
+          <ns2:ligatures ns2:val="none"/>
         </w:rPr>
         <w:t xml:space="preserve">Así también, la Secretaría Técnica, en ejercicio de sus facultades, </w:t>
       </w:r>
@@ -3688,7 +3688,7 @@
           <w:color w:val="000000"/>
           <w:kern w:val="0"/>
           <w:lang w:eastAsia="es-PE"/>
-          <w14:ligatures w14:val="none"/>
+          <ns2:ligatures ns2:val="none"/>
         </w:rPr>
         <w:t xml:space="preserve">considera </w:t>
       </w:r>
@@ -3696,7 +3696,7 @@
         <w:rPr>
           <w:rFonts w:ascii="Arial Narrow" w:eastAsia="Arial Narrow" w:hAnsi="Arial Narrow" w:cs="Arial Narrow"/>
           <w:kern w:val="0"/>
-          <w14:ligatures w14:val="none"/>
+          <ns2:ligatures ns2:val="none"/>
         </w:rPr>
         <w:t xml:space="preserve">que el hecho denunciado, consistente en que </w:t>
       </w:r>
@@ -3707,7 +3707,7 @@
           <w:kern w:val="0"/>
           <w:shd w:val="clear" w:color="auto" w:fill="FFFFFF"/>
           <w:lang w:eastAsia="es-PE"/>
-          <w14:ligatures w14:val="none"/>
+          <ns2:ligatures ns2:val="none"/>
         </w:rPr>
         <w:t xml:space="preserve">Pacífico Compañía de Seguros y Reaseguros S.A. no habría contado con un Libro de Reclamaciones Virtual, no existiendo en su página web el aviso que advierta </w:t>
       </w:r>
@@ -3718,7 +3718,7 @@
           <w:kern w:val="0"/>
           <w:shd w:val="clear" w:color="auto" w:fill="FFFFFF"/>
           <w:lang w:eastAsia="es-PE"/>
-          <w14:ligatures w14:val="none"/>
+          <ns2:ligatures ns2:val="none"/>
         </w:rPr>
         <w:lastRenderedPageBreak/>
         <w:t>ello</w:t>
@@ -3727,7 +3727,7 @@
         <w:rPr>
           <w:rFonts w:ascii="Arial Narrow" w:eastAsia="Arial Narrow" w:hAnsi="Arial Narrow" w:cs="Arial Narrow"/>
           <w:kern w:val="0"/>
-          <w14:ligatures w14:val="none"/>
+          <ns2:ligatures ns2:val="none"/>
         </w:rPr>
         <w:t xml:space="preserve">. </w:t>
       </w:r>
@@ -3735,7 +3735,7 @@
         <w:rPr>
           <w:rFonts w:ascii="Arial Narrow" w:eastAsia="Arial Narrow" w:hAnsi="Arial Narrow" w:cs="Arial Narrow"/>
           <w:kern w:val="0"/>
-          <w14:ligatures w14:val="none"/>
+          <ns2:ligatures ns2:val="none"/>
         </w:rPr>
         <w:t>Por consiguiente, corresponde calificar el hecho materia de denuncia como una presunta infracción al uso del libro de reclamaciones</w:t>
       </w:r>
@@ -3743,7 +3743,7 @@
         <w:rPr>
           <w:rFonts w:ascii="Arial Narrow" w:eastAsia="Arial Narrow" w:hAnsi="Arial Narrow" w:cs="Arial Narrow"/>
           <w:kern w:val="0"/>
-          <w14:ligatures w14:val="none"/>
+          <ns2:ligatures ns2:val="none"/>
         </w:rPr>
         <w:t>, tipificado en el artículo 150</w:t>
       </w:r>
@@ -3753,7 +3753,7 @@
           <w:color w:val="000000"/>
           <w:kern w:val="0"/>
           <w:lang w:eastAsia="es-PE"/>
-          <w14:ligatures w14:val="none"/>
+          <ns2:ligatures ns2:val="none"/>
         </w:rPr>
         <w:t/>
       </w:r>
@@ -3761,7 +3761,7 @@
         <w:rPr>
           <w:rFonts w:ascii="Arial Narrow" w:eastAsia="Arial Narrow" w:hAnsi="Arial Narrow" w:cs="Arial Narrow"/>
           <w:kern w:val="0"/>
-          <w14:ligatures w14:val="none"/>
+          <ns2:ligatures ns2:val="none"/>
         </w:rPr>
         <w:t xml:space="preserve"> del Código y el artículo 5</w:t>
       </w:r>
@@ -3771,7 +3771,7 @@
           <w:color w:val="000000"/>
           <w:kern w:val="0"/>
           <w:lang w:eastAsia="es-PE"/>
-          <w14:ligatures w14:val="none"/>
+          <ns2:ligatures ns2:val="none"/>
         </w:rPr>
         <w:t/>
       </w:r>
@@ -3779,7 +3779,7 @@
         <w:rPr>
           <w:rFonts w:ascii="Arial Narrow" w:eastAsia="Arial Narrow" w:hAnsi="Arial Narrow" w:cs="Arial Narrow"/>
           <w:kern w:val="0"/>
-          <w14:ligatures w14:val="none"/>
+          <ns2:ligatures ns2:val="none"/>
         </w:rPr>
         <w:t xml:space="preserve"> del Reglamento del Libro de Reclamaciones del Código de Protección y Defensa del Consumidor</w:t>
       </w:r>
@@ -3787,23 +3787,23 @@
         <w:rPr>
           <w:rFonts w:ascii="Arial Narrow" w:eastAsia="Arial Narrow" w:hAnsi="Arial Narrow" w:cs="Arial Narrow"/>
           <w:kern w:val="0"/>
-          <w14:ligatures w14:val="none"/>
+          <ns2:ligatures ns2:val="none"/>
         </w:rPr>
         <w:t>.</w:t>
       </w:r>
     </w:p>
-    <w:p>
+    <w:p ns2:paraId="4EE88AF9" ns2:textId="77777777">
       <w:pPr>
         <w:pStyle w:val="Prrafodelista"/>
         <w:rPr>
           <w:rFonts w:ascii="Arial Narrow" w:eastAsia="Calibri" w:hAnsi="Arial Narrow" w:cs="Arial Narrow"/>
           <w:kern w:val="0"/>
           <w:lang w:eastAsia="es-PE"/>
-          <w14:ligatures w14:val="none"/>
-        </w:rPr>
-      </w:pPr>
-    </w:p>
-    <w:p>
+          <ns2:ligatures ns2:val="none"/>
+        </w:rPr>
+      </w:pPr>
+    </w:p>
+    <w:p ns2:paraId="2C6C398C" ns2:textId="1160BBE1">
       <w:pPr>
         <w:pStyle w:val="Prrafodelista"/>
         <w:numPr>
@@ -3817,7 +3817,7 @@
           <w:rFonts w:ascii="Arial Narrow" w:eastAsia="Calibri" w:hAnsi="Arial Narrow" w:cs="Arial Narrow"/>
           <w:kern w:val="0"/>
           <w:lang w:eastAsia="es-PE"/>
-          <w14:ligatures w14:val="none"/>
+          <ns2:ligatures ns2:val="none"/>
         </w:rPr>
       </w:pPr>
       <w:r>
@@ -3825,7 +3825,7 @@
           <w:rFonts w:ascii="Arial Narrow" w:eastAsia="Calibri" w:hAnsi="Arial Narrow" w:cs="Arial Narrow"/>
           <w:kern w:val="0"/>
           <w:lang w:eastAsia="es-PE"/>
-          <w14:ligatures w14:val="none"/>
+          <ns2:ligatures ns2:val="none"/>
         </w:rPr>
         <w:t xml:space="preserve">Además, </w:t>
       </w:r>
@@ -3835,7 +3835,7 @@
           <w:color w:val="000000"/>
           <w:kern w:val="0"/>
           <w:lang w:eastAsia="es-PE"/>
-          <w14:ligatures w14:val="none"/>
+          <ns2:ligatures ns2:val="none"/>
         </w:rPr>
         <w:t xml:space="preserve">la Secretaría Técnica, en ejercicio de sus facultades, considera </w:t>
       </w:r>
@@ -3843,7 +3843,7 @@
         <w:rPr>
           <w:rFonts w:ascii="Arial Narrow" w:eastAsia="Arial Narrow" w:hAnsi="Arial Narrow" w:cs="Arial Narrow"/>
           <w:kern w:val="0"/>
-          <w14:ligatures w14:val="none"/>
+          <ns2:ligatures ns2:val="none"/>
         </w:rPr>
         <w:t xml:space="preserve">que el hecho denunciado, consistente en que </w:t>
       </w:r>
@@ -3855,7 +3855,7 @@
           <w:kern w:val="0"/>
           <w:shd w:val="clear" w:color="auto" w:fill="FFFFFF"/>
           <w:lang w:eastAsia="es-PE"/>
-          <w14:ligatures w14:val="none"/>
+          <ns2:ligatures ns2:val="none"/>
         </w:rPr>
         <w:t>Mibanco</w:t>
       </w:r>
@@ -3867,7 +3867,7 @@
           <w:kern w:val="0"/>
           <w:shd w:val="clear" w:color="auto" w:fill="FFFFFF"/>
           <w:lang w:eastAsia="es-PE"/>
-          <w14:ligatures w14:val="none"/>
+          <ns2:ligatures ns2:val="none"/>
         </w:rPr>
         <w:t xml:space="preserve"> - Banco de la Microempresa S.A. habría dilatado la recepción de la solicitud de cobertura del Seguro Tu Plata Segura – Certificado </w:t>
       </w:r>
@@ -3879,7 +3879,7 @@
           <w:kern w:val="0"/>
           <w:shd w:val="clear" w:color="auto" w:fill="FFFFFF"/>
           <w:lang w:eastAsia="es-PE"/>
-          <w14:ligatures w14:val="none"/>
+          <ns2:ligatures ns2:val="none"/>
         </w:rPr>
         <w:t/>
       </w:r>
@@ -3891,7 +3891,7 @@
           <w:kern w:val="0"/>
           <w:shd w:val="clear" w:color="auto" w:fill="FFFFFF"/>
           <w:lang w:eastAsia="es-PE"/>
-          <w14:ligatures w14:val="none"/>
+          <ns2:ligatures ns2:val="none"/>
         </w:rPr>
         <w:t xml:space="preserve"> 6000059466 presentado por el denunciante por el siniestro del 22 de marzo de 2023</w:t>
       </w:r>
@@ -3899,7 +3899,7 @@
         <w:rPr>
           <w:rFonts w:ascii="Arial Narrow" w:eastAsia="Arial Narrow" w:hAnsi="Arial Narrow" w:cs="Arial Narrow"/>
           <w:kern w:val="0"/>
-          <w14:ligatures w14:val="none"/>
+          <ns2:ligatures ns2:val="none"/>
         </w:rPr>
         <w:t xml:space="preserve">; involucraría una presunta afectación a sus expectativas, quien no habría encontrado una correspondencia entre lo que esperaba recibir de parte del </w:t>
       </w:r>
@@ -3907,7 +3907,7 @@
         <w:rPr>
           <w:rFonts w:ascii="Arial Narrow" w:eastAsia="Arial Narrow" w:hAnsi="Arial Narrow" w:cs="Arial Narrow"/>
           <w:kern w:val="0"/>
-          <w14:ligatures w14:val="none"/>
+          <ns2:ligatures ns2:val="none"/>
         </w:rPr>
         <w:t>proveedor y lo que realmente recibió. Por consiguiente, corresponde calificar el hecho materia de denuncia como una presunta infracción al deber de idoneidad, tipificado en los artículos 18</w:t>
       </w:r>
@@ -3917,7 +3917,7 @@
           <w:color w:val="000000"/>
           <w:kern w:val="0"/>
           <w:lang w:eastAsia="es-PE"/>
-          <w14:ligatures w14:val="none"/>
+          <ns2:ligatures ns2:val="none"/>
         </w:rPr>
         <w:t/>
       </w:r>
@@ -3925,7 +3925,7 @@
         <w:rPr>
           <w:rFonts w:ascii="Arial Narrow" w:eastAsia="Arial Narrow" w:hAnsi="Arial Narrow" w:cs="Arial Narrow"/>
           <w:kern w:val="0"/>
-          <w14:ligatures w14:val="none"/>
+          <ns2:ligatures ns2:val="none"/>
         </w:rPr>
         <w:t xml:space="preserve"> y 19</w:t>
       </w:r>
@@ -3935,7 +3935,7 @@
           <w:color w:val="000000"/>
           <w:kern w:val="0"/>
           <w:lang w:eastAsia="es-PE"/>
-          <w14:ligatures w14:val="none"/>
+          <ns2:ligatures ns2:val="none"/>
         </w:rPr>
         <w:t/>
       </w:r>
@@ -3943,23 +3943,23 @@
         <w:rPr>
           <w:rFonts w:ascii="Arial Narrow" w:eastAsia="Arial Narrow" w:hAnsi="Arial Narrow" w:cs="Arial Narrow"/>
           <w:kern w:val="0"/>
-          <w14:ligatures w14:val="none"/>
+          <ns2:ligatures ns2:val="none"/>
         </w:rPr>
         <w:t xml:space="preserve"> del Código.</w:t>
       </w:r>
     </w:p>
-    <w:p>
+    <w:p ns2:paraId="7B0832D6" ns2:textId="77777777">
       <w:pPr>
         <w:pStyle w:val="Prrafodelista"/>
         <w:rPr>
           <w:rFonts w:ascii="Arial Narrow" w:eastAsia="Calibri" w:hAnsi="Arial Narrow" w:cs="Arial Narrow"/>
           <w:kern w:val="0"/>
           <w:lang w:eastAsia="es-PE"/>
-          <w14:ligatures w14:val="none"/>
-        </w:rPr>
-      </w:pPr>
-    </w:p>
-    <w:p>
+          <ns2:ligatures ns2:val="none"/>
+        </w:rPr>
+      </w:pPr>
+    </w:p>
+    <w:p ns2:paraId="7130DFD7" ns2:textId="3F6D5A31">
       <w:pPr>
         <w:pStyle w:val="Prrafodelista"/>
         <w:numPr>
@@ -3973,7 +3973,7 @@
           <w:rFonts w:ascii="Arial Narrow" w:eastAsia="Calibri" w:hAnsi="Arial Narrow" w:cs="Arial Narrow"/>
           <w:kern w:val="0"/>
           <w:lang w:eastAsia="es-PE"/>
-          <w14:ligatures w14:val="none"/>
+          <ns2:ligatures ns2:val="none"/>
         </w:rPr>
       </w:pPr>
       <w:r>
@@ -3981,7 +3981,7 @@
           <w:rFonts w:ascii="Arial Narrow" w:eastAsia="Calibri" w:hAnsi="Arial Narrow" w:cs="Arial Narrow"/>
           <w:kern w:val="0"/>
           <w:lang w:eastAsia="es-PE"/>
-          <w14:ligatures w14:val="none"/>
+          <ns2:ligatures ns2:val="none"/>
         </w:rPr>
         <w:t xml:space="preserve">Asimismo, </w:t>
       </w:r>
@@ -3991,7 +3991,7 @@
           <w:color w:val="000000"/>
           <w:kern w:val="0"/>
           <w:lang w:eastAsia="es-PE"/>
-          <w14:ligatures w14:val="none"/>
+          <ns2:ligatures ns2:val="none"/>
         </w:rPr>
         <w:t xml:space="preserve">la Secretaría Técnica, en ejercicio de sus facultades, considera </w:t>
       </w:r>
@@ -3999,7 +3999,7 @@
         <w:rPr>
           <w:rFonts w:ascii="Arial Narrow" w:eastAsia="Arial Narrow" w:hAnsi="Arial Narrow" w:cs="Arial Narrow"/>
           <w:kern w:val="0"/>
-          <w14:ligatures w14:val="none"/>
+          <ns2:ligatures ns2:val="none"/>
         </w:rPr>
         <w:t xml:space="preserve">que el hecho denunciado, consistente en que </w:t>
       </w:r>
@@ -4010,7 +4010,7 @@
           <w:kern w:val="0"/>
           <w:shd w:val="clear" w:color="auto" w:fill="FFFFFF"/>
           <w:lang w:eastAsia="es-PE"/>
-          <w14:ligatures w14:val="none"/>
+          <ns2:ligatures ns2:val="none"/>
         </w:rPr>
         <w:t>los proveedores denunciados no habría condicionado indebidamente la presentación de un reclamo o queja al requerir al denunciante límites de caracteres para la presentación de reclamos además de condicionar la presentación del reclamo al exigir información como el número de póliza, pese a que no contaba con dicho número</w:t>
       </w:r>
@@ -4018,7 +4018,7 @@
         <w:rPr>
           <w:rFonts w:ascii="Arial Narrow" w:eastAsia="Arial Narrow" w:hAnsi="Arial Narrow" w:cs="Arial Narrow"/>
           <w:kern w:val="0"/>
-          <w14:ligatures w14:val="none"/>
+          <ns2:ligatures ns2:val="none"/>
         </w:rPr>
         <w:t xml:space="preserve">; involucraría una presunta afectación a sus expectativas, quien no habría encontrado una correspondencia entre lo que esperaba recibir de parte del </w:t>
       </w:r>
@@ -4026,7 +4026,7 @@
         <w:rPr>
           <w:rFonts w:ascii="Arial Narrow" w:eastAsia="Arial Narrow" w:hAnsi="Arial Narrow" w:cs="Arial Narrow"/>
           <w:kern w:val="0"/>
-          <w14:ligatures w14:val="none"/>
+          <ns2:ligatures ns2:val="none"/>
         </w:rPr>
         <w:t>proveedor y lo que realmente recibió. Por consiguiente, corresponde calificar el hecho materia de denuncia como una presunta infracción al deber de idoneidad, tipificado en los artículos 18</w:t>
       </w:r>
@@ -4036,7 +4036,7 @@
           <w:color w:val="000000"/>
           <w:kern w:val="0"/>
           <w:lang w:eastAsia="es-PE"/>
-          <w14:ligatures w14:val="none"/>
+          <ns2:ligatures ns2:val="none"/>
         </w:rPr>
         <w:t/>
       </w:r>
@@ -4044,7 +4044,7 @@
         <w:rPr>
           <w:rFonts w:ascii="Arial Narrow" w:eastAsia="Arial Narrow" w:hAnsi="Arial Narrow" w:cs="Arial Narrow"/>
           <w:kern w:val="0"/>
-          <w14:ligatures w14:val="none"/>
+          <ns2:ligatures ns2:val="none"/>
         </w:rPr>
         <w:t xml:space="preserve"> y 19</w:t>
       </w:r>
@@ -4054,7 +4054,7 @@
           <w:color w:val="000000"/>
           <w:kern w:val="0"/>
           <w:lang w:eastAsia="es-PE"/>
-          <w14:ligatures w14:val="none"/>
+          <ns2:ligatures ns2:val="none"/>
         </w:rPr>
         <w:t/>
       </w:r>
@@ -4062,12 +4062,12 @@
         <w:rPr>
           <w:rFonts w:ascii="Arial Narrow" w:eastAsia="Arial Narrow" w:hAnsi="Arial Narrow" w:cs="Arial Narrow"/>
           <w:kern w:val="0"/>
-          <w14:ligatures w14:val="none"/>
+          <ns2:ligatures ns2:val="none"/>
         </w:rPr>
         <w:t xml:space="preserve"> del Código.</w:t>
       </w:r>
     </w:p>
-    <w:p>
+    <w:p ns2:paraId="5B795CF8" ns2:textId="77777777">
       <w:pPr>
         <w:spacing w:after="0" w:line="240" w:lineRule="auto"/>
         <w:jc w:val="both"/>
@@ -4075,11 +4075,11 @@
           <w:rFonts w:ascii="Arial Narrow" w:eastAsia="Calibri" w:hAnsi="Arial Narrow" w:cs="Arial Narrow"/>
           <w:kern w:val="0"/>
           <w:lang w:eastAsia="es-PE"/>
-          <w14:ligatures w14:val="none"/>
-        </w:rPr>
-      </w:pPr>
-    </w:p>
-    <w:p>
+          <ns2:ligatures ns2:val="none"/>
+        </w:rPr>
+      </w:pPr>
+    </w:p>
+    <w:p ns2:paraId="53370C61" ns2:textId="1B55B3A6">
       <w:pPr>
         <w:pStyle w:val="Prrafodelista"/>
         <w:numPr>
@@ -4093,7 +4093,7 @@
           <w:rFonts w:ascii="Arial Narrow" w:eastAsia="Calibri" w:hAnsi="Arial Narrow" w:cs="Arial Narrow"/>
           <w:kern w:val="0"/>
           <w:lang w:eastAsia="es-PE"/>
-          <w14:ligatures w14:val="none"/>
+          <ns2:ligatures ns2:val="none"/>
         </w:rPr>
       </w:pPr>
       <w:r>
@@ -4102,7 +4102,7 @@
           <w:color w:val="000000"/>
           <w:kern w:val="0"/>
           <w:lang w:eastAsia="es-PE"/>
-          <w14:ligatures w14:val="none"/>
+          <ns2:ligatures ns2:val="none"/>
         </w:rPr>
         <w:t>En tanto la denuncia reúne los requisitos establecidos por la norma citada, corresponde admitirla a trámite</w:t>
       </w:r>
@@ -4112,7 +4112,7 @@
           <w:rFonts w:ascii="Arial Narrow" w:eastAsia="Arial Narrow" w:hAnsi="Arial Narrow" w:cs="Arial Narrow"/>
           <w:kern w:val="0"/>
           <w:vertAlign w:val="superscript"/>
-          <w14:ligatures w14:val="none"/>
+          <ns2:ligatures ns2:val="none"/>
         </w:rPr>
         <w:footnoteReference w:id="6"/>
       </w:r>
@@ -4122,12 +4122,12 @@
           <w:color w:val="000000"/>
           <w:kern w:val="0"/>
           <w:lang w:eastAsia="es-PE"/>
-          <w14:ligatures w14:val="none"/>
+          <ns2:ligatures ns2:val="none"/>
         </w:rPr>
         <w:t>.</w:t>
       </w:r>
     </w:p>
-    <w:p>
+    <w:p ns2:paraId="01E2C693" ns2:textId="77777777">
       <w:pPr>
         <w:spacing w:after="0" w:line="240" w:lineRule="auto"/>
         <w:ind w:left="567"/>
@@ -4138,11 +4138,11 @@
           <w:color w:val="000000"/>
           <w:kern w:val="0"/>
           <w:lang w:eastAsia="es-PE"/>
-          <w14:ligatures w14:val="none"/>
-        </w:rPr>
-      </w:pPr>
-    </w:p>
-    <w:p>
+          <ns2:ligatures ns2:val="none"/>
+        </w:rPr>
+      </w:pPr>
+    </w:p>
+    <w:p ns2:paraId="73E8A701" ns2:textId="3D37939B">
       <w:pPr>
         <w:pStyle w:val="Prrafodelista"/>
         <w:numPr>
@@ -4162,17 +4162,17 @@
           <w:color w:val="000000"/>
           <w:kern w:val="0"/>
           <w:lang w:eastAsia="es-PE"/>
-          <w14:ligatures w14:val="none"/>
-        </w:rPr>
-      </w:pPr>
-      <w:r>
-        <w:rPr>
-          <w:rFonts w:ascii="Arial Narrow" w:eastAsia="Arial Narrow" w:hAnsi="Arial Narrow" w:cs="Arial Narrow"/>
-          <w:b/>
-          <w:color w:val="000000"/>
-          <w:kern w:val="0"/>
-          <w:lang w:eastAsia="es-PE"/>
-          <w14:ligatures w14:val="none"/>
+          <ns2:ligatures ns2:val="none"/>
+        </w:rPr>
+      </w:pPr>
+      <w:r>
+        <w:rPr>
+          <w:rFonts w:ascii="Arial Narrow" w:eastAsia="Arial Narrow" w:hAnsi="Arial Narrow" w:cs="Arial Narrow"/>
+          <w:b/>
+          <w:color w:val="000000"/>
+          <w:kern w:val="0"/>
+          <w:lang w:eastAsia="es-PE"/>
+          <ns2:ligatures ns2:val="none"/>
         </w:rPr>
         <w:t>REQUERIMIENTO DE INFORMACI</w:t>
       </w:r>
@@ -4183,7 +4183,7 @@
           <w:color w:val="000000"/>
           <w:kern w:val="0"/>
           <w:lang w:eastAsia="es-PE"/>
-          <w14:ligatures w14:val="none"/>
+          <ns2:ligatures ns2:val="none"/>
         </w:rPr>
         <w:t>Ó</w:t>
       </w:r>
@@ -4194,25 +4194,25 @@
           <w:color w:val="000000"/>
           <w:kern w:val="0"/>
           <w:lang w:eastAsia="es-PE"/>
-          <w14:ligatures w14:val="none"/>
+          <ns2:ligatures ns2:val="none"/>
         </w:rPr>
         <w:t>N</w:t>
       </w:r>
     </w:p>
-    <w:p>
-      <w:pPr>
-        <w:spacing w:after="0" w:line="240" w:lineRule="auto"/>
-        <w:jc w:val="both"/>
-        <w:rPr>
-          <w:rFonts w:ascii="Arial Narrow" w:eastAsia="Times New Roman" w:hAnsi="Arial Narrow" w:cs="Arial"/>
-          <w:color w:val="000000"/>
-          <w:kern w:val="0"/>
-          <w:lang w:val="es-ES" w:eastAsia="es-ES"/>
-          <w14:ligatures w14:val="none"/>
-        </w:rPr>
-      </w:pPr>
-    </w:p>
-    <w:p>
+    <w:p ns2:paraId="3F5BB4A5" ns2:textId="77777777">
+      <w:pPr>
+        <w:spacing w:after="0" w:line="240" w:lineRule="auto"/>
+        <w:jc w:val="both"/>
+        <w:rPr>
+          <w:rFonts w:ascii="Arial Narrow" w:eastAsia="Times New Roman" w:hAnsi="Arial Narrow" w:cs="Arial"/>
+          <w:color w:val="000000"/>
+          <w:kern w:val="0"/>
+          <w:lang w:val="es-ES" w:eastAsia="es-ES"/>
+          <ns2:ligatures ns2:val="none"/>
+        </w:rPr>
+      </w:pPr>
+    </w:p>
+    <w:p ns2:paraId="24DBE724" ns2:textId="04B8D0D5">
       <w:pPr>
         <w:pStyle w:val="Prrafodelista"/>
         <w:numPr>
@@ -4227,16 +4227,16 @@
           <w:color w:val="000000"/>
           <w:kern w:val="0"/>
           <w:lang w:val="es-ES" w:eastAsia="es-ES"/>
-          <w14:ligatures w14:val="none"/>
-        </w:rPr>
-      </w:pPr>
-      <w:r>
-        <w:rPr>
-          <w:rFonts w:ascii="Arial Narrow" w:eastAsia="Times New Roman" w:hAnsi="Arial Narrow" w:cs="Arial"/>
-          <w:color w:val="000000"/>
-          <w:kern w:val="0"/>
-          <w:lang w:val="es-ES" w:eastAsia="es-ES"/>
-          <w14:ligatures w14:val="none"/>
+          <ns2:ligatures ns2:val="none"/>
+        </w:rPr>
+      </w:pPr>
+      <w:r>
+        <w:rPr>
+          <w:rFonts w:ascii="Arial Narrow" w:eastAsia="Times New Roman" w:hAnsi="Arial Narrow" w:cs="Arial"/>
+          <w:color w:val="000000"/>
+          <w:kern w:val="0"/>
+          <w:lang w:val="es-ES" w:eastAsia="es-ES"/>
+          <ns2:ligatures ns2:val="none"/>
         </w:rPr>
         <w:t xml:space="preserve">A efectos de tener mayores elementos que sirvan para la resolución definitiva del presente caso, la Secretaría Técnica, en ejercicio de las facultades que la ley le confiere, </w:t>
       </w:r>
@@ -4246,7 +4246,7 @@
           <w:color w:val="000000"/>
           <w:kern w:val="0"/>
           <w:lang w:val="es-ES" w:eastAsia="es-ES"/>
-          <w14:ligatures w14:val="none"/>
+          <ns2:ligatures ns2:val="none"/>
         </w:rPr>
         <w:t>conviene requerir</w:t>
       </w:r>
@@ -4256,7 +4256,7 @@
           <w:color w:val="000000"/>
           <w:kern w:val="0"/>
           <w:lang w:val="es-ES" w:eastAsia="es-ES"/>
-          <w14:ligatures w14:val="none"/>
+          <ns2:ligatures ns2:val="none"/>
         </w:rPr>
         <w:t xml:space="preserve"> al Banco </w:t>
       </w:r>
@@ -4267,7 +4267,7 @@
           <w:kern w:val="0"/>
           <w:shd w:val="clear" w:color="auto" w:fill="FFFFFF"/>
           <w:lang w:eastAsia="es-PE"/>
-          <w14:ligatures w14:val="none"/>
+          <ns2:ligatures ns2:val="none"/>
         </w:rPr>
         <w:t xml:space="preserve">y a Pacífico </w:t>
       </w:r>
@@ -4277,12 +4277,12 @@
           <w:color w:val="000000"/>
           <w:kern w:val="0"/>
           <w:lang w:val="es-ES" w:eastAsia="es-ES"/>
-          <w14:ligatures w14:val="none"/>
+          <ns2:ligatures ns2:val="none"/>
         </w:rPr>
         <w:t>que, en un plazo no mayor de cinco (5) días hábiles contado a partir del día siguiente de la notificación de la presente resolución, cumplan con lo siguiente:</w:t>
       </w:r>
     </w:p>
-    <w:p>
+    <w:p ns2:paraId="741FFCC8" ns2:textId="77777777">
       <w:pPr>
         <w:spacing w:after="0" w:line="240" w:lineRule="auto"/>
         <w:jc w:val="both"/>
@@ -4292,11 +4292,11 @@
           <w:kern w:val="0"/>
           <w:u w:val="single"/>
           <w:lang w:val="es-ES" w:eastAsia="es-ES"/>
-          <w14:ligatures w14:val="none"/>
-        </w:rPr>
-      </w:pPr>
-    </w:p>
-    <w:p>
+          <ns2:ligatures ns2:val="none"/>
+        </w:rPr>
+      </w:pPr>
+    </w:p>
+    <w:p ns2:paraId="0A317FC4" ns2:textId="52C30A71">
       <w:pPr>
         <w:pStyle w:val="Prrafodelista"/>
         <w:spacing w:after="0" w:line="240" w:lineRule="auto"/>
@@ -4308,7 +4308,7 @@
           <w:kern w:val="0"/>
           <w:u w:val="single"/>
           <w:lang w:val="es-ES" w:eastAsia="es-ES"/>
-          <w14:ligatures w14:val="none"/>
+          <ns2:ligatures ns2:val="none"/>
         </w:rPr>
       </w:pPr>
       <w:r>
@@ -4318,7 +4318,7 @@
           <w:kern w:val="0"/>
           <w:u w:val="single"/>
           <w:lang w:val="es-ES" w:eastAsia="es-ES"/>
-          <w14:ligatures w14:val="none"/>
+          <ns2:ligatures ns2:val="none"/>
         </w:rPr>
         <w:t>Al Banco</w:t>
       </w:r>
@@ -4328,7 +4328,7 @@
           <w:color w:val="000000"/>
           <w:kern w:val="0"/>
           <w:lang w:val="es-ES" w:eastAsia="es-ES"/>
-          <w14:ligatures w14:val="none"/>
+          <ns2:ligatures ns2:val="none"/>
         </w:rPr>
         <w:t>:</w:t>
       </w:r>
@@ -4338,7 +4338,7 @@
           <w:color w:val="000000"/>
           <w:kern w:val="0"/>
           <w:lang w:eastAsia="es-ES"/>
-          <w14:ligatures w14:val="none"/>
+          <ns2:ligatures ns2:val="none"/>
         </w:rPr>
         <w:t xml:space="preserve"> </w:t>
       </w:r>
@@ -4348,7 +4348,7 @@
           <w:color w:val="000000"/>
           <w:kern w:val="0"/>
           <w:lang w:val="es-ES" w:eastAsia="es-ES"/>
-          <w14:ligatures w14:val="none"/>
+          <ns2:ligatures ns2:val="none"/>
         </w:rPr>
         <w:t xml:space="preserve">(i) presentar una copia debidamente suscrita de la Póliza y/o Certificado del </w:t>
       </w:r>
@@ -4358,7 +4358,7 @@
           <w:color w:val="000000"/>
           <w:kern w:val="0"/>
           <w:lang w:val="es-ES" w:eastAsia="es-ES"/>
-          <w14:ligatures w14:val="none"/>
+          <ns2:ligatures ns2:val="none"/>
         </w:rPr>
         <w:t xml:space="preserve">Seguro Antirrobos </w:t>
       </w:r>
@@ -4368,7 +4368,7 @@
           <w:color w:val="000000"/>
           <w:kern w:val="0"/>
           <w:lang w:val="es-ES" w:eastAsia="es-ES"/>
-          <w14:ligatures w14:val="none"/>
+          <ns2:ligatures ns2:val="none"/>
         </w:rPr>
         <w:t>materia de denuncia; (</w:t>
       </w:r>
@@ -4379,7 +4379,7 @@
           <w:color w:val="000000"/>
           <w:kern w:val="0"/>
           <w:lang w:val="es-ES" w:eastAsia="es-ES"/>
-          <w14:ligatures w14:val="none"/>
+          <ns2:ligatures ns2:val="none"/>
         </w:rPr>
         <w:t>ii</w:t>
       </w:r>
@@ -4390,7 +4390,7 @@
           <w:color w:val="000000"/>
           <w:kern w:val="0"/>
           <w:lang w:val="es-ES" w:eastAsia="es-ES"/>
-          <w14:ligatures w14:val="none"/>
+          <ns2:ligatures ns2:val="none"/>
         </w:rPr>
         <w:t>) presentar los medios probatorios que sustenten que se proporcionó información específica sobre el procedimiento a seguir para activar la cobertura del seguro antirrobos a la parte denunciante;</w:t>
       </w:r>
@@ -4400,7 +4400,7 @@
           <w:color w:val="000000"/>
           <w:kern w:val="0"/>
           <w:lang w:val="es-ES" w:eastAsia="es-ES"/>
-          <w14:ligatures w14:val="none"/>
+          <ns2:ligatures ns2:val="none"/>
         </w:rPr>
         <w:t xml:space="preserve"> y, </w:t>
       </w:r>
@@ -4410,7 +4410,7 @@
           <w:color w:val="000000"/>
           <w:kern w:val="0"/>
           <w:lang w:val="es-ES" w:eastAsia="es-ES"/>
-          <w14:ligatures w14:val="none"/>
+          <ns2:ligatures ns2:val="none"/>
         </w:rPr>
         <w:t>(</w:t>
       </w:r>
@@ -4421,7 +4421,7 @@
           <w:color w:val="000000"/>
           <w:kern w:val="0"/>
           <w:lang w:val="es-ES" w:eastAsia="es-ES"/>
-          <w14:ligatures w14:val="none"/>
+          <ns2:ligatures ns2:val="none"/>
         </w:rPr>
         <w:t>iii</w:t>
       </w:r>
@@ -4432,7 +4432,7 @@
           <w:color w:val="000000"/>
           <w:kern w:val="0"/>
           <w:lang w:val="es-ES" w:eastAsia="es-ES"/>
-          <w14:ligatures w14:val="none"/>
+          <ns2:ligatures ns2:val="none"/>
         </w:rPr>
         <w:t>) presentar todas las comunicaciones cursadas con el denunciante en virtud del hecho materia de denuncia</w:t>
       </w:r>
@@ -4442,12 +4442,12 @@
           <w:color w:val="000000"/>
           <w:kern w:val="0"/>
           <w:lang w:val="es-ES" w:eastAsia="es-ES"/>
-          <w14:ligatures w14:val="none"/>
+          <ns2:ligatures ns2:val="none"/>
         </w:rPr>
         <w:t>.</w:t>
       </w:r>
     </w:p>
-    <w:p>
+    <w:p ns2:paraId="12E4F1E1" ns2:textId="77777777">
       <w:pPr>
         <w:pStyle w:val="Prrafodelista"/>
         <w:spacing w:after="0" w:line="240" w:lineRule="auto"/>
@@ -4459,11 +4459,11 @@
           <w:kern w:val="0"/>
           <w:u w:val="single"/>
           <w:lang w:val="es-ES" w:eastAsia="es-ES"/>
-          <w14:ligatures w14:val="none"/>
-        </w:rPr>
-      </w:pPr>
-    </w:p>
-    <w:p>
+          <ns2:ligatures ns2:val="none"/>
+        </w:rPr>
+      </w:pPr>
+    </w:p>
+    <w:p ns2:paraId="4C19F339" ns2:textId="5BA63922">
       <w:pPr>
         <w:pStyle w:val="Prrafodelista"/>
         <w:spacing w:after="0" w:line="240" w:lineRule="auto"/>
@@ -4474,7 +4474,7 @@
           <w:color w:val="000000"/>
           <w:kern w:val="0"/>
           <w:lang w:val="es-ES" w:eastAsia="es-ES"/>
-          <w14:ligatures w14:val="none"/>
+          <ns2:ligatures ns2:val="none"/>
         </w:rPr>
       </w:pPr>
       <w:r>
@@ -4484,7 +4484,7 @@
           <w:kern w:val="0"/>
           <w:u w:val="single"/>
           <w:lang w:val="es-ES" w:eastAsia="es-ES"/>
-          <w14:ligatures w14:val="none"/>
+          <ns2:ligatures ns2:val="none"/>
         </w:rPr>
         <w:t>A Pacífico</w:t>
       </w:r>
@@ -4494,7 +4494,7 @@
           <w:color w:val="000000"/>
           <w:kern w:val="0"/>
           <w:lang w:val="es-ES" w:eastAsia="es-ES"/>
-          <w14:ligatures w14:val="none"/>
+          <ns2:ligatures ns2:val="none"/>
         </w:rPr>
         <w:t xml:space="preserve">: </w:t>
       </w:r>
@@ -4504,7 +4504,7 @@
           <w:color w:val="000000"/>
           <w:kern w:val="0"/>
           <w:lang w:val="es-ES" w:eastAsia="es-ES"/>
-          <w14:ligatures w14:val="none"/>
+          <ns2:ligatures ns2:val="none"/>
         </w:rPr>
         <w:t xml:space="preserve">(i) presentar una copia debidamente suscrita de la Póliza y/o Certificado del </w:t>
       </w:r>
@@ -4514,7 +4514,7 @@
           <w:color w:val="000000"/>
           <w:kern w:val="0"/>
           <w:lang w:val="es-ES" w:eastAsia="es-ES"/>
-          <w14:ligatures w14:val="none"/>
+          <ns2:ligatures ns2:val="none"/>
         </w:rPr>
         <w:t xml:space="preserve">Seguro Antirrobos </w:t>
       </w:r>
@@ -4524,7 +4524,7 @@
           <w:color w:val="000000"/>
           <w:kern w:val="0"/>
           <w:lang w:val="es-ES" w:eastAsia="es-ES"/>
-          <w14:ligatures w14:val="none"/>
+          <ns2:ligatures ns2:val="none"/>
         </w:rPr>
         <w:t>materia de denuncia; (</w:t>
       </w:r>
@@ -4535,7 +4535,7 @@
           <w:color w:val="000000"/>
           <w:kern w:val="0"/>
           <w:lang w:val="es-ES" w:eastAsia="es-ES"/>
-          <w14:ligatures w14:val="none"/>
+          <ns2:ligatures ns2:val="none"/>
         </w:rPr>
         <w:t>ii</w:t>
       </w:r>
@@ -4546,7 +4546,7 @@
           <w:color w:val="000000"/>
           <w:kern w:val="0"/>
           <w:lang w:val="es-ES" w:eastAsia="es-ES"/>
-          <w14:ligatures w14:val="none"/>
+          <ns2:ligatures ns2:val="none"/>
         </w:rPr>
         <w:t>) presentar los medios probatorios que sustenten que se proporcionó información específica sobre el procedimiento a seguir para activar la cobertura del seguro antirrobos a la parte denunciante;</w:t>
       </w:r>
@@ -4556,7 +4556,7 @@
           <w:color w:val="000000"/>
           <w:kern w:val="0"/>
           <w:lang w:val="es-ES" w:eastAsia="es-ES"/>
-          <w14:ligatures w14:val="none"/>
+          <ns2:ligatures ns2:val="none"/>
         </w:rPr>
         <w:t xml:space="preserve"> y, </w:t>
       </w:r>
@@ -4566,7 +4566,7 @@
           <w:color w:val="000000"/>
           <w:kern w:val="0"/>
           <w:lang w:val="es-ES" w:eastAsia="es-ES"/>
-          <w14:ligatures w14:val="none"/>
+          <ns2:ligatures ns2:val="none"/>
         </w:rPr>
         <w:t>(</w:t>
       </w:r>
@@ -4577,7 +4577,7 @@
           <w:color w:val="000000"/>
           <w:kern w:val="0"/>
           <w:lang w:val="es-ES" w:eastAsia="es-ES"/>
-          <w14:ligatures w14:val="none"/>
+          <ns2:ligatures ns2:val="none"/>
         </w:rPr>
         <w:t>iii</w:t>
       </w:r>
@@ -4588,7 +4588,7 @@
           <w:color w:val="000000"/>
           <w:kern w:val="0"/>
           <w:lang w:val="es-ES" w:eastAsia="es-ES"/>
-          <w14:ligatures w14:val="none"/>
+          <ns2:ligatures ns2:val="none"/>
         </w:rPr>
         <w:t>) presentar todas las comunicaciones cursadas con el denunciante en virtud del hecho materia de denuncia</w:t>
       </w:r>
@@ -4598,12 +4598,12 @@
           <w:color w:val="000000"/>
           <w:kern w:val="0"/>
           <w:lang w:val="es-ES" w:eastAsia="es-ES"/>
-          <w14:ligatures w14:val="none"/>
+          <ns2:ligatures ns2:val="none"/>
         </w:rPr>
         <w:t>.</w:t>
       </w:r>
     </w:p>
-    <w:p>
+    <w:p ns2:paraId="6F41E14E" ns2:textId="77777777">
       <w:pPr>
         <w:pStyle w:val="Prrafodelista"/>
         <w:spacing w:after="0" w:line="240" w:lineRule="auto"/>
@@ -4614,11 +4614,11 @@
           <w:color w:val="000000"/>
           <w:kern w:val="0"/>
           <w:lang w:val="es-ES" w:eastAsia="es-ES"/>
-          <w14:ligatures w14:val="none"/>
-        </w:rPr>
-      </w:pPr>
-    </w:p>
-    <w:p>
+          <ns2:ligatures ns2:val="none"/>
+        </w:rPr>
+      </w:pPr>
+    </w:p>
+    <w:p ns2:paraId="1A94A99A" ns2:textId="77777777">
       <w:pPr>
         <w:pStyle w:val="Prrafodelista"/>
         <w:numPr>
@@ -4638,37 +4638,37 @@
           <w:color w:val="000000"/>
           <w:kern w:val="0"/>
           <w:lang w:eastAsia="es-PE"/>
-          <w14:ligatures w14:val="none"/>
-        </w:rPr>
-      </w:pPr>
-      <w:r>
-        <w:rPr>
-          <w:rFonts w:ascii="Arial Narrow" w:eastAsia="Arial Narrow" w:hAnsi="Arial Narrow" w:cs="Arial Narrow"/>
-          <w:b/>
-          <w:color w:val="000000"/>
-          <w:kern w:val="0"/>
-          <w:lang w:eastAsia="es-PE"/>
-          <w14:ligatures w14:val="none"/>
+          <ns2:ligatures ns2:val="none"/>
+        </w:rPr>
+      </w:pPr>
+      <w:r>
+        <w:rPr>
+          <w:rFonts w:ascii="Arial Narrow" w:eastAsia="Arial Narrow" w:hAnsi="Arial Narrow" w:cs="Arial Narrow"/>
+          <w:b/>
+          <w:color w:val="000000"/>
+          <w:kern w:val="0"/>
+          <w:lang w:eastAsia="es-PE"/>
+          <ns2:ligatures ns2:val="none"/>
         </w:rPr>
         <w:lastRenderedPageBreak/>
         <w:t xml:space="preserve">RESOLUCIÓN DE LA SECRETARÍA TÉCNICA </w:t>
       </w:r>
     </w:p>
-    <w:p>
-      <w:pPr>
-        <w:spacing w:after="0" w:line="240" w:lineRule="auto"/>
-        <w:jc w:val="both"/>
-        <w:rPr>
-          <w:rFonts w:ascii="Arial Narrow" w:eastAsia="Arial Narrow" w:hAnsi="Arial Narrow" w:cs="Arial Narrow"/>
-          <w:b/>
-          <w:color w:val="000000"/>
-          <w:kern w:val="0"/>
-          <w:lang w:eastAsia="es-PE"/>
-          <w14:ligatures w14:val="none"/>
-        </w:rPr>
-      </w:pPr>
-    </w:p>
-    <w:p>
+    <w:p ns2:paraId="543B2EE5" ns2:textId="77777777">
+      <w:pPr>
+        <w:spacing w:after="0" w:line="240" w:lineRule="auto"/>
+        <w:jc w:val="both"/>
+        <w:rPr>
+          <w:rFonts w:ascii="Arial Narrow" w:eastAsia="Arial Narrow" w:hAnsi="Arial Narrow" w:cs="Arial Narrow"/>
+          <w:b/>
+          <w:color w:val="000000"/>
+          <w:kern w:val="0"/>
+          <w:lang w:eastAsia="es-PE"/>
+          <ns2:ligatures ns2:val="none"/>
+        </w:rPr>
+      </w:pPr>
+    </w:p>
+    <w:p ns2:paraId="1F168855" ns2:textId="77777777">
       <w:pPr>
         <w:spacing w:after="0" w:line="240" w:lineRule="auto"/>
         <w:jc w:val="both"/>
@@ -4677,17 +4677,17 @@
           <w:color w:val="000000"/>
           <w:kern w:val="0"/>
           <w:lang w:eastAsia="es-PE"/>
-          <w14:ligatures w14:val="none"/>
-        </w:rPr>
-      </w:pPr>
-      <w:r>
-        <w:rPr>
-          <w:rFonts w:ascii="Arial Narrow" w:eastAsia="Arial Narrow" w:hAnsi="Arial Narrow" w:cs="Arial Narrow"/>
-          <w:b/>
-          <w:color w:val="000000"/>
-          <w:kern w:val="0"/>
-          <w:lang w:eastAsia="es-PE"/>
-          <w14:ligatures w14:val="none"/>
+          <ns2:ligatures ns2:val="none"/>
+        </w:rPr>
+      </w:pPr>
+      <w:r>
+        <w:rPr>
+          <w:rFonts w:ascii="Arial Narrow" w:eastAsia="Arial Narrow" w:hAnsi="Arial Narrow" w:cs="Arial Narrow"/>
+          <w:b/>
+          <w:color w:val="000000"/>
+          <w:kern w:val="0"/>
+          <w:lang w:eastAsia="es-PE"/>
+          <ns2:ligatures ns2:val="none"/>
         </w:rPr>
         <w:t xml:space="preserve">PRIMERO: admitir a trámite la denuncia del 21 de marzo de 2025 interpuesta por el señor [DENUNCIANTE] contra Mibanco - Banco de la Microempresa S.A. y Pacífico Compañía de Seguros y Reaseguros S.A., por lo siguiente:</w:t>
       </w:r>
@@ -4698,7 +4698,7 @@
           <w:kern w:val="0"/>
           <w:shd w:val="clear" w:color="auto" w:fill="FFFFFF"/>
           <w:lang w:eastAsia="es-PE"/>
-          <w14:ligatures w14:val="none"/>
+          <ns2:ligatures ns2:val="none"/>
         </w:rPr>
         <w:t xml:space="preserve"/>
       </w:r>
@@ -4709,7 +4709,7 @@
           <w:kern w:val="0"/>
           <w:shd w:val="clear" w:color="auto" w:fill="FFFFFF"/>
           <w:lang w:eastAsia="es-PE"/>
-          <w14:ligatures w14:val="none"/>
+          <ns2:ligatures ns2:val="none"/>
         </w:rPr>
         <w:t xml:space="preserve"/>
       </w:r>
@@ -4719,7 +4719,7 @@
           <w:color w:val="000000"/>
           <w:kern w:val="0"/>
           <w:lang w:val="es-ES" w:eastAsia="es-ES"/>
-          <w14:ligatures w14:val="none"/>
+          <ns2:ligatures ns2:val="none"/>
         </w:rPr>
         <w:t xml:space="preserve"/>
       </w:r>
@@ -4730,7 +4730,7 @@
           <w:kern w:val="0"/>
           <w:shd w:val="clear" w:color="auto" w:fill="FFFFFF"/>
           <w:lang w:eastAsia="es-PE"/>
-          <w14:ligatures w14:val="none"/>
+          <ns2:ligatures ns2:val="none"/>
         </w:rPr>
         <w:t xml:space="preserve"/>
       </w:r>
@@ -4740,7 +4740,7 @@
           <w:bCs/>
           <w:spacing w:val="-3"/>
           <w:kern w:val="0"/>
-          <w14:ligatures w14:val="none"/>
+          <ns2:ligatures ns2:val="none"/>
         </w:rPr>
         <w:t xml:space="preserve"/>
       </w:r>
@@ -4751,7 +4751,7 @@
           <w:bCs/>
           <w:spacing w:val="-3"/>
           <w:kern w:val="0"/>
-          <w14:ligatures w14:val="none"/>
+          <ns2:ligatures ns2:val="none"/>
         </w:rPr>
         <w:t/>
       </w:r>
@@ -4762,7 +4762,7 @@
           <w:bCs/>
           <w:spacing w:val="-3"/>
           <w:kern w:val="0"/>
-          <w14:ligatures w14:val="none"/>
+          <ns2:ligatures ns2:val="none"/>
         </w:rPr>
         <w:t xml:space="preserve"/>
       </w:r>
@@ -4773,7 +4773,7 @@
           <w:kern w:val="0"/>
           <w:shd w:val="clear" w:color="auto" w:fill="FFFFFF"/>
           <w:lang w:eastAsia="es-PE"/>
-          <w14:ligatures w14:val="none"/>
+          <ns2:ligatures ns2:val="none"/>
         </w:rPr>
         <w:t xml:space="preserve"/>
       </w:r>
@@ -4785,7 +4785,7 @@
           <w:kern w:val="0"/>
           <w:shd w:val="clear" w:color="auto" w:fill="FFFFFF"/>
           <w:lang w:eastAsia="es-PE"/>
-          <w14:ligatures w14:val="none"/>
+          <ns2:ligatures ns2:val="none"/>
         </w:rPr>
         <w:t/>
       </w:r>
@@ -4797,7 +4797,7 @@
           <w:kern w:val="0"/>
           <w:shd w:val="clear" w:color="auto" w:fill="FFFFFF"/>
           <w:lang w:eastAsia="es-PE"/>
-          <w14:ligatures w14:val="none"/>
+          <ns2:ligatures ns2:val="none"/>
         </w:rPr>
         <w:t xml:space="preserve"/>
       </w:r>
@@ -4808,7 +4808,7 @@
           <w:kern w:val="0"/>
           <w:shd w:val="clear" w:color="auto" w:fill="FFFFFF"/>
           <w:lang w:eastAsia="es-PE"/>
-          <w14:ligatures w14:val="none"/>
+          <ns2:ligatures ns2:val="none"/>
         </w:rPr>
         <w:t xml:space="preserve"/>
       </w:r>
@@ -4819,12 +4819,12 @@
           <w:kern w:val="0"/>
           <w:shd w:val="clear" w:color="auto" w:fill="FFFFFF"/>
           <w:lang w:eastAsia="es-PE"/>
-          <w14:ligatures w14:val="none"/>
+          <ns2:ligatures ns2:val="none"/>
         </w:rPr>
         <w:t/>
       </w:r>
     </w:p>
-    <w:p>
+    <w:p ns2:paraId="3E78EB29" ns2:textId="77777777">
       <w:pPr>
         <w:spacing w:after="0" w:line="240" w:lineRule="auto"/>
         <w:jc w:val="both"/>
@@ -4833,11 +4833,11 @@
           <w:color w:val="000000"/>
           <w:kern w:val="0"/>
           <w:lang w:eastAsia="es-PE"/>
-          <w14:ligatures w14:val="none"/>
-        </w:rPr>
-      </w:pPr>
-    </w:p>
-    <w:p>
+          <ns2:ligatures ns2:val="none"/>
+        </w:rPr>
+      </w:pPr>
+    </w:p>
+    <w:p ns2:paraId="78CCAA1C" ns2:textId="43992AF6">
       <w:pPr>
         <w:pStyle w:val="Prrafodelista"/>
         <w:numPr>
@@ -4855,7 +4855,7 @@
           <w:rFonts w:ascii="Arial Narrow" w:eastAsia="Calibri" w:hAnsi="Arial Narrow" w:cs="Arial Narrow"/>
           <w:kern w:val="0"/>
           <w:lang w:eastAsia="es-PE"/>
-          <w14:ligatures w14:val="none"/>
+          <ns2:ligatures ns2:val="none"/>
         </w:rPr>
       </w:pPr>
       <w:r>
@@ -4864,7 +4864,7 @@
           <w:color w:val="000000"/>
           <w:kern w:val="0"/>
           <w:lang w:eastAsia="es-PE"/>
-          <w14:ligatures w14:val="none"/>
+          <ns2:ligatures ns2:val="none"/>
         </w:rPr>
         <w:t>Presunta</w:t>
       </w:r>
@@ -4874,7 +4874,7 @@
           <w:kern w:val="0"/>
           <w:shd w:val="clear" w:color="auto" w:fill="FFFFFF"/>
           <w:lang w:eastAsia="es-PE"/>
-          <w14:ligatures w14:val="none"/>
+          <ns2:ligatures ns2:val="none"/>
         </w:rPr>
         <w:t xml:space="preserve"> infracción a los artículos 18 y 19</w:t>
       </w:r>
@@ -4883,7 +4883,7 @@
           <w:rFonts w:ascii="Arial Narrow" w:eastAsia="Calibri" w:hAnsi="Arial Narrow" w:cs="Arial Narrow"/>
           <w:kern w:val="0"/>
           <w:lang w:eastAsia="es-PE"/>
-          <w14:ligatures w14:val="none"/>
+          <ns2:ligatures ns2:val="none"/>
         </w:rPr>
         <w:t xml:space="preserve"> de </w:t>
       </w:r>
@@ -4893,7 +4893,7 @@
           <w:kern w:val="0"/>
           <w:shd w:val="clear" w:color="auto" w:fill="FFFFFF"/>
           <w:lang w:eastAsia="es-PE"/>
-          <w14:ligatures w14:val="none"/>
+          <ns2:ligatures ns2:val="none"/>
         </w:rPr>
         <w:t xml:space="preserve">la Ley 29571, Código de Protección y Defensa del Consumidor, en tanto </w:t>
       </w:r>
@@ -4904,7 +4904,7 @@
           <w:kern w:val="0"/>
           <w:shd w:val="clear" w:color="auto" w:fill="FFFFFF"/>
           <w:lang w:eastAsia="es-PE"/>
-          <w14:ligatures w14:val="none"/>
+          <ns2:ligatures ns2:val="none"/>
         </w:rPr>
         <w:t xml:space="preserve">los proveedores denunciados </w:t>
       </w:r>
@@ -4914,7 +4914,7 @@
           <w:kern w:val="0"/>
           <w:shd w:val="clear" w:color="auto" w:fill="FFFFFF"/>
           <w:lang w:eastAsia="es-PE"/>
-          <w14:ligatures w14:val="none"/>
+          <ns2:ligatures ns2:val="none"/>
         </w:rPr>
         <w:t>se habrían negado injustificadamente a activar la cobertura</w:t>
       </w:r>
@@ -4924,7 +4924,7 @@
           <w:kern w:val="0"/>
           <w:shd w:val="clear" w:color="auto" w:fill="FFFFFF"/>
           <w:lang w:eastAsia="es-PE"/>
-          <w14:ligatures w14:val="none"/>
+          <ns2:ligatures ns2:val="none"/>
         </w:rPr>
         <w:t xml:space="preserve"> del Seguro Tu Plata Segura</w:t>
       </w:r>
@@ -4934,7 +4934,7 @@
           <w:kern w:val="0"/>
           <w:shd w:val="clear" w:color="auto" w:fill="FFFFFF"/>
           <w:lang w:eastAsia="es-PE"/>
-          <w14:ligatures w14:val="none"/>
+          <ns2:ligatures ns2:val="none"/>
         </w:rPr>
         <w:t xml:space="preserve"> </w:t>
       </w:r>
@@ -4944,7 +4944,7 @@
           <w:kern w:val="0"/>
           <w:shd w:val="clear" w:color="auto" w:fill="FFFFFF"/>
           <w:lang w:eastAsia="es-PE"/>
-          <w14:ligatures w14:val="none"/>
+          <ns2:ligatures ns2:val="none"/>
         </w:rPr>
         <w:t xml:space="preserve">– Certificado 6000059466 </w:t>
       </w:r>
@@ -4954,7 +4954,7 @@
           <w:kern w:val="0"/>
           <w:shd w:val="clear" w:color="auto" w:fill="FFFFFF"/>
           <w:lang w:eastAsia="es-PE"/>
-          <w14:ligatures w14:val="none"/>
+          <ns2:ligatures ns2:val="none"/>
         </w:rPr>
         <w:t xml:space="preserve">por el siniestro </w:t>
       </w:r>
@@ -4964,7 +4964,7 @@
           <w:kern w:val="0"/>
           <w:shd w:val="clear" w:color="auto" w:fill="FFFFFF"/>
           <w:lang w:eastAsia="es-PE"/>
-          <w14:ligatures w14:val="none"/>
+          <ns2:ligatures ns2:val="none"/>
         </w:rPr>
         <w:t>del 22 de marzo de 2023</w:t>
       </w:r>
@@ -4974,23 +4974,23 @@
           <w:kern w:val="0"/>
           <w:shd w:val="clear" w:color="auto" w:fill="FFFFFF"/>
           <w:lang w:eastAsia="es-PE"/>
-          <w14:ligatures w14:val="none"/>
+          <ns2:ligatures ns2:val="none"/>
         </w:rPr>
         <w:t>.</w:t>
       </w:r>
     </w:p>
-    <w:p>
-      <w:pPr>
-        <w:spacing w:after="0" w:line="240" w:lineRule="auto"/>
-        <w:jc w:val="both"/>
-        <w:rPr>
-          <w:rFonts w:ascii="Arial Narrow" w:eastAsia="Arial Narrow" w:hAnsi="Arial Narrow" w:cs="Arial Narrow"/>
-          <w:kern w:val="0"/>
-          <w14:ligatures w14:val="none"/>
-        </w:rPr>
-      </w:pPr>
-    </w:p>
-    <w:p>
+    <w:p ns2:paraId="10C0F2B3" ns2:textId="77777777">
+      <w:pPr>
+        <w:spacing w:after="0" w:line="240" w:lineRule="auto"/>
+        <w:jc w:val="both"/>
+        <w:rPr>
+          <w:rFonts w:ascii="Arial Narrow" w:eastAsia="Arial Narrow" w:hAnsi="Arial Narrow" w:cs="Arial Narrow"/>
+          <w:kern w:val="0"/>
+          <ns2:ligatures ns2:val="none"/>
+        </w:rPr>
+      </w:pPr>
+    </w:p>
+    <w:p ns2:paraId="552B6C88" ns2:textId="75612639">
       <w:pPr>
         <w:pStyle w:val="Prrafodelista"/>
         <w:numPr>
@@ -5007,7 +5007,7 @@
         <w:rPr>
           <w:rFonts w:ascii="Arial Narrow" w:eastAsia="Arial Narrow" w:hAnsi="Arial Narrow" w:cs="Arial Narrow"/>
           <w:kern w:val="0"/>
-          <w14:ligatures w14:val="none"/>
+          <ns2:ligatures ns2:val="none"/>
         </w:rPr>
       </w:pPr>
       <w:r>
@@ -5016,7 +5016,7 @@
           <w:kern w:val="0"/>
           <w:shd w:val="clear" w:color="auto" w:fill="FFFFFF"/>
           <w:lang w:eastAsia="es-PE"/>
-          <w14:ligatures w14:val="none"/>
+          <ns2:ligatures ns2:val="none"/>
         </w:rPr>
         <w:t xml:space="preserve">Presunta infracción al artículo 1, numeral 1, </w:t>
       </w:r>
@@ -5026,7 +5026,7 @@
           <w:kern w:val="0"/>
           <w:shd w:val="clear" w:color="auto" w:fill="FFFFFF"/>
           <w:lang w:eastAsia="es-PE"/>
-          <w14:ligatures w14:val="none"/>
+          <ns2:ligatures ns2:val="none"/>
         </w:rPr>
         <w:t xml:space="preserve">literal b) y al artículo 2 de la Ley 29571, Código de Protección y Defensa del Consumidor, en tanto </w:t>
       </w:r>
@@ -5037,7 +5037,7 @@
           <w:kern w:val="0"/>
           <w:shd w:val="clear" w:color="auto" w:fill="FFFFFF"/>
           <w:lang w:eastAsia="es-PE"/>
-          <w14:ligatures w14:val="none"/>
+          <ns2:ligatures ns2:val="none"/>
         </w:rPr>
         <w:t>los proveedores denunciados</w:t>
       </w:r>
@@ -5048,7 +5048,7 @@
           <w:kern w:val="0"/>
           <w:shd w:val="clear" w:color="auto" w:fill="FFFFFF"/>
           <w:lang w:eastAsia="es-PE"/>
-          <w14:ligatures w14:val="none"/>
+          <ns2:ligatures ns2:val="none"/>
         </w:rPr>
         <w:t xml:space="preserve"> no </w:t>
       </w:r>
@@ -5058,7 +5058,7 @@
           <w:kern w:val="0"/>
           <w:shd w:val="clear" w:color="auto" w:fill="FFFFFF"/>
           <w:lang w:eastAsia="es-PE"/>
-          <w14:ligatures w14:val="none"/>
+          <ns2:ligatures ns2:val="none"/>
         </w:rPr>
         <w:t>habrían brindado información exacta respecto a las condiciones del seguro</w:t>
       </w:r>
@@ -5068,7 +5068,7 @@
           <w:kern w:val="0"/>
           <w:shd w:val="clear" w:color="auto" w:fill="FFFFFF"/>
           <w:lang w:eastAsia="es-PE"/>
-          <w14:ligatures w14:val="none"/>
+          <ns2:ligatures ns2:val="none"/>
         </w:rPr>
         <w:t xml:space="preserve"> al denunciante</w:t>
       </w:r>
@@ -5078,7 +5078,7 @@
           <w:kern w:val="0"/>
           <w:shd w:val="clear" w:color="auto" w:fill="FFFFFF"/>
           <w:lang w:eastAsia="es-PE"/>
-          <w14:ligatures w14:val="none"/>
+          <ns2:ligatures ns2:val="none"/>
         </w:rPr>
         <w:t xml:space="preserve">, </w:t>
       </w:r>
@@ -5088,7 +5088,7 @@
           <w:kern w:val="0"/>
           <w:shd w:val="clear" w:color="auto" w:fill="FFFFFF"/>
           <w:lang w:eastAsia="es-PE"/>
-          <w14:ligatures w14:val="none"/>
+          <ns2:ligatures ns2:val="none"/>
         </w:rPr>
         <w:t>al informarle que</w:t>
       </w:r>
@@ -5098,7 +5098,7 @@
           <w:kern w:val="0"/>
           <w:shd w:val="clear" w:color="auto" w:fill="FFFFFF"/>
           <w:lang w:eastAsia="es-PE"/>
-          <w14:ligatures w14:val="none"/>
+          <ns2:ligatures ns2:val="none"/>
         </w:rPr>
         <w:t xml:space="preserve"> la cobertura del seguro se extendía por cuatro (4) horas posteriores al retiro del dinero, pese que al momento de solicitar la activación de la cobertura se le informó que esta tenía una duración de dos (2) horas desde la interposición de la denuncia policial</w:t>
       </w:r>
@@ -5108,23 +5108,23 @@
           <w:kern w:val="0"/>
           <w:shd w:val="clear" w:color="auto" w:fill="FFFFFF"/>
           <w:lang w:eastAsia="es-PE"/>
-          <w14:ligatures w14:val="none"/>
+          <ns2:ligatures ns2:val="none"/>
         </w:rPr>
         <w:t>.</w:t>
       </w:r>
     </w:p>
-    <w:p>
-      <w:pPr>
-        <w:spacing w:after="0" w:line="240" w:lineRule="auto"/>
-        <w:jc w:val="both"/>
-        <w:rPr>
-          <w:rFonts w:ascii="Arial Narrow" w:eastAsia="Arial Narrow" w:hAnsi="Arial Narrow" w:cs="Arial Narrow"/>
-          <w:kern w:val="0"/>
-          <w14:ligatures w14:val="none"/>
-        </w:rPr>
-      </w:pPr>
-    </w:p>
-    <w:p>
+    <w:p ns2:paraId="6C606DE1" ns2:textId="77777777">
+      <w:pPr>
+        <w:spacing w:after="0" w:line="240" w:lineRule="auto"/>
+        <w:jc w:val="both"/>
+        <w:rPr>
+          <w:rFonts w:ascii="Arial Narrow" w:eastAsia="Arial Narrow" w:hAnsi="Arial Narrow" w:cs="Arial Narrow"/>
+          <w:kern w:val="0"/>
+          <ns2:ligatures ns2:val="none"/>
+        </w:rPr>
+      </w:pPr>
+    </w:p>
+    <w:p ns2:paraId="4ADF153F" ns2:textId="3D5B49F1">
       <w:pPr>
         <w:pStyle w:val="Prrafodelista"/>
         <w:numPr>
@@ -5141,7 +5141,7 @@
         <w:rPr>
           <w:rFonts w:ascii="Arial Narrow" w:eastAsia="Arial Narrow" w:hAnsi="Arial Narrow" w:cs="Arial Narrow"/>
           <w:kern w:val="0"/>
-          <w14:ligatures w14:val="none"/>
+          <ns2:ligatures ns2:val="none"/>
         </w:rPr>
       </w:pPr>
       <w:r>
@@ -5150,7 +5150,7 @@
           <w:color w:val="000000"/>
           <w:kern w:val="0"/>
           <w:lang w:eastAsia="es-PE"/>
-          <w14:ligatures w14:val="none"/>
+          <ns2:ligatures ns2:val="none"/>
         </w:rPr>
         <w:t>Presunta</w:t>
       </w:r>
@@ -5160,7 +5160,7 @@
           <w:kern w:val="0"/>
           <w:shd w:val="clear" w:color="auto" w:fill="FFFFFF"/>
           <w:lang w:eastAsia="es-PE"/>
-          <w14:ligatures w14:val="none"/>
+          <ns2:ligatures ns2:val="none"/>
         </w:rPr>
         <w:t xml:space="preserve"> infracción a los artículos 18 y </w:t>
       </w:r>
@@ -5170,7 +5170,7 @@
           <w:kern w:val="0"/>
           <w:shd w:val="clear" w:color="auto" w:fill="FFFFFF"/>
           <w:lang w:eastAsia="es-PE"/>
-          <w14:ligatures w14:val="none"/>
+          <ns2:ligatures ns2:val="none"/>
         </w:rPr>
         <w:t>19</w:t>
       </w:r>
@@ -5179,7 +5179,7 @@
           <w:rFonts w:ascii="Arial Narrow" w:eastAsia="Calibri" w:hAnsi="Arial Narrow" w:cs="Arial Narrow"/>
           <w:kern w:val="0"/>
           <w:lang w:eastAsia="es-PE"/>
-          <w14:ligatures w14:val="none"/>
+          <ns2:ligatures ns2:val="none"/>
         </w:rPr>
         <w:t xml:space="preserve"> de </w:t>
       </w:r>
@@ -5189,7 +5189,7 @@
           <w:kern w:val="0"/>
           <w:shd w:val="clear" w:color="auto" w:fill="FFFFFF"/>
           <w:lang w:eastAsia="es-PE"/>
-          <w14:ligatures w14:val="none"/>
+          <ns2:ligatures ns2:val="none"/>
         </w:rPr>
         <w:t>la Ley 29571, Código de Protección y Defensa del Consumidor, en tanto</w:t>
       </w:r>
@@ -5197,7 +5197,7 @@
         <w:rPr>
           <w:rFonts w:ascii="Arial Narrow" w:eastAsia="Arial Narrow" w:hAnsi="Arial Narrow" w:cs="Arial Narrow"/>
           <w:kern w:val="0"/>
-          <w14:ligatures w14:val="none"/>
+          <ns2:ligatures ns2:val="none"/>
         </w:rPr>
         <w:t xml:space="preserve"> </w:t>
       </w:r>
@@ -5208,23 +5208,23 @@
           <w:kern w:val="0"/>
           <w:shd w:val="clear" w:color="auto" w:fill="FFFFFF"/>
           <w:lang w:eastAsia="es-PE"/>
-          <w14:ligatures w14:val="none"/>
+          <ns2:ligatures ns2:val="none"/>
         </w:rPr>
         <w:t>los proveedores denunciados no habrían brindado al denunciante soporte operativo y canales efectivos para reportar el siniestro del 22 de marzo de 2023, por lo que el seguro no cumplía con las condiciones y eficacia que garantice su utilidad.</w:t>
       </w:r>
     </w:p>
-    <w:p>
-      <w:pPr>
-        <w:spacing w:after="0" w:line="240" w:lineRule="auto"/>
-        <w:jc w:val="both"/>
-        <w:rPr>
-          <w:rFonts w:ascii="Arial Narrow" w:eastAsia="Arial Narrow" w:hAnsi="Arial Narrow" w:cs="Arial Narrow"/>
-          <w:kern w:val="0"/>
-          <w14:ligatures w14:val="none"/>
-        </w:rPr>
-      </w:pPr>
-    </w:p>
-    <w:p>
+    <w:p ns2:paraId="580BDF70" ns2:textId="77777777">
+      <w:pPr>
+        <w:spacing w:after="0" w:line="240" w:lineRule="auto"/>
+        <w:jc w:val="both"/>
+        <w:rPr>
+          <w:rFonts w:ascii="Arial Narrow" w:eastAsia="Arial Narrow" w:hAnsi="Arial Narrow" w:cs="Arial Narrow"/>
+          <w:kern w:val="0"/>
+          <ns2:ligatures ns2:val="none"/>
+        </w:rPr>
+      </w:pPr>
+    </w:p>
+    <w:p ns2:paraId="12777E3C" ns2:textId="78ED0D5A">
       <w:pPr>
         <w:pStyle w:val="Prrafodelista"/>
         <w:numPr>
@@ -5242,7 +5242,7 @@
           <w:rFonts w:ascii="Arial Narrow" w:eastAsia="Calibri" w:hAnsi="Arial Narrow" w:cs="Arial Narrow"/>
           <w:kern w:val="0"/>
           <w:lang w:eastAsia="es-PE"/>
-          <w14:ligatures w14:val="none"/>
+          <ns2:ligatures ns2:val="none"/>
         </w:rPr>
       </w:pPr>
       <w:r>
@@ -5251,7 +5251,7 @@
           <w:color w:val="000000"/>
           <w:kern w:val="0"/>
           <w:lang w:eastAsia="es-PE"/>
-          <w14:ligatures w14:val="none"/>
+          <ns2:ligatures ns2:val="none"/>
         </w:rPr>
         <w:t>Presunta</w:t>
       </w:r>
@@ -5261,7 +5261,7 @@
           <w:kern w:val="0"/>
           <w:shd w:val="clear" w:color="auto" w:fill="FFFFFF"/>
           <w:lang w:eastAsia="es-PE"/>
-          <w14:ligatures w14:val="none"/>
+          <ns2:ligatures ns2:val="none"/>
         </w:rPr>
         <w:t xml:space="preserve"> infracción a</w:t>
       </w:r>
@@ -5271,7 +5271,7 @@
           <w:kern w:val="0"/>
           <w:shd w:val="clear" w:color="auto" w:fill="FFFFFF"/>
           <w:lang w:eastAsia="es-PE"/>
-          <w14:ligatures w14:val="none"/>
+          <ns2:ligatures ns2:val="none"/>
         </w:rPr>
         <w:t xml:space="preserve">l artículo 150 </w:t>
       </w:r>
@@ -5280,7 +5280,7 @@
           <w:rFonts w:ascii="Arial Narrow" w:eastAsia="Calibri" w:hAnsi="Arial Narrow" w:cs="Arial Narrow"/>
           <w:kern w:val="0"/>
           <w:lang w:eastAsia="es-PE"/>
-          <w14:ligatures w14:val="none"/>
+          <ns2:ligatures ns2:val="none"/>
         </w:rPr>
         <w:t xml:space="preserve">de </w:t>
       </w:r>
@@ -5290,7 +5290,7 @@
           <w:kern w:val="0"/>
           <w:shd w:val="clear" w:color="auto" w:fill="FFFFFF"/>
           <w:lang w:eastAsia="es-PE"/>
-          <w14:ligatures w14:val="none"/>
+          <ns2:ligatures ns2:val="none"/>
         </w:rPr>
         <w:t xml:space="preserve">la Ley 29571, Código de Protección y Defensa del Consumidor, en tanto </w:t>
       </w:r>
@@ -5302,7 +5302,7 @@
           <w:kern w:val="0"/>
           <w:shd w:val="clear" w:color="auto" w:fill="FFFFFF"/>
           <w:lang w:eastAsia="es-PE"/>
-          <w14:ligatures w14:val="none"/>
+          <ns2:ligatures ns2:val="none"/>
         </w:rPr>
         <w:t>Mibanco</w:t>
       </w:r>
@@ -5314,7 +5314,7 @@
           <w:kern w:val="0"/>
           <w:shd w:val="clear" w:color="auto" w:fill="FFFFFF"/>
           <w:lang w:eastAsia="es-PE"/>
-          <w14:ligatures w14:val="none"/>
+          <ns2:ligatures ns2:val="none"/>
         </w:rPr>
         <w:t xml:space="preserve"> - Banco de la Microempresa S.A. </w:t>
       </w:r>
@@ -5324,7 +5324,7 @@
           <w:kern w:val="0"/>
           <w:shd w:val="clear" w:color="auto" w:fill="FFFFFF"/>
           <w:lang w:eastAsia="es-PE"/>
-          <w14:ligatures w14:val="none"/>
+          <ns2:ligatures ns2:val="none"/>
         </w:rPr>
         <w:t xml:space="preserve">no habría contado con un Libro de Reclamaciones Virtual, no existiendo en su página web el aviso </w:t>
       </w:r>
@@ -5334,23 +5334,23 @@
           <w:kern w:val="0"/>
           <w:shd w:val="clear" w:color="auto" w:fill="FFFFFF"/>
           <w:lang w:eastAsia="es-PE"/>
-          <w14:ligatures w14:val="none"/>
+          <ns2:ligatures ns2:val="none"/>
         </w:rPr>
         <w:t>que advierta ello.</w:t>
       </w:r>
     </w:p>
-    <w:p>
-      <w:pPr>
-        <w:spacing w:after="0" w:line="240" w:lineRule="auto"/>
-        <w:jc w:val="both"/>
-        <w:rPr>
-          <w:rFonts w:ascii="Arial Narrow" w:eastAsia="Arial Narrow" w:hAnsi="Arial Narrow" w:cs="Arial Narrow"/>
-          <w:kern w:val="0"/>
-          <w14:ligatures w14:val="none"/>
-        </w:rPr>
-      </w:pPr>
-    </w:p>
-    <w:p>
+    <w:p ns2:paraId="1220E17F" ns2:textId="77777777">
+      <w:pPr>
+        <w:spacing w:after="0" w:line="240" w:lineRule="auto"/>
+        <w:jc w:val="both"/>
+        <w:rPr>
+          <w:rFonts w:ascii="Arial Narrow" w:eastAsia="Arial Narrow" w:hAnsi="Arial Narrow" w:cs="Arial Narrow"/>
+          <w:kern w:val="0"/>
+          <ns2:ligatures ns2:val="none"/>
+        </w:rPr>
+      </w:pPr>
+    </w:p>
+    <w:p ns2:paraId="0E05971C" ns2:textId="7C60B0F6">
       <w:pPr>
         <w:pStyle w:val="Prrafodelista"/>
         <w:numPr>
@@ -5368,7 +5368,7 @@
           <w:rFonts w:ascii="Arial Narrow" w:eastAsia="Calibri" w:hAnsi="Arial Narrow" w:cs="Arial Narrow"/>
           <w:kern w:val="0"/>
           <w:lang w:eastAsia="es-PE"/>
-          <w14:ligatures w14:val="none"/>
+          <ns2:ligatures ns2:val="none"/>
         </w:rPr>
       </w:pPr>
       <w:r>
@@ -5377,7 +5377,7 @@
           <w:color w:val="000000"/>
           <w:kern w:val="0"/>
           <w:lang w:eastAsia="es-PE"/>
-          <w14:ligatures w14:val="none"/>
+          <ns2:ligatures ns2:val="none"/>
         </w:rPr>
         <w:t>Presunta</w:t>
       </w:r>
@@ -5387,7 +5387,7 @@
           <w:kern w:val="0"/>
           <w:shd w:val="clear" w:color="auto" w:fill="FFFFFF"/>
           <w:lang w:eastAsia="es-PE"/>
-          <w14:ligatures w14:val="none"/>
+          <ns2:ligatures ns2:val="none"/>
         </w:rPr>
         <w:t xml:space="preserve"> infracción a</w:t>
       </w:r>
@@ -5397,7 +5397,7 @@
           <w:kern w:val="0"/>
           <w:shd w:val="clear" w:color="auto" w:fill="FFFFFF"/>
           <w:lang w:eastAsia="es-PE"/>
-          <w14:ligatures w14:val="none"/>
+          <ns2:ligatures ns2:val="none"/>
         </w:rPr>
         <w:t xml:space="preserve">l artículo 150 </w:t>
       </w:r>
@@ -5406,7 +5406,7 @@
           <w:rFonts w:ascii="Arial Narrow" w:eastAsia="Calibri" w:hAnsi="Arial Narrow" w:cs="Arial Narrow"/>
           <w:kern w:val="0"/>
           <w:lang w:eastAsia="es-PE"/>
-          <w14:ligatures w14:val="none"/>
+          <ns2:ligatures ns2:val="none"/>
         </w:rPr>
         <w:t xml:space="preserve">de </w:t>
       </w:r>
@@ -5416,7 +5416,7 @@
           <w:kern w:val="0"/>
           <w:shd w:val="clear" w:color="auto" w:fill="FFFFFF"/>
           <w:lang w:eastAsia="es-PE"/>
-          <w14:ligatures w14:val="none"/>
+          <ns2:ligatures ns2:val="none"/>
         </w:rPr>
         <w:t xml:space="preserve">la Ley 29571, Código de Protección y Defensa del Consumidor, en tanto </w:t>
       </w:r>
@@ -5433,7 +5433,7 @@
           <w:kern w:val="0"/>
           <w:shd w:val="clear" w:color="auto" w:fill="FFFFFF"/>
           <w:lang w:eastAsia="es-PE"/>
-          <w14:ligatures w14:val="none"/>
+          <ns2:ligatures ns2:val="none"/>
         </w:rPr>
         <w:t>no habría contado con un Libro de Reclamaciones Virtual, no existiendo en su página web el aviso que advierta ello</w:t>
       </w:r>
@@ -5443,23 +5443,23 @@
           <w:kern w:val="0"/>
           <w:shd w:val="clear" w:color="auto" w:fill="FFFFFF"/>
           <w:lang w:eastAsia="es-PE"/>
-          <w14:ligatures w14:val="none"/>
+          <ns2:ligatures ns2:val="none"/>
         </w:rPr>
         <w:t>.</w:t>
       </w:r>
     </w:p>
-    <w:p>
-      <w:pPr>
-        <w:spacing w:after="0" w:line="240" w:lineRule="auto"/>
-        <w:jc w:val="both"/>
-        <w:rPr>
-          <w:rFonts w:ascii="Arial Narrow" w:eastAsia="Arial Narrow" w:hAnsi="Arial Narrow" w:cs="Arial Narrow"/>
-          <w:kern w:val="0"/>
-          <w14:ligatures w14:val="none"/>
-        </w:rPr>
-      </w:pPr>
-    </w:p>
-    <w:p>
+    <w:p ns2:paraId="0369D463" ns2:textId="77777777">
+      <w:pPr>
+        <w:spacing w:after="0" w:line="240" w:lineRule="auto"/>
+        <w:jc w:val="both"/>
+        <w:rPr>
+          <w:rFonts w:ascii="Arial Narrow" w:eastAsia="Arial Narrow" w:hAnsi="Arial Narrow" w:cs="Arial Narrow"/>
+          <w:kern w:val="0"/>
+          <ns2:ligatures ns2:val="none"/>
+        </w:rPr>
+      </w:pPr>
+    </w:p>
+    <w:p ns2:paraId="4A643046" ns2:textId="588D35B6">
       <w:pPr>
         <w:pStyle w:val="Prrafodelista"/>
         <w:numPr>
@@ -5477,7 +5477,7 @@
           <w:rFonts w:ascii="Arial Narrow" w:eastAsia="Calibri" w:hAnsi="Arial Narrow" w:cs="Arial Narrow"/>
           <w:kern w:val="0"/>
           <w:lang w:eastAsia="es-PE"/>
-          <w14:ligatures w14:val="none"/>
+          <ns2:ligatures ns2:val="none"/>
         </w:rPr>
       </w:pPr>
       <w:r>
@@ -5486,7 +5486,7 @@
           <w:color w:val="000000"/>
           <w:kern w:val="0"/>
           <w:lang w:eastAsia="es-PE"/>
-          <w14:ligatures w14:val="none"/>
+          <ns2:ligatures ns2:val="none"/>
         </w:rPr>
         <w:t>Presunta</w:t>
       </w:r>
@@ -5496,7 +5496,7 @@
           <w:kern w:val="0"/>
           <w:shd w:val="clear" w:color="auto" w:fill="FFFFFF"/>
           <w:lang w:eastAsia="es-PE"/>
-          <w14:ligatures w14:val="none"/>
+          <ns2:ligatures ns2:val="none"/>
         </w:rPr>
         <w:t xml:space="preserve"> infracción a los artículos 18 y 19</w:t>
       </w:r>
@@ -5505,7 +5505,7 @@
           <w:rFonts w:ascii="Arial Narrow" w:eastAsia="Calibri" w:hAnsi="Arial Narrow" w:cs="Arial Narrow"/>
           <w:kern w:val="0"/>
           <w:lang w:eastAsia="es-PE"/>
-          <w14:ligatures w14:val="none"/>
+          <ns2:ligatures ns2:val="none"/>
         </w:rPr>
         <w:t xml:space="preserve"> de </w:t>
       </w:r>
@@ -5515,7 +5515,7 @@
           <w:kern w:val="0"/>
           <w:shd w:val="clear" w:color="auto" w:fill="FFFFFF"/>
           <w:lang w:eastAsia="es-PE"/>
-          <w14:ligatures w14:val="none"/>
+          <ns2:ligatures ns2:val="none"/>
         </w:rPr>
         <w:t>la Ley 29571, Código de Protección y Defensa del Consumidor, en tanto</w:t>
       </w:r>
@@ -5523,7 +5523,7 @@
         <w:rPr>
           <w:rFonts w:ascii="Arial Narrow" w:eastAsia="Arial Narrow" w:hAnsi="Arial Narrow" w:cs="Arial Narrow"/>
           <w:kern w:val="0"/>
-          <w14:ligatures w14:val="none"/>
+          <ns2:ligatures ns2:val="none"/>
         </w:rPr>
         <w:t xml:space="preserve"> </w:t>
       </w:r>
@@ -5535,7 +5535,7 @@
           <w:kern w:val="0"/>
           <w:shd w:val="clear" w:color="auto" w:fill="FFFFFF"/>
           <w:lang w:eastAsia="es-PE"/>
-          <w14:ligatures w14:val="none"/>
+          <ns2:ligatures ns2:val="none"/>
         </w:rPr>
         <w:t>Mibanco</w:t>
       </w:r>
@@ -5547,7 +5547,7 @@
           <w:kern w:val="0"/>
           <w:shd w:val="clear" w:color="auto" w:fill="FFFFFF"/>
           <w:lang w:eastAsia="es-PE"/>
-          <w14:ligatures w14:val="none"/>
+          <ns2:ligatures ns2:val="none"/>
         </w:rPr>
         <w:t xml:space="preserve"> - Banco de la Microempresa S.A. </w:t>
       </w:r>
@@ -5555,7 +5555,7 @@
         <w:rPr>
           <w:rFonts w:ascii="Arial Narrow" w:eastAsia="Arial Narrow" w:hAnsi="Arial Narrow" w:cs="Arial Narrow"/>
           <w:kern w:val="0"/>
-          <w14:ligatures w14:val="none"/>
+          <ns2:ligatures ns2:val="none"/>
         </w:rPr>
         <w:t xml:space="preserve">habría dilatado la recepción de la solicitud de cobertura del </w:t>
       </w:r>
@@ -5565,7 +5565,7 @@
           <w:kern w:val="0"/>
           <w:shd w:val="clear" w:color="auto" w:fill="FFFFFF"/>
           <w:lang w:eastAsia="es-PE"/>
-          <w14:ligatures w14:val="none"/>
+          <ns2:ligatures ns2:val="none"/>
         </w:rPr>
         <w:t>Seguro Tu Plata Segura – Certificado 6000059466 presentado por el denunciante por el siniestro del 22 de marzo de 2023</w:t>
       </w:r>
@@ -5575,23 +5575,23 @@
           <w:kern w:val="0"/>
           <w:shd w:val="clear" w:color="auto" w:fill="FFFFFF"/>
           <w:lang w:eastAsia="es-PE"/>
-          <w14:ligatures w14:val="none"/>
+          <ns2:ligatures ns2:val="none"/>
         </w:rPr>
         <w:t>.</w:t>
       </w:r>
     </w:p>
-    <w:p>
-      <w:pPr>
-        <w:spacing w:after="0" w:line="240" w:lineRule="auto"/>
-        <w:jc w:val="both"/>
-        <w:rPr>
-          <w:rFonts w:ascii="Arial Narrow" w:eastAsia="Arial Narrow" w:hAnsi="Arial Narrow" w:cs="Arial Narrow"/>
-          <w:kern w:val="0"/>
-          <w14:ligatures w14:val="none"/>
-        </w:rPr>
-      </w:pPr>
-    </w:p>
-    <w:p>
+    <w:p ns2:paraId="009CB7B0" ns2:textId="77777777">
+      <w:pPr>
+        <w:spacing w:after="0" w:line="240" w:lineRule="auto"/>
+        <w:jc w:val="both"/>
+        <w:rPr>
+          <w:rFonts w:ascii="Arial Narrow" w:eastAsia="Arial Narrow" w:hAnsi="Arial Narrow" w:cs="Arial Narrow"/>
+          <w:kern w:val="0"/>
+          <ns2:ligatures ns2:val="none"/>
+        </w:rPr>
+      </w:pPr>
+    </w:p>
+    <w:p ns2:paraId="173F8EA4" ns2:textId="55634FF5">
       <w:pPr>
         <w:pStyle w:val="Prrafodelista"/>
         <w:numPr>
@@ -5608,7 +5608,7 @@
         <w:rPr>
           <w:rFonts w:ascii="Arial Narrow" w:eastAsia="Arial Narrow" w:hAnsi="Arial Narrow" w:cs="Arial Narrow"/>
           <w:kern w:val="0"/>
-          <w14:ligatures w14:val="none"/>
+          <ns2:ligatures ns2:val="none"/>
         </w:rPr>
       </w:pPr>
       <w:r>
@@ -5617,7 +5617,7 @@
           <w:color w:val="000000"/>
           <w:kern w:val="0"/>
           <w:lang w:eastAsia="es-PE"/>
-          <w14:ligatures w14:val="none"/>
+          <ns2:ligatures ns2:val="none"/>
         </w:rPr>
         <w:t>Presunta</w:t>
       </w:r>
@@ -5627,7 +5627,7 @@
           <w:kern w:val="0"/>
           <w:shd w:val="clear" w:color="auto" w:fill="FFFFFF"/>
           <w:lang w:eastAsia="es-PE"/>
-          <w14:ligatures w14:val="none"/>
+          <ns2:ligatures ns2:val="none"/>
         </w:rPr>
         <w:t xml:space="preserve"> infracción a los artículos 18 y 19</w:t>
       </w:r>
@@ -5636,7 +5636,7 @@
           <w:rFonts w:ascii="Arial Narrow" w:eastAsia="Calibri" w:hAnsi="Arial Narrow" w:cs="Arial Narrow"/>
           <w:kern w:val="0"/>
           <w:lang w:eastAsia="es-PE"/>
-          <w14:ligatures w14:val="none"/>
+          <ns2:ligatures ns2:val="none"/>
         </w:rPr>
         <w:t xml:space="preserve"> de </w:t>
       </w:r>
@@ -5646,7 +5646,7 @@
           <w:kern w:val="0"/>
           <w:shd w:val="clear" w:color="auto" w:fill="FFFFFF"/>
           <w:lang w:eastAsia="es-PE"/>
-          <w14:ligatures w14:val="none"/>
+          <ns2:ligatures ns2:val="none"/>
         </w:rPr>
         <w:t>la Ley 29571, Código de Protección y Defensa del Consumidor, en tanto</w:t>
       </w:r>
@@ -5654,7 +5654,7 @@
         <w:rPr>
           <w:rFonts w:ascii="Arial Narrow" w:eastAsia="Arial Narrow" w:hAnsi="Arial Narrow" w:cs="Arial Narrow"/>
           <w:kern w:val="0"/>
-          <w14:ligatures w14:val="none"/>
+          <ns2:ligatures ns2:val="none"/>
         </w:rPr>
         <w:t xml:space="preserve"> </w:t>
       </w:r>
@@ -5678,23 +5678,23 @@
           <w:color w:val="000000"/>
           <w:kern w:val="0"/>
           <w:lang w:eastAsia="es-ES"/>
-          <w14:ligatures w14:val="none"/>
+          <ns2:ligatures ns2:val="none"/>
         </w:rPr>
         <w:t>.</w:t>
       </w:r>
     </w:p>
-    <w:p>
-      <w:pPr>
-        <w:spacing w:after="0" w:line="240" w:lineRule="auto"/>
-        <w:jc w:val="both"/>
-        <w:rPr>
-          <w:rFonts w:ascii="Arial Narrow" w:eastAsia="Arial Narrow" w:hAnsi="Arial Narrow" w:cs="Arial Narrow"/>
-          <w:kern w:val="0"/>
-          <w14:ligatures w14:val="none"/>
-        </w:rPr>
-      </w:pPr>
-    </w:p>
-    <w:p>
+    <w:p ns2:paraId="5CA08EE9" ns2:textId="77777777">
+      <w:pPr>
+        <w:spacing w:after="0" w:line="240" w:lineRule="auto"/>
+        <w:jc w:val="both"/>
+        <w:rPr>
+          <w:rFonts w:ascii="Arial Narrow" w:eastAsia="Arial Narrow" w:hAnsi="Arial Narrow" w:cs="Arial Narrow"/>
+          <w:kern w:val="0"/>
+          <ns2:ligatures ns2:val="none"/>
+        </w:rPr>
+      </w:pPr>
+    </w:p>
+    <w:p ns2:paraId="64718910" ns2:textId="1FA3CCFF">
       <w:pPr>
         <w:spacing w:line="240" w:lineRule="auto"/>
         <w:contextualSpacing/>
@@ -5702,17 +5702,17 @@
         <w:rPr>
           <w:rFonts w:ascii="Arial Narrow" w:eastAsia="Calibri" w:hAnsi="Arial Narrow" w:cs="Arial"/>
           <w:kern w:val="0"/>
-          <w14:ligatures w14:val="none"/>
-        </w:rPr>
-      </w:pPr>
-      <w:r>
-        <w:rPr>
-          <w:rFonts w:ascii="Arial Narrow" w:eastAsia="Arial Narrow" w:hAnsi="Arial Narrow" w:cs="Arial Narrow"/>
-          <w:b/>
-          <w:color w:val="000000"/>
-          <w:kern w:val="0"/>
-          <w:lang w:eastAsia="es-PE"/>
-          <w14:ligatures w14:val="none"/>
+          <ns2:ligatures ns2:val="none"/>
+        </w:rPr>
+      </w:pPr>
+      <w:r>
+        <w:rPr>
+          <w:rFonts w:ascii="Arial Narrow" w:eastAsia="Arial Narrow" w:hAnsi="Arial Narrow" w:cs="Arial Narrow"/>
+          <w:b/>
+          <w:color w:val="000000"/>
+          <w:kern w:val="0"/>
+          <w:lang w:eastAsia="es-PE"/>
+          <ns2:ligatures ns2:val="none"/>
         </w:rPr>
         <w:t>SEGUNDO:</w:t>
       </w:r>
@@ -5722,7 +5722,7 @@
           <w:color w:val="000000"/>
           <w:kern w:val="0"/>
           <w:lang w:eastAsia="es-PE"/>
-          <w14:ligatures w14:val="none"/>
+          <ns2:ligatures ns2:val="none"/>
         </w:rPr>
         <w:t xml:space="preserve"> tener por ofrecidos los medios probatorios presentados en el</w:t>
       </w:r>
@@ -5732,7 +5732,7 @@
           <w:color w:val="000000"/>
           <w:kern w:val="0"/>
           <w:lang w:eastAsia="es-PE"/>
-          <w14:ligatures w14:val="none"/>
+          <ns2:ligatures ns2:val="none"/>
         </w:rPr>
         <w:t xml:space="preserve"> escrito de denuncia </w:t>
       </w:r>
@@ -5742,7 +5742,7 @@
           <w:color w:val="000000"/>
           <w:kern w:val="0"/>
           <w:lang w:val="es-ES" w:eastAsia="es-ES"/>
-          <w14:ligatures w14:val="none"/>
+          <ns2:ligatures ns2:val="none"/>
         </w:rPr>
         <w:t xml:space="preserve">del </w:t>
       </w:r>
@@ -5752,7 +5752,7 @@
           <w:color w:val="000000"/>
           <w:kern w:val="0"/>
           <w:lang w:val="es-ES" w:eastAsia="es-ES"/>
-          <w14:ligatures w14:val="none"/>
+          <ns2:ligatures ns2:val="none"/>
         </w:rPr>
         <w:t>21 de marzo de 2025</w:t>
       </w:r>
@@ -5760,12 +5760,12 @@
         <w:rPr>
           <w:rFonts w:ascii="Arial Narrow" w:eastAsia="Calibri" w:hAnsi="Arial Narrow" w:cs="Arial"/>
           <w:kern w:val="0"/>
-          <w14:ligatures w14:val="none"/>
+          <ns2:ligatures ns2:val="none"/>
         </w:rPr>
         <w:t>.</w:t>
       </w:r>
     </w:p>
-    <w:p>
+    <w:p ns2:paraId="72A4113D" ns2:textId="77777777">
       <w:pPr>
         <w:spacing w:line="240" w:lineRule="auto"/>
         <w:contextualSpacing/>
@@ -5775,30 +5775,30 @@
           <w:color w:val="000000"/>
           <w:kern w:val="0"/>
           <w:lang w:eastAsia="es-PE"/>
-          <w14:ligatures w14:val="none"/>
-        </w:rPr>
-      </w:pPr>
-    </w:p>
-    <w:p>
-      <w:pPr>
-        <w:spacing w:after="0" w:line="240" w:lineRule="auto"/>
-        <w:jc w:val="both"/>
-        <w:rPr>
-          <w:rFonts w:ascii="Arial Narrow" w:eastAsia="Arial Narrow" w:hAnsi="Arial Narrow" w:cs="Arial Narrow"/>
-          <w:color w:val="000000"/>
-          <w:kern w:val="0"/>
-          <w:lang w:eastAsia="es-PE"/>
-          <w14:ligatures w14:val="none"/>
-        </w:rPr>
-      </w:pPr>
-      <w:r>
-        <w:rPr>
-          <w:rFonts w:ascii="Arial Narrow" w:eastAsia="Arial Narrow" w:hAnsi="Arial Narrow" w:cs="Arial Narrow"/>
-          <w:b/>
-          <w:color w:val="000000"/>
-          <w:kern w:val="0"/>
-          <w:lang w:eastAsia="es-PE"/>
-          <w14:ligatures w14:val="none"/>
+          <ns2:ligatures ns2:val="none"/>
+        </w:rPr>
+      </w:pPr>
+    </w:p>
+    <w:p ns2:paraId="1B36369E" ns2:textId="6CDD61F1">
+      <w:pPr>
+        <w:spacing w:after="0" w:line="240" w:lineRule="auto"/>
+        <w:jc w:val="both"/>
+        <w:rPr>
+          <w:rFonts w:ascii="Arial Narrow" w:eastAsia="Arial Narrow" w:hAnsi="Arial Narrow" w:cs="Arial Narrow"/>
+          <w:color w:val="000000"/>
+          <w:kern w:val="0"/>
+          <w:lang w:eastAsia="es-PE"/>
+          <ns2:ligatures ns2:val="none"/>
+        </w:rPr>
+      </w:pPr>
+      <w:r>
+        <w:rPr>
+          <w:rFonts w:ascii="Arial Narrow" w:eastAsia="Arial Narrow" w:hAnsi="Arial Narrow" w:cs="Arial Narrow"/>
+          <w:b/>
+          <w:color w:val="000000"/>
+          <w:kern w:val="0"/>
+          <w:lang w:eastAsia="es-PE"/>
+          <ns2:ligatures ns2:val="none"/>
         </w:rPr>
         <w:t xml:space="preserve">TERCERO: </w:t>
       </w:r>
@@ -5808,7 +5808,7 @@
           <w:color w:val="000000"/>
           <w:kern w:val="0"/>
           <w:lang w:eastAsia="es-PE"/>
-          <w14:ligatures w14:val="none"/>
+          <ns2:ligatures ns2:val="none"/>
         </w:rPr>
         <w:t xml:space="preserve">requerir a </w:t>
       </w:r>
@@ -5820,7 +5820,7 @@
           <w:kern w:val="0"/>
           <w:shd w:val="clear" w:color="auto" w:fill="FFFFFF"/>
           <w:lang w:eastAsia="es-PE"/>
-          <w14:ligatures w14:val="none"/>
+          <ns2:ligatures ns2:val="none"/>
         </w:rPr>
         <w:t>Mibanco</w:t>
       </w:r>
@@ -5832,7 +5832,7 @@
           <w:kern w:val="0"/>
           <w:shd w:val="clear" w:color="auto" w:fill="FFFFFF"/>
           <w:lang w:eastAsia="es-PE"/>
-          <w14:ligatures w14:val="none"/>
+          <ns2:ligatures ns2:val="none"/>
         </w:rPr>
         <w:t xml:space="preserve"> - Banco de la Microempresa S.A. y a Pacífico Compañía de Seguros y Reaseguros S.A.</w:t>
       </w:r>
@@ -5842,7 +5842,7 @@
           <w:color w:val="000000"/>
           <w:kern w:val="0"/>
           <w:lang w:eastAsia="es-PE"/>
-          <w14:ligatures w14:val="none"/>
+          <ns2:ligatures ns2:val="none"/>
         </w:rPr>
         <w:t xml:space="preserve"> </w:t>
       </w:r>
@@ -5852,7 +5852,7 @@
           <w:color w:val="000000"/>
           <w:kern w:val="0"/>
           <w:lang w:eastAsia="es-PE"/>
-          <w14:ligatures w14:val="none"/>
+          <ns2:ligatures ns2:val="none"/>
         </w:rPr>
         <w:t>que cumpla</w:t>
       </w:r>
@@ -5862,7 +5862,7 @@
           <w:color w:val="000000"/>
           <w:kern w:val="0"/>
           <w:lang w:eastAsia="es-PE"/>
-          <w14:ligatures w14:val="none"/>
+          <ns2:ligatures ns2:val="none"/>
         </w:rPr>
         <w:t>n</w:t>
       </w:r>
@@ -5872,7 +5872,7 @@
           <w:color w:val="000000"/>
           <w:kern w:val="0"/>
           <w:lang w:eastAsia="es-PE"/>
-          <w14:ligatures w14:val="none"/>
+          <ns2:ligatures ns2:val="none"/>
         </w:rPr>
         <w:t xml:space="preserve"> con lo siguiente</w:t>
       </w:r>
@@ -5882,12 +5882,12 @@
           <w:color w:val="000000"/>
           <w:kern w:val="0"/>
           <w:lang w:eastAsia="es-PE"/>
-          <w14:ligatures w14:val="none"/>
+          <ns2:ligatures ns2:val="none"/>
         </w:rPr>
         <w:t>:</w:t>
       </w:r>
     </w:p>
-    <w:p>
+    <w:p ns2:paraId="09D9FCC8" ns2:textId="77777777">
       <w:pPr>
         <w:spacing w:after="0" w:line="240" w:lineRule="auto"/>
         <w:jc w:val="both"/>
@@ -5896,11 +5896,11 @@
           <w:color w:val="000000"/>
           <w:kern w:val="0"/>
           <w:lang w:eastAsia="es-PE"/>
-          <w14:ligatures w14:val="none"/>
-        </w:rPr>
-      </w:pPr>
-    </w:p>
-    <w:p>
+          <ns2:ligatures ns2:val="none"/>
+        </w:rPr>
+      </w:pPr>
+    </w:p>
+    <w:p ns2:paraId="0AC32CAC" ns2:textId="77777777">
       <w:pPr>
         <w:numPr>
           <w:ilvl w:val="0"/>
@@ -5914,21 +5914,21 @@
           <w:color w:val="000000"/>
           <w:kern w:val="0"/>
           <w:lang w:eastAsia="es-PE"/>
-          <w14:ligatures w14:val="none"/>
-        </w:rPr>
-      </w:pPr>
-      <w:r>
-        <w:rPr>
-          <w:rFonts w:ascii="Arial Narrow" w:eastAsia="Arial Narrow" w:hAnsi="Arial Narrow" w:cs="Arial Narrow"/>
-          <w:color w:val="000000"/>
-          <w:kern w:val="0"/>
-          <w:lang w:eastAsia="es-PE"/>
-          <w14:ligatures w14:val="none"/>
+          <ns2:ligatures ns2:val="none"/>
+        </w:rPr>
+      </w:pPr>
+      <w:r>
+        <w:rPr>
+          <w:rFonts w:ascii="Arial Narrow" w:eastAsia="Arial Narrow" w:hAnsi="Arial Narrow" w:cs="Arial Narrow"/>
+          <w:color w:val="000000"/>
+          <w:kern w:val="0"/>
+          <w:lang w:eastAsia="es-PE"/>
+          <ns2:ligatures ns2:val="none"/>
         </w:rPr>
         <w:t>presentar documentos que acrediten su inscripción en los Registros Públicos o una declaración jurada que indique que cuenta con dicha inscripción;</w:t>
       </w:r>
     </w:p>
-    <w:p>
+    <w:p ns2:paraId="7C9575CF" ns2:textId="77777777">
       <w:pPr>
         <w:numPr>
           <w:ilvl w:val="0"/>
@@ -5942,22 +5942,22 @@
           <w:color w:val="000000"/>
           <w:kern w:val="0"/>
           <w:lang w:eastAsia="es-PE"/>
-          <w14:ligatures w14:val="none"/>
-        </w:rPr>
-      </w:pPr>
-      <w:r>
-        <w:rPr>
-          <w:rFonts w:ascii="Arial Narrow" w:eastAsia="Arial Narrow" w:hAnsi="Arial Narrow" w:cs="Arial Narrow"/>
-          <w:color w:val="000000"/>
-          <w:kern w:val="0"/>
-          <w:lang w:eastAsia="es-PE"/>
-          <w14:ligatures w14:val="none"/>
+          <ns2:ligatures ns2:val="none"/>
+        </w:rPr>
+      </w:pPr>
+      <w:r>
+        <w:rPr>
+          <w:rFonts w:ascii="Arial Narrow" w:eastAsia="Arial Narrow" w:hAnsi="Arial Narrow" w:cs="Arial Narrow"/>
+          <w:color w:val="000000"/>
+          <w:kern w:val="0"/>
+          <w:lang w:eastAsia="es-PE"/>
+          <ns2:ligatures ns2:val="none"/>
         </w:rPr>
         <w:lastRenderedPageBreak/>
         <w:t>presentar copia simple de las facultades de representación de su representante legal en el presente procedimiento o la declaración jurada que indique que cuenta con dichas facultades y que estas se encuentran vigentes;</w:t>
       </w:r>
     </w:p>
-    <w:p>
+    <w:p ns2:paraId="0CD5704D" ns2:textId="77777777">
       <w:pPr>
         <w:numPr>
           <w:ilvl w:val="0"/>
@@ -5971,21 +5971,21 @@
           <w:color w:val="000000"/>
           <w:kern w:val="0"/>
           <w:lang w:eastAsia="es-PE"/>
-          <w14:ligatures w14:val="none"/>
-        </w:rPr>
-      </w:pPr>
-      <w:r>
-        <w:rPr>
-          <w:rFonts w:ascii="Arial Narrow" w:eastAsia="Arial Narrow" w:hAnsi="Arial Narrow" w:cs="Arial Narrow"/>
-          <w:color w:val="000000"/>
-          <w:kern w:val="0"/>
-          <w:lang w:eastAsia="es-PE"/>
-          <w14:ligatures w14:val="none"/>
+          <ns2:ligatures ns2:val="none"/>
+        </w:rPr>
+      </w:pPr>
+      <w:r>
+        <w:rPr>
+          <w:rFonts w:ascii="Arial Narrow" w:eastAsia="Arial Narrow" w:hAnsi="Arial Narrow" w:cs="Arial Narrow"/>
+          <w:color w:val="000000"/>
+          <w:kern w:val="0"/>
+          <w:lang w:eastAsia="es-PE"/>
+          <ns2:ligatures ns2:val="none"/>
         </w:rPr>
         <w:t>consignar el Número de Registro Único de Contribuyentes (RUC); y,</w:t>
       </w:r>
     </w:p>
-    <w:p>
+    <w:p ns2:paraId="7341F53D" ns2:textId="101F16E7">
       <w:pPr>
         <w:numPr>
           <w:ilvl w:val="0"/>
@@ -5997,16 +5997,16 @@
         <w:rPr>
           <w:rFonts w:ascii="Arial Narrow" w:eastAsia="Calibri" w:hAnsi="Arial Narrow" w:cs="Arial"/>
           <w:kern w:val="0"/>
-          <w14:ligatures w14:val="none"/>
-        </w:rPr>
-      </w:pPr>
-      <w:r>
-        <w:rPr>
-          <w:rFonts w:ascii="Arial Narrow" w:eastAsia="Arial Narrow" w:hAnsi="Arial Narrow" w:cs="Arial Narrow"/>
-          <w:color w:val="000000"/>
-          <w:kern w:val="0"/>
-          <w:lang w:eastAsia="es-PE"/>
-          <w14:ligatures w14:val="none"/>
+          <ns2:ligatures ns2:val="none"/>
+        </w:rPr>
+      </w:pPr>
+      <w:r>
+        <w:rPr>
+          <w:rFonts w:ascii="Arial Narrow" w:eastAsia="Arial Narrow" w:hAnsi="Arial Narrow" w:cs="Arial Narrow"/>
+          <w:color w:val="000000"/>
+          <w:kern w:val="0"/>
+          <w:lang w:eastAsia="es-PE"/>
+          <ns2:ligatures ns2:val="none"/>
         </w:rPr>
         <w:t>fijar domicilio procesal para el procedimiento, de conformidad con el numeral 1 del artículo 442</w:t>
       </w:r>
@@ -6016,7 +6016,7 @@
           <w:color w:val="000000"/>
           <w:kern w:val="0"/>
           <w:lang w:eastAsia="es-PE"/>
-          <w14:ligatures w14:val="none"/>
+          <ns2:ligatures ns2:val="none"/>
         </w:rPr>
         <w:t/>
       </w:r>
@@ -6026,7 +6026,7 @@
           <w:color w:val="000000"/>
           <w:kern w:val="0"/>
           <w:lang w:eastAsia="es-PE"/>
-          <w14:ligatures w14:val="none"/>
+          <ns2:ligatures ns2:val="none"/>
         </w:rPr>
         <w:t xml:space="preserve"> del Código Procesal Civil. </w:t>
       </w:r>
@@ -6034,7 +6034,7 @@
         <w:rPr>
           <w:rFonts w:ascii="Arial Narrow" w:eastAsia="Calibri" w:hAnsi="Arial Narrow" w:cs="Arial"/>
           <w:kern w:val="0"/>
-          <w14:ligatures w14:val="none"/>
+          <ns2:ligatures ns2:val="none"/>
         </w:rPr>
         <w:t>Para ello podrá señalar domicilio físico o una dirección electrónica a la que pueda remitirse las notificaciones</w:t>
       </w:r>
@@ -6043,12 +6043,12 @@
           <w:rFonts w:ascii="Arial Narrow" w:eastAsia="Arial" w:hAnsi="Arial Narrow" w:cs="Arial"/>
           <w:kern w:val="0"/>
           <w:lang w:val="es"/>
-          <w14:ligatures w14:val="none"/>
+          <ns2:ligatures ns2:val="none"/>
         </w:rPr>
         <w:t>;</w:t>
       </w:r>
     </w:p>
-    <w:p>
+    <w:p ns2:paraId="446A1900" ns2:textId="13BE47D4">
       <w:pPr>
         <w:numPr>
           <w:ilvl w:val="0"/>
@@ -6060,14 +6060,14 @@
         <w:rPr>
           <w:rFonts w:ascii="Arial Narrow" w:eastAsia="Calibri" w:hAnsi="Arial Narrow" w:cs="Arial"/>
           <w:kern w:val="0"/>
-          <w14:ligatures w14:val="none"/>
+          <ns2:ligatures ns2:val="none"/>
         </w:rPr>
       </w:pPr>
       <w:r>
         <w:rPr>
           <w:rFonts w:ascii="Arial Narrow" w:eastAsia="Calibri" w:hAnsi="Arial Narrow" w:cs="Arial"/>
           <w:kern w:val="0"/>
-          <w14:ligatures w14:val="none"/>
+          <ns2:ligatures ns2:val="none"/>
         </w:rPr>
         <w:t xml:space="preserve">en caso califique como </w:t>
       </w:r>
@@ -6076,7 +6076,7 @@
         <w:rPr>
           <w:rFonts w:ascii="Arial Narrow" w:eastAsia="Calibri" w:hAnsi="Arial Narrow" w:cs="Arial"/>
           <w:kern w:val="0"/>
-          <w14:ligatures w14:val="none"/>
+          <ns2:ligatures ns2:val="none"/>
         </w:rPr>
         <w:t>micro empresa</w:t>
       </w:r>
@@ -6085,7 +6085,7 @@
         <w:rPr>
           <w:rFonts w:ascii="Arial Narrow" w:eastAsia="Calibri" w:hAnsi="Arial Narrow" w:cs="Arial"/>
           <w:kern w:val="0"/>
-          <w14:ligatures w14:val="none"/>
+          <ns2:ligatures ns2:val="none"/>
         </w:rPr>
         <w:t xml:space="preserve"> o pequeña empresa, presentar los documentos que acrediten su volumen de ventas o ingresos brutos percibidos el año anterior relativo a todas sus actividades económicas y el número de trabajadores con el que cuenta</w:t>
       </w:r>
@@ -6095,7 +6095,7 @@
           <w:rFonts w:ascii="Arial Narrow" w:eastAsia="Calibri" w:hAnsi="Arial Narrow" w:cs="Arial"/>
           <w:kern w:val="0"/>
           <w:vertAlign w:val="superscript"/>
-          <w14:ligatures w14:val="none"/>
+          <ns2:ligatures ns2:val="none"/>
         </w:rPr>
         <w:footnoteReference w:id="7"/>
       </w:r>
@@ -6103,7 +6103,7 @@
         <w:rPr>
           <w:rFonts w:ascii="Arial Narrow" w:eastAsia="Calibri" w:hAnsi="Arial Narrow" w:cs="Arial"/>
           <w:kern w:val="0"/>
-          <w14:ligatures w14:val="none"/>
+          <ns2:ligatures ns2:val="none"/>
         </w:rPr>
         <w:t>. Ello, a fin de que la Comisión pueda meritar dicha documentación, conforme lo establece el artículo 110</w:t>
       </w:r>
@@ -6113,7 +6113,7 @@
           <w:color w:val="000000"/>
           <w:kern w:val="0"/>
           <w:lang w:eastAsia="es-PE"/>
-          <w14:ligatures w14:val="none"/>
+          <ns2:ligatures ns2:val="none"/>
         </w:rPr>
         <w:t/>
       </w:r>
@@ -6121,7 +6121,7 @@
         <w:rPr>
           <w:rFonts w:ascii="Arial Narrow" w:eastAsia="Calibri" w:hAnsi="Arial Narrow" w:cs="Arial"/>
           <w:kern w:val="0"/>
-          <w14:ligatures w14:val="none"/>
+          <ns2:ligatures ns2:val="none"/>
         </w:rPr>
         <w:t xml:space="preserve"> del </w:t>
       </w:r>
@@ -6130,7 +6130,7 @@
           <w:rFonts w:ascii="Arial Narrow" w:eastAsia="Calibri" w:hAnsi="Arial Narrow" w:cs="Arial"/>
           <w:spacing w:val="-2"/>
           <w:kern w:val="0"/>
-          <w14:ligatures w14:val="none"/>
+          <ns2:ligatures ns2:val="none"/>
         </w:rPr>
         <w:t>Código</w:t>
       </w:r>
@@ -6141,7 +6141,7 @@
           <w:spacing w:val="-2"/>
           <w:kern w:val="0"/>
           <w:vertAlign w:val="superscript"/>
-          <w14:ligatures w14:val="none"/>
+          <ns2:ligatures ns2:val="none"/>
         </w:rPr>
         <w:footnoteReference w:id="8"/>
       </w:r>
@@ -6150,160 +6150,568 @@
           <w:rFonts w:ascii="Arial Narrow" w:eastAsia="Calibri" w:hAnsi="Arial Narrow" w:cs="Arial"/>
           <w:spacing w:val="-2"/>
           <w:kern w:val="0"/>
-          <w14:ligatures w14:val="none"/>
+          <ns2:ligatures ns2:val="none"/>
         </w:rPr>
         <w:t>.</w:t>
       </w:r>
     </w:p>
+    <w:p ns2:paraId="354DE7F2" ns2:textId="77777777">
+      <w:pPr>
+        <w:spacing w:after="0" w:line="240" w:lineRule="auto"/>
+        <w:ind w:left="567"/>
+        <w:jc w:val="both"/>
+        <w:rPr>
+          <w:rFonts w:ascii="Arial Narrow" w:eastAsia="Arial Narrow" w:hAnsi="Arial Narrow" w:cs="Arial Narrow"/>
+          <w:color w:val="000000"/>
+          <w:kern w:val="0"/>
+          <w:lang w:eastAsia="es-PE"/>
+          <ns2:ligatures ns2:val="none"/>
+        </w:rPr>
+      </w:pPr>
+    </w:p>
     <w:p>
       <w:pPr>
         <w:spacing w:after="0" w:line="240" w:lineRule="auto"/>
-        <w:ind w:left="567"/>
-        <w:jc w:val="both"/>
-        <w:rPr>
-          <w:rFonts w:ascii="Arial Narrow" w:eastAsia="Arial Narrow" w:hAnsi="Arial Narrow" w:cs="Arial Narrow"/>
-          <w:color w:val="000000"/>
-          <w:kern w:val="0"/>
-          <w:lang w:eastAsia="es-PE"/>
-          <w14:ligatures w14:val="none"/>
-        </w:rPr>
-      </w:pPr>
-    </w:p>
-    <w:p>
-      <w:pPr>
-        <w:spacing w:after="0" w:line="240" w:lineRule="auto"/>
-        <w:jc w:val="both"/>
-        <w:rPr>
-          <w:rFonts w:ascii="Arial Narrow" w:eastAsia="Arial Narrow" w:hAnsi="Arial Narrow" w:cs="Arial Narrow"/>
-          <w:color w:val="000000"/>
-          <w:kern w:val="0"/>
-          <w:lang w:eastAsia="es-PE"/>
-          <w14:ligatures w14:val="none"/>
-        </w:rPr>
-      </w:pPr>
-      <w:r>
-        <w:rPr>
-          <w:rFonts w:ascii="Arial Narrow" w:eastAsia="Arial Narrow" w:hAnsi="Arial Narrow" w:cs="Arial Narrow"/>
-          <w:b/>
-          <w:color w:val="000000"/>
-          <w:kern w:val="0"/>
-          <w:lang w:eastAsia="es-PE"/>
-          <w14:ligatures w14:val="none"/>
+        <w:jc w:val="both"/>
+        <w:rPr>
+          <w:rFonts w:ascii="Arial Narrow" w:eastAsia="Arial Narrow" w:hAnsi="Arial Narrow" w:cs="Arial Narrow"/>
+          <w:color w:val="000000"/>
+          <w:kern w:val="0"/>
+          <w:lang w:eastAsia="es-PE"/>
+          <ns2:ligatures ns2:val="none"/>
+        </w:rPr>
+      </w:pPr>
+      <w:r>
+        <w:rPr>
+          <w:rFonts w:ascii="Arial Narrow" w:hAnsi="Arial Narrow" w:cs="Arial Narrow"/>
+          <w:b w:val="1"/>
+          <w:bCs w:val="1"/>
+          <w:sz w:val="20"/>
+          <w:szCs w:val="20"/>
         </w:rPr>
         <w:t xml:space="preserve">CUARTO: </w:t>
       </w:r>
       <w:r>
         <w:rPr>
-          <w:rFonts w:ascii="Arial Narrow" w:eastAsia="Arial Narrow" w:hAnsi="Arial Narrow" w:cs="Arial Narrow"/>
-          <w:color w:val="000000"/>
-          <w:kern w:val="0"/>
-          <w:lang w:eastAsia="es-PE"/>
-          <w14:ligatures w14:val="none"/>
-        </w:rPr>
-        <w:t xml:space="preserve">correr traslado de la denuncia interpuesta </w:t>
-      </w:r>
-      <w:r>
-        <w:rPr>
-          <w:rFonts w:ascii="Arial Narrow" w:eastAsia="Times New Roman" w:hAnsi="Arial Narrow" w:cs="Arial"/>
-          <w:color w:val="000000"/>
-          <w:kern w:val="0"/>
-          <w:lang w:val="es-ES" w:eastAsia="es-ES"/>
-          <w14:ligatures w14:val="none"/>
-        </w:rPr>
-        <w:t xml:space="preserve">el </w:t>
-      </w:r>
-      <w:r>
-        <w:rPr>
-          <w:rFonts w:ascii="Arial Narrow" w:eastAsia="Times New Roman" w:hAnsi="Arial Narrow" w:cs="Arial"/>
-          <w:color w:val="000000"/>
-          <w:kern w:val="0"/>
-          <w:lang w:val="es-ES" w:eastAsia="es-ES"/>
-          <w14:ligatures w14:val="none"/>
-        </w:rPr>
-        <w:t>21 de marzo de 202</w:t>
-      </w:r>
-      <w:r>
-        <w:rPr>
-          <w:rFonts w:ascii="Arial Narrow" w:eastAsia="Times New Roman" w:hAnsi="Arial Narrow" w:cs="Arial"/>
-          <w:color w:val="000000"/>
-          <w:kern w:val="0"/>
-          <w:lang w:val="es-ES" w:eastAsia="es-ES"/>
-          <w14:ligatures w14:val="none"/>
-        </w:rPr>
-        <w:t>5</w:t>
-      </w:r>
-      <w:r>
-        <w:rPr>
-          <w:rFonts w:ascii="Arial Narrow" w:eastAsia="Calibri" w:hAnsi="Arial Narrow" w:cs="Arial"/>
-          <w:kern w:val="0"/>
-          <w14:ligatures w14:val="none"/>
+          <w:rFonts w:ascii="Arial Narrow" w:hAnsi="Arial Narrow" w:cs="Arial Narrow"/>
+          <w:sz w:val="20"/>
+          <w:szCs w:val="20"/>
+        </w:rPr>
+        <w:t xml:space="preserve">correr traslado de la presente resolución a Mibanco - Banco de la Microempresa S.A. y a Pacífico Compañía de Seguros y Reaseguros S.A para que, de conformidad con lo dispuesto por el artículo 26° de la Ley sobre Facultades, Normas y Organización del Indecopi, aprobado por Decreto Legislativo N° 8079, presenten sus descargos sobre la imputación de cargos realizada en un plazo no mayor a cinco (5) días hábiles contado a partir del día siguiente de la notificación de la presente resolución, vencido el cual, el Secretario Técnico declarará en rebeldía a los denunciados que no lo hubieran presentado. Debe precisarse que de conformidad con lo establecido por el artículo 223° del Texto Único Ordenado de la Ley N° 27444, Ley del Procedimiento Administrativo General, las alegaciones y los hechos relevantes de la reclamación, salvo que hayan sido específicamente negadas en la contestación, se tendrán por aceptadas o meritadas como ciertas.</w:t>
+      </w:r>
+    </w:p>
+    <w:p ns2:paraId="7D74C0BD" ns2:textId="77777777">
+      <w:pPr>
+        <w:spacing w:after="0" w:line="240" w:lineRule="auto"/>
+        <w:jc w:val="both"/>
+        <w:rPr>
+          <w:rFonts w:ascii="Arial Narrow" w:eastAsia="Arial Narrow" w:hAnsi="Arial Narrow" w:cs="Arial Narrow"/>
+          <w:color w:val="000000"/>
+          <w:kern w:val="0"/>
+          <w:lang w:eastAsia="es-PE"/>
+          <ns2:ligatures ns2:val="none"/>
+        </w:rPr>
+      </w:pPr>
+    </w:p>
+    <w:p ns2:paraId="085CAAAC" ns2:textId="6B69DA9E">
+      <w:pPr>
+        <w:spacing w:after="0" w:line="240" w:lineRule="auto"/>
+        <w:jc w:val="both"/>
+        <w:rPr>
+          <w:rFonts w:ascii="Arial Narrow" w:eastAsia="Times New Roman" w:hAnsi="Arial Narrow" w:cs="Arial"/>
+          <w:color w:val="000000"/>
+          <w:kern w:val="0"/>
+          <w:lang w:val="es-ES" w:eastAsia="es-ES"/>
+          <ns2:ligatures ns2:val="none"/>
+        </w:rPr>
+      </w:pPr>
+      <w:r>
+        <w:rPr>
+          <w:rFonts w:ascii="Arial Narrow" w:eastAsia="Arial Narrow" w:hAnsi="Arial Narrow" w:cs="Arial Narrow"/>
+          <w:b/>
+          <w:color w:val="000000"/>
+          <w:kern w:val="0"/>
+          <w:lang w:eastAsia="es-PE"/>
+          <ns2:ligatures ns2:val="none"/>
+        </w:rPr>
+        <w:t>QUINTO</w:t>
+      </w:r>
+      <w:r>
+        <w:rPr>
+          <w:rFonts w:ascii="Arial Narrow" w:eastAsia="Arial Narrow" w:hAnsi="Arial Narrow" w:cs="Arial Narrow"/>
+          <w:b/>
+          <w:color w:val="000000"/>
+          <w:kern w:val="0"/>
+          <w:lang w:eastAsia="es-PE"/>
+          <ns2:ligatures ns2:val="none"/>
+        </w:rPr>
+        <w:t xml:space="preserve">: </w:t>
+      </w:r>
+      <w:r>
+        <w:rPr>
+          <w:rFonts w:ascii="Arial Narrow" w:eastAsia="Times New Roman" w:hAnsi="Arial Narrow" w:cs="Arial"/>
+          <w:color w:val="000000"/>
+          <w:kern w:val="0"/>
+          <w:lang w:eastAsia="es-ES"/>
+          <ns2:ligatures ns2:val="none"/>
+        </w:rPr>
+        <w:t xml:space="preserve">requerir </w:t>
+      </w:r>
+      <w:r>
+        <w:rPr>
+          <w:rFonts w:ascii="Arial Narrow" w:eastAsia="Times New Roman" w:hAnsi="Arial Narrow" w:cs="Arial"/>
+          <w:color w:val="000000"/>
+          <w:kern w:val="0"/>
+          <w:lang w:val="es-ES" w:eastAsia="es-ES"/>
+          <ns2:ligatures ns2:val="none"/>
+        </w:rPr>
+        <w:t xml:space="preserve">que, en un </w:t>
+      </w:r>
+      <w:r>
+        <w:rPr>
+          <w:rFonts w:ascii="Arial Narrow" w:eastAsia="Times New Roman" w:hAnsi="Arial Narrow" w:cs="Arial"/>
+          <w:color w:val="000000"/>
+          <w:kern w:val="0"/>
+          <w:lang w:eastAsia="es-ES"/>
+          <ns2:ligatures ns2:val="none"/>
+        </w:rPr>
+        <w:t xml:space="preserve">plazo no mayor de cinco (5) días hábiles contado a partir del día siguiente de la notificación de la presente </w:t>
+      </w:r>
+      <w:r>
+        <w:rPr>
+          <w:rFonts w:ascii="Arial Narrow" w:eastAsia="Times New Roman" w:hAnsi="Arial Narrow" w:cs="Arial"/>
+          <w:color w:val="000000"/>
+          <w:kern w:val="0"/>
+          <w:lang w:eastAsia="es-ES"/>
+          <ns2:ligatures ns2:val="none"/>
+        </w:rPr>
+        <w:t xml:space="preserve">resolución, a </w:t>
+      </w:r>
+      <w:proofErr w:type="spellStart"/>
+      <w:r>
+        <w:rPr>
+          <w:rFonts w:ascii="Arial Narrow" w:eastAsia="Times New Roman" w:hAnsi="Arial Narrow" w:cs="Arial"/>
+          <w:color w:val="000000"/>
+          <w:kern w:val="0"/>
+          <w:lang w:eastAsia="es-ES"/>
+          <ns2:ligatures ns2:val="none"/>
+        </w:rPr>
+        <w:t>Mibanco</w:t>
+      </w:r>
+      <w:proofErr w:type="spellEnd"/>
+      <w:r>
+        <w:rPr>
+          <w:rFonts w:ascii="Arial Narrow" w:eastAsia="Times New Roman" w:hAnsi="Arial Narrow" w:cs="Arial"/>
+          <w:color w:val="000000"/>
+          <w:kern w:val="0"/>
+          <w:lang w:eastAsia="es-ES"/>
+          <ns2:ligatures ns2:val="none"/>
+        </w:rPr>
+        <w:t xml:space="preserve"> - Banco de la Microempresa S.A., </w:t>
+      </w:r>
+      <w:r>
+        <w:rPr>
+          <w:rFonts w:ascii="Arial Narrow" w:eastAsia="Times New Roman" w:hAnsi="Arial Narrow" w:cs="Arial"/>
+          <w:color w:val="000000"/>
+          <w:kern w:val="0"/>
+          <w:lang w:val="es-ES" w:eastAsia="es-ES"/>
+          <ns2:ligatures ns2:val="none"/>
+        </w:rPr>
+        <w:t xml:space="preserve">cumpla con: </w:t>
+      </w:r>
+      <w:r>
+        <w:rPr>
+          <w:rFonts w:ascii="Arial Narrow" w:eastAsia="Times New Roman" w:hAnsi="Arial Narrow" w:cs="Arial"/>
+          <w:color w:val="000000"/>
+          <w:kern w:val="0"/>
+          <w:lang w:val="es-ES" w:eastAsia="es-ES"/>
+          <ns2:ligatures ns2:val="none"/>
+        </w:rPr>
+        <w:t xml:space="preserve">(i) presentar una copia debidamente suscrita de la Póliza y/o Certificado del </w:t>
+      </w:r>
+      <w:r>
+        <w:rPr>
+          <w:rFonts w:ascii="Arial Narrow" w:eastAsia="Times New Roman" w:hAnsi="Arial Narrow" w:cs="Arial"/>
+          <w:color w:val="000000"/>
+          <w:kern w:val="0"/>
+          <w:lang w:val="es-ES" w:eastAsia="es-ES"/>
+          <ns2:ligatures ns2:val="none"/>
+        </w:rPr>
+        <w:t xml:space="preserve">Seguro Antirrobos </w:t>
+      </w:r>
+      <w:r>
+        <w:rPr>
+          <w:rFonts w:ascii="Arial Narrow" w:eastAsia="Times New Roman" w:hAnsi="Arial Narrow" w:cs="Arial"/>
+          <w:color w:val="000000"/>
+          <w:kern w:val="0"/>
+          <w:lang w:val="es-ES" w:eastAsia="es-ES"/>
+          <ns2:ligatures ns2:val="none"/>
+        </w:rPr>
+        <w:t>materia de denuncia; (</w:t>
+      </w:r>
+      <w:proofErr w:type="spellStart"/>
+      <w:r>
+        <w:rPr>
+          <w:rFonts w:ascii="Arial Narrow" w:eastAsia="Times New Roman" w:hAnsi="Arial Narrow" w:cs="Arial"/>
+          <w:color w:val="000000"/>
+          <w:kern w:val="0"/>
+          <w:lang w:val="es-ES" w:eastAsia="es-ES"/>
+          <ns2:ligatures ns2:val="none"/>
+        </w:rPr>
+        <w:t>ii</w:t>
+      </w:r>
+      <w:proofErr w:type="spellEnd"/>
+      <w:r>
+        <w:rPr>
+          <w:rFonts w:ascii="Arial Narrow" w:eastAsia="Times New Roman" w:hAnsi="Arial Narrow" w:cs="Arial"/>
+          <w:color w:val="000000"/>
+          <w:kern w:val="0"/>
+          <w:lang w:val="es-ES" w:eastAsia="es-ES"/>
+          <ns2:ligatures ns2:val="none"/>
+        </w:rPr>
+        <w:t>) presentar los medios probatorios que sustenten que se proporcionó información específica sobre el procedimiento a seguir para activar la cobertura del seguro antirrobos a la parte denunciante;</w:t>
+      </w:r>
+      <w:r>
+        <w:rPr>
+          <w:rFonts w:ascii="Arial Narrow" w:eastAsia="Times New Roman" w:hAnsi="Arial Narrow" w:cs="Arial"/>
+          <w:color w:val="000000"/>
+          <w:kern w:val="0"/>
+          <w:lang w:val="es-ES" w:eastAsia="es-ES"/>
+          <ns2:ligatures ns2:val="none"/>
+        </w:rPr>
+        <w:t xml:space="preserve"> y, </w:t>
+      </w:r>
+      <w:r>
+        <w:rPr>
+          <w:rFonts w:ascii="Arial Narrow" w:eastAsia="Times New Roman" w:hAnsi="Arial Narrow" w:cs="Arial"/>
+          <w:color w:val="000000"/>
+          <w:kern w:val="0"/>
+          <w:lang w:val="es-ES" w:eastAsia="es-ES"/>
+          <ns2:ligatures ns2:val="none"/>
+        </w:rPr>
+        <w:t>(</w:t>
+      </w:r>
+      <w:proofErr w:type="spellStart"/>
+      <w:r>
+        <w:rPr>
+          <w:rFonts w:ascii="Arial Narrow" w:eastAsia="Times New Roman" w:hAnsi="Arial Narrow" w:cs="Arial"/>
+          <w:color w:val="000000"/>
+          <w:kern w:val="0"/>
+          <w:lang w:val="es-ES" w:eastAsia="es-ES"/>
+          <ns2:ligatures ns2:val="none"/>
+        </w:rPr>
+        <w:t>iii</w:t>
+      </w:r>
+      <w:proofErr w:type="spellEnd"/>
+      <w:r>
+        <w:rPr>
+          <w:rFonts w:ascii="Arial Narrow" w:eastAsia="Times New Roman" w:hAnsi="Arial Narrow" w:cs="Arial"/>
+          <w:color w:val="000000"/>
+          <w:kern w:val="0"/>
+          <w:lang w:val="es-ES" w:eastAsia="es-ES"/>
+          <ns2:ligatures ns2:val="none"/>
+        </w:rPr>
+        <w:t>) presentar todas las comunicaciones cursadas con el denunciante en virtud del hecho materia de denuncia</w:t>
+      </w:r>
+      <w:r>
+        <w:rPr>
+          <w:rFonts w:ascii="Arial Narrow" w:eastAsia="Times New Roman" w:hAnsi="Arial Narrow" w:cs="Arial"/>
+          <w:color w:val="000000"/>
+          <w:kern w:val="0"/>
+          <w:lang w:val="es-ES" w:eastAsia="es-ES"/>
+          <ns2:ligatures ns2:val="none"/>
+        </w:rPr>
+        <w:t>.</w:t>
+      </w:r>
+    </w:p>
+    <w:p ns2:paraId="660C33F1" ns2:textId="77777777">
+      <w:pPr>
+        <w:spacing w:after="0" w:line="240" w:lineRule="auto"/>
+        <w:jc w:val="both"/>
+        <w:rPr>
+          <w:rFonts w:ascii="Arial Narrow" w:eastAsia="Times New Roman" w:hAnsi="Arial Narrow" w:cs="Arial"/>
+          <w:color w:val="000000"/>
+          <w:kern w:val="0"/>
+          <w:lang w:val="es-ES" w:eastAsia="es-ES"/>
+          <ns2:ligatures ns2:val="none"/>
+        </w:rPr>
+      </w:pPr>
+    </w:p>
+    <w:p ns2:paraId="7D318BE0" ns2:textId="71DE7583">
+      <w:pPr>
+        <w:spacing w:after="0" w:line="240" w:lineRule="auto"/>
+        <w:jc w:val="both"/>
+        <w:rPr>
+          <w:rFonts w:ascii="Arial Narrow" w:eastAsia="Times New Roman" w:hAnsi="Arial Narrow" w:cs="Arial"/>
+          <w:color w:val="000000"/>
+          <w:kern w:val="0"/>
+          <w:lang w:val="es-ES" w:eastAsia="es-ES"/>
+          <ns2:ligatures ns2:val="none"/>
+        </w:rPr>
+      </w:pPr>
+      <w:r>
+        <w:rPr>
+          <w:rFonts w:ascii="Arial Narrow" w:eastAsia="Arial Narrow" w:hAnsi="Arial Narrow" w:cs="Arial Narrow"/>
+          <w:b/>
+          <w:color w:val="000000"/>
+          <w:kern w:val="0"/>
+          <w:lang w:eastAsia="es-PE"/>
+          <ns2:ligatures ns2:val="none"/>
+        </w:rPr>
+        <w:t>SEXTO</w:t>
+      </w:r>
+      <w:r>
+        <w:rPr>
+          <w:rFonts w:ascii="Arial Narrow" w:eastAsia="Arial Narrow" w:hAnsi="Arial Narrow" w:cs="Arial Narrow"/>
+          <w:b/>
+          <w:color w:val="000000"/>
+          <w:kern w:val="0"/>
+          <w:lang w:eastAsia="es-PE"/>
+          <ns2:ligatures ns2:val="none"/>
+        </w:rPr>
+        <w:t xml:space="preserve">: </w:t>
+      </w:r>
+      <w:r>
+        <w:rPr>
+          <w:rFonts w:ascii="Arial Narrow" w:eastAsia="Times New Roman" w:hAnsi="Arial Narrow" w:cs="Arial"/>
+          <w:color w:val="000000"/>
+          <w:kern w:val="0"/>
+          <w:lang w:eastAsia="es-ES"/>
+          <ns2:ligatures ns2:val="none"/>
+        </w:rPr>
+        <w:t xml:space="preserve">requerir </w:t>
+      </w:r>
+      <w:r>
+        <w:rPr>
+          <w:rFonts w:ascii="Arial Narrow" w:eastAsia="Times New Roman" w:hAnsi="Arial Narrow" w:cs="Arial"/>
+          <w:color w:val="000000"/>
+          <w:kern w:val="0"/>
+          <w:lang w:val="es-ES" w:eastAsia="es-ES"/>
+          <ns2:ligatures ns2:val="none"/>
+        </w:rPr>
+        <w:t xml:space="preserve">que, en un </w:t>
+      </w:r>
+      <w:r>
+        <w:rPr>
+          <w:rFonts w:ascii="Arial Narrow" w:eastAsia="Times New Roman" w:hAnsi="Arial Narrow" w:cs="Arial"/>
+          <w:color w:val="000000"/>
+          <w:kern w:val="0"/>
+          <w:lang w:eastAsia="es-ES"/>
+          <ns2:ligatures ns2:val="none"/>
+        </w:rPr>
+        <w:t xml:space="preserve">plazo no mayor de cinco (5) días hábiles contado a partir del día siguiente de la notificación de la presente resolución, </w:t>
+      </w:r>
+      <w:r>
+        <w:rPr>
+          <w:rFonts w:ascii="Arial Narrow" w:eastAsia="Times New Roman" w:hAnsi="Arial Narrow" w:cs="Times New Roman"/>
+          <w:color w:val="000000"/>
+          <w:kern w:val="0"/>
+          <w:shd w:val="clear" w:color="auto" w:fill="FFFFFF"/>
+          <w:lang w:eastAsia="es-PE"/>
+          <ns2:ligatures ns2:val="none"/>
+        </w:rPr>
+        <w:t>Pacífico Compañía de Seguros y Reaseguros S.A</w:t>
+      </w:r>
+      <w:r>
+        <w:rPr>
+          <w:rFonts w:ascii="Arial Narrow" w:eastAsia="Arial Narrow" w:hAnsi="Arial Narrow" w:cs="Arial Narrow"/>
+          <w:bCs/>
+        </w:rPr>
+        <w:t>.</w:t>
+      </w:r>
+      <w:r>
+        <w:rPr>
+          <w:rFonts w:ascii="Arial Narrow" w:eastAsia="Times New Roman" w:hAnsi="Arial Narrow" w:cs="Arial"/>
+          <w:color w:val="000000"/>
+          <w:kern w:val="0"/>
+          <w:lang w:eastAsia="es-ES"/>
+          <ns2:ligatures ns2:val="none"/>
         </w:rPr>
         <w:t xml:space="preserve">, </w:t>
       </w:r>
       <w:r>
         <w:rPr>
-          <w:rFonts w:ascii="Arial Narrow" w:eastAsia="Arial Narrow" w:hAnsi="Arial Narrow" w:cs="Arial Narrow"/>
-          <w:color w:val="000000"/>
-          <w:kern w:val="0"/>
-          <w:lang w:eastAsia="es-PE"/>
-          <w14:ligatures w14:val="none"/>
-        </w:rPr>
-        <w:t>a</w:t>
-      </w:r>
-      <w:r>
-        <w:rPr>
-          <w:rFonts w:ascii="Arial Narrow" w:eastAsia="Times New Roman" w:hAnsi="Arial Narrow" w:cs="Times New Roman"/>
-          <w:color w:val="000000"/>
-          <w:kern w:val="0"/>
-          <w:shd w:val="clear" w:color="auto" w:fill="FFFFFF"/>
-          <w:lang w:eastAsia="es-PE"/>
-          <w14:ligatures w14:val="none"/>
+          <w:rFonts w:ascii="Arial Narrow" w:eastAsia="Times New Roman" w:hAnsi="Arial Narrow" w:cs="Arial"/>
+          <w:color w:val="000000"/>
+          <w:kern w:val="0"/>
+          <w:lang w:val="es-ES" w:eastAsia="es-ES"/>
+          <ns2:ligatures ns2:val="none"/>
+        </w:rPr>
+        <w:t xml:space="preserve">cumpla con: </w:t>
+      </w:r>
+      <w:r>
+        <w:rPr>
+          <w:rFonts w:ascii="Arial Narrow" w:eastAsia="Times New Roman" w:hAnsi="Arial Narrow" w:cs="Arial"/>
+          <w:color w:val="000000"/>
+          <w:kern w:val="0"/>
+          <w:lang w:val="es-ES" w:eastAsia="es-ES"/>
+          <ns2:ligatures ns2:val="none"/>
+        </w:rPr>
+        <w:t xml:space="preserve">(i) presentar una copia debidamente suscrita de la Póliza y/o Certificado del </w:t>
+      </w:r>
+      <w:r>
+        <w:rPr>
+          <w:rFonts w:ascii="Arial Narrow" w:eastAsia="Times New Roman" w:hAnsi="Arial Narrow" w:cs="Arial"/>
+          <w:color w:val="000000"/>
+          <w:kern w:val="0"/>
+          <w:lang w:val="es-ES" w:eastAsia="es-ES"/>
+          <ns2:ligatures ns2:val="none"/>
+        </w:rPr>
+        <w:t xml:space="preserve">Seguro Antirrobos </w:t>
+      </w:r>
+      <w:r>
+        <w:rPr>
+          <w:rFonts w:ascii="Arial Narrow" w:eastAsia="Times New Roman" w:hAnsi="Arial Narrow" w:cs="Arial"/>
+          <w:color w:val="000000"/>
+          <w:kern w:val="0"/>
+          <w:lang w:val="es-ES" w:eastAsia="es-ES"/>
+          <ns2:ligatures ns2:val="none"/>
+        </w:rPr>
+        <w:t>materia de denuncia; (</w:t>
+      </w:r>
+      <w:proofErr w:type="spellStart"/>
+      <w:r>
+        <w:rPr>
+          <w:rFonts w:ascii="Arial Narrow" w:eastAsia="Times New Roman" w:hAnsi="Arial Narrow" w:cs="Arial"/>
+          <w:color w:val="000000"/>
+          <w:kern w:val="0"/>
+          <w:lang w:val="es-ES" w:eastAsia="es-ES"/>
+          <ns2:ligatures ns2:val="none"/>
+        </w:rPr>
+        <w:t>ii</w:t>
+      </w:r>
+      <w:proofErr w:type="spellEnd"/>
+      <w:r>
+        <w:rPr>
+          <w:rFonts w:ascii="Arial Narrow" w:eastAsia="Times New Roman" w:hAnsi="Arial Narrow" w:cs="Arial"/>
+          <w:color w:val="000000"/>
+          <w:kern w:val="0"/>
+          <w:lang w:val="es-ES" w:eastAsia="es-ES"/>
+          <ns2:ligatures ns2:val="none"/>
+        </w:rPr>
+        <w:t>) presentar los medios probatorios que sustenten que se proporcionó información específica sobre el procedimiento a seguir para activar la cobertura del seguro antirrobos a la parte denunciante;</w:t>
+      </w:r>
+      <w:r>
+        <w:rPr>
+          <w:rFonts w:ascii="Arial Narrow" w:eastAsia="Times New Roman" w:hAnsi="Arial Narrow" w:cs="Arial"/>
+          <w:color w:val="000000"/>
+          <w:kern w:val="0"/>
+          <w:lang w:val="es-ES" w:eastAsia="es-ES"/>
+          <ns2:ligatures ns2:val="none"/>
+        </w:rPr>
+        <w:t xml:space="preserve"> y, </w:t>
+      </w:r>
+      <w:r>
+        <w:rPr>
+          <w:rFonts w:ascii="Arial Narrow" w:eastAsia="Times New Roman" w:hAnsi="Arial Narrow" w:cs="Arial"/>
+          <w:color w:val="000000"/>
+          <w:kern w:val="0"/>
+          <w:lang w:val="es-ES" w:eastAsia="es-ES"/>
+          <ns2:ligatures ns2:val="none"/>
+        </w:rPr>
+        <w:t>(</w:t>
+      </w:r>
+      <w:proofErr w:type="spellStart"/>
+      <w:r>
+        <w:rPr>
+          <w:rFonts w:ascii="Arial Narrow" w:eastAsia="Times New Roman" w:hAnsi="Arial Narrow" w:cs="Arial"/>
+          <w:color w:val="000000"/>
+          <w:kern w:val="0"/>
+          <w:lang w:val="es-ES" w:eastAsia="es-ES"/>
+          <ns2:ligatures ns2:val="none"/>
+        </w:rPr>
+        <w:t>iii</w:t>
+      </w:r>
+      <w:proofErr w:type="spellEnd"/>
+      <w:r>
+        <w:rPr>
+          <w:rFonts w:ascii="Arial Narrow" w:eastAsia="Times New Roman" w:hAnsi="Arial Narrow" w:cs="Arial"/>
+          <w:color w:val="000000"/>
+          <w:kern w:val="0"/>
+          <w:lang w:val="es-ES" w:eastAsia="es-ES"/>
+          <ns2:ligatures ns2:val="none"/>
+        </w:rPr>
+        <w:t>) presentar todas las comunicaciones cursadas con el denunciante en virtud del hecho materia de denuncia</w:t>
+      </w:r>
+      <w:r>
+        <w:rPr>
+          <w:rFonts w:ascii="Arial Narrow" w:eastAsia="Times New Roman" w:hAnsi="Arial Narrow" w:cs="Arial"/>
+          <w:color w:val="000000"/>
+          <w:kern w:val="0"/>
+          <w:lang w:val="es-ES" w:eastAsia="es-ES"/>
+          <ns2:ligatures ns2:val="none"/>
+        </w:rPr>
+        <w:t>.</w:t>
+      </w:r>
+    </w:p>
+    <w:p ns2:paraId="6A128BE5" ns2:textId="77777777">
+      <w:pPr>
+        <w:spacing w:after="0" w:line="240" w:lineRule="auto"/>
+        <w:jc w:val="both"/>
+        <w:rPr>
+          <w:rFonts w:ascii="Arial Narrow" w:eastAsia="Arial Narrow" w:hAnsi="Arial Narrow" w:cs="Arial Narrow"/>
+          <w:b/>
+          <w:color w:val="000000"/>
+          <w:kern w:val="0"/>
+          <w:lang w:val="es-ES" w:eastAsia="es-PE"/>
+          <ns2:ligatures ns2:val="none"/>
+        </w:rPr>
+      </w:pPr>
+    </w:p>
+    <w:p ns2:paraId="5A49EAA8" ns2:textId="35187803">
+      <w:pPr>
+        <w:spacing w:after="0" w:line="240" w:lineRule="auto"/>
+        <w:jc w:val="both"/>
+        <w:rPr>
+          <w:rFonts w:ascii="Arial Narrow" w:eastAsia="Arial Narrow" w:hAnsi="Arial Narrow" w:cs="Arial Narrow"/>
+          <w:color w:val="000000"/>
+          <w:kern w:val="0"/>
+          <w:lang w:eastAsia="es-PE"/>
+          <ns2:ligatures ns2:val="none"/>
+        </w:rPr>
+      </w:pPr>
+      <w:r>
+        <w:rPr>
+          <w:rFonts w:ascii="Arial Narrow" w:eastAsia="Arial Narrow" w:hAnsi="Arial Narrow" w:cs="Arial Narrow"/>
+          <w:b/>
+          <w:color w:val="000000"/>
+          <w:kern w:val="0"/>
+          <w:lang w:eastAsia="es-PE"/>
+          <ns2:ligatures ns2:val="none"/>
+        </w:rPr>
+        <w:t>SÉTIMO</w:t>
+      </w:r>
+      <w:r>
+        <w:rPr>
+          <w:rFonts w:ascii="Arial Narrow" w:eastAsia="Arial Narrow" w:hAnsi="Arial Narrow" w:cs="Arial Narrow"/>
+          <w:b/>
+          <w:color w:val="000000"/>
+          <w:kern w:val="0"/>
+          <w:lang w:eastAsia="es-PE"/>
+          <ns2:ligatures ns2:val="none"/>
+        </w:rPr>
+        <w:t>:</w:t>
+      </w:r>
+      <w:r>
+        <w:rPr>
+          <w:rFonts w:ascii="Arial Narrow" w:eastAsia="Arial Narrow" w:hAnsi="Arial Narrow" w:cs="Arial Narrow"/>
+          <w:color w:val="000000"/>
+          <w:kern w:val="0"/>
+          <w:lang w:eastAsia="es-PE"/>
+          <ns2:ligatures ns2:val="none"/>
         </w:rPr>
         <w:t xml:space="preserve"> </w:t>
       </w:r>
-      <w:proofErr w:type="spellStart"/>
-      <w:r>
-        <w:rPr>
-          <w:rFonts w:ascii="Arial Narrow" w:eastAsia="Times New Roman" w:hAnsi="Arial Narrow" w:cs="Times New Roman"/>
-          <w:color w:val="000000"/>
-          <w:kern w:val="0"/>
-          <w:shd w:val="clear" w:color="auto" w:fill="FFFFFF"/>
-          <w:lang w:eastAsia="es-PE"/>
-          <w14:ligatures w14:val="none"/>
-        </w:rPr>
-        <w:t>Mibanco</w:t>
-      </w:r>
-      <w:proofErr w:type="spellEnd"/>
-      <w:r>
-        <w:rPr>
-          <w:rFonts w:ascii="Arial Narrow" w:eastAsia="Times New Roman" w:hAnsi="Arial Narrow" w:cs="Times New Roman"/>
-          <w:color w:val="000000"/>
-          <w:kern w:val="0"/>
-          <w:shd w:val="clear" w:color="auto" w:fill="FFFFFF"/>
-          <w:lang w:eastAsia="es-PE"/>
-          <w14:ligatures w14:val="none"/>
-        </w:rPr>
-        <w:t xml:space="preserve"> - Banco de la Microempresa S.A. y a Pacífico Compañía de Seguros y Reaseguros S.A.</w:t>
-      </w:r>
-      <w:r>
-        <w:rPr>
-          <w:rFonts w:ascii="Arial Narrow" w:eastAsia="Arial Narrow" w:hAnsi="Arial Narrow" w:cs="Arial Narrow"/>
-          <w:color w:val="000000"/>
-          <w:kern w:val="0"/>
-          <w:lang w:eastAsia="es-PE"/>
-          <w14:ligatures w14:val="none"/>
-        </w:rPr>
-        <w:t>, para</w:t>
-      </w:r>
-      <w:r>
-        <w:rPr>
-          <w:rFonts w:ascii="Arial Narrow" w:eastAsia="Arial Narrow" w:hAnsi="Arial Narrow" w:cs="Arial Narrow"/>
-          <w:color w:val="000000"/>
-          <w:kern w:val="0"/>
-          <w:lang w:eastAsia="es-PE"/>
-          <w14:ligatures w14:val="none"/>
-        </w:rPr>
-        <w:t xml:space="preserve"> que, de conformidad con lo dispuesto por el artículo 26</w:t>
+      <w:bookmarkStart w:id="2" w:name="_Hlk188286915"/>
+      <w:r>
+        <w:rPr>
+          <w:rFonts w:ascii="Arial Narrow" w:eastAsia="Arial Narrow" w:hAnsi="Arial Narrow" w:cs="Arial Narrow"/>
+          <w:color w:val="000000"/>
+          <w:kern w:val="0"/>
+          <w:lang w:eastAsia="es-PE"/>
+          <ns2:ligatures ns2:val="none"/>
+        </w:rPr>
+        <w:t>informar a las partes que el artículo 110</w:t>
       </w:r>
       <w:r>
         <w:rPr>
@@ -6311,7 +6719,7 @@
           <w:color w:val="000000"/>
           <w:kern w:val="0"/>
           <w:lang w:eastAsia="es-PE"/>
-          <w14:ligatures w14:val="none"/>
+          <ns2:ligatures ns2:val="none"/>
         </w:rPr>
         <w:t/>
       </w:r>
@@ -6321,551 +6729,7 @@
           <w:color w:val="000000"/>
           <w:kern w:val="0"/>
           <w:lang w:eastAsia="es-PE"/>
-          <w14:ligatures w14:val="none"/>
-        </w:rPr>
-        <w:t xml:space="preserve"> de la Ley sobre Facultades, Normas y Organización del Indecopi, aprobada por Decreto </w:t>
-      </w:r>
-      <w:r>
-        <w:rPr>
-          <w:rFonts w:ascii="Arial Narrow" w:eastAsia="Arial Narrow" w:hAnsi="Arial Narrow" w:cs="Arial Narrow"/>
-          <w:color w:val="000000"/>
-          <w:kern w:val="0"/>
-          <w:lang w:eastAsia="es-PE"/>
-          <w14:ligatures w14:val="none"/>
-        </w:rPr>
-        <w:t xml:space="preserve">Legislativo 807, presente sus descargos en un plazo no mayor de cinco (5) días hábiles contados desde la notificación. </w:t>
-      </w:r>
-    </w:p>
-    <w:p>
-      <w:pPr>
-        <w:spacing w:after="0" w:line="240" w:lineRule="auto"/>
-        <w:jc w:val="both"/>
-        <w:rPr>
-          <w:rFonts w:ascii="Arial Narrow" w:eastAsia="Arial Narrow" w:hAnsi="Arial Narrow" w:cs="Arial Narrow"/>
-          <w:color w:val="000000"/>
-          <w:kern w:val="0"/>
-          <w:lang w:eastAsia="es-PE"/>
-          <w14:ligatures w14:val="none"/>
-        </w:rPr>
-      </w:pPr>
-    </w:p>
-    <w:p>
-      <w:pPr>
-        <w:spacing w:after="0" w:line="240" w:lineRule="auto"/>
-        <w:jc w:val="both"/>
-        <w:rPr>
-          <w:rFonts w:ascii="Arial Narrow" w:eastAsia="Times New Roman" w:hAnsi="Arial Narrow" w:cs="Arial"/>
-          <w:color w:val="000000"/>
-          <w:kern w:val="0"/>
-          <w:lang w:val="es-ES" w:eastAsia="es-ES"/>
-          <w14:ligatures w14:val="none"/>
-        </w:rPr>
-      </w:pPr>
-      <w:r>
-        <w:rPr>
-          <w:rFonts w:ascii="Arial Narrow" w:eastAsia="Arial Narrow" w:hAnsi="Arial Narrow" w:cs="Arial Narrow"/>
-          <w:b/>
-          <w:color w:val="000000"/>
-          <w:kern w:val="0"/>
-          <w:lang w:eastAsia="es-PE"/>
-          <w14:ligatures w14:val="none"/>
-        </w:rPr>
-        <w:t>QUINTO</w:t>
-      </w:r>
-      <w:r>
-        <w:rPr>
-          <w:rFonts w:ascii="Arial Narrow" w:eastAsia="Arial Narrow" w:hAnsi="Arial Narrow" w:cs="Arial Narrow"/>
-          <w:b/>
-          <w:color w:val="000000"/>
-          <w:kern w:val="0"/>
-          <w:lang w:eastAsia="es-PE"/>
-          <w14:ligatures w14:val="none"/>
-        </w:rPr>
-        <w:t xml:space="preserve">: </w:t>
-      </w:r>
-      <w:r>
-        <w:rPr>
-          <w:rFonts w:ascii="Arial Narrow" w:eastAsia="Times New Roman" w:hAnsi="Arial Narrow" w:cs="Arial"/>
-          <w:color w:val="000000"/>
-          <w:kern w:val="0"/>
-          <w:lang w:eastAsia="es-ES"/>
-          <w14:ligatures w14:val="none"/>
-        </w:rPr>
-        <w:t xml:space="preserve">requerir </w:t>
-      </w:r>
-      <w:r>
-        <w:rPr>
-          <w:rFonts w:ascii="Arial Narrow" w:eastAsia="Times New Roman" w:hAnsi="Arial Narrow" w:cs="Arial"/>
-          <w:color w:val="000000"/>
-          <w:kern w:val="0"/>
-          <w:lang w:val="es-ES" w:eastAsia="es-ES"/>
-          <w14:ligatures w14:val="none"/>
-        </w:rPr>
-        <w:t xml:space="preserve">que, en un </w:t>
-      </w:r>
-      <w:r>
-        <w:rPr>
-          <w:rFonts w:ascii="Arial Narrow" w:eastAsia="Times New Roman" w:hAnsi="Arial Narrow" w:cs="Arial"/>
-          <w:color w:val="000000"/>
-          <w:kern w:val="0"/>
-          <w:lang w:eastAsia="es-ES"/>
-          <w14:ligatures w14:val="none"/>
-        </w:rPr>
-        <w:t xml:space="preserve">plazo no mayor de cinco (5) días hábiles contado a partir del día siguiente de la notificación de la presente </w:t>
-      </w:r>
-      <w:r>
-        <w:rPr>
-          <w:rFonts w:ascii="Arial Narrow" w:eastAsia="Times New Roman" w:hAnsi="Arial Narrow" w:cs="Arial"/>
-          <w:color w:val="000000"/>
-          <w:kern w:val="0"/>
-          <w:lang w:eastAsia="es-ES"/>
-          <w14:ligatures w14:val="none"/>
-        </w:rPr>
-        <w:t xml:space="preserve">resolución, a </w:t>
-      </w:r>
-      <w:proofErr w:type="spellStart"/>
-      <w:r>
-        <w:rPr>
-          <w:rFonts w:ascii="Arial Narrow" w:eastAsia="Times New Roman" w:hAnsi="Arial Narrow" w:cs="Arial"/>
-          <w:color w:val="000000"/>
-          <w:kern w:val="0"/>
-          <w:lang w:eastAsia="es-ES"/>
-          <w14:ligatures w14:val="none"/>
-        </w:rPr>
-        <w:t>Mibanco</w:t>
-      </w:r>
-      <w:proofErr w:type="spellEnd"/>
-      <w:r>
-        <w:rPr>
-          <w:rFonts w:ascii="Arial Narrow" w:eastAsia="Times New Roman" w:hAnsi="Arial Narrow" w:cs="Arial"/>
-          <w:color w:val="000000"/>
-          <w:kern w:val="0"/>
-          <w:lang w:eastAsia="es-ES"/>
-          <w14:ligatures w14:val="none"/>
-        </w:rPr>
-        <w:t xml:space="preserve"> - Banco de la Microempresa S.A., </w:t>
-      </w:r>
-      <w:r>
-        <w:rPr>
-          <w:rFonts w:ascii="Arial Narrow" w:eastAsia="Times New Roman" w:hAnsi="Arial Narrow" w:cs="Arial"/>
-          <w:color w:val="000000"/>
-          <w:kern w:val="0"/>
-          <w:lang w:val="es-ES" w:eastAsia="es-ES"/>
-          <w14:ligatures w14:val="none"/>
-        </w:rPr>
-        <w:t xml:space="preserve">cumpla con: </w:t>
-      </w:r>
-      <w:r>
-        <w:rPr>
-          <w:rFonts w:ascii="Arial Narrow" w:eastAsia="Times New Roman" w:hAnsi="Arial Narrow" w:cs="Arial"/>
-          <w:color w:val="000000"/>
-          <w:kern w:val="0"/>
-          <w:lang w:val="es-ES" w:eastAsia="es-ES"/>
-          <w14:ligatures w14:val="none"/>
-        </w:rPr>
-        <w:t xml:space="preserve">(i) presentar una copia debidamente suscrita de la Póliza y/o Certificado del </w:t>
-      </w:r>
-      <w:r>
-        <w:rPr>
-          <w:rFonts w:ascii="Arial Narrow" w:eastAsia="Times New Roman" w:hAnsi="Arial Narrow" w:cs="Arial"/>
-          <w:color w:val="000000"/>
-          <w:kern w:val="0"/>
-          <w:lang w:val="es-ES" w:eastAsia="es-ES"/>
-          <w14:ligatures w14:val="none"/>
-        </w:rPr>
-        <w:t xml:space="preserve">Seguro Antirrobos </w:t>
-      </w:r>
-      <w:r>
-        <w:rPr>
-          <w:rFonts w:ascii="Arial Narrow" w:eastAsia="Times New Roman" w:hAnsi="Arial Narrow" w:cs="Arial"/>
-          <w:color w:val="000000"/>
-          <w:kern w:val="0"/>
-          <w:lang w:val="es-ES" w:eastAsia="es-ES"/>
-          <w14:ligatures w14:val="none"/>
-        </w:rPr>
-        <w:t>materia de denuncia; (</w:t>
-      </w:r>
-      <w:proofErr w:type="spellStart"/>
-      <w:r>
-        <w:rPr>
-          <w:rFonts w:ascii="Arial Narrow" w:eastAsia="Times New Roman" w:hAnsi="Arial Narrow" w:cs="Arial"/>
-          <w:color w:val="000000"/>
-          <w:kern w:val="0"/>
-          <w:lang w:val="es-ES" w:eastAsia="es-ES"/>
-          <w14:ligatures w14:val="none"/>
-        </w:rPr>
-        <w:t>ii</w:t>
-      </w:r>
-      <w:proofErr w:type="spellEnd"/>
-      <w:r>
-        <w:rPr>
-          <w:rFonts w:ascii="Arial Narrow" w:eastAsia="Times New Roman" w:hAnsi="Arial Narrow" w:cs="Arial"/>
-          <w:color w:val="000000"/>
-          <w:kern w:val="0"/>
-          <w:lang w:val="es-ES" w:eastAsia="es-ES"/>
-          <w14:ligatures w14:val="none"/>
-        </w:rPr>
-        <w:t>) presentar los medios probatorios que sustenten que se proporcionó información específica sobre el procedimiento a seguir para activar la cobertura del seguro antirrobos a la parte denunciante;</w:t>
-      </w:r>
-      <w:r>
-        <w:rPr>
-          <w:rFonts w:ascii="Arial Narrow" w:eastAsia="Times New Roman" w:hAnsi="Arial Narrow" w:cs="Arial"/>
-          <w:color w:val="000000"/>
-          <w:kern w:val="0"/>
-          <w:lang w:val="es-ES" w:eastAsia="es-ES"/>
-          <w14:ligatures w14:val="none"/>
-        </w:rPr>
-        <w:t xml:space="preserve"> y, </w:t>
-      </w:r>
-      <w:r>
-        <w:rPr>
-          <w:rFonts w:ascii="Arial Narrow" w:eastAsia="Times New Roman" w:hAnsi="Arial Narrow" w:cs="Arial"/>
-          <w:color w:val="000000"/>
-          <w:kern w:val="0"/>
-          <w:lang w:val="es-ES" w:eastAsia="es-ES"/>
-          <w14:ligatures w14:val="none"/>
-        </w:rPr>
-        <w:t>(</w:t>
-      </w:r>
-      <w:proofErr w:type="spellStart"/>
-      <w:r>
-        <w:rPr>
-          <w:rFonts w:ascii="Arial Narrow" w:eastAsia="Times New Roman" w:hAnsi="Arial Narrow" w:cs="Arial"/>
-          <w:color w:val="000000"/>
-          <w:kern w:val="0"/>
-          <w:lang w:val="es-ES" w:eastAsia="es-ES"/>
-          <w14:ligatures w14:val="none"/>
-        </w:rPr>
-        <w:t>iii</w:t>
-      </w:r>
-      <w:proofErr w:type="spellEnd"/>
-      <w:r>
-        <w:rPr>
-          <w:rFonts w:ascii="Arial Narrow" w:eastAsia="Times New Roman" w:hAnsi="Arial Narrow" w:cs="Arial"/>
-          <w:color w:val="000000"/>
-          <w:kern w:val="0"/>
-          <w:lang w:val="es-ES" w:eastAsia="es-ES"/>
-          <w14:ligatures w14:val="none"/>
-        </w:rPr>
-        <w:t>) presentar todas las comunicaciones cursadas con el denunciante en virtud del hecho materia de denuncia</w:t>
-      </w:r>
-      <w:r>
-        <w:rPr>
-          <w:rFonts w:ascii="Arial Narrow" w:eastAsia="Times New Roman" w:hAnsi="Arial Narrow" w:cs="Arial"/>
-          <w:color w:val="000000"/>
-          <w:kern w:val="0"/>
-          <w:lang w:val="es-ES" w:eastAsia="es-ES"/>
-          <w14:ligatures w14:val="none"/>
-        </w:rPr>
-        <w:t>.</w:t>
-      </w:r>
-    </w:p>
-    <w:p>
-      <w:pPr>
-        <w:spacing w:after="0" w:line="240" w:lineRule="auto"/>
-        <w:jc w:val="both"/>
-        <w:rPr>
-          <w:rFonts w:ascii="Arial Narrow" w:eastAsia="Times New Roman" w:hAnsi="Arial Narrow" w:cs="Arial"/>
-          <w:color w:val="000000"/>
-          <w:kern w:val="0"/>
-          <w:lang w:val="es-ES" w:eastAsia="es-ES"/>
-          <w14:ligatures w14:val="none"/>
-        </w:rPr>
-      </w:pPr>
-    </w:p>
-    <w:p>
-      <w:pPr>
-        <w:spacing w:after="0" w:line="240" w:lineRule="auto"/>
-        <w:jc w:val="both"/>
-        <w:rPr>
-          <w:rFonts w:ascii="Arial Narrow" w:eastAsia="Times New Roman" w:hAnsi="Arial Narrow" w:cs="Arial"/>
-          <w:color w:val="000000"/>
-          <w:kern w:val="0"/>
-          <w:lang w:val="es-ES" w:eastAsia="es-ES"/>
-          <w14:ligatures w14:val="none"/>
-        </w:rPr>
-      </w:pPr>
-      <w:r>
-        <w:rPr>
-          <w:rFonts w:ascii="Arial Narrow" w:eastAsia="Arial Narrow" w:hAnsi="Arial Narrow" w:cs="Arial Narrow"/>
-          <w:b/>
-          <w:color w:val="000000"/>
-          <w:kern w:val="0"/>
-          <w:lang w:eastAsia="es-PE"/>
-          <w14:ligatures w14:val="none"/>
-        </w:rPr>
-        <w:t>SEXTO</w:t>
-      </w:r>
-      <w:r>
-        <w:rPr>
-          <w:rFonts w:ascii="Arial Narrow" w:eastAsia="Arial Narrow" w:hAnsi="Arial Narrow" w:cs="Arial Narrow"/>
-          <w:b/>
-          <w:color w:val="000000"/>
-          <w:kern w:val="0"/>
-          <w:lang w:eastAsia="es-PE"/>
-          <w14:ligatures w14:val="none"/>
-        </w:rPr>
-        <w:t xml:space="preserve">: </w:t>
-      </w:r>
-      <w:r>
-        <w:rPr>
-          <w:rFonts w:ascii="Arial Narrow" w:eastAsia="Times New Roman" w:hAnsi="Arial Narrow" w:cs="Arial"/>
-          <w:color w:val="000000"/>
-          <w:kern w:val="0"/>
-          <w:lang w:eastAsia="es-ES"/>
-          <w14:ligatures w14:val="none"/>
-        </w:rPr>
-        <w:t xml:space="preserve">requerir </w:t>
-      </w:r>
-      <w:r>
-        <w:rPr>
-          <w:rFonts w:ascii="Arial Narrow" w:eastAsia="Times New Roman" w:hAnsi="Arial Narrow" w:cs="Arial"/>
-          <w:color w:val="000000"/>
-          <w:kern w:val="0"/>
-          <w:lang w:val="es-ES" w:eastAsia="es-ES"/>
-          <w14:ligatures w14:val="none"/>
-        </w:rPr>
-        <w:t xml:space="preserve">que, en un </w:t>
-      </w:r>
-      <w:r>
-        <w:rPr>
-          <w:rFonts w:ascii="Arial Narrow" w:eastAsia="Times New Roman" w:hAnsi="Arial Narrow" w:cs="Arial"/>
-          <w:color w:val="000000"/>
-          <w:kern w:val="0"/>
-          <w:lang w:eastAsia="es-ES"/>
-          <w14:ligatures w14:val="none"/>
-        </w:rPr>
-        <w:t xml:space="preserve">plazo no mayor de cinco (5) días hábiles contado a partir del día siguiente de la notificación de la presente resolución, </w:t>
-      </w:r>
-      <w:r>
-        <w:rPr>
-          <w:rFonts w:ascii="Arial Narrow" w:eastAsia="Times New Roman" w:hAnsi="Arial Narrow" w:cs="Times New Roman"/>
-          <w:color w:val="000000"/>
-          <w:kern w:val="0"/>
-          <w:shd w:val="clear" w:color="auto" w:fill="FFFFFF"/>
-          <w:lang w:eastAsia="es-PE"/>
-          <w14:ligatures w14:val="none"/>
-        </w:rPr>
-        <w:t>Pacífico Compañía de Seguros y Reaseguros S.A</w:t>
-      </w:r>
-      <w:r>
-        <w:rPr>
-          <w:rFonts w:ascii="Arial Narrow" w:eastAsia="Arial Narrow" w:hAnsi="Arial Narrow" w:cs="Arial Narrow"/>
-          <w:bCs/>
-        </w:rPr>
-        <w:t>.</w:t>
-      </w:r>
-      <w:r>
-        <w:rPr>
-          <w:rFonts w:ascii="Arial Narrow" w:eastAsia="Times New Roman" w:hAnsi="Arial Narrow" w:cs="Arial"/>
-          <w:color w:val="000000"/>
-          <w:kern w:val="0"/>
-          <w:lang w:eastAsia="es-ES"/>
-          <w14:ligatures w14:val="none"/>
-        </w:rPr>
-        <w:t xml:space="preserve">, </w:t>
-      </w:r>
-      <w:r>
-        <w:rPr>
-          <w:rFonts w:ascii="Arial Narrow" w:eastAsia="Times New Roman" w:hAnsi="Arial Narrow" w:cs="Arial"/>
-          <w:color w:val="000000"/>
-          <w:kern w:val="0"/>
-          <w:lang w:val="es-ES" w:eastAsia="es-ES"/>
-          <w14:ligatures w14:val="none"/>
-        </w:rPr>
-        <w:t xml:space="preserve">cumpla con: </w:t>
-      </w:r>
-      <w:r>
-        <w:rPr>
-          <w:rFonts w:ascii="Arial Narrow" w:eastAsia="Times New Roman" w:hAnsi="Arial Narrow" w:cs="Arial"/>
-          <w:color w:val="000000"/>
-          <w:kern w:val="0"/>
-          <w:lang w:val="es-ES" w:eastAsia="es-ES"/>
-          <w14:ligatures w14:val="none"/>
-        </w:rPr>
-        <w:t xml:space="preserve">(i) presentar una copia debidamente suscrita de la Póliza y/o Certificado del </w:t>
-      </w:r>
-      <w:r>
-        <w:rPr>
-          <w:rFonts w:ascii="Arial Narrow" w:eastAsia="Times New Roman" w:hAnsi="Arial Narrow" w:cs="Arial"/>
-          <w:color w:val="000000"/>
-          <w:kern w:val="0"/>
-          <w:lang w:val="es-ES" w:eastAsia="es-ES"/>
-          <w14:ligatures w14:val="none"/>
-        </w:rPr>
-        <w:t xml:space="preserve">Seguro Antirrobos </w:t>
-      </w:r>
-      <w:r>
-        <w:rPr>
-          <w:rFonts w:ascii="Arial Narrow" w:eastAsia="Times New Roman" w:hAnsi="Arial Narrow" w:cs="Arial"/>
-          <w:color w:val="000000"/>
-          <w:kern w:val="0"/>
-          <w:lang w:val="es-ES" w:eastAsia="es-ES"/>
-          <w14:ligatures w14:val="none"/>
-        </w:rPr>
-        <w:t>materia de denuncia; (</w:t>
-      </w:r>
-      <w:proofErr w:type="spellStart"/>
-      <w:r>
-        <w:rPr>
-          <w:rFonts w:ascii="Arial Narrow" w:eastAsia="Times New Roman" w:hAnsi="Arial Narrow" w:cs="Arial"/>
-          <w:color w:val="000000"/>
-          <w:kern w:val="0"/>
-          <w:lang w:val="es-ES" w:eastAsia="es-ES"/>
-          <w14:ligatures w14:val="none"/>
-        </w:rPr>
-        <w:t>ii</w:t>
-      </w:r>
-      <w:proofErr w:type="spellEnd"/>
-      <w:r>
-        <w:rPr>
-          <w:rFonts w:ascii="Arial Narrow" w:eastAsia="Times New Roman" w:hAnsi="Arial Narrow" w:cs="Arial"/>
-          <w:color w:val="000000"/>
-          <w:kern w:val="0"/>
-          <w:lang w:val="es-ES" w:eastAsia="es-ES"/>
-          <w14:ligatures w14:val="none"/>
-        </w:rPr>
-        <w:t>) presentar los medios probatorios que sustenten que se proporcionó información específica sobre el procedimiento a seguir para activar la cobertura del seguro antirrobos a la parte denunciante;</w:t>
-      </w:r>
-      <w:r>
-        <w:rPr>
-          <w:rFonts w:ascii="Arial Narrow" w:eastAsia="Times New Roman" w:hAnsi="Arial Narrow" w:cs="Arial"/>
-          <w:color w:val="000000"/>
-          <w:kern w:val="0"/>
-          <w:lang w:val="es-ES" w:eastAsia="es-ES"/>
-          <w14:ligatures w14:val="none"/>
-        </w:rPr>
-        <w:t xml:space="preserve"> y, </w:t>
-      </w:r>
-      <w:r>
-        <w:rPr>
-          <w:rFonts w:ascii="Arial Narrow" w:eastAsia="Times New Roman" w:hAnsi="Arial Narrow" w:cs="Arial"/>
-          <w:color w:val="000000"/>
-          <w:kern w:val="0"/>
-          <w:lang w:val="es-ES" w:eastAsia="es-ES"/>
-          <w14:ligatures w14:val="none"/>
-        </w:rPr>
-        <w:t>(</w:t>
-      </w:r>
-      <w:proofErr w:type="spellStart"/>
-      <w:r>
-        <w:rPr>
-          <w:rFonts w:ascii="Arial Narrow" w:eastAsia="Times New Roman" w:hAnsi="Arial Narrow" w:cs="Arial"/>
-          <w:color w:val="000000"/>
-          <w:kern w:val="0"/>
-          <w:lang w:val="es-ES" w:eastAsia="es-ES"/>
-          <w14:ligatures w14:val="none"/>
-        </w:rPr>
-        <w:t>iii</w:t>
-      </w:r>
-      <w:proofErr w:type="spellEnd"/>
-      <w:r>
-        <w:rPr>
-          <w:rFonts w:ascii="Arial Narrow" w:eastAsia="Times New Roman" w:hAnsi="Arial Narrow" w:cs="Arial"/>
-          <w:color w:val="000000"/>
-          <w:kern w:val="0"/>
-          <w:lang w:val="es-ES" w:eastAsia="es-ES"/>
-          <w14:ligatures w14:val="none"/>
-        </w:rPr>
-        <w:t>) presentar todas las comunicaciones cursadas con el denunciante en virtud del hecho materia de denuncia</w:t>
-      </w:r>
-      <w:r>
-        <w:rPr>
-          <w:rFonts w:ascii="Arial Narrow" w:eastAsia="Times New Roman" w:hAnsi="Arial Narrow" w:cs="Arial"/>
-          <w:color w:val="000000"/>
-          <w:kern w:val="0"/>
-          <w:lang w:val="es-ES" w:eastAsia="es-ES"/>
-          <w14:ligatures w14:val="none"/>
-        </w:rPr>
-        <w:t>.</w:t>
-      </w:r>
-    </w:p>
-    <w:p>
-      <w:pPr>
-        <w:spacing w:after="0" w:line="240" w:lineRule="auto"/>
-        <w:jc w:val="both"/>
-        <w:rPr>
-          <w:rFonts w:ascii="Arial Narrow" w:eastAsia="Arial Narrow" w:hAnsi="Arial Narrow" w:cs="Arial Narrow"/>
-          <w:b/>
-          <w:color w:val="000000"/>
-          <w:kern w:val="0"/>
-          <w:lang w:val="es-ES" w:eastAsia="es-PE"/>
-          <w14:ligatures w14:val="none"/>
-        </w:rPr>
-      </w:pPr>
-    </w:p>
-    <w:p>
-      <w:pPr>
-        <w:spacing w:after="0" w:line="240" w:lineRule="auto"/>
-        <w:jc w:val="both"/>
-        <w:rPr>
-          <w:rFonts w:ascii="Arial Narrow" w:eastAsia="Arial Narrow" w:hAnsi="Arial Narrow" w:cs="Arial Narrow"/>
-          <w:color w:val="000000"/>
-          <w:kern w:val="0"/>
-          <w:lang w:eastAsia="es-PE"/>
-          <w14:ligatures w14:val="none"/>
-        </w:rPr>
-      </w:pPr>
-      <w:r>
-        <w:rPr>
-          <w:rFonts w:ascii="Arial Narrow" w:eastAsia="Arial Narrow" w:hAnsi="Arial Narrow" w:cs="Arial Narrow"/>
-          <w:b/>
-          <w:color w:val="000000"/>
-          <w:kern w:val="0"/>
-          <w:lang w:eastAsia="es-PE"/>
-          <w14:ligatures w14:val="none"/>
-        </w:rPr>
-        <w:t>SÉTIMO</w:t>
-      </w:r>
-      <w:r>
-        <w:rPr>
-          <w:rFonts w:ascii="Arial Narrow" w:eastAsia="Arial Narrow" w:hAnsi="Arial Narrow" w:cs="Arial Narrow"/>
-          <w:b/>
-          <w:color w:val="000000"/>
-          <w:kern w:val="0"/>
-          <w:lang w:eastAsia="es-PE"/>
-          <w14:ligatures w14:val="none"/>
-        </w:rPr>
-        <w:t>:</w:t>
-      </w:r>
-      <w:r>
-        <w:rPr>
-          <w:rFonts w:ascii="Arial Narrow" w:eastAsia="Arial Narrow" w:hAnsi="Arial Narrow" w:cs="Arial Narrow"/>
-          <w:color w:val="000000"/>
-          <w:kern w:val="0"/>
-          <w:lang w:eastAsia="es-PE"/>
-          <w14:ligatures w14:val="none"/>
-        </w:rPr>
-        <w:t xml:space="preserve"> </w:t>
-      </w:r>
-      <w:bookmarkStart w:id="2" w:name="_Hlk188286915"/>
-      <w:r>
-        <w:rPr>
-          <w:rFonts w:ascii="Arial Narrow" w:eastAsia="Arial Narrow" w:hAnsi="Arial Narrow" w:cs="Arial Narrow"/>
-          <w:color w:val="000000"/>
-          <w:kern w:val="0"/>
-          <w:lang w:eastAsia="es-PE"/>
-          <w14:ligatures w14:val="none"/>
-        </w:rPr>
-        <w:t>informar a las partes que el artículo 110</w:t>
-      </w:r>
-      <w:r>
-        <w:rPr>
-          <w:rFonts w:ascii="Arial Narrow" w:eastAsia="Times New Roman" w:hAnsi="Arial Narrow" w:cs="Segoe UI"/>
-          <w:color w:val="000000"/>
-          <w:kern w:val="0"/>
-          <w:lang w:eastAsia="es-PE"/>
-          <w14:ligatures w14:val="none"/>
-        </w:rPr>
-        <w:t/>
-      </w:r>
-      <w:r>
-        <w:rPr>
-          <w:rFonts w:ascii="Arial Narrow" w:eastAsia="Arial Narrow" w:hAnsi="Arial Narrow" w:cs="Arial Narrow"/>
-          <w:color w:val="000000"/>
-          <w:kern w:val="0"/>
-          <w:lang w:eastAsia="es-PE"/>
-          <w14:ligatures w14:val="none"/>
+          <ns2:ligatures ns2:val="none"/>
         </w:rPr>
         <w:t xml:space="preserve"> de la Ley 29571, Código de Protección y Defensa del</w:t>
       </w:r>
@@ -6875,7 +6739,7 @@
           <w:color w:val="000000"/>
           <w:kern w:val="0"/>
           <w:lang w:eastAsia="es-PE"/>
-          <w14:ligatures w14:val="none"/>
+          <ns2:ligatures ns2:val="none"/>
         </w:rPr>
         <w:t xml:space="preserve"> Consumidor</w:t>
       </w:r>
@@ -6887,7 +6751,7 @@
           <w:kern w:val="0"/>
           <w:vertAlign w:val="superscript"/>
           <w:lang w:eastAsia="es-PE"/>
-          <w14:ligatures w14:val="none"/>
+          <ns2:ligatures ns2:val="none"/>
         </w:rPr>
         <w:footnoteReference w:id="9"/>
       </w:r>
@@ -6897,7 +6761,7 @@
           <w:color w:val="000000"/>
           <w:kern w:val="0"/>
           <w:lang w:eastAsia="es-PE"/>
-          <w14:ligatures w14:val="none"/>
+          <ns2:ligatures ns2:val="none"/>
         </w:rPr>
         <w:t xml:space="preserve">, faculta a la Comisión a calificar las infracciones de la referida norma como leves, graves o </w:t>
       </w:r>
@@ -6907,7 +6771,7 @@
           <w:color w:val="000000"/>
           <w:kern w:val="0"/>
           <w:lang w:eastAsia="es-PE"/>
-          <w14:ligatures w14:val="none"/>
+          <ns2:ligatures ns2:val="none"/>
         </w:rPr>
         <w:lastRenderedPageBreak/>
         <w:t>muy graves e imponer sanciones que van desde una amonestación hasta una multa por un máximo de 450 Unidades Impositivas Tributarias, sin perjuicio de las medidas correctivas, reparadoras y complementarias, que puedan ordenarse de acuerdo a lo estipulado en los artículos 114</w:t>
@@ -6918,7 +6782,7 @@
           <w:color w:val="000000"/>
           <w:kern w:val="0"/>
           <w:lang w:eastAsia="es-PE"/>
-          <w14:ligatures w14:val="none"/>
+          <ns2:ligatures ns2:val="none"/>
         </w:rPr>
         <w:t/>
       </w:r>
@@ -6928,7 +6792,7 @@
           <w:color w:val="000000"/>
           <w:kern w:val="0"/>
           <w:lang w:eastAsia="es-PE"/>
-          <w14:ligatures w14:val="none"/>
+          <ns2:ligatures ns2:val="none"/>
         </w:rPr>
         <w:t>, 115</w:t>
       </w:r>
@@ -6938,7 +6802,7 @@
           <w:color w:val="000000"/>
           <w:kern w:val="0"/>
           <w:lang w:eastAsia="es-PE"/>
-          <w14:ligatures w14:val="none"/>
+          <ns2:ligatures ns2:val="none"/>
         </w:rPr>
         <w:t/>
       </w:r>
@@ -6948,7 +6812,7 @@
           <w:color w:val="000000"/>
           <w:kern w:val="0"/>
           <w:lang w:eastAsia="es-PE"/>
-          <w14:ligatures w14:val="none"/>
+          <ns2:ligatures ns2:val="none"/>
         </w:rPr>
         <w:t xml:space="preserve"> y 116</w:t>
       </w:r>
@@ -6958,7 +6822,7 @@
           <w:color w:val="000000"/>
           <w:kern w:val="0"/>
           <w:lang w:eastAsia="es-PE"/>
-          <w14:ligatures w14:val="none"/>
+          <ns2:ligatures ns2:val="none"/>
         </w:rPr>
         <w:t/>
       </w:r>
@@ -6968,7 +6832,7 @@
           <w:color w:val="000000"/>
           <w:kern w:val="0"/>
           <w:lang w:eastAsia="es-PE"/>
-          <w14:ligatures w14:val="none"/>
+          <ns2:ligatures ns2:val="none"/>
         </w:rPr>
         <w:t xml:space="preserve"> de la referida norma</w:t>
       </w:r>
@@ -6980,7 +6844,7 @@
           <w:kern w:val="0"/>
           <w:vertAlign w:val="superscript"/>
           <w:lang w:eastAsia="es-PE"/>
-          <w14:ligatures w14:val="none"/>
+          <ns2:ligatures ns2:val="none"/>
         </w:rPr>
         <w:footnoteReference w:id="10"/>
       </w:r>
@@ -6990,7 +6854,7 @@
           <w:color w:val="000000"/>
           <w:kern w:val="0"/>
           <w:lang w:eastAsia="es-PE"/>
-          <w14:ligatures w14:val="none"/>
+          <ns2:ligatures ns2:val="none"/>
         </w:rPr>
         <w:t xml:space="preserve">. </w:t>
       </w:r>
@@ -7001,7 +6865,7 @@
           <w:color w:val="000000"/>
           <w:kern w:val="0"/>
           <w:lang w:eastAsia="es-PE"/>
-          <w14:ligatures w14:val="none"/>
+          <ns2:ligatures ns2:val="none"/>
         </w:rPr>
         <w:lastRenderedPageBreak/>
         <w:t>Asimismo, se consideran circunstancias atenuantes para la graduación de la sanción, el allanamiento de la denuncia o el reconocimiento de las pretensiones en ella contenidas, de acuerdo con el artículo 112</w:t>
@@ -7012,7 +6876,7 @@
           <w:color w:val="000000"/>
           <w:kern w:val="0"/>
           <w:lang w:eastAsia="es-PE"/>
-          <w14:ligatures w14:val="none"/>
+          <ns2:ligatures ns2:val="none"/>
         </w:rPr>
         <w:t/>
       </w:r>
@@ -7022,7 +6886,7 @@
           <w:color w:val="000000"/>
           <w:kern w:val="0"/>
           <w:lang w:eastAsia="es-PE"/>
-          <w14:ligatures w14:val="none"/>
+          <ns2:ligatures ns2:val="none"/>
         </w:rPr>
         <w:t xml:space="preserve"> del Código</w:t>
       </w:r>
@@ -7034,7 +6898,7 @@
           <w:kern w:val="0"/>
           <w:vertAlign w:val="superscript"/>
           <w:lang w:eastAsia="es-PE"/>
-          <w14:ligatures w14:val="none"/>
+          <ns2:ligatures ns2:val="none"/>
         </w:rPr>
         <w:footnoteReference w:id="11"/>
       </w:r>
@@ -7044,12 +6908,12 @@
           <w:color w:val="000000"/>
           <w:kern w:val="0"/>
           <w:lang w:eastAsia="es-PE"/>
-          <w14:ligatures w14:val="none"/>
+          <ns2:ligatures ns2:val="none"/>
         </w:rPr>
         <w:t>.</w:t>
       </w:r>
     </w:p>
-    <w:p>
+    <w:p ns2:paraId="60BC1406" ns2:textId="77777777">
       <w:pPr>
         <w:shd w:val="clear" w:color="auto" w:fill="FFFFFF"/>
         <w:spacing w:after="0" w:line="240" w:lineRule="auto"/>
@@ -7060,11 +6924,11 @@
           <w:color w:val="000000"/>
           <w:kern w:val="0"/>
           <w:lang w:eastAsia="es-PE"/>
-          <w14:ligatures w14:val="none"/>
-        </w:rPr>
-      </w:pPr>
-    </w:p>
-    <w:p>
+          <ns2:ligatures ns2:val="none"/>
+        </w:rPr>
+      </w:pPr>
+    </w:p>
+    <w:p ns2:paraId="2A591567" ns2:textId="4366327F">
       <w:pPr>
         <w:shd w:val="clear" w:color="auto" w:fill="FFFFFF"/>
         <w:spacing w:after="0" w:line="240" w:lineRule="auto"/>
@@ -7074,17 +6938,17 @@
           <w:color w:val="000000"/>
           <w:kern w:val="0"/>
           <w:lang w:eastAsia="es-PE"/>
-          <w14:ligatures w14:val="none"/>
-        </w:rPr>
-      </w:pPr>
-      <w:r>
-        <w:rPr>
-          <w:rFonts w:ascii="Arial Narrow" w:eastAsia="Arial Narrow" w:hAnsi="Arial Narrow" w:cs="Arial Narrow"/>
-          <w:b/>
-          <w:color w:val="000000"/>
-          <w:kern w:val="0"/>
-          <w:lang w:eastAsia="es-PE"/>
-          <w14:ligatures w14:val="none"/>
+          <ns2:ligatures ns2:val="none"/>
+        </w:rPr>
+      </w:pPr>
+      <w:r>
+        <w:rPr>
+          <w:rFonts w:ascii="Arial Narrow" w:eastAsia="Arial Narrow" w:hAnsi="Arial Narrow" w:cs="Arial Narrow"/>
+          <w:b/>
+          <w:color w:val="000000"/>
+          <w:kern w:val="0"/>
+          <w:lang w:eastAsia="es-PE"/>
+          <ns2:ligatures ns2:val="none"/>
         </w:rPr>
         <w:t>OCTAVO</w:t>
       </w:r>
@@ -7095,7 +6959,7 @@
           <w:color w:val="000000"/>
           <w:kern w:val="0"/>
           <w:lang w:eastAsia="es-PE"/>
-          <w14:ligatures w14:val="none"/>
+          <ns2:ligatures ns2:val="none"/>
         </w:rPr>
         <w:t>:</w:t>
       </w:r>
@@ -7105,7 +6969,7 @@
           <w:color w:val="000000"/>
           <w:kern w:val="0"/>
           <w:lang w:eastAsia="es-PE"/>
-          <w14:ligatures w14:val="none"/>
+          <ns2:ligatures ns2:val="none"/>
         </w:rPr>
         <w:t xml:space="preserve"> informar a las partes que conforme a lo establecido en el artículo 39</w:t>
       </w:r>
@@ -7115,7 +6979,7 @@
           <w:color w:val="000000"/>
           <w:kern w:val="0"/>
           <w:lang w:eastAsia="es-PE"/>
-          <w14:ligatures w14:val="none"/>
+          <ns2:ligatures ns2:val="none"/>
         </w:rPr>
         <w:t/>
       </w:r>
@@ -7125,12 +6989,12 @@
           <w:color w:val="000000"/>
           <w:kern w:val="0"/>
           <w:lang w:eastAsia="es-PE"/>
-          <w14:ligatures w14:val="none"/>
+          <ns2:ligatures ns2:val="none"/>
         </w:rPr>
         <w:t xml:space="preserve"> de la Ley sobre Facultades, Normas y Organización del Indecopi, aprobada por Decreto Legislativo 807, los gastos por los peritajes realizados, actuación de pruebas, inspecciones y otros derivados de la tramitación del proceso serán de cargo de la parte que solicita la prueba, salvo pacto en contrario. En todos los casos, la resolución final determinará si los gastos deben ser asumidos por alguna de las partes, o reembolsados a la otra parte o al Indecopi, según sea el caso, de manera adicional a la sanción que haya podido imponerse. </w:t>
       </w:r>
     </w:p>
-    <w:p>
+    <w:p ns2:paraId="3696E77C" ns2:textId="77777777">
       <w:pPr>
         <w:shd w:val="clear" w:color="auto" w:fill="FFFFFF"/>
         <w:spacing w:after="0" w:line="240" w:lineRule="auto"/>
@@ -7140,11 +7004,11 @@
           <w:color w:val="000000"/>
           <w:kern w:val="0"/>
           <w:lang w:eastAsia="es-PE"/>
-          <w14:ligatures w14:val="none"/>
-        </w:rPr>
-      </w:pPr>
-    </w:p>
-    <w:p>
+          <ns2:ligatures ns2:val="none"/>
+        </w:rPr>
+      </w:pPr>
+    </w:p>
+    <w:p ns2:paraId="563B5C6F" ns2:textId="724EDBC7">
       <w:pPr>
         <w:suppressAutoHyphens/>
         <w:spacing w:after="0" w:line="240" w:lineRule="auto"/>
@@ -7153,7 +7017,7 @@
           <w:rFonts w:ascii="Arial Narrow" w:eastAsia="Calibri" w:hAnsi="Arial Narrow" w:cs="Arial"/>
           <w:kern w:val="0"/>
           <w:u w:val="single"/>
-          <w14:ligatures w14:val="none"/>
+          <ns2:ligatures ns2:val="none"/>
         </w:rPr>
       </w:pPr>
       <w:r>
@@ -7163,7 +7027,7 @@
           <w:color w:val="000000"/>
           <w:kern w:val="0"/>
           <w:lang w:eastAsia="es-PE"/>
-          <w14:ligatures w14:val="none"/>
+          <ns2:ligatures ns2:val="none"/>
         </w:rPr>
         <w:t>NOVENO</w:t>
       </w:r>
@@ -7172,7 +7036,7 @@
           <w:rFonts w:ascii="Arial Narrow" w:eastAsia="Calibri" w:hAnsi="Arial Narrow" w:cs="Arial"/>
           <w:b/>
           <w:kern w:val="0"/>
-          <w14:ligatures w14:val="none"/>
+          <ns2:ligatures ns2:val="none"/>
         </w:rPr>
         <w:t>:</w:t>
       </w:r>
@@ -7180,7 +7044,7 @@
         <w:rPr>
           <w:rFonts w:ascii="Arial Narrow" w:eastAsia="Calibri" w:hAnsi="Arial Narrow" w:cs="Arial"/>
           <w:kern w:val="0"/>
-          <w14:ligatures w14:val="none"/>
+          <ns2:ligatures ns2:val="none"/>
         </w:rPr>
         <w:t xml:space="preserve"> comunicar a las partes que, </w:t>
       </w:r>
@@ -7189,7 +7053,7 @@
         <w:rPr>
           <w:rFonts w:ascii="Arial Narrow" w:eastAsia="Calibri" w:hAnsi="Arial Narrow" w:cs="Arial"/>
           <w:kern w:val="0"/>
-          <w14:ligatures w14:val="none"/>
+          <ns2:ligatures ns2:val="none"/>
         </w:rPr>
         <w:t>de acuerdo a</w:t>
       </w:r>
@@ -7198,7 +7062,7 @@
         <w:rPr>
           <w:rFonts w:ascii="Arial Narrow" w:eastAsia="Calibri" w:hAnsi="Arial Narrow" w:cs="Arial"/>
           <w:kern w:val="0"/>
-          <w14:ligatures w14:val="none"/>
+          <ns2:ligatures ns2:val="none"/>
         </w:rPr>
         <w:t xml:space="preserve"> lo señalado por el artículo 29</w:t>
       </w:r>
@@ -7208,7 +7072,7 @@
           <w:color w:val="000000"/>
           <w:kern w:val="0"/>
           <w:lang w:eastAsia="es-PE"/>
-          <w14:ligatures w14:val="none"/>
+          <ns2:ligatures ns2:val="none"/>
         </w:rPr>
         <w:t/>
       </w:r>
@@ -7216,7 +7080,7 @@
         <w:rPr>
           <w:rFonts w:ascii="Arial Narrow" w:eastAsia="Calibri" w:hAnsi="Arial Narrow" w:cs="Arial"/>
           <w:kern w:val="0"/>
-          <w14:ligatures w14:val="none"/>
+          <ns2:ligatures ns2:val="none"/>
         </w:rPr>
         <w:t xml:space="preserve"> del Decreto Legislativo 807</w:t>
       </w:r>
@@ -7226,7 +7090,7 @@
           <w:rFonts w:ascii="Arial Narrow" w:eastAsia="Calibri" w:hAnsi="Arial Narrow" w:cs="Arial"/>
           <w:kern w:val="0"/>
           <w:vertAlign w:val="superscript"/>
-          <w14:ligatures w14:val="none"/>
+          <ns2:ligatures ns2:val="none"/>
         </w:rPr>
         <w:footnoteReference w:id="12"/>
       </w:r>
@@ -7234,7 +7098,7 @@
         <w:rPr>
           <w:rFonts w:ascii="Arial Narrow" w:eastAsia="Calibri" w:hAnsi="Arial Narrow" w:cs="Arial"/>
           <w:kern w:val="0"/>
-          <w14:ligatures w14:val="none"/>
+          <ns2:ligatures ns2:val="none"/>
         </w:rPr>
         <w:t xml:space="preserve">, hasta antes de la emisión de la Resolución Final tienen la posibilidad de solicitar una audiencia de conciliación. En caso deleguen a favor de una tercera persona su actuación en la diligencia programada, esta deberá presentar un poder especial con firma legalizada ante Notario Público, donde conste </w:t>
       </w:r>
@@ -7243,7 +7107,7 @@
           <w:rFonts w:ascii="Arial Narrow" w:eastAsia="Calibri" w:hAnsi="Arial Narrow" w:cs="Arial"/>
           <w:kern w:val="0"/>
           <w:u w:val="single"/>
-          <w14:ligatures w14:val="none"/>
+          <ns2:ligatures ns2:val="none"/>
         </w:rPr>
         <w:t>expresamente su facultad para asistir y conciliar en su representación</w:t>
       </w:r>
@@ -7252,7 +7116,7 @@
           <w:rFonts w:ascii="Arial Narrow" w:eastAsia="Calibri" w:hAnsi="Arial Narrow" w:cs="Arial"/>
           <w:bCs/>
           <w:kern w:val="0"/>
-          <w14:ligatures w14:val="none"/>
+          <ns2:ligatures ns2:val="none"/>
         </w:rPr>
         <w:t>.</w:t>
       </w:r>
@@ -7262,7 +7126,7 @@
           <w:b/>
           <w:bCs/>
           <w:kern w:val="0"/>
-          <w14:ligatures w14:val="none"/>
+          <ns2:ligatures ns2:val="none"/>
         </w:rPr>
         <w:t xml:space="preserve"> </w:t>
       </w:r>
@@ -7271,12 +7135,12 @@
           <w:rFonts w:ascii="Arial Narrow" w:eastAsia="Calibri" w:hAnsi="Arial Narrow" w:cs="Arial"/>
           <w:kern w:val="0"/>
           <w:u w:val="single"/>
-          <w14:ligatures w14:val="none"/>
+          <ns2:ligatures ns2:val="none"/>
         </w:rPr>
         <w:t xml:space="preserve">Ello bajo apercibimiento de no realizar la audiencia de conciliación y levantar el acta de inasistencia correspondiente. </w:t>
       </w:r>
     </w:p>
-    <w:p>
+    <w:p ns2:paraId="3E55E6BD" ns2:textId="77777777">
       <w:pPr>
         <w:suppressAutoHyphens/>
         <w:spacing w:after="0" w:line="240" w:lineRule="auto"/>
@@ -7285,11 +7149,11 @@
           <w:rFonts w:ascii="Arial Narrow" w:eastAsia="Calibri" w:hAnsi="Arial Narrow" w:cs="Arial"/>
           <w:kern w:val="0"/>
           <w:u w:val="single"/>
-          <w14:ligatures w14:val="none"/>
-        </w:rPr>
-      </w:pPr>
-    </w:p>
-    <w:p>
+          <ns2:ligatures ns2:val="none"/>
+        </w:rPr>
+      </w:pPr>
+    </w:p>
+    <w:p ns2:paraId="0081C764" ns2:textId="49420BEE">
       <w:pPr>
         <w:suppressAutoHyphens/>
         <w:spacing w:after="0" w:line="240" w:lineRule="auto"/>
@@ -7299,7 +7163,7 @@
           <w:color w:val="000000"/>
           <w:kern w:val="0"/>
           <w:lang w:eastAsia="es-PE"/>
-          <w14:ligatures w14:val="none"/>
+          <ns2:ligatures ns2:val="none"/>
         </w:rPr>
       </w:pPr>
       <w:r>
@@ -7317,7 +7181,7 @@
           <w:color w:val="000000"/>
           <w:kern w:val="0"/>
           <w:lang w:eastAsia="es-PE"/>
-          <w14:ligatures w14:val="none"/>
+          <ns2:ligatures ns2:val="none"/>
         </w:rPr>
         <w:t>:</w:t>
       </w:r>
@@ -7327,14 +7191,14 @@
           <w:color w:val="000000"/>
           <w:kern w:val="0"/>
           <w:lang w:eastAsia="es-PE"/>
-          <w14:ligatures w14:val="none"/>
+          <ns2:ligatures ns2:val="none"/>
         </w:rPr>
         <w:t xml:space="preserve"> poner en conocimiento de las partes que, antes de la emisión de la Resolución Final, tienen la posibilidad de formular su desistimiento o presentar el acuerdo arribado mediante la conciliación, mediación, transacción o cualquier otro que, de forma indubitable, deje constancia que se ha solucionado la controversia materia de denuncia.</w:t>
       </w:r>
       <w:bookmarkStart w:id="3" w:name="h.gjdgxs" w:colFirst="0" w:colLast="0"/>
       <w:bookmarkEnd w:id="3"/>
     </w:p>
-    <w:p>
+    <w:p ns2:paraId="0DCAFBEE" ns2:textId="77777777">
       <w:pPr>
         <w:suppressAutoHyphens/>
         <w:spacing w:after="0" w:line="240" w:lineRule="auto"/>
@@ -7344,11 +7208,11 @@
           <w:color w:val="000000"/>
           <w:kern w:val="0"/>
           <w:lang w:eastAsia="es-PE"/>
-          <w14:ligatures w14:val="none"/>
-        </w:rPr>
-      </w:pPr>
-    </w:p>
-    <w:p>
+          <ns2:ligatures ns2:val="none"/>
+        </w:rPr>
+      </w:pPr>
+    </w:p>
+    <w:p ns2:paraId="14CE7DD8" ns2:textId="7EB2E8C8">
       <w:pPr>
         <w:suppressAutoHyphens/>
         <w:spacing w:after="0" w:line="240" w:lineRule="auto"/>
@@ -7379,7 +7243,7 @@
           <w:b/>
           <w:spacing w:val="-3"/>
           <w:kern w:val="0"/>
-          <w14:ligatures w14:val="none"/>
+          <ns2:ligatures ns2:val="none"/>
         </w:rPr>
         <w:t/>
       </w:r>
@@ -7389,7 +7253,7 @@
           <w:bCs/>
           <w:spacing w:val="-3"/>
           <w:kern w:val="0"/>
-          <w14:ligatures w14:val="none"/>
+          <ns2:ligatures ns2:val="none"/>
         </w:rPr>
         <w:t xml:space="preserve"/>
       </w:r>
@@ -7399,7 +7263,7 @@
           <w:bCs/>
           <w:spacing w:val="-3"/>
           <w:kern w:val="0"/>
-          <w14:ligatures w14:val="none"/>
+          <ns2:ligatures ns2:val="none"/>
         </w:rPr>
         <w:t xml:space="preserve"/>
       </w:r>
@@ -7410,7 +7274,7 @@
           <w:bCs/>
           <w:spacing w:val="-3"/>
           <w:kern w:val="0"/>
-          <w14:ligatures w14:val="none"/>
+          <ns2:ligatures ns2:val="none"/>
         </w:rPr>
         <w:t/>
       </w:r>
@@ -7421,7 +7285,7 @@
           <w:bCs/>
           <w:spacing w:val="-3"/>
           <w:kern w:val="0"/>
-          <w14:ligatures w14:val="none"/>
+          <ns2:ligatures ns2:val="none"/>
         </w:rPr>
         <w:t xml:space="preserve"/>
       </w:r>
@@ -7432,7 +7296,7 @@
           <w:kern w:val="0"/>
           <w:shd w:val="clear" w:color="auto" w:fill="FFFFFF"/>
           <w:lang w:eastAsia="es-PE"/>
-          <w14:ligatures w14:val="none"/>
+          <ns2:ligatures ns2:val="none"/>
         </w:rPr>
         <w:t xml:space="preserve"/>
       </w:r>
@@ -7444,7 +7308,7 @@
           <w:kern w:val="0"/>
           <w:shd w:val="clear" w:color="auto" w:fill="FFFFFF"/>
           <w:lang w:eastAsia="es-PE"/>
-          <w14:ligatures w14:val="none"/>
+          <ns2:ligatures ns2:val="none"/>
         </w:rPr>
         <w:t/>
       </w:r>
@@ -7456,7 +7320,7 @@
           <w:kern w:val="0"/>
           <w:shd w:val="clear" w:color="auto" w:fill="FFFFFF"/>
           <w:lang w:eastAsia="es-PE"/>
-          <w14:ligatures w14:val="none"/>
+          <ns2:ligatures ns2:val="none"/>
         </w:rPr>
         <w:t xml:space="preserve"/>
       </w:r>
@@ -7557,7 +7421,7 @@
           <w:color w:val="000000"/>
           <w:kern w:val="0"/>
           <w:lang w:eastAsia="es-PE"/>
-          <w14:ligatures w14:val="none"/>
+          <ns2:ligatures ns2:val="none"/>
         </w:rPr>
         <w:t/>
       </w:r>
@@ -7589,7 +7453,7 @@
           <w:color w:val="000000"/>
           <w:kern w:val="0"/>
           <w:lang w:eastAsia="es-PE"/>
-          <w14:ligatures w14:val="none"/>
+          <ns2:ligatures ns2:val="none"/>
         </w:rPr>
         <w:t/>
       </w:r>
@@ -7615,7 +7479,7 @@
         <w:t/>
       </w:r>
     </w:p>
-    <w:p>
+    <w:p ns2:paraId="50BE9060" ns2:textId="77777777">
       <w:pPr>
         <w:suppressAutoHyphens/>
         <w:spacing w:after="0" w:line="240" w:lineRule="auto"/>
@@ -7625,7 +7489,7 @@
         </w:rPr>
       </w:pPr>
     </w:p>
-    <w:p>
+    <w:p ns2:paraId="39963B7E" ns2:textId="1DDACB15">
       <w:pPr>
         <w:suppressAutoHyphens/>
         <w:spacing w:line="240" w:lineRule="auto"/>
@@ -7732,63 +7596,63 @@
         <w:t>el acuse de recibo mediante la confirmación de recepción de la notificación remitida por este despacho a su Casilla Electrónica, dentro de los cinco (5) primeros días hábiles siguientes a la fecha en que recibe la notificación.</w:t>
       </w:r>
     </w:p>
-    <w:p>
-      <w:pPr>
-        <w:spacing w:after="0" w:line="240" w:lineRule="auto"/>
-        <w:jc w:val="both"/>
-        <w:rPr>
-          <w:rFonts w:ascii="Arial Narrow" w:eastAsia="Arial Narrow" w:hAnsi="Arial Narrow" w:cs="Arial Narrow"/>
-          <w:b/>
-          <w:color w:val="000000"/>
-          <w:kern w:val="0"/>
-          <w:lang w:eastAsia="es-PE"/>
-          <w14:ligatures w14:val="none"/>
-        </w:rPr>
-      </w:pPr>
-    </w:p>
-    <w:p>
-      <w:pPr>
-        <w:spacing w:after="0" w:line="240" w:lineRule="auto"/>
-        <w:jc w:val="both"/>
-        <w:rPr>
-          <w:rFonts w:ascii="Arial Narrow" w:eastAsia="Arial Narrow" w:hAnsi="Arial Narrow" w:cs="Arial Narrow"/>
-          <w:b/>
-          <w:color w:val="000000"/>
-          <w:kern w:val="0"/>
-          <w:lang w:eastAsia="es-PE"/>
-          <w14:ligatures w14:val="none"/>
-        </w:rPr>
-      </w:pPr>
-    </w:p>
-    <w:p>
-      <w:pPr>
-        <w:spacing w:after="0" w:line="240" w:lineRule="auto"/>
-        <w:jc w:val="both"/>
-        <w:rPr>
-          <w:rFonts w:ascii="Arial Narrow" w:eastAsia="Arial Narrow" w:hAnsi="Arial Narrow" w:cs="Arial Narrow"/>
-          <w:b/>
-          <w:color w:val="000000"/>
-          <w:kern w:val="0"/>
-          <w:lang w:eastAsia="es-PE"/>
-          <w14:ligatures w14:val="none"/>
-        </w:rPr>
-      </w:pPr>
-    </w:p>
-    <w:p>
-      <w:pPr>
-        <w:spacing w:after="0" w:line="240" w:lineRule="auto"/>
-        <w:jc w:val="both"/>
-        <w:rPr>
-          <w:rFonts w:ascii="Arial Narrow" w:eastAsia="Arial Narrow" w:hAnsi="Arial Narrow" w:cs="Arial Narrow"/>
-          <w:b/>
-          <w:color w:val="000000"/>
-          <w:kern w:val="0"/>
-          <w:lang w:eastAsia="es-PE"/>
-          <w14:ligatures w14:val="none"/>
-        </w:rPr>
-      </w:pPr>
-    </w:p>
-    <w:p>
+    <w:p ns2:paraId="537523B8" ns2:textId="77777777">
+      <w:pPr>
+        <w:spacing w:after="0" w:line="240" w:lineRule="auto"/>
+        <w:jc w:val="both"/>
+        <w:rPr>
+          <w:rFonts w:ascii="Arial Narrow" w:eastAsia="Arial Narrow" w:hAnsi="Arial Narrow" w:cs="Arial Narrow"/>
+          <w:b/>
+          <w:color w:val="000000"/>
+          <w:kern w:val="0"/>
+          <w:lang w:eastAsia="es-PE"/>
+          <ns2:ligatures ns2:val="none"/>
+        </w:rPr>
+      </w:pPr>
+    </w:p>
+    <w:p ns2:paraId="4FE8269B" ns2:textId="77777777">
+      <w:pPr>
+        <w:spacing w:after="0" w:line="240" w:lineRule="auto"/>
+        <w:jc w:val="both"/>
+        <w:rPr>
+          <w:rFonts w:ascii="Arial Narrow" w:eastAsia="Arial Narrow" w:hAnsi="Arial Narrow" w:cs="Arial Narrow"/>
+          <w:b/>
+          <w:color w:val="000000"/>
+          <w:kern w:val="0"/>
+          <w:lang w:eastAsia="es-PE"/>
+          <ns2:ligatures ns2:val="none"/>
+        </w:rPr>
+      </w:pPr>
+    </w:p>
+    <w:p ns2:paraId="181DDD35" ns2:textId="77777777">
+      <w:pPr>
+        <w:spacing w:after="0" w:line="240" w:lineRule="auto"/>
+        <w:jc w:val="both"/>
+        <w:rPr>
+          <w:rFonts w:ascii="Arial Narrow" w:eastAsia="Arial Narrow" w:hAnsi="Arial Narrow" w:cs="Arial Narrow"/>
+          <w:b/>
+          <w:color w:val="000000"/>
+          <w:kern w:val="0"/>
+          <w:lang w:eastAsia="es-PE"/>
+          <ns2:ligatures ns2:val="none"/>
+        </w:rPr>
+      </w:pPr>
+    </w:p>
+    <w:p ns2:paraId="4CBBE603" ns2:textId="77777777">
+      <w:pPr>
+        <w:spacing w:after="0" w:line="240" w:lineRule="auto"/>
+        <w:jc w:val="both"/>
+        <w:rPr>
+          <w:rFonts w:ascii="Arial Narrow" w:eastAsia="Arial Narrow" w:hAnsi="Arial Narrow" w:cs="Arial Narrow"/>
+          <w:b/>
+          <w:color w:val="000000"/>
+          <w:kern w:val="0"/>
+          <w:lang w:eastAsia="es-PE"/>
+          <ns2:ligatures ns2:val="none"/>
+        </w:rPr>
+      </w:pPr>
+    </w:p>
+    <w:p ns2:paraId="5F73DDED" ns2:textId="77777777">
       <w:pPr>
         <w:shd w:val="clear" w:color="auto" w:fill="FFFFFF"/>
         <w:spacing w:after="0" w:line="240" w:lineRule="auto"/>
@@ -7799,7 +7663,7 @@
           <w:bCs/>
           <w:color w:val="000000"/>
           <w:kern w:val="0"/>
-          <w14:ligatures w14:val="none"/>
+          <ns2:ligatures ns2:val="none"/>
         </w:rPr>
       </w:pPr>
       <w:r>
@@ -7809,12 +7673,12 @@
           <w:bCs/>
           <w:color w:val="000000"/>
           <w:kern w:val="0"/>
-          <w14:ligatures w14:val="none"/>
+          <ns2:ligatures ns2:val="none"/>
         </w:rPr>
         <w:t>EVELING ROA QUISPE</w:t>
       </w:r>
     </w:p>
-    <w:p>
+    <w:p ns2:paraId="7B15A8F5" ns2:textId="77777777">
       <w:pPr>
         <w:shd w:val="clear" w:color="auto" w:fill="FFFFFF"/>
         <w:spacing w:after="0" w:line="240" w:lineRule="auto"/>
@@ -7825,7 +7689,7 @@
           <w:bCs/>
           <w:color w:val="000000"/>
           <w:kern w:val="0"/>
-          <w14:ligatures w14:val="none"/>
+          <ns2:ligatures ns2:val="none"/>
         </w:rPr>
       </w:pPr>
       <w:r>
@@ -7835,12 +7699,12 @@
           <w:bCs/>
           <w:color w:val="000000"/>
           <w:kern w:val="0"/>
-          <w14:ligatures w14:val="none"/>
+          <ns2:ligatures ns2:val="none"/>
         </w:rPr>
         <w:t>Secretaria Técnica</w:t>
       </w:r>
     </w:p>
-    <w:p>
+    <w:p ns2:paraId="08FFB35F" ns2:textId="77777777">
       <w:pPr>
         <w:shd w:val="clear" w:color="auto" w:fill="FFFFFF"/>
         <w:spacing w:after="0" w:line="240" w:lineRule="auto"/>
@@ -7849,7 +7713,7 @@
           <w:rFonts w:ascii="Arial Narrow" w:eastAsia="Calibri" w:hAnsi="Arial Narrow" w:cs="Times New Roman"/>
           <w:color w:val="000000"/>
           <w:kern w:val="0"/>
-          <w14:ligatures w14:val="none"/>
+          <ns2:ligatures ns2:val="none"/>
         </w:rPr>
       </w:pPr>
       <w:r>
@@ -7859,7 +7723,7 @@
           <w:bCs/>
           <w:color w:val="000000"/>
           <w:kern w:val="0"/>
-          <w14:ligatures w14:val="none"/>
+          <ns2:ligatures ns2:val="none"/>
         </w:rPr>
         <w:t>Comisión </w:t>
       </w:r>
@@ -7871,7 +7735,7 @@
           <w:color w:val="000000"/>
           <w:kern w:val="0"/>
           <w:shd w:val="clear" w:color="auto" w:fill="FFFFFF"/>
-          <w14:ligatures w14:val="none"/>
+          <ns2:ligatures ns2:val="none"/>
         </w:rPr>
         <w:t>de</w:t>
       </w:r>
@@ -7882,27 +7746,27 @@
           <w:bCs/>
           <w:color w:val="000000"/>
           <w:kern w:val="0"/>
-          <w14:ligatures w14:val="none"/>
+          <ns2:ligatures ns2:val="none"/>
         </w:rPr>
         <w:t> Protección al Consumidor 1</w:t>
       </w:r>
     </w:p>
-    <w:p>
-      <w:pPr>
-        <w:spacing w:after="0" w:line="240" w:lineRule="auto"/>
-        <w:jc w:val="both"/>
-        <w:rPr>
-          <w:rFonts w:ascii="Arial Narrow" w:eastAsia="Arial Narrow" w:hAnsi="Arial Narrow" w:cs="Arial Narrow"/>
-          <w:b/>
-          <w:color w:val="000000"/>
-          <w:kern w:val="0"/>
-          <w:lang w:eastAsia="es-PE"/>
-          <w14:ligatures w14:val="none"/>
+    <w:p ns2:paraId="5490FA6F" ns2:textId="77777777">
+      <w:pPr>
+        <w:spacing w:after="0" w:line="240" w:lineRule="auto"/>
+        <w:jc w:val="both"/>
+        <w:rPr>
+          <w:rFonts w:ascii="Arial Narrow" w:eastAsia="Arial Narrow" w:hAnsi="Arial Narrow" w:cs="Arial Narrow"/>
+          <w:b/>
+          <w:color w:val="000000"/>
+          <w:kern w:val="0"/>
+          <w:lang w:eastAsia="es-PE"/>
+          <ns2:ligatures ns2:val="none"/>
         </w:rPr>
       </w:pPr>
     </w:p>
     <w:bookmarkEnd w:id="0"/>
-    <w:p>
+    <w:p ns2:paraId="58E453A2" ns2:textId="05E608DF">
       <w:pPr>
         <w:spacing w:after="0" w:line="240" w:lineRule="auto"/>
         <w:jc w:val="both"/>
@@ -7920,7 +7784,7 @@
           <w:sz w:val="16"/>
           <w:szCs w:val="16"/>
           <w:lang w:eastAsia="es-PE"/>
-          <w14:ligatures w14:val="none"/>
+          <ns2:ligatures ns2:val="none"/>
         </w:rPr>
         <w:t>LSM/</w:t>
       </w:r>
@@ -7932,12 +7796,12 @@
           <w:sz w:val="16"/>
           <w:szCs w:val="16"/>
           <w:lang w:eastAsia="es-PE"/>
-          <w14:ligatures w14:val="none"/>
+          <ns2:ligatures ns2:val="none"/>
         </w:rPr>
         <w:t>JCQ</w:t>
       </w:r>
     </w:p>
-    <w:p>
+    <w:p ns2:paraId="4A69497D" ns2:textId="77777777">
       <w:pPr>
         <w:spacing w:line="240" w:lineRule="auto"/>
         <w:rPr>
@@ -7945,7 +7809,7 @@
         </w:rPr>
       </w:pPr>
     </w:p>
-    <w:p>
+    <w:p ns2:paraId="44351FDE" ns2:textId="77777777">
       <w:pPr>
         <w:spacing w:line="240" w:lineRule="auto"/>
         <w:rPr>
@@ -7953,7 +7817,7 @@
         </w:rPr>
       </w:pPr>
     </w:p>
-    <w:p>
+    <w:p ns2:paraId="0B9A1116" ns2:textId="77777777">
       <w:pPr>
         <w:rPr>
           <w:rFonts w:ascii="Arial Narrow" w:hAnsi="Arial Narrow"/>
@@ -7961,8 +7825,8 @@
       </w:pPr>
     </w:p>
     <w:sectPr>
-      <w:headerReference w:type="default" r:id="rId8"/>
-      <w:footerReference w:type="default" r:id="rId9"/>
+      <w:headerReference w:type="default" ns3:id="rId8"/>
+      <w:footerReference w:type="default" ns3:id="rId9"/>
       <w:pgSz w:w="11906" w:h="16838"/>
       <w:pgMar w:top="1417" w:right="1701" w:bottom="1417" w:left="1701" w:header="708" w:footer="708" w:gutter="0"/>
       <w:cols w:space="708"/>

--- a/plantillas_maestras/04_seguro_proteccion_tarjetas_y_dinero/negativa_cobertura/2_ddos_banco_y_aseguradora/varon/TPL_0718_2025_SEGURO_PROTECCION_TARJETAS_Y_DINERO_NEGATIVA_COBERTURA_BANCO_VARON_R1.docx
+++ b/plantillas_maestras/04_seguro_proteccion_tarjetas_y_dinero/negativa_cobertura/2_ddos_banco_y_aseguradora/varon/TPL_0718_2025_SEGURO_PROTECCION_TARJETAS_Y_DINERO_NEGATIVA_COBERTURA_BANCO_VARON_R1.docx
@@ -6197,7 +6197,7 @@
           <w:sz w:val="20"/>
           <w:szCs w:val="20"/>
         </w:rPr>
-        <w:t xml:space="preserve">correr traslado de la presente resolución a Mibanco - Banco de la Microempresa S.A. y a Pacífico Compañía de Seguros y Reaseguros S.A para que, de conformidad con lo dispuesto por el artículo 26° de la Ley sobre Facultades, Normas y Organización del Indecopi, aprobado por Decreto Legislativo N° 8079, presenten sus descargos sobre la imputación de cargos realizada en un plazo no mayor a cinco (5) días hábiles contado a partir del día siguiente de la notificación de la presente resolución, vencido el cual, el Secretario Técnico declarará en rebeldía a los denunciados que no lo hubieran presentado. Debe precisarse que de conformidad con lo establecido por el artículo 223° del Texto Único Ordenado de la Ley N° 27444, Ley del Procedimiento Administrativo General, las alegaciones y los hechos relevantes de la reclamación, salvo que hayan sido específicamente negadas en la contestación, se tendrán por aceptadas o meritadas como ciertas.</w:t>
+        <w:t xml:space="preserve">correr traslado de la presente resolución a Mibanco - Banco de la Microempresa S.A. y a Pacífico Compañía de Seguros y Reaseguros S.A. para que, de conformidad con lo dispuesto por el artículo 26 de la Ley sobre Facultades, Normas y Organización del Indecopi, aprobada por Decreto Legislativo 807, presenten sus descargos sobre la imputación de cargos realizada en un plazo no mayor a cinco (5) días hábiles contado a partir del día siguiente de la notificación de la presente resolución, vencido el cual, el Secretario Técnico declarará en rebeldía a los denunciados que no lo hubieran presentado. Debe precisarse que de conformidad con lo establecido por el artículo 223 del Texto Único Ordenado de la Ley 27444, Ley del Procedimiento Administrativo General, las alegaciones y los hechos relevantes de la reclamación, salvo que hayan sido específicamente negadas en la contestación, se tendrán por aceptadas o merituadas como ciertas.</w:t>
       </w:r>
     </w:p>
     <w:p ns2:paraId="7D74C0BD" ns2:textId="77777777">

--- a/plantillas_maestras/04_seguro_proteccion_tarjetas_y_dinero/negativa_cobertura/2_ddos_banco_y_aseguradora/varon/TPL_0718_2025_SEGURO_PROTECCION_TARJETAS_Y_DINERO_NEGATIVA_COBERTURA_BANCO_VARON_R1.docx
+++ b/plantillas_maestras/04_seguro_proteccion_tarjetas_y_dinero/negativa_cobertura/2_ddos_banco_y_aseguradora/varon/TPL_0718_2025_SEGURO_PROTECCION_TARJETAS_Y_DINERO_NEGATIVA_COBERTURA_BANCO_VARON_R1.docx
@@ -569,7 +569,7 @@
           <w:lang w:eastAsia="es-PE"/>
           <ns2:ligatures ns2:val="none"/>
         </w:rPr>
-        <w:t>30</w:t>
+        <w:t xml:space="preserve">30 de mayo de 2025</w:t>
       </w:r>
       <w:r>
         <w:rPr>
@@ -580,7 +580,7 @@
           <w:lang w:eastAsia="es-PE"/>
           <ns2:ligatures ns2:val="none"/>
         </w:rPr>
-        <w:t xml:space="preserve"> de </w:t>
+        <w:t xml:space="preserve"/>
       </w:r>
       <w:r>
         <w:rPr>
@@ -591,7 +591,7 @@
           <w:lang w:eastAsia="es-PE"/>
           <ns2:ligatures ns2:val="none"/>
         </w:rPr>
-        <w:t>mayo</w:t>
+        <w:t xml:space="preserve"/>
       </w:r>
       <w:r>
         <w:rPr>
@@ -602,7 +602,7 @@
           <w:lang w:eastAsia="es-PE"/>
           <ns2:ligatures ns2:val="none"/>
         </w:rPr>
-        <w:t xml:space="preserve"> de 202</w:t>
+        <w:t xml:space="preserve"/>
       </w:r>
       <w:r>
         <w:rPr>
@@ -613,7 +613,7 @@
           <w:lang w:eastAsia="es-PE"/>
           <ns2:ligatures ns2:val="none"/>
         </w:rPr>
-        <w:t>5</w:t>
+        <w:t xml:space="preserve"/>
       </w:r>
     </w:p>
     <w:p ns2:paraId="78BF12C0" ns2:textId="77777777">
@@ -7975,7 +7975,7 @@
           <w:sz w:val="16"/>
           <w:szCs w:val="16"/>
         </w:rPr>
-        <w:t>el 2 de setiembre del 2010 en el Diario Oficial El Peruano, vigente desde el 2 de octubre del 2010 y modificado por Decreto Legislativo 1308.</w:t>
+        <w:t xml:space="preserve">el 2 de setiembre de 2010 en el Diario Oficial El Peruano, vigente desde el 2 de octubre de 2010 y modificado por Decreto Legislativo 1308.</w:t>
       </w:r>
     </w:p>
     <w:p>

--- a/plantillas_maestras/04_seguro_proteccion_tarjetas_y_dinero/negativa_cobertura/2_ddos_banco_y_aseguradora/varon/TPL_0718_2025_SEGURO_PROTECCION_TARJETAS_Y_DINERO_NEGATIVA_COBERTURA_BANCO_VARON_R1.docx
+++ b/plantillas_maestras/04_seguro_proteccion_tarjetas_y_dinero/negativa_cobertura/2_ddos_banco_y_aseguradora/varon/TPL_0718_2025_SEGURO_PROTECCION_TARJETAS_Y_DINERO_NEGATIVA_COBERTURA_BANCO_VARON_R1.docx
@@ -1,8 +1,8 @@
 
 <file path=word/document.xml><?xml version="1.0" encoding="utf-8"?>
-<w:document xmlns:ns1="http://schemas.openxmlformats.org/markup-compatibility/2006" xmlns:ns2="http://schemas.microsoft.com/office/word/2010/wordml" xmlns:ns3="http://schemas.openxmlformats.org/officeDocument/2006/relationships" xmlns:w="http://schemas.openxmlformats.org/wordprocessingml/2006/main" ns1:Ignorable="w14 w15 w16se w16cid w16 w16cex w16sdtdh w16sdtfl w16du wp14">
+<w:document xmlns:mc="http://schemas.openxmlformats.org/markup-compatibility/2006" xmlns:r="http://schemas.openxmlformats.org/officeDocument/2006/relationships" xmlns:w="http://schemas.openxmlformats.org/wordprocessingml/2006/main" xmlns:w14="http://schemas.microsoft.com/office/word/2010/wordml" xmlns:w15="http://schemas.microsoft.com/office/word/2012/wordml" xmlns:w16="http://schemas.microsoft.com/office/word/2018/wordml" xmlns:w16cex="http://schemas.microsoft.com/office/word/2018/wordml/cex" xmlns:w16cid="http://schemas.microsoft.com/office/word/2016/wordml/cid" xmlns:w16du="http://schemas.microsoft.com/office/word/2023/wordml/word16du" xmlns:w16sdtdh="http://schemas.microsoft.com/office/word/2020/wordml/sdtdatahash" xmlns:w16se="http://schemas.microsoft.com/office/word/2015/wordml/symex" xmlns:wp14="http://schemas.microsoft.com/office/word/2010/wordprocessingDrawing" mc:Ignorable="w14 w15 w16se w16cid w16 w16cex w16sdtdh w16du wp14">
   <w:body>
-    <w:p ns2:paraId="0A632482" ns2:textId="2529A2B9">
+    <w:p>
       <w:pPr>
         <w:tabs>
           <w:tab w:val="left" w:pos="1701"/>
@@ -14,7 +14,7 @@
           <w:color w:val="000000"/>
           <w:kern w:val="0"/>
           <w:lang w:eastAsia="es-PE"/>
-          <ns2:ligatures ns2:val="none"/>
+          <w14:ligatures w14:val="none"/>
         </w:rPr>
       </w:pPr>
       <w:bookmarkStart w:id="0" w:name="_Hlk80343540"/>
@@ -25,7 +25,7 @@
           <w:color w:val="000000"/>
           <w:kern w:val="0"/>
           <w:lang w:eastAsia="es-PE"/>
-          <ns2:ligatures ns2:val="none"/>
+          <w14:ligatures w14:val="none"/>
         </w:rPr>
         <w:t xml:space="preserve">EXPEDIENTE </w:t>
       </w:r>
@@ -36,7 +36,7 @@
           <w:color w:val="000000"/>
           <w:kern w:val="0"/>
           <w:lang w:eastAsia="es-PE"/>
-          <ns2:ligatures ns2:val="none"/>
+          <w14:ligatures w14:val="none"/>
         </w:rPr>
         <w:tab/>
         <w:t>:</w:t>
@@ -48,7 +48,7 @@
           <w:color w:val="000000"/>
           <w:kern w:val="0"/>
           <w:lang w:eastAsia="es-PE"/>
-          <ns2:ligatures ns2:val="none"/>
+          <w14:ligatures w14:val="none"/>
         </w:rPr>
         <w:tab/>
       </w:r>
@@ -61,12 +61,12 @@
           <w:kern w:val="0"/>
           <w:shd w:val="clear" w:color="auto" w:fill="FFFFFF"/>
           <w:lang w:eastAsia="es-PE"/>
-          <ns2:ligatures ns2:val="none"/>
+          <w14:ligatures w14:val="none"/>
         </w:rPr>
         <w:t>0718-2025/CC1</w:t>
       </w:r>
     </w:p>
-    <w:p ns2:paraId="187C3631" ns2:textId="2F0B15E5">
+    <w:p>
       <w:pPr>
         <w:tabs>
           <w:tab w:val="left" w:pos="1701"/>
@@ -81,89 +81,26 @@
           <w:color w:val="000000"/>
           <w:kern w:val="0"/>
           <w:lang w:eastAsia="es-PE"/>
-          <ns2:ligatures ns2:val="none"/>
-        </w:rPr>
-      </w:pPr>
-      <w:r>
-        <w:rPr>
-          <w:rFonts w:ascii="Arial Narrow" w:eastAsia="Arial Narrow" w:hAnsi="Arial Narrow" w:cs="Arial Narrow"/>
-          <w:b/>
-          <w:color w:val="000000"/>
-          <w:kern w:val="0"/>
-          <w:lang w:eastAsia="es-PE"/>
-          <ns2:ligatures ns2:val="none"/>
-        </w:rPr>
-        <w:t xml:space="preserve">DENUNCIANTE:[DENUNCIANTE] (SEÑOR [APELLIDO])</w:t>
-      </w:r>
-      <w:r>
-        <w:rPr>
-          <w:rFonts w:ascii="Arial Narrow" w:eastAsia="Arial Narrow" w:hAnsi="Arial Narrow" w:cs="Arial Narrow"/>
-          <w:b/>
-          <w:color w:val="000000"/>
-          <w:kern w:val="0"/>
-          <w:lang w:eastAsia="es-PE"/>
-          <ns2:ligatures ns2:val="none"/>
-        </w:rPr>
+          <w14:ligatures w14:val="none"/>
+        </w:rPr>
+      </w:pPr>
+      <w:r>
+        <w:rPr>
+          <w:rFonts w:ascii="Arial Narrow" w:eastAsia="Arial Narrow" w:hAnsi="Arial Narrow" w:cs="Arial Narrow"/>
+          <w:b/>
+          <w:color w:val="000000"/>
+          <w:kern w:val="0"/>
+          <w:lang w:eastAsia="es-PE"/>
+          <w14:ligatures w14:val="none"/>
+        </w:rPr>
+        <w:t>DENUNCIANTE</w:t>
         <w:tab/>
-        <w:t/>
-      </w:r>
-      <w:r>
-        <w:rPr>
-          <w:rFonts w:ascii="Arial Narrow" w:eastAsia="Arial Narrow" w:hAnsi="Arial Narrow" w:cs="Arial Narrow"/>
-          <w:b/>
-          <w:color w:val="000000"/>
-          <w:kern w:val="0"/>
-          <w:lang w:eastAsia="es-PE"/>
-          <ns2:ligatures ns2:val="none"/>
-        </w:rPr>
+        <w:t>:</w:t>
         <w:tab/>
-      </w:r>
-      <w:r>
-        <w:rPr>
-          <w:rFonts w:ascii="Arial Narrow" w:eastAsia="Arial Narrow" w:hAnsi="Arial Narrow" w:cs="Arial Narrow"/>
-          <w:b/>
-          <w:color w:val="000000"/>
-          <w:kern w:val="0"/>
-          <w:lang w:eastAsia="es-PE"/>
-          <ns2:ligatures ns2:val="none"/>
-        </w:rPr>
-        <w:t xml:space="preserve"/>
-      </w:r>
-      <w:r>
-        <w:rPr>
-          <w:rFonts w:ascii="Arial Narrow" w:eastAsia="Arial Narrow" w:hAnsi="Arial Narrow" w:cs="Arial Narrow"/>
-          <w:b/>
-          <w:color w:val="000000"/>
-          <w:kern w:val="0"/>
-          <w:lang w:eastAsia="es-PE"/>
-          <ns2:ligatures ns2:val="none"/>
-        </w:rPr>
-        <w:t xml:space="preserve"/>
-      </w:r>
-      <w:r>
-        <w:rPr>
-          <w:rFonts w:ascii="Arial Narrow" w:eastAsia="Arial Narrow" w:hAnsi="Arial Narrow" w:cs="Arial Narrow"/>
-          <w:b/>
-          <w:color w:val="000000"/>
-          <w:kern w:val="0"/>
-          <w:lang w:eastAsia="es-PE"/>
-          <ns2:ligatures ns2:val="none"/>
-        </w:rPr>
-        <w:t/>
-      </w:r>
-      <w:r>
-        <w:rPr>
-          <w:rFonts w:ascii="Arial Narrow" w:eastAsia="Arial Narrow" w:hAnsi="Arial Narrow" w:cs="Arial Narrow"/>
-          <w:b/>
-          <w:color w:val="000000"/>
-          <w:kern w:val="0"/>
-          <w:lang w:eastAsia="es-PE"/>
-          <ns2:ligatures ns2:val="none"/>
-        </w:rPr>
-        <w:t/>
-      </w:r>
-    </w:p>
-    <w:p ns2:paraId="7037BAA8" ns2:textId="446A7EBB">
+        <w:t xml:space="preserve">[DENUNCIANTE] (SEÑOR [APELLIDO])</w:t>
+      </w:r>
+    </w:p>
+    <w:p>
       <w:pPr>
         <w:tabs>
           <w:tab w:val="left" w:pos="1701"/>
@@ -178,17 +115,17 @@
           <w:color w:val="000000"/>
           <w:kern w:val="0"/>
           <w:lang w:eastAsia="es-PE"/>
-          <ns2:ligatures ns2:val="none"/>
-        </w:rPr>
-      </w:pPr>
-      <w:r>
-        <w:rPr>
-          <w:rFonts w:ascii="Arial Narrow" w:eastAsia="Arial Narrow" w:hAnsi="Arial Narrow" w:cs="Arial Narrow"/>
-          <w:b/>
-          <w:color w:val="000000"/>
-          <w:kern w:val="0"/>
-          <w:lang w:eastAsia="es-PE"/>
-          <ns2:ligatures ns2:val="none"/>
+          <w14:ligatures w14:val="none"/>
+        </w:rPr>
+      </w:pPr>
+      <w:r>
+        <w:rPr>
+          <w:rFonts w:ascii="Arial Narrow" w:eastAsia="Arial Narrow" w:hAnsi="Arial Narrow" w:cs="Arial Narrow"/>
+          <w:b/>
+          <w:color w:val="000000"/>
+          <w:kern w:val="0"/>
+          <w:lang w:eastAsia="es-PE"/>
+          <w14:ligatures w14:val="none"/>
         </w:rPr>
         <w:t>DENUNCIADO</w:t>
       </w:r>
@@ -199,7 +136,7 @@
           <w:color w:val="000000"/>
           <w:kern w:val="0"/>
           <w:lang w:eastAsia="es-PE"/>
-          <ns2:ligatures ns2:val="none"/>
+          <w14:ligatures w14:val="none"/>
         </w:rPr>
         <w:tab/>
         <w:t>:</w:t>
@@ -211,7 +148,7 @@
           <w:color w:val="000000"/>
           <w:kern w:val="0"/>
           <w:lang w:eastAsia="es-PE"/>
-          <ns2:ligatures ns2:val="none"/>
+          <w14:ligatures w14:val="none"/>
         </w:rPr>
         <w:tab/>
       </w:r>
@@ -222,7 +159,7 @@
           <w:color w:val="000000"/>
           <w:kern w:val="0"/>
           <w:lang w:eastAsia="es-PE"/>
-          <ns2:ligatures ns2:val="none"/>
+          <w14:ligatures w14:val="none"/>
         </w:rPr>
         <w:t xml:space="preserve">MIBANCO - BANCO DE LA MICROEMPRESA S.A. </w:t>
       </w:r>
@@ -233,7 +170,7 @@
           <w:color w:val="000000"/>
           <w:kern w:val="0"/>
           <w:lang w:eastAsia="es-PE"/>
-          <ns2:ligatures ns2:val="none"/>
+          <w14:ligatures w14:val="none"/>
         </w:rPr>
         <w:t>(</w:t>
       </w:r>
@@ -244,7 +181,7 @@
           <w:color w:val="000000"/>
           <w:kern w:val="0"/>
           <w:lang w:eastAsia="es-PE"/>
-          <ns2:ligatures ns2:val="none"/>
+          <w14:ligatures w14:val="none"/>
         </w:rPr>
         <w:t>BANCO</w:t>
       </w:r>
@@ -255,12 +192,12 @@
           <w:color w:val="000000"/>
           <w:kern w:val="0"/>
           <w:lang w:eastAsia="es-PE"/>
-          <ns2:ligatures ns2:val="none"/>
+          <w14:ligatures w14:val="none"/>
         </w:rPr>
         <w:t>)</w:t>
       </w:r>
     </w:p>
-    <w:p ns2:paraId="2122B75E" ns2:textId="35021D93">
+    <w:p>
       <w:pPr>
         <w:tabs>
           <w:tab w:val="left" w:pos="1701"/>
@@ -275,17 +212,17 @@
           <w:color w:val="000000"/>
           <w:kern w:val="0"/>
           <w:lang w:eastAsia="es-PE"/>
-          <ns2:ligatures ns2:val="none"/>
-        </w:rPr>
-      </w:pPr>
-      <w:r>
-        <w:rPr>
-          <w:rFonts w:ascii="Arial Narrow" w:eastAsia="Arial Narrow" w:hAnsi="Arial Narrow" w:cs="Arial Narrow"/>
-          <w:b/>
-          <w:color w:val="000000"/>
-          <w:kern w:val="0"/>
-          <w:lang w:eastAsia="es-PE"/>
-          <ns2:ligatures ns2:val="none"/>
+          <w14:ligatures w14:val="none"/>
+        </w:rPr>
+      </w:pPr>
+      <w:r>
+        <w:rPr>
+          <w:rFonts w:ascii="Arial Narrow" w:eastAsia="Arial Narrow" w:hAnsi="Arial Narrow" w:cs="Arial Narrow"/>
+          <w:b/>
+          <w:color w:val="000000"/>
+          <w:kern w:val="0"/>
+          <w:lang w:eastAsia="es-PE"/>
+          <w14:ligatures w14:val="none"/>
         </w:rPr>
         <w:tab/>
       </w:r>
@@ -296,7 +233,7 @@
           <w:color w:val="000000"/>
           <w:kern w:val="0"/>
           <w:lang w:eastAsia="es-PE"/>
-          <ns2:ligatures ns2:val="none"/>
+          <w14:ligatures w14:val="none"/>
         </w:rPr>
         <w:tab/>
       </w:r>
@@ -307,7 +244,7 @@
           <w:color w:val="000000"/>
           <w:kern w:val="0"/>
           <w:lang w:eastAsia="es-PE"/>
-          <ns2:ligatures ns2:val="none"/>
+          <w14:ligatures w14:val="none"/>
         </w:rPr>
         <w:t xml:space="preserve">PACÍFICO COMPAÑÍA DE SEGUROS Y REASEGUROS </w:t>
       </w:r>
@@ -318,7 +255,7 @@
           <w:color w:val="000000"/>
           <w:kern w:val="0"/>
           <w:lang w:eastAsia="es-PE"/>
-          <ns2:ligatures ns2:val="none"/>
+          <w14:ligatures w14:val="none"/>
         </w:rPr>
         <w:t xml:space="preserve">S.A. </w:t>
       </w:r>
@@ -329,7 +266,7 @@
           <w:color w:val="000000"/>
           <w:kern w:val="0"/>
           <w:lang w:eastAsia="es-PE"/>
-          <ns2:ligatures ns2:val="none"/>
+          <w14:ligatures w14:val="none"/>
         </w:rPr>
         <w:t>(</w:t>
       </w:r>
@@ -341,7 +278,7 @@
           <w:color w:val="000000"/>
           <w:kern w:val="0"/>
           <w:lang w:eastAsia="es-PE"/>
-          <ns2:ligatures ns2:val="none"/>
+          <w14:ligatures w14:val="none"/>
         </w:rPr>
         <w:t>PACÍFICO</w:t>
       </w:r>
@@ -353,12 +290,12 @@
           <w:color w:val="000000"/>
           <w:kern w:val="0"/>
           <w:lang w:eastAsia="es-PE"/>
-          <ns2:ligatures ns2:val="none"/>
+          <w14:ligatures w14:val="none"/>
         </w:rPr>
         <w:t>)</w:t>
       </w:r>
     </w:p>
-    <w:p ns2:paraId="2500BC77" ns2:textId="77777777">
+    <w:p>
       <w:pPr>
         <w:tabs>
           <w:tab w:val="left" w:pos="1701"/>
@@ -373,17 +310,17 @@
           <w:color w:val="000000"/>
           <w:kern w:val="0"/>
           <w:lang w:eastAsia="es-PE"/>
-          <ns2:ligatures ns2:val="none"/>
-        </w:rPr>
-      </w:pPr>
-      <w:r>
-        <w:rPr>
-          <w:rFonts w:ascii="Arial Narrow" w:eastAsia="Arial Narrow" w:hAnsi="Arial Narrow" w:cs="Arial Narrow"/>
-          <w:b/>
-          <w:color w:val="000000"/>
-          <w:kern w:val="0"/>
-          <w:lang w:eastAsia="es-PE"/>
-          <ns2:ligatures ns2:val="none"/>
+          <w14:ligatures w14:val="none"/>
+        </w:rPr>
+      </w:pPr>
+      <w:r>
+        <w:rPr>
+          <w:rFonts w:ascii="Arial Narrow" w:eastAsia="Arial Narrow" w:hAnsi="Arial Narrow" w:cs="Arial Narrow"/>
+          <w:b/>
+          <w:color w:val="000000"/>
+          <w:kern w:val="0"/>
+          <w:lang w:eastAsia="es-PE"/>
+          <w14:ligatures w14:val="none"/>
         </w:rPr>
         <w:t>MATERIAS</w:t>
       </w:r>
@@ -394,7 +331,7 @@
           <w:color w:val="000000"/>
           <w:kern w:val="0"/>
           <w:lang w:eastAsia="es-PE"/>
-          <ns2:ligatures ns2:val="none"/>
+          <w14:ligatures w14:val="none"/>
         </w:rPr>
         <w:tab/>
         <w:t xml:space="preserve">: </w:t>
@@ -406,13 +343,13 @@
           <w:color w:val="000000"/>
           <w:kern w:val="0"/>
           <w:lang w:eastAsia="es-PE"/>
-          <ns2:ligatures ns2:val="none"/>
+          <w14:ligatures w14:val="none"/>
         </w:rPr>
         <w:tab/>
         <w:t>ADMISIÓN A TRÁMITE</w:t>
       </w:r>
     </w:p>
-    <w:p ns2:paraId="284AD768" ns2:textId="7828DE75">
+    <w:p>
       <w:pPr>
         <w:tabs>
           <w:tab w:val="left" w:pos="1701"/>
@@ -427,17 +364,17 @@
           <w:color w:val="000000"/>
           <w:kern w:val="0"/>
           <w:lang w:eastAsia="es-PE"/>
-          <ns2:ligatures ns2:val="none"/>
-        </w:rPr>
-      </w:pPr>
-      <w:r>
-        <w:rPr>
-          <w:rFonts w:ascii="Arial Narrow" w:eastAsia="Arial Narrow" w:hAnsi="Arial Narrow" w:cs="Arial Narrow"/>
-          <w:b/>
-          <w:color w:val="000000"/>
-          <w:kern w:val="0"/>
-          <w:lang w:eastAsia="es-PE"/>
-          <ns2:ligatures ns2:val="none"/>
+          <w14:ligatures w14:val="none"/>
+        </w:rPr>
+      </w:pPr>
+      <w:r>
+        <w:rPr>
+          <w:rFonts w:ascii="Arial Narrow" w:eastAsia="Arial Narrow" w:hAnsi="Arial Narrow" w:cs="Arial Narrow"/>
+          <w:b/>
+          <w:color w:val="000000"/>
+          <w:kern w:val="0"/>
+          <w:lang w:eastAsia="es-PE"/>
+          <w14:ligatures w14:val="none"/>
         </w:rPr>
         <w:t>REQUERIMIENTO DE INFORMACIÓN</w:t>
       </w:r>
@@ -448,12 +385,12 @@
           <w:color w:val="000000"/>
           <w:kern w:val="0"/>
           <w:lang w:eastAsia="es-PE"/>
-          <ns2:ligatures ns2:val="none"/>
+          <w14:ligatures w14:val="none"/>
         </w:rPr>
         <w:t xml:space="preserve"> </w:t>
       </w:r>
     </w:p>
-    <w:p ns2:paraId="5A3670C5" ns2:textId="3BA80E2A">
+    <w:p>
       <w:pPr>
         <w:tabs>
           <w:tab w:val="left" w:pos="1701"/>
@@ -467,17 +404,17 @@
           <w:color w:val="000000"/>
           <w:kern w:val="0"/>
           <w:lang w:eastAsia="es-PE"/>
-          <ns2:ligatures ns2:val="none"/>
-        </w:rPr>
-      </w:pPr>
-      <w:r>
-        <w:rPr>
-          <w:rFonts w:ascii="Arial Narrow" w:eastAsia="Arial Narrow" w:hAnsi="Arial Narrow" w:cs="Arial Narrow"/>
-          <w:b/>
-          <w:color w:val="000000"/>
-          <w:kern w:val="0"/>
-          <w:lang w:eastAsia="es-PE"/>
-          <ns2:ligatures ns2:val="none"/>
+          <w14:ligatures w14:val="none"/>
+        </w:rPr>
+      </w:pPr>
+      <w:r>
+        <w:rPr>
+          <w:rFonts w:ascii="Arial Narrow" w:eastAsia="Arial Narrow" w:hAnsi="Arial Narrow" w:cs="Arial Narrow"/>
+          <w:b/>
+          <w:color w:val="000000"/>
+          <w:kern w:val="0"/>
+          <w:lang w:eastAsia="es-PE"/>
+          <w14:ligatures w14:val="none"/>
         </w:rPr>
         <w:t xml:space="preserve">RESOLUCIÓN </w:t>
       </w:r>
@@ -488,7 +425,7 @@
           <w:color w:val="000000"/>
           <w:kern w:val="0"/>
           <w:lang w:eastAsia="es-PE"/>
-          <ns2:ligatures ns2:val="none"/>
+          <w14:ligatures w14:val="none"/>
         </w:rPr>
         <w:tab/>
         <w:t>:</w:t>
@@ -500,7 +437,7 @@
           <w:color w:val="000000"/>
           <w:kern w:val="0"/>
           <w:lang w:eastAsia="es-PE"/>
-          <ns2:ligatures ns2:val="none"/>
+          <w14:ligatures w14:val="none"/>
         </w:rPr>
         <w:tab/>
       </w:r>
@@ -511,12 +448,12 @@
           <w:color w:val="000000"/>
           <w:kern w:val="0"/>
           <w:lang w:eastAsia="es-PE"/>
-          <ns2:ligatures ns2:val="none"/>
+          <w14:ligatures w14:val="none"/>
         </w:rPr>
         <w:t>1</w:t>
       </w:r>
     </w:p>
-    <w:p ns2:paraId="7591140C" ns2:textId="77777777">
+    <w:p>
       <w:pPr>
         <w:tabs>
           <w:tab w:val="left" w:pos="1014"/>
@@ -529,11 +466,11 @@
           <w:kern w:val="0"/>
           <w:shd w:val="clear" w:color="auto" w:fill="FFFFFF"/>
           <w:lang w:eastAsia="es-PE"/>
-          <ns2:ligatures ns2:val="none"/>
-        </w:rPr>
-      </w:pPr>
-    </w:p>
-    <w:p ns2:paraId="59BB126F" ns2:textId="684D381E">
+          <w14:ligatures w14:val="none"/>
+        </w:rPr>
+      </w:pPr>
+    </w:p>
+    <w:p>
       <w:pPr>
         <w:tabs>
           <w:tab w:val="left" w:pos="1014"/>
@@ -546,7 +483,7 @@
           <w:kern w:val="0"/>
           <w:shd w:val="clear" w:color="auto" w:fill="FFFFFF"/>
           <w:lang w:eastAsia="es-PE"/>
-          <ns2:ligatures ns2:val="none"/>
+          <w14:ligatures w14:val="none"/>
         </w:rPr>
       </w:pPr>
       <w:r>
@@ -556,7 +493,7 @@
           <w:kern w:val="0"/>
           <w:shd w:val="clear" w:color="auto" w:fill="FFFFFF"/>
           <w:lang w:eastAsia="es-PE"/>
-          <ns2:ligatures ns2:val="none"/>
+          <w14:ligatures w14:val="none"/>
         </w:rPr>
         <w:t xml:space="preserve">Lima, </w:t>
       </w:r>
@@ -567,7 +504,7 @@
           <w:kern w:val="0"/>
           <w:shd w:val="clear" w:color="auto" w:fill="FFFFFF"/>
           <w:lang w:eastAsia="es-PE"/>
-          <ns2:ligatures ns2:val="none"/>
+          <w14:ligatures w14:val="none"/>
         </w:rPr>
         <w:t xml:space="preserve">30 de mayo de 2025</w:t>
       </w:r>
@@ -578,7 +515,7 @@
           <w:kern w:val="0"/>
           <w:shd w:val="clear" w:color="auto" w:fill="FFFFFF"/>
           <w:lang w:eastAsia="es-PE"/>
-          <ns2:ligatures ns2:val="none"/>
+          <w14:ligatures w14:val="none"/>
         </w:rPr>
         <w:t xml:space="preserve"/>
       </w:r>
@@ -589,7 +526,7 @@
           <w:kern w:val="0"/>
           <w:shd w:val="clear" w:color="auto" w:fill="FFFFFF"/>
           <w:lang w:eastAsia="es-PE"/>
-          <ns2:ligatures ns2:val="none"/>
+          <w14:ligatures w14:val="none"/>
         </w:rPr>
         <w:t xml:space="preserve"/>
       </w:r>
@@ -600,7 +537,7 @@
           <w:kern w:val="0"/>
           <w:shd w:val="clear" w:color="auto" w:fill="FFFFFF"/>
           <w:lang w:eastAsia="es-PE"/>
-          <ns2:ligatures ns2:val="none"/>
+          <w14:ligatures w14:val="none"/>
         </w:rPr>
         <w:t xml:space="preserve"/>
       </w:r>
@@ -611,12 +548,12 @@
           <w:kern w:val="0"/>
           <w:shd w:val="clear" w:color="auto" w:fill="FFFFFF"/>
           <w:lang w:eastAsia="es-PE"/>
-          <ns2:ligatures ns2:val="none"/>
+          <w14:ligatures w14:val="none"/>
         </w:rPr>
         <w:t xml:space="preserve"/>
       </w:r>
     </w:p>
-    <w:p ns2:paraId="78BF12C0" ns2:textId="77777777">
+    <w:p>
       <w:pPr>
         <w:tabs>
           <w:tab w:val="left" w:pos="1014"/>
@@ -628,11 +565,11 @@
           <w:color w:val="000000"/>
           <w:kern w:val="0"/>
           <w:lang w:eastAsia="es-PE"/>
-          <ns2:ligatures ns2:val="none"/>
-        </w:rPr>
-      </w:pPr>
-    </w:p>
-    <w:p ns2:paraId="553F3534" ns2:textId="77777777">
+          <w14:ligatures w14:val="none"/>
+        </w:rPr>
+      </w:pPr>
+    </w:p>
+    <w:p>
       <w:pPr>
         <w:numPr>
           <w:ilvl w:val="0"/>
@@ -646,22 +583,22 @@
           <w:color w:val="000000"/>
           <w:kern w:val="0"/>
           <w:lang w:eastAsia="es-PE"/>
-          <ns2:ligatures ns2:val="none"/>
-        </w:rPr>
-      </w:pPr>
-      <w:r>
-        <w:rPr>
-          <w:rFonts w:ascii="Arial Narrow" w:eastAsia="Arial Narrow" w:hAnsi="Arial Narrow" w:cs="Arial Narrow"/>
-          <w:b/>
-          <w:color w:val="000000"/>
-          <w:kern w:val="0"/>
-          <w:lang w:eastAsia="es-PE"/>
-          <ns2:ligatures ns2:val="none"/>
+          <w14:ligatures w14:val="none"/>
+        </w:rPr>
+      </w:pPr>
+      <w:r>
+        <w:rPr>
+          <w:rFonts w:ascii="Arial Narrow" w:eastAsia="Arial Narrow" w:hAnsi="Arial Narrow" w:cs="Arial Narrow"/>
+          <w:b/>
+          <w:color w:val="000000"/>
+          <w:kern w:val="0"/>
+          <w:lang w:eastAsia="es-PE"/>
+          <w14:ligatures w14:val="none"/>
         </w:rPr>
         <w:t xml:space="preserve">HECHOS </w:t>
       </w:r>
     </w:p>
-    <w:p ns2:paraId="74E8E3A1" ns2:textId="77777777">
+    <w:p>
       <w:pPr>
         <w:spacing w:after="0" w:line="240" w:lineRule="auto"/>
         <w:jc w:val="both"/>
@@ -670,11 +607,11 @@
           <w:color w:val="000000"/>
           <w:kern w:val="0"/>
           <w:lang w:eastAsia="es-PE"/>
-          <ns2:ligatures ns2:val="none"/>
-        </w:rPr>
-      </w:pPr>
-    </w:p>
-    <w:p ns2:paraId="25718C3B" ns2:textId="2CEEC2D3">
+          <w14:ligatures w14:val="none"/>
+        </w:rPr>
+      </w:pPr>
+    </w:p>
+    <w:p>
       <w:pPr>
         <w:numPr>
           <w:ilvl w:val="1"/>
@@ -688,16 +625,16 @@
           <w:color w:val="000000"/>
           <w:kern w:val="0"/>
           <w:lang w:val="es-ES" w:eastAsia="es-ES"/>
-          <ns2:ligatures ns2:val="none"/>
-        </w:rPr>
-      </w:pPr>
-      <w:r>
-        <w:rPr>
-          <w:rFonts w:ascii="Arial Narrow" w:eastAsia="Times New Roman" w:hAnsi="Arial Narrow" w:cs="Arial"/>
-          <w:color w:val="000000"/>
-          <w:kern w:val="0"/>
-          <w:lang w:val="es-ES" w:eastAsia="es-ES"/>
-          <ns2:ligatures ns2:val="none"/>
+          <w14:ligatures w14:val="none"/>
+        </w:rPr>
+      </w:pPr>
+      <w:r>
+        <w:rPr>
+          <w:rFonts w:ascii="Arial Narrow" w:eastAsia="Times New Roman" w:hAnsi="Arial Narrow" w:cs="Arial"/>
+          <w:color w:val="000000"/>
+          <w:kern w:val="0"/>
+          <w:lang w:val="es-ES" w:eastAsia="es-ES"/>
+          <w14:ligatures w14:val="none"/>
         </w:rPr>
         <w:t xml:space="preserve">Mediante el escrito del 21 de marzo de 2025 el señor [APELLIDO] denunció al Banco y a Pacífico por presuntas infracciones a la Ley 29571, Código de Protección y Defensa del Consumidor (en adelante, Código), señalando lo siguiente:</w:t>
       </w:r>
@@ -707,7 +644,7 @@
           <w:color w:val="000000"/>
           <w:kern w:val="0"/>
           <w:lang w:val="es-ES" w:eastAsia="es-ES"/>
-          <ns2:ligatures ns2:val="none"/>
+          <w14:ligatures w14:val="none"/>
         </w:rPr>
         <w:t xml:space="preserve"/>
       </w:r>
@@ -715,7 +652,7 @@
         <w:rPr>
           <w:rFonts w:ascii="Arial Narrow" w:eastAsia="Calibri" w:hAnsi="Arial Narrow" w:cs="Arial"/>
           <w:kern w:val="0"/>
-          <ns2:ligatures ns2:val="none"/>
+          <w14:ligatures w14:val="none"/>
         </w:rPr>
         <w:t/>
       </w:r>
@@ -723,7 +660,7 @@
         <w:rPr>
           <w:rFonts w:ascii="Arial Narrow" w:eastAsia="Calibri" w:hAnsi="Arial Narrow" w:cs="Arial"/>
           <w:kern w:val="0"/>
-          <ns2:ligatures ns2:val="none"/>
+          <w14:ligatures w14:val="none"/>
         </w:rPr>
         <w:t xml:space="preserve"/>
       </w:r>
@@ -731,7 +668,7 @@
         <w:rPr>
           <w:rFonts w:ascii="Arial Narrow" w:eastAsia="Calibri" w:hAnsi="Arial Narrow" w:cs="Arial"/>
           <w:kern w:val="0"/>
-          <ns2:ligatures ns2:val="none"/>
+          <w14:ligatures w14:val="none"/>
         </w:rPr>
         <w:t xml:space="preserve"/>
       </w:r>
@@ -739,7 +676,7 @@
         <w:rPr>
           <w:rFonts w:ascii="Arial Narrow" w:eastAsia="Calibri" w:hAnsi="Arial Narrow" w:cs="Arial"/>
           <w:kern w:val="0"/>
-          <ns2:ligatures ns2:val="none"/>
+          <w14:ligatures w14:val="none"/>
         </w:rPr>
         <w:t/>
       </w:r>
@@ -749,7 +686,7 @@
           <w:color w:val="000000"/>
           <w:kern w:val="0"/>
           <w:lang w:val="es-ES" w:eastAsia="es-ES"/>
-          <ns2:ligatures ns2:val="none"/>
+          <w14:ligatures w14:val="none"/>
         </w:rPr>
         <w:t/>
       </w:r>
@@ -759,7 +696,7 @@
           <w:color w:val="000000"/>
           <w:kern w:val="0"/>
           <w:lang w:val="es-ES" w:eastAsia="es-ES"/>
-          <ns2:ligatures ns2:val="none"/>
+          <w14:ligatures w14:val="none"/>
         </w:rPr>
         <w:t xml:space="preserve"/>
       </w:r>
@@ -769,7 +706,7 @@
           <w:color w:val="000000"/>
           <w:kern w:val="0"/>
           <w:lang w:val="es-ES" w:eastAsia="es-ES"/>
-          <ns2:ligatures ns2:val="none"/>
+          <w14:ligatures w14:val="none"/>
         </w:rPr>
         <w:t/>
       </w:r>
@@ -781,7 +718,7 @@
           <w:kern w:val="0"/>
           <w:vertAlign w:val="superscript"/>
           <w:lang w:val="es-ES" w:eastAsia="es-ES"/>
-          <ns2:ligatures ns2:val="none"/>
+          <w14:ligatures w14:val="none"/>
         </w:rPr>
         <w:footnoteReference w:id="1"/>
       </w:r>
@@ -791,7 +728,7 @@
           <w:color w:val="000000"/>
           <w:kern w:val="0"/>
           <w:lang w:val="es-ES" w:eastAsia="es-ES"/>
-          <ns2:ligatures ns2:val="none"/>
+          <w14:ligatures w14:val="none"/>
         </w:rPr>
         <w:t xml:space="preserve"/>
       </w:r>
@@ -802,12 +739,12 @@
           <w:color w:val="000000"/>
           <w:kern w:val="0"/>
           <w:lang w:val="es-ES" w:eastAsia="es-ES"/>
-          <ns2:ligatures ns2:val="none"/>
+          <w14:ligatures w14:val="none"/>
         </w:rPr>
         <w:t/>
       </w:r>
     </w:p>
-    <w:p ns2:paraId="101D66EA" ns2:textId="77777777">
+    <w:p>
       <w:pPr>
         <w:tabs>
           <w:tab w:val="left" w:pos="1134"/>
@@ -819,11 +756,11 @@
           <w:color w:val="000000"/>
           <w:kern w:val="0"/>
           <w:lang w:val="es-ES" w:eastAsia="es-ES"/>
-          <ns2:ligatures ns2:val="none"/>
-        </w:rPr>
-      </w:pPr>
-    </w:p>
-    <w:p ns2:paraId="4C7A658E" ns2:textId="6A9F3617">
+          <w14:ligatures w14:val="none"/>
+        </w:rPr>
+      </w:pPr>
+    </w:p>
+    <w:p>
       <w:pPr>
         <w:pStyle w:val="Prrafodelista"/>
         <w:numPr>
@@ -842,16 +779,16 @@
           <w:color w:val="000000"/>
           <w:kern w:val="0"/>
           <w:lang w:eastAsia="es-ES"/>
-          <ns2:ligatures ns2:val="none"/>
-        </w:rPr>
-      </w:pPr>
-      <w:r>
-        <w:rPr>
-          <w:rFonts w:ascii="Arial Narrow" w:eastAsia="Times New Roman" w:hAnsi="Arial Narrow" w:cs="Arial"/>
-          <w:color w:val="000000"/>
-          <w:kern w:val="0"/>
-          <w:lang w:eastAsia="es-ES"/>
-          <ns2:ligatures ns2:val="none"/>
+          <w14:ligatures w14:val="none"/>
+        </w:rPr>
+      </w:pPr>
+      <w:r>
+        <w:rPr>
+          <w:rFonts w:ascii="Arial Narrow" w:eastAsia="Times New Roman" w:hAnsi="Arial Narrow" w:cs="Arial"/>
+          <w:color w:val="000000"/>
+          <w:kern w:val="0"/>
+          <w:lang w:eastAsia="es-ES"/>
+          <w14:ligatures w14:val="none"/>
         </w:rPr>
         <w:t xml:space="preserve">El </w:t>
       </w:r>
@@ -861,7 +798,7 @@
           <w:color w:val="000000"/>
           <w:kern w:val="0"/>
           <w:lang w:eastAsia="es-ES"/>
-          <ns2:ligatures ns2:val="none"/>
+          <w14:ligatures w14:val="none"/>
         </w:rPr>
         <w:t xml:space="preserve">22 de marzo de 2023, acudió a la </w:t>
       </w:r>
@@ -871,7 +808,7 @@
           <w:color w:val="000000"/>
           <w:kern w:val="0"/>
           <w:lang w:eastAsia="es-ES"/>
-          <ns2:ligatures ns2:val="none"/>
+          <w14:ligatures w14:val="none"/>
         </w:rPr>
         <w:t>a</w:t>
       </w:r>
@@ -881,7 +818,7 @@
           <w:color w:val="000000"/>
           <w:kern w:val="0"/>
           <w:lang w:eastAsia="es-ES"/>
-          <ns2:ligatures ns2:val="none"/>
+          <w14:ligatures w14:val="none"/>
         </w:rPr>
         <w:t xml:space="preserve">gencia </w:t>
       </w:r>
@@ -891,7 +828,7 @@
           <w:color w:val="000000"/>
           <w:kern w:val="0"/>
           <w:lang w:eastAsia="es-ES"/>
-          <ns2:ligatures ns2:val="none"/>
+          <w14:ligatures w14:val="none"/>
         </w:rPr>
         <w:t>del Banco</w:t>
       </w:r>
@@ -901,7 +838,7 @@
           <w:color w:val="000000"/>
           <w:kern w:val="0"/>
           <w:lang w:eastAsia="es-ES"/>
-          <ns2:ligatures ns2:val="none"/>
+          <w14:ligatures w14:val="none"/>
         </w:rPr>
         <w:t xml:space="preserve">, </w:t>
       </w:r>
@@ -911,7 +848,7 @@
           <w:color w:val="000000"/>
           <w:kern w:val="0"/>
           <w:lang w:eastAsia="es-ES"/>
-          <ns2:ligatures ns2:val="none"/>
+          <w14:ligatures w14:val="none"/>
         </w:rPr>
         <w:t xml:space="preserve">en la </w:t>
       </w:r>
@@ -921,7 +858,7 @@
           <w:color w:val="000000"/>
           <w:kern w:val="0"/>
           <w:lang w:eastAsia="es-ES"/>
-          <ns2:ligatures ns2:val="none"/>
+          <w14:ligatures w14:val="none"/>
         </w:rPr>
         <w:t>sucursal San Juan de Collique</w:t>
       </w:r>
@@ -931,7 +868,7 @@
           <w:color w:val="000000"/>
           <w:kern w:val="0"/>
           <w:lang w:eastAsia="es-ES"/>
-          <ns2:ligatures ns2:val="none"/>
+          <w14:ligatures w14:val="none"/>
         </w:rPr>
         <w:t>, ubicada en Av. Túpac Amaru 5475, distrito de Comas</w:t>
       </w:r>
@@ -941,7 +878,7 @@
           <w:color w:val="000000"/>
           <w:kern w:val="0"/>
           <w:lang w:eastAsia="es-ES"/>
-          <ns2:ligatures ns2:val="none"/>
+          <w14:ligatures w14:val="none"/>
         </w:rPr>
         <w:t>, provincia y departamento de Lima</w:t>
       </w:r>
@@ -951,7 +888,7 @@
           <w:color w:val="000000"/>
           <w:kern w:val="0"/>
           <w:lang w:eastAsia="es-ES"/>
-          <ns2:ligatures ns2:val="none"/>
+          <w14:ligatures w14:val="none"/>
         </w:rPr>
         <w:t xml:space="preserve">, para efectuar un retiro de S/ 29 000,00 de su cuenta de ahorros. Al momento de realizar la operación, fue atendido </w:t>
       </w:r>
@@ -961,7 +898,7 @@
           <w:color w:val="000000"/>
           <w:kern w:val="0"/>
           <w:lang w:eastAsia="es-ES"/>
-          <ns2:ligatures ns2:val="none"/>
+          <w14:ligatures w14:val="none"/>
         </w:rPr>
         <w:t xml:space="preserve">y le informaron </w:t>
       </w:r>
@@ -971,12 +908,12 @@
           <w:color w:val="000000"/>
           <w:kern w:val="0"/>
           <w:lang w:eastAsia="es-ES"/>
-          <ns2:ligatures ns2:val="none"/>
+          <w14:ligatures w14:val="none"/>
         </w:rPr>
         <w:t>sobre un inconveniente técnico con el dispositivo PIN-PAD, solicitando aguardar aproximadamente diez minutos. Transcurrido ese tiempo, se completó el retiro solicitado.</w:t>
       </w:r>
     </w:p>
-    <w:p ns2:paraId="6FF68CCF" ns2:textId="77777777">
+    <w:p>
       <w:pPr>
         <w:pStyle w:val="Prrafodelista"/>
         <w:spacing w:after="0" w:line="240" w:lineRule="auto"/>
@@ -987,11 +924,11 @@
           <w:color w:val="000000"/>
           <w:kern w:val="0"/>
           <w:lang w:eastAsia="es-ES"/>
-          <ns2:ligatures ns2:val="none"/>
-        </w:rPr>
-      </w:pPr>
-    </w:p>
-    <w:p ns2:paraId="4C1EC53E" ns2:textId="66286CD6">
+          <w14:ligatures w14:val="none"/>
+        </w:rPr>
+      </w:pPr>
+    </w:p>
+    <w:p>
       <w:pPr>
         <w:pStyle w:val="Prrafodelista"/>
         <w:numPr>
@@ -1010,16 +947,16 @@
           <w:color w:val="000000"/>
           <w:kern w:val="0"/>
           <w:lang w:eastAsia="es-ES"/>
-          <ns2:ligatures ns2:val="none"/>
-        </w:rPr>
-      </w:pPr>
-      <w:r>
-        <w:rPr>
-          <w:rFonts w:ascii="Arial Narrow" w:eastAsia="Times New Roman" w:hAnsi="Arial Narrow" w:cs="Arial"/>
-          <w:color w:val="000000"/>
-          <w:kern w:val="0"/>
-          <w:lang w:eastAsia="es-ES"/>
-          <ns2:ligatures ns2:val="none"/>
+          <w14:ligatures w14:val="none"/>
+        </w:rPr>
+      </w:pPr>
+      <w:r>
+        <w:rPr>
+          <w:rFonts w:ascii="Arial Narrow" w:eastAsia="Times New Roman" w:hAnsi="Arial Narrow" w:cs="Arial"/>
+          <w:color w:val="000000"/>
+          <w:kern w:val="0"/>
+          <w:lang w:eastAsia="es-ES"/>
+          <w14:ligatures w14:val="none"/>
         </w:rPr>
         <w:t>En esa fecha</w:t>
       </w:r>
@@ -1029,7 +966,7 @@
           <w:color w:val="000000"/>
           <w:kern w:val="0"/>
           <w:lang w:eastAsia="es-ES"/>
-          <ns2:ligatures ns2:val="none"/>
+          <w14:ligatures w14:val="none"/>
         </w:rPr>
         <w:t xml:space="preserve">, durante la operación bancaria, observó un aviso sobre un seguro denominado “Tu Plata Segura” </w:t>
       </w:r>
@@ -1039,7 +976,7 @@
           <w:color w:val="000000"/>
           <w:kern w:val="0"/>
           <w:lang w:eastAsia="es-ES"/>
-          <ns2:ligatures ns2:val="none"/>
+          <w14:ligatures w14:val="none"/>
         </w:rPr>
         <w:t xml:space="preserve">(en adelante, Seguro Antirrobos) </w:t>
       </w:r>
@@ -1049,7 +986,7 @@
           <w:color w:val="000000"/>
           <w:kern w:val="0"/>
           <w:lang w:eastAsia="es-ES"/>
-          <ns2:ligatures ns2:val="none"/>
+          <w14:ligatures w14:val="none"/>
         </w:rPr>
         <w:t xml:space="preserve">y consultó sobre sus condiciones y cobertura. </w:t>
       </w:r>
@@ -1059,7 +996,7 @@
           <w:color w:val="000000"/>
           <w:kern w:val="0"/>
           <w:lang w:eastAsia="es-ES"/>
-          <ns2:ligatures ns2:val="none"/>
+          <w14:ligatures w14:val="none"/>
         </w:rPr>
         <w:t>Le indicaron que</w:t>
       </w:r>
@@ -1069,7 +1006,7 @@
           <w:color w:val="000000"/>
           <w:kern w:val="0"/>
           <w:lang w:eastAsia="es-ES"/>
-          <ns2:ligatures ns2:val="none"/>
+          <w14:ligatures w14:val="none"/>
         </w:rPr>
         <w:t xml:space="preserve"> vigencia del seguro era de cuatro horas posteriores al retiro, con un monto máximo de cobertura de S/ 25 000,00. En consecuencia, contrató dicho seguro, efectuando el pago de S/ 25,90 en efectivo y formalizando la contratación mediante su firma y huella dactilar en los documentos entregados en ventanilla. </w:t>
       </w:r>
@@ -1079,7 +1016,7 @@
           <w:color w:val="000000"/>
           <w:kern w:val="0"/>
           <w:lang w:eastAsia="es-ES"/>
-          <ns2:ligatures ns2:val="none"/>
+          <w14:ligatures w14:val="none"/>
         </w:rPr>
         <w:t>N</w:t>
       </w:r>
@@ -1089,7 +1026,7 @@
           <w:color w:val="000000"/>
           <w:kern w:val="0"/>
           <w:lang w:eastAsia="es-ES"/>
-          <ns2:ligatures ns2:val="none"/>
+          <w14:ligatures w14:val="none"/>
         </w:rPr>
         <w:t>o se le proporcionó información específica sobre el procedimiento para activar la cobertura en caso de siniestro.</w:t>
       </w:r>
@@ -1099,7 +1036,7 @@
           <w:color w:val="000000"/>
           <w:kern w:val="0"/>
           <w:lang w:eastAsia="es-ES"/>
-          <ns2:ligatures ns2:val="none"/>
+          <w14:ligatures w14:val="none"/>
         </w:rPr>
         <w:t xml:space="preserve"> </w:t>
       </w:r>
@@ -1109,12 +1046,12 @@
           <w:color w:val="000000"/>
           <w:kern w:val="0"/>
           <w:lang w:eastAsia="es-ES"/>
-          <ns2:ligatures ns2:val="none"/>
+          <w14:ligatures w14:val="none"/>
         </w:rPr>
         <w:t xml:space="preserve">Posterior a la formalización, se retiró de la agencia con un sobre manila que contenía el dinero retirado. La operación bancaria quedó registrada bajo el número de Operación 1660126. </w:t>
       </w:r>
     </w:p>
-    <w:p ns2:paraId="15134B65" ns2:textId="77777777">
+    <w:p>
       <w:pPr>
         <w:pStyle w:val="Prrafodelista"/>
         <w:spacing w:after="0"/>
@@ -1125,11 +1062,11 @@
           <w:color w:val="000000"/>
           <w:kern w:val="0"/>
           <w:lang w:eastAsia="es-ES"/>
-          <ns2:ligatures ns2:val="none"/>
-        </w:rPr>
-      </w:pPr>
-    </w:p>
-    <w:p ns2:paraId="3214A296" ns2:textId="2237CE94">
+          <w14:ligatures w14:val="none"/>
+        </w:rPr>
+      </w:pPr>
+    </w:p>
+    <w:p>
       <w:pPr>
         <w:pStyle w:val="Prrafodelista"/>
         <w:numPr>
@@ -1148,16 +1085,16 @@
           <w:color w:val="000000"/>
           <w:kern w:val="0"/>
           <w:lang w:eastAsia="es-ES"/>
-          <ns2:ligatures ns2:val="none"/>
-        </w:rPr>
-      </w:pPr>
-      <w:r>
-        <w:rPr>
-          <w:rFonts w:ascii="Arial Narrow" w:eastAsia="Times New Roman" w:hAnsi="Arial Narrow" w:cs="Arial"/>
-          <w:color w:val="000000"/>
-          <w:kern w:val="0"/>
-          <w:lang w:eastAsia="es-ES"/>
-          <ns2:ligatures ns2:val="none"/>
+          <w14:ligatures w14:val="none"/>
+        </w:rPr>
+      </w:pPr>
+      <w:r>
+        <w:rPr>
+          <w:rFonts w:ascii="Arial Narrow" w:eastAsia="Times New Roman" w:hAnsi="Arial Narrow" w:cs="Arial"/>
+          <w:color w:val="000000"/>
+          <w:kern w:val="0"/>
+          <w:lang w:eastAsia="es-ES"/>
+          <w14:ligatures w14:val="none"/>
         </w:rPr>
         <w:t xml:space="preserve">Posteriormente, el mismo </w:t>
       </w:r>
@@ -1167,7 +1104,7 @@
           <w:color w:val="000000"/>
           <w:kern w:val="0"/>
           <w:lang w:eastAsia="es-ES"/>
-          <ns2:ligatures ns2:val="none"/>
+          <w14:ligatures w14:val="none"/>
         </w:rPr>
         <w:t xml:space="preserve">22 de marzo de 2023, alrededor de las 11:50 a.m., mientras transitaba por la Avenida Parque Raúl Porras Barrenechea, en la parte posterior de la Municipalidad Distrital de </w:t>
       </w:r>
@@ -1178,7 +1115,7 @@
           <w:color w:val="000000"/>
           <w:kern w:val="0"/>
           <w:lang w:eastAsia="es-ES"/>
-          <ns2:ligatures ns2:val="none"/>
+          <w14:ligatures w14:val="none"/>
         </w:rPr>
         <w:t>Carabayllo</w:t>
       </w:r>
@@ -1189,7 +1126,7 @@
           <w:color w:val="000000"/>
           <w:kern w:val="0"/>
           <w:lang w:eastAsia="es-ES"/>
-          <ns2:ligatures ns2:val="none"/>
+          <w14:ligatures w14:val="none"/>
         </w:rPr>
         <w:t xml:space="preserve">, </w:t>
       </w:r>
@@ -1199,7 +1136,7 @@
           <w:color w:val="000000"/>
           <w:kern w:val="0"/>
           <w:lang w:eastAsia="es-ES"/>
-          <ns2:ligatures ns2:val="none"/>
+          <w14:ligatures w14:val="none"/>
         </w:rPr>
         <w:t>se le aproximó</w:t>
       </w:r>
@@ -1209,7 +1146,7 @@
           <w:color w:val="000000"/>
           <w:kern w:val="0"/>
           <w:lang w:eastAsia="es-ES"/>
-          <ns2:ligatures ns2:val="none"/>
+          <w14:ligatures w14:val="none"/>
         </w:rPr>
         <w:t xml:space="preserve"> un sujeto masculino que, mediante amenaza con presión en la región lumbar, </w:t>
       </w:r>
@@ -1219,7 +1156,7 @@
           <w:color w:val="000000"/>
           <w:kern w:val="0"/>
           <w:lang w:eastAsia="es-ES"/>
-          <ns2:ligatures ns2:val="none"/>
+          <w14:ligatures w14:val="none"/>
         </w:rPr>
         <w:t xml:space="preserve">le </w:t>
       </w:r>
@@ -1229,7 +1166,7 @@
           <w:color w:val="000000"/>
           <w:kern w:val="0"/>
           <w:lang w:eastAsia="es-ES"/>
-          <ns2:ligatures ns2:val="none"/>
+          <w14:ligatures w14:val="none"/>
         </w:rPr>
         <w:t xml:space="preserve">exigió la entrega de un canguro negro que contenía un sobre manila con S/ 29 000,00, monto retirado minutos antes en la agencia bancaria. El agresor huyó en dirección desconocida. </w:t>
       </w:r>
@@ -1239,7 +1176,7 @@
           <w:color w:val="000000"/>
           <w:kern w:val="0"/>
           <w:lang w:eastAsia="es-ES"/>
-          <ns2:ligatures ns2:val="none"/>
+          <w14:ligatures w14:val="none"/>
         </w:rPr>
         <w:t>D</w:t>
       </w:r>
@@ -1249,7 +1186,7 @@
           <w:color w:val="000000"/>
           <w:kern w:val="0"/>
           <w:lang w:eastAsia="es-ES"/>
-          <ns2:ligatures ns2:val="none"/>
+          <w14:ligatures w14:val="none"/>
         </w:rPr>
         <w:t>escribió las características físicas y vestimenta del sujeto.</w:t>
       </w:r>
@@ -1259,7 +1196,7 @@
           <w:color w:val="000000"/>
           <w:kern w:val="0"/>
           <w:lang w:eastAsia="es-ES"/>
-          <ns2:ligatures ns2:val="none"/>
+          <w14:ligatures w14:val="none"/>
         </w:rPr>
         <w:t xml:space="preserve"> </w:t>
       </w:r>
@@ -1269,7 +1206,7 @@
           <w:color w:val="000000"/>
           <w:kern w:val="0"/>
           <w:lang w:eastAsia="es-ES"/>
-          <ns2:ligatures ns2:val="none"/>
+          <w14:ligatures w14:val="none"/>
         </w:rPr>
         <w:t xml:space="preserve">El mismo día, aproximadamente a la 01:10 p.m., se presentó en el Departamento de Investigación Criminal (DEPINCRI) </w:t>
       </w:r>
@@ -1279,7 +1216,7 @@
           <w:color w:val="000000"/>
           <w:kern w:val="0"/>
           <w:lang w:eastAsia="es-ES"/>
-          <ns2:ligatures ns2:val="none"/>
+          <w14:ligatures w14:val="none"/>
         </w:rPr>
         <w:t xml:space="preserve">de la Policía Nacional del Perú </w:t>
       </w:r>
@@ -1289,7 +1226,7 @@
           <w:color w:val="000000"/>
           <w:kern w:val="0"/>
           <w:lang w:eastAsia="es-ES"/>
-          <ns2:ligatures ns2:val="none"/>
+          <w14:ligatures w14:val="none"/>
         </w:rPr>
         <w:t xml:space="preserve">para formalizar una denuncia penal por robo agravado. Como sustento, adjuntó copia del </w:t>
       </w:r>
@@ -1300,7 +1237,7 @@
           <w:color w:val="000000"/>
           <w:kern w:val="0"/>
           <w:lang w:eastAsia="es-ES"/>
-          <ns2:ligatures ns2:val="none"/>
+          <w14:ligatures w14:val="none"/>
         </w:rPr>
         <w:t>voucher</w:t>
       </w:r>
@@ -1311,12 +1248,12 @@
           <w:color w:val="000000"/>
           <w:kern w:val="0"/>
           <w:lang w:eastAsia="es-ES"/>
-          <ns2:ligatures ns2:val="none"/>
+          <w14:ligatures w14:val="none"/>
         </w:rPr>
         <w:t xml:space="preserve"> bancario correspondiente al retiro efectuado. La diligencia policial preliminar concluyó alrededor de la 01:50 p.m., firmándose la denuncia ante el instructor policial responsable.</w:t>
       </w:r>
     </w:p>
-    <w:p ns2:paraId="21C11E37" ns2:textId="354972BE">
+    <w:p>
       <w:pPr>
         <w:pStyle w:val="Prrafodelista"/>
         <w:numPr>
@@ -1335,16 +1272,16 @@
           <w:color w:val="000000"/>
           <w:kern w:val="0"/>
           <w:lang w:eastAsia="es-ES"/>
-          <ns2:ligatures ns2:val="none"/>
-        </w:rPr>
-      </w:pPr>
-      <w:r>
-        <w:rPr>
-          <w:rFonts w:ascii="Arial Narrow" w:eastAsia="Times New Roman" w:hAnsi="Arial Narrow" w:cs="Arial"/>
-          <w:color w:val="000000"/>
-          <w:kern w:val="0"/>
-          <w:lang w:eastAsia="es-ES"/>
-          <ns2:ligatures ns2:val="none"/>
+          <w14:ligatures w14:val="none"/>
+        </w:rPr>
+      </w:pPr>
+      <w:r>
+        <w:rPr>
+          <w:rFonts w:ascii="Arial Narrow" w:eastAsia="Times New Roman" w:hAnsi="Arial Narrow" w:cs="Arial"/>
+          <w:color w:val="000000"/>
+          <w:kern w:val="0"/>
+          <w:lang w:eastAsia="es-ES"/>
+          <w14:ligatures w14:val="none"/>
         </w:rPr>
         <w:lastRenderedPageBreak/>
         <w:t xml:space="preserve">Posteriormente, el </w:t>
@@ -1355,7 +1292,7 @@
           <w:color w:val="000000"/>
           <w:kern w:val="0"/>
           <w:lang w:eastAsia="es-ES"/>
-          <ns2:ligatures ns2:val="none"/>
+          <w14:ligatures w14:val="none"/>
         </w:rPr>
         <w:t xml:space="preserve">mismo </w:t>
       </w:r>
@@ -1365,7 +1302,7 @@
           <w:color w:val="000000"/>
           <w:kern w:val="0"/>
           <w:lang w:eastAsia="es-ES"/>
-          <ns2:ligatures ns2:val="none"/>
+          <w14:ligatures w14:val="none"/>
         </w:rPr>
         <w:t>22 de marzo de 2023, cerca de las 02:00 p.m., contactó a la central telefónica de</w:t>
       </w:r>
@@ -1375,7 +1312,7 @@
           <w:color w:val="000000"/>
           <w:kern w:val="0"/>
           <w:lang w:eastAsia="es-ES"/>
-          <ns2:ligatures ns2:val="none"/>
+          <w14:ligatures w14:val="none"/>
         </w:rPr>
         <w:t xml:space="preserve">l banco </w:t>
       </w:r>
@@ -1385,7 +1322,7 @@
           <w:color w:val="000000"/>
           <w:kern w:val="0"/>
           <w:lang w:eastAsia="es-ES"/>
-          <ns2:ligatures ns2:val="none"/>
+          <w14:ligatures w14:val="none"/>
         </w:rPr>
         <w:t xml:space="preserve">para notificar el siniestro y solicitar información sobre el procedimiento para activar el </w:t>
       </w:r>
@@ -1395,7 +1332,7 @@
           <w:color w:val="000000"/>
           <w:kern w:val="0"/>
           <w:lang w:eastAsia="es-ES"/>
-          <ns2:ligatures ns2:val="none"/>
+          <w14:ligatures w14:val="none"/>
         </w:rPr>
         <w:t>Seguro Antirrobos</w:t>
       </w:r>
@@ -1405,7 +1342,7 @@
           <w:color w:val="000000"/>
           <w:kern w:val="0"/>
           <w:lang w:eastAsia="es-ES"/>
-          <ns2:ligatures ns2:val="none"/>
+          <w14:ligatures w14:val="none"/>
         </w:rPr>
         <w:t xml:space="preserve">. Durante la llamada, la asesora </w:t>
       </w:r>
@@ -1415,7 +1352,7 @@
           <w:color w:val="000000"/>
           <w:kern w:val="0"/>
           <w:lang w:eastAsia="es-ES"/>
-          <ns2:ligatures ns2:val="none"/>
+          <w14:ligatures w14:val="none"/>
         </w:rPr>
         <w:t xml:space="preserve">del Banco </w:t>
       </w:r>
@@ -1425,7 +1362,7 @@
           <w:color w:val="000000"/>
           <w:kern w:val="0"/>
           <w:lang w:eastAsia="es-ES"/>
-          <ns2:ligatures ns2:val="none"/>
+          <w14:ligatures w14:val="none"/>
         </w:rPr>
         <w:t xml:space="preserve">negó la existencia del seguro y afirmó que </w:t>
       </w:r>
@@ -1435,7 +1372,7 @@
           <w:color w:val="000000"/>
           <w:kern w:val="0"/>
           <w:lang w:eastAsia="es-ES"/>
-          <ns2:ligatures ns2:val="none"/>
+          <w14:ligatures w14:val="none"/>
         </w:rPr>
         <w:t>el Banco</w:t>
       </w:r>
@@ -1445,7 +1382,7 @@
           <w:color w:val="000000"/>
           <w:kern w:val="0"/>
           <w:lang w:eastAsia="es-ES"/>
-          <ns2:ligatures ns2:val="none"/>
+          <w14:ligatures w14:val="none"/>
         </w:rPr>
         <w:t xml:space="preserve"> no ofrecía cobertura ante robos posteriores a retiros en ventanilla</w:t>
       </w:r>
@@ -1455,7 +1392,7 @@
           <w:color w:val="000000"/>
           <w:kern w:val="0"/>
           <w:lang w:eastAsia="es-ES"/>
-          <ns2:ligatures ns2:val="none"/>
+          <w14:ligatures w14:val="none"/>
         </w:rPr>
         <w:t xml:space="preserve">; la </w:t>
       </w:r>
@@ -1465,7 +1402,7 @@
           <w:color w:val="000000"/>
           <w:kern w:val="0"/>
           <w:lang w:eastAsia="es-ES"/>
-          <ns2:ligatures ns2:val="none"/>
+          <w14:ligatures w14:val="none"/>
         </w:rPr>
         <w:t xml:space="preserve">llamada terminó sin que se </w:t>
       </w:r>
@@ -1475,7 +1412,7 @@
           <w:color w:val="000000"/>
           <w:kern w:val="0"/>
           <w:lang w:eastAsia="es-ES"/>
-          <ns2:ligatures ns2:val="none"/>
+          <w14:ligatures w14:val="none"/>
         </w:rPr>
         <w:t xml:space="preserve">le </w:t>
       </w:r>
@@ -1485,12 +1422,12 @@
           <w:color w:val="000000"/>
           <w:kern w:val="0"/>
           <w:lang w:eastAsia="es-ES"/>
-          <ns2:ligatures ns2:val="none"/>
+          <w14:ligatures w14:val="none"/>
         </w:rPr>
         <w:t>brindara información precisa. Luego de dicha llamada, efectuó múltiples gestiones telefónicas relacionadas con la activación del seguro, recibiendo respuestas negativas que dificultaron la obtención de información para hacer efectiva la cobertura.</w:t>
       </w:r>
     </w:p>
-    <w:p ns2:paraId="1E3AA1A4" ns2:textId="77777777">
+    <w:p>
       <w:pPr>
         <w:pStyle w:val="Prrafodelista"/>
         <w:spacing w:after="0"/>
@@ -1501,11 +1438,11 @@
           <w:color w:val="000000"/>
           <w:kern w:val="0"/>
           <w:lang w:eastAsia="es-ES"/>
-          <ns2:ligatures ns2:val="none"/>
-        </w:rPr>
-      </w:pPr>
-    </w:p>
-    <w:p ns2:paraId="11158E2D" ns2:textId="0177D2F1">
+          <w14:ligatures w14:val="none"/>
+        </w:rPr>
+      </w:pPr>
+    </w:p>
+    <w:p>
       <w:pPr>
         <w:pStyle w:val="Prrafodelista"/>
         <w:numPr>
@@ -1524,16 +1461,16 @@
           <w:color w:val="000000"/>
           <w:kern w:val="0"/>
           <w:lang w:eastAsia="es-ES"/>
-          <ns2:ligatures ns2:val="none"/>
-        </w:rPr>
-      </w:pPr>
-      <w:r>
-        <w:rPr>
-          <w:rFonts w:ascii="Arial Narrow" w:eastAsia="Times New Roman" w:hAnsi="Arial Narrow" w:cs="Arial"/>
-          <w:color w:val="000000"/>
-          <w:kern w:val="0"/>
-          <w:lang w:eastAsia="es-ES"/>
-          <ns2:ligatures ns2:val="none"/>
+          <w14:ligatures w14:val="none"/>
+        </w:rPr>
+      </w:pPr>
+      <w:r>
+        <w:rPr>
+          <w:rFonts w:ascii="Arial Narrow" w:eastAsia="Times New Roman" w:hAnsi="Arial Narrow" w:cs="Arial"/>
+          <w:color w:val="000000"/>
+          <w:kern w:val="0"/>
+          <w:lang w:eastAsia="es-ES"/>
+          <w14:ligatures w14:val="none"/>
         </w:rPr>
         <w:t xml:space="preserve">El 22 de marzo de 2023, alrededor de las 04:00 p.m., acudió presencialmente a la Agencia </w:t>
       </w:r>
@@ -1543,7 +1480,7 @@
           <w:color w:val="000000"/>
           <w:kern w:val="0"/>
           <w:lang w:eastAsia="es-ES"/>
-          <ns2:ligatures ns2:val="none"/>
+          <w14:ligatures w14:val="none"/>
         </w:rPr>
         <w:t>del Banco</w:t>
       </w:r>
@@ -1553,7 +1490,7 @@
           <w:color w:val="000000"/>
           <w:kern w:val="0"/>
           <w:lang w:eastAsia="es-ES"/>
-          <ns2:ligatures ns2:val="none"/>
+          <w14:ligatures w14:val="none"/>
         </w:rPr>
         <w:t xml:space="preserve"> en</w:t>
       </w:r>
@@ -1563,7 +1500,7 @@
           <w:color w:val="000000"/>
           <w:kern w:val="0"/>
           <w:lang w:eastAsia="es-ES"/>
-          <ns2:ligatures ns2:val="none"/>
+          <w14:ligatures w14:val="none"/>
         </w:rPr>
         <w:t xml:space="preserve"> el distrito de</w:t>
       </w:r>
@@ -1573,7 +1510,7 @@
           <w:color w:val="000000"/>
           <w:kern w:val="0"/>
           <w:lang w:eastAsia="es-ES"/>
-          <ns2:ligatures ns2:val="none"/>
+          <w14:ligatures w14:val="none"/>
         </w:rPr>
         <w:t xml:space="preserve"> Comas para solicitar la activación del </w:t>
       </w:r>
@@ -1583,7 +1520,7 @@
           <w:color w:val="000000"/>
           <w:kern w:val="0"/>
           <w:lang w:eastAsia="es-ES"/>
-          <ns2:ligatures ns2:val="none"/>
+          <w14:ligatures w14:val="none"/>
         </w:rPr>
         <w:t>Seguro Antirrobos</w:t>
       </w:r>
@@ -1593,7 +1530,7 @@
           <w:color w:val="000000"/>
           <w:kern w:val="0"/>
           <w:lang w:eastAsia="es-ES"/>
-          <ns2:ligatures ns2:val="none"/>
+          <w14:ligatures w14:val="none"/>
         </w:rPr>
         <w:t xml:space="preserve">. Durante la atención, presentó la denuncia policial y el </w:t>
       </w:r>
@@ -1604,7 +1541,7 @@
           <w:color w:val="000000"/>
           <w:kern w:val="0"/>
           <w:lang w:eastAsia="es-ES"/>
-          <ns2:ligatures ns2:val="none"/>
+          <w14:ligatures w14:val="none"/>
         </w:rPr>
         <w:t>voucher</w:t>
       </w:r>
@@ -1615,7 +1552,7 @@
           <w:color w:val="000000"/>
           <w:kern w:val="0"/>
           <w:lang w:eastAsia="es-ES"/>
-          <ns2:ligatures ns2:val="none"/>
+          <w14:ligatures w14:val="none"/>
         </w:rPr>
         <w:t xml:space="preserve"> bancario del retiro por S/ 29 000,00, e informó sobre el hecho delictivo. El personal de la agencia</w:t>
       </w:r>
@@ -1625,7 +1562,7 @@
           <w:color w:val="000000"/>
           <w:kern w:val="0"/>
           <w:lang w:eastAsia="es-ES"/>
-          <ns2:ligatures ns2:val="none"/>
+          <w14:ligatures w14:val="none"/>
         </w:rPr>
         <w:t xml:space="preserve"> del Banco </w:t>
       </w:r>
@@ -1635,7 +1572,7 @@
           <w:color w:val="000000"/>
           <w:kern w:val="0"/>
           <w:lang w:eastAsia="es-ES"/>
-          <ns2:ligatures ns2:val="none"/>
+          <w14:ligatures w14:val="none"/>
         </w:rPr>
         <w:t xml:space="preserve">le </w:t>
       </w:r>
@@ -1645,7 +1582,7 @@
           <w:color w:val="000000"/>
           <w:kern w:val="0"/>
           <w:lang w:eastAsia="es-ES"/>
-          <ns2:ligatures ns2:val="none"/>
+          <w14:ligatures w14:val="none"/>
         </w:rPr>
         <w:t>manifest</w:t>
       </w:r>
@@ -1655,7 +1592,7 @@
           <w:color w:val="000000"/>
           <w:kern w:val="0"/>
           <w:lang w:eastAsia="es-ES"/>
-          <ns2:ligatures ns2:val="none"/>
+          <w14:ligatures w14:val="none"/>
         </w:rPr>
         <w:t>ó</w:t>
       </w:r>
@@ -1665,7 +1602,7 @@
           <w:color w:val="000000"/>
           <w:kern w:val="0"/>
           <w:lang w:eastAsia="es-ES"/>
-          <ns2:ligatures ns2:val="none"/>
+          <w14:ligatures w14:val="none"/>
         </w:rPr>
         <w:t xml:space="preserve"> desconocimiento respecto al seguro y entregó información contradictoria sobre el periodo de cobertura, señalando inicialmente dos horas, diferente a las cuatro horas indicadas previamente.</w:t>
       </w:r>
@@ -1675,7 +1612,7 @@
           <w:color w:val="000000"/>
           <w:kern w:val="0"/>
           <w:lang w:eastAsia="es-ES"/>
-          <ns2:ligatures ns2:val="none"/>
+          <w14:ligatures w14:val="none"/>
         </w:rPr>
         <w:t xml:space="preserve"> </w:t>
       </w:r>
@@ -1685,7 +1622,7 @@
           <w:color w:val="000000"/>
           <w:kern w:val="0"/>
           <w:lang w:eastAsia="es-ES"/>
-          <ns2:ligatures ns2:val="none"/>
+          <w14:ligatures w14:val="none"/>
         </w:rPr>
         <w:t xml:space="preserve">Además, </w:t>
       </w:r>
@@ -1695,7 +1632,7 @@
           <w:color w:val="000000"/>
           <w:kern w:val="0"/>
           <w:lang w:eastAsia="es-ES"/>
-          <ns2:ligatures ns2:val="none"/>
+          <w14:ligatures w14:val="none"/>
         </w:rPr>
         <w:t>señala que le indicaron</w:t>
       </w:r>
@@ -1705,7 +1642,7 @@
           <w:color w:val="000000"/>
           <w:kern w:val="0"/>
           <w:lang w:eastAsia="es-ES"/>
-          <ns2:ligatures ns2:val="none"/>
+          <w14:ligatures w14:val="none"/>
         </w:rPr>
         <w:t xml:space="preserve"> que la activación del seguro debía gestionarse exclusivamente en la sucursal San Juan de Collique, negando la tramitación en la agencia Comas. </w:t>
       </w:r>
@@ -1715,7 +1652,7 @@
           <w:color w:val="000000"/>
           <w:kern w:val="0"/>
           <w:lang w:eastAsia="es-ES"/>
-          <ns2:ligatures ns2:val="none"/>
+          <w14:ligatures w14:val="none"/>
         </w:rPr>
         <w:t>Posteriormente</w:t>
       </w:r>
@@ -1725,7 +1662,7 @@
           <w:color w:val="000000"/>
           <w:kern w:val="0"/>
           <w:lang w:eastAsia="es-ES"/>
-          <ns2:ligatures ns2:val="none"/>
+          <w14:ligatures w14:val="none"/>
         </w:rPr>
         <w:t xml:space="preserve">, </w:t>
       </w:r>
@@ -1735,7 +1672,7 @@
           <w:color w:val="000000"/>
           <w:kern w:val="0"/>
           <w:lang w:eastAsia="es-ES"/>
-          <ns2:ligatures ns2:val="none"/>
+          <w14:ligatures w14:val="none"/>
         </w:rPr>
         <w:t>luego de insistir</w:t>
       </w:r>
@@ -1745,12 +1682,12 @@
           <w:color w:val="000000"/>
           <w:kern w:val="0"/>
           <w:lang w:eastAsia="es-ES"/>
-          <ns2:ligatures ns2:val="none"/>
+          <w14:ligatures w14:val="none"/>
         </w:rPr>
         <w:t xml:space="preserve">, la documentación fue aceptada para la activación de la cobertura, generándose el código de trámite SEG 21950. </w:t>
       </w:r>
     </w:p>
-    <w:p ns2:paraId="7AEA5350" ns2:textId="77777777">
+    <w:p>
       <w:pPr>
         <w:pStyle w:val="Prrafodelista"/>
         <w:spacing w:after="0"/>
@@ -1761,11 +1698,11 @@
           <w:color w:val="000000"/>
           <w:kern w:val="0"/>
           <w:lang w:eastAsia="es-ES"/>
-          <ns2:ligatures ns2:val="none"/>
-        </w:rPr>
-      </w:pPr>
-    </w:p>
-    <w:p ns2:paraId="5A064E9D" ns2:textId="3E5A5E90">
+          <w14:ligatures w14:val="none"/>
+        </w:rPr>
+      </w:pPr>
+    </w:p>
+    <w:p>
       <w:pPr>
         <w:pStyle w:val="Prrafodelista"/>
         <w:numPr>
@@ -1784,16 +1721,16 @@
           <w:color w:val="000000"/>
           <w:kern w:val="0"/>
           <w:lang w:eastAsia="es-ES"/>
-          <ns2:ligatures ns2:val="none"/>
-        </w:rPr>
-      </w:pPr>
-      <w:r>
-        <w:rPr>
-          <w:rFonts w:ascii="Arial Narrow" w:eastAsia="Times New Roman" w:hAnsi="Arial Narrow" w:cs="Arial"/>
-          <w:color w:val="000000"/>
-          <w:kern w:val="0"/>
-          <w:lang w:eastAsia="es-ES"/>
-          <ns2:ligatures ns2:val="none"/>
+          <w14:ligatures w14:val="none"/>
+        </w:rPr>
+      </w:pPr>
+      <w:r>
+        <w:rPr>
+          <w:rFonts w:ascii="Arial Narrow" w:eastAsia="Times New Roman" w:hAnsi="Arial Narrow" w:cs="Arial"/>
+          <w:color w:val="000000"/>
+          <w:kern w:val="0"/>
+          <w:lang w:eastAsia="es-ES"/>
+          <w14:ligatures w14:val="none"/>
         </w:rPr>
         <w:t xml:space="preserve">El 31 de marzo de 2023, acudió a la sede principal de </w:t>
       </w:r>
@@ -1803,7 +1740,7 @@
           <w:color w:val="000000"/>
           <w:kern w:val="0"/>
           <w:lang w:eastAsia="es-ES"/>
-          <ns2:ligatures ns2:val="none"/>
+          <w14:ligatures w14:val="none"/>
         </w:rPr>
         <w:t>Pacífico</w:t>
       </w:r>
@@ -1813,7 +1750,7 @@
           <w:color w:val="000000"/>
           <w:kern w:val="0"/>
           <w:lang w:eastAsia="es-ES"/>
-          <ns2:ligatures ns2:val="none"/>
+          <w14:ligatures w14:val="none"/>
         </w:rPr>
         <w:t xml:space="preserve">, ubicada en Av. Juan de Arona 830, </w:t>
       </w:r>
@@ -1823,7 +1760,7 @@
           <w:color w:val="000000"/>
           <w:kern w:val="0"/>
           <w:lang w:eastAsia="es-ES"/>
-          <ns2:ligatures ns2:val="none"/>
+          <w14:ligatures w14:val="none"/>
         </w:rPr>
         <w:t xml:space="preserve">distrito de </w:t>
       </w:r>
@@ -1833,7 +1770,7 @@
           <w:color w:val="000000"/>
           <w:kern w:val="0"/>
           <w:lang w:eastAsia="es-ES"/>
-          <ns2:ligatures ns2:val="none"/>
+          <w14:ligatures w14:val="none"/>
         </w:rPr>
         <w:t xml:space="preserve">San Isidro, para verificar si </w:t>
       </w:r>
@@ -1843,7 +1780,7 @@
           <w:color w:val="000000"/>
           <w:kern w:val="0"/>
           <w:lang w:eastAsia="es-ES"/>
-          <ns2:ligatures ns2:val="none"/>
+          <w14:ligatures w14:val="none"/>
         </w:rPr>
         <w:t>el Banco</w:t>
       </w:r>
@@ -1853,7 +1790,7 @@
           <w:color w:val="000000"/>
           <w:kern w:val="0"/>
           <w:lang w:eastAsia="es-ES"/>
-          <ns2:ligatures ns2:val="none"/>
+          <w14:ligatures w14:val="none"/>
         </w:rPr>
         <w:t xml:space="preserve"> había remitido la documentación necesaria para la activación del seguro. </w:t>
       </w:r>
@@ -1863,7 +1800,7 @@
           <w:color w:val="000000"/>
           <w:kern w:val="0"/>
           <w:lang w:eastAsia="es-ES"/>
-          <ns2:ligatures ns2:val="none"/>
+          <w14:ligatures w14:val="none"/>
         </w:rPr>
         <w:t xml:space="preserve">Pacífico le </w:t>
       </w:r>
@@ -1873,7 +1810,7 @@
           <w:color w:val="000000"/>
           <w:kern w:val="0"/>
           <w:lang w:eastAsia="es-ES"/>
-          <ns2:ligatures ns2:val="none"/>
+          <w14:ligatures w14:val="none"/>
         </w:rPr>
         <w:t xml:space="preserve">informó que no existía registro ni documentación enviada por </w:t>
       </w:r>
@@ -1883,7 +1820,7 @@
           <w:color w:val="000000"/>
           <w:kern w:val="0"/>
           <w:lang w:eastAsia="es-ES"/>
-          <ns2:ligatures ns2:val="none"/>
+          <w14:ligatures w14:val="none"/>
         </w:rPr>
         <w:t>el Banco</w:t>
       </w:r>
@@ -1893,7 +1830,7 @@
           <w:color w:val="000000"/>
           <w:kern w:val="0"/>
           <w:lang w:eastAsia="es-ES"/>
-          <ns2:ligatures ns2:val="none"/>
+          <w14:ligatures w14:val="none"/>
         </w:rPr>
         <w:t xml:space="preserve"> relativa al siniestro reportado el 22 de marzo de 2023, y que no se había realizado la derivación correspondiente para la activación de la cobertura.</w:t>
       </w:r>
@@ -1903,7 +1840,7 @@
           <w:color w:val="000000"/>
           <w:kern w:val="0"/>
           <w:lang w:eastAsia="es-ES"/>
-          <ns2:ligatures ns2:val="none"/>
+          <w14:ligatures w14:val="none"/>
         </w:rPr>
         <w:t xml:space="preserve"> Pacífico le </w:t>
       </w:r>
@@ -1913,7 +1850,7 @@
           <w:color w:val="000000"/>
           <w:kern w:val="0"/>
           <w:lang w:eastAsia="es-ES"/>
-          <ns2:ligatures ns2:val="none"/>
+          <w14:ligatures w14:val="none"/>
         </w:rPr>
         <w:t>señaló que la presentación de documentos en la Agencia Comas de</w:t>
       </w:r>
@@ -1923,7 +1860,7 @@
           <w:color w:val="000000"/>
           <w:kern w:val="0"/>
           <w:lang w:eastAsia="es-ES"/>
-          <ns2:ligatures ns2:val="none"/>
+          <w14:ligatures w14:val="none"/>
         </w:rPr>
         <w:t xml:space="preserve">l Banco </w:t>
       </w:r>
@@ -1933,7 +1870,7 @@
           <w:color w:val="000000"/>
           <w:kern w:val="0"/>
           <w:lang w:eastAsia="es-ES"/>
-          <ns2:ligatures ns2:val="none"/>
+          <w14:ligatures w14:val="none"/>
         </w:rPr>
         <w:t xml:space="preserve">no implicaba la activación del seguro, dado que la derivación a </w:t>
       </w:r>
@@ -1943,7 +1880,7 @@
           <w:color w:val="000000"/>
           <w:kern w:val="0"/>
           <w:lang w:eastAsia="es-ES"/>
-          <ns2:ligatures ns2:val="none"/>
+          <w14:ligatures w14:val="none"/>
         </w:rPr>
         <w:t xml:space="preserve">Pacífico </w:t>
       </w:r>
@@ -1953,7 +1890,7 @@
           <w:color w:val="000000"/>
           <w:kern w:val="0"/>
           <w:lang w:eastAsia="es-ES"/>
-          <ns2:ligatures ns2:val="none"/>
+          <w14:ligatures w14:val="none"/>
         </w:rPr>
         <w:t>era requisito indispensable y no se había cumplido. Durante la visita, manifestó preocupación por la negativa reiterada de</w:t>
       </w:r>
@@ -1963,7 +1900,7 @@
           <w:color w:val="000000"/>
           <w:kern w:val="0"/>
           <w:lang w:eastAsia="es-ES"/>
-          <ns2:ligatures ns2:val="none"/>
+          <w14:ligatures w14:val="none"/>
         </w:rPr>
         <w:t xml:space="preserve">l Banco </w:t>
       </w:r>
@@ -1973,7 +1910,7 @@
           <w:color w:val="000000"/>
           <w:kern w:val="0"/>
           <w:lang w:eastAsia="es-ES"/>
-          <ns2:ligatures ns2:val="none"/>
+          <w14:ligatures w14:val="none"/>
         </w:rPr>
         <w:t>a reconocer la existencia del seguro, situación respaldada por transcripciones y grabaciones aportadas.</w:t>
       </w:r>
@@ -1983,12 +1920,12 @@
           <w:color w:val="000000"/>
           <w:kern w:val="0"/>
           <w:lang w:eastAsia="es-ES"/>
-          <ns2:ligatures ns2:val="none"/>
+          <w14:ligatures w14:val="none"/>
         </w:rPr>
         <w:t xml:space="preserve"> </w:t>
       </w:r>
     </w:p>
-    <w:p ns2:paraId="41CC1DBF" ns2:textId="77777777">
+    <w:p>
       <w:pPr>
         <w:spacing w:after="0"/>
         <w:jc w:val="both"/>
@@ -1997,11 +1934,11 @@
           <w:color w:val="000000"/>
           <w:kern w:val="0"/>
           <w:lang w:eastAsia="es-ES"/>
-          <ns2:ligatures ns2:val="none"/>
-        </w:rPr>
-      </w:pPr>
-    </w:p>
-    <w:p ns2:paraId="659907C5" ns2:textId="298714D1">
+          <w14:ligatures w14:val="none"/>
+        </w:rPr>
+      </w:pPr>
+    </w:p>
+    <w:p>
       <w:pPr>
         <w:pStyle w:val="Prrafodelista"/>
         <w:numPr>
@@ -2020,7 +1957,7 @@
           <w:color w:val="000000"/>
           <w:kern w:val="0"/>
           <w:lang w:eastAsia="es-ES"/>
-          <ns2:ligatures ns2:val="none"/>
+          <w14:ligatures w14:val="none"/>
         </w:rPr>
       </w:pPr>
       <w:proofErr w:type="gramStart"/>
@@ -2030,7 +1967,7 @@
           <w:color w:val="000000"/>
           <w:kern w:val="0"/>
           <w:lang w:eastAsia="es-ES"/>
-          <ns2:ligatures ns2:val="none"/>
+          <w14:ligatures w14:val="none"/>
         </w:rPr>
         <w:t>En relación al</w:t>
       </w:r>
@@ -2041,7 +1978,7 @@
           <w:color w:val="000000"/>
           <w:kern w:val="0"/>
           <w:lang w:eastAsia="es-ES"/>
-          <ns2:ligatures ns2:val="none"/>
+          <w14:ligatures w14:val="none"/>
         </w:rPr>
         <w:t xml:space="preserve"> Libro de Reclamaciones virtual en el portal web d</w:t>
       </w:r>
@@ -2051,7 +1988,7 @@
           <w:color w:val="000000"/>
           <w:kern w:val="0"/>
           <w:lang w:eastAsia="es-ES"/>
-          <ns2:ligatures ns2:val="none"/>
+          <w14:ligatures w14:val="none"/>
         </w:rPr>
         <w:t>el Banco</w:t>
       </w:r>
@@ -2061,7 +1998,7 @@
           <w:color w:val="000000"/>
           <w:kern w:val="0"/>
           <w:lang w:eastAsia="es-ES"/>
-          <ns2:ligatures ns2:val="none"/>
+          <w14:ligatures w14:val="none"/>
         </w:rPr>
         <w:t xml:space="preserve">, </w:t>
       </w:r>
@@ -2071,7 +2008,7 @@
           <w:color w:val="000000"/>
           <w:kern w:val="0"/>
           <w:lang w:eastAsia="es-ES"/>
-          <ns2:ligatures ns2:val="none"/>
+          <w14:ligatures w14:val="none"/>
         </w:rPr>
         <w:t>intentó</w:t>
       </w:r>
@@ -2081,12 +2018,12 @@
           <w:color w:val="000000"/>
           <w:kern w:val="0"/>
           <w:lang w:eastAsia="es-ES"/>
-          <ns2:ligatures ns2:val="none"/>
+          <w14:ligatures w14:val="none"/>
         </w:rPr>
         <w:t xml:space="preserve"> presentar un reclamo. En dicho portal, el enlace al Libro de Reclamaciones se ubicaba al pie de página y requería información que no estaba contemplada, como los cuatro últimos dígitos de la tarjeta, número de cuenta bancaria, y obligaba al uso exclusivo de correo electrónico para notificaciones, sin opción a recibir respuesta por vía física.</w:t>
       </w:r>
     </w:p>
-    <w:p ns2:paraId="34C63024" ns2:textId="77777777">
+    <w:p>
       <w:pPr>
         <w:spacing w:after="0"/>
         <w:jc w:val="both"/>
@@ -2095,11 +2032,11 @@
           <w:color w:val="000000"/>
           <w:kern w:val="0"/>
           <w:lang w:eastAsia="es-ES"/>
-          <ns2:ligatures ns2:val="none"/>
-        </w:rPr>
-      </w:pPr>
-    </w:p>
-    <w:p ns2:paraId="09F7C676" ns2:textId="5FA1A097">
+          <w14:ligatures w14:val="none"/>
+        </w:rPr>
+      </w:pPr>
+    </w:p>
+    <w:p>
       <w:pPr>
         <w:pStyle w:val="Prrafodelista"/>
         <w:numPr>
@@ -2118,16 +2055,16 @@
           <w:color w:val="000000"/>
           <w:kern w:val="0"/>
           <w:lang w:eastAsia="es-ES"/>
-          <ns2:ligatures ns2:val="none"/>
-        </w:rPr>
-      </w:pPr>
-      <w:r>
-        <w:rPr>
-          <w:rFonts w:ascii="Arial Narrow" w:eastAsia="Times New Roman" w:hAnsi="Arial Narrow" w:cs="Arial"/>
-          <w:color w:val="000000"/>
-          <w:kern w:val="0"/>
-          <w:lang w:eastAsia="es-ES"/>
-          <ns2:ligatures ns2:val="none"/>
+          <w14:ligatures w14:val="none"/>
+        </w:rPr>
+      </w:pPr>
+      <w:r>
+        <w:rPr>
+          <w:rFonts w:ascii="Arial Narrow" w:eastAsia="Times New Roman" w:hAnsi="Arial Narrow" w:cs="Arial"/>
+          <w:color w:val="000000"/>
+          <w:kern w:val="0"/>
+          <w:lang w:eastAsia="es-ES"/>
+          <w14:ligatures w14:val="none"/>
         </w:rPr>
         <w:t xml:space="preserve">En cuanto al Libro de Reclamaciones virtual en la página web de </w:t>
       </w:r>
@@ -2137,7 +2074,7 @@
           <w:color w:val="000000"/>
           <w:kern w:val="0"/>
           <w:lang w:eastAsia="es-ES"/>
-          <ns2:ligatures ns2:val="none"/>
+          <w14:ligatures w14:val="none"/>
         </w:rPr>
         <w:t>Pacífico</w:t>
       </w:r>
@@ -2147,7 +2084,7 @@
           <w:color w:val="000000"/>
           <w:kern w:val="0"/>
           <w:lang w:eastAsia="es-ES"/>
-          <ns2:ligatures ns2:val="none"/>
+          <w14:ligatures w14:val="none"/>
         </w:rPr>
         <w:t>, ingresó para presentar un reclamo. En el portal, el enlace correspondiente estaba ubicado al pie de página y establecía límites en la cantidad de caracteres para detallar el reclamo, además de requerir información específica, como número de póliza e información del incidente.</w:t>
       </w:r>
@@ -2157,12 +2094,12 @@
           <w:color w:val="000000"/>
           <w:kern w:val="0"/>
           <w:lang w:eastAsia="es-ES"/>
-          <ns2:ligatures ns2:val="none"/>
+          <w14:ligatures w14:val="none"/>
         </w:rPr>
         <w:t xml:space="preserve"> </w:t>
       </w:r>
     </w:p>
-    <w:p ns2:paraId="20009118" ns2:textId="77777777">
+    <w:p>
       <w:pPr>
         <w:spacing w:after="0"/>
         <w:jc w:val="both"/>
@@ -2171,11 +2108,11 @@
           <w:color w:val="000000"/>
           <w:kern w:val="0"/>
           <w:lang w:eastAsia="es-ES"/>
-          <ns2:ligatures ns2:val="none"/>
-        </w:rPr>
-      </w:pPr>
-    </w:p>
-    <w:p ns2:paraId="07906B57" ns2:textId="37E43093">
+          <w14:ligatures w14:val="none"/>
+        </w:rPr>
+      </w:pPr>
+    </w:p>
+    <w:p>
       <w:pPr>
         <w:pStyle w:val="Prrafodelista"/>
         <w:numPr>
@@ -2194,16 +2131,16 @@
           <w:color w:val="000000"/>
           <w:kern w:val="0"/>
           <w:lang w:eastAsia="es-ES"/>
-          <ns2:ligatures ns2:val="none"/>
-        </w:rPr>
-      </w:pPr>
-      <w:r>
-        <w:rPr>
-          <w:rFonts w:ascii="Arial Narrow" w:eastAsia="Times New Roman" w:hAnsi="Arial Narrow" w:cs="Arial"/>
-          <w:color w:val="000000"/>
-          <w:kern w:val="0"/>
-          <w:lang w:eastAsia="es-ES"/>
-          <ns2:ligatures ns2:val="none"/>
+          <w14:ligatures w14:val="none"/>
+        </w:rPr>
+      </w:pPr>
+      <w:r>
+        <w:rPr>
+          <w:rFonts w:ascii="Arial Narrow" w:eastAsia="Times New Roman" w:hAnsi="Arial Narrow" w:cs="Arial"/>
+          <w:color w:val="000000"/>
+          <w:kern w:val="0"/>
+          <w:lang w:eastAsia="es-ES"/>
+          <w14:ligatures w14:val="none"/>
         </w:rPr>
         <w:t>Respecto a</w:t>
       </w:r>
@@ -2213,7 +2150,7 @@
           <w:color w:val="000000"/>
           <w:kern w:val="0"/>
           <w:lang w:eastAsia="es-ES"/>
-          <ns2:ligatures ns2:val="none"/>
+          <w14:ligatures w14:val="none"/>
         </w:rPr>
         <w:t xml:space="preserve"> su</w:t>
       </w:r>
@@ -2223,7 +2160,7 @@
           <w:color w:val="000000"/>
           <w:kern w:val="0"/>
           <w:lang w:eastAsia="es-ES"/>
-          <ns2:ligatures ns2:val="none"/>
+          <w14:ligatures w14:val="none"/>
         </w:rPr>
         <w:t xml:space="preserve"> estado de salud, sufrió una contusión en la región lumbosacra y pelvis como consecuencia de la caída ocurrida durante el robo. Se prescribieron diez sesiones de terapia física en la zona afectada, validadas mediante la Boleta de Venta Electrónica </w:t>
       </w:r>
@@ -2234,7 +2171,7 @@
           <w:color w:val="000000"/>
           <w:kern w:val="0"/>
           <w:lang w:eastAsia="es-ES"/>
-          <ns2:ligatures ns2:val="none"/>
+          <w14:ligatures w14:val="none"/>
         </w:rPr>
         <w:t/>
       </w:r>
@@ -2245,7 +2182,7 @@
           <w:color w:val="000000"/>
           <w:kern w:val="0"/>
           <w:lang w:eastAsia="es-ES"/>
-          <ns2:ligatures ns2:val="none"/>
+          <w14:ligatures w14:val="none"/>
         </w:rPr>
         <w:t xml:space="preserve"> EB01-9769. </w:t>
       </w:r>
@@ -2255,7 +2192,7 @@
           <w:color w:val="000000"/>
           <w:kern w:val="0"/>
           <w:lang w:eastAsia="es-ES"/>
-          <ns2:ligatures ns2:val="none"/>
+          <w14:ligatures w14:val="none"/>
         </w:rPr>
         <w:t>Asimismo,</w:t>
       </w:r>
@@ -2265,7 +2202,7 @@
           <w:color w:val="000000"/>
           <w:kern w:val="0"/>
           <w:lang w:eastAsia="es-ES"/>
-          <ns2:ligatures ns2:val="none"/>
+          <w14:ligatures w14:val="none"/>
         </w:rPr>
         <w:t xml:space="preserve"> continúa con tratamiento médico y evaluaciones, cubiertos parcialmente por un seguro privado de salud contratado con </w:t>
       </w:r>
@@ -2275,12 +2212,12 @@
           <w:color w:val="000000"/>
           <w:kern w:val="0"/>
           <w:lang w:eastAsia="es-ES"/>
-          <ns2:ligatures ns2:val="none"/>
+          <w14:ligatures w14:val="none"/>
         </w:rPr>
         <w:t>La Positiva Seguros Y Reaseguros S.A.</w:t>
       </w:r>
     </w:p>
-    <w:p ns2:paraId="45D1BC16" ns2:textId="77777777">
+    <w:p>
       <w:pPr>
         <w:pStyle w:val="Prrafodelista"/>
         <w:rPr>
@@ -2288,11 +2225,11 @@
           <w:color w:val="000000"/>
           <w:kern w:val="0"/>
           <w:lang w:eastAsia="es-ES"/>
-          <ns2:ligatures ns2:val="none"/>
-        </w:rPr>
-      </w:pPr>
-    </w:p>
-    <w:p ns2:paraId="5767D7E1" ns2:textId="460C4FA3">
+          <w14:ligatures w14:val="none"/>
+        </w:rPr>
+      </w:pPr>
+    </w:p>
+    <w:p>
       <w:pPr>
         <w:pStyle w:val="Prrafodelista"/>
         <w:numPr>
@@ -2311,16 +2248,16 @@
           <w:color w:val="000000"/>
           <w:kern w:val="0"/>
           <w:lang w:eastAsia="es-ES"/>
-          <ns2:ligatures ns2:val="none"/>
-        </w:rPr>
-      </w:pPr>
-      <w:r>
-        <w:rPr>
-          <w:rFonts w:ascii="Arial Narrow" w:eastAsia="Times New Roman" w:hAnsi="Arial Narrow" w:cs="Arial"/>
-          <w:color w:val="000000"/>
-          <w:kern w:val="0"/>
-          <w:lang w:eastAsia="es-ES"/>
-          <ns2:ligatures ns2:val="none"/>
+          <w14:ligatures w14:val="none"/>
+        </w:rPr>
+      </w:pPr>
+      <w:r>
+        <w:rPr>
+          <w:rFonts w:ascii="Arial Narrow" w:eastAsia="Times New Roman" w:hAnsi="Arial Narrow" w:cs="Arial"/>
+          <w:color w:val="000000"/>
+          <w:kern w:val="0"/>
+          <w:lang w:eastAsia="es-ES"/>
+          <w14:ligatures w14:val="none"/>
         </w:rPr>
         <w:lastRenderedPageBreak/>
         <w:t xml:space="preserve">Hasta la fecha de la presentación de la denuncia, no ha recibido comunicación, ni digital ni física, respecto a la cobertura del </w:t>
@@ -2331,7 +2268,7 @@
           <w:color w:val="000000"/>
           <w:kern w:val="0"/>
           <w:lang w:eastAsia="es-ES"/>
-          <ns2:ligatures ns2:val="none"/>
+          <w14:ligatures w14:val="none"/>
         </w:rPr>
         <w:t>Seguro Antirrobos</w:t>
       </w:r>
@@ -2341,12 +2278,12 @@
           <w:color w:val="000000"/>
           <w:kern w:val="0"/>
           <w:lang w:eastAsia="es-ES"/>
-          <ns2:ligatures ns2:val="none"/>
+          <w14:ligatures w14:val="none"/>
         </w:rPr>
         <w:t>.</w:t>
       </w:r>
     </w:p>
-    <w:p ns2:paraId="667DBDCB" ns2:textId="77777777">
+    <w:p>
       <w:pPr>
         <w:tabs>
           <w:tab w:val="left" w:pos="1134"/>
@@ -2358,11 +2295,11 @@
           <w:color w:val="000000"/>
           <w:kern w:val="0"/>
           <w:lang w:eastAsia="es-ES"/>
-          <ns2:ligatures ns2:val="none"/>
-        </w:rPr>
-      </w:pPr>
-    </w:p>
-    <w:p ns2:paraId="44007BE6" ns2:textId="1687B459">
+          <w14:ligatures w14:val="none"/>
+        </w:rPr>
+      </w:pPr>
+    </w:p>
+    <w:p>
       <w:pPr>
         <w:numPr>
           <w:ilvl w:val="1"/>
@@ -2380,14 +2317,14 @@
           <w:color w:val="000000"/>
           <w:kern w:val="0"/>
           <w:lang w:val="es-ES" w:eastAsia="es-ES"/>
-          <ns2:ligatures ns2:val="none"/>
+          <w14:ligatures w14:val="none"/>
         </w:rPr>
       </w:pPr>
       <w:r>
         <w:rPr>
           <w:rFonts w:ascii="Arial Narrow" w:eastAsia="Calibri" w:hAnsi="Arial Narrow" w:cs="Arial"/>
           <w:kern w:val="0"/>
-          <ns2:ligatures ns2:val="none"/>
+          <w14:ligatures w14:val="none"/>
         </w:rPr>
         <w:t xml:space="preserve">El señor [APELLIDO] solicitó, en calidad de medida correctiva, que el Banco y Pacífico cumplan con: (i) emitir una carta de disculpas a favor del señor [APELLIDO], brindando explicaciones técnicas y detalladas junto con el sustento legal referido a las políticas aplicadas en los hechos denunciados; (ii) ejecutar y hacer efectiva la cobertura del Seguro Antirrobos; (iii) ordenar al Banco implementar el Libro de Reclamaciones Virtual conforme a la normativa vigente y exhibir el aviso respectivo en su portal; (iv) ordenar a Pacífico implementar el Libro de Reclamaciones Virtual conforme a norma y exhibir el aviso respectivo en su portal; (v) realizar por parte del Banco una capacitación a todo su personal respecto al Libro de Reclamaciones y la Ley 29571, debiendo acreditar dicha capacitación ante Indecopi; (vi) realizar por parte de Pacífico una capacitación similar para todo su personal, debiendo acreditar dicha capacitación ante Indecopi; (vii) disponer la inscripción del Banco en el Registro de Infracciones y Sanciones de Indecopi una vez que la resolución quede firme; (viii) disponer la inscripción de Pacífico en el mismo registro bajo las mismas condiciones; (ix) brindar por parte del Banco los datos completos de los trabajadores y/o funcionarios implicados en los hechos denunciados, indicando si continúan en la entidad y sus cargos; y, (x) brindar por parte de Pacífico los datos completos de los trabajadores y/o funcionarios implicados en los hechos denunciados, indicando si continúan en la entidad y sus cargos. Asimismo, requirió el reembolso de costos y costas del presente procedimiento.</w:t>
       </w:r>
@@ -2397,7 +2334,7 @@
           <w:color w:val="000000"/>
           <w:kern w:val="0"/>
           <w:lang w:val="es-ES" w:eastAsia="es-ES"/>
-          <ns2:ligatures ns2:val="none"/>
+          <w14:ligatures w14:val="none"/>
         </w:rPr>
         <w:t/>
       </w:r>
@@ -2407,7 +2344,7 @@
           <w:color w:val="000000"/>
           <w:kern w:val="0"/>
           <w:lang w:val="es-ES" w:eastAsia="es-ES"/>
-          <ns2:ligatures ns2:val="none"/>
+          <w14:ligatures w14:val="none"/>
         </w:rPr>
         <w:t xml:space="preserve"/>
       </w:r>
@@ -2417,7 +2354,7 @@
           <w:color w:val="000000"/>
           <w:kern w:val="0"/>
           <w:lang w:val="es-ES" w:eastAsia="es-ES"/>
-          <ns2:ligatures ns2:val="none"/>
+          <w14:ligatures w14:val="none"/>
         </w:rPr>
         <w:t xml:space="preserve"/>
       </w:r>
@@ -2427,7 +2364,7 @@
           <w:color w:val="000000"/>
           <w:kern w:val="0"/>
           <w:lang w:val="es-ES" w:eastAsia="es-ES"/>
-          <ns2:ligatures ns2:val="none"/>
+          <w14:ligatures w14:val="none"/>
         </w:rPr>
         <w:t xml:space="preserve"/>
       </w:r>
@@ -2437,7 +2374,7 @@
           <w:color w:val="000000"/>
           <w:kern w:val="0"/>
           <w:lang w:val="es-ES" w:eastAsia="es-ES"/>
-          <ns2:ligatures ns2:val="none"/>
+          <w14:ligatures w14:val="none"/>
         </w:rPr>
         <w:t/>
       </w:r>
@@ -2447,7 +2384,7 @@
           <w:color w:val="000000"/>
           <w:kern w:val="0"/>
           <w:lang w:val="es-ES" w:eastAsia="es-ES"/>
-          <ns2:ligatures ns2:val="none"/>
+          <w14:ligatures w14:val="none"/>
         </w:rPr>
         <w:t/>
       </w:r>
@@ -2457,7 +2394,7 @@
           <w:color w:val="000000"/>
           <w:kern w:val="0"/>
           <w:lang w:val="es-ES" w:eastAsia="es-ES"/>
-          <ns2:ligatures ns2:val="none"/>
+          <w14:ligatures w14:val="none"/>
         </w:rPr>
         <w:t xml:space="preserve"/>
       </w:r>
@@ -2467,7 +2404,7 @@
           <w:color w:val="000000"/>
           <w:kern w:val="0"/>
           <w:lang w:val="es-ES" w:eastAsia="es-ES"/>
-          <ns2:ligatures ns2:val="none"/>
+          <w14:ligatures w14:val="none"/>
         </w:rPr>
         <w:t/>
       </w:r>
@@ -2477,7 +2414,7 @@
           <w:color w:val="000000"/>
           <w:kern w:val="0"/>
           <w:lang w:val="es-ES" w:eastAsia="es-ES"/>
-          <ns2:ligatures ns2:val="none"/>
+          <w14:ligatures w14:val="none"/>
         </w:rPr>
         <w:t xml:space="preserve"/>
       </w:r>
@@ -2487,7 +2424,7 @@
           <w:color w:val="000000"/>
           <w:kern w:val="0"/>
           <w:lang w:val="es-ES" w:eastAsia="es-ES"/>
-          <ns2:ligatures ns2:val="none"/>
+          <w14:ligatures w14:val="none"/>
         </w:rPr>
         <w:t/>
       </w:r>
@@ -2497,7 +2434,7 @@
           <w:color w:val="000000"/>
           <w:kern w:val="0"/>
           <w:lang w:val="es-ES" w:eastAsia="es-ES"/>
-          <ns2:ligatures ns2:val="none"/>
+          <w14:ligatures w14:val="none"/>
         </w:rPr>
         <w:t xml:space="preserve"/>
       </w:r>
@@ -2507,7 +2444,7 @@
           <w:color w:val="000000"/>
           <w:kern w:val="0"/>
           <w:lang w:val="es-ES" w:eastAsia="es-ES"/>
-          <ns2:ligatures ns2:val="none"/>
+          <w14:ligatures w14:val="none"/>
         </w:rPr>
         <w:t/>
       </w:r>
@@ -2517,7 +2454,7 @@
           <w:color w:val="000000"/>
           <w:kern w:val="0"/>
           <w:lang w:val="es-ES" w:eastAsia="es-ES"/>
-          <ns2:ligatures ns2:val="none"/>
+          <w14:ligatures w14:val="none"/>
         </w:rPr>
         <w:t/>
       </w:r>
@@ -2528,7 +2465,7 @@
           <w:color w:val="000000"/>
           <w:kern w:val="0"/>
           <w:lang w:val="es-ES" w:eastAsia="es-ES"/>
-          <ns2:ligatures ns2:val="none"/>
+          <w14:ligatures w14:val="none"/>
         </w:rPr>
         <w:t/>
       </w:r>
@@ -2539,7 +2476,7 @@
           <w:color w:val="000000"/>
           <w:kern w:val="0"/>
           <w:lang w:val="es-ES" w:eastAsia="es-ES"/>
-          <ns2:ligatures ns2:val="none"/>
+          <w14:ligatures w14:val="none"/>
         </w:rPr>
         <w:t xml:space="preserve"/>
       </w:r>
@@ -2549,7 +2486,7 @@
           <w:color w:val="000000"/>
           <w:kern w:val="0"/>
           <w:lang w:eastAsia="es-ES"/>
-          <ns2:ligatures ns2:val="none"/>
+          <w14:ligatures w14:val="none"/>
         </w:rPr>
         <w:t/>
       </w:r>
@@ -2559,7 +2496,7 @@
           <w:color w:val="000000"/>
           <w:kern w:val="0"/>
           <w:lang w:val="es-ES" w:eastAsia="es-ES"/>
-          <ns2:ligatures ns2:val="none"/>
+          <w14:ligatures w14:val="none"/>
         </w:rPr>
         <w:t/>
       </w:r>
@@ -2570,7 +2507,7 @@
           <w:color w:val="000000"/>
           <w:kern w:val="0"/>
           <w:lang w:val="es-ES" w:eastAsia="es-ES"/>
-          <ns2:ligatures ns2:val="none"/>
+          <w14:ligatures w14:val="none"/>
         </w:rPr>
         <w:t/>
       </w:r>
@@ -2580,7 +2517,7 @@
           <w:color w:val="000000"/>
           <w:kern w:val="0"/>
           <w:lang w:val="es-ES" w:eastAsia="es-ES"/>
-          <ns2:ligatures ns2:val="none"/>
+          <w14:ligatures w14:val="none"/>
         </w:rPr>
         <w:t/>
       </w:r>
@@ -2591,7 +2528,7 @@
           <w:color w:val="000000"/>
           <w:kern w:val="0"/>
           <w:lang w:val="es-ES" w:eastAsia="es-ES"/>
-          <ns2:ligatures ns2:val="none"/>
+          <w14:ligatures w14:val="none"/>
         </w:rPr>
         <w:t/>
       </w:r>
@@ -2602,7 +2539,7 @@
           <w:color w:val="000000"/>
           <w:kern w:val="0"/>
           <w:lang w:val="es-ES" w:eastAsia="es-ES"/>
-          <ns2:ligatures ns2:val="none"/>
+          <w14:ligatures w14:val="none"/>
         </w:rPr>
         <w:t/>
       </w:r>
@@ -2612,7 +2549,7 @@
           <w:color w:val="000000"/>
           <w:kern w:val="0"/>
           <w:lang w:val="es-ES" w:eastAsia="es-ES"/>
-          <ns2:ligatures ns2:val="none"/>
+          <w14:ligatures w14:val="none"/>
         </w:rPr>
         <w:t/>
       </w:r>
@@ -2623,7 +2560,7 @@
           <w:color w:val="000000"/>
           <w:kern w:val="0"/>
           <w:lang w:val="es-ES" w:eastAsia="es-ES"/>
-          <ns2:ligatures ns2:val="none"/>
+          <w14:ligatures w14:val="none"/>
         </w:rPr>
         <w:t/>
       </w:r>
@@ -2633,7 +2570,7 @@
           <w:color w:val="000000"/>
           <w:kern w:val="0"/>
           <w:lang w:val="es-ES" w:eastAsia="es-ES"/>
-          <ns2:ligatures ns2:val="none"/>
+          <w14:ligatures w14:val="none"/>
         </w:rPr>
         <w:t xml:space="preserve"/>
       </w:r>
@@ -2643,7 +2580,7 @@
           <w:color w:val="000000"/>
           <w:kern w:val="0"/>
           <w:lang w:val="es-ES" w:eastAsia="es-ES"/>
-          <ns2:ligatures ns2:val="none"/>
+          <w14:ligatures w14:val="none"/>
         </w:rPr>
         <w:t/>
       </w:r>
@@ -2653,7 +2590,7 @@
           <w:color w:val="000000"/>
           <w:kern w:val="0"/>
           <w:lang w:val="es-ES" w:eastAsia="es-ES"/>
-          <ns2:ligatures ns2:val="none"/>
+          <w14:ligatures w14:val="none"/>
         </w:rPr>
         <w:t xml:space="preserve"/>
       </w:r>
@@ -2663,7 +2600,7 @@
           <w:color w:val="000000"/>
           <w:kern w:val="0"/>
           <w:lang w:val="es-ES" w:eastAsia="es-ES"/>
-          <ns2:ligatures ns2:val="none"/>
+          <w14:ligatures w14:val="none"/>
         </w:rPr>
         <w:t/>
       </w:r>
@@ -2673,7 +2610,7 @@
           <w:color w:val="000000"/>
           <w:kern w:val="0"/>
           <w:lang w:val="es-ES" w:eastAsia="es-ES"/>
-          <ns2:ligatures ns2:val="none"/>
+          <w14:ligatures w14:val="none"/>
         </w:rPr>
         <w:t/>
       </w:r>
@@ -2683,7 +2620,7 @@
           <w:color w:val="000000"/>
           <w:kern w:val="0"/>
           <w:lang w:val="es-ES" w:eastAsia="es-ES"/>
-          <ns2:ligatures ns2:val="none"/>
+          <w14:ligatures w14:val="none"/>
         </w:rPr>
         <w:t xml:space="preserve"/>
       </w:r>
@@ -2693,7 +2630,7 @@
           <w:color w:val="000000"/>
           <w:kern w:val="0"/>
           <w:lang w:val="es-ES" w:eastAsia="es-ES"/>
-          <ns2:ligatures ns2:val="none"/>
+          <w14:ligatures w14:val="none"/>
         </w:rPr>
         <w:t xml:space="preserve"/>
       </w:r>
@@ -2703,7 +2640,7 @@
           <w:color w:val="000000"/>
           <w:kern w:val="0"/>
           <w:lang w:val="es-ES" w:eastAsia="es-ES"/>
-          <ns2:ligatures ns2:val="none"/>
+          <w14:ligatures w14:val="none"/>
         </w:rPr>
         <w:t/>
       </w:r>
@@ -2713,7 +2650,7 @@
           <w:color w:val="000000"/>
           <w:kern w:val="0"/>
           <w:lang w:val="es-ES" w:eastAsia="es-ES"/>
-          <ns2:ligatures ns2:val="none"/>
+          <w14:ligatures w14:val="none"/>
         </w:rPr>
         <w:t xml:space="preserve"/>
       </w:r>
@@ -2723,7 +2660,7 @@
           <w:color w:val="000000"/>
           <w:kern w:val="0"/>
           <w:lang w:val="es-ES" w:eastAsia="es-ES"/>
-          <ns2:ligatures ns2:val="none"/>
+          <w14:ligatures w14:val="none"/>
         </w:rPr>
         <w:t/>
       </w:r>
@@ -2733,7 +2670,7 @@
           <w:color w:val="000000"/>
           <w:kern w:val="0"/>
           <w:lang w:val="es-ES" w:eastAsia="es-ES"/>
-          <ns2:ligatures ns2:val="none"/>
+          <w14:ligatures w14:val="none"/>
         </w:rPr>
         <w:t xml:space="preserve"/>
       </w:r>
@@ -2743,7 +2680,7 @@
           <w:color w:val="000000"/>
           <w:kern w:val="0"/>
           <w:lang w:val="es-ES" w:eastAsia="es-ES"/>
-          <ns2:ligatures ns2:val="none"/>
+          <w14:ligatures w14:val="none"/>
         </w:rPr>
         <w:t xml:space="preserve"/>
       </w:r>
@@ -2753,7 +2690,7 @@
           <w:color w:val="000000"/>
           <w:kern w:val="0"/>
           <w:lang w:val="es-ES" w:eastAsia="es-ES"/>
-          <ns2:ligatures ns2:val="none"/>
+          <w14:ligatures w14:val="none"/>
         </w:rPr>
         <w:t/>
       </w:r>
@@ -2763,7 +2700,7 @@
           <w:color w:val="000000"/>
           <w:kern w:val="0"/>
           <w:lang w:val="es-ES" w:eastAsia="es-ES"/>
-          <ns2:ligatures ns2:val="none"/>
+          <w14:ligatures w14:val="none"/>
         </w:rPr>
         <w:t/>
       </w:r>
@@ -2774,7 +2711,7 @@
           <w:color w:val="000000"/>
           <w:kern w:val="0"/>
           <w:lang w:val="es-ES" w:eastAsia="es-ES"/>
-          <ns2:ligatures ns2:val="none"/>
+          <w14:ligatures w14:val="none"/>
         </w:rPr>
         <w:t/>
       </w:r>
@@ -2785,7 +2722,7 @@
           <w:color w:val="000000"/>
           <w:kern w:val="0"/>
           <w:lang w:val="es-ES" w:eastAsia="es-ES"/>
-          <ns2:ligatures ns2:val="none"/>
+          <w14:ligatures w14:val="none"/>
         </w:rPr>
         <w:t/>
       </w:r>
@@ -2795,7 +2732,7 @@
           <w:color w:val="000000"/>
           <w:kern w:val="0"/>
           <w:lang w:val="es-ES" w:eastAsia="es-ES"/>
-          <ns2:ligatures ns2:val="none"/>
+          <w14:ligatures w14:val="none"/>
         </w:rPr>
         <w:t xml:space="preserve"/>
       </w:r>
@@ -2805,7 +2742,7 @@
           <w:color w:val="000000"/>
           <w:kern w:val="0"/>
           <w:lang w:val="es-ES" w:eastAsia="es-ES"/>
-          <ns2:ligatures ns2:val="none"/>
+          <w14:ligatures w14:val="none"/>
         </w:rPr>
         <w:t xml:space="preserve"/>
       </w:r>
@@ -2815,7 +2752,7 @@
           <w:color w:val="000000"/>
           <w:kern w:val="0"/>
           <w:lang w:val="es-ES" w:eastAsia="es-ES"/>
-          <ns2:ligatures ns2:val="none"/>
+          <w14:ligatures w14:val="none"/>
         </w:rPr>
         <w:t/>
       </w:r>
@@ -2825,7 +2762,7 @@
           <w:color w:val="000000"/>
           <w:kern w:val="0"/>
           <w:lang w:val="es-ES" w:eastAsia="es-ES"/>
-          <ns2:ligatures ns2:val="none"/>
+          <w14:ligatures w14:val="none"/>
         </w:rPr>
         <w:t xml:space="preserve"/>
       </w:r>
@@ -2836,7 +2773,7 @@
           <w:color w:val="000000"/>
           <w:kern w:val="0"/>
           <w:lang w:val="es-ES" w:eastAsia="es-ES"/>
-          <ns2:ligatures ns2:val="none"/>
+          <w14:ligatures w14:val="none"/>
         </w:rPr>
         <w:t/>
       </w:r>
@@ -2847,7 +2784,7 @@
           <w:color w:val="000000"/>
           <w:kern w:val="0"/>
           <w:lang w:val="es-ES" w:eastAsia="es-ES"/>
-          <ns2:ligatures ns2:val="none"/>
+          <w14:ligatures w14:val="none"/>
         </w:rPr>
         <w:t xml:space="preserve"/>
       </w:r>
@@ -2857,7 +2794,7 @@
           <w:color w:val="000000"/>
           <w:kern w:val="0"/>
           <w:lang w:val="es-ES" w:eastAsia="es-ES"/>
-          <ns2:ligatures ns2:val="none"/>
+          <w14:ligatures w14:val="none"/>
         </w:rPr>
         <w:t xml:space="preserve"/>
       </w:r>
@@ -2867,7 +2804,7 @@
           <w:color w:val="000000"/>
           <w:kern w:val="0"/>
           <w:lang w:val="es-ES" w:eastAsia="es-ES"/>
-          <ns2:ligatures ns2:val="none"/>
+          <w14:ligatures w14:val="none"/>
         </w:rPr>
         <w:t/>
       </w:r>
@@ -2878,7 +2815,7 @@
           <w:color w:val="000000"/>
           <w:kern w:val="0"/>
           <w:lang w:val="es-ES" w:eastAsia="es-ES"/>
-          <ns2:ligatures ns2:val="none"/>
+          <w14:ligatures w14:val="none"/>
         </w:rPr>
         <w:t/>
       </w:r>
@@ -2888,7 +2825,7 @@
           <w:color w:val="000000"/>
           <w:kern w:val="0"/>
           <w:lang w:val="es-ES" w:eastAsia="es-ES"/>
-          <ns2:ligatures ns2:val="none"/>
+          <w14:ligatures w14:val="none"/>
         </w:rPr>
         <w:t/>
       </w:r>
@@ -2899,7 +2836,7 @@
           <w:color w:val="000000"/>
           <w:kern w:val="0"/>
           <w:lang w:val="es-ES" w:eastAsia="es-ES"/>
-          <ns2:ligatures ns2:val="none"/>
+          <w14:ligatures w14:val="none"/>
         </w:rPr>
         <w:t/>
       </w:r>
@@ -2909,7 +2846,7 @@
           <w:color w:val="000000"/>
           <w:kern w:val="0"/>
           <w:lang w:val="es-ES" w:eastAsia="es-ES"/>
-          <ns2:ligatures ns2:val="none"/>
+          <w14:ligatures w14:val="none"/>
         </w:rPr>
         <w:t xml:space="preserve"/>
       </w:r>
@@ -2919,7 +2856,7 @@
           <w:color w:val="000000"/>
           <w:kern w:val="0"/>
           <w:lang w:val="es-ES" w:eastAsia="es-ES"/>
-          <ns2:ligatures ns2:val="none"/>
+          <w14:ligatures w14:val="none"/>
         </w:rPr>
         <w:t xml:space="preserve"/>
       </w:r>
@@ -2929,7 +2866,7 @@
           <w:color w:val="000000"/>
           <w:kern w:val="0"/>
           <w:lang w:val="es-ES" w:eastAsia="es-ES"/>
-          <ns2:ligatures ns2:val="none"/>
+          <w14:ligatures w14:val="none"/>
         </w:rPr>
         <w:t xml:space="preserve"/>
       </w:r>
@@ -2939,7 +2876,7 @@
           <w:color w:val="000000"/>
           <w:kern w:val="0"/>
           <w:lang w:val="es-ES" w:eastAsia="es-ES"/>
-          <ns2:ligatures ns2:val="none"/>
+          <w14:ligatures w14:val="none"/>
         </w:rPr>
         <w:t/>
       </w:r>
@@ -2949,7 +2886,7 @@
           <w:color w:val="000000"/>
           <w:kern w:val="0"/>
           <w:lang w:val="es-ES" w:eastAsia="es-ES"/>
-          <ns2:ligatures ns2:val="none"/>
+          <w14:ligatures w14:val="none"/>
         </w:rPr>
         <w:t/>
       </w:r>
@@ -2959,7 +2896,7 @@
           <w:color w:val="000000"/>
           <w:kern w:val="0"/>
           <w:lang w:val="es-ES" w:eastAsia="es-ES"/>
-          <ns2:ligatures ns2:val="none"/>
+          <w14:ligatures w14:val="none"/>
         </w:rPr>
         <w:t xml:space="preserve"/>
       </w:r>
@@ -2969,7 +2906,7 @@
           <w:color w:val="000000"/>
           <w:kern w:val="0"/>
           <w:lang w:val="es-ES" w:eastAsia="es-ES"/>
-          <ns2:ligatures ns2:val="none"/>
+          <w14:ligatures w14:val="none"/>
         </w:rPr>
         <w:t xml:space="preserve"/>
       </w:r>
@@ -2979,7 +2916,7 @@
           <w:color w:val="000000"/>
           <w:kern w:val="0"/>
           <w:lang w:val="es-ES" w:eastAsia="es-ES"/>
-          <ns2:ligatures ns2:val="none"/>
+          <w14:ligatures w14:val="none"/>
         </w:rPr>
         <w:t/>
       </w:r>
@@ -2989,7 +2926,7 @@
           <w:color w:val="000000"/>
           <w:kern w:val="0"/>
           <w:lang w:val="es-ES" w:eastAsia="es-ES"/>
-          <ns2:ligatures ns2:val="none"/>
+          <w14:ligatures w14:val="none"/>
         </w:rPr>
         <w:t/>
       </w:r>
@@ -2999,7 +2936,7 @@
           <w:color w:val="000000"/>
           <w:kern w:val="0"/>
           <w:lang w:val="es-ES" w:eastAsia="es-ES"/>
-          <ns2:ligatures ns2:val="none"/>
+          <w14:ligatures w14:val="none"/>
         </w:rPr>
         <w:t xml:space="preserve"/>
       </w:r>
@@ -3009,12 +2946,12 @@
           <w:color w:val="000000"/>
           <w:kern w:val="0"/>
           <w:lang w:val="es-ES" w:eastAsia="es-ES"/>
-          <ns2:ligatures ns2:val="none"/>
+          <w14:ligatures w14:val="none"/>
         </w:rPr>
         <w:t/>
       </w:r>
     </w:p>
-    <w:p ns2:paraId="619E0710" ns2:textId="77777777">
+    <w:p>
       <w:pPr>
         <w:spacing w:after="0" w:line="240" w:lineRule="auto"/>
         <w:contextualSpacing/>
@@ -3025,11 +2962,11 @@
           <w:color w:val="000000"/>
           <w:kern w:val="0"/>
           <w:lang w:eastAsia="es-PE"/>
-          <ns2:ligatures ns2:val="none"/>
-        </w:rPr>
-      </w:pPr>
-    </w:p>
-    <w:p ns2:paraId="0681DFDC" ns2:textId="77777777">
+          <w14:ligatures w14:val="none"/>
+        </w:rPr>
+      </w:pPr>
+    </w:p>
+    <w:p>
       <w:pPr>
         <w:pStyle w:val="Prrafodelista"/>
         <w:numPr>
@@ -3049,22 +2986,22 @@
           <w:color w:val="000000"/>
           <w:kern w:val="0"/>
           <w:lang w:eastAsia="es-PE"/>
-          <ns2:ligatures ns2:val="none"/>
-        </w:rPr>
-      </w:pPr>
-      <w:r>
-        <w:rPr>
-          <w:rFonts w:ascii="Arial Narrow" w:eastAsia="Arial Narrow" w:hAnsi="Arial Narrow" w:cs="Arial Narrow"/>
-          <w:b/>
-          <w:color w:val="000000"/>
-          <w:kern w:val="0"/>
-          <w:lang w:eastAsia="es-PE"/>
-          <ns2:ligatures ns2:val="none"/>
+          <w14:ligatures w14:val="none"/>
+        </w:rPr>
+      </w:pPr>
+      <w:r>
+        <w:rPr>
+          <w:rFonts w:ascii="Arial Narrow" w:eastAsia="Arial Narrow" w:hAnsi="Arial Narrow" w:cs="Arial Narrow"/>
+          <w:b/>
+          <w:color w:val="000000"/>
+          <w:kern w:val="0"/>
+          <w:lang w:eastAsia="es-PE"/>
+          <w14:ligatures w14:val="none"/>
         </w:rPr>
         <w:t>DE LA ADMISIÓN A TRÁMITE DE LA DENUNCIA</w:t>
       </w:r>
     </w:p>
-    <w:p ns2:paraId="3F75B5BE" ns2:textId="77777777">
+    <w:p>
       <w:pPr>
         <w:spacing w:after="0" w:line="240" w:lineRule="auto"/>
         <w:ind w:left="567"/>
@@ -3076,11 +3013,11 @@
           <w:color w:val="000000"/>
           <w:kern w:val="0"/>
           <w:lang w:eastAsia="es-PE"/>
-          <ns2:ligatures ns2:val="none"/>
-        </w:rPr>
-      </w:pPr>
-    </w:p>
-    <w:p ns2:paraId="6C0899A9" ns2:textId="033CE016">
+          <w14:ligatures w14:val="none"/>
+        </w:rPr>
+      </w:pPr>
+    </w:p>
+    <w:p>
       <w:pPr>
         <w:pStyle w:val="Prrafodelista"/>
         <w:numPr>
@@ -3093,7 +3030,7 @@
         <w:rPr>
           <w:rFonts w:ascii="Arial Narrow" w:eastAsia="Arial Narrow" w:hAnsi="Arial Narrow" w:cs="Arial Narrow"/>
           <w:kern w:val="0"/>
-          <ns2:ligatures ns2:val="none"/>
+          <w14:ligatures w14:val="none"/>
         </w:rPr>
       </w:pPr>
       <w:r>
@@ -3102,7 +3039,7 @@
           <w:color w:val="000000"/>
           <w:kern w:val="0"/>
           <w:lang w:eastAsia="es-PE"/>
-          <ns2:ligatures ns2:val="none"/>
+          <w14:ligatures w14:val="none"/>
         </w:rPr>
         <w:t>La Secretaría Técnica de la Comisión de Protección al Consumidor 1 (en adelante, la Secretaría Técnica), en ejercicio de sus facultades</w:t>
       </w:r>
@@ -3112,7 +3049,7 @@
           <w:rFonts w:ascii="Arial Narrow" w:eastAsia="Arial Narrow" w:hAnsi="Arial Narrow" w:cs="Arial Narrow"/>
           <w:kern w:val="0"/>
           <w:vertAlign w:val="superscript"/>
-          <ns2:ligatures ns2:val="none"/>
+          <w14:ligatures w14:val="none"/>
         </w:rPr>
         <w:footnoteReference w:id="2"/>
       </w:r>
@@ -3122,7 +3059,7 @@
           <w:color w:val="000000"/>
           <w:kern w:val="0"/>
           <w:lang w:eastAsia="es-PE"/>
-          <ns2:ligatures ns2:val="none"/>
+          <w14:ligatures w14:val="none"/>
         </w:rPr>
         <w:t xml:space="preserve">, considera </w:t>
       </w:r>
@@ -3130,7 +3067,7 @@
         <w:rPr>
           <w:rFonts w:ascii="Arial Narrow" w:eastAsia="Arial Narrow" w:hAnsi="Arial Narrow" w:cs="Arial Narrow"/>
           <w:kern w:val="0"/>
-          <ns2:ligatures ns2:val="none"/>
+          <w14:ligatures w14:val="none"/>
         </w:rPr>
         <w:t xml:space="preserve">que el hecho denunciado, consistente en que </w:t>
       </w:r>
@@ -3141,7 +3078,7 @@
           <w:kern w:val="0"/>
           <w:shd w:val="clear" w:color="auto" w:fill="FFFFFF"/>
           <w:lang w:eastAsia="es-PE"/>
-          <ns2:ligatures ns2:val="none"/>
+          <w14:ligatures w14:val="none"/>
         </w:rPr>
         <w:t xml:space="preserve">los proveedores denunciados se habrían negado injustificadamente a activar la cobertura del Seguro Tu Plata Segura – Certificado </w:t>
       </w:r>
@@ -3153,7 +3090,7 @@
           <w:kern w:val="0"/>
           <w:shd w:val="clear" w:color="auto" w:fill="FFFFFF"/>
           <w:lang w:eastAsia="es-PE"/>
-          <ns2:ligatures ns2:val="none"/>
+          <w14:ligatures w14:val="none"/>
         </w:rPr>
         <w:t/>
       </w:r>
@@ -3165,7 +3102,7 @@
           <w:kern w:val="0"/>
           <w:shd w:val="clear" w:color="auto" w:fill="FFFFFF"/>
           <w:lang w:eastAsia="es-PE"/>
-          <ns2:ligatures ns2:val="none"/>
+          <w14:ligatures w14:val="none"/>
         </w:rPr>
         <w:t xml:space="preserve"> 6000059466 por el siniestro del 22 de marzo de 2023</w:t>
       </w:r>
@@ -3173,7 +3110,7 @@
         <w:rPr>
           <w:rFonts w:ascii="Arial Narrow" w:eastAsia="Arial Narrow" w:hAnsi="Arial Narrow" w:cs="Arial Narrow"/>
           <w:kern w:val="0"/>
-          <ns2:ligatures ns2:val="none"/>
+          <w14:ligatures w14:val="none"/>
         </w:rPr>
         <w:t>;</w:t>
       </w:r>
@@ -3181,7 +3118,7 @@
         <w:rPr>
           <w:rFonts w:ascii="Arial Narrow" w:eastAsia="Arial Narrow" w:hAnsi="Arial Narrow" w:cs="Arial Narrow"/>
           <w:kern w:val="0"/>
-          <ns2:ligatures ns2:val="none"/>
+          <w14:ligatures w14:val="none"/>
         </w:rPr>
         <w:t xml:space="preserve"> </w:t>
       </w:r>
@@ -3189,7 +3126,7 @@
         <w:rPr>
           <w:rFonts w:ascii="Arial Narrow" w:eastAsia="Arial Narrow" w:hAnsi="Arial Narrow" w:cs="Arial Narrow"/>
           <w:kern w:val="0"/>
-          <ns2:ligatures ns2:val="none"/>
+          <w14:ligatures w14:val="none"/>
         </w:rPr>
         <w:t xml:space="preserve">involucraría una presunta afectación a sus expectativas, quien no habría encontrado una correspondencia entre lo que esperaba recibir de parte del </w:t>
       </w:r>
@@ -3197,7 +3134,7 @@
         <w:rPr>
           <w:rFonts w:ascii="Arial Narrow" w:eastAsia="Arial Narrow" w:hAnsi="Arial Narrow" w:cs="Arial Narrow"/>
           <w:kern w:val="0"/>
-          <ns2:ligatures ns2:val="none"/>
+          <w14:ligatures w14:val="none"/>
         </w:rPr>
         <w:t>proveedor y lo que realmente recibió. Por consiguiente, corresponde calificar el hecho materia de denuncia como una presunta infracción al deber de idoneidad, tipificado en los artículos 18</w:t>
       </w:r>
@@ -3207,7 +3144,7 @@
           <w:color w:val="000000"/>
           <w:kern w:val="0"/>
           <w:lang w:eastAsia="es-PE"/>
-          <ns2:ligatures ns2:val="none"/>
+          <w14:ligatures w14:val="none"/>
         </w:rPr>
         <w:t/>
       </w:r>
@@ -3215,7 +3152,7 @@
         <w:rPr>
           <w:rFonts w:ascii="Arial Narrow" w:eastAsia="Arial Narrow" w:hAnsi="Arial Narrow" w:cs="Arial Narrow"/>
           <w:kern w:val="0"/>
-          <ns2:ligatures ns2:val="none"/>
+          <w14:ligatures w14:val="none"/>
         </w:rPr>
         <w:t xml:space="preserve"> y 19</w:t>
       </w:r>
@@ -3225,7 +3162,7 @@
           <w:color w:val="000000"/>
           <w:kern w:val="0"/>
           <w:lang w:eastAsia="es-PE"/>
-          <ns2:ligatures ns2:val="none"/>
+          <w14:ligatures w14:val="none"/>
         </w:rPr>
         <w:t/>
       </w:r>
@@ -3233,7 +3170,7 @@
         <w:rPr>
           <w:rFonts w:ascii="Arial Narrow" w:eastAsia="Arial Narrow" w:hAnsi="Arial Narrow" w:cs="Arial Narrow"/>
           <w:kern w:val="0"/>
-          <ns2:ligatures ns2:val="none"/>
+          <w14:ligatures w14:val="none"/>
         </w:rPr>
         <w:t xml:space="preserve"> del Código</w:t>
       </w:r>
@@ -3243,7 +3180,7 @@
           <w:rFonts w:ascii="Arial Narrow" w:eastAsia="Arial Narrow" w:hAnsi="Arial Narrow" w:cs="Arial"/>
           <w:kern w:val="0"/>
           <w:vertAlign w:val="superscript"/>
-          <ns2:ligatures ns2:val="none"/>
+          <w14:ligatures w14:val="none"/>
         </w:rPr>
         <w:footnoteReference w:id="3"/>
       </w:r>
@@ -3251,22 +3188,22 @@
         <w:rPr>
           <w:rFonts w:ascii="Arial Narrow" w:eastAsia="Arial Narrow" w:hAnsi="Arial Narrow" w:cs="Arial Narrow"/>
           <w:kern w:val="0"/>
-          <ns2:ligatures ns2:val="none"/>
+          <w14:ligatures w14:val="none"/>
         </w:rPr>
         <w:t>.</w:t>
       </w:r>
     </w:p>
-    <w:p ns2:paraId="20FBD651" ns2:textId="77777777">
+    <w:p>
       <w:pPr>
         <w:pStyle w:val="Prrafodelista"/>
         <w:rPr>
           <w:rFonts w:ascii="Arial Narrow" w:eastAsia="Arial Narrow" w:hAnsi="Arial Narrow" w:cs="Arial Narrow"/>
           <w:kern w:val="0"/>
-          <ns2:ligatures ns2:val="none"/>
-        </w:rPr>
-      </w:pPr>
-    </w:p>
-    <w:p ns2:paraId="7859A6E2" ns2:textId="44C2EA94">
+          <w14:ligatures w14:val="none"/>
+        </w:rPr>
+      </w:pPr>
+    </w:p>
+    <w:p>
       <w:pPr>
         <w:pStyle w:val="Prrafodelista"/>
         <w:numPr>
@@ -3279,14 +3216,14 @@
         <w:rPr>
           <w:rFonts w:ascii="Arial Narrow" w:eastAsia="Arial Narrow" w:hAnsi="Arial Narrow" w:cs="Arial Narrow"/>
           <w:kern w:val="0"/>
-          <ns2:ligatures ns2:val="none"/>
-        </w:rPr>
-      </w:pPr>
-      <w:r>
-        <w:rPr>
-          <w:rFonts w:ascii="Arial Narrow" w:eastAsia="Arial Narrow" w:hAnsi="Arial Narrow" w:cs="Arial Narrow"/>
-          <w:kern w:val="0"/>
-          <ns2:ligatures ns2:val="none"/>
+          <w14:ligatures w14:val="none"/>
+        </w:rPr>
+      </w:pPr>
+      <w:r>
+        <w:rPr>
+          <w:rFonts w:ascii="Arial Narrow" w:eastAsia="Arial Narrow" w:hAnsi="Arial Narrow" w:cs="Arial Narrow"/>
+          <w:kern w:val="0"/>
+          <w14:ligatures w14:val="none"/>
         </w:rPr>
         <w:t xml:space="preserve">Además, la Secretaría Técnica, en ejercicio de sus facultades, </w:t>
       </w:r>
@@ -3296,7 +3233,7 @@
           <w:color w:val="000000"/>
           <w:kern w:val="0"/>
           <w:lang w:eastAsia="es-PE"/>
-          <ns2:ligatures ns2:val="none"/>
+          <w14:ligatures w14:val="none"/>
         </w:rPr>
         <w:t xml:space="preserve">considera </w:t>
       </w:r>
@@ -3304,7 +3241,7 @@
         <w:rPr>
           <w:rFonts w:ascii="Arial Narrow" w:eastAsia="Arial Narrow" w:hAnsi="Arial Narrow" w:cs="Arial"/>
           <w:kern w:val="0"/>
-          <ns2:ligatures ns2:val="none"/>
+          <w14:ligatures w14:val="none"/>
         </w:rPr>
         <w:t xml:space="preserve">que el hecho denunciado, consistente en que </w:t>
       </w:r>
@@ -3315,7 +3252,7 @@
           <w:kern w:val="0"/>
           <w:shd w:val="clear" w:color="auto" w:fill="FFFFFF"/>
           <w:lang w:eastAsia="es-PE"/>
-          <ns2:ligatures ns2:val="none"/>
+          <w14:ligatures w14:val="none"/>
         </w:rPr>
         <w:t>los proveedores denunciados no habrían brindado información exacta respecto a las condiciones del seguro al denunciante, al informarle que la cobertura del seguro se extendía por cuatro (4) horas posteriores al retiro del dinero, pese que al momento de solicitar la activación de la cobertura se le informó que esta tenía una duración de dos (2) horas desde la interposición de la denuncia policial</w:t>
       </w:r>
@@ -3332,7 +3269,7 @@
           <w:kern w:val="0"/>
           <w:shd w:val="clear" w:color="auto" w:fill="FFFFFF"/>
           <w:lang w:eastAsia="es-PE"/>
-          <ns2:ligatures ns2:val="none"/>
+          <w14:ligatures w14:val="none"/>
         </w:rPr>
         <w:t xml:space="preserve"> </w:t>
       </w:r>
@@ -3343,7 +3280,7 @@
           <w:color w:val="000000"/>
           <w:kern w:val="0"/>
           <w:lang w:eastAsia="es-PE"/>
-          <ns2:ligatures ns2:val="none"/>
+          <w14:ligatures w14:val="none"/>
         </w:rPr>
         <w:t>Por consiguiente, corresponde calificar el hecho materia de denuncia como una presunta infracción al deber de información, tipificado en el artículo 1, numeral 1, literal b) y al artículo 2 del Código</w:t>
       </w:r>
@@ -3362,22 +3299,22 @@
           <w:color w:val="000000"/>
           <w:kern w:val="0"/>
           <w:lang w:eastAsia="es-PE"/>
-          <ns2:ligatures ns2:val="none"/>
+          <w14:ligatures w14:val="none"/>
         </w:rPr>
         <w:t xml:space="preserve">. </w:t>
       </w:r>
     </w:p>
-    <w:p ns2:paraId="57D317F9" ns2:textId="77777777">
+    <w:p>
       <w:pPr>
         <w:pStyle w:val="Prrafodelista"/>
         <w:rPr>
           <w:rFonts w:ascii="Arial Narrow" w:eastAsia="Arial Narrow" w:hAnsi="Arial Narrow" w:cs="Arial Narrow"/>
           <w:kern w:val="0"/>
-          <ns2:ligatures ns2:val="none"/>
-        </w:rPr>
-      </w:pPr>
-    </w:p>
-    <w:p ns2:paraId="63C35650" ns2:textId="1DC9A221">
+          <w14:ligatures w14:val="none"/>
+        </w:rPr>
+      </w:pPr>
+    </w:p>
+    <w:p>
       <w:pPr>
         <w:pStyle w:val="Prrafodelista"/>
         <w:numPr>
@@ -3390,14 +3327,14 @@
         <w:rPr>
           <w:rFonts w:ascii="Arial Narrow" w:eastAsia="Arial Narrow" w:hAnsi="Arial Narrow" w:cs="Arial Narrow"/>
           <w:kern w:val="0"/>
-          <ns2:ligatures ns2:val="none"/>
-        </w:rPr>
-      </w:pPr>
-      <w:r>
-        <w:rPr>
-          <w:rFonts w:ascii="Arial Narrow" w:eastAsia="Arial Narrow" w:hAnsi="Arial Narrow" w:cs="Arial Narrow"/>
-          <w:kern w:val="0"/>
-          <ns2:ligatures ns2:val="none"/>
+          <w14:ligatures w14:val="none"/>
+        </w:rPr>
+      </w:pPr>
+      <w:r>
+        <w:rPr>
+          <w:rFonts w:ascii="Arial Narrow" w:eastAsia="Arial Narrow" w:hAnsi="Arial Narrow" w:cs="Arial Narrow"/>
+          <w:kern w:val="0"/>
+          <w14:ligatures w14:val="none"/>
         </w:rPr>
         <w:t xml:space="preserve">Además, </w:t>
       </w:r>
@@ -3407,7 +3344,7 @@
           <w:color w:val="000000"/>
           <w:kern w:val="0"/>
           <w:lang w:eastAsia="es-PE"/>
-          <ns2:ligatures ns2:val="none"/>
+          <w14:ligatures w14:val="none"/>
         </w:rPr>
         <w:t xml:space="preserve">la Secretaría Técnica, en ejercicio de sus facultades, considera </w:t>
       </w:r>
@@ -3415,7 +3352,7 @@
         <w:rPr>
           <w:rFonts w:ascii="Arial Narrow" w:eastAsia="Arial Narrow" w:hAnsi="Arial Narrow" w:cs="Arial Narrow"/>
           <w:kern w:val="0"/>
-          <ns2:ligatures ns2:val="none"/>
+          <w14:ligatures w14:val="none"/>
         </w:rPr>
         <w:t xml:space="preserve">que el hecho denunciado, consistente en que </w:t>
       </w:r>
@@ -3426,7 +3363,7 @@
           <w:kern w:val="0"/>
           <w:shd w:val="clear" w:color="auto" w:fill="FFFFFF"/>
           <w:lang w:eastAsia="es-PE"/>
-          <ns2:ligatures ns2:val="none"/>
+          <w14:ligatures w14:val="none"/>
         </w:rPr>
         <w:t>los proveedores denunciados no habrían brindado al denunciante soporte operativo y canales efectivos para reportar el siniestro del 22 de marzo de 2023, por lo que el seguro no cumplía con las condiciones y eficacia que garantice su utilidad</w:t>
       </w:r>
@@ -3434,7 +3371,7 @@
         <w:rPr>
           <w:rFonts w:ascii="Arial Narrow" w:eastAsia="Arial Narrow" w:hAnsi="Arial Narrow" w:cs="Arial Narrow"/>
           <w:kern w:val="0"/>
-          <ns2:ligatures ns2:val="none"/>
+          <w14:ligatures w14:val="none"/>
         </w:rPr>
         <w:t xml:space="preserve">; involucraría una presunta afectación a sus expectativas, quien no habría encontrado una correspondencia entre lo que esperaba recibir de parte del </w:t>
       </w:r>
@@ -3442,7 +3379,7 @@
         <w:rPr>
           <w:rFonts w:ascii="Arial Narrow" w:eastAsia="Arial Narrow" w:hAnsi="Arial Narrow" w:cs="Arial Narrow"/>
           <w:kern w:val="0"/>
-          <ns2:ligatures ns2:val="none"/>
+          <w14:ligatures w14:val="none"/>
         </w:rPr>
         <w:t>proveedor y lo que realmente recibió. Por consiguiente, corresponde calificar el hecho materia de denuncia como una presunta infracción al deber de idoneidad, tipificado en los artículos 18</w:t>
       </w:r>
@@ -3452,7 +3389,7 @@
           <w:color w:val="000000"/>
           <w:kern w:val="0"/>
           <w:lang w:eastAsia="es-PE"/>
-          <ns2:ligatures ns2:val="none"/>
+          <w14:ligatures w14:val="none"/>
         </w:rPr>
         <w:t/>
       </w:r>
@@ -3460,7 +3397,7 @@
         <w:rPr>
           <w:rFonts w:ascii="Arial Narrow" w:eastAsia="Arial Narrow" w:hAnsi="Arial Narrow" w:cs="Arial Narrow"/>
           <w:kern w:val="0"/>
-          <ns2:ligatures ns2:val="none"/>
+          <w14:ligatures w14:val="none"/>
         </w:rPr>
         <w:t xml:space="preserve"> y 19</w:t>
       </w:r>
@@ -3470,7 +3407,7 @@
           <w:color w:val="000000"/>
           <w:kern w:val="0"/>
           <w:lang w:eastAsia="es-PE"/>
-          <ns2:ligatures ns2:val="none"/>
+          <w14:ligatures w14:val="none"/>
         </w:rPr>
         <w:t/>
       </w:r>
@@ -3478,23 +3415,23 @@
         <w:rPr>
           <w:rFonts w:ascii="Arial Narrow" w:eastAsia="Arial Narrow" w:hAnsi="Arial Narrow" w:cs="Arial Narrow"/>
           <w:kern w:val="0"/>
-          <ns2:ligatures ns2:val="none"/>
+          <w14:ligatures w14:val="none"/>
         </w:rPr>
         <w:t xml:space="preserve"> del Código.</w:t>
       </w:r>
     </w:p>
-    <w:p ns2:paraId="6B8E44AC" ns2:textId="77777777">
-      <w:pPr>
-        <w:spacing w:after="0" w:line="240" w:lineRule="auto"/>
-        <w:jc w:val="both"/>
-        <w:rPr>
-          <w:rFonts w:ascii="Arial Narrow" w:eastAsia="Arial Narrow" w:hAnsi="Arial Narrow" w:cs="Arial Narrow"/>
-          <w:kern w:val="0"/>
-          <ns2:ligatures ns2:val="none"/>
-        </w:rPr>
-      </w:pPr>
-    </w:p>
-    <w:p ns2:paraId="4BED6628" ns2:textId="0DB8D1D9">
+    <w:p>
+      <w:pPr>
+        <w:spacing w:after="0" w:line="240" w:lineRule="auto"/>
+        <w:jc w:val="both"/>
+        <w:rPr>
+          <w:rFonts w:ascii="Arial Narrow" w:eastAsia="Arial Narrow" w:hAnsi="Arial Narrow" w:cs="Arial Narrow"/>
+          <w:kern w:val="0"/>
+          <w14:ligatures w14:val="none"/>
+        </w:rPr>
+      </w:pPr>
+    </w:p>
+    <w:p>
       <w:pPr>
         <w:pStyle w:val="Prrafodelista"/>
         <w:numPr>
@@ -3507,14 +3444,14 @@
         <w:rPr>
           <w:rFonts w:ascii="Arial Narrow" w:eastAsia="Arial Narrow" w:hAnsi="Arial Narrow" w:cs="Arial Narrow"/>
           <w:kern w:val="0"/>
-          <ns2:ligatures ns2:val="none"/>
-        </w:rPr>
-      </w:pPr>
-      <w:r>
-        <w:rPr>
-          <w:rFonts w:ascii="Arial Narrow" w:eastAsia="Arial Narrow" w:hAnsi="Arial Narrow" w:cs="Arial Narrow"/>
-          <w:kern w:val="0"/>
-          <ns2:ligatures ns2:val="none"/>
+          <w14:ligatures w14:val="none"/>
+        </w:rPr>
+      </w:pPr>
+      <w:r>
+        <w:rPr>
+          <w:rFonts w:ascii="Arial Narrow" w:eastAsia="Arial Narrow" w:hAnsi="Arial Narrow" w:cs="Arial Narrow"/>
+          <w:kern w:val="0"/>
+          <w14:ligatures w14:val="none"/>
         </w:rPr>
         <w:t xml:space="preserve">Así también, la Secretaría Técnica, en ejercicio de sus facultades, </w:t>
       </w:r>
@@ -3524,7 +3461,7 @@
           <w:color w:val="000000"/>
           <w:kern w:val="0"/>
           <w:lang w:eastAsia="es-PE"/>
-          <ns2:ligatures ns2:val="none"/>
+          <w14:ligatures w14:val="none"/>
         </w:rPr>
         <w:t xml:space="preserve">considera </w:t>
       </w:r>
@@ -3532,7 +3469,7 @@
         <w:rPr>
           <w:rFonts w:ascii="Arial Narrow" w:eastAsia="Arial Narrow" w:hAnsi="Arial Narrow" w:cs="Arial Narrow"/>
           <w:kern w:val="0"/>
-          <ns2:ligatures ns2:val="none"/>
+          <w14:ligatures w14:val="none"/>
         </w:rPr>
         <w:t xml:space="preserve">que el hecho denunciado, consistente en que </w:t>
       </w:r>
@@ -3544,7 +3481,7 @@
           <w:kern w:val="0"/>
           <w:shd w:val="clear" w:color="auto" w:fill="FFFFFF"/>
           <w:lang w:eastAsia="es-PE"/>
-          <ns2:ligatures ns2:val="none"/>
+          <w14:ligatures w14:val="none"/>
         </w:rPr>
         <w:t>Mibanco</w:t>
       </w:r>
@@ -3556,7 +3493,7 @@
           <w:kern w:val="0"/>
           <w:shd w:val="clear" w:color="auto" w:fill="FFFFFF"/>
           <w:lang w:eastAsia="es-PE"/>
-          <ns2:ligatures ns2:val="none"/>
+          <w14:ligatures w14:val="none"/>
         </w:rPr>
         <w:t xml:space="preserve"> - Banco de la Microempresa S.A. no habría contado con un Libro de Reclamaciones Virtual, no existiendo en su página web el aviso que advierta ello</w:t>
       </w:r>
@@ -3564,7 +3501,7 @@
         <w:rPr>
           <w:rFonts w:ascii="Arial Narrow" w:eastAsia="Arial Narrow" w:hAnsi="Arial Narrow" w:cs="Arial Narrow"/>
           <w:kern w:val="0"/>
-          <ns2:ligatures ns2:val="none"/>
+          <w14:ligatures w14:val="none"/>
         </w:rPr>
         <w:t xml:space="preserve">. Por consiguiente, corresponde calificar el hecho materia de denuncia como una presunta infracción al </w:t>
       </w:r>
@@ -3572,7 +3509,7 @@
         <w:rPr>
           <w:rFonts w:ascii="Arial Narrow" w:eastAsia="Arial Narrow" w:hAnsi="Arial Narrow" w:cs="Arial Narrow"/>
           <w:kern w:val="0"/>
-          <ns2:ligatures ns2:val="none"/>
+          <w14:ligatures w14:val="none"/>
         </w:rPr>
         <w:t>uso del libro de reclamaciones</w:t>
       </w:r>
@@ -3580,7 +3517,7 @@
         <w:rPr>
           <w:rFonts w:ascii="Arial Narrow" w:eastAsia="Arial Narrow" w:hAnsi="Arial Narrow" w:cs="Arial Narrow"/>
           <w:kern w:val="0"/>
-          <ns2:ligatures ns2:val="none"/>
+          <w14:ligatures w14:val="none"/>
         </w:rPr>
         <w:t xml:space="preserve">, tipificado en </w:t>
       </w:r>
@@ -3588,7 +3525,7 @@
         <w:rPr>
           <w:rFonts w:ascii="Arial Narrow" w:eastAsia="Arial Narrow" w:hAnsi="Arial Narrow" w:cs="Arial Narrow"/>
           <w:kern w:val="0"/>
-          <ns2:ligatures ns2:val="none"/>
+          <w14:ligatures w14:val="none"/>
         </w:rPr>
         <w:t>el artículo</w:t>
       </w:r>
@@ -3596,7 +3533,7 @@
         <w:rPr>
           <w:rFonts w:ascii="Arial Narrow" w:eastAsia="Arial Narrow" w:hAnsi="Arial Narrow" w:cs="Arial Narrow"/>
           <w:kern w:val="0"/>
-          <ns2:ligatures ns2:val="none"/>
+          <w14:ligatures w14:val="none"/>
         </w:rPr>
         <w:t xml:space="preserve"> 1</w:t>
       </w:r>
@@ -3604,7 +3541,7 @@
         <w:rPr>
           <w:rFonts w:ascii="Arial Narrow" w:eastAsia="Arial Narrow" w:hAnsi="Arial Narrow" w:cs="Arial Narrow"/>
           <w:kern w:val="0"/>
-          <ns2:ligatures ns2:val="none"/>
+          <w14:ligatures w14:val="none"/>
         </w:rPr>
         <w:t>50</w:t>
       </w:r>
@@ -3614,7 +3551,7 @@
           <w:color w:val="000000"/>
           <w:kern w:val="0"/>
           <w:lang w:eastAsia="es-PE"/>
-          <ns2:ligatures ns2:val="none"/>
+          <w14:ligatures w14:val="none"/>
         </w:rPr>
         <w:t/>
       </w:r>
@@ -3622,7 +3559,7 @@
         <w:rPr>
           <w:rFonts w:ascii="Arial Narrow" w:eastAsia="Arial Narrow" w:hAnsi="Arial Narrow" w:cs="Arial Narrow"/>
           <w:kern w:val="0"/>
-          <ns2:ligatures ns2:val="none"/>
+          <w14:ligatures w14:val="none"/>
         </w:rPr>
         <w:t xml:space="preserve"> del Código</w:t>
       </w:r>
@@ -3641,23 +3578,23 @@
           <w:color w:val="000000"/>
           <w:kern w:val="0"/>
           <w:lang w:eastAsia="es-PE"/>
-          <ns2:ligatures ns2:val="none"/>
+          <w14:ligatures w14:val="none"/>
         </w:rPr>
         <w:t>.</w:t>
       </w:r>
     </w:p>
-    <w:p ns2:paraId="6D74E71E" ns2:textId="77777777">
-      <w:pPr>
-        <w:spacing w:after="0" w:line="240" w:lineRule="auto"/>
-        <w:jc w:val="both"/>
-        <w:rPr>
-          <w:rFonts w:ascii="Arial Narrow" w:eastAsia="Arial Narrow" w:hAnsi="Arial Narrow" w:cs="Arial Narrow"/>
-          <w:kern w:val="0"/>
-          <ns2:ligatures ns2:val="none"/>
-        </w:rPr>
-      </w:pPr>
-    </w:p>
-    <w:p ns2:paraId="730DFD4C" ns2:textId="111E6B89">
+    <w:p>
+      <w:pPr>
+        <w:spacing w:after="0" w:line="240" w:lineRule="auto"/>
+        <w:jc w:val="both"/>
+        <w:rPr>
+          <w:rFonts w:ascii="Arial Narrow" w:eastAsia="Arial Narrow" w:hAnsi="Arial Narrow" w:cs="Arial Narrow"/>
+          <w:kern w:val="0"/>
+          <w14:ligatures w14:val="none"/>
+        </w:rPr>
+      </w:pPr>
+    </w:p>
+    <w:p>
       <w:pPr>
         <w:pStyle w:val="Prrafodelista"/>
         <w:numPr>
@@ -3671,14 +3608,14 @@
           <w:rFonts w:ascii="Arial Narrow" w:eastAsia="Calibri" w:hAnsi="Arial Narrow" w:cs="Arial Narrow"/>
           <w:kern w:val="0"/>
           <w:lang w:eastAsia="es-PE"/>
-          <ns2:ligatures ns2:val="none"/>
-        </w:rPr>
-      </w:pPr>
-      <w:r>
-        <w:rPr>
-          <w:rFonts w:ascii="Arial Narrow" w:eastAsia="Arial Narrow" w:hAnsi="Arial Narrow" w:cs="Arial Narrow"/>
-          <w:kern w:val="0"/>
-          <ns2:ligatures ns2:val="none"/>
+          <w14:ligatures w14:val="none"/>
+        </w:rPr>
+      </w:pPr>
+      <w:r>
+        <w:rPr>
+          <w:rFonts w:ascii="Arial Narrow" w:eastAsia="Arial Narrow" w:hAnsi="Arial Narrow" w:cs="Arial Narrow"/>
+          <w:kern w:val="0"/>
+          <w14:ligatures w14:val="none"/>
         </w:rPr>
         <w:t xml:space="preserve">Así también, la Secretaría Técnica, en ejercicio de sus facultades, </w:t>
       </w:r>
@@ -3688,7 +3625,7 @@
           <w:color w:val="000000"/>
           <w:kern w:val="0"/>
           <w:lang w:eastAsia="es-PE"/>
-          <ns2:ligatures ns2:val="none"/>
+          <w14:ligatures w14:val="none"/>
         </w:rPr>
         <w:t xml:space="preserve">considera </w:t>
       </w:r>
@@ -3696,7 +3633,7 @@
         <w:rPr>
           <w:rFonts w:ascii="Arial Narrow" w:eastAsia="Arial Narrow" w:hAnsi="Arial Narrow" w:cs="Arial Narrow"/>
           <w:kern w:val="0"/>
-          <ns2:ligatures ns2:val="none"/>
+          <w14:ligatures w14:val="none"/>
         </w:rPr>
         <w:t xml:space="preserve">que el hecho denunciado, consistente en que </w:t>
       </w:r>
@@ -3707,7 +3644,7 @@
           <w:kern w:val="0"/>
           <w:shd w:val="clear" w:color="auto" w:fill="FFFFFF"/>
           <w:lang w:eastAsia="es-PE"/>
-          <ns2:ligatures ns2:val="none"/>
+          <w14:ligatures w14:val="none"/>
         </w:rPr>
         <w:t xml:space="preserve">Pacífico Compañía de Seguros y Reaseguros S.A. no habría contado con un Libro de Reclamaciones Virtual, no existiendo en su página web el aviso que advierta </w:t>
       </w:r>
@@ -3718,7 +3655,7 @@
           <w:kern w:val="0"/>
           <w:shd w:val="clear" w:color="auto" w:fill="FFFFFF"/>
           <w:lang w:eastAsia="es-PE"/>
-          <ns2:ligatures ns2:val="none"/>
+          <w14:ligatures w14:val="none"/>
         </w:rPr>
         <w:lastRenderedPageBreak/>
         <w:t>ello</w:t>
@@ -3727,7 +3664,7 @@
         <w:rPr>
           <w:rFonts w:ascii="Arial Narrow" w:eastAsia="Arial Narrow" w:hAnsi="Arial Narrow" w:cs="Arial Narrow"/>
           <w:kern w:val="0"/>
-          <ns2:ligatures ns2:val="none"/>
+          <w14:ligatures w14:val="none"/>
         </w:rPr>
         <w:t xml:space="preserve">. </w:t>
       </w:r>
@@ -3735,7 +3672,7 @@
         <w:rPr>
           <w:rFonts w:ascii="Arial Narrow" w:eastAsia="Arial Narrow" w:hAnsi="Arial Narrow" w:cs="Arial Narrow"/>
           <w:kern w:val="0"/>
-          <ns2:ligatures ns2:val="none"/>
+          <w14:ligatures w14:val="none"/>
         </w:rPr>
         <w:t>Por consiguiente, corresponde calificar el hecho materia de denuncia como una presunta infracción al uso del libro de reclamaciones</w:t>
       </w:r>
@@ -3743,7 +3680,7 @@
         <w:rPr>
           <w:rFonts w:ascii="Arial Narrow" w:eastAsia="Arial Narrow" w:hAnsi="Arial Narrow" w:cs="Arial Narrow"/>
           <w:kern w:val="0"/>
-          <ns2:ligatures ns2:val="none"/>
+          <w14:ligatures w14:val="none"/>
         </w:rPr>
         <w:t>, tipificado en el artículo 150</w:t>
       </w:r>
@@ -3753,7 +3690,7 @@
           <w:color w:val="000000"/>
           <w:kern w:val="0"/>
           <w:lang w:eastAsia="es-PE"/>
-          <ns2:ligatures ns2:val="none"/>
+          <w14:ligatures w14:val="none"/>
         </w:rPr>
         <w:t/>
       </w:r>
@@ -3761,7 +3698,7 @@
         <w:rPr>
           <w:rFonts w:ascii="Arial Narrow" w:eastAsia="Arial Narrow" w:hAnsi="Arial Narrow" w:cs="Arial Narrow"/>
           <w:kern w:val="0"/>
-          <ns2:ligatures ns2:val="none"/>
+          <w14:ligatures w14:val="none"/>
         </w:rPr>
         <w:t xml:space="preserve"> del Código y el artículo 5</w:t>
       </w:r>
@@ -3771,7 +3708,7 @@
           <w:color w:val="000000"/>
           <w:kern w:val="0"/>
           <w:lang w:eastAsia="es-PE"/>
-          <ns2:ligatures ns2:val="none"/>
+          <w14:ligatures w14:val="none"/>
         </w:rPr>
         <w:t/>
       </w:r>
@@ -3779,7 +3716,7 @@
         <w:rPr>
           <w:rFonts w:ascii="Arial Narrow" w:eastAsia="Arial Narrow" w:hAnsi="Arial Narrow" w:cs="Arial Narrow"/>
           <w:kern w:val="0"/>
-          <ns2:ligatures ns2:val="none"/>
+          <w14:ligatures w14:val="none"/>
         </w:rPr>
         <w:t xml:space="preserve"> del Reglamento del Libro de Reclamaciones del Código de Protección y Defensa del Consumidor</w:t>
       </w:r>
@@ -3787,23 +3724,23 @@
         <w:rPr>
           <w:rFonts w:ascii="Arial Narrow" w:eastAsia="Arial Narrow" w:hAnsi="Arial Narrow" w:cs="Arial Narrow"/>
           <w:kern w:val="0"/>
-          <ns2:ligatures ns2:val="none"/>
+          <w14:ligatures w14:val="none"/>
         </w:rPr>
         <w:t>.</w:t>
       </w:r>
     </w:p>
-    <w:p ns2:paraId="4EE88AF9" ns2:textId="77777777">
+    <w:p>
       <w:pPr>
         <w:pStyle w:val="Prrafodelista"/>
         <w:rPr>
           <w:rFonts w:ascii="Arial Narrow" w:eastAsia="Calibri" w:hAnsi="Arial Narrow" w:cs="Arial Narrow"/>
           <w:kern w:val="0"/>
           <w:lang w:eastAsia="es-PE"/>
-          <ns2:ligatures ns2:val="none"/>
-        </w:rPr>
-      </w:pPr>
-    </w:p>
-    <w:p ns2:paraId="2C6C398C" ns2:textId="1160BBE1">
+          <w14:ligatures w14:val="none"/>
+        </w:rPr>
+      </w:pPr>
+    </w:p>
+    <w:p>
       <w:pPr>
         <w:pStyle w:val="Prrafodelista"/>
         <w:numPr>
@@ -3817,7 +3754,7 @@
           <w:rFonts w:ascii="Arial Narrow" w:eastAsia="Calibri" w:hAnsi="Arial Narrow" w:cs="Arial Narrow"/>
           <w:kern w:val="0"/>
           <w:lang w:eastAsia="es-PE"/>
-          <ns2:ligatures ns2:val="none"/>
+          <w14:ligatures w14:val="none"/>
         </w:rPr>
       </w:pPr>
       <w:r>
@@ -3825,7 +3762,7 @@
           <w:rFonts w:ascii="Arial Narrow" w:eastAsia="Calibri" w:hAnsi="Arial Narrow" w:cs="Arial Narrow"/>
           <w:kern w:val="0"/>
           <w:lang w:eastAsia="es-PE"/>
-          <ns2:ligatures ns2:val="none"/>
+          <w14:ligatures w14:val="none"/>
         </w:rPr>
         <w:t xml:space="preserve">Además, </w:t>
       </w:r>
@@ -3835,7 +3772,7 @@
           <w:color w:val="000000"/>
           <w:kern w:val="0"/>
           <w:lang w:eastAsia="es-PE"/>
-          <ns2:ligatures ns2:val="none"/>
+          <w14:ligatures w14:val="none"/>
         </w:rPr>
         <w:t xml:space="preserve">la Secretaría Técnica, en ejercicio de sus facultades, considera </w:t>
       </w:r>
@@ -3843,7 +3780,7 @@
         <w:rPr>
           <w:rFonts w:ascii="Arial Narrow" w:eastAsia="Arial Narrow" w:hAnsi="Arial Narrow" w:cs="Arial Narrow"/>
           <w:kern w:val="0"/>
-          <ns2:ligatures ns2:val="none"/>
+          <w14:ligatures w14:val="none"/>
         </w:rPr>
         <w:t xml:space="preserve">que el hecho denunciado, consistente en que </w:t>
       </w:r>
@@ -3855,7 +3792,7 @@
           <w:kern w:val="0"/>
           <w:shd w:val="clear" w:color="auto" w:fill="FFFFFF"/>
           <w:lang w:eastAsia="es-PE"/>
-          <ns2:ligatures ns2:val="none"/>
+          <w14:ligatures w14:val="none"/>
         </w:rPr>
         <w:t>Mibanco</w:t>
       </w:r>
@@ -3867,7 +3804,7 @@
           <w:kern w:val="0"/>
           <w:shd w:val="clear" w:color="auto" w:fill="FFFFFF"/>
           <w:lang w:eastAsia="es-PE"/>
-          <ns2:ligatures ns2:val="none"/>
+          <w14:ligatures w14:val="none"/>
         </w:rPr>
         <w:t xml:space="preserve"> - Banco de la Microempresa S.A. habría dilatado la recepción de la solicitud de cobertura del Seguro Tu Plata Segura – Certificado </w:t>
       </w:r>
@@ -3879,7 +3816,7 @@
           <w:kern w:val="0"/>
           <w:shd w:val="clear" w:color="auto" w:fill="FFFFFF"/>
           <w:lang w:eastAsia="es-PE"/>
-          <ns2:ligatures ns2:val="none"/>
+          <w14:ligatures w14:val="none"/>
         </w:rPr>
         <w:t/>
       </w:r>
@@ -3891,7 +3828,7 @@
           <w:kern w:val="0"/>
           <w:shd w:val="clear" w:color="auto" w:fill="FFFFFF"/>
           <w:lang w:eastAsia="es-PE"/>
-          <ns2:ligatures ns2:val="none"/>
+          <w14:ligatures w14:val="none"/>
         </w:rPr>
         <w:t xml:space="preserve"> 6000059466 presentado por el denunciante por el siniestro del 22 de marzo de 2023</w:t>
       </w:r>
@@ -3899,7 +3836,7 @@
         <w:rPr>
           <w:rFonts w:ascii="Arial Narrow" w:eastAsia="Arial Narrow" w:hAnsi="Arial Narrow" w:cs="Arial Narrow"/>
           <w:kern w:val="0"/>
-          <ns2:ligatures ns2:val="none"/>
+          <w14:ligatures w14:val="none"/>
         </w:rPr>
         <w:t xml:space="preserve">; involucraría una presunta afectación a sus expectativas, quien no habría encontrado una correspondencia entre lo que esperaba recibir de parte del </w:t>
       </w:r>
@@ -3907,7 +3844,7 @@
         <w:rPr>
           <w:rFonts w:ascii="Arial Narrow" w:eastAsia="Arial Narrow" w:hAnsi="Arial Narrow" w:cs="Arial Narrow"/>
           <w:kern w:val="0"/>
-          <ns2:ligatures ns2:val="none"/>
+          <w14:ligatures w14:val="none"/>
         </w:rPr>
         <w:t>proveedor y lo que realmente recibió. Por consiguiente, corresponde calificar el hecho materia de denuncia como una presunta infracción al deber de idoneidad, tipificado en los artículos 18</w:t>
       </w:r>
@@ -3917,7 +3854,7 @@
           <w:color w:val="000000"/>
           <w:kern w:val="0"/>
           <w:lang w:eastAsia="es-PE"/>
-          <ns2:ligatures ns2:val="none"/>
+          <w14:ligatures w14:val="none"/>
         </w:rPr>
         <w:t/>
       </w:r>
@@ -3925,7 +3862,7 @@
         <w:rPr>
           <w:rFonts w:ascii="Arial Narrow" w:eastAsia="Arial Narrow" w:hAnsi="Arial Narrow" w:cs="Arial Narrow"/>
           <w:kern w:val="0"/>
-          <ns2:ligatures ns2:val="none"/>
+          <w14:ligatures w14:val="none"/>
         </w:rPr>
         <w:t xml:space="preserve"> y 19</w:t>
       </w:r>
@@ -3935,7 +3872,7 @@
           <w:color w:val="000000"/>
           <w:kern w:val="0"/>
           <w:lang w:eastAsia="es-PE"/>
-          <ns2:ligatures ns2:val="none"/>
+          <w14:ligatures w14:val="none"/>
         </w:rPr>
         <w:t/>
       </w:r>
@@ -3943,23 +3880,23 @@
         <w:rPr>
           <w:rFonts w:ascii="Arial Narrow" w:eastAsia="Arial Narrow" w:hAnsi="Arial Narrow" w:cs="Arial Narrow"/>
           <w:kern w:val="0"/>
-          <ns2:ligatures ns2:val="none"/>
+          <w14:ligatures w14:val="none"/>
         </w:rPr>
         <w:t xml:space="preserve"> del Código.</w:t>
       </w:r>
     </w:p>
-    <w:p ns2:paraId="7B0832D6" ns2:textId="77777777">
+    <w:p>
       <w:pPr>
         <w:pStyle w:val="Prrafodelista"/>
         <w:rPr>
           <w:rFonts w:ascii="Arial Narrow" w:eastAsia="Calibri" w:hAnsi="Arial Narrow" w:cs="Arial Narrow"/>
           <w:kern w:val="0"/>
           <w:lang w:eastAsia="es-PE"/>
-          <ns2:ligatures ns2:val="none"/>
-        </w:rPr>
-      </w:pPr>
-    </w:p>
-    <w:p ns2:paraId="7130DFD7" ns2:textId="3F6D5A31">
+          <w14:ligatures w14:val="none"/>
+        </w:rPr>
+      </w:pPr>
+    </w:p>
+    <w:p>
       <w:pPr>
         <w:pStyle w:val="Prrafodelista"/>
         <w:numPr>
@@ -3973,7 +3910,7 @@
           <w:rFonts w:ascii="Arial Narrow" w:eastAsia="Calibri" w:hAnsi="Arial Narrow" w:cs="Arial Narrow"/>
           <w:kern w:val="0"/>
           <w:lang w:eastAsia="es-PE"/>
-          <ns2:ligatures ns2:val="none"/>
+          <w14:ligatures w14:val="none"/>
         </w:rPr>
       </w:pPr>
       <w:r>
@@ -3981,7 +3918,7 @@
           <w:rFonts w:ascii="Arial Narrow" w:eastAsia="Calibri" w:hAnsi="Arial Narrow" w:cs="Arial Narrow"/>
           <w:kern w:val="0"/>
           <w:lang w:eastAsia="es-PE"/>
-          <ns2:ligatures ns2:val="none"/>
+          <w14:ligatures w14:val="none"/>
         </w:rPr>
         <w:t xml:space="preserve">Asimismo, </w:t>
       </w:r>
@@ -3991,7 +3928,7 @@
           <w:color w:val="000000"/>
           <w:kern w:val="0"/>
           <w:lang w:eastAsia="es-PE"/>
-          <ns2:ligatures ns2:val="none"/>
+          <w14:ligatures w14:val="none"/>
         </w:rPr>
         <w:t xml:space="preserve">la Secretaría Técnica, en ejercicio de sus facultades, considera </w:t>
       </w:r>
@@ -3999,7 +3936,7 @@
         <w:rPr>
           <w:rFonts w:ascii="Arial Narrow" w:eastAsia="Arial Narrow" w:hAnsi="Arial Narrow" w:cs="Arial Narrow"/>
           <w:kern w:val="0"/>
-          <ns2:ligatures ns2:val="none"/>
+          <w14:ligatures w14:val="none"/>
         </w:rPr>
         <w:t xml:space="preserve">que el hecho denunciado, consistente en que </w:t>
       </w:r>
@@ -4010,7 +3947,7 @@
           <w:kern w:val="0"/>
           <w:shd w:val="clear" w:color="auto" w:fill="FFFFFF"/>
           <w:lang w:eastAsia="es-PE"/>
-          <ns2:ligatures ns2:val="none"/>
+          <w14:ligatures w14:val="none"/>
         </w:rPr>
         <w:t>los proveedores denunciados no habría condicionado indebidamente la presentación de un reclamo o queja al requerir al denunciante límites de caracteres para la presentación de reclamos además de condicionar la presentación del reclamo al exigir información como el número de póliza, pese a que no contaba con dicho número</w:t>
       </w:r>
@@ -4018,7 +3955,7 @@
         <w:rPr>
           <w:rFonts w:ascii="Arial Narrow" w:eastAsia="Arial Narrow" w:hAnsi="Arial Narrow" w:cs="Arial Narrow"/>
           <w:kern w:val="0"/>
-          <ns2:ligatures ns2:val="none"/>
+          <w14:ligatures w14:val="none"/>
         </w:rPr>
         <w:t xml:space="preserve">; involucraría una presunta afectación a sus expectativas, quien no habría encontrado una correspondencia entre lo que esperaba recibir de parte del </w:t>
       </w:r>
@@ -4026,7 +3963,7 @@
         <w:rPr>
           <w:rFonts w:ascii="Arial Narrow" w:eastAsia="Arial Narrow" w:hAnsi="Arial Narrow" w:cs="Arial Narrow"/>
           <w:kern w:val="0"/>
-          <ns2:ligatures ns2:val="none"/>
+          <w14:ligatures w14:val="none"/>
         </w:rPr>
         <w:t>proveedor y lo que realmente recibió. Por consiguiente, corresponde calificar el hecho materia de denuncia como una presunta infracción al deber de idoneidad, tipificado en los artículos 18</w:t>
       </w:r>
@@ -4036,7 +3973,7 @@
           <w:color w:val="000000"/>
           <w:kern w:val="0"/>
           <w:lang w:eastAsia="es-PE"/>
-          <ns2:ligatures ns2:val="none"/>
+          <w14:ligatures w14:val="none"/>
         </w:rPr>
         <w:t/>
       </w:r>
@@ -4044,7 +3981,7 @@
         <w:rPr>
           <w:rFonts w:ascii="Arial Narrow" w:eastAsia="Arial Narrow" w:hAnsi="Arial Narrow" w:cs="Arial Narrow"/>
           <w:kern w:val="0"/>
-          <ns2:ligatures ns2:val="none"/>
+          <w14:ligatures w14:val="none"/>
         </w:rPr>
         <w:t xml:space="preserve"> y 19</w:t>
       </w:r>
@@ -4054,7 +3991,7 @@
           <w:color w:val="000000"/>
           <w:kern w:val="0"/>
           <w:lang w:eastAsia="es-PE"/>
-          <ns2:ligatures ns2:val="none"/>
+          <w14:ligatures w14:val="none"/>
         </w:rPr>
         <w:t/>
       </w:r>
@@ -4062,12 +3999,12 @@
         <w:rPr>
           <w:rFonts w:ascii="Arial Narrow" w:eastAsia="Arial Narrow" w:hAnsi="Arial Narrow" w:cs="Arial Narrow"/>
           <w:kern w:val="0"/>
-          <ns2:ligatures ns2:val="none"/>
+          <w14:ligatures w14:val="none"/>
         </w:rPr>
         <w:t xml:space="preserve"> del Código.</w:t>
       </w:r>
     </w:p>
-    <w:p ns2:paraId="5B795CF8" ns2:textId="77777777">
+    <w:p>
       <w:pPr>
         <w:spacing w:after="0" w:line="240" w:lineRule="auto"/>
         <w:jc w:val="both"/>
@@ -4075,11 +4012,11 @@
           <w:rFonts w:ascii="Arial Narrow" w:eastAsia="Calibri" w:hAnsi="Arial Narrow" w:cs="Arial Narrow"/>
           <w:kern w:val="0"/>
           <w:lang w:eastAsia="es-PE"/>
-          <ns2:ligatures ns2:val="none"/>
-        </w:rPr>
-      </w:pPr>
-    </w:p>
-    <w:p ns2:paraId="53370C61" ns2:textId="1B55B3A6">
+          <w14:ligatures w14:val="none"/>
+        </w:rPr>
+      </w:pPr>
+    </w:p>
+    <w:p>
       <w:pPr>
         <w:pStyle w:val="Prrafodelista"/>
         <w:numPr>
@@ -4093,7 +4030,7 @@
           <w:rFonts w:ascii="Arial Narrow" w:eastAsia="Calibri" w:hAnsi="Arial Narrow" w:cs="Arial Narrow"/>
           <w:kern w:val="0"/>
           <w:lang w:eastAsia="es-PE"/>
-          <ns2:ligatures ns2:val="none"/>
+          <w14:ligatures w14:val="none"/>
         </w:rPr>
       </w:pPr>
       <w:r>
@@ -4102,7 +4039,7 @@
           <w:color w:val="000000"/>
           <w:kern w:val="0"/>
           <w:lang w:eastAsia="es-PE"/>
-          <ns2:ligatures ns2:val="none"/>
+          <w14:ligatures w14:val="none"/>
         </w:rPr>
         <w:t>En tanto la denuncia reúne los requisitos establecidos por la norma citada, corresponde admitirla a trámite</w:t>
       </w:r>
@@ -4112,7 +4049,7 @@
           <w:rFonts w:ascii="Arial Narrow" w:eastAsia="Arial Narrow" w:hAnsi="Arial Narrow" w:cs="Arial Narrow"/>
           <w:kern w:val="0"/>
           <w:vertAlign w:val="superscript"/>
-          <ns2:ligatures ns2:val="none"/>
+          <w14:ligatures w14:val="none"/>
         </w:rPr>
         <w:footnoteReference w:id="6"/>
       </w:r>
@@ -4122,12 +4059,12 @@
           <w:color w:val="000000"/>
           <w:kern w:val="0"/>
           <w:lang w:eastAsia="es-PE"/>
-          <ns2:ligatures ns2:val="none"/>
+          <w14:ligatures w14:val="none"/>
         </w:rPr>
         <w:t>.</w:t>
       </w:r>
     </w:p>
-    <w:p ns2:paraId="01E2C693" ns2:textId="77777777">
+    <w:p>
       <w:pPr>
         <w:spacing w:after="0" w:line="240" w:lineRule="auto"/>
         <w:ind w:left="567"/>
@@ -4138,11 +4075,11 @@
           <w:color w:val="000000"/>
           <w:kern w:val="0"/>
           <w:lang w:eastAsia="es-PE"/>
-          <ns2:ligatures ns2:val="none"/>
-        </w:rPr>
-      </w:pPr>
-    </w:p>
-    <w:p ns2:paraId="73E8A701" ns2:textId="3D37939B">
+          <w14:ligatures w14:val="none"/>
+        </w:rPr>
+      </w:pPr>
+    </w:p>
+    <w:p>
       <w:pPr>
         <w:pStyle w:val="Prrafodelista"/>
         <w:numPr>
@@ -4162,17 +4099,17 @@
           <w:color w:val="000000"/>
           <w:kern w:val="0"/>
           <w:lang w:eastAsia="es-PE"/>
-          <ns2:ligatures ns2:val="none"/>
-        </w:rPr>
-      </w:pPr>
-      <w:r>
-        <w:rPr>
-          <w:rFonts w:ascii="Arial Narrow" w:eastAsia="Arial Narrow" w:hAnsi="Arial Narrow" w:cs="Arial Narrow"/>
-          <w:b/>
-          <w:color w:val="000000"/>
-          <w:kern w:val="0"/>
-          <w:lang w:eastAsia="es-PE"/>
-          <ns2:ligatures ns2:val="none"/>
+          <w14:ligatures w14:val="none"/>
+        </w:rPr>
+      </w:pPr>
+      <w:r>
+        <w:rPr>
+          <w:rFonts w:ascii="Arial Narrow" w:eastAsia="Arial Narrow" w:hAnsi="Arial Narrow" w:cs="Arial Narrow"/>
+          <w:b/>
+          <w:color w:val="000000"/>
+          <w:kern w:val="0"/>
+          <w:lang w:eastAsia="es-PE"/>
+          <w14:ligatures w14:val="none"/>
         </w:rPr>
         <w:t>REQUERIMIENTO DE INFORMACI</w:t>
       </w:r>
@@ -4183,7 +4120,7 @@
           <w:color w:val="000000"/>
           <w:kern w:val="0"/>
           <w:lang w:eastAsia="es-PE"/>
-          <ns2:ligatures ns2:val="none"/>
+          <w14:ligatures w14:val="none"/>
         </w:rPr>
         <w:t>Ó</w:t>
       </w:r>
@@ -4194,25 +4131,25 @@
           <w:color w:val="000000"/>
           <w:kern w:val="0"/>
           <w:lang w:eastAsia="es-PE"/>
-          <ns2:ligatures ns2:val="none"/>
+          <w14:ligatures w14:val="none"/>
         </w:rPr>
         <w:t>N</w:t>
       </w:r>
     </w:p>
-    <w:p ns2:paraId="3F5BB4A5" ns2:textId="77777777">
-      <w:pPr>
-        <w:spacing w:after="0" w:line="240" w:lineRule="auto"/>
-        <w:jc w:val="both"/>
-        <w:rPr>
-          <w:rFonts w:ascii="Arial Narrow" w:eastAsia="Times New Roman" w:hAnsi="Arial Narrow" w:cs="Arial"/>
-          <w:color w:val="000000"/>
-          <w:kern w:val="0"/>
-          <w:lang w:val="es-ES" w:eastAsia="es-ES"/>
-          <ns2:ligatures ns2:val="none"/>
-        </w:rPr>
-      </w:pPr>
-    </w:p>
-    <w:p ns2:paraId="24DBE724" ns2:textId="04B8D0D5">
+    <w:p>
+      <w:pPr>
+        <w:spacing w:after="0" w:line="240" w:lineRule="auto"/>
+        <w:jc w:val="both"/>
+        <w:rPr>
+          <w:rFonts w:ascii="Arial Narrow" w:eastAsia="Times New Roman" w:hAnsi="Arial Narrow" w:cs="Arial"/>
+          <w:color w:val="000000"/>
+          <w:kern w:val="0"/>
+          <w:lang w:val="es-ES" w:eastAsia="es-ES"/>
+          <w14:ligatures w14:val="none"/>
+        </w:rPr>
+      </w:pPr>
+    </w:p>
+    <w:p>
       <w:pPr>
         <w:pStyle w:val="Prrafodelista"/>
         <w:numPr>
@@ -4227,16 +4164,16 @@
           <w:color w:val="000000"/>
           <w:kern w:val="0"/>
           <w:lang w:val="es-ES" w:eastAsia="es-ES"/>
-          <ns2:ligatures ns2:val="none"/>
-        </w:rPr>
-      </w:pPr>
-      <w:r>
-        <w:rPr>
-          <w:rFonts w:ascii="Arial Narrow" w:eastAsia="Times New Roman" w:hAnsi="Arial Narrow" w:cs="Arial"/>
-          <w:color w:val="000000"/>
-          <w:kern w:val="0"/>
-          <w:lang w:val="es-ES" w:eastAsia="es-ES"/>
-          <ns2:ligatures ns2:val="none"/>
+          <w14:ligatures w14:val="none"/>
+        </w:rPr>
+      </w:pPr>
+      <w:r>
+        <w:rPr>
+          <w:rFonts w:ascii="Arial Narrow" w:eastAsia="Times New Roman" w:hAnsi="Arial Narrow" w:cs="Arial"/>
+          <w:color w:val="000000"/>
+          <w:kern w:val="0"/>
+          <w:lang w:val="es-ES" w:eastAsia="es-ES"/>
+          <w14:ligatures w14:val="none"/>
         </w:rPr>
         <w:t xml:space="preserve">A efectos de tener mayores elementos que sirvan para la resolución definitiva del presente caso, la Secretaría Técnica, en ejercicio de las facultades que la ley le confiere, </w:t>
       </w:r>
@@ -4246,7 +4183,7 @@
           <w:color w:val="000000"/>
           <w:kern w:val="0"/>
           <w:lang w:val="es-ES" w:eastAsia="es-ES"/>
-          <ns2:ligatures ns2:val="none"/>
+          <w14:ligatures w14:val="none"/>
         </w:rPr>
         <w:t>conviene requerir</w:t>
       </w:r>
@@ -4256,7 +4193,7 @@
           <w:color w:val="000000"/>
           <w:kern w:val="0"/>
           <w:lang w:val="es-ES" w:eastAsia="es-ES"/>
-          <ns2:ligatures ns2:val="none"/>
+          <w14:ligatures w14:val="none"/>
         </w:rPr>
         <w:t xml:space="preserve"> al Banco </w:t>
       </w:r>
@@ -4267,7 +4204,7 @@
           <w:kern w:val="0"/>
           <w:shd w:val="clear" w:color="auto" w:fill="FFFFFF"/>
           <w:lang w:eastAsia="es-PE"/>
-          <ns2:ligatures ns2:val="none"/>
+          <w14:ligatures w14:val="none"/>
         </w:rPr>
         <w:t xml:space="preserve">y a Pacífico </w:t>
       </w:r>
@@ -4277,12 +4214,12 @@
           <w:color w:val="000000"/>
           <w:kern w:val="0"/>
           <w:lang w:val="es-ES" w:eastAsia="es-ES"/>
-          <ns2:ligatures ns2:val="none"/>
+          <w14:ligatures w14:val="none"/>
         </w:rPr>
         <w:t>que, en un plazo no mayor de cinco (5) días hábiles contado a partir del día siguiente de la notificación de la presente resolución, cumplan con lo siguiente:</w:t>
       </w:r>
     </w:p>
-    <w:p ns2:paraId="741FFCC8" ns2:textId="77777777">
+    <w:p>
       <w:pPr>
         <w:spacing w:after="0" w:line="240" w:lineRule="auto"/>
         <w:jc w:val="both"/>
@@ -4292,11 +4229,11 @@
           <w:kern w:val="0"/>
           <w:u w:val="single"/>
           <w:lang w:val="es-ES" w:eastAsia="es-ES"/>
-          <ns2:ligatures ns2:val="none"/>
-        </w:rPr>
-      </w:pPr>
-    </w:p>
-    <w:p ns2:paraId="0A317FC4" ns2:textId="52C30A71">
+          <w14:ligatures w14:val="none"/>
+        </w:rPr>
+      </w:pPr>
+    </w:p>
+    <w:p>
       <w:pPr>
         <w:pStyle w:val="Prrafodelista"/>
         <w:spacing w:after="0" w:line="240" w:lineRule="auto"/>
@@ -4308,7 +4245,7 @@
           <w:kern w:val="0"/>
           <w:u w:val="single"/>
           <w:lang w:val="es-ES" w:eastAsia="es-ES"/>
-          <ns2:ligatures ns2:val="none"/>
+          <w14:ligatures w14:val="none"/>
         </w:rPr>
       </w:pPr>
       <w:r>
@@ -4318,7 +4255,7 @@
           <w:kern w:val="0"/>
           <w:u w:val="single"/>
           <w:lang w:val="es-ES" w:eastAsia="es-ES"/>
-          <ns2:ligatures ns2:val="none"/>
+          <w14:ligatures w14:val="none"/>
         </w:rPr>
         <w:t>Al Banco</w:t>
       </w:r>
@@ -4328,7 +4265,7 @@
           <w:color w:val="000000"/>
           <w:kern w:val="0"/>
           <w:lang w:val="es-ES" w:eastAsia="es-ES"/>
-          <ns2:ligatures ns2:val="none"/>
+          <w14:ligatures w14:val="none"/>
         </w:rPr>
         <w:t>:</w:t>
       </w:r>
@@ -4338,7 +4275,7 @@
           <w:color w:val="000000"/>
           <w:kern w:val="0"/>
           <w:lang w:eastAsia="es-ES"/>
-          <ns2:ligatures ns2:val="none"/>
+          <w14:ligatures w14:val="none"/>
         </w:rPr>
         <w:t xml:space="preserve"> </w:t>
       </w:r>
@@ -4348,7 +4285,7 @@
           <w:color w:val="000000"/>
           <w:kern w:val="0"/>
           <w:lang w:val="es-ES" w:eastAsia="es-ES"/>
-          <ns2:ligatures ns2:val="none"/>
+          <w14:ligatures w14:val="none"/>
         </w:rPr>
         <w:t xml:space="preserve">(i) presentar una copia debidamente suscrita de la Póliza y/o Certificado del </w:t>
       </w:r>
@@ -4358,7 +4295,7 @@
           <w:color w:val="000000"/>
           <w:kern w:val="0"/>
           <w:lang w:val="es-ES" w:eastAsia="es-ES"/>
-          <ns2:ligatures ns2:val="none"/>
+          <w14:ligatures w14:val="none"/>
         </w:rPr>
         <w:t xml:space="preserve">Seguro Antirrobos </w:t>
       </w:r>
@@ -4368,7 +4305,7 @@
           <w:color w:val="000000"/>
           <w:kern w:val="0"/>
           <w:lang w:val="es-ES" w:eastAsia="es-ES"/>
-          <ns2:ligatures ns2:val="none"/>
+          <w14:ligatures w14:val="none"/>
         </w:rPr>
         <w:t>materia de denuncia; (</w:t>
       </w:r>
@@ -4379,7 +4316,7 @@
           <w:color w:val="000000"/>
           <w:kern w:val="0"/>
           <w:lang w:val="es-ES" w:eastAsia="es-ES"/>
-          <ns2:ligatures ns2:val="none"/>
+          <w14:ligatures w14:val="none"/>
         </w:rPr>
         <w:t>ii</w:t>
       </w:r>
@@ -4390,7 +4327,7 @@
           <w:color w:val="000000"/>
           <w:kern w:val="0"/>
           <w:lang w:val="es-ES" w:eastAsia="es-ES"/>
-          <ns2:ligatures ns2:val="none"/>
+          <w14:ligatures w14:val="none"/>
         </w:rPr>
         <w:t>) presentar los medios probatorios que sustenten que se proporcionó información específica sobre el procedimiento a seguir para activar la cobertura del seguro antirrobos a la parte denunciante;</w:t>
       </w:r>
@@ -4400,7 +4337,7 @@
           <w:color w:val="000000"/>
           <w:kern w:val="0"/>
           <w:lang w:val="es-ES" w:eastAsia="es-ES"/>
-          <ns2:ligatures ns2:val="none"/>
+          <w14:ligatures w14:val="none"/>
         </w:rPr>
         <w:t xml:space="preserve"> y, </w:t>
       </w:r>
@@ -4410,7 +4347,7 @@
           <w:color w:val="000000"/>
           <w:kern w:val="0"/>
           <w:lang w:val="es-ES" w:eastAsia="es-ES"/>
-          <ns2:ligatures ns2:val="none"/>
+          <w14:ligatures w14:val="none"/>
         </w:rPr>
         <w:t>(</w:t>
       </w:r>
@@ -4421,7 +4358,7 @@
           <w:color w:val="000000"/>
           <w:kern w:val="0"/>
           <w:lang w:val="es-ES" w:eastAsia="es-ES"/>
-          <ns2:ligatures ns2:val="none"/>
+          <w14:ligatures w14:val="none"/>
         </w:rPr>
         <w:t>iii</w:t>
       </w:r>
@@ -4432,7 +4369,7 @@
           <w:color w:val="000000"/>
           <w:kern w:val="0"/>
           <w:lang w:val="es-ES" w:eastAsia="es-ES"/>
-          <ns2:ligatures ns2:val="none"/>
+          <w14:ligatures w14:val="none"/>
         </w:rPr>
         <w:t>) presentar todas las comunicaciones cursadas con el denunciante en virtud del hecho materia de denuncia</w:t>
       </w:r>
@@ -4442,12 +4379,12 @@
           <w:color w:val="000000"/>
           <w:kern w:val="0"/>
           <w:lang w:val="es-ES" w:eastAsia="es-ES"/>
-          <ns2:ligatures ns2:val="none"/>
+          <w14:ligatures w14:val="none"/>
         </w:rPr>
         <w:t>.</w:t>
       </w:r>
     </w:p>
-    <w:p ns2:paraId="12E4F1E1" ns2:textId="77777777">
+    <w:p>
       <w:pPr>
         <w:pStyle w:val="Prrafodelista"/>
         <w:spacing w:after="0" w:line="240" w:lineRule="auto"/>
@@ -4459,11 +4396,11 @@
           <w:kern w:val="0"/>
           <w:u w:val="single"/>
           <w:lang w:val="es-ES" w:eastAsia="es-ES"/>
-          <ns2:ligatures ns2:val="none"/>
-        </w:rPr>
-      </w:pPr>
-    </w:p>
-    <w:p ns2:paraId="4C19F339" ns2:textId="5BA63922">
+          <w14:ligatures w14:val="none"/>
+        </w:rPr>
+      </w:pPr>
+    </w:p>
+    <w:p>
       <w:pPr>
         <w:pStyle w:val="Prrafodelista"/>
         <w:spacing w:after="0" w:line="240" w:lineRule="auto"/>
@@ -4474,7 +4411,7 @@
           <w:color w:val="000000"/>
           <w:kern w:val="0"/>
           <w:lang w:val="es-ES" w:eastAsia="es-ES"/>
-          <ns2:ligatures ns2:val="none"/>
+          <w14:ligatures w14:val="none"/>
         </w:rPr>
       </w:pPr>
       <w:r>
@@ -4484,7 +4421,7 @@
           <w:kern w:val="0"/>
           <w:u w:val="single"/>
           <w:lang w:val="es-ES" w:eastAsia="es-ES"/>
-          <ns2:ligatures ns2:val="none"/>
+          <w14:ligatures w14:val="none"/>
         </w:rPr>
         <w:t>A Pacífico</w:t>
       </w:r>
@@ -4494,7 +4431,7 @@
           <w:color w:val="000000"/>
           <w:kern w:val="0"/>
           <w:lang w:val="es-ES" w:eastAsia="es-ES"/>
-          <ns2:ligatures ns2:val="none"/>
+          <w14:ligatures w14:val="none"/>
         </w:rPr>
         <w:t xml:space="preserve">: </w:t>
       </w:r>
@@ -4504,7 +4441,7 @@
           <w:color w:val="000000"/>
           <w:kern w:val="0"/>
           <w:lang w:val="es-ES" w:eastAsia="es-ES"/>
-          <ns2:ligatures ns2:val="none"/>
+          <w14:ligatures w14:val="none"/>
         </w:rPr>
         <w:t xml:space="preserve">(i) presentar una copia debidamente suscrita de la Póliza y/o Certificado del </w:t>
       </w:r>
@@ -4514,7 +4451,7 @@
           <w:color w:val="000000"/>
           <w:kern w:val="0"/>
           <w:lang w:val="es-ES" w:eastAsia="es-ES"/>
-          <ns2:ligatures ns2:val="none"/>
+          <w14:ligatures w14:val="none"/>
         </w:rPr>
         <w:t xml:space="preserve">Seguro Antirrobos </w:t>
       </w:r>
@@ -4524,7 +4461,7 @@
           <w:color w:val="000000"/>
           <w:kern w:val="0"/>
           <w:lang w:val="es-ES" w:eastAsia="es-ES"/>
-          <ns2:ligatures ns2:val="none"/>
+          <w14:ligatures w14:val="none"/>
         </w:rPr>
         <w:t>materia de denuncia; (</w:t>
       </w:r>
@@ -4535,7 +4472,7 @@
           <w:color w:val="000000"/>
           <w:kern w:val="0"/>
           <w:lang w:val="es-ES" w:eastAsia="es-ES"/>
-          <ns2:ligatures ns2:val="none"/>
+          <w14:ligatures w14:val="none"/>
         </w:rPr>
         <w:t>ii</w:t>
       </w:r>
@@ -4546,7 +4483,7 @@
           <w:color w:val="000000"/>
           <w:kern w:val="0"/>
           <w:lang w:val="es-ES" w:eastAsia="es-ES"/>
-          <ns2:ligatures ns2:val="none"/>
+          <w14:ligatures w14:val="none"/>
         </w:rPr>
         <w:t>) presentar los medios probatorios que sustenten que se proporcionó información específica sobre el procedimiento a seguir para activar la cobertura del seguro antirrobos a la parte denunciante;</w:t>
       </w:r>
@@ -4556,7 +4493,7 @@
           <w:color w:val="000000"/>
           <w:kern w:val="0"/>
           <w:lang w:val="es-ES" w:eastAsia="es-ES"/>
-          <ns2:ligatures ns2:val="none"/>
+          <w14:ligatures w14:val="none"/>
         </w:rPr>
         <w:t xml:space="preserve"> y, </w:t>
       </w:r>
@@ -4566,7 +4503,7 @@
           <w:color w:val="000000"/>
           <w:kern w:val="0"/>
           <w:lang w:val="es-ES" w:eastAsia="es-ES"/>
-          <ns2:ligatures ns2:val="none"/>
+          <w14:ligatures w14:val="none"/>
         </w:rPr>
         <w:t>(</w:t>
       </w:r>
@@ -4577,7 +4514,7 @@
           <w:color w:val="000000"/>
           <w:kern w:val="0"/>
           <w:lang w:val="es-ES" w:eastAsia="es-ES"/>
-          <ns2:ligatures ns2:val="none"/>
+          <w14:ligatures w14:val="none"/>
         </w:rPr>
         <w:t>iii</w:t>
       </w:r>
@@ -4588,7 +4525,7 @@
           <w:color w:val="000000"/>
           <w:kern w:val="0"/>
           <w:lang w:val="es-ES" w:eastAsia="es-ES"/>
-          <ns2:ligatures ns2:val="none"/>
+          <w14:ligatures w14:val="none"/>
         </w:rPr>
         <w:t>) presentar todas las comunicaciones cursadas con el denunciante en virtud del hecho materia de denuncia</w:t>
       </w:r>
@@ -4598,12 +4535,12 @@
           <w:color w:val="000000"/>
           <w:kern w:val="0"/>
           <w:lang w:val="es-ES" w:eastAsia="es-ES"/>
-          <ns2:ligatures ns2:val="none"/>
+          <w14:ligatures w14:val="none"/>
         </w:rPr>
         <w:t>.</w:t>
       </w:r>
     </w:p>
-    <w:p ns2:paraId="6F41E14E" ns2:textId="77777777">
+    <w:p>
       <w:pPr>
         <w:pStyle w:val="Prrafodelista"/>
         <w:spacing w:after="0" w:line="240" w:lineRule="auto"/>
@@ -4614,11 +4551,11 @@
           <w:color w:val="000000"/>
           <w:kern w:val="0"/>
           <w:lang w:val="es-ES" w:eastAsia="es-ES"/>
-          <ns2:ligatures ns2:val="none"/>
-        </w:rPr>
-      </w:pPr>
-    </w:p>
-    <w:p ns2:paraId="1A94A99A" ns2:textId="77777777">
+          <w14:ligatures w14:val="none"/>
+        </w:rPr>
+      </w:pPr>
+    </w:p>
+    <w:p>
       <w:pPr>
         <w:pStyle w:val="Prrafodelista"/>
         <w:numPr>
@@ -4638,37 +4575,37 @@
           <w:color w:val="000000"/>
           <w:kern w:val="0"/>
           <w:lang w:eastAsia="es-PE"/>
-          <ns2:ligatures ns2:val="none"/>
-        </w:rPr>
-      </w:pPr>
-      <w:r>
-        <w:rPr>
-          <w:rFonts w:ascii="Arial Narrow" w:eastAsia="Arial Narrow" w:hAnsi="Arial Narrow" w:cs="Arial Narrow"/>
-          <w:b/>
-          <w:color w:val="000000"/>
-          <w:kern w:val="0"/>
-          <w:lang w:eastAsia="es-PE"/>
-          <ns2:ligatures ns2:val="none"/>
+          <w14:ligatures w14:val="none"/>
+        </w:rPr>
+      </w:pPr>
+      <w:r>
+        <w:rPr>
+          <w:rFonts w:ascii="Arial Narrow" w:eastAsia="Arial Narrow" w:hAnsi="Arial Narrow" w:cs="Arial Narrow"/>
+          <w:b/>
+          <w:color w:val="000000"/>
+          <w:kern w:val="0"/>
+          <w:lang w:eastAsia="es-PE"/>
+          <w14:ligatures w14:val="none"/>
         </w:rPr>
         <w:lastRenderedPageBreak/>
         <w:t xml:space="preserve">RESOLUCIÓN DE LA SECRETARÍA TÉCNICA </w:t>
       </w:r>
     </w:p>
-    <w:p ns2:paraId="543B2EE5" ns2:textId="77777777">
-      <w:pPr>
-        <w:spacing w:after="0" w:line="240" w:lineRule="auto"/>
-        <w:jc w:val="both"/>
-        <w:rPr>
-          <w:rFonts w:ascii="Arial Narrow" w:eastAsia="Arial Narrow" w:hAnsi="Arial Narrow" w:cs="Arial Narrow"/>
-          <w:b/>
-          <w:color w:val="000000"/>
-          <w:kern w:val="0"/>
-          <w:lang w:eastAsia="es-PE"/>
-          <ns2:ligatures ns2:val="none"/>
-        </w:rPr>
-      </w:pPr>
-    </w:p>
-    <w:p ns2:paraId="1F168855" ns2:textId="77777777">
+    <w:p>
+      <w:pPr>
+        <w:spacing w:after="0" w:line="240" w:lineRule="auto"/>
+        <w:jc w:val="both"/>
+        <w:rPr>
+          <w:rFonts w:ascii="Arial Narrow" w:eastAsia="Arial Narrow" w:hAnsi="Arial Narrow" w:cs="Arial Narrow"/>
+          <w:b/>
+          <w:color w:val="000000"/>
+          <w:kern w:val="0"/>
+          <w:lang w:eastAsia="es-PE"/>
+          <w14:ligatures w14:val="none"/>
+        </w:rPr>
+      </w:pPr>
+    </w:p>
+    <w:p>
       <w:pPr>
         <w:spacing w:after="0" w:line="240" w:lineRule="auto"/>
         <w:jc w:val="both"/>
@@ -4677,17 +4614,17 @@
           <w:color w:val="000000"/>
           <w:kern w:val="0"/>
           <w:lang w:eastAsia="es-PE"/>
-          <ns2:ligatures ns2:val="none"/>
-        </w:rPr>
-      </w:pPr>
-      <w:r>
-        <w:rPr>
-          <w:rFonts w:ascii="Arial Narrow" w:eastAsia="Arial Narrow" w:hAnsi="Arial Narrow" w:cs="Arial Narrow"/>
-          <w:b/>
-          <w:color w:val="000000"/>
-          <w:kern w:val="0"/>
-          <w:lang w:eastAsia="es-PE"/>
-          <ns2:ligatures ns2:val="none"/>
+          <w14:ligatures w14:val="none"/>
+        </w:rPr>
+      </w:pPr>
+      <w:r>
+        <w:rPr>
+          <w:rFonts w:ascii="Arial Narrow" w:eastAsia="Arial Narrow" w:hAnsi="Arial Narrow" w:cs="Arial Narrow"/>
+          <w:b/>
+          <w:color w:val="000000"/>
+          <w:kern w:val="0"/>
+          <w:lang w:eastAsia="es-PE"/>
+          <w14:ligatures w14:val="none"/>
         </w:rPr>
         <w:t xml:space="preserve">PRIMERO: admitir a trámite la denuncia del 21 de marzo de 2025 interpuesta por el señor [DENUNCIANTE] contra Mibanco - Banco de la Microempresa S.A. y Pacífico Compañía de Seguros y Reaseguros S.A., por lo siguiente:</w:t>
       </w:r>
@@ -4698,7 +4635,7 @@
           <w:kern w:val="0"/>
           <w:shd w:val="clear" w:color="auto" w:fill="FFFFFF"/>
           <w:lang w:eastAsia="es-PE"/>
-          <ns2:ligatures ns2:val="none"/>
+          <w14:ligatures w14:val="none"/>
         </w:rPr>
         <w:t xml:space="preserve"/>
       </w:r>
@@ -4709,7 +4646,7 @@
           <w:kern w:val="0"/>
           <w:shd w:val="clear" w:color="auto" w:fill="FFFFFF"/>
           <w:lang w:eastAsia="es-PE"/>
-          <ns2:ligatures ns2:val="none"/>
+          <w14:ligatures w14:val="none"/>
         </w:rPr>
         <w:t xml:space="preserve"/>
       </w:r>
@@ -4719,7 +4656,7 @@
           <w:color w:val="000000"/>
           <w:kern w:val="0"/>
           <w:lang w:val="es-ES" w:eastAsia="es-ES"/>
-          <ns2:ligatures ns2:val="none"/>
+          <w14:ligatures w14:val="none"/>
         </w:rPr>
         <w:t xml:space="preserve"/>
       </w:r>
@@ -4730,7 +4667,7 @@
           <w:kern w:val="0"/>
           <w:shd w:val="clear" w:color="auto" w:fill="FFFFFF"/>
           <w:lang w:eastAsia="es-PE"/>
-          <ns2:ligatures ns2:val="none"/>
+          <w14:ligatures w14:val="none"/>
         </w:rPr>
         <w:t xml:space="preserve"/>
       </w:r>
@@ -4740,7 +4677,7 @@
           <w:bCs/>
           <w:spacing w:val="-3"/>
           <w:kern w:val="0"/>
-          <ns2:ligatures ns2:val="none"/>
+          <w14:ligatures w14:val="none"/>
         </w:rPr>
         <w:t xml:space="preserve"/>
       </w:r>
@@ -4751,7 +4688,7 @@
           <w:bCs/>
           <w:spacing w:val="-3"/>
           <w:kern w:val="0"/>
-          <ns2:ligatures ns2:val="none"/>
+          <w14:ligatures w14:val="none"/>
         </w:rPr>
         <w:t/>
       </w:r>
@@ -4762,7 +4699,7 @@
           <w:bCs/>
           <w:spacing w:val="-3"/>
           <w:kern w:val="0"/>
-          <ns2:ligatures ns2:val="none"/>
+          <w14:ligatures w14:val="none"/>
         </w:rPr>
         <w:t xml:space="preserve"/>
       </w:r>
@@ -4773,7 +4710,7 @@
           <w:kern w:val="0"/>
           <w:shd w:val="clear" w:color="auto" w:fill="FFFFFF"/>
           <w:lang w:eastAsia="es-PE"/>
-          <ns2:ligatures ns2:val="none"/>
+          <w14:ligatures w14:val="none"/>
         </w:rPr>
         <w:t xml:space="preserve"/>
       </w:r>
@@ -4785,7 +4722,7 @@
           <w:kern w:val="0"/>
           <w:shd w:val="clear" w:color="auto" w:fill="FFFFFF"/>
           <w:lang w:eastAsia="es-PE"/>
-          <ns2:ligatures ns2:val="none"/>
+          <w14:ligatures w14:val="none"/>
         </w:rPr>
         <w:t/>
       </w:r>
@@ -4797,7 +4734,7 @@
           <w:kern w:val="0"/>
           <w:shd w:val="clear" w:color="auto" w:fill="FFFFFF"/>
           <w:lang w:eastAsia="es-PE"/>
-          <ns2:ligatures ns2:val="none"/>
+          <w14:ligatures w14:val="none"/>
         </w:rPr>
         <w:t xml:space="preserve"/>
       </w:r>
@@ -4808,7 +4745,7 @@
           <w:kern w:val="0"/>
           <w:shd w:val="clear" w:color="auto" w:fill="FFFFFF"/>
           <w:lang w:eastAsia="es-PE"/>
-          <ns2:ligatures ns2:val="none"/>
+          <w14:ligatures w14:val="none"/>
         </w:rPr>
         <w:t xml:space="preserve"/>
       </w:r>
@@ -4819,12 +4756,12 @@
           <w:kern w:val="0"/>
           <w:shd w:val="clear" w:color="auto" w:fill="FFFFFF"/>
           <w:lang w:eastAsia="es-PE"/>
-          <ns2:ligatures ns2:val="none"/>
+          <w14:ligatures w14:val="none"/>
         </w:rPr>
         <w:t/>
       </w:r>
     </w:p>
-    <w:p ns2:paraId="3E78EB29" ns2:textId="77777777">
+    <w:p>
       <w:pPr>
         <w:spacing w:after="0" w:line="240" w:lineRule="auto"/>
         <w:jc w:val="both"/>
@@ -4833,11 +4770,11 @@
           <w:color w:val="000000"/>
           <w:kern w:val="0"/>
           <w:lang w:eastAsia="es-PE"/>
-          <ns2:ligatures ns2:val="none"/>
-        </w:rPr>
-      </w:pPr>
-    </w:p>
-    <w:p ns2:paraId="78CCAA1C" ns2:textId="43992AF6">
+          <w14:ligatures w14:val="none"/>
+        </w:rPr>
+      </w:pPr>
+    </w:p>
+    <w:p>
       <w:pPr>
         <w:pStyle w:val="Prrafodelista"/>
         <w:numPr>
@@ -4855,7 +4792,7 @@
           <w:rFonts w:ascii="Arial Narrow" w:eastAsia="Calibri" w:hAnsi="Arial Narrow" w:cs="Arial Narrow"/>
           <w:kern w:val="0"/>
           <w:lang w:eastAsia="es-PE"/>
-          <ns2:ligatures ns2:val="none"/>
+          <w14:ligatures w14:val="none"/>
         </w:rPr>
       </w:pPr>
       <w:r>
@@ -4864,7 +4801,7 @@
           <w:color w:val="000000"/>
           <w:kern w:val="0"/>
           <w:lang w:eastAsia="es-PE"/>
-          <ns2:ligatures ns2:val="none"/>
+          <w14:ligatures w14:val="none"/>
         </w:rPr>
         <w:t>Presunta</w:t>
       </w:r>
@@ -4874,7 +4811,7 @@
           <w:kern w:val="0"/>
           <w:shd w:val="clear" w:color="auto" w:fill="FFFFFF"/>
           <w:lang w:eastAsia="es-PE"/>
-          <ns2:ligatures ns2:val="none"/>
+          <w14:ligatures w14:val="none"/>
         </w:rPr>
         <w:t xml:space="preserve"> infracción a los artículos 18 y 19</w:t>
       </w:r>
@@ -4883,7 +4820,7 @@
           <w:rFonts w:ascii="Arial Narrow" w:eastAsia="Calibri" w:hAnsi="Arial Narrow" w:cs="Arial Narrow"/>
           <w:kern w:val="0"/>
           <w:lang w:eastAsia="es-PE"/>
-          <ns2:ligatures ns2:val="none"/>
+          <w14:ligatures w14:val="none"/>
         </w:rPr>
         <w:t xml:space="preserve"> de </w:t>
       </w:r>
@@ -4893,7 +4830,7 @@
           <w:kern w:val="0"/>
           <w:shd w:val="clear" w:color="auto" w:fill="FFFFFF"/>
           <w:lang w:eastAsia="es-PE"/>
-          <ns2:ligatures ns2:val="none"/>
+          <w14:ligatures w14:val="none"/>
         </w:rPr>
         <w:t xml:space="preserve">la Ley 29571, Código de Protección y Defensa del Consumidor, en tanto </w:t>
       </w:r>
@@ -4904,7 +4841,7 @@
           <w:kern w:val="0"/>
           <w:shd w:val="clear" w:color="auto" w:fill="FFFFFF"/>
           <w:lang w:eastAsia="es-PE"/>
-          <ns2:ligatures ns2:val="none"/>
+          <w14:ligatures w14:val="none"/>
         </w:rPr>
         <w:t xml:space="preserve">los proveedores denunciados </w:t>
       </w:r>
@@ -4914,7 +4851,7 @@
           <w:kern w:val="0"/>
           <w:shd w:val="clear" w:color="auto" w:fill="FFFFFF"/>
           <w:lang w:eastAsia="es-PE"/>
-          <ns2:ligatures ns2:val="none"/>
+          <w14:ligatures w14:val="none"/>
         </w:rPr>
         <w:t>se habrían negado injustificadamente a activar la cobertura</w:t>
       </w:r>
@@ -4924,7 +4861,7 @@
           <w:kern w:val="0"/>
           <w:shd w:val="clear" w:color="auto" w:fill="FFFFFF"/>
           <w:lang w:eastAsia="es-PE"/>
-          <ns2:ligatures ns2:val="none"/>
+          <w14:ligatures w14:val="none"/>
         </w:rPr>
         <w:t xml:space="preserve"> del Seguro Tu Plata Segura</w:t>
       </w:r>
@@ -4934,7 +4871,7 @@
           <w:kern w:val="0"/>
           <w:shd w:val="clear" w:color="auto" w:fill="FFFFFF"/>
           <w:lang w:eastAsia="es-PE"/>
-          <ns2:ligatures ns2:val="none"/>
+          <w14:ligatures w14:val="none"/>
         </w:rPr>
         <w:t xml:space="preserve"> </w:t>
       </w:r>
@@ -4944,7 +4881,7 @@
           <w:kern w:val="0"/>
           <w:shd w:val="clear" w:color="auto" w:fill="FFFFFF"/>
           <w:lang w:eastAsia="es-PE"/>
-          <ns2:ligatures ns2:val="none"/>
+          <w14:ligatures w14:val="none"/>
         </w:rPr>
         <w:t xml:space="preserve">– Certificado 6000059466 </w:t>
       </w:r>
@@ -4954,7 +4891,7 @@
           <w:kern w:val="0"/>
           <w:shd w:val="clear" w:color="auto" w:fill="FFFFFF"/>
           <w:lang w:eastAsia="es-PE"/>
-          <ns2:ligatures ns2:val="none"/>
+          <w14:ligatures w14:val="none"/>
         </w:rPr>
         <w:t xml:space="preserve">por el siniestro </w:t>
       </w:r>
@@ -4964,7 +4901,7 @@
           <w:kern w:val="0"/>
           <w:shd w:val="clear" w:color="auto" w:fill="FFFFFF"/>
           <w:lang w:eastAsia="es-PE"/>
-          <ns2:ligatures ns2:val="none"/>
+          <w14:ligatures w14:val="none"/>
         </w:rPr>
         <w:t>del 22 de marzo de 2023</w:t>
       </w:r>
@@ -4974,23 +4911,23 @@
           <w:kern w:val="0"/>
           <w:shd w:val="clear" w:color="auto" w:fill="FFFFFF"/>
           <w:lang w:eastAsia="es-PE"/>
-          <ns2:ligatures ns2:val="none"/>
+          <w14:ligatures w14:val="none"/>
         </w:rPr>
         <w:t>.</w:t>
       </w:r>
     </w:p>
-    <w:p ns2:paraId="10C0F2B3" ns2:textId="77777777">
-      <w:pPr>
-        <w:spacing w:after="0" w:line="240" w:lineRule="auto"/>
-        <w:jc w:val="both"/>
-        <w:rPr>
-          <w:rFonts w:ascii="Arial Narrow" w:eastAsia="Arial Narrow" w:hAnsi="Arial Narrow" w:cs="Arial Narrow"/>
-          <w:kern w:val="0"/>
-          <ns2:ligatures ns2:val="none"/>
-        </w:rPr>
-      </w:pPr>
-    </w:p>
-    <w:p ns2:paraId="552B6C88" ns2:textId="75612639">
+    <w:p>
+      <w:pPr>
+        <w:spacing w:after="0" w:line="240" w:lineRule="auto"/>
+        <w:jc w:val="both"/>
+        <w:rPr>
+          <w:rFonts w:ascii="Arial Narrow" w:eastAsia="Arial Narrow" w:hAnsi="Arial Narrow" w:cs="Arial Narrow"/>
+          <w:kern w:val="0"/>
+          <w14:ligatures w14:val="none"/>
+        </w:rPr>
+      </w:pPr>
+    </w:p>
+    <w:p>
       <w:pPr>
         <w:pStyle w:val="Prrafodelista"/>
         <w:numPr>
@@ -5007,7 +4944,7 @@
         <w:rPr>
           <w:rFonts w:ascii="Arial Narrow" w:eastAsia="Arial Narrow" w:hAnsi="Arial Narrow" w:cs="Arial Narrow"/>
           <w:kern w:val="0"/>
-          <ns2:ligatures ns2:val="none"/>
+          <w14:ligatures w14:val="none"/>
         </w:rPr>
       </w:pPr>
       <w:r>
@@ -5016,7 +4953,7 @@
           <w:kern w:val="0"/>
           <w:shd w:val="clear" w:color="auto" w:fill="FFFFFF"/>
           <w:lang w:eastAsia="es-PE"/>
-          <ns2:ligatures ns2:val="none"/>
+          <w14:ligatures w14:val="none"/>
         </w:rPr>
         <w:t xml:space="preserve">Presunta infracción al artículo 1, numeral 1, </w:t>
       </w:r>
@@ -5026,7 +4963,7 @@
           <w:kern w:val="0"/>
           <w:shd w:val="clear" w:color="auto" w:fill="FFFFFF"/>
           <w:lang w:eastAsia="es-PE"/>
-          <ns2:ligatures ns2:val="none"/>
+          <w14:ligatures w14:val="none"/>
         </w:rPr>
         <w:t xml:space="preserve">literal b) y al artículo 2 de la Ley 29571, Código de Protección y Defensa del Consumidor, en tanto </w:t>
       </w:r>
@@ -5037,7 +4974,7 @@
           <w:kern w:val="0"/>
           <w:shd w:val="clear" w:color="auto" w:fill="FFFFFF"/>
           <w:lang w:eastAsia="es-PE"/>
-          <ns2:ligatures ns2:val="none"/>
+          <w14:ligatures w14:val="none"/>
         </w:rPr>
         <w:t>los proveedores denunciados</w:t>
       </w:r>
@@ -5048,7 +4985,7 @@
           <w:kern w:val="0"/>
           <w:shd w:val="clear" w:color="auto" w:fill="FFFFFF"/>
           <w:lang w:eastAsia="es-PE"/>
-          <ns2:ligatures ns2:val="none"/>
+          <w14:ligatures w14:val="none"/>
         </w:rPr>
         <w:t xml:space="preserve"> no </w:t>
       </w:r>
@@ -5058,7 +4995,7 @@
           <w:kern w:val="0"/>
           <w:shd w:val="clear" w:color="auto" w:fill="FFFFFF"/>
           <w:lang w:eastAsia="es-PE"/>
-          <ns2:ligatures ns2:val="none"/>
+          <w14:ligatures w14:val="none"/>
         </w:rPr>
         <w:t>habrían brindado información exacta respecto a las condiciones del seguro</w:t>
       </w:r>
@@ -5068,7 +5005,7 @@
           <w:kern w:val="0"/>
           <w:shd w:val="clear" w:color="auto" w:fill="FFFFFF"/>
           <w:lang w:eastAsia="es-PE"/>
-          <ns2:ligatures ns2:val="none"/>
+          <w14:ligatures w14:val="none"/>
         </w:rPr>
         <w:t xml:space="preserve"> al denunciante</w:t>
       </w:r>
@@ -5078,7 +5015,7 @@
           <w:kern w:val="0"/>
           <w:shd w:val="clear" w:color="auto" w:fill="FFFFFF"/>
           <w:lang w:eastAsia="es-PE"/>
-          <ns2:ligatures ns2:val="none"/>
+          <w14:ligatures w14:val="none"/>
         </w:rPr>
         <w:t xml:space="preserve">, </w:t>
       </w:r>
@@ -5088,7 +5025,7 @@
           <w:kern w:val="0"/>
           <w:shd w:val="clear" w:color="auto" w:fill="FFFFFF"/>
           <w:lang w:eastAsia="es-PE"/>
-          <ns2:ligatures ns2:val="none"/>
+          <w14:ligatures w14:val="none"/>
         </w:rPr>
         <w:t>al informarle que</w:t>
       </w:r>
@@ -5098,7 +5035,7 @@
           <w:kern w:val="0"/>
           <w:shd w:val="clear" w:color="auto" w:fill="FFFFFF"/>
           <w:lang w:eastAsia="es-PE"/>
-          <ns2:ligatures ns2:val="none"/>
+          <w14:ligatures w14:val="none"/>
         </w:rPr>
         <w:t xml:space="preserve"> la cobertura del seguro se extendía por cuatro (4) horas posteriores al retiro del dinero, pese que al momento de solicitar la activación de la cobertura se le informó que esta tenía una duración de dos (2) horas desde la interposición de la denuncia policial</w:t>
       </w:r>
@@ -5108,23 +5045,23 @@
           <w:kern w:val="0"/>
           <w:shd w:val="clear" w:color="auto" w:fill="FFFFFF"/>
           <w:lang w:eastAsia="es-PE"/>
-          <ns2:ligatures ns2:val="none"/>
+          <w14:ligatures w14:val="none"/>
         </w:rPr>
         <w:t>.</w:t>
       </w:r>
     </w:p>
-    <w:p ns2:paraId="6C606DE1" ns2:textId="77777777">
-      <w:pPr>
-        <w:spacing w:after="0" w:line="240" w:lineRule="auto"/>
-        <w:jc w:val="both"/>
-        <w:rPr>
-          <w:rFonts w:ascii="Arial Narrow" w:eastAsia="Arial Narrow" w:hAnsi="Arial Narrow" w:cs="Arial Narrow"/>
-          <w:kern w:val="0"/>
-          <ns2:ligatures ns2:val="none"/>
-        </w:rPr>
-      </w:pPr>
-    </w:p>
-    <w:p ns2:paraId="4ADF153F" ns2:textId="3D5B49F1">
+    <w:p>
+      <w:pPr>
+        <w:spacing w:after="0" w:line="240" w:lineRule="auto"/>
+        <w:jc w:val="both"/>
+        <w:rPr>
+          <w:rFonts w:ascii="Arial Narrow" w:eastAsia="Arial Narrow" w:hAnsi="Arial Narrow" w:cs="Arial Narrow"/>
+          <w:kern w:val="0"/>
+          <w14:ligatures w14:val="none"/>
+        </w:rPr>
+      </w:pPr>
+    </w:p>
+    <w:p>
       <w:pPr>
         <w:pStyle w:val="Prrafodelista"/>
         <w:numPr>
@@ -5141,7 +5078,7 @@
         <w:rPr>
           <w:rFonts w:ascii="Arial Narrow" w:eastAsia="Arial Narrow" w:hAnsi="Arial Narrow" w:cs="Arial Narrow"/>
           <w:kern w:val="0"/>
-          <ns2:ligatures ns2:val="none"/>
+          <w14:ligatures w14:val="none"/>
         </w:rPr>
       </w:pPr>
       <w:r>
@@ -5150,7 +5087,7 @@
           <w:color w:val="000000"/>
           <w:kern w:val="0"/>
           <w:lang w:eastAsia="es-PE"/>
-          <ns2:ligatures ns2:val="none"/>
+          <w14:ligatures w14:val="none"/>
         </w:rPr>
         <w:t>Presunta</w:t>
       </w:r>
@@ -5160,7 +5097,7 @@
           <w:kern w:val="0"/>
           <w:shd w:val="clear" w:color="auto" w:fill="FFFFFF"/>
           <w:lang w:eastAsia="es-PE"/>
-          <ns2:ligatures ns2:val="none"/>
+          <w14:ligatures w14:val="none"/>
         </w:rPr>
         <w:t xml:space="preserve"> infracción a los artículos 18 y </w:t>
       </w:r>
@@ -5170,7 +5107,7 @@
           <w:kern w:val="0"/>
           <w:shd w:val="clear" w:color="auto" w:fill="FFFFFF"/>
           <w:lang w:eastAsia="es-PE"/>
-          <ns2:ligatures ns2:val="none"/>
+          <w14:ligatures w14:val="none"/>
         </w:rPr>
         <w:t>19</w:t>
       </w:r>
@@ -5179,7 +5116,7 @@
           <w:rFonts w:ascii="Arial Narrow" w:eastAsia="Calibri" w:hAnsi="Arial Narrow" w:cs="Arial Narrow"/>
           <w:kern w:val="0"/>
           <w:lang w:eastAsia="es-PE"/>
-          <ns2:ligatures ns2:val="none"/>
+          <w14:ligatures w14:val="none"/>
         </w:rPr>
         <w:t xml:space="preserve"> de </w:t>
       </w:r>
@@ -5189,7 +5126,7 @@
           <w:kern w:val="0"/>
           <w:shd w:val="clear" w:color="auto" w:fill="FFFFFF"/>
           <w:lang w:eastAsia="es-PE"/>
-          <ns2:ligatures ns2:val="none"/>
+          <w14:ligatures w14:val="none"/>
         </w:rPr>
         <w:t>la Ley 29571, Código de Protección y Defensa del Consumidor, en tanto</w:t>
       </w:r>
@@ -5197,7 +5134,7 @@
         <w:rPr>
           <w:rFonts w:ascii="Arial Narrow" w:eastAsia="Arial Narrow" w:hAnsi="Arial Narrow" w:cs="Arial Narrow"/>
           <w:kern w:val="0"/>
-          <ns2:ligatures ns2:val="none"/>
+          <w14:ligatures w14:val="none"/>
         </w:rPr>
         <w:t xml:space="preserve"> </w:t>
       </w:r>
@@ -5208,23 +5145,23 @@
           <w:kern w:val="0"/>
           <w:shd w:val="clear" w:color="auto" w:fill="FFFFFF"/>
           <w:lang w:eastAsia="es-PE"/>
-          <ns2:ligatures ns2:val="none"/>
+          <w14:ligatures w14:val="none"/>
         </w:rPr>
         <w:t>los proveedores denunciados no habrían brindado al denunciante soporte operativo y canales efectivos para reportar el siniestro del 22 de marzo de 2023, por lo que el seguro no cumplía con las condiciones y eficacia que garantice su utilidad.</w:t>
       </w:r>
     </w:p>
-    <w:p ns2:paraId="580BDF70" ns2:textId="77777777">
-      <w:pPr>
-        <w:spacing w:after="0" w:line="240" w:lineRule="auto"/>
-        <w:jc w:val="both"/>
-        <w:rPr>
-          <w:rFonts w:ascii="Arial Narrow" w:eastAsia="Arial Narrow" w:hAnsi="Arial Narrow" w:cs="Arial Narrow"/>
-          <w:kern w:val="0"/>
-          <ns2:ligatures ns2:val="none"/>
-        </w:rPr>
-      </w:pPr>
-    </w:p>
-    <w:p ns2:paraId="12777E3C" ns2:textId="78ED0D5A">
+    <w:p>
+      <w:pPr>
+        <w:spacing w:after="0" w:line="240" w:lineRule="auto"/>
+        <w:jc w:val="both"/>
+        <w:rPr>
+          <w:rFonts w:ascii="Arial Narrow" w:eastAsia="Arial Narrow" w:hAnsi="Arial Narrow" w:cs="Arial Narrow"/>
+          <w:kern w:val="0"/>
+          <w14:ligatures w14:val="none"/>
+        </w:rPr>
+      </w:pPr>
+    </w:p>
+    <w:p>
       <w:pPr>
         <w:pStyle w:val="Prrafodelista"/>
         <w:numPr>
@@ -5242,7 +5179,7 @@
           <w:rFonts w:ascii="Arial Narrow" w:eastAsia="Calibri" w:hAnsi="Arial Narrow" w:cs="Arial Narrow"/>
           <w:kern w:val="0"/>
           <w:lang w:eastAsia="es-PE"/>
-          <ns2:ligatures ns2:val="none"/>
+          <w14:ligatures w14:val="none"/>
         </w:rPr>
       </w:pPr>
       <w:r>
@@ -5251,7 +5188,7 @@
           <w:color w:val="000000"/>
           <w:kern w:val="0"/>
           <w:lang w:eastAsia="es-PE"/>
-          <ns2:ligatures ns2:val="none"/>
+          <w14:ligatures w14:val="none"/>
         </w:rPr>
         <w:t>Presunta</w:t>
       </w:r>
@@ -5261,7 +5198,7 @@
           <w:kern w:val="0"/>
           <w:shd w:val="clear" w:color="auto" w:fill="FFFFFF"/>
           <w:lang w:eastAsia="es-PE"/>
-          <ns2:ligatures ns2:val="none"/>
+          <w14:ligatures w14:val="none"/>
         </w:rPr>
         <w:t xml:space="preserve"> infracción a</w:t>
       </w:r>
@@ -5271,7 +5208,7 @@
           <w:kern w:val="0"/>
           <w:shd w:val="clear" w:color="auto" w:fill="FFFFFF"/>
           <w:lang w:eastAsia="es-PE"/>
-          <ns2:ligatures ns2:val="none"/>
+          <w14:ligatures w14:val="none"/>
         </w:rPr>
         <w:t xml:space="preserve">l artículo 150 </w:t>
       </w:r>
@@ -5280,7 +5217,7 @@
           <w:rFonts w:ascii="Arial Narrow" w:eastAsia="Calibri" w:hAnsi="Arial Narrow" w:cs="Arial Narrow"/>
           <w:kern w:val="0"/>
           <w:lang w:eastAsia="es-PE"/>
-          <ns2:ligatures ns2:val="none"/>
+          <w14:ligatures w14:val="none"/>
         </w:rPr>
         <w:t xml:space="preserve">de </w:t>
       </w:r>
@@ -5290,7 +5227,7 @@
           <w:kern w:val="0"/>
           <w:shd w:val="clear" w:color="auto" w:fill="FFFFFF"/>
           <w:lang w:eastAsia="es-PE"/>
-          <ns2:ligatures ns2:val="none"/>
+          <w14:ligatures w14:val="none"/>
         </w:rPr>
         <w:t xml:space="preserve">la Ley 29571, Código de Protección y Defensa del Consumidor, en tanto </w:t>
       </w:r>
@@ -5302,7 +5239,7 @@
           <w:kern w:val="0"/>
           <w:shd w:val="clear" w:color="auto" w:fill="FFFFFF"/>
           <w:lang w:eastAsia="es-PE"/>
-          <ns2:ligatures ns2:val="none"/>
+          <w14:ligatures w14:val="none"/>
         </w:rPr>
         <w:t>Mibanco</w:t>
       </w:r>
@@ -5314,7 +5251,7 @@
           <w:kern w:val="0"/>
           <w:shd w:val="clear" w:color="auto" w:fill="FFFFFF"/>
           <w:lang w:eastAsia="es-PE"/>
-          <ns2:ligatures ns2:val="none"/>
+          <w14:ligatures w14:val="none"/>
         </w:rPr>
         <w:t xml:space="preserve"> - Banco de la Microempresa S.A. </w:t>
       </w:r>
@@ -5324,7 +5261,7 @@
           <w:kern w:val="0"/>
           <w:shd w:val="clear" w:color="auto" w:fill="FFFFFF"/>
           <w:lang w:eastAsia="es-PE"/>
-          <ns2:ligatures ns2:val="none"/>
+          <w14:ligatures w14:val="none"/>
         </w:rPr>
         <w:t xml:space="preserve">no habría contado con un Libro de Reclamaciones Virtual, no existiendo en su página web el aviso </w:t>
       </w:r>
@@ -5334,23 +5271,23 @@
           <w:kern w:val="0"/>
           <w:shd w:val="clear" w:color="auto" w:fill="FFFFFF"/>
           <w:lang w:eastAsia="es-PE"/>
-          <ns2:ligatures ns2:val="none"/>
+          <w14:ligatures w14:val="none"/>
         </w:rPr>
         <w:t>que advierta ello.</w:t>
       </w:r>
     </w:p>
-    <w:p ns2:paraId="1220E17F" ns2:textId="77777777">
-      <w:pPr>
-        <w:spacing w:after="0" w:line="240" w:lineRule="auto"/>
-        <w:jc w:val="both"/>
-        <w:rPr>
-          <w:rFonts w:ascii="Arial Narrow" w:eastAsia="Arial Narrow" w:hAnsi="Arial Narrow" w:cs="Arial Narrow"/>
-          <w:kern w:val="0"/>
-          <ns2:ligatures ns2:val="none"/>
-        </w:rPr>
-      </w:pPr>
-    </w:p>
-    <w:p ns2:paraId="0E05971C" ns2:textId="7C60B0F6">
+    <w:p>
+      <w:pPr>
+        <w:spacing w:after="0" w:line="240" w:lineRule="auto"/>
+        <w:jc w:val="both"/>
+        <w:rPr>
+          <w:rFonts w:ascii="Arial Narrow" w:eastAsia="Arial Narrow" w:hAnsi="Arial Narrow" w:cs="Arial Narrow"/>
+          <w:kern w:val="0"/>
+          <w14:ligatures w14:val="none"/>
+        </w:rPr>
+      </w:pPr>
+    </w:p>
+    <w:p>
       <w:pPr>
         <w:pStyle w:val="Prrafodelista"/>
         <w:numPr>
@@ -5368,7 +5305,7 @@
           <w:rFonts w:ascii="Arial Narrow" w:eastAsia="Calibri" w:hAnsi="Arial Narrow" w:cs="Arial Narrow"/>
           <w:kern w:val="0"/>
           <w:lang w:eastAsia="es-PE"/>
-          <ns2:ligatures ns2:val="none"/>
+          <w14:ligatures w14:val="none"/>
         </w:rPr>
       </w:pPr>
       <w:r>
@@ -5377,7 +5314,7 @@
           <w:color w:val="000000"/>
           <w:kern w:val="0"/>
           <w:lang w:eastAsia="es-PE"/>
-          <ns2:ligatures ns2:val="none"/>
+          <w14:ligatures w14:val="none"/>
         </w:rPr>
         <w:t>Presunta</w:t>
       </w:r>
@@ -5387,7 +5324,7 @@
           <w:kern w:val="0"/>
           <w:shd w:val="clear" w:color="auto" w:fill="FFFFFF"/>
           <w:lang w:eastAsia="es-PE"/>
-          <ns2:ligatures ns2:val="none"/>
+          <w14:ligatures w14:val="none"/>
         </w:rPr>
         <w:t xml:space="preserve"> infracción a</w:t>
       </w:r>
@@ -5397,7 +5334,7 @@
           <w:kern w:val="0"/>
           <w:shd w:val="clear" w:color="auto" w:fill="FFFFFF"/>
           <w:lang w:eastAsia="es-PE"/>
-          <ns2:ligatures ns2:val="none"/>
+          <w14:ligatures w14:val="none"/>
         </w:rPr>
         <w:t xml:space="preserve">l artículo 150 </w:t>
       </w:r>
@@ -5406,7 +5343,7 @@
           <w:rFonts w:ascii="Arial Narrow" w:eastAsia="Calibri" w:hAnsi="Arial Narrow" w:cs="Arial Narrow"/>
           <w:kern w:val="0"/>
           <w:lang w:eastAsia="es-PE"/>
-          <ns2:ligatures ns2:val="none"/>
+          <w14:ligatures w14:val="none"/>
         </w:rPr>
         <w:t xml:space="preserve">de </w:t>
       </w:r>
@@ -5416,7 +5353,7 @@
           <w:kern w:val="0"/>
           <w:shd w:val="clear" w:color="auto" w:fill="FFFFFF"/>
           <w:lang w:eastAsia="es-PE"/>
-          <ns2:ligatures ns2:val="none"/>
+          <w14:ligatures w14:val="none"/>
         </w:rPr>
         <w:t xml:space="preserve">la Ley 29571, Código de Protección y Defensa del Consumidor, en tanto </w:t>
       </w:r>
@@ -5433,7 +5370,7 @@
           <w:kern w:val="0"/>
           <w:shd w:val="clear" w:color="auto" w:fill="FFFFFF"/>
           <w:lang w:eastAsia="es-PE"/>
-          <ns2:ligatures ns2:val="none"/>
+          <w14:ligatures w14:val="none"/>
         </w:rPr>
         <w:t>no habría contado con un Libro de Reclamaciones Virtual, no existiendo en su página web el aviso que advierta ello</w:t>
       </w:r>
@@ -5443,23 +5380,23 @@
           <w:kern w:val="0"/>
           <w:shd w:val="clear" w:color="auto" w:fill="FFFFFF"/>
           <w:lang w:eastAsia="es-PE"/>
-          <ns2:ligatures ns2:val="none"/>
+          <w14:ligatures w14:val="none"/>
         </w:rPr>
         <w:t>.</w:t>
       </w:r>
     </w:p>
-    <w:p ns2:paraId="0369D463" ns2:textId="77777777">
-      <w:pPr>
-        <w:spacing w:after="0" w:line="240" w:lineRule="auto"/>
-        <w:jc w:val="both"/>
-        <w:rPr>
-          <w:rFonts w:ascii="Arial Narrow" w:eastAsia="Arial Narrow" w:hAnsi="Arial Narrow" w:cs="Arial Narrow"/>
-          <w:kern w:val="0"/>
-          <ns2:ligatures ns2:val="none"/>
-        </w:rPr>
-      </w:pPr>
-    </w:p>
-    <w:p ns2:paraId="4A643046" ns2:textId="588D35B6">
+    <w:p>
+      <w:pPr>
+        <w:spacing w:after="0" w:line="240" w:lineRule="auto"/>
+        <w:jc w:val="both"/>
+        <w:rPr>
+          <w:rFonts w:ascii="Arial Narrow" w:eastAsia="Arial Narrow" w:hAnsi="Arial Narrow" w:cs="Arial Narrow"/>
+          <w:kern w:val="0"/>
+          <w14:ligatures w14:val="none"/>
+        </w:rPr>
+      </w:pPr>
+    </w:p>
+    <w:p>
       <w:pPr>
         <w:pStyle w:val="Prrafodelista"/>
         <w:numPr>
@@ -5477,7 +5414,7 @@
           <w:rFonts w:ascii="Arial Narrow" w:eastAsia="Calibri" w:hAnsi="Arial Narrow" w:cs="Arial Narrow"/>
           <w:kern w:val="0"/>
           <w:lang w:eastAsia="es-PE"/>
-          <ns2:ligatures ns2:val="none"/>
+          <w14:ligatures w14:val="none"/>
         </w:rPr>
       </w:pPr>
       <w:r>
@@ -5486,7 +5423,7 @@
           <w:color w:val="000000"/>
           <w:kern w:val="0"/>
           <w:lang w:eastAsia="es-PE"/>
-          <ns2:ligatures ns2:val="none"/>
+          <w14:ligatures w14:val="none"/>
         </w:rPr>
         <w:t>Presunta</w:t>
       </w:r>
@@ -5496,7 +5433,7 @@
           <w:kern w:val="0"/>
           <w:shd w:val="clear" w:color="auto" w:fill="FFFFFF"/>
           <w:lang w:eastAsia="es-PE"/>
-          <ns2:ligatures ns2:val="none"/>
+          <w14:ligatures w14:val="none"/>
         </w:rPr>
         <w:t xml:space="preserve"> infracción a los artículos 18 y 19</w:t>
       </w:r>
@@ -5505,7 +5442,7 @@
           <w:rFonts w:ascii="Arial Narrow" w:eastAsia="Calibri" w:hAnsi="Arial Narrow" w:cs="Arial Narrow"/>
           <w:kern w:val="0"/>
           <w:lang w:eastAsia="es-PE"/>
-          <ns2:ligatures ns2:val="none"/>
+          <w14:ligatures w14:val="none"/>
         </w:rPr>
         <w:t xml:space="preserve"> de </w:t>
       </w:r>
@@ -5515,7 +5452,7 @@
           <w:kern w:val="0"/>
           <w:shd w:val="clear" w:color="auto" w:fill="FFFFFF"/>
           <w:lang w:eastAsia="es-PE"/>
-          <ns2:ligatures ns2:val="none"/>
+          <w14:ligatures w14:val="none"/>
         </w:rPr>
         <w:t>la Ley 29571, Código de Protección y Defensa del Consumidor, en tanto</w:t>
       </w:r>
@@ -5523,7 +5460,7 @@
         <w:rPr>
           <w:rFonts w:ascii="Arial Narrow" w:eastAsia="Arial Narrow" w:hAnsi="Arial Narrow" w:cs="Arial Narrow"/>
           <w:kern w:val="0"/>
-          <ns2:ligatures ns2:val="none"/>
+          <w14:ligatures w14:val="none"/>
         </w:rPr>
         <w:t xml:space="preserve"> </w:t>
       </w:r>
@@ -5535,7 +5472,7 @@
           <w:kern w:val="0"/>
           <w:shd w:val="clear" w:color="auto" w:fill="FFFFFF"/>
           <w:lang w:eastAsia="es-PE"/>
-          <ns2:ligatures ns2:val="none"/>
+          <w14:ligatures w14:val="none"/>
         </w:rPr>
         <w:t>Mibanco</w:t>
       </w:r>
@@ -5547,7 +5484,7 @@
           <w:kern w:val="0"/>
           <w:shd w:val="clear" w:color="auto" w:fill="FFFFFF"/>
           <w:lang w:eastAsia="es-PE"/>
-          <ns2:ligatures ns2:val="none"/>
+          <w14:ligatures w14:val="none"/>
         </w:rPr>
         <w:t xml:space="preserve"> - Banco de la Microempresa S.A. </w:t>
       </w:r>
@@ -5555,7 +5492,7 @@
         <w:rPr>
           <w:rFonts w:ascii="Arial Narrow" w:eastAsia="Arial Narrow" w:hAnsi="Arial Narrow" w:cs="Arial Narrow"/>
           <w:kern w:val="0"/>
-          <ns2:ligatures ns2:val="none"/>
+          <w14:ligatures w14:val="none"/>
         </w:rPr>
         <w:t xml:space="preserve">habría dilatado la recepción de la solicitud de cobertura del </w:t>
       </w:r>
@@ -5565,7 +5502,7 @@
           <w:kern w:val="0"/>
           <w:shd w:val="clear" w:color="auto" w:fill="FFFFFF"/>
           <w:lang w:eastAsia="es-PE"/>
-          <ns2:ligatures ns2:val="none"/>
+          <w14:ligatures w14:val="none"/>
         </w:rPr>
         <w:t>Seguro Tu Plata Segura – Certificado 6000059466 presentado por el denunciante por el siniestro del 22 de marzo de 2023</w:t>
       </w:r>
@@ -5575,23 +5512,23 @@
           <w:kern w:val="0"/>
           <w:shd w:val="clear" w:color="auto" w:fill="FFFFFF"/>
           <w:lang w:eastAsia="es-PE"/>
-          <ns2:ligatures ns2:val="none"/>
+          <w14:ligatures w14:val="none"/>
         </w:rPr>
         <w:t>.</w:t>
       </w:r>
     </w:p>
-    <w:p ns2:paraId="009CB7B0" ns2:textId="77777777">
-      <w:pPr>
-        <w:spacing w:after="0" w:line="240" w:lineRule="auto"/>
-        <w:jc w:val="both"/>
-        <w:rPr>
-          <w:rFonts w:ascii="Arial Narrow" w:eastAsia="Arial Narrow" w:hAnsi="Arial Narrow" w:cs="Arial Narrow"/>
-          <w:kern w:val="0"/>
-          <ns2:ligatures ns2:val="none"/>
-        </w:rPr>
-      </w:pPr>
-    </w:p>
-    <w:p ns2:paraId="173F8EA4" ns2:textId="55634FF5">
+    <w:p>
+      <w:pPr>
+        <w:spacing w:after="0" w:line="240" w:lineRule="auto"/>
+        <w:jc w:val="both"/>
+        <w:rPr>
+          <w:rFonts w:ascii="Arial Narrow" w:eastAsia="Arial Narrow" w:hAnsi="Arial Narrow" w:cs="Arial Narrow"/>
+          <w:kern w:val="0"/>
+          <w14:ligatures w14:val="none"/>
+        </w:rPr>
+      </w:pPr>
+    </w:p>
+    <w:p>
       <w:pPr>
         <w:pStyle w:val="Prrafodelista"/>
         <w:numPr>
@@ -5608,7 +5545,7 @@
         <w:rPr>
           <w:rFonts w:ascii="Arial Narrow" w:eastAsia="Arial Narrow" w:hAnsi="Arial Narrow" w:cs="Arial Narrow"/>
           <w:kern w:val="0"/>
-          <ns2:ligatures ns2:val="none"/>
+          <w14:ligatures w14:val="none"/>
         </w:rPr>
       </w:pPr>
       <w:r>
@@ -5617,7 +5554,7 @@
           <w:color w:val="000000"/>
           <w:kern w:val="0"/>
           <w:lang w:eastAsia="es-PE"/>
-          <ns2:ligatures ns2:val="none"/>
+          <w14:ligatures w14:val="none"/>
         </w:rPr>
         <w:t>Presunta</w:t>
       </w:r>
@@ -5627,7 +5564,7 @@
           <w:kern w:val="0"/>
           <w:shd w:val="clear" w:color="auto" w:fill="FFFFFF"/>
           <w:lang w:eastAsia="es-PE"/>
-          <ns2:ligatures ns2:val="none"/>
+          <w14:ligatures w14:val="none"/>
         </w:rPr>
         <w:t xml:space="preserve"> infracción a los artículos 18 y 19</w:t>
       </w:r>
@@ -5636,7 +5573,7 @@
           <w:rFonts w:ascii="Arial Narrow" w:eastAsia="Calibri" w:hAnsi="Arial Narrow" w:cs="Arial Narrow"/>
           <w:kern w:val="0"/>
           <w:lang w:eastAsia="es-PE"/>
-          <ns2:ligatures ns2:val="none"/>
+          <w14:ligatures w14:val="none"/>
         </w:rPr>
         <w:t xml:space="preserve"> de </w:t>
       </w:r>
@@ -5646,7 +5583,7 @@
           <w:kern w:val="0"/>
           <w:shd w:val="clear" w:color="auto" w:fill="FFFFFF"/>
           <w:lang w:eastAsia="es-PE"/>
-          <ns2:ligatures ns2:val="none"/>
+          <w14:ligatures w14:val="none"/>
         </w:rPr>
         <w:t>la Ley 29571, Código de Protección y Defensa del Consumidor, en tanto</w:t>
       </w:r>
@@ -5654,7 +5591,7 @@
         <w:rPr>
           <w:rFonts w:ascii="Arial Narrow" w:eastAsia="Arial Narrow" w:hAnsi="Arial Narrow" w:cs="Arial Narrow"/>
           <w:kern w:val="0"/>
-          <ns2:ligatures ns2:val="none"/>
+          <w14:ligatures w14:val="none"/>
         </w:rPr>
         <w:t xml:space="preserve"> </w:t>
       </w:r>
@@ -5678,23 +5615,23 @@
           <w:color w:val="000000"/>
           <w:kern w:val="0"/>
           <w:lang w:eastAsia="es-ES"/>
-          <ns2:ligatures ns2:val="none"/>
+          <w14:ligatures w14:val="none"/>
         </w:rPr>
         <w:t>.</w:t>
       </w:r>
     </w:p>
-    <w:p ns2:paraId="5CA08EE9" ns2:textId="77777777">
-      <w:pPr>
-        <w:spacing w:after="0" w:line="240" w:lineRule="auto"/>
-        <w:jc w:val="both"/>
-        <w:rPr>
-          <w:rFonts w:ascii="Arial Narrow" w:eastAsia="Arial Narrow" w:hAnsi="Arial Narrow" w:cs="Arial Narrow"/>
-          <w:kern w:val="0"/>
-          <ns2:ligatures ns2:val="none"/>
-        </w:rPr>
-      </w:pPr>
-    </w:p>
-    <w:p ns2:paraId="64718910" ns2:textId="1FA3CCFF">
+    <w:p>
+      <w:pPr>
+        <w:spacing w:after="0" w:line="240" w:lineRule="auto"/>
+        <w:jc w:val="both"/>
+        <w:rPr>
+          <w:rFonts w:ascii="Arial Narrow" w:eastAsia="Arial Narrow" w:hAnsi="Arial Narrow" w:cs="Arial Narrow"/>
+          <w:kern w:val="0"/>
+          <w14:ligatures w14:val="none"/>
+        </w:rPr>
+      </w:pPr>
+    </w:p>
+    <w:p>
       <w:pPr>
         <w:spacing w:line="240" w:lineRule="auto"/>
         <w:contextualSpacing/>
@@ -5702,17 +5639,17 @@
         <w:rPr>
           <w:rFonts w:ascii="Arial Narrow" w:eastAsia="Calibri" w:hAnsi="Arial Narrow" w:cs="Arial"/>
           <w:kern w:val="0"/>
-          <ns2:ligatures ns2:val="none"/>
-        </w:rPr>
-      </w:pPr>
-      <w:r>
-        <w:rPr>
-          <w:rFonts w:ascii="Arial Narrow" w:eastAsia="Arial Narrow" w:hAnsi="Arial Narrow" w:cs="Arial Narrow"/>
-          <w:b/>
-          <w:color w:val="000000"/>
-          <w:kern w:val="0"/>
-          <w:lang w:eastAsia="es-PE"/>
-          <ns2:ligatures ns2:val="none"/>
+          <w14:ligatures w14:val="none"/>
+        </w:rPr>
+      </w:pPr>
+      <w:r>
+        <w:rPr>
+          <w:rFonts w:ascii="Arial Narrow" w:eastAsia="Arial Narrow" w:hAnsi="Arial Narrow" w:cs="Arial Narrow"/>
+          <w:b/>
+          <w:color w:val="000000"/>
+          <w:kern w:val="0"/>
+          <w:lang w:eastAsia="es-PE"/>
+          <w14:ligatures w14:val="none"/>
         </w:rPr>
         <w:t>SEGUNDO:</w:t>
       </w:r>
@@ -5722,7 +5659,7 @@
           <w:color w:val="000000"/>
           <w:kern w:val="0"/>
           <w:lang w:eastAsia="es-PE"/>
-          <ns2:ligatures ns2:val="none"/>
+          <w14:ligatures w14:val="none"/>
         </w:rPr>
         <w:t xml:space="preserve"> tener por ofrecidos los medios probatorios presentados en el</w:t>
       </w:r>
@@ -5732,7 +5669,7 @@
           <w:color w:val="000000"/>
           <w:kern w:val="0"/>
           <w:lang w:eastAsia="es-PE"/>
-          <ns2:ligatures ns2:val="none"/>
+          <w14:ligatures w14:val="none"/>
         </w:rPr>
         <w:t xml:space="preserve"> escrito de denuncia </w:t>
       </w:r>
@@ -5742,7 +5679,7 @@
           <w:color w:val="000000"/>
           <w:kern w:val="0"/>
           <w:lang w:val="es-ES" w:eastAsia="es-ES"/>
-          <ns2:ligatures ns2:val="none"/>
+          <w14:ligatures w14:val="none"/>
         </w:rPr>
         <w:t xml:space="preserve">del </w:t>
       </w:r>
@@ -5752,7 +5689,7 @@
           <w:color w:val="000000"/>
           <w:kern w:val="0"/>
           <w:lang w:val="es-ES" w:eastAsia="es-ES"/>
-          <ns2:ligatures ns2:val="none"/>
+          <w14:ligatures w14:val="none"/>
         </w:rPr>
         <w:t>21 de marzo de 2025</w:t>
       </w:r>
@@ -5760,12 +5697,12 @@
         <w:rPr>
           <w:rFonts w:ascii="Arial Narrow" w:eastAsia="Calibri" w:hAnsi="Arial Narrow" w:cs="Arial"/>
           <w:kern w:val="0"/>
-          <ns2:ligatures ns2:val="none"/>
+          <w14:ligatures w14:val="none"/>
         </w:rPr>
         <w:t>.</w:t>
       </w:r>
     </w:p>
-    <w:p ns2:paraId="72A4113D" ns2:textId="77777777">
+    <w:p>
       <w:pPr>
         <w:spacing w:line="240" w:lineRule="auto"/>
         <w:contextualSpacing/>
@@ -5775,30 +5712,30 @@
           <w:color w:val="000000"/>
           <w:kern w:val="0"/>
           <w:lang w:eastAsia="es-PE"/>
-          <ns2:ligatures ns2:val="none"/>
-        </w:rPr>
-      </w:pPr>
-    </w:p>
-    <w:p ns2:paraId="1B36369E" ns2:textId="6CDD61F1">
-      <w:pPr>
-        <w:spacing w:after="0" w:line="240" w:lineRule="auto"/>
-        <w:jc w:val="both"/>
-        <w:rPr>
-          <w:rFonts w:ascii="Arial Narrow" w:eastAsia="Arial Narrow" w:hAnsi="Arial Narrow" w:cs="Arial Narrow"/>
-          <w:color w:val="000000"/>
-          <w:kern w:val="0"/>
-          <w:lang w:eastAsia="es-PE"/>
-          <ns2:ligatures ns2:val="none"/>
-        </w:rPr>
-      </w:pPr>
-      <w:r>
-        <w:rPr>
-          <w:rFonts w:ascii="Arial Narrow" w:eastAsia="Arial Narrow" w:hAnsi="Arial Narrow" w:cs="Arial Narrow"/>
-          <w:b/>
-          <w:color w:val="000000"/>
-          <w:kern w:val="0"/>
-          <w:lang w:eastAsia="es-PE"/>
-          <ns2:ligatures ns2:val="none"/>
+          <w14:ligatures w14:val="none"/>
+        </w:rPr>
+      </w:pPr>
+    </w:p>
+    <w:p>
+      <w:pPr>
+        <w:spacing w:after="0" w:line="240" w:lineRule="auto"/>
+        <w:jc w:val="both"/>
+        <w:rPr>
+          <w:rFonts w:ascii="Arial Narrow" w:eastAsia="Arial Narrow" w:hAnsi="Arial Narrow" w:cs="Arial Narrow"/>
+          <w:color w:val="000000"/>
+          <w:kern w:val="0"/>
+          <w:lang w:eastAsia="es-PE"/>
+          <w14:ligatures w14:val="none"/>
+        </w:rPr>
+      </w:pPr>
+      <w:r>
+        <w:rPr>
+          <w:rFonts w:ascii="Arial Narrow" w:eastAsia="Arial Narrow" w:hAnsi="Arial Narrow" w:cs="Arial Narrow"/>
+          <w:b/>
+          <w:color w:val="000000"/>
+          <w:kern w:val="0"/>
+          <w:lang w:eastAsia="es-PE"/>
+          <w14:ligatures w14:val="none"/>
         </w:rPr>
         <w:t xml:space="preserve">TERCERO: </w:t>
       </w:r>
@@ -5808,7 +5745,7 @@
           <w:color w:val="000000"/>
           <w:kern w:val="0"/>
           <w:lang w:eastAsia="es-PE"/>
-          <ns2:ligatures ns2:val="none"/>
+          <w14:ligatures w14:val="none"/>
         </w:rPr>
         <w:t xml:space="preserve">requerir a </w:t>
       </w:r>
@@ -5820,7 +5757,7 @@
           <w:kern w:val="0"/>
           <w:shd w:val="clear" w:color="auto" w:fill="FFFFFF"/>
           <w:lang w:eastAsia="es-PE"/>
-          <ns2:ligatures ns2:val="none"/>
+          <w14:ligatures w14:val="none"/>
         </w:rPr>
         <w:t>Mibanco</w:t>
       </w:r>
@@ -5832,7 +5769,7 @@
           <w:kern w:val="0"/>
           <w:shd w:val="clear" w:color="auto" w:fill="FFFFFF"/>
           <w:lang w:eastAsia="es-PE"/>
-          <ns2:ligatures ns2:val="none"/>
+          <w14:ligatures w14:val="none"/>
         </w:rPr>
         <w:t xml:space="preserve"> - Banco de la Microempresa S.A. y a Pacífico Compañía de Seguros y Reaseguros S.A.</w:t>
       </w:r>
@@ -5842,7 +5779,7 @@
           <w:color w:val="000000"/>
           <w:kern w:val="0"/>
           <w:lang w:eastAsia="es-PE"/>
-          <ns2:ligatures ns2:val="none"/>
+          <w14:ligatures w14:val="none"/>
         </w:rPr>
         <w:t xml:space="preserve"> </w:t>
       </w:r>
@@ -5852,7 +5789,7 @@
           <w:color w:val="000000"/>
           <w:kern w:val="0"/>
           <w:lang w:eastAsia="es-PE"/>
-          <ns2:ligatures ns2:val="none"/>
+          <w14:ligatures w14:val="none"/>
         </w:rPr>
         <w:t>que cumpla</w:t>
       </w:r>
@@ -5862,7 +5799,7 @@
           <w:color w:val="000000"/>
           <w:kern w:val="0"/>
           <w:lang w:eastAsia="es-PE"/>
-          <ns2:ligatures ns2:val="none"/>
+          <w14:ligatures w14:val="none"/>
         </w:rPr>
         <w:t>n</w:t>
       </w:r>
@@ -5872,7 +5809,7 @@
           <w:color w:val="000000"/>
           <w:kern w:val="0"/>
           <w:lang w:eastAsia="es-PE"/>
-          <ns2:ligatures ns2:val="none"/>
+          <w14:ligatures w14:val="none"/>
         </w:rPr>
         <w:t xml:space="preserve"> con lo siguiente</w:t>
       </w:r>
@@ -5882,12 +5819,12 @@
           <w:color w:val="000000"/>
           <w:kern w:val="0"/>
           <w:lang w:eastAsia="es-PE"/>
-          <ns2:ligatures ns2:val="none"/>
+          <w14:ligatures w14:val="none"/>
         </w:rPr>
         <w:t>:</w:t>
       </w:r>
     </w:p>
-    <w:p ns2:paraId="09D9FCC8" ns2:textId="77777777">
+    <w:p>
       <w:pPr>
         <w:spacing w:after="0" w:line="240" w:lineRule="auto"/>
         <w:jc w:val="both"/>
@@ -5896,11 +5833,11 @@
           <w:color w:val="000000"/>
           <w:kern w:val="0"/>
           <w:lang w:eastAsia="es-PE"/>
-          <ns2:ligatures ns2:val="none"/>
-        </w:rPr>
-      </w:pPr>
-    </w:p>
-    <w:p ns2:paraId="0AC32CAC" ns2:textId="77777777">
+          <w14:ligatures w14:val="none"/>
+        </w:rPr>
+      </w:pPr>
+    </w:p>
+    <w:p>
       <w:pPr>
         <w:numPr>
           <w:ilvl w:val="0"/>
@@ -5914,21 +5851,21 @@
           <w:color w:val="000000"/>
           <w:kern w:val="0"/>
           <w:lang w:eastAsia="es-PE"/>
-          <ns2:ligatures ns2:val="none"/>
-        </w:rPr>
-      </w:pPr>
-      <w:r>
-        <w:rPr>
-          <w:rFonts w:ascii="Arial Narrow" w:eastAsia="Arial Narrow" w:hAnsi="Arial Narrow" w:cs="Arial Narrow"/>
-          <w:color w:val="000000"/>
-          <w:kern w:val="0"/>
-          <w:lang w:eastAsia="es-PE"/>
-          <ns2:ligatures ns2:val="none"/>
+          <w14:ligatures w14:val="none"/>
+        </w:rPr>
+      </w:pPr>
+      <w:r>
+        <w:rPr>
+          <w:rFonts w:ascii="Arial Narrow" w:eastAsia="Arial Narrow" w:hAnsi="Arial Narrow" w:cs="Arial Narrow"/>
+          <w:color w:val="000000"/>
+          <w:kern w:val="0"/>
+          <w:lang w:eastAsia="es-PE"/>
+          <w14:ligatures w14:val="none"/>
         </w:rPr>
         <w:t>presentar documentos que acrediten su inscripción en los Registros Públicos o una declaración jurada que indique que cuenta con dicha inscripción;</w:t>
       </w:r>
     </w:p>
-    <w:p ns2:paraId="7C9575CF" ns2:textId="77777777">
+    <w:p>
       <w:pPr>
         <w:numPr>
           <w:ilvl w:val="0"/>
@@ -5942,22 +5879,22 @@
           <w:color w:val="000000"/>
           <w:kern w:val="0"/>
           <w:lang w:eastAsia="es-PE"/>
-          <ns2:ligatures ns2:val="none"/>
-        </w:rPr>
-      </w:pPr>
-      <w:r>
-        <w:rPr>
-          <w:rFonts w:ascii="Arial Narrow" w:eastAsia="Arial Narrow" w:hAnsi="Arial Narrow" w:cs="Arial Narrow"/>
-          <w:color w:val="000000"/>
-          <w:kern w:val="0"/>
-          <w:lang w:eastAsia="es-PE"/>
-          <ns2:ligatures ns2:val="none"/>
+          <w14:ligatures w14:val="none"/>
+        </w:rPr>
+      </w:pPr>
+      <w:r>
+        <w:rPr>
+          <w:rFonts w:ascii="Arial Narrow" w:eastAsia="Arial Narrow" w:hAnsi="Arial Narrow" w:cs="Arial Narrow"/>
+          <w:color w:val="000000"/>
+          <w:kern w:val="0"/>
+          <w:lang w:eastAsia="es-PE"/>
+          <w14:ligatures w14:val="none"/>
         </w:rPr>
         <w:lastRenderedPageBreak/>
         <w:t>presentar copia simple de las facultades de representación de su representante legal en el presente procedimiento o la declaración jurada que indique que cuenta con dichas facultades y que estas se encuentran vigentes;</w:t>
       </w:r>
     </w:p>
-    <w:p ns2:paraId="0CD5704D" ns2:textId="77777777">
+    <w:p>
       <w:pPr>
         <w:numPr>
           <w:ilvl w:val="0"/>
@@ -5971,21 +5908,21 @@
           <w:color w:val="000000"/>
           <w:kern w:val="0"/>
           <w:lang w:eastAsia="es-PE"/>
-          <ns2:ligatures ns2:val="none"/>
-        </w:rPr>
-      </w:pPr>
-      <w:r>
-        <w:rPr>
-          <w:rFonts w:ascii="Arial Narrow" w:eastAsia="Arial Narrow" w:hAnsi="Arial Narrow" w:cs="Arial Narrow"/>
-          <w:color w:val="000000"/>
-          <w:kern w:val="0"/>
-          <w:lang w:eastAsia="es-PE"/>
-          <ns2:ligatures ns2:val="none"/>
+          <w14:ligatures w14:val="none"/>
+        </w:rPr>
+      </w:pPr>
+      <w:r>
+        <w:rPr>
+          <w:rFonts w:ascii="Arial Narrow" w:eastAsia="Arial Narrow" w:hAnsi="Arial Narrow" w:cs="Arial Narrow"/>
+          <w:color w:val="000000"/>
+          <w:kern w:val="0"/>
+          <w:lang w:eastAsia="es-PE"/>
+          <w14:ligatures w14:val="none"/>
         </w:rPr>
         <w:t>consignar el Número de Registro Único de Contribuyentes (RUC); y,</w:t>
       </w:r>
     </w:p>
-    <w:p ns2:paraId="7341F53D" ns2:textId="101F16E7">
+    <w:p>
       <w:pPr>
         <w:numPr>
           <w:ilvl w:val="0"/>
@@ -5997,16 +5934,16 @@
         <w:rPr>
           <w:rFonts w:ascii="Arial Narrow" w:eastAsia="Calibri" w:hAnsi="Arial Narrow" w:cs="Arial"/>
           <w:kern w:val="0"/>
-          <ns2:ligatures ns2:val="none"/>
-        </w:rPr>
-      </w:pPr>
-      <w:r>
-        <w:rPr>
-          <w:rFonts w:ascii="Arial Narrow" w:eastAsia="Arial Narrow" w:hAnsi="Arial Narrow" w:cs="Arial Narrow"/>
-          <w:color w:val="000000"/>
-          <w:kern w:val="0"/>
-          <w:lang w:eastAsia="es-PE"/>
-          <ns2:ligatures ns2:val="none"/>
+          <w14:ligatures w14:val="none"/>
+        </w:rPr>
+      </w:pPr>
+      <w:r>
+        <w:rPr>
+          <w:rFonts w:ascii="Arial Narrow" w:eastAsia="Arial Narrow" w:hAnsi="Arial Narrow" w:cs="Arial Narrow"/>
+          <w:color w:val="000000"/>
+          <w:kern w:val="0"/>
+          <w:lang w:eastAsia="es-PE"/>
+          <w14:ligatures w14:val="none"/>
         </w:rPr>
         <w:t>fijar domicilio procesal para el procedimiento, de conformidad con el numeral 1 del artículo 442</w:t>
       </w:r>
@@ -6016,7 +5953,7 @@
           <w:color w:val="000000"/>
           <w:kern w:val="0"/>
           <w:lang w:eastAsia="es-PE"/>
-          <ns2:ligatures ns2:val="none"/>
+          <w14:ligatures w14:val="none"/>
         </w:rPr>
         <w:t/>
       </w:r>
@@ -6026,7 +5963,7 @@
           <w:color w:val="000000"/>
           <w:kern w:val="0"/>
           <w:lang w:eastAsia="es-PE"/>
-          <ns2:ligatures ns2:val="none"/>
+          <w14:ligatures w14:val="none"/>
         </w:rPr>
         <w:t xml:space="preserve"> del Código Procesal Civil. </w:t>
       </w:r>
@@ -6034,7 +5971,7 @@
         <w:rPr>
           <w:rFonts w:ascii="Arial Narrow" w:eastAsia="Calibri" w:hAnsi="Arial Narrow" w:cs="Arial"/>
           <w:kern w:val="0"/>
-          <ns2:ligatures ns2:val="none"/>
+          <w14:ligatures w14:val="none"/>
         </w:rPr>
         <w:t>Para ello podrá señalar domicilio físico o una dirección electrónica a la que pueda remitirse las notificaciones</w:t>
       </w:r>
@@ -6043,12 +5980,12 @@
           <w:rFonts w:ascii="Arial Narrow" w:eastAsia="Arial" w:hAnsi="Arial Narrow" w:cs="Arial"/>
           <w:kern w:val="0"/>
           <w:lang w:val="es"/>
-          <ns2:ligatures ns2:val="none"/>
+          <w14:ligatures w14:val="none"/>
         </w:rPr>
         <w:t>;</w:t>
       </w:r>
     </w:p>
-    <w:p ns2:paraId="446A1900" ns2:textId="13BE47D4">
+    <w:p>
       <w:pPr>
         <w:numPr>
           <w:ilvl w:val="0"/>
@@ -6060,14 +5997,14 @@
         <w:rPr>
           <w:rFonts w:ascii="Arial Narrow" w:eastAsia="Calibri" w:hAnsi="Arial Narrow" w:cs="Arial"/>
           <w:kern w:val="0"/>
-          <ns2:ligatures ns2:val="none"/>
+          <w14:ligatures w14:val="none"/>
         </w:rPr>
       </w:pPr>
       <w:r>
         <w:rPr>
           <w:rFonts w:ascii="Arial Narrow" w:eastAsia="Calibri" w:hAnsi="Arial Narrow" w:cs="Arial"/>
           <w:kern w:val="0"/>
-          <ns2:ligatures ns2:val="none"/>
+          <w14:ligatures w14:val="none"/>
         </w:rPr>
         <w:t xml:space="preserve">en caso califique como </w:t>
       </w:r>
@@ -6076,7 +6013,7 @@
         <w:rPr>
           <w:rFonts w:ascii="Arial Narrow" w:eastAsia="Calibri" w:hAnsi="Arial Narrow" w:cs="Arial"/>
           <w:kern w:val="0"/>
-          <ns2:ligatures ns2:val="none"/>
+          <w14:ligatures w14:val="none"/>
         </w:rPr>
         <w:t>micro empresa</w:t>
       </w:r>
@@ -6085,7 +6022,7 @@
         <w:rPr>
           <w:rFonts w:ascii="Arial Narrow" w:eastAsia="Calibri" w:hAnsi="Arial Narrow" w:cs="Arial"/>
           <w:kern w:val="0"/>
-          <ns2:ligatures ns2:val="none"/>
+          <w14:ligatures w14:val="none"/>
         </w:rPr>
         <w:t xml:space="preserve"> o pequeña empresa, presentar los documentos que acrediten su volumen de ventas o ingresos brutos percibidos el año anterior relativo a todas sus actividades económicas y el número de trabajadores con el que cuenta</w:t>
       </w:r>
@@ -6095,7 +6032,7 @@
           <w:rFonts w:ascii="Arial Narrow" w:eastAsia="Calibri" w:hAnsi="Arial Narrow" w:cs="Arial"/>
           <w:kern w:val="0"/>
           <w:vertAlign w:val="superscript"/>
-          <ns2:ligatures ns2:val="none"/>
+          <w14:ligatures w14:val="none"/>
         </w:rPr>
         <w:footnoteReference w:id="7"/>
       </w:r>
@@ -6103,7 +6040,7 @@
         <w:rPr>
           <w:rFonts w:ascii="Arial Narrow" w:eastAsia="Calibri" w:hAnsi="Arial Narrow" w:cs="Arial"/>
           <w:kern w:val="0"/>
-          <ns2:ligatures ns2:val="none"/>
+          <w14:ligatures w14:val="none"/>
         </w:rPr>
         <w:t>. Ello, a fin de que la Comisión pueda meritar dicha documentación, conforme lo establece el artículo 110</w:t>
       </w:r>
@@ -6113,7 +6050,7 @@
           <w:color w:val="000000"/>
           <w:kern w:val="0"/>
           <w:lang w:eastAsia="es-PE"/>
-          <ns2:ligatures ns2:val="none"/>
+          <w14:ligatures w14:val="none"/>
         </w:rPr>
         <w:t/>
       </w:r>
@@ -6121,7 +6058,7 @@
         <w:rPr>
           <w:rFonts w:ascii="Arial Narrow" w:eastAsia="Calibri" w:hAnsi="Arial Narrow" w:cs="Arial"/>
           <w:kern w:val="0"/>
-          <ns2:ligatures ns2:val="none"/>
+          <w14:ligatures w14:val="none"/>
         </w:rPr>
         <w:t xml:space="preserve"> del </w:t>
       </w:r>
@@ -6130,7 +6067,7 @@
           <w:rFonts w:ascii="Arial Narrow" w:eastAsia="Calibri" w:hAnsi="Arial Narrow" w:cs="Arial"/>
           <w:spacing w:val="-2"/>
           <w:kern w:val="0"/>
-          <ns2:ligatures ns2:val="none"/>
+          <w14:ligatures w14:val="none"/>
         </w:rPr>
         <w:t>Código</w:t>
       </w:r>
@@ -6141,7 +6078,7 @@
           <w:spacing w:val="-2"/>
           <w:kern w:val="0"/>
           <w:vertAlign w:val="superscript"/>
-          <ns2:ligatures ns2:val="none"/>
+          <w14:ligatures w14:val="none"/>
         </w:rPr>
         <w:footnoteReference w:id="8"/>
       </w:r>
@@ -6150,12 +6087,12 @@
           <w:rFonts w:ascii="Arial Narrow" w:eastAsia="Calibri" w:hAnsi="Arial Narrow" w:cs="Arial"/>
           <w:spacing w:val="-2"/>
           <w:kern w:val="0"/>
-          <ns2:ligatures ns2:val="none"/>
+          <w14:ligatures w14:val="none"/>
         </w:rPr>
         <w:t>.</w:t>
       </w:r>
     </w:p>
-    <w:p ns2:paraId="354DE7F2" ns2:textId="77777777">
+    <w:p>
       <w:pPr>
         <w:spacing w:after="0" w:line="240" w:lineRule="auto"/>
         <w:ind w:left="567"/>
@@ -6165,20 +6102,20 @@
           <w:color w:val="000000"/>
           <w:kern w:val="0"/>
           <w:lang w:eastAsia="es-PE"/>
-          <ns2:ligatures ns2:val="none"/>
-        </w:rPr>
-      </w:pPr>
-    </w:p>
-    <w:p>
-      <w:pPr>
-        <w:spacing w:after="0" w:line="240" w:lineRule="auto"/>
-        <w:jc w:val="both"/>
-        <w:rPr>
-          <w:rFonts w:ascii="Arial Narrow" w:eastAsia="Arial Narrow" w:hAnsi="Arial Narrow" w:cs="Arial Narrow"/>
-          <w:color w:val="000000"/>
-          <w:kern w:val="0"/>
-          <w:lang w:eastAsia="es-PE"/>
-          <ns2:ligatures ns2:val="none"/>
+          <w14:ligatures w14:val="none"/>
+        </w:rPr>
+      </w:pPr>
+    </w:p>
+    <w:p>
+      <w:pPr>
+        <w:spacing w:after="0" w:line="240" w:lineRule="auto"/>
+        <w:jc w:val="both"/>
+        <w:rPr>
+          <w:rFonts w:ascii="Arial Narrow" w:eastAsia="Arial Narrow" w:hAnsi="Arial Narrow" w:cs="Arial Narrow"/>
+          <w:color w:val="000000"/>
+          <w:kern w:val="0"/>
+          <w:lang w:eastAsia="es-PE"/>
+          <w14:ligatures w14:val="none"/>
         </w:rPr>
       </w:pPr>
       <w:r>
@@ -6197,42 +6134,82 @@
           <w:sz w:val="20"/>
           <w:szCs w:val="20"/>
         </w:rPr>
-        <w:t xml:space="preserve">correr traslado de la presente resolución a Mibanco - Banco de la Microempresa S.A. y a Pacífico Compañía de Seguros y Reaseguros S.A. para que, de conformidad con lo dispuesto por el artículo 26 de la Ley sobre Facultades, Normas y Organización del Indecopi, aprobada por Decreto Legislativo 807, presenten sus descargos sobre la imputación de cargos realizada en un plazo no mayor a cinco (5) días hábiles contado a partir del día siguiente de la notificación de la presente resolución, vencido el cual, el Secretario Técnico declarará en rebeldía a los denunciados que no lo hubieran presentado. Debe precisarse que de conformidad con lo establecido por el artículo 223 del Texto Único Ordenado de la Ley 27444, Ley del Procedimiento Administrativo General, las alegaciones y los hechos relevantes de la reclamación, salvo que hayan sido específicamente negadas en la contestación, se tendrán por aceptadas o merituadas como ciertas.</w:t>
-      </w:r>
-    </w:p>
-    <w:p ns2:paraId="7D74C0BD" ns2:textId="77777777">
-      <w:pPr>
-        <w:spacing w:after="0" w:line="240" w:lineRule="auto"/>
-        <w:jc w:val="both"/>
-        <w:rPr>
-          <w:rFonts w:ascii="Arial Narrow" w:eastAsia="Arial Narrow" w:hAnsi="Arial Narrow" w:cs="Arial Narrow"/>
-          <w:color w:val="000000"/>
-          <w:kern w:val="0"/>
-          <w:lang w:eastAsia="es-PE"/>
-          <ns2:ligatures ns2:val="none"/>
-        </w:rPr>
-      </w:pPr>
-    </w:p>
-    <w:p ns2:paraId="085CAAAC" ns2:textId="6B69DA9E">
-      <w:pPr>
-        <w:spacing w:after="0" w:line="240" w:lineRule="auto"/>
-        <w:jc w:val="both"/>
-        <w:rPr>
-          <w:rFonts w:ascii="Arial Narrow" w:eastAsia="Times New Roman" w:hAnsi="Arial Narrow" w:cs="Arial"/>
-          <w:color w:val="000000"/>
-          <w:kern w:val="0"/>
-          <w:lang w:val="es-ES" w:eastAsia="es-ES"/>
-          <ns2:ligatures ns2:val="none"/>
-        </w:rPr>
-      </w:pPr>
-      <w:r>
-        <w:rPr>
-          <w:rFonts w:ascii="Arial Narrow" w:eastAsia="Arial Narrow" w:hAnsi="Arial Narrow" w:cs="Arial Narrow"/>
-          <w:b/>
-          <w:color w:val="000000"/>
-          <w:kern w:val="0"/>
-          <w:lang w:eastAsia="es-PE"/>
-          <ns2:ligatures ns2:val="none"/>
+        <w:t xml:space="preserve">correr traslado de la presente resolución a Mibanco - Banco de la Microempresa S.A. y a Pacífico Compañía de Seguros y Reaseguros S.A. para que, de conformidad con lo dispuesto por el artículo 26 de la Ley sobre Facultades, Normas y Organización del Indecopi, aprobada por Decreto Legislativo 807</w:t>
+      </w:r>
+      <w:r>
+        <w:rPr>
+          <w:rStyle w:val="Refdenotaalpie"/>
+          <w:rFonts w:ascii="Arial Narrow" w:eastAsia="Times New Roman" w:hAnsi="Arial Narrow" w:cs="Times New Roman"/>
+          <w:color w:val="000000"/>
+          <w:kern w:val="0"/>
+          <w:vertAlign w:val="superscript"/>
+          <w:lang w:val="es-ES" w:eastAsia="es-ES"/>
+          <w14:ligatures w14:val="none"/>
+        </w:rPr>
+        <w:footnoteReference w:id="14"/>
+      </w:r>
+      <w:r>
+        <w:rPr>
+          <w:rFonts w:ascii="Arial Narrow" w:hAnsi="Arial Narrow" w:cs="Arial Narrow"/>
+          <w:sz w:val="20"/>
+          <w:szCs w:val="20"/>
+        </w:rPr>
+        <w:t xml:space="preserve">, presenten sus descargos sobre la imputación de cargos realizada en un plazo no mayor a cinco (5) días hábiles contado a partir del día siguiente de la notificación de la presente resolución, vencido el cual, el Secretario Técnico declarará en rebeldía a los denunciados que no lo hubieran presentado. Debe precisarse que de conformidad con lo establecido por el artículo 223 del Texto Único Ordenado de la Ley 27444, Ley del Procedimiento Administrativo General</w:t>
+      </w:r>
+      <w:r>
+        <w:rPr>
+          <w:rStyle w:val="Refdenotaalpie"/>
+          <w:rFonts w:ascii="Arial Narrow" w:eastAsia="Times New Roman" w:hAnsi="Arial Narrow" w:cs="Times New Roman"/>
+          <w:color w:val="000000"/>
+          <w:kern w:val="0"/>
+          <w:vertAlign w:val="superscript"/>
+          <w:lang w:val="es-ES" w:eastAsia="es-ES"/>
+          <w14:ligatures w14:val="none"/>
+        </w:rPr>
+        <w:footnoteReference w:id="15"/>
+      </w:r>
+      <w:r>
+        <w:rPr>
+          <w:rFonts w:ascii="Arial Narrow" w:hAnsi="Arial Narrow" w:cs="Arial Narrow"/>
+          <w:sz w:val="20"/>
+          <w:szCs w:val="20"/>
+        </w:rPr>
+        <w:t xml:space="preserve">, las alegaciones y los hechos relevantes de la reclamación, salvo que hayan sido específicamente negadas en la contestación, se tendrán por aceptadas o merituadas como ciertas.</w:t>
+      </w:r>
+    </w:p>
+    <w:p>
+      <w:pPr>
+        <w:spacing w:after="0" w:line="240" w:lineRule="auto"/>
+        <w:jc w:val="both"/>
+        <w:rPr>
+          <w:rFonts w:ascii="Arial Narrow" w:eastAsia="Arial Narrow" w:hAnsi="Arial Narrow" w:cs="Arial Narrow"/>
+          <w:color w:val="000000"/>
+          <w:kern w:val="0"/>
+          <w:lang w:eastAsia="es-PE"/>
+          <w14:ligatures w14:val="none"/>
+        </w:rPr>
+      </w:pPr>
+    </w:p>
+    <w:p>
+      <w:pPr>
+        <w:spacing w:after="0" w:line="240" w:lineRule="auto"/>
+        <w:jc w:val="both"/>
+        <w:rPr>
+          <w:rFonts w:ascii="Arial Narrow" w:eastAsia="Times New Roman" w:hAnsi="Arial Narrow" w:cs="Arial"/>
+          <w:color w:val="000000"/>
+          <w:kern w:val="0"/>
+          <w:lang w:val="es-ES" w:eastAsia="es-ES"/>
+          <w14:ligatures w14:val="none"/>
+        </w:rPr>
+      </w:pPr>
+      <w:r>
+        <w:rPr>
+          <w:rFonts w:ascii="Arial Narrow" w:eastAsia="Arial Narrow" w:hAnsi="Arial Narrow" w:cs="Arial Narrow"/>
+          <w:b/>
+          <w:color w:val="000000"/>
+          <w:kern w:val="0"/>
+          <w:lang w:eastAsia="es-PE"/>
+          <w14:ligatures w14:val="none"/>
         </w:rPr>
         <w:t>QUINTO</w:t>
       </w:r>
@@ -6243,7 +6220,7 @@
           <w:color w:val="000000"/>
           <w:kern w:val="0"/>
           <w:lang w:eastAsia="es-PE"/>
-          <ns2:ligatures ns2:val="none"/>
+          <w14:ligatures w14:val="none"/>
         </w:rPr>
         <w:t xml:space="preserve">: </w:t>
       </w:r>
@@ -6253,7 +6230,7 @@
           <w:color w:val="000000"/>
           <w:kern w:val="0"/>
           <w:lang w:eastAsia="es-ES"/>
-          <ns2:ligatures ns2:val="none"/>
+          <w14:ligatures w14:val="none"/>
         </w:rPr>
         <w:t xml:space="preserve">requerir </w:t>
       </w:r>
@@ -6263,7 +6240,7 @@
           <w:color w:val="000000"/>
           <w:kern w:val="0"/>
           <w:lang w:val="es-ES" w:eastAsia="es-ES"/>
-          <ns2:ligatures ns2:val="none"/>
+          <w14:ligatures w14:val="none"/>
         </w:rPr>
         <w:t xml:space="preserve">que, en un </w:t>
       </w:r>
@@ -6273,7 +6250,7 @@
           <w:color w:val="000000"/>
           <w:kern w:val="0"/>
           <w:lang w:eastAsia="es-ES"/>
-          <ns2:ligatures ns2:val="none"/>
+          <w14:ligatures w14:val="none"/>
         </w:rPr>
         <w:t xml:space="preserve">plazo no mayor de cinco (5) días hábiles contado a partir del día siguiente de la notificación de la presente </w:t>
       </w:r>
@@ -6283,7 +6260,7 @@
           <w:color w:val="000000"/>
           <w:kern w:val="0"/>
           <w:lang w:eastAsia="es-ES"/>
-          <ns2:ligatures ns2:val="none"/>
+          <w14:ligatures w14:val="none"/>
         </w:rPr>
         <w:t xml:space="preserve">resolución, a </w:t>
       </w:r>
@@ -6294,7 +6271,7 @@
           <w:color w:val="000000"/>
           <w:kern w:val="0"/>
           <w:lang w:eastAsia="es-ES"/>
-          <ns2:ligatures ns2:val="none"/>
+          <w14:ligatures w14:val="none"/>
         </w:rPr>
         <w:t>Mibanco</w:t>
       </w:r>
@@ -6305,7 +6282,7 @@
           <w:color w:val="000000"/>
           <w:kern w:val="0"/>
           <w:lang w:eastAsia="es-ES"/>
-          <ns2:ligatures ns2:val="none"/>
+          <w14:ligatures w14:val="none"/>
         </w:rPr>
         <w:t xml:space="preserve"> - Banco de la Microempresa S.A., </w:t>
       </w:r>
@@ -6315,7 +6292,7 @@
           <w:color w:val="000000"/>
           <w:kern w:val="0"/>
           <w:lang w:val="es-ES" w:eastAsia="es-ES"/>
-          <ns2:ligatures ns2:val="none"/>
+          <w14:ligatures w14:val="none"/>
         </w:rPr>
         <w:t xml:space="preserve">cumpla con: </w:t>
       </w:r>
@@ -6325,7 +6302,7 @@
           <w:color w:val="000000"/>
           <w:kern w:val="0"/>
           <w:lang w:val="es-ES" w:eastAsia="es-ES"/>
-          <ns2:ligatures ns2:val="none"/>
+          <w14:ligatures w14:val="none"/>
         </w:rPr>
         <w:t xml:space="preserve">(i) presentar una copia debidamente suscrita de la Póliza y/o Certificado del </w:t>
       </w:r>
@@ -6335,7 +6312,7 @@
           <w:color w:val="000000"/>
           <w:kern w:val="0"/>
           <w:lang w:val="es-ES" w:eastAsia="es-ES"/>
-          <ns2:ligatures ns2:val="none"/>
+          <w14:ligatures w14:val="none"/>
         </w:rPr>
         <w:t xml:space="preserve">Seguro Antirrobos </w:t>
       </w:r>
@@ -6345,7 +6322,7 @@
           <w:color w:val="000000"/>
           <w:kern w:val="0"/>
           <w:lang w:val="es-ES" w:eastAsia="es-ES"/>
-          <ns2:ligatures ns2:val="none"/>
+          <w14:ligatures w14:val="none"/>
         </w:rPr>
         <w:t>materia de denuncia; (</w:t>
       </w:r>
@@ -6356,7 +6333,7 @@
           <w:color w:val="000000"/>
           <w:kern w:val="0"/>
           <w:lang w:val="es-ES" w:eastAsia="es-ES"/>
-          <ns2:ligatures ns2:val="none"/>
+          <w14:ligatures w14:val="none"/>
         </w:rPr>
         <w:t>ii</w:t>
       </w:r>
@@ -6367,7 +6344,7 @@
           <w:color w:val="000000"/>
           <w:kern w:val="0"/>
           <w:lang w:val="es-ES" w:eastAsia="es-ES"/>
-          <ns2:ligatures ns2:val="none"/>
+          <w14:ligatures w14:val="none"/>
         </w:rPr>
         <w:t>) presentar los medios probatorios que sustenten que se proporcionó información específica sobre el procedimiento a seguir para activar la cobertura del seguro antirrobos a la parte denunciante;</w:t>
       </w:r>
@@ -6377,7 +6354,7 @@
           <w:color w:val="000000"/>
           <w:kern w:val="0"/>
           <w:lang w:val="es-ES" w:eastAsia="es-ES"/>
-          <ns2:ligatures ns2:val="none"/>
+          <w14:ligatures w14:val="none"/>
         </w:rPr>
         <w:t xml:space="preserve"> y, </w:t>
       </w:r>
@@ -6387,7 +6364,7 @@
           <w:color w:val="000000"/>
           <w:kern w:val="0"/>
           <w:lang w:val="es-ES" w:eastAsia="es-ES"/>
-          <ns2:ligatures ns2:val="none"/>
+          <w14:ligatures w14:val="none"/>
         </w:rPr>
         <w:t>(</w:t>
       </w:r>
@@ -6398,7 +6375,7 @@
           <w:color w:val="000000"/>
           <w:kern w:val="0"/>
           <w:lang w:val="es-ES" w:eastAsia="es-ES"/>
-          <ns2:ligatures ns2:val="none"/>
+          <w14:ligatures w14:val="none"/>
         </w:rPr>
         <w:t>iii</w:t>
       </w:r>
@@ -6409,7 +6386,7 @@
           <w:color w:val="000000"/>
           <w:kern w:val="0"/>
           <w:lang w:val="es-ES" w:eastAsia="es-ES"/>
-          <ns2:ligatures ns2:val="none"/>
+          <w14:ligatures w14:val="none"/>
         </w:rPr>
         <w:t>) presentar todas las comunicaciones cursadas con el denunciante en virtud del hecho materia de denuncia</w:t>
       </w:r>
@@ -6419,44 +6396,44 @@
           <w:color w:val="000000"/>
           <w:kern w:val="0"/>
           <w:lang w:val="es-ES" w:eastAsia="es-ES"/>
-          <ns2:ligatures ns2:val="none"/>
+          <w14:ligatures w14:val="none"/>
         </w:rPr>
         <w:t>.</w:t>
       </w:r>
     </w:p>
-    <w:p ns2:paraId="660C33F1" ns2:textId="77777777">
-      <w:pPr>
-        <w:spacing w:after="0" w:line="240" w:lineRule="auto"/>
-        <w:jc w:val="both"/>
-        <w:rPr>
-          <w:rFonts w:ascii="Arial Narrow" w:eastAsia="Times New Roman" w:hAnsi="Arial Narrow" w:cs="Arial"/>
-          <w:color w:val="000000"/>
-          <w:kern w:val="0"/>
-          <w:lang w:val="es-ES" w:eastAsia="es-ES"/>
-          <ns2:ligatures ns2:val="none"/>
-        </w:rPr>
-      </w:pPr>
-    </w:p>
-    <w:p ns2:paraId="7D318BE0" ns2:textId="71DE7583">
-      <w:pPr>
-        <w:spacing w:after="0" w:line="240" w:lineRule="auto"/>
-        <w:jc w:val="both"/>
-        <w:rPr>
-          <w:rFonts w:ascii="Arial Narrow" w:eastAsia="Times New Roman" w:hAnsi="Arial Narrow" w:cs="Arial"/>
-          <w:color w:val="000000"/>
-          <w:kern w:val="0"/>
-          <w:lang w:val="es-ES" w:eastAsia="es-ES"/>
-          <ns2:ligatures ns2:val="none"/>
-        </w:rPr>
-      </w:pPr>
-      <w:r>
-        <w:rPr>
-          <w:rFonts w:ascii="Arial Narrow" w:eastAsia="Arial Narrow" w:hAnsi="Arial Narrow" w:cs="Arial Narrow"/>
-          <w:b/>
-          <w:color w:val="000000"/>
-          <w:kern w:val="0"/>
-          <w:lang w:eastAsia="es-PE"/>
-          <ns2:ligatures ns2:val="none"/>
+    <w:p>
+      <w:pPr>
+        <w:spacing w:after="0" w:line="240" w:lineRule="auto"/>
+        <w:jc w:val="both"/>
+        <w:rPr>
+          <w:rFonts w:ascii="Arial Narrow" w:eastAsia="Times New Roman" w:hAnsi="Arial Narrow" w:cs="Arial"/>
+          <w:color w:val="000000"/>
+          <w:kern w:val="0"/>
+          <w:lang w:val="es-ES" w:eastAsia="es-ES"/>
+          <w14:ligatures w14:val="none"/>
+        </w:rPr>
+      </w:pPr>
+    </w:p>
+    <w:p>
+      <w:pPr>
+        <w:spacing w:after="0" w:line="240" w:lineRule="auto"/>
+        <w:jc w:val="both"/>
+        <w:rPr>
+          <w:rFonts w:ascii="Arial Narrow" w:eastAsia="Times New Roman" w:hAnsi="Arial Narrow" w:cs="Arial"/>
+          <w:color w:val="000000"/>
+          <w:kern w:val="0"/>
+          <w:lang w:val="es-ES" w:eastAsia="es-ES"/>
+          <w14:ligatures w14:val="none"/>
+        </w:rPr>
+      </w:pPr>
+      <w:r>
+        <w:rPr>
+          <w:rFonts w:ascii="Arial Narrow" w:eastAsia="Arial Narrow" w:hAnsi="Arial Narrow" w:cs="Arial Narrow"/>
+          <w:b/>
+          <w:color w:val="000000"/>
+          <w:kern w:val="0"/>
+          <w:lang w:eastAsia="es-PE"/>
+          <w14:ligatures w14:val="none"/>
         </w:rPr>
         <w:t>SEXTO</w:t>
       </w:r>
@@ -6467,7 +6444,7 @@
           <w:color w:val="000000"/>
           <w:kern w:val="0"/>
           <w:lang w:eastAsia="es-PE"/>
-          <ns2:ligatures ns2:val="none"/>
+          <w14:ligatures w14:val="none"/>
         </w:rPr>
         <w:t xml:space="preserve">: </w:t>
       </w:r>
@@ -6477,7 +6454,7 @@
           <w:color w:val="000000"/>
           <w:kern w:val="0"/>
           <w:lang w:eastAsia="es-ES"/>
-          <ns2:ligatures ns2:val="none"/>
+          <w14:ligatures w14:val="none"/>
         </w:rPr>
         <w:t xml:space="preserve">requerir </w:t>
       </w:r>
@@ -6487,7 +6464,7 @@
           <w:color w:val="000000"/>
           <w:kern w:val="0"/>
           <w:lang w:val="es-ES" w:eastAsia="es-ES"/>
-          <ns2:ligatures ns2:val="none"/>
+          <w14:ligatures w14:val="none"/>
         </w:rPr>
         <w:t xml:space="preserve">que, en un </w:t>
       </w:r>
@@ -6497,7 +6474,7 @@
           <w:color w:val="000000"/>
           <w:kern w:val="0"/>
           <w:lang w:eastAsia="es-ES"/>
-          <ns2:ligatures ns2:val="none"/>
+          <w14:ligatures w14:val="none"/>
         </w:rPr>
         <w:t xml:space="preserve">plazo no mayor de cinco (5) días hábiles contado a partir del día siguiente de la notificación de la presente resolución, </w:t>
       </w:r>
@@ -6508,7 +6485,7 @@
           <w:kern w:val="0"/>
           <w:shd w:val="clear" w:color="auto" w:fill="FFFFFF"/>
           <w:lang w:eastAsia="es-PE"/>
-          <ns2:ligatures ns2:val="none"/>
+          <w14:ligatures w14:val="none"/>
         </w:rPr>
         <w:t>Pacífico Compañía de Seguros y Reaseguros S.A</w:t>
       </w:r>
@@ -6525,7 +6502,7 @@
           <w:color w:val="000000"/>
           <w:kern w:val="0"/>
           <w:lang w:eastAsia="es-ES"/>
-          <ns2:ligatures ns2:val="none"/>
+          <w14:ligatures w14:val="none"/>
         </w:rPr>
         <w:t xml:space="preserve">, </w:t>
       </w:r>
@@ -6535,7 +6512,7 @@
           <w:color w:val="000000"/>
           <w:kern w:val="0"/>
           <w:lang w:val="es-ES" w:eastAsia="es-ES"/>
-          <ns2:ligatures ns2:val="none"/>
+          <w14:ligatures w14:val="none"/>
         </w:rPr>
         <w:t xml:space="preserve">cumpla con: </w:t>
       </w:r>
@@ -6545,7 +6522,7 @@
           <w:color w:val="000000"/>
           <w:kern w:val="0"/>
           <w:lang w:val="es-ES" w:eastAsia="es-ES"/>
-          <ns2:ligatures ns2:val="none"/>
+          <w14:ligatures w14:val="none"/>
         </w:rPr>
         <w:t xml:space="preserve">(i) presentar una copia debidamente suscrita de la Póliza y/o Certificado del </w:t>
       </w:r>
@@ -6555,7 +6532,7 @@
           <w:color w:val="000000"/>
           <w:kern w:val="0"/>
           <w:lang w:val="es-ES" w:eastAsia="es-ES"/>
-          <ns2:ligatures ns2:val="none"/>
+          <w14:ligatures w14:val="none"/>
         </w:rPr>
         <w:t xml:space="preserve">Seguro Antirrobos </w:t>
       </w:r>
@@ -6565,7 +6542,7 @@
           <w:color w:val="000000"/>
           <w:kern w:val="0"/>
           <w:lang w:val="es-ES" w:eastAsia="es-ES"/>
-          <ns2:ligatures ns2:val="none"/>
+          <w14:ligatures w14:val="none"/>
         </w:rPr>
         <w:t>materia de denuncia; (</w:t>
       </w:r>
@@ -6576,7 +6553,7 @@
           <w:color w:val="000000"/>
           <w:kern w:val="0"/>
           <w:lang w:val="es-ES" w:eastAsia="es-ES"/>
-          <ns2:ligatures ns2:val="none"/>
+          <w14:ligatures w14:val="none"/>
         </w:rPr>
         <w:t>ii</w:t>
       </w:r>
@@ -6587,7 +6564,7 @@
           <w:color w:val="000000"/>
           <w:kern w:val="0"/>
           <w:lang w:val="es-ES" w:eastAsia="es-ES"/>
-          <ns2:ligatures ns2:val="none"/>
+          <w14:ligatures w14:val="none"/>
         </w:rPr>
         <w:t>) presentar los medios probatorios que sustenten que se proporcionó información específica sobre el procedimiento a seguir para activar la cobertura del seguro antirrobos a la parte denunciante;</w:t>
       </w:r>
@@ -6597,7 +6574,7 @@
           <w:color w:val="000000"/>
           <w:kern w:val="0"/>
           <w:lang w:val="es-ES" w:eastAsia="es-ES"/>
-          <ns2:ligatures ns2:val="none"/>
+          <w14:ligatures w14:val="none"/>
         </w:rPr>
         <w:t xml:space="preserve"> y, </w:t>
       </w:r>
@@ -6607,7 +6584,7 @@
           <w:color w:val="000000"/>
           <w:kern w:val="0"/>
           <w:lang w:val="es-ES" w:eastAsia="es-ES"/>
-          <ns2:ligatures ns2:val="none"/>
+          <w14:ligatures w14:val="none"/>
         </w:rPr>
         <w:t>(</w:t>
       </w:r>
@@ -6618,7 +6595,7 @@
           <w:color w:val="000000"/>
           <w:kern w:val="0"/>
           <w:lang w:val="es-ES" w:eastAsia="es-ES"/>
-          <ns2:ligatures ns2:val="none"/>
+          <w14:ligatures w14:val="none"/>
         </w:rPr>
         <w:t>iii</w:t>
       </w:r>
@@ -6629,7 +6606,7 @@
           <w:color w:val="000000"/>
           <w:kern w:val="0"/>
           <w:lang w:val="es-ES" w:eastAsia="es-ES"/>
-          <ns2:ligatures ns2:val="none"/>
+          <w14:ligatures w14:val="none"/>
         </w:rPr>
         <w:t>) presentar todas las comunicaciones cursadas con el denunciante en virtud del hecho materia de denuncia</w:t>
       </w:r>
@@ -6639,12 +6616,12 @@
           <w:color w:val="000000"/>
           <w:kern w:val="0"/>
           <w:lang w:val="es-ES" w:eastAsia="es-ES"/>
-          <ns2:ligatures ns2:val="none"/>
+          <w14:ligatures w14:val="none"/>
         </w:rPr>
         <w:t>.</w:t>
       </w:r>
     </w:p>
-    <w:p ns2:paraId="6A128BE5" ns2:textId="77777777">
+    <w:p>
       <w:pPr>
         <w:spacing w:after="0" w:line="240" w:lineRule="auto"/>
         <w:jc w:val="both"/>
@@ -6654,30 +6631,30 @@
           <w:color w:val="000000"/>
           <w:kern w:val="0"/>
           <w:lang w:val="es-ES" w:eastAsia="es-PE"/>
-          <ns2:ligatures ns2:val="none"/>
-        </w:rPr>
-      </w:pPr>
-    </w:p>
-    <w:p ns2:paraId="5A49EAA8" ns2:textId="35187803">
-      <w:pPr>
-        <w:spacing w:after="0" w:line="240" w:lineRule="auto"/>
-        <w:jc w:val="both"/>
-        <w:rPr>
-          <w:rFonts w:ascii="Arial Narrow" w:eastAsia="Arial Narrow" w:hAnsi="Arial Narrow" w:cs="Arial Narrow"/>
-          <w:color w:val="000000"/>
-          <w:kern w:val="0"/>
-          <w:lang w:eastAsia="es-PE"/>
-          <ns2:ligatures ns2:val="none"/>
-        </w:rPr>
-      </w:pPr>
-      <w:r>
-        <w:rPr>
-          <w:rFonts w:ascii="Arial Narrow" w:eastAsia="Arial Narrow" w:hAnsi="Arial Narrow" w:cs="Arial Narrow"/>
-          <w:b/>
-          <w:color w:val="000000"/>
-          <w:kern w:val="0"/>
-          <w:lang w:eastAsia="es-PE"/>
-          <ns2:ligatures ns2:val="none"/>
+          <w14:ligatures w14:val="none"/>
+        </w:rPr>
+      </w:pPr>
+    </w:p>
+    <w:p>
+      <w:pPr>
+        <w:spacing w:after="0" w:line="240" w:lineRule="auto"/>
+        <w:jc w:val="both"/>
+        <w:rPr>
+          <w:rFonts w:ascii="Arial Narrow" w:eastAsia="Arial Narrow" w:hAnsi="Arial Narrow" w:cs="Arial Narrow"/>
+          <w:color w:val="000000"/>
+          <w:kern w:val="0"/>
+          <w:lang w:eastAsia="es-PE"/>
+          <w14:ligatures w14:val="none"/>
+        </w:rPr>
+      </w:pPr>
+      <w:r>
+        <w:rPr>
+          <w:rFonts w:ascii="Arial Narrow" w:eastAsia="Arial Narrow" w:hAnsi="Arial Narrow" w:cs="Arial Narrow"/>
+          <w:b/>
+          <w:color w:val="000000"/>
+          <w:kern w:val="0"/>
+          <w:lang w:eastAsia="es-PE"/>
+          <w14:ligatures w14:val="none"/>
         </w:rPr>
         <w:t>SÉTIMO</w:t>
       </w:r>
@@ -6688,7 +6665,7 @@
           <w:color w:val="000000"/>
           <w:kern w:val="0"/>
           <w:lang w:eastAsia="es-PE"/>
-          <ns2:ligatures ns2:val="none"/>
+          <w14:ligatures w14:val="none"/>
         </w:rPr>
         <w:t>:</w:t>
       </w:r>
@@ -6698,7 +6675,7 @@
           <w:color w:val="000000"/>
           <w:kern w:val="0"/>
           <w:lang w:eastAsia="es-PE"/>
-          <ns2:ligatures ns2:val="none"/>
+          <w14:ligatures w14:val="none"/>
         </w:rPr>
         <w:t xml:space="preserve"> </w:t>
       </w:r>
@@ -6709,7 +6686,7 @@
           <w:color w:val="000000"/>
           <w:kern w:val="0"/>
           <w:lang w:eastAsia="es-PE"/>
-          <ns2:ligatures ns2:val="none"/>
+          <w14:ligatures w14:val="none"/>
         </w:rPr>
         <w:t>informar a las partes que el artículo 110</w:t>
       </w:r>
@@ -6719,7 +6696,7 @@
           <w:color w:val="000000"/>
           <w:kern w:val="0"/>
           <w:lang w:eastAsia="es-PE"/>
-          <ns2:ligatures ns2:val="none"/>
+          <w14:ligatures w14:val="none"/>
         </w:rPr>
         <w:t/>
       </w:r>
@@ -6729,7 +6706,7 @@
           <w:color w:val="000000"/>
           <w:kern w:val="0"/>
           <w:lang w:eastAsia="es-PE"/>
-          <ns2:ligatures ns2:val="none"/>
+          <w14:ligatures w14:val="none"/>
         </w:rPr>
         <w:t xml:space="preserve"> de la Ley 29571, Código de Protección y Defensa del</w:t>
       </w:r>
@@ -6739,7 +6716,7 @@
           <w:color w:val="000000"/>
           <w:kern w:val="0"/>
           <w:lang w:eastAsia="es-PE"/>
-          <ns2:ligatures ns2:val="none"/>
+          <w14:ligatures w14:val="none"/>
         </w:rPr>
         <w:t xml:space="preserve"> Consumidor</w:t>
       </w:r>
@@ -6751,7 +6728,7 @@
           <w:kern w:val="0"/>
           <w:vertAlign w:val="superscript"/>
           <w:lang w:eastAsia="es-PE"/>
-          <ns2:ligatures ns2:val="none"/>
+          <w14:ligatures w14:val="none"/>
         </w:rPr>
         <w:footnoteReference w:id="9"/>
       </w:r>
@@ -6761,7 +6738,7 @@
           <w:color w:val="000000"/>
           <w:kern w:val="0"/>
           <w:lang w:eastAsia="es-PE"/>
-          <ns2:ligatures ns2:val="none"/>
+          <w14:ligatures w14:val="none"/>
         </w:rPr>
         <w:t xml:space="preserve">, faculta a la Comisión a calificar las infracciones de la referida norma como leves, graves o </w:t>
       </w:r>
@@ -6771,7 +6748,7 @@
           <w:color w:val="000000"/>
           <w:kern w:val="0"/>
           <w:lang w:eastAsia="es-PE"/>
-          <ns2:ligatures ns2:val="none"/>
+          <w14:ligatures w14:val="none"/>
         </w:rPr>
         <w:lastRenderedPageBreak/>
         <w:t>muy graves e imponer sanciones que van desde una amonestación hasta una multa por un máximo de 450 Unidades Impositivas Tributarias, sin perjuicio de las medidas correctivas, reparadoras y complementarias, que puedan ordenarse de acuerdo a lo estipulado en los artículos 114</w:t>
@@ -6782,7 +6759,7 @@
           <w:color w:val="000000"/>
           <w:kern w:val="0"/>
           <w:lang w:eastAsia="es-PE"/>
-          <ns2:ligatures ns2:val="none"/>
+          <w14:ligatures w14:val="none"/>
         </w:rPr>
         <w:t/>
       </w:r>
@@ -6792,7 +6769,7 @@
           <w:color w:val="000000"/>
           <w:kern w:val="0"/>
           <w:lang w:eastAsia="es-PE"/>
-          <ns2:ligatures ns2:val="none"/>
+          <w14:ligatures w14:val="none"/>
         </w:rPr>
         <w:t>, 115</w:t>
       </w:r>
@@ -6802,7 +6779,7 @@
           <w:color w:val="000000"/>
           <w:kern w:val="0"/>
           <w:lang w:eastAsia="es-PE"/>
-          <ns2:ligatures ns2:val="none"/>
+          <w14:ligatures w14:val="none"/>
         </w:rPr>
         <w:t/>
       </w:r>
@@ -6812,7 +6789,7 @@
           <w:color w:val="000000"/>
           <w:kern w:val="0"/>
           <w:lang w:eastAsia="es-PE"/>
-          <ns2:ligatures ns2:val="none"/>
+          <w14:ligatures w14:val="none"/>
         </w:rPr>
         <w:t xml:space="preserve"> y 116</w:t>
       </w:r>
@@ -6822,7 +6799,7 @@
           <w:color w:val="000000"/>
           <w:kern w:val="0"/>
           <w:lang w:eastAsia="es-PE"/>
-          <ns2:ligatures ns2:val="none"/>
+          <w14:ligatures w14:val="none"/>
         </w:rPr>
         <w:t/>
       </w:r>
@@ -6832,7 +6809,7 @@
           <w:color w:val="000000"/>
           <w:kern w:val="0"/>
           <w:lang w:eastAsia="es-PE"/>
-          <ns2:ligatures ns2:val="none"/>
+          <w14:ligatures w14:val="none"/>
         </w:rPr>
         <w:t xml:space="preserve"> de la referida norma</w:t>
       </w:r>
@@ -6844,7 +6821,7 @@
           <w:kern w:val="0"/>
           <w:vertAlign w:val="superscript"/>
           <w:lang w:eastAsia="es-PE"/>
-          <ns2:ligatures ns2:val="none"/>
+          <w14:ligatures w14:val="none"/>
         </w:rPr>
         <w:footnoteReference w:id="10"/>
       </w:r>
@@ -6854,7 +6831,7 @@
           <w:color w:val="000000"/>
           <w:kern w:val="0"/>
           <w:lang w:eastAsia="es-PE"/>
-          <ns2:ligatures ns2:val="none"/>
+          <w14:ligatures w14:val="none"/>
         </w:rPr>
         <w:t xml:space="preserve">. </w:t>
       </w:r>
@@ -6865,7 +6842,7 @@
           <w:color w:val="000000"/>
           <w:kern w:val="0"/>
           <w:lang w:eastAsia="es-PE"/>
-          <ns2:ligatures ns2:val="none"/>
+          <w14:ligatures w14:val="none"/>
         </w:rPr>
         <w:lastRenderedPageBreak/>
         <w:t>Asimismo, se consideran circunstancias atenuantes para la graduación de la sanción, el allanamiento de la denuncia o el reconocimiento de las pretensiones en ella contenidas, de acuerdo con el artículo 112</w:t>
@@ -6876,7 +6853,7 @@
           <w:color w:val="000000"/>
           <w:kern w:val="0"/>
           <w:lang w:eastAsia="es-PE"/>
-          <ns2:ligatures ns2:val="none"/>
+          <w14:ligatures w14:val="none"/>
         </w:rPr>
         <w:t/>
       </w:r>
@@ -6886,7 +6863,7 @@
           <w:color w:val="000000"/>
           <w:kern w:val="0"/>
           <w:lang w:eastAsia="es-PE"/>
-          <ns2:ligatures ns2:val="none"/>
+          <w14:ligatures w14:val="none"/>
         </w:rPr>
         <w:t xml:space="preserve"> del Código</w:t>
       </w:r>
@@ -6898,7 +6875,7 @@
           <w:kern w:val="0"/>
           <w:vertAlign w:val="superscript"/>
           <w:lang w:eastAsia="es-PE"/>
-          <ns2:ligatures ns2:val="none"/>
+          <w14:ligatures w14:val="none"/>
         </w:rPr>
         <w:footnoteReference w:id="11"/>
       </w:r>
@@ -6908,12 +6885,12 @@
           <w:color w:val="000000"/>
           <w:kern w:val="0"/>
           <w:lang w:eastAsia="es-PE"/>
-          <ns2:ligatures ns2:val="none"/>
+          <w14:ligatures w14:val="none"/>
         </w:rPr>
         <w:t>.</w:t>
       </w:r>
     </w:p>
-    <w:p ns2:paraId="60BC1406" ns2:textId="77777777">
+    <w:p>
       <w:pPr>
         <w:shd w:val="clear" w:color="auto" w:fill="FFFFFF"/>
         <w:spacing w:after="0" w:line="240" w:lineRule="auto"/>
@@ -6924,11 +6901,11 @@
           <w:color w:val="000000"/>
           <w:kern w:val="0"/>
           <w:lang w:eastAsia="es-PE"/>
-          <ns2:ligatures ns2:val="none"/>
-        </w:rPr>
-      </w:pPr>
-    </w:p>
-    <w:p ns2:paraId="2A591567" ns2:textId="4366327F">
+          <w14:ligatures w14:val="none"/>
+        </w:rPr>
+      </w:pPr>
+    </w:p>
+    <w:p>
       <w:pPr>
         <w:shd w:val="clear" w:color="auto" w:fill="FFFFFF"/>
         <w:spacing w:after="0" w:line="240" w:lineRule="auto"/>
@@ -6938,17 +6915,17 @@
           <w:color w:val="000000"/>
           <w:kern w:val="0"/>
           <w:lang w:eastAsia="es-PE"/>
-          <ns2:ligatures ns2:val="none"/>
-        </w:rPr>
-      </w:pPr>
-      <w:r>
-        <w:rPr>
-          <w:rFonts w:ascii="Arial Narrow" w:eastAsia="Arial Narrow" w:hAnsi="Arial Narrow" w:cs="Arial Narrow"/>
-          <w:b/>
-          <w:color w:val="000000"/>
-          <w:kern w:val="0"/>
-          <w:lang w:eastAsia="es-PE"/>
-          <ns2:ligatures ns2:val="none"/>
+          <w14:ligatures w14:val="none"/>
+        </w:rPr>
+      </w:pPr>
+      <w:r>
+        <w:rPr>
+          <w:rFonts w:ascii="Arial Narrow" w:eastAsia="Arial Narrow" w:hAnsi="Arial Narrow" w:cs="Arial Narrow"/>
+          <w:b/>
+          <w:color w:val="000000"/>
+          <w:kern w:val="0"/>
+          <w:lang w:eastAsia="es-PE"/>
+          <w14:ligatures w14:val="none"/>
         </w:rPr>
         <w:t>OCTAVO</w:t>
       </w:r>
@@ -6959,7 +6936,7 @@
           <w:color w:val="000000"/>
           <w:kern w:val="0"/>
           <w:lang w:eastAsia="es-PE"/>
-          <ns2:ligatures ns2:val="none"/>
+          <w14:ligatures w14:val="none"/>
         </w:rPr>
         <w:t>:</w:t>
       </w:r>
@@ -6969,7 +6946,7 @@
           <w:color w:val="000000"/>
           <w:kern w:val="0"/>
           <w:lang w:eastAsia="es-PE"/>
-          <ns2:ligatures ns2:val="none"/>
+          <w14:ligatures w14:val="none"/>
         </w:rPr>
         <w:t xml:space="preserve"> informar a las partes que conforme a lo establecido en el artículo 39</w:t>
       </w:r>
@@ -6979,7 +6956,7 @@
           <w:color w:val="000000"/>
           <w:kern w:val="0"/>
           <w:lang w:eastAsia="es-PE"/>
-          <ns2:ligatures ns2:val="none"/>
+          <w14:ligatures w14:val="none"/>
         </w:rPr>
         <w:t/>
       </w:r>
@@ -6989,12 +6966,12 @@
           <w:color w:val="000000"/>
           <w:kern w:val="0"/>
           <w:lang w:eastAsia="es-PE"/>
-          <ns2:ligatures ns2:val="none"/>
+          <w14:ligatures w14:val="none"/>
         </w:rPr>
         <w:t xml:space="preserve"> de la Ley sobre Facultades, Normas y Organización del Indecopi, aprobada por Decreto Legislativo 807, los gastos por los peritajes realizados, actuación de pruebas, inspecciones y otros derivados de la tramitación del proceso serán de cargo de la parte que solicita la prueba, salvo pacto en contrario. En todos los casos, la resolución final determinará si los gastos deben ser asumidos por alguna de las partes, o reembolsados a la otra parte o al Indecopi, según sea el caso, de manera adicional a la sanción que haya podido imponerse. </w:t>
       </w:r>
     </w:p>
-    <w:p ns2:paraId="3696E77C" ns2:textId="77777777">
+    <w:p>
       <w:pPr>
         <w:shd w:val="clear" w:color="auto" w:fill="FFFFFF"/>
         <w:spacing w:after="0" w:line="240" w:lineRule="auto"/>
@@ -7004,11 +6981,11 @@
           <w:color w:val="000000"/>
           <w:kern w:val="0"/>
           <w:lang w:eastAsia="es-PE"/>
-          <ns2:ligatures ns2:val="none"/>
-        </w:rPr>
-      </w:pPr>
-    </w:p>
-    <w:p ns2:paraId="563B5C6F" ns2:textId="724EDBC7">
+          <w14:ligatures w14:val="none"/>
+        </w:rPr>
+      </w:pPr>
+    </w:p>
+    <w:p>
       <w:pPr>
         <w:suppressAutoHyphens/>
         <w:spacing w:after="0" w:line="240" w:lineRule="auto"/>
@@ -7017,7 +6994,7 @@
           <w:rFonts w:ascii="Arial Narrow" w:eastAsia="Calibri" w:hAnsi="Arial Narrow" w:cs="Arial"/>
           <w:kern w:val="0"/>
           <w:u w:val="single"/>
-          <ns2:ligatures ns2:val="none"/>
+          <w14:ligatures w14:val="none"/>
         </w:rPr>
       </w:pPr>
       <w:r>
@@ -7027,7 +7004,7 @@
           <w:color w:val="000000"/>
           <w:kern w:val="0"/>
           <w:lang w:eastAsia="es-PE"/>
-          <ns2:ligatures ns2:val="none"/>
+          <w14:ligatures w14:val="none"/>
         </w:rPr>
         <w:t>NOVENO</w:t>
       </w:r>
@@ -7036,7 +7013,7 @@
           <w:rFonts w:ascii="Arial Narrow" w:eastAsia="Calibri" w:hAnsi="Arial Narrow" w:cs="Arial"/>
           <w:b/>
           <w:kern w:val="0"/>
-          <ns2:ligatures ns2:val="none"/>
+          <w14:ligatures w14:val="none"/>
         </w:rPr>
         <w:t>:</w:t>
       </w:r>
@@ -7044,7 +7021,7 @@
         <w:rPr>
           <w:rFonts w:ascii="Arial Narrow" w:eastAsia="Calibri" w:hAnsi="Arial Narrow" w:cs="Arial"/>
           <w:kern w:val="0"/>
-          <ns2:ligatures ns2:val="none"/>
+          <w14:ligatures w14:val="none"/>
         </w:rPr>
         <w:t xml:space="preserve"> comunicar a las partes que, </w:t>
       </w:r>
@@ -7053,7 +7030,7 @@
         <w:rPr>
           <w:rFonts w:ascii="Arial Narrow" w:eastAsia="Calibri" w:hAnsi="Arial Narrow" w:cs="Arial"/>
           <w:kern w:val="0"/>
-          <ns2:ligatures ns2:val="none"/>
+          <w14:ligatures w14:val="none"/>
         </w:rPr>
         <w:t>de acuerdo a</w:t>
       </w:r>
@@ -7062,7 +7039,7 @@
         <w:rPr>
           <w:rFonts w:ascii="Arial Narrow" w:eastAsia="Calibri" w:hAnsi="Arial Narrow" w:cs="Arial"/>
           <w:kern w:val="0"/>
-          <ns2:ligatures ns2:val="none"/>
+          <w14:ligatures w14:val="none"/>
         </w:rPr>
         <w:t xml:space="preserve"> lo señalado por el artículo 29</w:t>
       </w:r>
@@ -7072,7 +7049,7 @@
           <w:color w:val="000000"/>
           <w:kern w:val="0"/>
           <w:lang w:eastAsia="es-PE"/>
-          <ns2:ligatures ns2:val="none"/>
+          <w14:ligatures w14:val="none"/>
         </w:rPr>
         <w:t/>
       </w:r>
@@ -7080,7 +7057,7 @@
         <w:rPr>
           <w:rFonts w:ascii="Arial Narrow" w:eastAsia="Calibri" w:hAnsi="Arial Narrow" w:cs="Arial"/>
           <w:kern w:val="0"/>
-          <ns2:ligatures ns2:val="none"/>
+          <w14:ligatures w14:val="none"/>
         </w:rPr>
         <w:t xml:space="preserve"> del Decreto Legislativo 807</w:t>
       </w:r>
@@ -7090,7 +7067,7 @@
           <w:rFonts w:ascii="Arial Narrow" w:eastAsia="Calibri" w:hAnsi="Arial Narrow" w:cs="Arial"/>
           <w:kern w:val="0"/>
           <w:vertAlign w:val="superscript"/>
-          <ns2:ligatures ns2:val="none"/>
+          <w14:ligatures w14:val="none"/>
         </w:rPr>
         <w:footnoteReference w:id="12"/>
       </w:r>
@@ -7098,7 +7075,7 @@
         <w:rPr>
           <w:rFonts w:ascii="Arial Narrow" w:eastAsia="Calibri" w:hAnsi="Arial Narrow" w:cs="Arial"/>
           <w:kern w:val="0"/>
-          <ns2:ligatures ns2:val="none"/>
+          <w14:ligatures w14:val="none"/>
         </w:rPr>
         <w:t xml:space="preserve">, hasta antes de la emisión de la Resolución Final tienen la posibilidad de solicitar una audiencia de conciliación. En caso deleguen a favor de una tercera persona su actuación en la diligencia programada, esta deberá presentar un poder especial con firma legalizada ante Notario Público, donde conste </w:t>
       </w:r>
@@ -7107,7 +7084,7 @@
           <w:rFonts w:ascii="Arial Narrow" w:eastAsia="Calibri" w:hAnsi="Arial Narrow" w:cs="Arial"/>
           <w:kern w:val="0"/>
           <w:u w:val="single"/>
-          <ns2:ligatures ns2:val="none"/>
+          <w14:ligatures w14:val="none"/>
         </w:rPr>
         <w:t>expresamente su facultad para asistir y conciliar en su representación</w:t>
       </w:r>
@@ -7116,7 +7093,7 @@
           <w:rFonts w:ascii="Arial Narrow" w:eastAsia="Calibri" w:hAnsi="Arial Narrow" w:cs="Arial"/>
           <w:bCs/>
           <w:kern w:val="0"/>
-          <ns2:ligatures ns2:val="none"/>
+          <w14:ligatures w14:val="none"/>
         </w:rPr>
         <w:t>.</w:t>
       </w:r>
@@ -7126,7 +7103,7 @@
           <w:b/>
           <w:bCs/>
           <w:kern w:val="0"/>
-          <ns2:ligatures ns2:val="none"/>
+          <w14:ligatures w14:val="none"/>
         </w:rPr>
         <w:t xml:space="preserve"> </w:t>
       </w:r>
@@ -7135,12 +7112,12 @@
           <w:rFonts w:ascii="Arial Narrow" w:eastAsia="Calibri" w:hAnsi="Arial Narrow" w:cs="Arial"/>
           <w:kern w:val="0"/>
           <w:u w:val="single"/>
-          <ns2:ligatures ns2:val="none"/>
+          <w14:ligatures w14:val="none"/>
         </w:rPr>
         <w:t xml:space="preserve">Ello bajo apercibimiento de no realizar la audiencia de conciliación y levantar el acta de inasistencia correspondiente. </w:t>
       </w:r>
     </w:p>
-    <w:p ns2:paraId="3E55E6BD" ns2:textId="77777777">
+    <w:p>
       <w:pPr>
         <w:suppressAutoHyphens/>
         <w:spacing w:after="0" w:line="240" w:lineRule="auto"/>
@@ -7149,11 +7126,11 @@
           <w:rFonts w:ascii="Arial Narrow" w:eastAsia="Calibri" w:hAnsi="Arial Narrow" w:cs="Arial"/>
           <w:kern w:val="0"/>
           <w:u w:val="single"/>
-          <ns2:ligatures ns2:val="none"/>
-        </w:rPr>
-      </w:pPr>
-    </w:p>
-    <w:p ns2:paraId="0081C764" ns2:textId="49420BEE">
+          <w14:ligatures w14:val="none"/>
+        </w:rPr>
+      </w:pPr>
+    </w:p>
+    <w:p>
       <w:pPr>
         <w:suppressAutoHyphens/>
         <w:spacing w:after="0" w:line="240" w:lineRule="auto"/>
@@ -7163,7 +7140,7 @@
           <w:color w:val="000000"/>
           <w:kern w:val="0"/>
           <w:lang w:eastAsia="es-PE"/>
-          <ns2:ligatures ns2:val="none"/>
+          <w14:ligatures w14:val="none"/>
         </w:rPr>
       </w:pPr>
       <w:r>
@@ -7181,7 +7158,7 @@
           <w:color w:val="000000"/>
           <w:kern w:val="0"/>
           <w:lang w:eastAsia="es-PE"/>
-          <ns2:ligatures ns2:val="none"/>
+          <w14:ligatures w14:val="none"/>
         </w:rPr>
         <w:t>:</w:t>
       </w:r>
@@ -7191,14 +7168,14 @@
           <w:color w:val="000000"/>
           <w:kern w:val="0"/>
           <w:lang w:eastAsia="es-PE"/>
-          <ns2:ligatures ns2:val="none"/>
+          <w14:ligatures w14:val="none"/>
         </w:rPr>
         <w:t xml:space="preserve"> poner en conocimiento de las partes que, antes de la emisión de la Resolución Final, tienen la posibilidad de formular su desistimiento o presentar el acuerdo arribado mediante la conciliación, mediación, transacción o cualquier otro que, de forma indubitable, deje constancia que se ha solucionado la controversia materia de denuncia.</w:t>
       </w:r>
       <w:bookmarkStart w:id="3" w:name="h.gjdgxs" w:colFirst="0" w:colLast="0"/>
       <w:bookmarkEnd w:id="3"/>
     </w:p>
-    <w:p ns2:paraId="0DCAFBEE" ns2:textId="77777777">
+    <w:p>
       <w:pPr>
         <w:suppressAutoHyphens/>
         <w:spacing w:after="0" w:line="240" w:lineRule="auto"/>
@@ -7208,11 +7185,11 @@
           <w:color w:val="000000"/>
           <w:kern w:val="0"/>
           <w:lang w:eastAsia="es-PE"/>
-          <ns2:ligatures ns2:val="none"/>
-        </w:rPr>
-      </w:pPr>
-    </w:p>
-    <w:p ns2:paraId="14CE7DD8" ns2:textId="7EB2E8C8">
+          <w14:ligatures w14:val="none"/>
+        </w:rPr>
+      </w:pPr>
+    </w:p>
+    <w:p>
       <w:pPr>
         <w:suppressAutoHyphens/>
         <w:spacing w:after="0" w:line="240" w:lineRule="auto"/>
@@ -7243,7 +7220,7 @@
           <w:b/>
           <w:spacing w:val="-3"/>
           <w:kern w:val="0"/>
-          <ns2:ligatures ns2:val="none"/>
+          <w14:ligatures w14:val="none"/>
         </w:rPr>
         <w:t/>
       </w:r>
@@ -7253,7 +7230,7 @@
           <w:bCs/>
           <w:spacing w:val="-3"/>
           <w:kern w:val="0"/>
-          <ns2:ligatures ns2:val="none"/>
+          <w14:ligatures w14:val="none"/>
         </w:rPr>
         <w:t xml:space="preserve"/>
       </w:r>
@@ -7263,7 +7240,7 @@
           <w:bCs/>
           <w:spacing w:val="-3"/>
           <w:kern w:val="0"/>
-          <ns2:ligatures ns2:val="none"/>
+          <w14:ligatures w14:val="none"/>
         </w:rPr>
         <w:t xml:space="preserve"/>
       </w:r>
@@ -7274,7 +7251,7 @@
           <w:bCs/>
           <w:spacing w:val="-3"/>
           <w:kern w:val="0"/>
-          <ns2:ligatures ns2:val="none"/>
+          <w14:ligatures w14:val="none"/>
         </w:rPr>
         <w:t/>
       </w:r>
@@ -7285,7 +7262,7 @@
           <w:bCs/>
           <w:spacing w:val="-3"/>
           <w:kern w:val="0"/>
-          <ns2:ligatures ns2:val="none"/>
+          <w14:ligatures w14:val="none"/>
         </w:rPr>
         <w:t xml:space="preserve"/>
       </w:r>
@@ -7296,7 +7273,7 @@
           <w:kern w:val="0"/>
           <w:shd w:val="clear" w:color="auto" w:fill="FFFFFF"/>
           <w:lang w:eastAsia="es-PE"/>
-          <ns2:ligatures ns2:val="none"/>
+          <w14:ligatures w14:val="none"/>
         </w:rPr>
         <w:t xml:space="preserve"/>
       </w:r>
@@ -7308,7 +7285,7 @@
           <w:kern w:val="0"/>
           <w:shd w:val="clear" w:color="auto" w:fill="FFFFFF"/>
           <w:lang w:eastAsia="es-PE"/>
-          <ns2:ligatures ns2:val="none"/>
+          <w14:ligatures w14:val="none"/>
         </w:rPr>
         <w:t/>
       </w:r>
@@ -7320,7 +7297,7 @@
           <w:kern w:val="0"/>
           <w:shd w:val="clear" w:color="auto" w:fill="FFFFFF"/>
           <w:lang w:eastAsia="es-PE"/>
-          <ns2:ligatures ns2:val="none"/>
+          <w14:ligatures w14:val="none"/>
         </w:rPr>
         <w:t xml:space="preserve"/>
       </w:r>
@@ -7421,7 +7398,7 @@
           <w:color w:val="000000"/>
           <w:kern w:val="0"/>
           <w:lang w:eastAsia="es-PE"/>
-          <ns2:ligatures ns2:val="none"/>
+          <w14:ligatures w14:val="none"/>
         </w:rPr>
         <w:t/>
       </w:r>
@@ -7453,7 +7430,7 @@
           <w:color w:val="000000"/>
           <w:kern w:val="0"/>
           <w:lang w:eastAsia="es-PE"/>
-          <ns2:ligatures ns2:val="none"/>
+          <w14:ligatures w14:val="none"/>
         </w:rPr>
         <w:t/>
       </w:r>
@@ -7479,7 +7456,7 @@
         <w:t/>
       </w:r>
     </w:p>
-    <w:p ns2:paraId="50BE9060" ns2:textId="77777777">
+    <w:p>
       <w:pPr>
         <w:suppressAutoHyphens/>
         <w:spacing w:after="0" w:line="240" w:lineRule="auto"/>
@@ -7489,7 +7466,7 @@
         </w:rPr>
       </w:pPr>
     </w:p>
-    <w:p ns2:paraId="39963B7E" ns2:textId="1DDACB15">
+    <w:p>
       <w:pPr>
         <w:suppressAutoHyphens/>
         <w:spacing w:line="240" w:lineRule="auto"/>
@@ -7596,63 +7573,63 @@
         <w:t>el acuse de recibo mediante la confirmación de recepción de la notificación remitida por este despacho a su Casilla Electrónica, dentro de los cinco (5) primeros días hábiles siguientes a la fecha en que recibe la notificación.</w:t>
       </w:r>
     </w:p>
-    <w:p ns2:paraId="537523B8" ns2:textId="77777777">
-      <w:pPr>
-        <w:spacing w:after="0" w:line="240" w:lineRule="auto"/>
-        <w:jc w:val="both"/>
-        <w:rPr>
-          <w:rFonts w:ascii="Arial Narrow" w:eastAsia="Arial Narrow" w:hAnsi="Arial Narrow" w:cs="Arial Narrow"/>
-          <w:b/>
-          <w:color w:val="000000"/>
-          <w:kern w:val="0"/>
-          <w:lang w:eastAsia="es-PE"/>
-          <ns2:ligatures ns2:val="none"/>
-        </w:rPr>
-      </w:pPr>
-    </w:p>
-    <w:p ns2:paraId="4FE8269B" ns2:textId="77777777">
-      <w:pPr>
-        <w:spacing w:after="0" w:line="240" w:lineRule="auto"/>
-        <w:jc w:val="both"/>
-        <w:rPr>
-          <w:rFonts w:ascii="Arial Narrow" w:eastAsia="Arial Narrow" w:hAnsi="Arial Narrow" w:cs="Arial Narrow"/>
-          <w:b/>
-          <w:color w:val="000000"/>
-          <w:kern w:val="0"/>
-          <w:lang w:eastAsia="es-PE"/>
-          <ns2:ligatures ns2:val="none"/>
-        </w:rPr>
-      </w:pPr>
-    </w:p>
-    <w:p ns2:paraId="181DDD35" ns2:textId="77777777">
-      <w:pPr>
-        <w:spacing w:after="0" w:line="240" w:lineRule="auto"/>
-        <w:jc w:val="both"/>
-        <w:rPr>
-          <w:rFonts w:ascii="Arial Narrow" w:eastAsia="Arial Narrow" w:hAnsi="Arial Narrow" w:cs="Arial Narrow"/>
-          <w:b/>
-          <w:color w:val="000000"/>
-          <w:kern w:val="0"/>
-          <w:lang w:eastAsia="es-PE"/>
-          <ns2:ligatures ns2:val="none"/>
-        </w:rPr>
-      </w:pPr>
-    </w:p>
-    <w:p ns2:paraId="4CBBE603" ns2:textId="77777777">
-      <w:pPr>
-        <w:spacing w:after="0" w:line="240" w:lineRule="auto"/>
-        <w:jc w:val="both"/>
-        <w:rPr>
-          <w:rFonts w:ascii="Arial Narrow" w:eastAsia="Arial Narrow" w:hAnsi="Arial Narrow" w:cs="Arial Narrow"/>
-          <w:b/>
-          <w:color w:val="000000"/>
-          <w:kern w:val="0"/>
-          <w:lang w:eastAsia="es-PE"/>
-          <ns2:ligatures ns2:val="none"/>
-        </w:rPr>
-      </w:pPr>
-    </w:p>
-    <w:p ns2:paraId="5F73DDED" ns2:textId="77777777">
+    <w:p>
+      <w:pPr>
+        <w:spacing w:after="0" w:line="240" w:lineRule="auto"/>
+        <w:jc w:val="both"/>
+        <w:rPr>
+          <w:rFonts w:ascii="Arial Narrow" w:eastAsia="Arial Narrow" w:hAnsi="Arial Narrow" w:cs="Arial Narrow"/>
+          <w:b/>
+          <w:color w:val="000000"/>
+          <w:kern w:val="0"/>
+          <w:lang w:eastAsia="es-PE"/>
+          <w14:ligatures w14:val="none"/>
+        </w:rPr>
+      </w:pPr>
+    </w:p>
+    <w:p>
+      <w:pPr>
+        <w:spacing w:after="0" w:line="240" w:lineRule="auto"/>
+        <w:jc w:val="both"/>
+        <w:rPr>
+          <w:rFonts w:ascii="Arial Narrow" w:eastAsia="Arial Narrow" w:hAnsi="Arial Narrow" w:cs="Arial Narrow"/>
+          <w:b/>
+          <w:color w:val="000000"/>
+          <w:kern w:val="0"/>
+          <w:lang w:eastAsia="es-PE"/>
+          <w14:ligatures w14:val="none"/>
+        </w:rPr>
+      </w:pPr>
+    </w:p>
+    <w:p>
+      <w:pPr>
+        <w:spacing w:after="0" w:line="240" w:lineRule="auto"/>
+        <w:jc w:val="both"/>
+        <w:rPr>
+          <w:rFonts w:ascii="Arial Narrow" w:eastAsia="Arial Narrow" w:hAnsi="Arial Narrow" w:cs="Arial Narrow"/>
+          <w:b/>
+          <w:color w:val="000000"/>
+          <w:kern w:val="0"/>
+          <w:lang w:eastAsia="es-PE"/>
+          <w14:ligatures w14:val="none"/>
+        </w:rPr>
+      </w:pPr>
+    </w:p>
+    <w:p>
+      <w:pPr>
+        <w:spacing w:after="0" w:line="240" w:lineRule="auto"/>
+        <w:jc w:val="both"/>
+        <w:rPr>
+          <w:rFonts w:ascii="Arial Narrow" w:eastAsia="Arial Narrow" w:hAnsi="Arial Narrow" w:cs="Arial Narrow"/>
+          <w:b/>
+          <w:color w:val="000000"/>
+          <w:kern w:val="0"/>
+          <w:lang w:eastAsia="es-PE"/>
+          <w14:ligatures w14:val="none"/>
+        </w:rPr>
+      </w:pPr>
+    </w:p>
+    <w:p>
       <w:pPr>
         <w:shd w:val="clear" w:color="auto" w:fill="FFFFFF"/>
         <w:spacing w:after="0" w:line="240" w:lineRule="auto"/>
@@ -7663,7 +7640,7 @@
           <w:bCs/>
           <w:color w:val="000000"/>
           <w:kern w:val="0"/>
-          <ns2:ligatures ns2:val="none"/>
+          <w14:ligatures w14:val="none"/>
         </w:rPr>
       </w:pPr>
       <w:r>
@@ -7673,12 +7650,12 @@
           <w:bCs/>
           <w:color w:val="000000"/>
           <w:kern w:val="0"/>
-          <ns2:ligatures ns2:val="none"/>
+          <w14:ligatures w14:val="none"/>
         </w:rPr>
         <w:t>EVELING ROA QUISPE</w:t>
       </w:r>
     </w:p>
-    <w:p ns2:paraId="7B15A8F5" ns2:textId="77777777">
+    <w:p>
       <w:pPr>
         <w:shd w:val="clear" w:color="auto" w:fill="FFFFFF"/>
         <w:spacing w:after="0" w:line="240" w:lineRule="auto"/>
@@ -7689,7 +7666,7 @@
           <w:bCs/>
           <w:color w:val="000000"/>
           <w:kern w:val="0"/>
-          <ns2:ligatures ns2:val="none"/>
+          <w14:ligatures w14:val="none"/>
         </w:rPr>
       </w:pPr>
       <w:r>
@@ -7699,12 +7676,12 @@
           <w:bCs/>
           <w:color w:val="000000"/>
           <w:kern w:val="0"/>
-          <ns2:ligatures ns2:val="none"/>
+          <w14:ligatures w14:val="none"/>
         </w:rPr>
         <w:t>Secretaria Técnica</w:t>
       </w:r>
     </w:p>
-    <w:p ns2:paraId="08FFB35F" ns2:textId="77777777">
+    <w:p>
       <w:pPr>
         <w:shd w:val="clear" w:color="auto" w:fill="FFFFFF"/>
         <w:spacing w:after="0" w:line="240" w:lineRule="auto"/>
@@ -7713,7 +7690,7 @@
           <w:rFonts w:ascii="Arial Narrow" w:eastAsia="Calibri" w:hAnsi="Arial Narrow" w:cs="Times New Roman"/>
           <w:color w:val="000000"/>
           <w:kern w:val="0"/>
-          <ns2:ligatures ns2:val="none"/>
+          <w14:ligatures w14:val="none"/>
         </w:rPr>
       </w:pPr>
       <w:r>
@@ -7723,7 +7700,7 @@
           <w:bCs/>
           <w:color w:val="000000"/>
           <w:kern w:val="0"/>
-          <ns2:ligatures ns2:val="none"/>
+          <w14:ligatures w14:val="none"/>
         </w:rPr>
         <w:t>Comisión </w:t>
       </w:r>
@@ -7735,7 +7712,7 @@
           <w:color w:val="000000"/>
           <w:kern w:val="0"/>
           <w:shd w:val="clear" w:color="auto" w:fill="FFFFFF"/>
-          <ns2:ligatures ns2:val="none"/>
+          <w14:ligatures w14:val="none"/>
         </w:rPr>
         <w:t>de</w:t>
       </w:r>
@@ -7746,27 +7723,27 @@
           <w:bCs/>
           <w:color w:val="000000"/>
           <w:kern w:val="0"/>
-          <ns2:ligatures ns2:val="none"/>
+          <w14:ligatures w14:val="none"/>
         </w:rPr>
         <w:t> Protección al Consumidor 1</w:t>
       </w:r>
     </w:p>
-    <w:p ns2:paraId="5490FA6F" ns2:textId="77777777">
-      <w:pPr>
-        <w:spacing w:after="0" w:line="240" w:lineRule="auto"/>
-        <w:jc w:val="both"/>
-        <w:rPr>
-          <w:rFonts w:ascii="Arial Narrow" w:eastAsia="Arial Narrow" w:hAnsi="Arial Narrow" w:cs="Arial Narrow"/>
-          <w:b/>
-          <w:color w:val="000000"/>
-          <w:kern w:val="0"/>
-          <w:lang w:eastAsia="es-PE"/>
-          <ns2:ligatures ns2:val="none"/>
+    <w:p>
+      <w:pPr>
+        <w:spacing w:after="0" w:line="240" w:lineRule="auto"/>
+        <w:jc w:val="both"/>
+        <w:rPr>
+          <w:rFonts w:ascii="Arial Narrow" w:eastAsia="Arial Narrow" w:hAnsi="Arial Narrow" w:cs="Arial Narrow"/>
+          <w:b/>
+          <w:color w:val="000000"/>
+          <w:kern w:val="0"/>
+          <w:lang w:eastAsia="es-PE"/>
+          <w14:ligatures w14:val="none"/>
         </w:rPr>
       </w:pPr>
     </w:p>
     <w:bookmarkEnd w:id="0"/>
-    <w:p ns2:paraId="58E453A2" ns2:textId="05E608DF">
+    <w:p>
       <w:pPr>
         <w:spacing w:after="0" w:line="240" w:lineRule="auto"/>
         <w:jc w:val="both"/>
@@ -7784,7 +7761,7 @@
           <w:sz w:val="16"/>
           <w:szCs w:val="16"/>
           <w:lang w:eastAsia="es-PE"/>
-          <ns2:ligatures ns2:val="none"/>
+          <w14:ligatures w14:val="none"/>
         </w:rPr>
         <w:t>LSM/</w:t>
       </w:r>
@@ -7796,12 +7773,12 @@
           <w:sz w:val="16"/>
           <w:szCs w:val="16"/>
           <w:lang w:eastAsia="es-PE"/>
-          <ns2:ligatures ns2:val="none"/>
+          <w14:ligatures w14:val="none"/>
         </w:rPr>
         <w:t>JCQ</w:t>
       </w:r>
     </w:p>
-    <w:p ns2:paraId="4A69497D" ns2:textId="77777777">
+    <w:p>
       <w:pPr>
         <w:spacing w:line="240" w:lineRule="auto"/>
         <w:rPr>
@@ -7809,7 +7786,7 @@
         </w:rPr>
       </w:pPr>
     </w:p>
-    <w:p ns2:paraId="44351FDE" ns2:textId="77777777">
+    <w:p>
       <w:pPr>
         <w:spacing w:line="240" w:lineRule="auto"/>
         <w:rPr>
@@ -7817,7 +7794,7 @@
         </w:rPr>
       </w:pPr>
     </w:p>
-    <w:p ns2:paraId="0B9A1116" ns2:textId="77777777">
+    <w:p>
       <w:pPr>
         <w:rPr>
           <w:rFonts w:ascii="Arial Narrow" w:hAnsi="Arial Narrow"/>
@@ -7825,8 +7802,8 @@
       </w:pPr>
     </w:p>
     <w:sectPr>
-      <w:headerReference w:type="default" ns3:id="rId8"/>
-      <w:footerReference w:type="default" ns3:id="rId9"/>
+      <w:headerReference w:type="default" r:id="rId8"/>
+      <w:footerReference w:type="default" r:id="rId9"/>
       <w:pgSz w:w="11906" w:h="16838"/>
       <w:pgMar w:top="1417" w:right="1701" w:bottom="1417" w:left="1701" w:header="708" w:footer="708" w:gutter="0"/>
       <w:cols w:space="708"/>
@@ -7837,7 +7814,7 @@
 </file>
 
 <file path=word/endnotes.xml><?xml version="1.0" encoding="utf-8"?>
-<w:endnotes xmlns:wpc="http://schemas.microsoft.com/office/word/2010/wordprocessingCanvas" xmlns:cx="http://schemas.microsoft.com/office/drawing/2014/chartex" xmlns:cx1="http://schemas.microsoft.com/office/drawing/2015/9/8/chartex" xmlns:cx2="http://schemas.microsoft.com/office/drawing/2015/10/21/chartex" xmlns:cx3="http://schemas.microsoft.com/office/drawing/2016/5/9/chartex" xmlns:cx4="http://schemas.microsoft.com/office/drawing/2016/5/10/chartex" xmlns:cx5="http://schemas.microsoft.com/office/drawing/2016/5/11/chartex" xmlns:cx6="http://schemas.microsoft.com/office/drawing/2016/5/12/chartex" xmlns:cx7="http://schemas.microsoft.com/office/drawing/2016/5/13/chartex" xmlns:cx8="http://schemas.microsoft.com/office/drawing/2016/5/14/chartex" xmlns:mc="http://schemas.openxmlformats.org/markup-compatibility/2006" xmlns:aink="http://schemas.microsoft.com/office/drawing/2016/ink" xmlns:am3d="http://schemas.microsoft.com/office/drawing/2017/model3d" xmlns:o="urn:schemas-microsoft-com:office:office" xmlns:oel="http://schemas.microsoft.com/office/2019/extlst" xmlns:r="http://schemas.openxmlformats.org/officeDocument/2006/relationships" xmlns:m="http://schemas.openxmlformats.org/officeDocument/2006/math" xmlns:v="urn:schemas-microsoft-com:vml" xmlns:wp14="http://schemas.microsoft.com/office/word/2010/wordprocessingDrawing" xmlns:wp="http://schemas.openxmlformats.org/drawingml/2006/wordprocessingDrawing" xmlns:w10="urn:schemas-microsoft-com:office:word" xmlns:w="http://schemas.openxmlformats.org/wordprocessingml/2006/main" xmlns:w14="http://schemas.microsoft.com/office/word/2010/wordml" xmlns:w15="http://schemas.microsoft.com/office/word/2012/wordml" xmlns:w16cex="http://schemas.microsoft.com/office/word/2018/wordml/cex" xmlns:w16cid="http://schemas.microsoft.com/office/word/2016/wordml/cid" xmlns:w16="http://schemas.microsoft.com/office/word/2018/wordml" xmlns:w16du="http://schemas.microsoft.com/office/word/2023/wordml/word16du" xmlns:w16sdtdh="http://schemas.microsoft.com/office/word/2020/wordml/sdtdatahash" xmlns:w16sdtfl="http://schemas.microsoft.com/office/word/2024/wordml/sdtformatlock" xmlns:w16se="http://schemas.microsoft.com/office/word/2015/wordml/symex" xmlns:wpg="http://schemas.microsoft.com/office/word/2010/wordprocessingGroup" xmlns:wpi="http://schemas.microsoft.com/office/word/2010/wordprocessingInk" xmlns:wne="http://schemas.microsoft.com/office/word/2006/wordml" xmlns:wps="http://schemas.microsoft.com/office/word/2010/wordprocessingShape" mc:Ignorable="w14 w15 w16se w16cid w16 w16cex w16sdtdh w16sdtfl w16du wp14">
+<w:endnotes xmlns:mc="http://schemas.openxmlformats.org/markup-compatibility/2006" xmlns:r="http://schemas.openxmlformats.org/officeDocument/2006/relationships" xmlns:w="http://schemas.openxmlformats.org/wordprocessingml/2006/main" xmlns:w14="http://schemas.microsoft.com/office/word/2010/wordml" xmlns:w15="http://schemas.microsoft.com/office/word/2012/wordml" xmlns:w16="http://schemas.microsoft.com/office/word/2018/wordml" xmlns:w16cex="http://schemas.microsoft.com/office/word/2018/wordml/cex" xmlns:w16cid="http://schemas.microsoft.com/office/word/2016/wordml/cid" xmlns:w16du="http://schemas.microsoft.com/office/word/2023/wordml/word16du" xmlns:w16sdtdh="http://schemas.microsoft.com/office/word/2020/wordml/sdtdatahash" xmlns:w16se="http://schemas.microsoft.com/office/word/2015/wordml/symex" xmlns:wp14="http://schemas.microsoft.com/office/word/2010/wordprocessingDrawing" mc:Ignorable="w14 w15 w16se w16cid w16 w16cex w16sdtdh w16du wp14">
   <w:endnote w:type="separator" w:id="-1">
     <w:p>
       <w:pPr>
@@ -7862,7 +7839,7 @@
 </file>
 
 <file path=word/footer1.xml><?xml version="1.0" encoding="utf-8"?>
-<w:ftr xmlns:wpc="http://schemas.microsoft.com/office/word/2010/wordprocessingCanvas" xmlns:cx="http://schemas.microsoft.com/office/drawing/2014/chartex" xmlns:cx1="http://schemas.microsoft.com/office/drawing/2015/9/8/chartex" xmlns:cx2="http://schemas.microsoft.com/office/drawing/2015/10/21/chartex" xmlns:cx3="http://schemas.microsoft.com/office/drawing/2016/5/9/chartex" xmlns:cx4="http://schemas.microsoft.com/office/drawing/2016/5/10/chartex" xmlns:cx5="http://schemas.microsoft.com/office/drawing/2016/5/11/chartex" xmlns:cx6="http://schemas.microsoft.com/office/drawing/2016/5/12/chartex" xmlns:cx7="http://schemas.microsoft.com/office/drawing/2016/5/13/chartex" xmlns:cx8="http://schemas.microsoft.com/office/drawing/2016/5/14/chartex" xmlns:mc="http://schemas.openxmlformats.org/markup-compatibility/2006" xmlns:aink="http://schemas.microsoft.com/office/drawing/2016/ink" xmlns:am3d="http://schemas.microsoft.com/office/drawing/2017/model3d" xmlns:o="urn:schemas-microsoft-com:office:office" xmlns:oel="http://schemas.microsoft.com/office/2019/extlst" xmlns:r="http://schemas.openxmlformats.org/officeDocument/2006/relationships" xmlns:m="http://schemas.openxmlformats.org/officeDocument/2006/math" xmlns:v="urn:schemas-microsoft-com:vml" xmlns:wp14="http://schemas.microsoft.com/office/word/2010/wordprocessingDrawing" xmlns:wp="http://schemas.openxmlformats.org/drawingml/2006/wordprocessingDrawing" xmlns:w10="urn:schemas-microsoft-com:office:word" xmlns:w="http://schemas.openxmlformats.org/wordprocessingml/2006/main" xmlns:w14="http://schemas.microsoft.com/office/word/2010/wordml" xmlns:w15="http://schemas.microsoft.com/office/word/2012/wordml" xmlns:w16cex="http://schemas.microsoft.com/office/word/2018/wordml/cex" xmlns:w16cid="http://schemas.microsoft.com/office/word/2016/wordml/cid" xmlns:w16="http://schemas.microsoft.com/office/word/2018/wordml" xmlns:w16du="http://schemas.microsoft.com/office/word/2023/wordml/word16du" xmlns:w16sdtdh="http://schemas.microsoft.com/office/word/2020/wordml/sdtdatahash" xmlns:w16sdtfl="http://schemas.microsoft.com/office/word/2024/wordml/sdtformatlock" xmlns:w16se="http://schemas.microsoft.com/office/word/2015/wordml/symex" xmlns:wpg="http://schemas.microsoft.com/office/word/2010/wordprocessingGroup" xmlns:wpi="http://schemas.microsoft.com/office/word/2010/wordprocessingInk" xmlns:wne="http://schemas.microsoft.com/office/word/2006/wordml" xmlns:wps="http://schemas.microsoft.com/office/word/2010/wordprocessingShape" mc:Ignorable="w14 w15 w16se w16cid w16 w16cex w16sdtdh w16sdtfl w16du wp14">
+<w:ftr xmlns:mc="http://schemas.openxmlformats.org/markup-compatibility/2006" xmlns:r="http://schemas.openxmlformats.org/officeDocument/2006/relationships" xmlns:w="http://schemas.openxmlformats.org/wordprocessingml/2006/main" xmlns:w14="http://schemas.microsoft.com/office/word/2010/wordml" xmlns:w15="http://schemas.microsoft.com/office/word/2012/wordml" xmlns:w16="http://schemas.microsoft.com/office/word/2018/wordml" xmlns:w16cex="http://schemas.microsoft.com/office/word/2018/wordml/cex" xmlns:w16cid="http://schemas.microsoft.com/office/word/2016/wordml/cid" xmlns:w16du="http://schemas.microsoft.com/office/word/2023/wordml/word16du" xmlns:w16sdtdh="http://schemas.microsoft.com/office/word/2020/wordml/sdtdatahash" xmlns:w16se="http://schemas.microsoft.com/office/word/2015/wordml/symex" xmlns:wp14="http://schemas.microsoft.com/office/word/2010/wordprocessingDrawing" mc:Ignorable="w14 w15 w16se w16cid w16 w16cex w16sdtdh w16du wp14">
   <w:p>
     <w:pPr>
       <w:pBdr>
@@ -7900,7 +7877,7 @@
 </file>
 
 <file path=word/footnotes.xml><?xml version="1.0" encoding="utf-8"?>
-<w:footnotes xmlns:wpc="http://schemas.microsoft.com/office/word/2010/wordprocessingCanvas" xmlns:cx="http://schemas.microsoft.com/office/drawing/2014/chartex" xmlns:cx1="http://schemas.microsoft.com/office/drawing/2015/9/8/chartex" xmlns:cx2="http://schemas.microsoft.com/office/drawing/2015/10/21/chartex" xmlns:cx3="http://schemas.microsoft.com/office/drawing/2016/5/9/chartex" xmlns:cx4="http://schemas.microsoft.com/office/drawing/2016/5/10/chartex" xmlns:cx5="http://schemas.microsoft.com/office/drawing/2016/5/11/chartex" xmlns:cx6="http://schemas.microsoft.com/office/drawing/2016/5/12/chartex" xmlns:cx7="http://schemas.microsoft.com/office/drawing/2016/5/13/chartex" xmlns:cx8="http://schemas.microsoft.com/office/drawing/2016/5/14/chartex" xmlns:mc="http://schemas.openxmlformats.org/markup-compatibility/2006" xmlns:aink="http://schemas.microsoft.com/office/drawing/2016/ink" xmlns:am3d="http://schemas.microsoft.com/office/drawing/2017/model3d" xmlns:o="urn:schemas-microsoft-com:office:office" xmlns:oel="http://schemas.microsoft.com/office/2019/extlst" xmlns:r="http://schemas.openxmlformats.org/officeDocument/2006/relationships" xmlns:m="http://schemas.openxmlformats.org/officeDocument/2006/math" xmlns:v="urn:schemas-microsoft-com:vml" xmlns:wp14="http://schemas.microsoft.com/office/word/2010/wordprocessingDrawing" xmlns:wp="http://schemas.openxmlformats.org/drawingml/2006/wordprocessingDrawing" xmlns:w10="urn:schemas-microsoft-com:office:word" xmlns:w="http://schemas.openxmlformats.org/wordprocessingml/2006/main" xmlns:w14="http://schemas.microsoft.com/office/word/2010/wordml" xmlns:w15="http://schemas.microsoft.com/office/word/2012/wordml" xmlns:w16cex="http://schemas.microsoft.com/office/word/2018/wordml/cex" xmlns:w16cid="http://schemas.microsoft.com/office/word/2016/wordml/cid" xmlns:w16="http://schemas.microsoft.com/office/word/2018/wordml" xmlns:w16du="http://schemas.microsoft.com/office/word/2023/wordml/word16du" xmlns:w16sdtdh="http://schemas.microsoft.com/office/word/2020/wordml/sdtdatahash" xmlns:w16sdtfl="http://schemas.microsoft.com/office/word/2024/wordml/sdtformatlock" xmlns:w16se="http://schemas.microsoft.com/office/word/2015/wordml/symex" xmlns:wpg="http://schemas.microsoft.com/office/word/2010/wordprocessingGroup" xmlns:wpi="http://schemas.microsoft.com/office/word/2010/wordprocessingInk" xmlns:wne="http://schemas.microsoft.com/office/word/2006/wordml" xmlns:wps="http://schemas.microsoft.com/office/word/2010/wordprocessingShape" mc:Ignorable="w14 w15 w16se w16cid w16 w16cex w16sdtdh w16sdtfl w16du wp14">
+<w:footnotes xmlns:mc="http://schemas.openxmlformats.org/markup-compatibility/2006" xmlns:r="http://schemas.openxmlformats.org/officeDocument/2006/relationships" xmlns:w="http://schemas.openxmlformats.org/wordprocessingml/2006/main" xmlns:w14="http://schemas.microsoft.com/office/word/2010/wordml" xmlns:w15="http://schemas.microsoft.com/office/word/2012/wordml" xmlns:w16="http://schemas.microsoft.com/office/word/2018/wordml" xmlns:w16cex="http://schemas.microsoft.com/office/word/2018/wordml/cex" xmlns:w16cid="http://schemas.microsoft.com/office/word/2016/wordml/cid" xmlns:w16du="http://schemas.microsoft.com/office/word/2023/wordml/word16du" xmlns:w16sdtdh="http://schemas.microsoft.com/office/word/2020/wordml/sdtdatahash" xmlns:w16se="http://schemas.microsoft.com/office/word/2015/wordml/symex" xmlns:wp14="http://schemas.microsoft.com/office/word/2010/wordprocessingDrawing" mc:Ignorable="w14 w15 w16se w16cid w16 w16cex w16sdtdh w16du wp14">
   <w:footnote w:type="separator" w:id="-1">
     <w:p>
       <w:pPr>
@@ -9446,6 +9423,161 @@
       </w:pPr>
     </w:p>
   </w:footnote>
+  <w:footnote w:id="14">
+    <w:p>
+      <w:pPr>
+        <w:pStyle w:val="Textonotapie"/>
+        <w:ind w:left="567" w:hanging="567"/>
+        <w:jc w:val="both"/>
+      </w:pPr>
+      <w:r>
+        <w:rPr>
+          <w:rStyle w:val="Refdenotaalpie"/>
+          <w:rFonts w:ascii="Arial Narrow" w:hAnsi="Arial Narrow" w:cs="Arial"/>
+          <w:sz w:val="16"/>
+          <w:szCs w:val="16"/>
+          <w:vertAlign w:val="superscript"/>
+        </w:rPr>
+        <w:footnoteRef/>
+      </w:r>
+      <w:r>
+        <w:rPr>
+          <w:rFonts w:ascii="Arial Narrow" w:hAnsi="Arial Narrow" w:cs="Arial"/>
+          <w:sz w:val="16"/>
+          <w:szCs w:val="16"/>
+        </w:rPr>
+        <w:tab/>
+      </w:r>
+      <w:r>
+        <w:rPr>
+          <w:rFonts w:ascii="Arial Narrow" w:hAnsi="Arial Narrow" w:cs="Arial"/>
+          <w:b/>
+          <w:bCs/>
+          <w:sz w:val="16"/>
+          <w:szCs w:val="16"/>
+        </w:rPr>
+        <w:t xml:space="preserve">DECRETO LEGISLATIVO 807, LEY SOBRE FACULTADES, NORMAS Y ORGANIZACIÓN DEL INDECOPI, publicado el 18 de abril de 1996</w:t>
+      </w:r>
+    </w:p>
+    <w:p>
+      <w:pPr>
+        <w:pStyle w:val="Textonotapie"/>
+        <w:ind w:left="567" w:hanging="567"/>
+        <w:jc w:val="both"/>
+      </w:pPr>
+      <w:r>
+        <w:rPr>
+          <w:rFonts w:ascii="Arial Narrow" w:hAnsi="Arial Narrow" w:cs="Arial"/>
+          <w:sz w:val="16"/>
+          <w:szCs w:val="16"/>
+        </w:rPr>
+        <w:tab/>
+      </w:r>
+      <w:r>
+        <w:rPr>
+          <w:rFonts w:ascii="Arial Narrow" w:hAnsi="Arial Narrow" w:cs="Arial"/>
+          <w:b/>
+          <w:bCs/>
+          <w:sz w:val="16"/>
+          <w:szCs w:val="16"/>
+        </w:rPr>
+        <w:t xml:space="preserve">Artículo 26.-</w:t>
+      </w:r>
+      <w:r>
+        <w:rPr>
+          <w:rFonts w:ascii="Arial Narrow" w:hAnsi="Arial Narrow" w:cs="Arial"/>
+          <w:sz w:val="16"/>
+          <w:szCs w:val="16"/>
+        </w:rPr>
+        <w:t xml:space="preserve"> Una vez admitida a trámite la denuncia, se correrá traslado de la misma al denunciado, a fin de que éste presente su descargo. El plazo para la presentación del descargo será de cinco (5) días contados desde la notificación, vencido el cual, el Secretario Técnico declarará en rebeldía al denunciado que no lo hubiera presentado.</w:t>
+      </w:r>
+    </w:p>
+  </w:footnote>
+  <w:footnote w:id="15">
+    <w:p>
+      <w:pPr>
+        <w:pStyle w:val="Textonotapie"/>
+        <w:ind w:left="567" w:hanging="567"/>
+        <w:jc w:val="both"/>
+      </w:pPr>
+      <w:r>
+        <w:rPr>
+          <w:rStyle w:val="Refdenotaalpie"/>
+          <w:rFonts w:ascii="Arial Narrow" w:hAnsi="Arial Narrow" w:cs="Arial"/>
+          <w:sz w:val="16"/>
+          <w:szCs w:val="16"/>
+          <w:vertAlign w:val="superscript"/>
+        </w:rPr>
+        <w:footnoteRef/>
+      </w:r>
+      <w:r>
+        <w:rPr>
+          <w:rFonts w:ascii="Arial Narrow" w:hAnsi="Arial Narrow" w:cs="Arial"/>
+          <w:sz w:val="16"/>
+          <w:szCs w:val="16"/>
+        </w:rPr>
+        <w:tab/>
+      </w:r>
+      <w:r>
+        <w:rPr>
+          <w:rFonts w:ascii="Arial Narrow" w:hAnsi="Arial Narrow" w:cs="Arial"/>
+          <w:b/>
+          <w:bCs/>
+          <w:sz w:val="16"/>
+          <w:szCs w:val="16"/>
+        </w:rPr>
+        <w:t xml:space="preserve">DECRETO SUPREMO 006-2026-JUS, TEXTO ÚNICO ORDENADO DE LA LEY 27444, LEY DEL PROCEDIMIENTO ADMINISTRATIVO GENERAL, publicado el 30 de abril de 2026</w:t>
+      </w:r>
+    </w:p>
+    <w:p>
+      <w:pPr>
+        <w:pStyle w:val="Textonotapie"/>
+        <w:ind w:left="567" w:hanging="567"/>
+        <w:jc w:val="both"/>
+      </w:pPr>
+      <w:r>
+        <w:rPr>
+          <w:rFonts w:ascii="Arial Narrow" w:hAnsi="Arial Narrow" w:cs="Arial"/>
+          <w:sz w:val="16"/>
+          <w:szCs w:val="16"/>
+        </w:rPr>
+        <w:tab/>
+      </w:r>
+      <w:r>
+        <w:rPr>
+          <w:rFonts w:ascii="Arial Narrow" w:hAnsi="Arial Narrow" w:cs="Arial"/>
+          <w:b/>
+          <w:bCs/>
+          <w:sz w:val="16"/>
+          <w:szCs w:val="16"/>
+        </w:rPr>
+        <w:t xml:space="preserve">Artículo 223.- Contestación de la reclamación</w:t>
+      </w:r>
+    </w:p>
+    <w:p>
+      <w:pPr>
+        <w:pStyle w:val="Textonotapie"/>
+        <w:ind w:left="567" w:hanging="567"/>
+        <w:jc w:val="both"/>
+      </w:pPr>
+      <w:r>
+        <w:rPr>
+          <w:rFonts w:ascii="Arial Narrow" w:hAnsi="Arial Narrow" w:cs="Arial"/>
+          <w:sz w:val="16"/>
+          <w:szCs w:val="16"/>
+        </w:rPr>
+        <w:tab/>
+      </w:r>
+      <w:r>
+        <w:rPr>
+          <w:rFonts w:ascii="Arial Narrow" w:hAnsi="Arial Narrow" w:cs="Arial"/>
+          <w:sz w:val="16"/>
+          <w:szCs w:val="16"/>
+        </w:rPr>
+        <w:t xml:space="preserve">223.1 El reclamado deberá presentar la contestación de la reclamación dentro de los quince (15) días posteriores a la notificación de ésta; vencido este plazo, la Administración declarará en rebeldía al reclamado que no la hubiera presentado. La contestación deberá contener los requisitos de los escritos previstos en el artículo 113 de la presente Ley, así como la absolución de todos los asuntos controvertidos de hecho y de derecho, Las alegaciones y los hechos relevantes de la reclamación, salvo que hayan sido específicamente negadas en la contestación, se tendrán por aceptadas o merituadas como ciertas.</w:t>
+      </w:r>
+    </w:p>
+  </w:footnote>
   <w:footnote w:id="9">
     <w:p>
       <w:pPr>
@@ -11008,7 +11140,7 @@
 </file>
 
 <file path=word/header1.xml><?xml version="1.0" encoding="utf-8"?>
-<w:hdr xmlns:wpc="http://schemas.microsoft.com/office/word/2010/wordprocessingCanvas" xmlns:cx="http://schemas.microsoft.com/office/drawing/2014/chartex" xmlns:cx1="http://schemas.microsoft.com/office/drawing/2015/9/8/chartex" xmlns:cx2="http://schemas.microsoft.com/office/drawing/2015/10/21/chartex" xmlns:cx3="http://schemas.microsoft.com/office/drawing/2016/5/9/chartex" xmlns:cx4="http://schemas.microsoft.com/office/drawing/2016/5/10/chartex" xmlns:cx5="http://schemas.microsoft.com/office/drawing/2016/5/11/chartex" xmlns:cx6="http://schemas.microsoft.com/office/drawing/2016/5/12/chartex" xmlns:cx7="http://schemas.microsoft.com/office/drawing/2016/5/13/chartex" xmlns:cx8="http://schemas.microsoft.com/office/drawing/2016/5/14/chartex" xmlns:mc="http://schemas.openxmlformats.org/markup-compatibility/2006" xmlns:aink="http://schemas.microsoft.com/office/drawing/2016/ink" xmlns:am3d="http://schemas.microsoft.com/office/drawing/2017/model3d" xmlns:o="urn:schemas-microsoft-com:office:office" xmlns:oel="http://schemas.microsoft.com/office/2019/extlst" xmlns:r="http://schemas.openxmlformats.org/officeDocument/2006/relationships" xmlns:m="http://schemas.openxmlformats.org/officeDocument/2006/math" xmlns:v="urn:schemas-microsoft-com:vml" xmlns:wp14="http://schemas.microsoft.com/office/word/2010/wordprocessingDrawing" xmlns:wp="http://schemas.openxmlformats.org/drawingml/2006/wordprocessingDrawing" xmlns:w10="urn:schemas-microsoft-com:office:word" xmlns:w="http://schemas.openxmlformats.org/wordprocessingml/2006/main" xmlns:w14="http://schemas.microsoft.com/office/word/2010/wordml" xmlns:w15="http://schemas.microsoft.com/office/word/2012/wordml" xmlns:w16cex="http://schemas.microsoft.com/office/word/2018/wordml/cex" xmlns:w16cid="http://schemas.microsoft.com/office/word/2016/wordml/cid" xmlns:w16="http://schemas.microsoft.com/office/word/2018/wordml" xmlns:w16du="http://schemas.microsoft.com/office/word/2023/wordml/word16du" xmlns:w16sdtdh="http://schemas.microsoft.com/office/word/2020/wordml/sdtdatahash" xmlns:w16sdtfl="http://schemas.microsoft.com/office/word/2024/wordml/sdtformatlock" xmlns:w16se="http://schemas.microsoft.com/office/word/2015/wordml/symex" xmlns:wpg="http://schemas.microsoft.com/office/word/2010/wordprocessingGroup" xmlns:wpi="http://schemas.microsoft.com/office/word/2010/wordprocessingInk" xmlns:wne="http://schemas.microsoft.com/office/word/2006/wordml" xmlns:wps="http://schemas.microsoft.com/office/word/2010/wordprocessingShape" mc:Ignorable="w14 w15 w16se w16cid w16 w16cex w16sdtdh w16sdtfl w16du wp14">
+<w:hdr xmlns:a="http://schemas.openxmlformats.org/drawingml/2006/main" xmlns:a14="http://schemas.microsoft.com/office/drawing/2010/main" xmlns:mc="http://schemas.openxmlformats.org/markup-compatibility/2006" xmlns:pic="http://schemas.openxmlformats.org/drawingml/2006/picture" xmlns:r="http://schemas.openxmlformats.org/officeDocument/2006/relationships" xmlns:w="http://schemas.openxmlformats.org/wordprocessingml/2006/main" xmlns:w14="http://schemas.microsoft.com/office/word/2010/wordml" xmlns:w15="http://schemas.microsoft.com/office/word/2012/wordml" xmlns:w16="http://schemas.microsoft.com/office/word/2018/wordml" xmlns:w16cex="http://schemas.microsoft.com/office/word/2018/wordml/cex" xmlns:w16cid="http://schemas.microsoft.com/office/word/2016/wordml/cid" xmlns:w16du="http://schemas.microsoft.com/office/word/2023/wordml/word16du" xmlns:w16sdtdh="http://schemas.microsoft.com/office/word/2020/wordml/sdtdatahash" xmlns:w16se="http://schemas.microsoft.com/office/word/2015/wordml/symex" xmlns:wp="http://schemas.openxmlformats.org/drawingml/2006/wordprocessingDrawing" xmlns:wp14="http://schemas.microsoft.com/office/word/2010/wordprocessingDrawing" mc:Ignorable="w14 w15 w16se w16cid w16 w16cex w16sdtdh w16du wp14">
   <w:tbl>
     <w:tblPr>
       <w:tblW w:w="8645" w:type="dxa"/>

--- a/plantillas_maestras/04_seguro_proteccion_tarjetas_y_dinero/negativa_cobertura/2_ddos_banco_y_aseguradora/varon/TPL_0718_2025_SEGURO_PROTECCION_TARJETAS_Y_DINERO_NEGATIVA_COBERTURA_BANCO_VARON_R1.docx
+++ b/plantillas_maestras/04_seguro_proteccion_tarjetas_y_dinero/negativa_cobertura/2_ddos_banco_y_aseguradora/varon/TPL_0718_2025_SEGURO_PROTECCION_TARJETAS_Y_DINERO_NEGATIVA_COBERTURA_BANCO_VARON_R1.docx
@@ -734,95 +734,7 @@
           <w:lang w:val="es-ES" w:eastAsia="es-ES"/>
           <w14:ligatures w14:val="none"/>
         </w:rPr>
-        <w:t xml:space="preserve">Mediante el escrito del 21 de marzo de 2025 el señor [APELLIDO] denunció al Banco y a Pacífico por presuntas infracciones a la Ley 29571, Código de Protección y Defensa del Consumidor (en adelante, Código), señalando lo siguiente:</w:t>
-      </w:r>
-      <w:r>
-        <w:rPr>
-          <w:rFonts w:ascii="Arial Narrow" w:eastAsia="Arial Narrow" w:hAnsi="Arial Narrow" w:cs="Arial Narrow"/>
-          <w:color w:val="000000"/>
-          <w:kern w:val="0"/>
-          <w:sz w:val="22"/>
-          <w:szCs w:val="22"/>
-          <w:lang w:val="es-ES" w:eastAsia="es-ES"/>
-          <w14:ligatures w14:val="none"/>
-        </w:rPr>
-        <w:t xml:space="preserve"/>
-      </w:r>
-      <w:r>
-        <w:rPr>
-          <w:rFonts w:ascii="Arial Narrow" w:eastAsia="Arial Narrow" w:hAnsi="Arial Narrow" w:cs="Arial Narrow"/>
-          <w:kern w:val="0"/>
-          <w14:ligatures w14:val="none"/>
-          <w:sz w:val="22"/>
-          <w:szCs w:val="22"/>
-        </w:rPr>
-        <w:t/>
-      </w:r>
-      <w:r>
-        <w:rPr>
-          <w:rFonts w:ascii="Arial Narrow" w:eastAsia="Arial Narrow" w:hAnsi="Arial Narrow" w:cs="Arial Narrow"/>
-          <w:kern w:val="0"/>
-          <w14:ligatures w14:val="none"/>
-          <w:sz w:val="22"/>
-          <w:szCs w:val="22"/>
-        </w:rPr>
-        <w:t xml:space="preserve"/>
-      </w:r>
-      <w:r>
-        <w:rPr>
-          <w:rFonts w:ascii="Arial Narrow" w:eastAsia="Arial Narrow" w:hAnsi="Arial Narrow" w:cs="Arial Narrow"/>
-          <w:kern w:val="0"/>
-          <w14:ligatures w14:val="none"/>
-          <w:sz w:val="22"/>
-          <w:szCs w:val="22"/>
-        </w:rPr>
-        <w:t xml:space="preserve"/>
-      </w:r>
-      <w:r>
-        <w:rPr>
-          <w:rFonts w:ascii="Arial Narrow" w:eastAsia="Arial Narrow" w:hAnsi="Arial Narrow" w:cs="Arial Narrow"/>
-          <w:kern w:val="0"/>
-          <w14:ligatures w14:val="none"/>
-          <w:sz w:val="22"/>
-          <w:szCs w:val="22"/>
-        </w:rPr>
-        <w:t/>
-      </w:r>
-      <w:r>
-        <w:rPr>
-          <w:rFonts w:ascii="Arial Narrow" w:eastAsia="Arial Narrow" w:hAnsi="Arial Narrow" w:cs="Arial Narrow"/>
-          <w:color w:val="000000"/>
-          <w:kern w:val="0"/>
-          <w:sz w:val="22"/>
-          <w:szCs w:val="22"/>
-          <w:lang w:val="es-ES" w:eastAsia="es-ES"/>
-          <w14:ligatures w14:val="none"/>
-        </w:rPr>
-        <w:t/>
-      </w:r>
-      <w:r>
-        <w:rPr>
-          <w:rFonts w:ascii="Arial Narrow" w:eastAsia="Arial Narrow" w:hAnsi="Arial Narrow" w:cs="Arial Narrow"/>
-          <w:color w:val="000000"/>
-          <w:kern w:val="0"/>
-          <w:sz w:val="22"/>
-          <w:szCs w:val="22"/>
-          <w:lang w:val="es-ES" w:eastAsia="es-ES"/>
-          <w14:ligatures w14:val="none"/>
-        </w:rPr>
-        <w:t xml:space="preserve"/>
-      </w:r>
-      <w:r>
-        <w:rPr>
-          <w:rFonts w:ascii="Arial Narrow" w:eastAsia="Arial Narrow" w:hAnsi="Arial Narrow" w:cs="Arial Narrow"/>
-          <w:color w:val="000000"/>
-          <w:kern w:val="0"/>
-          <w:sz w:val="22"/>
-          <w:szCs w:val="22"/>
-          <w:lang w:val="es-ES" w:eastAsia="es-ES"/>
-          <w14:ligatures w14:val="none"/>
-        </w:rPr>
-        <w:t/>
+        <w:t xml:space="preserve">Mediante el escrito del 21 de marzo de 2025 el señor [APELLIDO] denunció al Banco y a Pacífico por presuntas infracciones a la Ley 29571, Código de Protección y Defensa del Consumidor</w:t>
       </w:r>
       <w:r>
         <w:rPr>
@@ -837,6 +749,106 @@
           <w14:ligatures w14:val="none"/>
         </w:rPr>
         <w:footnoteReference w:id="1"/>
+      </w:r>
+      <w:r>
+        <w:rPr>
+          <w:rFonts w:ascii="Arial Narrow" w:eastAsia="Arial Narrow" w:hAnsi="Arial Narrow" w:cs="Arial Narrow"/>
+          <w:color w:val="000000"/>
+          <w:kern w:val="0"/>
+          <w:sz w:val="22"/>
+          <w:szCs w:val="22"/>
+          <w:lang w:val="es-ES" w:eastAsia="es-ES"/>
+          <w14:ligatures w14:val="none"/>
+        </w:rPr>
+        <w:t xml:space="preserve"> (en adelante, Código), señalando lo siguiente:</w:t>
+      </w:r>
+      <w:r>
+        <w:rPr>
+          <w:rFonts w:ascii="Arial Narrow" w:eastAsia="Arial Narrow" w:hAnsi="Arial Narrow" w:cs="Arial Narrow"/>
+          <w:color w:val="000000"/>
+          <w:kern w:val="0"/>
+          <w:sz w:val="22"/>
+          <w:szCs w:val="22"/>
+          <w:lang w:val="es-ES" w:eastAsia="es-ES"/>
+          <w14:ligatures w14:val="none"/>
+        </w:rPr>
+        <w:t xml:space="preserve"/>
+      </w:r>
+      <w:r>
+        <w:rPr>
+          <w:rFonts w:ascii="Arial Narrow" w:eastAsia="Arial Narrow" w:hAnsi="Arial Narrow" w:cs="Arial Narrow"/>
+          <w:kern w:val="0"/>
+          <w14:ligatures w14:val="none"/>
+          <w:sz w:val="22"/>
+          <w:szCs w:val="22"/>
+        </w:rPr>
+        <w:t/>
+      </w:r>
+      <w:r>
+        <w:rPr>
+          <w:rFonts w:ascii="Arial Narrow" w:eastAsia="Arial Narrow" w:hAnsi="Arial Narrow" w:cs="Arial Narrow"/>
+          <w:kern w:val="0"/>
+          <w14:ligatures w14:val="none"/>
+          <w:sz w:val="22"/>
+          <w:szCs w:val="22"/>
+        </w:rPr>
+        <w:t xml:space="preserve"/>
+      </w:r>
+      <w:r>
+        <w:rPr>
+          <w:rFonts w:ascii="Arial Narrow" w:eastAsia="Arial Narrow" w:hAnsi="Arial Narrow" w:cs="Arial Narrow"/>
+          <w:kern w:val="0"/>
+          <w14:ligatures w14:val="none"/>
+          <w:sz w:val="22"/>
+          <w:szCs w:val="22"/>
+        </w:rPr>
+        <w:t xml:space="preserve"/>
+      </w:r>
+      <w:r>
+        <w:rPr>
+          <w:rFonts w:ascii="Arial Narrow" w:eastAsia="Arial Narrow" w:hAnsi="Arial Narrow" w:cs="Arial Narrow"/>
+          <w:kern w:val="0"/>
+          <w14:ligatures w14:val="none"/>
+          <w:sz w:val="22"/>
+          <w:szCs w:val="22"/>
+        </w:rPr>
+        <w:t/>
+      </w:r>
+      <w:r>
+        <w:rPr>
+          <w:rFonts w:ascii="Arial Narrow" w:eastAsia="Arial Narrow" w:hAnsi="Arial Narrow" w:cs="Arial Narrow"/>
+          <w:color w:val="000000"/>
+          <w:kern w:val="0"/>
+          <w:sz w:val="22"/>
+          <w:szCs w:val="22"/>
+          <w:lang w:val="es-ES" w:eastAsia="es-ES"/>
+          <w14:ligatures w14:val="none"/>
+        </w:rPr>
+        <w:t/>
+      </w:r>
+      <w:r>
+        <w:rPr>
+          <w:rFonts w:ascii="Arial Narrow" w:eastAsia="Arial Narrow" w:hAnsi="Arial Narrow" w:cs="Arial Narrow"/>
+          <w:color w:val="000000"/>
+          <w:kern w:val="0"/>
+          <w:sz w:val="22"/>
+          <w:szCs w:val="22"/>
+          <w:lang w:val="es-ES" w:eastAsia="es-ES"/>
+          <w14:ligatures w14:val="none"/>
+        </w:rPr>
+        <w:t xml:space="preserve"/>
+      </w:r>
+      <w:r>
+        <w:rPr>
+          <w:rFonts w:ascii="Arial Narrow" w:eastAsia="Arial Narrow" w:hAnsi="Arial Narrow" w:cs="Arial Narrow"/>
+          <w:color w:val="000000"/>
+          <w:kern w:val="0"/>
+          <w:sz w:val="22"/>
+          <w:szCs w:val="22"/>
+          <w:lang w:val="es-ES" w:eastAsia="es-ES"/>
+          <w14:ligatures w14:val="none"/>
+        </w:rPr>
+        <w:t/>
       </w:r>
       <w:r>
         <w:rPr>
@@ -5460,7 +5472,19 @@
           <w:lang w:eastAsia="es-PE"/>
           <w14:ligatures w14:val="none"/>
         </w:rPr>
-        <w:t xml:space="preserve">PRIMERO: admitir a trámite la denuncia del 21 de marzo de 2025 interpuesta por el señor [DENUNCIANTE] contra Mibanco - Banco de la Microempresa S.A. y Pacífico Compañía de Seguros y Reaseguros S.A., por lo siguiente:</w:t>
+        <w:t xml:space="preserve">PRIMERO:</w:t>
+      </w:r>
+      <w:r>
+        <w:rPr>
+          <w:rFonts w:ascii="Arial Narrow" w:eastAsia="Arial Narrow" w:hAnsi="Arial Narrow" w:cs="Arial Narrow"/>
+          <w:color w:val="000000"/>
+          <w:kern w:val="0"/>
+          <w:sz w:val="22"/>
+          <w:szCs w:val="22"/>
+          <w:lang w:eastAsia="es-PE"/>
+          <w14:ligatures w14:val="none"/>
+        </w:rPr>
+        <w:t xml:space="preserve"> admitir a trámite la denuncia del 21 de marzo de 2025 interpuesta por el señor [DENUNCIANTE] contra Mibanco - Banco de la Microempresa S.A. y Pacífico Compañía de Seguros y Reaseguros S.A., por lo siguiente:</w:t>
       </w:r>
       <w:r>
         <w:rPr>
@@ -5516,7 +5540,6 @@
       <w:r>
         <w:rPr>
           <w:rFonts w:ascii="Arial Narrow" w:eastAsia="Arial Narrow" w:hAnsi="Arial Narrow" w:cs="Arial Narrow"/>
-          <w:bCs/>
           <w:spacing w:val="-3"/>
           <w:kern w:val="0"/>
           <w14:ligatures w14:val="none"/>
@@ -5529,7 +5552,6 @@
       <w:r>
         <w:rPr>
           <w:rFonts w:ascii="Arial Narrow" w:eastAsia="Arial Narrow" w:hAnsi="Arial Narrow" w:cs="Arial Narrow"/>
-          <w:bCs/>
           <w:spacing w:val="-3"/>
           <w:kern w:val="0"/>
           <w14:ligatures w14:val="none"/>
@@ -5542,7 +5564,6 @@
       <w:r>
         <w:rPr>
           <w:rFonts w:ascii="Arial Narrow" w:eastAsia="Arial Narrow" w:hAnsi="Arial Narrow" w:cs="Arial Narrow"/>
-          <w:bCs/>
           <w:spacing w:val="-3"/>
           <w:kern w:val="0"/>
           <w14:ligatures w14:val="none"/>
@@ -6773,7 +6794,19 @@
           <w:lang w:eastAsia="es-PE"/>
           <w14:ligatures w14:val="none"/>
         </w:rPr>
-        <w:t xml:space="preserve">TERCERO: </w:t>
+        <w:t xml:space="preserve">TERCERO:</w:t>
+      </w:r>
+      <w:r>
+        <w:rPr>
+          <w:rFonts w:ascii="Arial Narrow" w:eastAsia="Arial Narrow" w:hAnsi="Arial Narrow" w:cs="Arial Narrow"/>
+          <w:color w:val="000000"/>
+          <w:kern w:val="0"/>
+          <w:sz w:val="22"/>
+          <w:szCs w:val="22"/>
+          <w:lang w:eastAsia="es-PE"/>
+          <w14:ligatures w14:val="none"/>
+        </w:rPr>
+        <w:t xml:space="preserve"> </w:t>
       </w:r>
       <w:r>
         <w:rPr>
@@ -7230,7 +7263,15 @@
           <w:sz w:val="22"/>
           <w:szCs w:val="22"/>
         </w:rPr>
-        <w:t xml:space="preserve">CUARTO: </w:t>
+        <w:t xml:space="preserve">CUARTO:</w:t>
+      </w:r>
+      <w:r>
+        <w:rPr>
+          <w:rFonts w:ascii="Arial Narrow" w:eastAsia="Arial Narrow" w:hAnsi="Arial Narrow" w:cs="Arial Narrow"/>
+          <w:sz w:val="22"/>
+          <w:szCs w:val="22"/>
+        </w:rPr>
+        <w:t xml:space="preserve"> </w:t>
       </w:r>
       <w:r>
         <w:rPr>
@@ -7252,7 +7293,7 @@
           <w:lang w:val="es-ES" w:eastAsia="es-ES"/>
           <w14:ligatures w14:val="none"/>
         </w:rPr>
-        <w:footnoteReference w:id="14"/>
+        <w:footnoteReference w:id="9"/>
       </w:r>
       <w:r>
         <w:rPr>
@@ -7274,7 +7315,7 @@
           <w:lang w:val="es-ES" w:eastAsia="es-ES"/>
           <w14:ligatures w14:val="none"/>
         </w:rPr>
-        <w:footnoteReference w:id="15"/>
+        <w:footnoteReference w:id="10"/>
       </w:r>
       <w:r>
         <w:rPr>
@@ -7338,7 +7379,19 @@
           <w:lang w:eastAsia="es-PE"/>
           <w14:ligatures w14:val="none"/>
         </w:rPr>
-        <w:t xml:space="preserve">: </w:t>
+        <w:t xml:space="preserve">:</w:t>
+      </w:r>
+      <w:r>
+        <w:rPr>
+          <w:rFonts w:ascii="Arial Narrow" w:eastAsia="Arial Narrow" w:hAnsi="Arial Narrow" w:cs="Arial Narrow"/>
+          <w:color w:val="000000"/>
+          <w:kern w:val="0"/>
+          <w:sz w:val="22"/>
+          <w:szCs w:val="22"/>
+          <w:lang w:eastAsia="es-PE"/>
+          <w14:ligatures w14:val="none"/>
+        </w:rPr>
+        <w:t xml:space="preserve"> </w:t>
       </w:r>
       <w:r>
         <w:rPr>
@@ -7604,7 +7657,19 @@
           <w:lang w:eastAsia="es-PE"/>
           <w14:ligatures w14:val="none"/>
         </w:rPr>
-        <w:t xml:space="preserve">: </w:t>
+        <w:t xml:space="preserve">:</w:t>
+      </w:r>
+      <w:r>
+        <w:rPr>
+          <w:rFonts w:ascii="Arial Narrow" w:eastAsia="Arial Narrow" w:hAnsi="Arial Narrow" w:cs="Arial Narrow"/>
+          <w:color w:val="000000"/>
+          <w:kern w:val="0"/>
+          <w:sz w:val="22"/>
+          <w:szCs w:val="22"/>
+          <w:lang w:eastAsia="es-PE"/>
+          <w14:ligatures w14:val="none"/>
+        </w:rPr>
+        <w:t xml:space="preserve"> </w:t>
       </w:r>
       <w:r>
         <w:rPr>
@@ -7658,7 +7723,6 @@
       <w:r>
         <w:rPr>
           <w:rFonts w:ascii="Arial Narrow" w:eastAsia="Arial Narrow" w:hAnsi="Arial Narrow" w:cs="Arial Narrow"/>
-          <w:bCs/>
           <w:sz w:val="22"/>
           <w:szCs w:val="22"/>
         </w:rPr>
@@ -7942,7 +8006,7 @@
           <w:lang w:eastAsia="es-PE"/>
           <w14:ligatures w14:val="none"/>
         </w:rPr>
-        <w:footnoteReference w:id="9"/>
+        <w:footnoteReference w:id="11"/>
       </w:r>
       <w:r>
         <w:rPr>
@@ -8053,7 +8117,7 @@
           <w:lang w:eastAsia="es-PE"/>
           <w14:ligatures w14:val="none"/>
         </w:rPr>
-        <w:footnoteReference w:id="10"/>
+        <w:footnoteReference w:id="12"/>
       </w:r>
       <w:r>
         <w:rPr>
@@ -8117,7 +8181,7 @@
           <w:lang w:eastAsia="es-PE"/>
           <w14:ligatures w14:val="none"/>
         </w:rPr>
-        <w:footnoteReference w:id="11"/>
+        <w:footnoteReference w:id="13"/>
       </w:r>
       <w:r>
         <w:rPr>
@@ -8345,7 +8409,7 @@
           <w:vertAlign w:val="superscript"/>
           <w14:ligatures w14:val="none"/>
         </w:rPr>
-        <w:footnoteReference w:id="12"/>
+        <w:footnoteReference w:id="14"/>
       </w:r>
       <w:r>
         <w:rPr>
@@ -8363,7 +8427,6 @@
           <w:kern w:val="0"/>
           <w:sz w:val="22"/>
           <w:szCs w:val="22"/>
-          <w:u w:val="single"/>
           <w14:ligatures w14:val="none"/>
         </w:rPr>
         <w:t>expresamente su facultad para asistir y conciliar en su representación</w:t>
@@ -8371,7 +8434,6 @@
       <w:r>
         <w:rPr>
           <w:rFonts w:ascii="Arial Narrow" w:eastAsia="Arial Narrow" w:hAnsi="Arial Narrow" w:cs="Arial Narrow"/>
-          <w:bCs/>
           <w:kern w:val="0"/>
           <w14:ligatures w14:val="none"/>
           <w:sz w:val="22"/>
@@ -8382,8 +8444,6 @@
       <w:r>
         <w:rPr>
           <w:rFonts w:ascii="Arial Narrow" w:eastAsia="Arial Narrow" w:hAnsi="Arial Narrow" w:cs="Arial Narrow"/>
-          <w:b/>
-          <w:bCs/>
           <w:kern w:val="0"/>
           <w14:ligatures w14:val="none"/>
           <w:sz w:val="22"/>
@@ -8397,7 +8457,6 @@
           <w:kern w:val="0"/>
           <w:sz w:val="22"/>
           <w:szCs w:val="22"/>
-          <w:u w:val="single"/>
           <w14:ligatures w14:val="none"/>
         </w:rPr>
         <w:t xml:space="preserve">Ello bajo apercibimiento de no realizar la audiencia de conciliación y levantar el acta de inasistencia correspondiente. </w:t>
@@ -8518,15 +8577,23 @@
           <w:sz w:val="22"/>
           <w:szCs w:val="22"/>
         </w:rPr>
-        <w:t xml:space="preserve">DÉCIMO PRIMERO: </w:t>
-      </w:r>
-      <w:r>
-        <w:rPr>
-          <w:rFonts w:ascii="Arial Narrow" w:eastAsia="Arial Narrow" w:hAnsi="Arial Narrow" w:cs="Arial Narrow"/>
-          <w:sz w:val="22"/>
-          <w:szCs w:val="22"/>
-        </w:rPr>
-        <w:t xml:space="preserve">requerir al señor [DENUNCIANTE] y a Mibanco - Banco de la Microempresa S.A. para que, dentro del plazo de dos (2) días hábiles siguientes a la fecha en que reciban la notificación en sus bandejas de correo electrónico, efectúen la confirmación de recepción de la notificación remitida por este despacho a sus correo electrónicos, de conformidad con el segundo párrafo del numeral 4 del artículo 20 del Texto Único Ordenado de la Ley del Procedimiento Administrativo General, aprobado mediante Decreto Supremo 006-2026-JUS, bajo apercibimiento de rehacer el acto de notificación y notificarle conforme al numeral 1 del artículo 20 del citado cuerpo normativo.</w:t>
+        <w:t xml:space="preserve">DÉCIMO PRIMERO:</w:t>
+      </w:r>
+      <w:r>
+        <w:rPr>
+          <w:rFonts w:ascii="Arial Narrow" w:eastAsia="Arial Narrow" w:hAnsi="Arial Narrow" w:cs="Arial Narrow"/>
+          <w:sz w:val="22"/>
+          <w:szCs w:val="22"/>
+        </w:rPr>
+        <w:t xml:space="preserve"> </w:t>
+      </w:r>
+      <w:r>
+        <w:rPr>
+          <w:rFonts w:ascii="Arial Narrow" w:eastAsia="Arial Narrow" w:hAnsi="Arial Narrow" w:cs="Arial Narrow"/>
+          <w:sz w:val="22"/>
+          <w:szCs w:val="22"/>
+        </w:rPr>
+        <w:t xml:space="preserve">requerir al señor [DENUNCIANTE] y a Mibanco - Banco de la Microempresa S.A. para que, dentro del plazo de dos (2) días hábiles siguientes a la fecha en que reciban la notificación en sus bandejas de correo electrónico, efectúen la confirmación de recepción de la notificación remitida por este despacho a sus correo electrónicos, de conformidad con el segundo párrafo del numeral 4 del artículo 20 del Texto Único Ordenado de la Ley del Procedimiento Administrativo General, aprobado mediante Decreto Supremo 006-2026-JUS, bajo apercibimiento de rehacer el acto de notificación y notificarles conforme al numeral 1 del artículo 20 del citado cuerpo normativo.</w:t>
       </w:r>
       <w:r>
         <w:rPr>
@@ -8820,7 +8887,7 @@
           <w:szCs w:val="22"/>
           <w:vertAlign w:val="superscript"/>
         </w:rPr>
-        <w:footnoteReference w:id="13"/>
+        <w:footnoteReference w:id="15"/>
       </w:r>
       <w:r>
         <w:rPr>
@@ -9038,6 +9105,36 @@
           <w14:ligatures w14:val="none"/>
         </w:rPr>
       </w:pPr>
+    </w:p>
+    <w:p>
+      <w:pPr>
+        <w:shd w:val="clear" w:color="auto" w:fill="FFFFFF"/>
+        <w:spacing w:after="0" w:line="240" w:lineRule="auto"/>
+        <w:jc w:val="center"/>
+        <w:rPr>
+          <w:rFonts w:ascii="Arial Narrow" w:eastAsia="Arial Narrow" w:hAnsi="Arial Narrow" w:cs="Arial Narrow"/>
+          <w:b/>
+          <w:bCs/>
+          <w:color w:val="000000"/>
+          <w:kern w:val="0"/>
+          <w14:ligatures w14:val="none"/>
+          <w:sz w:val="22"/>
+          <w:szCs w:val="22"/>
+        </w:rPr>
+      </w:pPr>
+      <w:r>
+        <w:rPr>
+          <w:rFonts w:ascii="Arial Narrow" w:eastAsia="Arial Narrow" w:hAnsi="Arial Narrow" w:cs="Arial Narrow"/>
+          <w:b/>
+          <w:bCs/>
+          <w:color w:val="000000"/>
+          <w:kern w:val="0"/>
+          <w14:ligatures w14:val="none"/>
+          <w:sz w:val="22"/>
+          <w:szCs w:val="22"/>
+        </w:rPr>
+        <w:t xml:space="preserve">Firmado digitalmente por</w:t>
+      </w:r>
     </w:p>
     <w:p>
       <w:pPr>
@@ -9336,6 +9433,9 @@
     <w:p>
       <w:pPr>
         <w:pStyle w:val="Textonotapie"/>
+        <w:tabs>
+          <w:tab w:val="left" w:pos="567"/>
+        </w:tabs>
         <w:ind w:left="567" w:hanging="567"/>
         <w:jc w:val="both"/>
         <w:rPr>
@@ -9360,7 +9460,8 @@
           <w:sz w:val="16"/>
           <w:szCs w:val="16"/>
         </w:rPr>
-        <w:t xml:space="preserve"> </w:t>
+        <w:tab/>
+        <w:t xml:space="preserve"/>
       </w:r>
       <w:r>
         <w:rPr>
@@ -9435,7 +9536,8 @@
           <w:sz w:val="16"/>
           <w:szCs w:val="16"/>
         </w:rPr>
-        <w:t xml:space="preserve"> </w:t>
+        <w:tab/>
+        <w:t xml:space="preserve"/>
       </w:r>
       <w:r>
         <w:rPr>
@@ -9542,10 +9644,30 @@
         <w:jc w:val="both"/>
         <w:rPr>
           <w:rFonts w:ascii="Arial Narrow" w:eastAsia="Arial Narrow" w:hAnsi="Arial Narrow" w:cs="Arial Narrow"/>
-          <w:sz w:val="16"/>
-          <w:szCs w:val="16"/>
-        </w:rPr>
-      </w:pPr>
+          <w:b/>
+          <w:bCs/>
+          <w:sz w:val="16"/>
+          <w:szCs w:val="16"/>
+        </w:rPr>
+      </w:pPr>
+      <w:r>
+        <w:rPr>
+          <w:rFonts w:ascii="Arial Narrow" w:eastAsia="Arial Narrow" w:hAnsi="Arial Narrow" w:cs="Arial Narrow"/>
+          <w:sz w:val="16"/>
+          <w:szCs w:val="16"/>
+        </w:rPr>
+        <w:tab/>
+      </w:r>
+      <w:r>
+        <w:rPr>
+          <w:rFonts w:ascii="Arial Narrow" w:eastAsia="Arial Narrow" w:hAnsi="Arial Narrow" w:cs="Arial Narrow"/>
+          <w:b/>
+          <w:bCs/>
+          <w:sz w:val="16"/>
+          <w:szCs w:val="16"/>
+        </w:rPr>
+        <w:t xml:space="preserve">LEY DE ORGANIZACIÓN Y FUNCIONES DEL INDECOPI, APROBADA POR DECRETO LEGISLATIVO 1033 </w:t>
+      </w:r>
     </w:p>
     <w:p>
       <w:pPr>
@@ -9557,29 +9679,46 @@
         <w:jc w:val="both"/>
         <w:rPr>
           <w:rFonts w:ascii="Arial Narrow" w:eastAsia="Arial Narrow" w:hAnsi="Arial Narrow" w:cs="Arial Narrow"/>
+          <w:sz w:val="16"/>
+          <w:szCs w:val="16"/>
+        </w:rPr>
+      </w:pPr>
+      <w:r>
+        <w:rPr>
+          <w:rFonts w:ascii="Arial Narrow" w:eastAsia="Arial Narrow" w:hAnsi="Arial Narrow" w:cs="Arial Narrow"/>
           <w:b/>
           <w:bCs/>
           <w:sz w:val="16"/>
           <w:szCs w:val="16"/>
         </w:rPr>
-      </w:pPr>
-      <w:r>
-        <w:rPr>
-          <w:rFonts w:ascii="Arial Narrow" w:eastAsia="Arial Narrow" w:hAnsi="Arial Narrow" w:cs="Arial Narrow"/>
-          <w:sz w:val="16"/>
-          <w:szCs w:val="16"/>
-        </w:rPr>
         <w:tab/>
-      </w:r>
-      <w:r>
-        <w:rPr>
-          <w:rFonts w:ascii="Arial Narrow" w:eastAsia="Arial Narrow" w:hAnsi="Arial Narrow" w:cs="Arial Narrow"/>
-          <w:b/>
-          <w:bCs/>
-          <w:sz w:val="16"/>
-          <w:szCs w:val="16"/>
-        </w:rPr>
-        <w:t xml:space="preserve">LEY DE ORGANIZACIÓN Y FUNCIONES DEL INDECOPI, APROBADA POR DECRETO LEGISLATIVO 1033 </w:t>
+        <w:t>Artículo 27.-</w:t>
+      </w:r>
+      <w:r>
+        <w:rPr>
+          <w:rFonts w:ascii="Arial Narrow" w:eastAsia="Arial Narrow" w:hAnsi="Arial Narrow" w:cs="Arial Narrow"/>
+          <w:sz w:val="16"/>
+          <w:szCs w:val="16"/>
+        </w:rPr>
+        <w:t xml:space="preserve"> De la Comisión de Protección al </w:t>
+      </w:r>
+      <w:proofErr w:type="gramStart"/>
+      <w:r>
+        <w:rPr>
+          <w:rFonts w:ascii="Arial Narrow" w:eastAsia="Arial Narrow" w:hAnsi="Arial Narrow" w:cs="Arial Narrow"/>
+          <w:sz w:val="16"/>
+          <w:szCs w:val="16"/>
+        </w:rPr>
+        <w:t>Consumidor.-</w:t>
+      </w:r>
+      <w:proofErr w:type="gramEnd"/>
+      <w:r>
+        <w:rPr>
+          <w:rFonts w:ascii="Arial Narrow" w:eastAsia="Arial Narrow" w:hAnsi="Arial Narrow" w:cs="Arial Narrow"/>
+          <w:sz w:val="16"/>
+          <w:szCs w:val="16"/>
+        </w:rPr>
+        <w:t xml:space="preserve"> </w:t>
       </w:r>
     </w:p>
     <w:p>
@@ -9599,39 +9738,11 @@
       <w:r>
         <w:rPr>
           <w:rFonts w:ascii="Arial Narrow" w:eastAsia="Arial Narrow" w:hAnsi="Arial Narrow" w:cs="Arial Narrow"/>
-          <w:b/>
-          <w:bCs/>
           <w:sz w:val="16"/>
           <w:szCs w:val="16"/>
         </w:rPr>
         <w:tab/>
-        <w:t>Artículo 27.-</w:t>
-      </w:r>
-      <w:r>
-        <w:rPr>
-          <w:rFonts w:ascii="Arial Narrow" w:eastAsia="Arial Narrow" w:hAnsi="Arial Narrow" w:cs="Arial Narrow"/>
-          <w:sz w:val="16"/>
-          <w:szCs w:val="16"/>
-        </w:rPr>
-        <w:t xml:space="preserve"> De la Comisión de Protección al </w:t>
-      </w:r>
-      <w:proofErr w:type="gramStart"/>
-      <w:r>
-        <w:rPr>
-          <w:rFonts w:ascii="Arial Narrow" w:eastAsia="Arial Narrow" w:hAnsi="Arial Narrow" w:cs="Arial Narrow"/>
-          <w:sz w:val="16"/>
-          <w:szCs w:val="16"/>
-        </w:rPr>
-        <w:t>Consumidor.-</w:t>
-      </w:r>
-      <w:proofErr w:type="gramEnd"/>
-      <w:r>
-        <w:rPr>
-          <w:rFonts w:ascii="Arial Narrow" w:eastAsia="Arial Narrow" w:hAnsi="Arial Narrow" w:cs="Arial Narrow"/>
-          <w:sz w:val="16"/>
-          <w:szCs w:val="16"/>
-        </w:rPr>
-        <w:t xml:space="preserve"> </w:t>
+        <w:t>Corresponde a la Comisión de Protección al Consumidor velar por el cumplimiento de la Ley de Protección al Consumidor y de las leyes que, en general, protegen a los consumidores de la falta de idoneidad de los bienes y servicios en función de la información brindada, de las omisiones de información y de la discriminación en el consumo, así como de aquellas que complementen o sustituyan a las anteriores.</w:t>
       </w:r>
     </w:p>
     <w:p>
@@ -9644,20 +9755,15 @@
         <w:jc w:val="both"/>
         <w:rPr>
           <w:rFonts w:ascii="Arial Narrow" w:eastAsia="Arial Narrow" w:hAnsi="Arial Narrow" w:cs="Arial Narrow"/>
-          <w:sz w:val="16"/>
-          <w:szCs w:val="16"/>
-        </w:rPr>
-      </w:pPr>
-      <w:r>
-        <w:rPr>
-          <w:rFonts w:ascii="Arial Narrow" w:eastAsia="Arial Narrow" w:hAnsi="Arial Narrow" w:cs="Arial Narrow"/>
-          <w:sz w:val="16"/>
-          <w:szCs w:val="16"/>
-        </w:rPr>
-        <w:tab/>
-        <w:t>Corresponde a la Comisión de Protección al Consumidor velar por el cumplimiento de la Ley de Protección al Consumidor y de las leyes que, en general, protegen a los consumidores de la falta de idoneidad de los bienes y servicios en función de la información brindada, de las omisiones de información y de la discriminación en el consumo, así como de aquellas que complementen o sustituyan a las anteriores.</w:t>
-      </w:r>
-    </w:p>
+          <w:b/>
+          <w:bCs/>
+          <w:sz w:val="16"/>
+          <w:szCs w:val="16"/>
+        </w:rPr>
+      </w:pPr>
+    </w:p>
+  </w:footnote>
+  <w:footnote w:id="3">
     <w:p>
       <w:pPr>
         <w:pStyle w:val="Textonotapie"/>
@@ -9674,9 +9780,150 @@
           <w:szCs w:val="16"/>
         </w:rPr>
       </w:pPr>
-    </w:p>
-  </w:footnote>
-  <w:footnote w:id="3">
+      <w:r>
+        <w:rPr>
+          <w:rStyle w:val="Refdenotaalpie"/>
+          <w:rFonts w:ascii="Arial Narrow" w:eastAsia="Arial Narrow" w:hAnsi="Arial Narrow" w:cs="Arial Narrow"/>
+          <w:sz w:val="16"/>
+          <w:szCs w:val="16"/>
+          <w:vertAlign w:val="superscript"/>
+        </w:rPr>
+        <w:footnoteRef/>
+      </w:r>
+      <w:r>
+        <w:rPr>
+          <w:rFonts w:ascii="Arial Narrow" w:eastAsia="Arial Narrow" w:hAnsi="Arial Narrow" w:cs="Arial Narrow"/>
+          <w:sz w:val="16"/>
+          <w:szCs w:val="16"/>
+        </w:rPr>
+        <w:tab/>
+        <w:t xml:space="preserve"/>
+      </w:r>
+      <w:r>
+        <w:rPr>
+          <w:rFonts w:ascii="Arial Narrow" w:eastAsia="Arial Narrow" w:hAnsi="Arial Narrow" w:cs="Arial Narrow"/>
+          <w:sz w:val="16"/>
+          <w:szCs w:val="16"/>
+        </w:rPr>
+        <w:tab/>
+      </w:r>
+      <w:r>
+        <w:rPr>
+          <w:rFonts w:ascii="Arial Narrow" w:eastAsia="Arial Narrow" w:hAnsi="Arial Narrow" w:cs="Arial Narrow"/>
+          <w:b/>
+          <w:bCs/>
+          <w:sz w:val="16"/>
+          <w:szCs w:val="16"/>
+        </w:rPr>
+        <w:t xml:space="preserve">LEY 29571, CÓDIGO DE PROTECCIÓN Y DEFENSA DEL CONSUMIDOR, publicado el 2 de setiembre de 2010 y modificado por Decreto Legislativo 1308 </w:t>
+      </w:r>
+    </w:p>
+    <w:p>
+      <w:pPr>
+        <w:pStyle w:val="Textonotapie"/>
+        <w:ind w:left="567" w:right="-1"/>
+        <w:jc w:val="both"/>
+        <w:rPr>
+          <w:rFonts w:ascii="Arial Narrow" w:eastAsia="Arial Narrow" w:hAnsi="Arial Narrow" w:cs="Arial Narrow"/>
+          <w:b/>
+          <w:bCs/>
+          <w:sz w:val="16"/>
+          <w:szCs w:val="16"/>
+        </w:rPr>
+      </w:pPr>
+      <w:r>
+        <w:rPr>
+          <w:rFonts w:ascii="Arial Narrow" w:eastAsia="Arial Narrow" w:hAnsi="Arial Narrow" w:cs="Arial Narrow"/>
+          <w:b/>
+          <w:bCs/>
+          <w:sz w:val="16"/>
+          <w:szCs w:val="16"/>
+        </w:rPr>
+        <w:t xml:space="preserve">Artículo 18.- Idoneidad </w:t>
+      </w:r>
+    </w:p>
+    <w:p>
+      <w:pPr>
+        <w:pStyle w:val="Textonotapie"/>
+        <w:ind w:left="567" w:right="-1"/>
+        <w:jc w:val="both"/>
+        <w:rPr>
+          <w:rFonts w:ascii="Arial Narrow" w:eastAsia="Arial Narrow" w:hAnsi="Arial Narrow" w:cs="Arial Narrow"/>
+          <w:sz w:val="16"/>
+          <w:szCs w:val="16"/>
+        </w:rPr>
+      </w:pPr>
+      <w:r>
+        <w:rPr>
+          <w:rFonts w:ascii="Arial Narrow" w:eastAsia="Arial Narrow" w:hAnsi="Arial Narrow" w:cs="Arial Narrow"/>
+          <w:sz w:val="16"/>
+          <w:szCs w:val="16"/>
+        </w:rPr>
+        <w:t xml:space="preserve">Se entiende por idoneidad la correspondencia entre lo que un consumidor espera y lo que efectivamente recibe, en función a lo que se le hubiera ofrecido, la publicidad e información transmitida, las condiciones y circunstancias de la transacción, las características y naturaleza del producto o servicio, el precio, entre otros factores, atendiendo a las circunstancias del caso. </w:t>
+      </w:r>
+    </w:p>
+    <w:p>
+      <w:pPr>
+        <w:pStyle w:val="Textonotapie"/>
+        <w:ind w:left="567" w:right="-1"/>
+        <w:jc w:val="both"/>
+        <w:rPr>
+          <w:rFonts w:ascii="Arial Narrow" w:eastAsia="Arial Narrow" w:hAnsi="Arial Narrow" w:cs="Arial Narrow"/>
+          <w:sz w:val="16"/>
+          <w:szCs w:val="16"/>
+        </w:rPr>
+      </w:pPr>
+      <w:r>
+        <w:rPr>
+          <w:rFonts w:ascii="Arial Narrow" w:eastAsia="Arial Narrow" w:hAnsi="Arial Narrow" w:cs="Arial Narrow"/>
+          <w:sz w:val="16"/>
+          <w:szCs w:val="16"/>
+        </w:rPr>
+        <w:t xml:space="preserve">La idoneidad es evaluada en función a la propia naturaleza del producto o servicio y a su aptitud para satisfacer la finalidad para la cual ha sido puesto en el mercado. Las autorizaciones por parte de los organismos del Estado para la fabricación de un producto o la prestación de un servicio, en los casos que sea necesario, no eximen de responsabilidad al proveedor frente al consumidor. </w:t>
+      </w:r>
+    </w:p>
+    <w:p>
+      <w:pPr>
+        <w:pStyle w:val="Textonotapie"/>
+        <w:ind w:left="567" w:right="-1"/>
+        <w:jc w:val="both"/>
+        <w:rPr>
+          <w:rFonts w:ascii="Arial Narrow" w:eastAsia="Arial Narrow" w:hAnsi="Arial Narrow" w:cs="Arial Narrow"/>
+          <w:sz w:val="16"/>
+          <w:szCs w:val="16"/>
+        </w:rPr>
+      </w:pPr>
+      <w:r>
+        <w:rPr>
+          <w:rFonts w:ascii="Arial Narrow" w:eastAsia="Arial Narrow" w:hAnsi="Arial Narrow" w:cs="Arial Narrow"/>
+          <w:b/>
+          <w:bCs/>
+          <w:sz w:val="16"/>
+          <w:szCs w:val="16"/>
+        </w:rPr>
+        <w:t xml:space="preserve">Artículo 19.- Obligación de los proveedores </w:t>
+      </w:r>
+    </w:p>
+    <w:p>
+      <w:pPr>
+        <w:pStyle w:val="Textonotapie"/>
+        <w:ind w:left="567" w:right="-1"/>
+        <w:jc w:val="both"/>
+        <w:rPr>
+          <w:rFonts w:ascii="Arial Narrow" w:eastAsia="Arial Narrow" w:hAnsi="Arial Narrow" w:cs="Arial Narrow"/>
+          <w:sz w:val="16"/>
+          <w:szCs w:val="16"/>
+        </w:rPr>
+      </w:pPr>
+      <w:r>
+        <w:rPr>
+          <w:rFonts w:ascii="Arial Narrow" w:eastAsia="Arial Narrow" w:hAnsi="Arial Narrow" w:cs="Arial Narrow"/>
+          <w:sz w:val="16"/>
+          <w:szCs w:val="16"/>
+        </w:rPr>
+        <w:t>El proveedor responde por la idoneidad y calidad de los productos y servicios ofrecidos; por la autenticidad de las marcas y leyendas que exhiben sus productos o del signo que respalda al prestador del servicio, por la falta de conformidad entre la publicidad comercial de los productos y servicios y estos, así como por el contenido y la vida útil del producto indicado en el envase, en lo que corresponda.</w:t>
+      </w:r>
+    </w:p>
     <w:p>
       <w:pPr>
         <w:pStyle w:val="Textonotapie"/>
@@ -9693,161 +9940,9 @@
           <w:szCs w:val="16"/>
         </w:rPr>
       </w:pPr>
-      <w:r>
-        <w:rPr>
-          <w:rStyle w:val="Refdenotaalpie"/>
-          <w:rFonts w:ascii="Arial Narrow" w:eastAsia="Arial Narrow" w:hAnsi="Arial Narrow" w:cs="Arial Narrow"/>
-          <w:sz w:val="16"/>
-          <w:szCs w:val="16"/>
-          <w:vertAlign w:val="superscript"/>
-        </w:rPr>
-        <w:footnoteRef/>
-      </w:r>
-      <w:r>
-        <w:rPr>
-          <w:rFonts w:ascii="Arial Narrow" w:eastAsia="Arial Narrow" w:hAnsi="Arial Narrow" w:cs="Arial Narrow"/>
-          <w:sz w:val="16"/>
-          <w:szCs w:val="16"/>
-        </w:rPr>
-        <w:t xml:space="preserve"> </w:t>
-      </w:r>
-      <w:r>
-        <w:rPr>
-          <w:rFonts w:ascii="Arial Narrow" w:eastAsia="Arial Narrow" w:hAnsi="Arial Narrow" w:cs="Arial Narrow"/>
-          <w:sz w:val="16"/>
-          <w:szCs w:val="16"/>
-        </w:rPr>
-        <w:tab/>
-      </w:r>
-      <w:r>
-        <w:rPr>
-          <w:rFonts w:ascii="Arial Narrow" w:eastAsia="Arial Narrow" w:hAnsi="Arial Narrow" w:cs="Arial Narrow"/>
-          <w:b/>
-          <w:bCs/>
-          <w:sz w:val="16"/>
-          <w:szCs w:val="16"/>
-        </w:rPr>
-        <w:t xml:space="preserve">LEY 29571, CÓDIGO DE PROTECCIÓN Y DEFENSA DEL CONSUMIDOR, publicado el 2 de setiembre de 2010 y modificado por Decreto Legislativo 1308 </w:t>
-      </w:r>
-    </w:p>
-    <w:p>
-      <w:pPr>
-        <w:pStyle w:val="Textonotapie"/>
-        <w:ind w:left="567" w:right="-1"/>
-        <w:jc w:val="both"/>
-        <w:rPr>
-          <w:rFonts w:ascii="Arial Narrow" w:eastAsia="Arial Narrow" w:hAnsi="Arial Narrow" w:cs="Arial Narrow"/>
-          <w:b/>
-          <w:bCs/>
-          <w:sz w:val="16"/>
-          <w:szCs w:val="16"/>
-        </w:rPr>
-      </w:pPr>
-      <w:r>
-        <w:rPr>
-          <w:rFonts w:ascii="Arial Narrow" w:eastAsia="Arial Narrow" w:hAnsi="Arial Narrow" w:cs="Arial Narrow"/>
-          <w:b/>
-          <w:bCs/>
-          <w:sz w:val="16"/>
-          <w:szCs w:val="16"/>
-        </w:rPr>
-        <w:t xml:space="preserve">Artículo 18.- Idoneidad </w:t>
-      </w:r>
-    </w:p>
-    <w:p>
-      <w:pPr>
-        <w:pStyle w:val="Textonotapie"/>
-        <w:ind w:left="567" w:right="-1"/>
-        <w:jc w:val="both"/>
-        <w:rPr>
-          <w:rFonts w:ascii="Arial Narrow" w:eastAsia="Arial Narrow" w:hAnsi="Arial Narrow" w:cs="Arial Narrow"/>
-          <w:sz w:val="16"/>
-          <w:szCs w:val="16"/>
-        </w:rPr>
-      </w:pPr>
-      <w:r>
-        <w:rPr>
-          <w:rFonts w:ascii="Arial Narrow" w:eastAsia="Arial Narrow" w:hAnsi="Arial Narrow" w:cs="Arial Narrow"/>
-          <w:sz w:val="16"/>
-          <w:szCs w:val="16"/>
-        </w:rPr>
-        <w:t xml:space="preserve">Se entiende por idoneidad la correspondencia entre lo que un consumidor espera y lo que efectivamente recibe, en función a lo que se le hubiera ofrecido, la publicidad e información transmitida, las condiciones y circunstancias de la transacción, las características y naturaleza del producto o servicio, el precio, entre otros factores, atendiendo a las circunstancias del caso. </w:t>
-      </w:r>
-    </w:p>
-    <w:p>
-      <w:pPr>
-        <w:pStyle w:val="Textonotapie"/>
-        <w:ind w:left="567" w:right="-1"/>
-        <w:jc w:val="both"/>
-        <w:rPr>
-          <w:rFonts w:ascii="Arial Narrow" w:eastAsia="Arial Narrow" w:hAnsi="Arial Narrow" w:cs="Arial Narrow"/>
-          <w:sz w:val="16"/>
-          <w:szCs w:val="16"/>
-        </w:rPr>
-      </w:pPr>
-      <w:r>
-        <w:rPr>
-          <w:rFonts w:ascii="Arial Narrow" w:eastAsia="Arial Narrow" w:hAnsi="Arial Narrow" w:cs="Arial Narrow"/>
-          <w:sz w:val="16"/>
-          <w:szCs w:val="16"/>
-        </w:rPr>
-        <w:t xml:space="preserve">La idoneidad es evaluada en función a la propia naturaleza del producto o servicio y a su aptitud para satisfacer la finalidad para la cual ha sido puesto en el mercado. Las autorizaciones por parte de los organismos del Estado para la fabricación de un producto o la prestación de un servicio, en los casos que sea necesario, no eximen de responsabilidad al proveedor frente al consumidor. </w:t>
-      </w:r>
-    </w:p>
-    <w:p>
-      <w:pPr>
-        <w:pStyle w:val="Textonotapie"/>
-        <w:ind w:left="567" w:right="-1"/>
-        <w:jc w:val="both"/>
-        <w:rPr>
-          <w:rFonts w:ascii="Arial Narrow" w:eastAsia="Arial Narrow" w:hAnsi="Arial Narrow" w:cs="Arial Narrow"/>
-          <w:sz w:val="16"/>
-          <w:szCs w:val="16"/>
-        </w:rPr>
-      </w:pPr>
-    </w:p>
-    <w:p>
-      <w:pPr>
-        <w:pStyle w:val="Textonotapie"/>
-        <w:ind w:left="567" w:right="-1"/>
-        <w:jc w:val="both"/>
-        <w:rPr>
-          <w:rFonts w:ascii="Arial Narrow" w:eastAsia="Arial Narrow" w:hAnsi="Arial Narrow" w:cs="Arial Narrow"/>
-          <w:sz w:val="16"/>
-          <w:szCs w:val="16"/>
-        </w:rPr>
-      </w:pPr>
-      <w:r>
-        <w:rPr>
-          <w:rFonts w:ascii="Arial Narrow" w:eastAsia="Arial Narrow" w:hAnsi="Arial Narrow" w:cs="Arial Narrow"/>
-          <w:b/>
-          <w:bCs/>
-          <w:sz w:val="16"/>
-          <w:szCs w:val="16"/>
-        </w:rPr>
-        <w:t xml:space="preserve">Artículo 19.- Obligación de los proveedores </w:t>
-      </w:r>
-    </w:p>
-    <w:p>
-      <w:pPr>
-        <w:pStyle w:val="Textonotapie"/>
-        <w:ind w:left="567" w:right="-1"/>
-        <w:jc w:val="both"/>
-        <w:rPr>
-          <w:rFonts w:ascii="Arial Narrow" w:eastAsia="Arial Narrow" w:hAnsi="Arial Narrow" w:cs="Arial Narrow"/>
-          <w:sz w:val="16"/>
-          <w:szCs w:val="16"/>
-        </w:rPr>
-      </w:pPr>
-      <w:r>
-        <w:rPr>
-          <w:rFonts w:ascii="Arial Narrow" w:eastAsia="Arial Narrow" w:hAnsi="Arial Narrow" w:cs="Arial Narrow"/>
-          <w:sz w:val="16"/>
-          <w:szCs w:val="16"/>
-        </w:rPr>
-        <w:t>El proveedor responde por la idoneidad y calidad de los productos y servicios ofrecidos; por la autenticidad de las marcas y leyendas que exhiben sus productos o del signo que respalda al prestador del servicio, por la falta de conformidad entre la publicidad comercial de los productos y servicios y estos, así como por el contenido y la vida útil del producto indicado en el envase, en lo que corresponda.</w:t>
-      </w:r>
-    </w:p>
+    </w:p>
+  </w:footnote>
+  <w:footnote w:id="4">
     <w:p>
       <w:pPr>
         <w:pStyle w:val="Textonotapie"/>
@@ -9864,9 +9959,119 @@
           <w:szCs w:val="16"/>
         </w:rPr>
       </w:pPr>
-    </w:p>
-  </w:footnote>
-  <w:footnote w:id="4">
+      <w:r>
+        <w:rPr>
+          <w:rStyle w:val="Refdenotaalpie"/>
+          <w:rFonts w:ascii="Arial Narrow" w:eastAsia="Arial Narrow" w:hAnsi="Arial Narrow" w:cs="Arial Narrow"/>
+          <w:sz w:val="16"/>
+          <w:szCs w:val="16"/>
+          <w:vertAlign w:val="superscript"/>
+        </w:rPr>
+        <w:footnoteRef/>
+      </w:r>
+      <w:r>
+        <w:rPr>
+          <w:rFonts w:ascii="Arial Narrow" w:eastAsia="Arial Narrow" w:hAnsi="Arial Narrow" w:cs="Arial Narrow"/>
+          <w:sz w:val="16"/>
+          <w:szCs w:val="16"/>
+        </w:rPr>
+        <w:tab/>
+        <w:t xml:space="preserve"/>
+      </w:r>
+      <w:r>
+        <w:rPr>
+          <w:rFonts w:ascii="Arial Narrow" w:eastAsia="Arial Narrow" w:hAnsi="Arial Narrow" w:cs="Arial Narrow"/>
+          <w:sz w:val="16"/>
+          <w:szCs w:val="16"/>
+        </w:rPr>
+        <w:tab/>
+      </w:r>
+      <w:r>
+        <w:rPr>
+          <w:rFonts w:ascii="Arial Narrow" w:eastAsia="Arial Narrow" w:hAnsi="Arial Narrow" w:cs="Arial Narrow"/>
+          <w:b/>
+          <w:bCs/>
+          <w:sz w:val="16"/>
+          <w:szCs w:val="16"/>
+        </w:rPr>
+        <w:t xml:space="preserve">LEY 29571, CÓDIGO DE PROTECCIÓN Y DEFENSA DEL CONSUMIDOR, publicado el 2 de setiembre de 2010 y modificado por Decreto Legislativo 1308 </w:t>
+      </w:r>
+    </w:p>
+    <w:p>
+      <w:pPr>
+        <w:pStyle w:val="Textonotapie"/>
+        <w:ind w:firstLine="567"/>
+        <w:rPr>
+          <w:rFonts w:ascii="Arial Narrow" w:eastAsia="Arial Narrow" w:hAnsi="Arial Narrow" w:cs="Arial Narrow"/>
+          <w:b/>
+          <w:bCs/>
+          <w:sz w:val="16"/>
+          <w:szCs w:val="16"/>
+        </w:rPr>
+      </w:pPr>
+      <w:r>
+        <w:rPr>
+          <w:rFonts w:ascii="Arial Narrow" w:eastAsia="Arial Narrow" w:hAnsi="Arial Narrow" w:cs="Arial Narrow"/>
+          <w:b/>
+          <w:bCs/>
+          <w:sz w:val="16"/>
+          <w:szCs w:val="16"/>
+        </w:rPr>
+        <w:t>Artículo 1.- Derechos de los consumidores</w:t>
+      </w:r>
+    </w:p>
+    <w:p>
+      <w:pPr>
+        <w:pStyle w:val="Textonotapie"/>
+        <w:tabs>
+          <w:tab w:val="left" w:pos="567"/>
+        </w:tabs>
+        <w:rPr>
+          <w:rFonts w:ascii="Arial Narrow" w:eastAsia="Arial Narrow" w:hAnsi="Arial Narrow" w:cs="Arial Narrow"/>
+          <w:sz w:val="16"/>
+          <w:szCs w:val="16"/>
+        </w:rPr>
+      </w:pPr>
+      <w:r>
+        <w:rPr>
+          <w:rFonts w:ascii="Arial Narrow" w:eastAsia="Arial Narrow" w:hAnsi="Arial Narrow" w:cs="Arial Narrow"/>
+          <w:sz w:val="16"/>
+          <w:szCs w:val="16"/>
+        </w:rPr>
+        <w:tab/>
+        <w:t>1.1 (…)</w:t>
+      </w:r>
+    </w:p>
+    <w:p>
+      <w:pPr>
+        <w:pStyle w:val="Textonotapie"/>
+        <w:tabs>
+          <w:tab w:val="left" w:pos="567"/>
+        </w:tabs>
+        <w:ind w:left="570"/>
+        <w:rPr>
+          <w:rFonts w:ascii="Arial Narrow" w:eastAsia="Arial Narrow" w:hAnsi="Arial Narrow" w:cs="Arial Narrow"/>
+          <w:sz w:val="16"/>
+          <w:szCs w:val="16"/>
+        </w:rPr>
+      </w:pPr>
+      <w:r>
+        <w:rPr>
+          <w:rFonts w:ascii="Arial Narrow" w:eastAsia="Arial Narrow" w:hAnsi="Arial Narrow" w:cs="Arial Narrow"/>
+          <w:sz w:val="16"/>
+          <w:szCs w:val="16"/>
+        </w:rPr>
+        <w:t xml:space="preserve">b. </w:t>
+      </w:r>
+      <w:r>
+        <w:rPr>
+          <w:rFonts w:ascii="Arial Narrow" w:eastAsia="Arial Narrow" w:hAnsi="Arial Narrow" w:cs="Arial Narrow"/>
+          <w:sz w:val="16"/>
+          <w:szCs w:val="16"/>
+        </w:rPr>
+        <w:t xml:space="preserve">Derecho a acceder a información oportuna, suficiente, veraz y fácilmente accesible, relevante para tomar una decisión o realizar una elección de consumo que se ajuste a sus intereses, así como para efectuar un uso o consumo adecuado de los productos o servicios. </w:t>
+      </w:r>
+    </w:p>
     <w:p>
       <w:pPr>
         <w:pStyle w:val="Textonotapie"/>
@@ -9877,30 +10082,10 @@
         <w:jc w:val="both"/>
         <w:rPr>
           <w:rFonts w:ascii="Arial Narrow" w:eastAsia="Arial Narrow" w:hAnsi="Arial Narrow" w:cs="Arial Narrow"/>
-          <w:b/>
-          <w:bCs/>
-          <w:sz w:val="16"/>
-          <w:szCs w:val="16"/>
-        </w:rPr>
-      </w:pPr>
-      <w:r>
-        <w:rPr>
-          <w:rStyle w:val="Refdenotaalpie"/>
-          <w:rFonts w:ascii="Arial Narrow" w:eastAsia="Arial Narrow" w:hAnsi="Arial Narrow" w:cs="Arial Narrow"/>
-          <w:sz w:val="16"/>
-          <w:szCs w:val="16"/>
-          <w:vertAlign w:val="superscript"/>
-        </w:rPr>
-        <w:footnoteRef/>
-      </w:r>
-      <w:r>
-        <w:rPr>
-          <w:rFonts w:ascii="Arial Narrow" w:eastAsia="Arial Narrow" w:hAnsi="Arial Narrow" w:cs="Arial Narrow"/>
-          <w:sz w:val="16"/>
-          <w:szCs w:val="16"/>
-        </w:rPr>
-        <w:t xml:space="preserve"> </w:t>
-      </w:r>
+          <w:sz w:val="16"/>
+          <w:szCs w:val="16"/>
+        </w:rPr>
+      </w:pPr>
       <w:r>
         <w:rPr>
           <w:rFonts w:ascii="Arial Narrow" w:eastAsia="Arial Narrow" w:hAnsi="Arial Narrow" w:cs="Arial Narrow"/>
@@ -9908,22 +10093,14 @@
           <w:szCs w:val="16"/>
         </w:rPr>
         <w:tab/>
-      </w:r>
-      <w:r>
-        <w:rPr>
-          <w:rFonts w:ascii="Arial Narrow" w:eastAsia="Arial Narrow" w:hAnsi="Arial Narrow" w:cs="Arial Narrow"/>
-          <w:b/>
-          <w:bCs/>
-          <w:sz w:val="16"/>
-          <w:szCs w:val="16"/>
-        </w:rPr>
-        <w:t xml:space="preserve">LEY 29571, CÓDIGO DE PROTECCIÓN Y DEFENSA DEL CONSUMIDOR, publicado el 2 de setiembre de 2010 y modificado por Decreto Legislativo 1308 </w:t>
+        <w:t>(…).</w:t>
       </w:r>
     </w:p>
     <w:p>
       <w:pPr>
         <w:pStyle w:val="Textonotapie"/>
         <w:ind w:firstLine="567"/>
+        <w:jc w:val="both"/>
         <w:rPr>
           <w:rFonts w:ascii="Arial Narrow" w:eastAsia="Arial Narrow" w:hAnsi="Arial Narrow" w:cs="Arial Narrow"/>
           <w:b/>
@@ -9940,7 +10117,7 @@
           <w:sz w:val="16"/>
           <w:szCs w:val="16"/>
         </w:rPr>
-        <w:t>Artículo 1.- Derechos de los consumidores</w:t>
+        <w:t>Artículo 2.- Información relevante</w:t>
       </w:r>
     </w:p>
     <w:p>
@@ -9949,20 +10126,21 @@
         <w:tabs>
           <w:tab w:val="left" w:pos="567"/>
         </w:tabs>
-        <w:rPr>
-          <w:rFonts w:ascii="Arial Narrow" w:eastAsia="Arial Narrow" w:hAnsi="Arial Narrow" w:cs="Arial Narrow"/>
-          <w:sz w:val="16"/>
-          <w:szCs w:val="16"/>
-        </w:rPr>
-      </w:pPr>
-      <w:r>
-        <w:rPr>
-          <w:rFonts w:ascii="Arial Narrow" w:eastAsia="Arial Narrow" w:hAnsi="Arial Narrow" w:cs="Arial Narrow"/>
-          <w:sz w:val="16"/>
-          <w:szCs w:val="16"/>
-        </w:rPr>
-        <w:tab/>
-        <w:t>1.1 (…)</w:t>
+        <w:ind w:left="567"/>
+        <w:jc w:val="both"/>
+        <w:rPr>
+          <w:rFonts w:ascii="Arial Narrow" w:eastAsia="Arial Narrow" w:hAnsi="Arial Narrow" w:cs="Arial Narrow"/>
+          <w:sz w:val="16"/>
+          <w:szCs w:val="16"/>
+        </w:rPr>
+      </w:pPr>
+      <w:r>
+        <w:rPr>
+          <w:rFonts w:ascii="Arial Narrow" w:eastAsia="Arial Narrow" w:hAnsi="Arial Narrow" w:cs="Arial Narrow"/>
+          <w:sz w:val="16"/>
+          <w:szCs w:val="16"/>
+        </w:rPr>
+        <w:t xml:space="preserve">2.1 El proveedor tiene la obligación de ofrecer al consumidor toda la información relevante para tomar una decisión o realizar una elección adecuada de consumo, así como para efectuar un uso o consumo adecuado de los productos o servicios. </w:t>
       </w:r>
     </w:p>
     <w:p>
@@ -9971,28 +10149,75 @@
         <w:tabs>
           <w:tab w:val="left" w:pos="567"/>
         </w:tabs>
-        <w:ind w:left="570"/>
-        <w:rPr>
-          <w:rFonts w:ascii="Arial Narrow" w:eastAsia="Arial Narrow" w:hAnsi="Arial Narrow" w:cs="Arial Narrow"/>
-          <w:sz w:val="16"/>
-          <w:szCs w:val="16"/>
-        </w:rPr>
-      </w:pPr>
-      <w:r>
-        <w:rPr>
-          <w:rFonts w:ascii="Arial Narrow" w:eastAsia="Arial Narrow" w:hAnsi="Arial Narrow" w:cs="Arial Narrow"/>
-          <w:sz w:val="16"/>
-          <w:szCs w:val="16"/>
-        </w:rPr>
-        <w:t xml:space="preserve">b. </w:t>
-      </w:r>
-      <w:r>
-        <w:rPr>
-          <w:rFonts w:ascii="Arial Narrow" w:eastAsia="Arial Narrow" w:hAnsi="Arial Narrow" w:cs="Arial Narrow"/>
-          <w:sz w:val="16"/>
-          <w:szCs w:val="16"/>
-        </w:rPr>
-        <w:t xml:space="preserve">Derecho a acceder a información oportuna, suficiente, veraz y fácilmente accesible, relevante para tomar una decisión o realizar una elección de consumo que se ajuste a sus intereses, así como para efectuar un uso o consumo adecuado de los productos o servicios. </w:t>
+        <w:ind w:left="567"/>
+        <w:jc w:val="both"/>
+        <w:rPr>
+          <w:rFonts w:ascii="Arial Narrow" w:eastAsia="Arial Narrow" w:hAnsi="Arial Narrow" w:cs="Arial Narrow"/>
+          <w:sz w:val="16"/>
+          <w:szCs w:val="16"/>
+        </w:rPr>
+      </w:pPr>
+      <w:r>
+        <w:rPr>
+          <w:rFonts w:ascii="Arial Narrow" w:eastAsia="Arial Narrow" w:hAnsi="Arial Narrow" w:cs="Arial Narrow"/>
+          <w:sz w:val="16"/>
+          <w:szCs w:val="16"/>
+        </w:rPr>
+        <w:t xml:space="preserve">2.2 La información debe ser veraz, suficiente, de fácil comprensión, apropiada, oportuna y fácilmente accesible, debiendo ser brindada en idioma castellano. </w:t>
+      </w:r>
+    </w:p>
+    <w:p>
+      <w:pPr>
+        <w:pStyle w:val="Textonotapie"/>
+        <w:tabs>
+          <w:tab w:val="left" w:pos="567"/>
+        </w:tabs>
+        <w:ind w:left="567"/>
+        <w:jc w:val="both"/>
+        <w:rPr>
+          <w:rFonts w:ascii="Arial Narrow" w:eastAsia="Arial Narrow" w:hAnsi="Arial Narrow" w:cs="Arial Narrow"/>
+          <w:sz w:val="16"/>
+          <w:szCs w:val="16"/>
+        </w:rPr>
+      </w:pPr>
+      <w:r>
+        <w:rPr>
+          <w:rFonts w:ascii="Arial Narrow" w:eastAsia="Arial Narrow" w:hAnsi="Arial Narrow" w:cs="Arial Narrow"/>
+          <w:sz w:val="16"/>
+          <w:szCs w:val="16"/>
+        </w:rPr>
+        <w:t xml:space="preserve">2.3 Sin perjuicio de las exigencias concretas de las normas sectoriales correspondientes, para analizar la información relevante se tiene en consideración a toda aquella sin la cual no se hubiera adoptado la decisión de consumo o se hubiera efectuado en términos substancialmente distintos. Para ello se debe examinar si la información omitida desnaturaliza las condiciones en que se realizó la oferta al consumidor. </w:t>
+      </w:r>
+    </w:p>
+    <w:p>
+      <w:pPr>
+        <w:pStyle w:val="Textonotapie"/>
+        <w:tabs>
+          <w:tab w:val="left" w:pos="567"/>
+        </w:tabs>
+        <w:ind w:left="567"/>
+        <w:jc w:val="both"/>
+        <w:rPr>
+          <w:rFonts w:ascii="Arial Narrow" w:eastAsia="Arial Narrow" w:hAnsi="Arial Narrow" w:cs="Arial Narrow"/>
+          <w:sz w:val="16"/>
+          <w:szCs w:val="16"/>
+        </w:rPr>
+      </w:pPr>
+      <w:r>
+        <w:rPr>
+          <w:rFonts w:ascii="Arial Narrow" w:eastAsia="Arial Narrow" w:hAnsi="Arial Narrow" w:cs="Arial Narrow"/>
+          <w:sz w:val="16"/>
+          <w:szCs w:val="16"/>
+        </w:rPr>
+        <w:t>2.4 Al evaluarse la información, deben considerarse los problemas de confusión que generarían al consumidor el suministro de información excesiva o sumamente compleja, atendiendo a la naturaleza del producto adquirido o al servicio contratado</w:t>
+      </w:r>
+      <w:r>
+        <w:rPr>
+          <w:rFonts w:ascii="Arial Narrow" w:eastAsia="Arial Narrow" w:hAnsi="Arial Narrow" w:cs="Arial Narrow"/>
+          <w:sz w:val="16"/>
+          <w:szCs w:val="16"/>
+        </w:rPr>
+        <w:t xml:space="preserve">. </w:t>
       </w:r>
     </w:p>
     <w:p>
@@ -10005,20 +10230,15 @@
         <w:jc w:val="both"/>
         <w:rPr>
           <w:rFonts w:ascii="Arial Narrow" w:eastAsia="Arial Narrow" w:hAnsi="Arial Narrow" w:cs="Arial Narrow"/>
-          <w:sz w:val="16"/>
-          <w:szCs w:val="16"/>
-        </w:rPr>
-      </w:pPr>
-      <w:r>
-        <w:rPr>
-          <w:rFonts w:ascii="Arial Narrow" w:eastAsia="Arial Narrow" w:hAnsi="Arial Narrow" w:cs="Arial Narrow"/>
-          <w:sz w:val="16"/>
-          <w:szCs w:val="16"/>
-        </w:rPr>
-        <w:tab/>
-        <w:t>(…).</w:t>
-      </w:r>
-    </w:p>
+          <w:b/>
+          <w:bCs/>
+          <w:sz w:val="16"/>
+          <w:szCs w:val="16"/>
+        </w:rPr>
+      </w:pPr>
+    </w:p>
+  </w:footnote>
+  <w:footnote w:id="5">
     <w:p>
       <w:pPr>
         <w:pStyle w:val="Textonotapie"/>
@@ -10035,12 +10255,92 @@
           <w:szCs w:val="16"/>
         </w:rPr>
       </w:pPr>
+      <w:r>
+        <w:rPr>
+          <w:rStyle w:val="Refdenotaalpie"/>
+          <w:rFonts w:ascii="Arial Narrow" w:eastAsia="Arial Narrow" w:hAnsi="Arial Narrow" w:cs="Arial Narrow"/>
+          <w:sz w:val="16"/>
+          <w:szCs w:val="16"/>
+          <w:vertAlign w:val="superscript"/>
+        </w:rPr>
+        <w:footnoteRef/>
+      </w:r>
+      <w:r>
+        <w:rPr>
+          <w:rFonts w:ascii="Arial Narrow" w:eastAsia="Arial Narrow" w:hAnsi="Arial Narrow" w:cs="Arial Narrow"/>
+          <w:sz w:val="16"/>
+          <w:szCs w:val="16"/>
+        </w:rPr>
+        <w:tab/>
+        <w:t xml:space="preserve"/>
+      </w:r>
+      <w:r>
+        <w:rPr>
+          <w:rFonts w:ascii="Arial Narrow" w:eastAsia="Arial Narrow" w:hAnsi="Arial Narrow" w:cs="Arial Narrow"/>
+          <w:sz w:val="16"/>
+          <w:szCs w:val="16"/>
+        </w:rPr>
+        <w:tab/>
+      </w:r>
+      <w:r>
+        <w:rPr>
+          <w:rFonts w:ascii="Arial Narrow" w:eastAsia="Arial Narrow" w:hAnsi="Arial Narrow" w:cs="Arial Narrow"/>
+          <w:b/>
+          <w:bCs/>
+          <w:sz w:val="16"/>
+          <w:szCs w:val="16"/>
+        </w:rPr>
+        <w:t xml:space="preserve">LEY </w:t>
+      </w:r>
+      <w:proofErr w:type="spellStart"/>
+      <w:r>
+        <w:rPr>
+          <w:rFonts w:ascii="Arial Narrow" w:eastAsia="Arial Narrow" w:hAnsi="Arial Narrow" w:cs="Arial Narrow"/>
+          <w:b/>
+          <w:bCs/>
+          <w:sz w:val="16"/>
+          <w:szCs w:val="16"/>
+        </w:rPr>
+        <w:t/>
+      </w:r>
+      <w:proofErr w:type="spellEnd"/>
+      <w:r>
+        <w:rPr>
+          <w:rFonts w:ascii="Arial Narrow" w:eastAsia="Arial Narrow" w:hAnsi="Arial Narrow" w:cs="Arial Narrow"/>
+          <w:b/>
+          <w:bCs/>
+          <w:sz w:val="16"/>
+          <w:szCs w:val="16"/>
+        </w:rPr>
+        <w:t xml:space="preserve">29571, CÓDIGO DE PROTECCIÓN Y DEFENSA DEL CONSUMIDOR, publicado el 2 de setiembre de 2010 y modificado por Decreto Legislativo </w:t>
+      </w:r>
+      <w:proofErr w:type="spellStart"/>
+      <w:r>
+        <w:rPr>
+          <w:rFonts w:ascii="Arial Narrow" w:eastAsia="Arial Narrow" w:hAnsi="Arial Narrow" w:cs="Arial Narrow"/>
+          <w:b/>
+          <w:bCs/>
+          <w:sz w:val="16"/>
+          <w:szCs w:val="16"/>
+        </w:rPr>
+        <w:t/>
+      </w:r>
+      <w:proofErr w:type="spellEnd"/>
+      <w:r>
+        <w:rPr>
+          <w:rFonts w:ascii="Arial Narrow" w:eastAsia="Arial Narrow" w:hAnsi="Arial Narrow" w:cs="Arial Narrow"/>
+          <w:b/>
+          <w:bCs/>
+          <w:sz w:val="16"/>
+          <w:szCs w:val="16"/>
+        </w:rPr>
+        <w:t xml:space="preserve">1308 </w:t>
+      </w:r>
     </w:p>
     <w:p>
       <w:pPr>
         <w:pStyle w:val="Textonotapie"/>
         <w:ind w:firstLine="567"/>
-        <w:jc w:val="both"/>
         <w:rPr>
           <w:rFonts w:ascii="Arial Narrow" w:eastAsia="Arial Narrow" w:hAnsi="Arial Narrow" w:cs="Arial Narrow"/>
           <w:b/>
@@ -10057,7 +10357,37 @@
           <w:sz w:val="16"/>
           <w:szCs w:val="16"/>
         </w:rPr>
-        <w:t>Artículo 2.- Información relevante</w:t>
+        <w:t xml:space="preserve">Artículo </w:t>
+      </w:r>
+      <w:r>
+        <w:rPr>
+          <w:rFonts w:ascii="Arial Narrow" w:eastAsia="Arial Narrow" w:hAnsi="Arial Narrow" w:cs="Arial Narrow"/>
+          <w:b/>
+          <w:bCs/>
+          <w:sz w:val="16"/>
+          <w:szCs w:val="16"/>
+        </w:rPr>
+        <w:t>150</w:t>
+      </w:r>
+      <w:r>
+        <w:rPr>
+          <w:rFonts w:ascii="Arial Narrow" w:eastAsia="Arial Narrow" w:hAnsi="Arial Narrow" w:cs="Arial Narrow"/>
+          <w:b/>
+          <w:bCs/>
+          <w:sz w:val="16"/>
+          <w:szCs w:val="16"/>
+        </w:rPr>
+        <w:t xml:space="preserve">.- </w:t>
+      </w:r>
+      <w:r>
+        <w:rPr>
+          <w:rFonts w:ascii="Arial Narrow" w:eastAsia="Arial Narrow" w:hAnsi="Arial Narrow" w:cs="Arial Narrow"/>
+          <w:b/>
+          <w:bCs/>
+          <w:sz w:val="16"/>
+          <w:szCs w:val="16"/>
+        </w:rPr>
+        <w:t>Libro de reclamaciones</w:t>
       </w:r>
     </w:p>
     <w:p>
@@ -10067,97 +10397,35 @@
           <w:tab w:val="left" w:pos="567"/>
         </w:tabs>
         <w:ind w:left="567"/>
-        <w:jc w:val="both"/>
-        <w:rPr>
-          <w:rFonts w:ascii="Arial Narrow" w:eastAsia="Arial Narrow" w:hAnsi="Arial Narrow" w:cs="Arial Narrow"/>
-          <w:sz w:val="16"/>
-          <w:szCs w:val="16"/>
-        </w:rPr>
-      </w:pPr>
-      <w:r>
-        <w:rPr>
-          <w:rFonts w:ascii="Arial Narrow" w:eastAsia="Arial Narrow" w:hAnsi="Arial Narrow" w:cs="Arial Narrow"/>
-          <w:sz w:val="16"/>
-          <w:szCs w:val="16"/>
-        </w:rPr>
-        <w:t xml:space="preserve">2.1 El proveedor tiene la obligación de ofrecer al consumidor toda la información relevante para tomar una decisión o realizar una elección adecuada de consumo, así como para efectuar un uso o consumo adecuado de los productos o servicios. </w:t>
-      </w:r>
-    </w:p>
-    <w:p>
-      <w:pPr>
-        <w:pStyle w:val="Textonotapie"/>
-        <w:tabs>
-          <w:tab w:val="left" w:pos="567"/>
-        </w:tabs>
-        <w:ind w:left="567"/>
-        <w:jc w:val="both"/>
-        <w:rPr>
-          <w:rFonts w:ascii="Arial Narrow" w:eastAsia="Arial Narrow" w:hAnsi="Arial Narrow" w:cs="Arial Narrow"/>
-          <w:sz w:val="16"/>
-          <w:szCs w:val="16"/>
-        </w:rPr>
-      </w:pPr>
-      <w:r>
-        <w:rPr>
-          <w:rFonts w:ascii="Arial Narrow" w:eastAsia="Arial Narrow" w:hAnsi="Arial Narrow" w:cs="Arial Narrow"/>
-          <w:sz w:val="16"/>
-          <w:szCs w:val="16"/>
-        </w:rPr>
-        <w:t xml:space="preserve">2.2 La información debe ser veraz, suficiente, de fácil comprensión, apropiada, oportuna y fácilmente accesible, debiendo ser brindada en idioma castellano. </w:t>
-      </w:r>
-    </w:p>
-    <w:p>
-      <w:pPr>
-        <w:pStyle w:val="Textonotapie"/>
-        <w:tabs>
-          <w:tab w:val="left" w:pos="567"/>
-        </w:tabs>
-        <w:ind w:left="567"/>
-        <w:jc w:val="both"/>
-        <w:rPr>
-          <w:rFonts w:ascii="Arial Narrow" w:eastAsia="Arial Narrow" w:hAnsi="Arial Narrow" w:cs="Arial Narrow"/>
-          <w:sz w:val="16"/>
-          <w:szCs w:val="16"/>
-        </w:rPr>
-      </w:pPr>
-      <w:r>
-        <w:rPr>
-          <w:rFonts w:ascii="Arial Narrow" w:eastAsia="Arial Narrow" w:hAnsi="Arial Narrow" w:cs="Arial Narrow"/>
-          <w:sz w:val="16"/>
-          <w:szCs w:val="16"/>
-        </w:rPr>
-        <w:t xml:space="preserve">2.3 Sin perjuicio de las exigencias concretas de las normas sectoriales correspondientes, para analizar la información relevante se tiene en consideración a toda aquella sin la cual no se hubiera adoptado la decisión de consumo o se hubiera efectuado en términos substancialmente distintos. Para ello se debe examinar si la información omitida desnaturaliza las condiciones en que se realizó la oferta al consumidor. </w:t>
-      </w:r>
-    </w:p>
-    <w:p>
-      <w:pPr>
-        <w:pStyle w:val="Textonotapie"/>
-        <w:tabs>
-          <w:tab w:val="left" w:pos="567"/>
-        </w:tabs>
-        <w:ind w:left="567"/>
-        <w:jc w:val="both"/>
-        <w:rPr>
-          <w:rFonts w:ascii="Arial Narrow" w:eastAsia="Arial Narrow" w:hAnsi="Arial Narrow" w:cs="Arial Narrow"/>
-          <w:sz w:val="16"/>
-          <w:szCs w:val="16"/>
-        </w:rPr>
-      </w:pPr>
-      <w:r>
-        <w:rPr>
-          <w:rFonts w:ascii="Arial Narrow" w:eastAsia="Arial Narrow" w:hAnsi="Arial Narrow" w:cs="Arial Narrow"/>
-          <w:sz w:val="16"/>
-          <w:szCs w:val="16"/>
-        </w:rPr>
-        <w:t>2.4 Al evaluarse la información, deben considerarse los problemas de confusión que generarían al consumidor el suministro de información excesiva o sumamente compleja, atendiendo a la naturaleza del producto adquirido o al servicio contratado</w:t>
-      </w:r>
-      <w:r>
-        <w:rPr>
-          <w:rFonts w:ascii="Arial Narrow" w:eastAsia="Arial Narrow" w:hAnsi="Arial Narrow" w:cs="Arial Narrow"/>
-          <w:sz w:val="16"/>
-          <w:szCs w:val="16"/>
-        </w:rPr>
-        <w:t xml:space="preserve">. </w:t>
+        <w:rPr>
+          <w:rFonts w:ascii="Arial Narrow" w:eastAsia="Arial Narrow" w:hAnsi="Arial Narrow" w:cs="Arial Narrow"/>
+          <w:sz w:val="16"/>
+          <w:szCs w:val="16"/>
+        </w:rPr>
+      </w:pPr>
+      <w:r>
+        <w:rPr>
+          <w:rFonts w:ascii="Arial Narrow" w:eastAsia="Arial Narrow" w:hAnsi="Arial Narrow" w:cs="Arial Narrow"/>
+          <w:sz w:val="16"/>
+          <w:szCs w:val="16"/>
+        </w:rPr>
+        <w:t>Los establecimientos comerciales deben contar con un libro de reclamaciones, en forma física o virtual. El reglamento establece las</w:t>
+      </w:r>
+      <w:r>
+        <w:rPr>
+          <w:rFonts w:ascii="Arial Narrow" w:eastAsia="Arial Narrow" w:hAnsi="Arial Narrow" w:cs="Arial Narrow"/>
+          <w:sz w:val="16"/>
+          <w:szCs w:val="16"/>
+        </w:rPr>
+        <w:t xml:space="preserve"> </w:t>
+      </w:r>
+      <w:r>
+        <w:rPr>
+          <w:rFonts w:ascii="Arial Narrow" w:eastAsia="Arial Narrow" w:hAnsi="Arial Narrow" w:cs="Arial Narrow"/>
+          <w:sz w:val="16"/>
+          <w:szCs w:val="16"/>
+        </w:rPr>
+        <w:t>condiciones, los supuestos y las demás especificaciones para el cumplimiento de la obligación señalada en el presente artículo.</w:t>
       </w:r>
     </w:p>
     <w:p>
@@ -10178,7 +10446,7 @@
       </w:pPr>
     </w:p>
   </w:footnote>
-  <w:footnote w:id="5">
+  <w:footnote w:id="6">
     <w:p>
       <w:pPr>
         <w:pStyle w:val="Textonotapie"/>
@@ -10189,38 +10457,48 @@
         <w:jc w:val="both"/>
         <w:rPr>
           <w:rFonts w:ascii="Arial Narrow" w:eastAsia="Arial Narrow" w:hAnsi="Arial Narrow" w:cs="Arial Narrow"/>
+          <w:sz w:val="16"/>
+          <w:szCs w:val="16"/>
+        </w:rPr>
+      </w:pPr>
+      <w:r>
+        <w:rPr>
+          <w:rStyle w:val="Refdenotaalpie"/>
+          <w:rFonts w:ascii="Arial Narrow" w:eastAsia="Arial Narrow" w:hAnsi="Arial Narrow" w:cs="Arial Narrow"/>
+          <w:sz w:val="16"/>
+          <w:szCs w:val="16"/>
+          <w:vertAlign w:val="superscript"/>
+        </w:rPr>
+        <w:footnoteRef/>
+      </w:r>
+      <w:r>
+        <w:rPr>
+          <w:rFonts w:ascii="Arial Narrow" w:eastAsia="Arial Narrow" w:hAnsi="Arial Narrow" w:cs="Arial Narrow"/>
+          <w:sz w:val="16"/>
+          <w:szCs w:val="16"/>
+        </w:rPr>
+        <w:tab/>
+        <w:t xml:space="preserve"/>
+      </w:r>
+      <w:r>
+        <w:rPr>
+          <w:rFonts w:ascii="Arial Narrow" w:eastAsia="Arial Narrow" w:hAnsi="Arial Narrow" w:cs="Arial Narrow"/>
+          <w:sz w:val="16"/>
+          <w:szCs w:val="16"/>
+        </w:rPr>
+        <w:tab/>
+      </w:r>
+      <w:r>
+        <w:rPr>
+          <w:rFonts w:ascii="Arial Narrow" w:eastAsia="Arial Narrow" w:hAnsi="Arial Narrow" w:cs="Arial Narrow"/>
           <w:b/>
           <w:bCs/>
           <w:sz w:val="16"/>
           <w:szCs w:val="16"/>
         </w:rPr>
-      </w:pPr>
-      <w:r>
-        <w:rPr>
-          <w:rStyle w:val="Refdenotaalpie"/>
-          <w:rFonts w:ascii="Arial Narrow" w:eastAsia="Arial Narrow" w:hAnsi="Arial Narrow" w:cs="Arial Narrow"/>
-          <w:sz w:val="16"/>
-          <w:szCs w:val="16"/>
-          <w:vertAlign w:val="superscript"/>
-        </w:rPr>
-        <w:footnoteRef/>
-      </w:r>
-      <w:r>
-        <w:rPr>
-          <w:rFonts w:ascii="Arial Narrow" w:eastAsia="Arial Narrow" w:hAnsi="Arial Narrow" w:cs="Arial Narrow"/>
-          <w:sz w:val="16"/>
-          <w:szCs w:val="16"/>
-        </w:rPr>
-        <w:t xml:space="preserve"> </w:t>
-      </w:r>
-      <w:r>
-        <w:rPr>
-          <w:rFonts w:ascii="Arial Narrow" w:eastAsia="Arial Narrow" w:hAnsi="Arial Narrow" w:cs="Arial Narrow"/>
-          <w:sz w:val="16"/>
-          <w:szCs w:val="16"/>
-        </w:rPr>
-        <w:tab/>
-      </w:r>
+        <w:t xml:space="preserve">LEY SOBRE FACULTADES, NORMAS Y ORGANIZACIÓN DEL INDECOPI, APROBADA POR DECRETO LEGISLATIVO </w:t>
+      </w:r>
+      <w:proofErr w:type="spellStart"/>
       <w:r>
         <w:rPr>
           <w:rFonts w:ascii="Arial Narrow" w:eastAsia="Arial Narrow" w:hAnsi="Arial Narrow" w:cs="Arial Narrow"/>
@@ -10229,9 +10507,9 @@
           <w:sz w:val="16"/>
           <w:szCs w:val="16"/>
         </w:rPr>
-        <w:t xml:space="preserve">LEY </w:t>
-      </w:r>
-      <w:proofErr w:type="spellStart"/>
+        <w:t/>
+      </w:r>
+      <w:proofErr w:type="spellEnd"/>
       <w:r>
         <w:rPr>
           <w:rFonts w:ascii="Arial Narrow" w:eastAsia="Arial Narrow" w:hAnsi="Arial Narrow" w:cs="Arial Narrow"/>
@@ -10240,131 +10518,33 @@
           <w:sz w:val="16"/>
           <w:szCs w:val="16"/>
         </w:rPr>
-        <w:t/>
-      </w:r>
-      <w:proofErr w:type="spellEnd"/>
-      <w:r>
-        <w:rPr>
-          <w:rFonts w:ascii="Arial Narrow" w:eastAsia="Arial Narrow" w:hAnsi="Arial Narrow" w:cs="Arial Narrow"/>
-          <w:b/>
-          <w:bCs/>
-          <w:sz w:val="16"/>
-          <w:szCs w:val="16"/>
-        </w:rPr>
-        <w:t xml:space="preserve"> 29571, CÓDIGO DE PROTECCIÓN Y DEFENSA DEL CONSUMIDOR, publicado el 2 de setiembre de 2010 y modificado por Decreto Legislativo </w:t>
-      </w:r>
-      <w:proofErr w:type="spellStart"/>
-      <w:r>
-        <w:rPr>
-          <w:rFonts w:ascii="Arial Narrow" w:eastAsia="Arial Narrow" w:hAnsi="Arial Narrow" w:cs="Arial Narrow"/>
-          <w:b/>
-          <w:bCs/>
-          <w:sz w:val="16"/>
-          <w:szCs w:val="16"/>
-        </w:rPr>
-        <w:t/>
-      </w:r>
-      <w:proofErr w:type="spellEnd"/>
-      <w:r>
-        <w:rPr>
-          <w:rFonts w:ascii="Arial Narrow" w:eastAsia="Arial Narrow" w:hAnsi="Arial Narrow" w:cs="Arial Narrow"/>
-          <w:b/>
-          <w:bCs/>
-          <w:sz w:val="16"/>
-          <w:szCs w:val="16"/>
-        </w:rPr>
-        <w:t xml:space="preserve"> 1308 </w:t>
-      </w:r>
-    </w:p>
-    <w:p>
-      <w:pPr>
-        <w:pStyle w:val="Textonotapie"/>
-        <w:ind w:firstLine="567"/>
-        <w:rPr>
-          <w:rFonts w:ascii="Arial Narrow" w:eastAsia="Arial Narrow" w:hAnsi="Arial Narrow" w:cs="Arial Narrow"/>
-          <w:b/>
-          <w:bCs/>
-          <w:sz w:val="16"/>
-          <w:szCs w:val="16"/>
-        </w:rPr>
-      </w:pPr>
-      <w:r>
-        <w:rPr>
-          <w:rFonts w:ascii="Arial Narrow" w:eastAsia="Arial Narrow" w:hAnsi="Arial Narrow" w:cs="Arial Narrow"/>
-          <w:b/>
-          <w:bCs/>
-          <w:sz w:val="16"/>
-          <w:szCs w:val="16"/>
-        </w:rPr>
-        <w:t xml:space="preserve">Artículo </w:t>
-      </w:r>
-      <w:r>
-        <w:rPr>
-          <w:rFonts w:ascii="Arial Narrow" w:eastAsia="Arial Narrow" w:hAnsi="Arial Narrow" w:cs="Arial Narrow"/>
-          <w:b/>
-          <w:bCs/>
-          <w:sz w:val="16"/>
-          <w:szCs w:val="16"/>
-        </w:rPr>
-        <w:t>150</w:t>
-      </w:r>
-      <w:r>
-        <w:rPr>
-          <w:rFonts w:ascii="Arial Narrow" w:eastAsia="Arial Narrow" w:hAnsi="Arial Narrow" w:cs="Arial Narrow"/>
-          <w:b/>
-          <w:bCs/>
-          <w:sz w:val="16"/>
-          <w:szCs w:val="16"/>
-        </w:rPr>
-        <w:t xml:space="preserve">.- </w:t>
-      </w:r>
-      <w:r>
-        <w:rPr>
-          <w:rFonts w:ascii="Arial Narrow" w:eastAsia="Arial Narrow" w:hAnsi="Arial Narrow" w:cs="Arial Narrow"/>
-          <w:b/>
-          <w:bCs/>
-          <w:sz w:val="16"/>
-          <w:szCs w:val="16"/>
-        </w:rPr>
-        <w:t>Libro de reclamaciones</w:t>
-      </w:r>
-    </w:p>
-    <w:p>
-      <w:pPr>
-        <w:pStyle w:val="Textonotapie"/>
-        <w:tabs>
-          <w:tab w:val="left" w:pos="567"/>
-        </w:tabs>
-        <w:ind w:left="567"/>
-        <w:rPr>
-          <w:rFonts w:ascii="Arial Narrow" w:eastAsia="Arial Narrow" w:hAnsi="Arial Narrow" w:cs="Arial Narrow"/>
-          <w:sz w:val="16"/>
-          <w:szCs w:val="16"/>
-        </w:rPr>
-      </w:pPr>
-      <w:r>
-        <w:rPr>
-          <w:rFonts w:ascii="Arial Narrow" w:eastAsia="Arial Narrow" w:hAnsi="Arial Narrow" w:cs="Arial Narrow"/>
-          <w:sz w:val="16"/>
-          <w:szCs w:val="16"/>
-        </w:rPr>
-        <w:t>Los establecimientos comerciales deben contar con un libro de reclamaciones, en forma física o virtual. El reglamento establece las</w:t>
-      </w:r>
-      <w:r>
-        <w:rPr>
-          <w:rFonts w:ascii="Arial Narrow" w:eastAsia="Arial Narrow" w:hAnsi="Arial Narrow" w:cs="Arial Narrow"/>
-          <w:sz w:val="16"/>
-          <w:szCs w:val="16"/>
-        </w:rPr>
-        <w:t xml:space="preserve"> </w:t>
-      </w:r>
-      <w:r>
-        <w:rPr>
-          <w:rFonts w:ascii="Arial Narrow" w:eastAsia="Arial Narrow" w:hAnsi="Arial Narrow" w:cs="Arial Narrow"/>
-          <w:sz w:val="16"/>
-          <w:szCs w:val="16"/>
-        </w:rPr>
-        <w:t>condiciones, los supuestos y las demás especificaciones para el cumplimiento de la obligación señalada en el presente artículo.</w:t>
+        <w:t xml:space="preserve">807 Artículo 24.-</w:t>
+      </w:r>
+      <w:r>
+        <w:rPr>
+          <w:rFonts w:ascii="Arial Narrow" w:eastAsia="Arial Narrow" w:hAnsi="Arial Narrow" w:cs="Arial Narrow"/>
+          <w:sz w:val="16"/>
+          <w:szCs w:val="16"/>
+        </w:rPr>
+        <w:t xml:space="preserve"> El </w:t>
+      </w:r>
+      <w:proofErr w:type="gramStart"/>
+      <w:r>
+        <w:rPr>
+          <w:rFonts w:ascii="Arial Narrow" w:eastAsia="Arial Narrow" w:hAnsi="Arial Narrow" w:cs="Arial Narrow"/>
+          <w:sz w:val="16"/>
+          <w:szCs w:val="16"/>
+        </w:rPr>
+        <w:t>Secretario Técnico</w:t>
+      </w:r>
+      <w:proofErr w:type="gramEnd"/>
+      <w:r>
+        <w:rPr>
+          <w:rFonts w:ascii="Arial Narrow" w:eastAsia="Arial Narrow" w:hAnsi="Arial Narrow" w:cs="Arial Narrow"/>
+          <w:sz w:val="16"/>
+          <w:szCs w:val="16"/>
+        </w:rPr>
+        <w:t xml:space="preserve"> se encargará de la tramitación del procedimiento. Para ello, cuenta con las siguientes facultades:</w:t>
       </w:r>
     </w:p>
     <w:p>
@@ -10377,15 +10557,20 @@
         <w:jc w:val="both"/>
         <w:rPr>
           <w:rFonts w:ascii="Arial Narrow" w:eastAsia="Arial Narrow" w:hAnsi="Arial Narrow" w:cs="Arial Narrow"/>
-          <w:b/>
-          <w:bCs/>
-          <w:sz w:val="16"/>
-          <w:szCs w:val="16"/>
-        </w:rPr>
-      </w:pPr>
-    </w:p>
-  </w:footnote>
-  <w:footnote w:id="6">
+          <w:sz w:val="16"/>
+          <w:szCs w:val="16"/>
+        </w:rPr>
+      </w:pPr>
+      <w:r>
+        <w:rPr>
+          <w:rFonts w:ascii="Arial Narrow" w:eastAsia="Arial Narrow" w:hAnsi="Arial Narrow" w:cs="Arial Narrow"/>
+          <w:sz w:val="16"/>
+          <w:szCs w:val="16"/>
+        </w:rPr>
+        <w:tab/>
+        <w:t xml:space="preserve">(...) </w:t>
+      </w:r>
+    </w:p>
     <w:p>
       <w:pPr>
         <w:pStyle w:val="Textonotapie"/>
@@ -10402,87 +10587,12 @@
       </w:pPr>
       <w:r>
         <w:rPr>
-          <w:rStyle w:val="Refdenotaalpie"/>
-          <w:rFonts w:ascii="Arial Narrow" w:eastAsia="Arial Narrow" w:hAnsi="Arial Narrow" w:cs="Arial Narrow"/>
-          <w:sz w:val="16"/>
-          <w:szCs w:val="16"/>
-          <w:vertAlign w:val="superscript"/>
-        </w:rPr>
-        <w:footnoteRef/>
-      </w:r>
-      <w:r>
-        <w:rPr>
-          <w:rFonts w:ascii="Arial Narrow" w:eastAsia="Arial Narrow" w:hAnsi="Arial Narrow" w:cs="Arial Narrow"/>
-          <w:sz w:val="16"/>
-          <w:szCs w:val="16"/>
-        </w:rPr>
-        <w:t xml:space="preserve"> </w:t>
-      </w:r>
-      <w:r>
-        <w:rPr>
           <w:rFonts w:ascii="Arial Narrow" w:eastAsia="Arial Narrow" w:hAnsi="Arial Narrow" w:cs="Arial Narrow"/>
           <w:sz w:val="16"/>
           <w:szCs w:val="16"/>
         </w:rPr>
         <w:tab/>
-      </w:r>
-      <w:r>
-        <w:rPr>
-          <w:rFonts w:ascii="Arial Narrow" w:eastAsia="Arial Narrow" w:hAnsi="Arial Narrow" w:cs="Arial Narrow"/>
-          <w:b/>
-          <w:bCs/>
-          <w:sz w:val="16"/>
-          <w:szCs w:val="16"/>
-        </w:rPr>
-        <w:t xml:space="preserve">LEY SOBRE FACULTADES, NORMAS Y ORGANIZACIÓN DEL INDECOPI, APROBADA POR DECRETO LEGISLATIVO </w:t>
-      </w:r>
-      <w:proofErr w:type="spellStart"/>
-      <w:r>
-        <w:rPr>
-          <w:rFonts w:ascii="Arial Narrow" w:eastAsia="Arial Narrow" w:hAnsi="Arial Narrow" w:cs="Arial Narrow"/>
-          <w:b/>
-          <w:bCs/>
-          <w:sz w:val="16"/>
-          <w:szCs w:val="16"/>
-        </w:rPr>
-        <w:t/>
-      </w:r>
-      <w:proofErr w:type="spellEnd"/>
-      <w:r>
-        <w:rPr>
-          <w:rFonts w:ascii="Arial Narrow" w:eastAsia="Arial Narrow" w:hAnsi="Arial Narrow" w:cs="Arial Narrow"/>
-          <w:b/>
-          <w:bCs/>
-          <w:sz w:val="16"/>
-          <w:szCs w:val="16"/>
-        </w:rPr>
-        <w:t xml:space="preserve"> 807 Artículo 24.-</w:t>
-      </w:r>
-      <w:r>
-        <w:rPr>
-          <w:rFonts w:ascii="Arial Narrow" w:eastAsia="Arial Narrow" w:hAnsi="Arial Narrow" w:cs="Arial Narrow"/>
-          <w:sz w:val="16"/>
-          <w:szCs w:val="16"/>
-        </w:rPr>
-        <w:t xml:space="preserve"> El </w:t>
-      </w:r>
-      <w:proofErr w:type="gramStart"/>
-      <w:r>
-        <w:rPr>
-          <w:rFonts w:ascii="Arial Narrow" w:eastAsia="Arial Narrow" w:hAnsi="Arial Narrow" w:cs="Arial Narrow"/>
-          <w:sz w:val="16"/>
-          <w:szCs w:val="16"/>
-        </w:rPr>
-        <w:t>Secretario Técnico</w:t>
-      </w:r>
-      <w:proofErr w:type="gramEnd"/>
-      <w:r>
-        <w:rPr>
-          <w:rFonts w:ascii="Arial Narrow" w:eastAsia="Arial Narrow" w:hAnsi="Arial Narrow" w:cs="Arial Narrow"/>
-          <w:sz w:val="16"/>
-          <w:szCs w:val="16"/>
-        </w:rPr>
-        <w:t xml:space="preserve"> se encargará de la tramitación del procedimiento. Para ello, cuenta con las siguientes facultades:</w:t>
+        <w:t xml:space="preserve">c) Admitir denuncias a trámite, en aquellos casos en que la Comisión le haya delegado esta facultad. </w:t>
       </w:r>
     </w:p>
     <w:p>
@@ -10506,7 +10616,7 @@
           <w:szCs w:val="16"/>
         </w:rPr>
         <w:tab/>
-        <w:t xml:space="preserve">(...) </w:t>
+        <w:t>(...).</w:t>
       </w:r>
     </w:p>
     <w:p>
@@ -10523,30 +10633,33 @@
           <w:szCs w:val="16"/>
         </w:rPr>
       </w:pPr>
-      <w:r>
-        <w:rPr>
-          <w:rFonts w:ascii="Arial Narrow" w:eastAsia="Arial Narrow" w:hAnsi="Arial Narrow" w:cs="Arial Narrow"/>
-          <w:sz w:val="16"/>
-          <w:szCs w:val="16"/>
-        </w:rPr>
-        <w:tab/>
-        <w:t xml:space="preserve">c) Admitir denuncias a trámite, en aquellos casos en que la Comisión le haya delegado esta facultad. </w:t>
-      </w:r>
-    </w:p>
+    </w:p>
+  </w:footnote>
+  <w:footnote w:id="7">
     <w:p>
       <w:pPr>
         <w:pStyle w:val="Textonotapie"/>
         <w:tabs>
           <w:tab w:val="left" w:pos="567"/>
         </w:tabs>
-        <w:ind w:left="567" w:right="-1" w:hanging="567"/>
-        <w:jc w:val="both"/>
-        <w:rPr>
-          <w:rFonts w:ascii="Arial Narrow" w:eastAsia="Arial Narrow" w:hAnsi="Arial Narrow" w:cs="Arial Narrow"/>
-          <w:sz w:val="16"/>
-          <w:szCs w:val="16"/>
-        </w:rPr>
-      </w:pPr>
+        <w:ind w:left="567" w:hanging="567"/>
+        <w:jc w:val="both"/>
+        <w:rPr>
+          <w:rFonts w:ascii="Arial Narrow" w:eastAsia="Arial Narrow" w:hAnsi="Arial Narrow" w:cs="Arial Narrow"/>
+          <w:sz w:val="16"/>
+          <w:szCs w:val="16"/>
+        </w:rPr>
+      </w:pPr>
+      <w:r>
+        <w:rPr>
+          <w:rStyle w:val="Refdenotaalpie"/>
+          <w:rFonts w:ascii="Arial Narrow" w:eastAsia="Arial Narrow" w:hAnsi="Arial Narrow" w:cs="Arial Narrow"/>
+          <w:sz w:val="16"/>
+          <w:szCs w:val="16"/>
+          <w:vertAlign w:val="superscript"/>
+        </w:rPr>
+        <w:footnoteRef/>
+      </w:r>
       <w:r>
         <w:rPr>
           <w:rFonts w:ascii="Arial Narrow" w:eastAsia="Arial Narrow" w:hAnsi="Arial Narrow" w:cs="Arial Narrow"/>
@@ -10554,52 +10667,74 @@
           <w:szCs w:val="16"/>
         </w:rPr>
         <w:tab/>
-        <w:t>(...).</w:t>
-      </w:r>
-    </w:p>
+        <w:t xml:space="preserve"/>
+      </w:r>
+      <w:r>
+        <w:rPr>
+          <w:rFonts w:ascii="Arial Narrow" w:eastAsia="Arial Narrow" w:hAnsi="Arial Narrow" w:cs="Arial Narrow"/>
+          <w:sz w:val="16"/>
+          <w:szCs w:val="16"/>
+        </w:rPr>
+        <w:tab/>
+        <w:t xml:space="preserve">El número de trabajadores se atenderá siempre que la empresa haya sido constituida antes de la vigencia de la Ley </w:t>
+      </w:r>
+      <w:proofErr w:type="spellStart"/>
+      <w:r>
+        <w:rPr>
+          <w:rFonts w:ascii="Arial Narrow" w:eastAsia="Arial Narrow" w:hAnsi="Arial Narrow" w:cs="Arial Narrow"/>
+          <w:sz w:val="16"/>
+          <w:szCs w:val="16"/>
+        </w:rPr>
+        <w:t/>
+      </w:r>
+      <w:proofErr w:type="spellEnd"/>
+      <w:r>
+        <w:rPr>
+          <w:rFonts w:ascii="Arial Narrow" w:eastAsia="Arial Narrow" w:hAnsi="Arial Narrow" w:cs="Arial Narrow"/>
+          <w:sz w:val="16"/>
+          <w:szCs w:val="16"/>
+        </w:rPr>
+        <w:t xml:space="preserve">30056, publicada el 2 de julio de 2013, que modificó el artículo 5 del Texto Único Ordenado de la Ley de Promoción de la Competitividad, Formalización y Desarrollo de la Micro y Pequeña Empresa y de Acceso al Empleo Decente (LEY MYPE). Ello, en la medida que la Tercera Disposición Complementaria Transitoria de la norma modificatoria precisa que las empresas constituidas antes de la </w:t>
+      </w:r>
+      <w:proofErr w:type="gramStart"/>
+      <w:r>
+        <w:rPr>
+          <w:rFonts w:ascii="Arial Narrow" w:eastAsia="Arial Narrow" w:hAnsi="Arial Narrow" w:cs="Arial Narrow"/>
+          <w:sz w:val="16"/>
+          <w:szCs w:val="16"/>
+        </w:rPr>
+        <w:t>entrada en vigencia</w:t>
+      </w:r>
+      <w:proofErr w:type="gramEnd"/>
+      <w:r>
+        <w:rPr>
+          <w:rFonts w:ascii="Arial Narrow" w:eastAsia="Arial Narrow" w:hAnsi="Arial Narrow" w:cs="Arial Narrow"/>
+          <w:sz w:val="16"/>
+          <w:szCs w:val="16"/>
+        </w:rPr>
+        <w:t xml:space="preserve"> de dicha Ley se rigen por los requisitos de acogimiento al régimen de las micro y pequeñas empresas regulados en el Decreto Legislativo 1086.</w:t>
+      </w:r>
+    </w:p>
+    <w:p>
+      <w:pPr>
+        <w:pStyle w:val="Textonotapie"/>
+        <w:ind w:left="567" w:hanging="567"/>
+        <w:jc w:val="both"/>
+        <w:rPr>
+          <w:rFonts w:ascii="Arial Narrow" w:eastAsia="Arial Narrow" w:hAnsi="Arial Narrow" w:cs="Arial Narrow"/>
+          <w:sz w:val="16"/>
+          <w:szCs w:val="16"/>
+        </w:rPr>
+      </w:pPr>
+    </w:p>
+  </w:footnote>
+  <w:footnote w:id="8">
     <w:p>
       <w:pPr>
         <w:pStyle w:val="Textonotapie"/>
         <w:tabs>
           <w:tab w:val="left" w:pos="567"/>
         </w:tabs>
-        <w:ind w:left="567" w:right="-1" w:hanging="567"/>
-        <w:jc w:val="both"/>
-        <w:rPr>
-          <w:rFonts w:ascii="Arial Narrow" w:eastAsia="Arial Narrow" w:hAnsi="Arial Narrow" w:cs="Arial Narrow"/>
-          <w:sz w:val="16"/>
-          <w:szCs w:val="16"/>
-        </w:rPr>
-      </w:pPr>
-      <w:r>
-        <w:rPr>
-          <w:rFonts w:ascii="Arial Narrow" w:eastAsia="Arial Narrow" w:hAnsi="Arial Narrow" w:cs="Arial Narrow"/>
-          <w:sz w:val="16"/>
-          <w:szCs w:val="16"/>
-        </w:rPr>
-        <w:t xml:space="preserve">. </w:t>
-      </w:r>
-    </w:p>
-    <w:p>
-      <w:pPr>
-        <w:pStyle w:val="Textonotapie"/>
-        <w:tabs>
-          <w:tab w:val="left" w:pos="567"/>
-        </w:tabs>
-        <w:ind w:left="567" w:right="-1" w:hanging="567"/>
-        <w:jc w:val="both"/>
-        <w:rPr>
-          <w:rFonts w:ascii="Arial Narrow" w:eastAsia="Arial Narrow" w:hAnsi="Arial Narrow" w:cs="Arial Narrow"/>
-          <w:sz w:val="16"/>
-          <w:szCs w:val="16"/>
-        </w:rPr>
-      </w:pPr>
-    </w:p>
-  </w:footnote>
-  <w:footnote w:id="7">
-    <w:p>
-      <w:pPr>
-        <w:pStyle w:val="Textonotapie"/>
         <w:ind w:left="567" w:hanging="567"/>
         <w:jc w:val="both"/>
         <w:rPr>
@@ -10624,96 +10759,8 @@
           <w:sz w:val="16"/>
           <w:szCs w:val="16"/>
         </w:rPr>
-        <w:t xml:space="preserve"> </w:t>
-      </w:r>
-      <w:r>
-        <w:rPr>
-          <w:rFonts w:ascii="Arial Narrow" w:eastAsia="Arial Narrow" w:hAnsi="Arial Narrow" w:cs="Arial Narrow"/>
-          <w:sz w:val="16"/>
-          <w:szCs w:val="16"/>
-        </w:rPr>
         <w:tab/>
-        <w:t xml:space="preserve">El número de trabajadores se atenderá siempre que la empresa haya sido constituida antes de la vigencia de la Ley </w:t>
-      </w:r>
-      <w:proofErr w:type="spellStart"/>
-      <w:r>
-        <w:rPr>
-          <w:rFonts w:ascii="Arial Narrow" w:eastAsia="Arial Narrow" w:hAnsi="Arial Narrow" w:cs="Arial Narrow"/>
-          <w:sz w:val="16"/>
-          <w:szCs w:val="16"/>
-        </w:rPr>
-        <w:t/>
-      </w:r>
-      <w:proofErr w:type="spellEnd"/>
-      <w:r>
-        <w:rPr>
-          <w:rFonts w:ascii="Arial Narrow" w:eastAsia="Arial Narrow" w:hAnsi="Arial Narrow" w:cs="Arial Narrow"/>
-          <w:sz w:val="16"/>
-          <w:szCs w:val="16"/>
-        </w:rPr>
-        <w:t xml:space="preserve"> 30056, publicada el 2 de julio de 2013, que modificó el artículo 5 del Texto Único Ordenado de la Ley de Promoción de la Competitividad, Formalización y Desarrollo de la Micro y Pequeña Empresa y de Acceso al Empleo Decente (LEY MYPE). Ello, en la medida que la Tercera Disposición Complementaria Transitoria de la norma modificatoria precisa que las empresas constituidas antes de la </w:t>
-      </w:r>
-      <w:proofErr w:type="gramStart"/>
-      <w:r>
-        <w:rPr>
-          <w:rFonts w:ascii="Arial Narrow" w:eastAsia="Arial Narrow" w:hAnsi="Arial Narrow" w:cs="Arial Narrow"/>
-          <w:sz w:val="16"/>
-          <w:szCs w:val="16"/>
-        </w:rPr>
-        <w:t>entrada en vigencia</w:t>
-      </w:r>
-      <w:proofErr w:type="gramEnd"/>
-      <w:r>
-        <w:rPr>
-          <w:rFonts w:ascii="Arial Narrow" w:eastAsia="Arial Narrow" w:hAnsi="Arial Narrow" w:cs="Arial Narrow"/>
-          <w:sz w:val="16"/>
-          <w:szCs w:val="16"/>
-        </w:rPr>
-        <w:t xml:space="preserve"> de dicha Ley se rigen por los requisitos de acogimiento al régimen de las micro y pequeñas empresas regulados en el Decreto Legislativo 1086.</w:t>
-      </w:r>
-    </w:p>
-    <w:p>
-      <w:pPr>
-        <w:pStyle w:val="Textonotapie"/>
-        <w:ind w:left="567" w:hanging="567"/>
-        <w:jc w:val="both"/>
-        <w:rPr>
-          <w:rFonts w:ascii="Arial Narrow" w:eastAsia="Arial Narrow" w:hAnsi="Arial Narrow" w:cs="Arial Narrow"/>
-          <w:sz w:val="16"/>
-          <w:szCs w:val="16"/>
-        </w:rPr>
-      </w:pPr>
-    </w:p>
-  </w:footnote>
-  <w:footnote w:id="8">
-    <w:p>
-      <w:pPr>
-        <w:pStyle w:val="Textonotapie"/>
-        <w:ind w:left="567" w:hanging="567"/>
-        <w:jc w:val="both"/>
-        <w:rPr>
-          <w:rFonts w:ascii="Arial Narrow" w:eastAsia="Arial Narrow" w:hAnsi="Arial Narrow" w:cs="Arial Narrow"/>
-          <w:sz w:val="16"/>
-          <w:szCs w:val="16"/>
-        </w:rPr>
-      </w:pPr>
-      <w:r>
-        <w:rPr>
-          <w:rStyle w:val="Refdenotaalpie"/>
-          <w:rFonts w:ascii="Arial Narrow" w:eastAsia="Arial Narrow" w:hAnsi="Arial Narrow" w:cs="Arial Narrow"/>
-          <w:sz w:val="16"/>
-          <w:szCs w:val="16"/>
-          <w:vertAlign w:val="superscript"/>
-        </w:rPr>
-        <w:footnoteRef/>
-      </w:r>
-      <w:r>
-        <w:rPr>
-          <w:rFonts w:ascii="Arial Narrow" w:eastAsia="Arial Narrow" w:hAnsi="Arial Narrow" w:cs="Arial Narrow"/>
-          <w:sz w:val="16"/>
-          <w:szCs w:val="16"/>
-        </w:rPr>
-        <w:t xml:space="preserve"> </w:t>
+        <w:t xml:space="preserve"/>
       </w:r>
       <w:r>
         <w:rPr>
@@ -10872,7 +10919,50 @@
       </w:pPr>
     </w:p>
   </w:footnote>
-  <w:footnote w:id="14">
+  <w:footnote w:id="9">
+    <w:p>
+      <w:pPr>
+        <w:pStyle w:val="Textonotapie"/>
+        <w:tabs>
+          <w:tab w:val="left" w:pos="567"/>
+        </w:tabs>
+        <w:ind w:left="567" w:hanging="567"/>
+        <w:jc w:val="both"/>
+        <w:rPr>
+          <w:rFonts w:ascii="Arial Narrow" w:eastAsia="Arial Narrow" w:hAnsi="Arial Narrow" w:cs="Arial Narrow"/>
+          <w:sz w:val="16"/>
+          <w:szCs w:val="16"/>
+        </w:rPr>
+      </w:pPr>
+      <w:r>
+        <w:rPr>
+          <w:rStyle w:val="Refdenotaalpie"/>
+          <w:rFonts w:ascii="Arial Narrow" w:eastAsia="Arial Narrow" w:hAnsi="Arial Narrow" w:cs="Arial Narrow"/>
+          <w:sz w:val="16"/>
+          <w:szCs w:val="16"/>
+          <w:vertAlign w:val="superscript"/>
+        </w:rPr>
+        <w:footnoteRef/>
+      </w:r>
+      <w:r>
+        <w:rPr>
+          <w:rFonts w:ascii="Arial Narrow" w:eastAsia="Arial Narrow" w:hAnsi="Arial Narrow" w:cs="Arial Narrow"/>
+          <w:sz w:val="16"/>
+          <w:szCs w:val="16"/>
+        </w:rPr>
+        <w:tab/>
+      </w:r>
+      <w:r>
+        <w:rPr>
+          <w:rFonts w:ascii="Arial Narrow" w:eastAsia="Arial Narrow" w:hAnsi="Arial Narrow" w:cs="Arial Narrow"/>
+          <w:b/>
+          <w:bCs/>
+          <w:sz w:val="16"/>
+          <w:szCs w:val="16"/>
+        </w:rPr>
+        <w:t xml:space="preserve">DECRETO LEGISLATIVO 807, LEY SOBRE FACULTADES, NORMAS Y ORGANIZACIÓN DEL INDECOPI, publicado el 18 de abril de 1996</w:t>
+      </w:r>
+    </w:p>
     <w:p>
       <w:pPr>
         <w:pStyle w:val="Textonotapie"/>
@@ -10886,16 +10976,6 @@
       </w:pPr>
       <w:r>
         <w:rPr>
-          <w:rStyle w:val="Refdenotaalpie"/>
-          <w:rFonts w:ascii="Arial Narrow" w:eastAsia="Arial Narrow" w:hAnsi="Arial Narrow" w:cs="Arial Narrow"/>
-          <w:sz w:val="16"/>
-          <w:szCs w:val="16"/>
-          <w:vertAlign w:val="superscript"/>
-        </w:rPr>
-        <w:footnoteRef/>
-      </w:r>
-      <w:r>
-        <w:rPr>
           <w:rFonts w:ascii="Arial Narrow" w:eastAsia="Arial Narrow" w:hAnsi="Arial Narrow" w:cs="Arial Narrow"/>
           <w:sz w:val="16"/>
           <w:szCs w:val="16"/>
@@ -10910,7 +10990,15 @@
           <w:sz w:val="16"/>
           <w:szCs w:val="16"/>
         </w:rPr>
-        <w:t xml:space="preserve">DECRETO LEGISLATIVO 807, LEY SOBRE FACULTADES, NORMAS Y ORGANIZACIÓN DEL INDECOPI, publicado el 18 de abril de 1996</w:t>
+        <w:t xml:space="preserve">Artículo 26.-</w:t>
+      </w:r>
+      <w:r>
+        <w:rPr>
+          <w:rFonts w:ascii="Arial Narrow" w:eastAsia="Arial Narrow" w:hAnsi="Arial Narrow" w:cs="Arial Narrow"/>
+          <w:sz w:val="16"/>
+          <w:szCs w:val="16"/>
+        </w:rPr>
+        <w:t xml:space="preserve"> Una vez admitida a trámite la denuncia, se correrá traslado de la misma al denunciado, a fin de que éste presente su descargo. El plazo para la presentación del descargo será de cinco (5) días contados desde la notificación, vencido el cual, el Secretario Técnico declarará en rebeldía al denunciado que no lo hubiera presentado.</w:t>
       </w:r>
     </w:p>
     <w:p>
@@ -10924,6 +11012,33 @@
           <w:szCs w:val="16"/>
         </w:rPr>
       </w:pPr>
+    </w:p>
+  </w:footnote>
+  <w:footnote w:id="10">
+    <w:p>
+      <w:pPr>
+        <w:pStyle w:val="Textonotapie"/>
+        <w:tabs>
+          <w:tab w:val="left" w:pos="567"/>
+        </w:tabs>
+        <w:ind w:left="567" w:hanging="567"/>
+        <w:jc w:val="both"/>
+        <w:rPr>
+          <w:rFonts w:ascii="Arial Narrow" w:eastAsia="Arial Narrow" w:hAnsi="Arial Narrow" w:cs="Arial Narrow"/>
+          <w:sz w:val="16"/>
+          <w:szCs w:val="16"/>
+        </w:rPr>
+      </w:pPr>
+      <w:r>
+        <w:rPr>
+          <w:rStyle w:val="Refdenotaalpie"/>
+          <w:rFonts w:ascii="Arial Narrow" w:eastAsia="Arial Narrow" w:hAnsi="Arial Narrow" w:cs="Arial Narrow"/>
+          <w:sz w:val="16"/>
+          <w:szCs w:val="16"/>
+          <w:vertAlign w:val="superscript"/>
+        </w:rPr>
+        <w:footnoteRef/>
+      </w:r>
       <w:r>
         <w:rPr>
           <w:rFonts w:ascii="Arial Narrow" w:eastAsia="Arial Narrow" w:hAnsi="Arial Narrow" w:cs="Arial Narrow"/>
@@ -10940,15 +11055,7 @@
           <w:sz w:val="16"/>
           <w:szCs w:val="16"/>
         </w:rPr>
-        <w:t xml:space="preserve">Artículo 26.-</w:t>
-      </w:r>
-      <w:r>
-        <w:rPr>
-          <w:rFonts w:ascii="Arial Narrow" w:eastAsia="Arial Narrow" w:hAnsi="Arial Narrow" w:cs="Arial Narrow"/>
-          <w:sz w:val="16"/>
-          <w:szCs w:val="16"/>
-        </w:rPr>
-        <w:t xml:space="preserve"> Una vez admitida a trámite la denuncia, se correrá traslado de la misma al denunciado, a fin de que éste presente su descargo. El plazo para la presentación del descargo será de cinco (5) días contados desde la notificación, vencido el cual, el Secretario Técnico declarará en rebeldía al denunciado que no lo hubiera presentado.</w:t>
+        <w:t xml:space="preserve">DECRETO SUPREMO 006-2026-JUS, TEXTO ÚNICO ORDENADO DE LA LEY 27444, LEY DEL PROCEDIMIENTO ADMINISTRATIVO GENERAL, publicado el 30 de abril de 2026</w:t>
       </w:r>
     </w:p>
     <w:p>
@@ -10962,9 +11069,25 @@
           <w:szCs w:val="16"/>
         </w:rPr>
       </w:pPr>
-    </w:p>
-  </w:footnote>
-  <w:footnote w:id="15">
+      <w:r>
+        <w:rPr>
+          <w:rFonts w:ascii="Arial Narrow" w:eastAsia="Arial Narrow" w:hAnsi="Arial Narrow" w:cs="Arial Narrow"/>
+          <w:sz w:val="16"/>
+          <w:szCs w:val="16"/>
+        </w:rPr>
+        <w:tab/>
+      </w:r>
+      <w:r>
+        <w:rPr>
+          <w:rFonts w:ascii="Arial Narrow" w:eastAsia="Arial Narrow" w:hAnsi="Arial Narrow" w:cs="Arial Narrow"/>
+          <w:b/>
+          <w:bCs/>
+          <w:sz w:val="16"/>
+          <w:szCs w:val="16"/>
+        </w:rPr>
+        <w:t xml:space="preserve">Artículo 223.- Contestación de la reclamación</w:t>
+      </w:r>
+    </w:p>
     <w:p>
       <w:pPr>
         <w:pStyle w:val="Textonotapie"/>
@@ -10978,16 +11101,6 @@
       </w:pPr>
       <w:r>
         <w:rPr>
-          <w:rStyle w:val="Refdenotaalpie"/>
-          <w:rFonts w:ascii="Arial Narrow" w:eastAsia="Arial Narrow" w:hAnsi="Arial Narrow" w:cs="Arial Narrow"/>
-          <w:sz w:val="16"/>
-          <w:szCs w:val="16"/>
-          <w:vertAlign w:val="superscript"/>
-        </w:rPr>
-        <w:footnoteRef/>
-      </w:r>
-      <w:r>
-        <w:rPr>
           <w:rFonts w:ascii="Arial Narrow" w:eastAsia="Arial Narrow" w:hAnsi="Arial Narrow" w:cs="Arial Narrow"/>
           <w:sz w:val="16"/>
           <w:szCs w:val="16"/>
@@ -10997,12 +11110,10 @@
       <w:r>
         <w:rPr>
           <w:rFonts w:ascii="Arial Narrow" w:eastAsia="Arial Narrow" w:hAnsi="Arial Narrow" w:cs="Arial Narrow"/>
-          <w:b/>
-          <w:bCs/>
-          <w:sz w:val="16"/>
-          <w:szCs w:val="16"/>
-        </w:rPr>
-        <w:t xml:space="preserve">DECRETO SUPREMO 006-2026-JUS, TEXTO ÚNICO ORDENADO DE LA LEY 27444, LEY DEL PROCEDIMIENTO ADMINISTRATIVO GENERAL, publicado el 30 de abril de 2026</w:t>
+          <w:sz w:val="16"/>
+          <w:szCs w:val="16"/>
+        </w:rPr>
+        <w:t xml:space="preserve">223.1 El reclamado deberá presentar la contestación de la reclamación dentro de los quince (15) días posteriores a la notificación de ésta; vencido este plazo, la Administración declarará en rebeldía al reclamado que no la hubiera presentado. La contestación deberá contener los requisitos de los escritos previstos en el artículo 113 de la presente Ley, así como la absolución de todos los asuntos controvertidos de hecho y de derecho, Las alegaciones y los hechos relevantes de la reclamación, salvo que hayan sido específicamente negadas en la contestación, se tendrán por aceptadas o merituadas como ciertas.</w:t>
       </w:r>
     </w:p>
     <w:p>
@@ -11016,69 +11127,14 @@
           <w:szCs w:val="16"/>
         </w:rPr>
       </w:pPr>
-      <w:r>
-        <w:rPr>
-          <w:rFonts w:ascii="Arial Narrow" w:eastAsia="Arial Narrow" w:hAnsi="Arial Narrow" w:cs="Arial Narrow"/>
-          <w:sz w:val="16"/>
-          <w:szCs w:val="16"/>
-        </w:rPr>
-        <w:tab/>
-      </w:r>
-      <w:r>
-        <w:rPr>
-          <w:rFonts w:ascii="Arial Narrow" w:eastAsia="Arial Narrow" w:hAnsi="Arial Narrow" w:cs="Arial Narrow"/>
-          <w:b/>
-          <w:bCs/>
-          <w:sz w:val="16"/>
-          <w:szCs w:val="16"/>
-        </w:rPr>
-        <w:t xml:space="preserve">Artículo 223.- Contestación de la reclamación</w:t>
-      </w:r>
-    </w:p>
-    <w:p>
-      <w:pPr>
-        <w:pStyle w:val="Textonotapie"/>
-        <w:ind w:left="567" w:hanging="567"/>
-        <w:jc w:val="both"/>
-        <w:rPr>
-          <w:rFonts w:ascii="Arial Narrow" w:eastAsia="Arial Narrow" w:hAnsi="Arial Narrow" w:cs="Arial Narrow"/>
-          <w:sz w:val="16"/>
-          <w:szCs w:val="16"/>
-        </w:rPr>
-      </w:pPr>
-      <w:r>
-        <w:rPr>
-          <w:rFonts w:ascii="Arial Narrow" w:eastAsia="Arial Narrow" w:hAnsi="Arial Narrow" w:cs="Arial Narrow"/>
-          <w:sz w:val="16"/>
-          <w:szCs w:val="16"/>
-        </w:rPr>
-        <w:tab/>
-      </w:r>
-      <w:r>
-        <w:rPr>
-          <w:rFonts w:ascii="Arial Narrow" w:eastAsia="Arial Narrow" w:hAnsi="Arial Narrow" w:cs="Arial Narrow"/>
-          <w:sz w:val="16"/>
-          <w:szCs w:val="16"/>
-        </w:rPr>
-        <w:t xml:space="preserve">223.1 El reclamado deberá presentar la contestación de la reclamación dentro de los quince (15) días posteriores a la notificación de ésta; vencido este plazo, la Administración declarará en rebeldía al reclamado que no la hubiera presentado. La contestación deberá contener los requisitos de los escritos previstos en el artículo 113 de la presente Ley, así como la absolución de todos los asuntos controvertidos de hecho y de derecho, Las alegaciones y los hechos relevantes de la reclamación, salvo que hayan sido específicamente negadas en la contestación, se tendrán por aceptadas o merituadas como ciertas.</w:t>
-      </w:r>
-    </w:p>
-    <w:p>
-      <w:pPr>
-        <w:pStyle w:val="Textonotapie"/>
-        <w:ind w:left="567" w:hanging="567"/>
-        <w:jc w:val="both"/>
-        <w:rPr>
-          <w:rFonts w:ascii="Arial Narrow" w:eastAsia="Arial Narrow" w:hAnsi="Arial Narrow" w:cs="Arial Narrow"/>
-          <w:sz w:val="16"/>
-          <w:szCs w:val="16"/>
-        </w:rPr>
-      </w:pPr>
     </w:p>
   </w:footnote>
-  <w:footnote w:id="9">
-    <w:p>
-      <w:pPr>
+  <w:footnote w:id="11">
+    <w:p>
+      <w:pPr>
+        <w:tabs>
+          <w:tab w:val="left" w:pos="567"/>
+        </w:tabs>
         <w:spacing w:after="0" w:line="240" w:lineRule="auto"/>
         <w:ind w:left="567" w:hanging="567"/>
         <w:jc w:val="both"/>
@@ -11105,7 +11161,8 @@
           <w:szCs w:val="16"/>
           <w:vertAlign w:val="superscript"/>
         </w:rPr>
-        <w:t xml:space="preserve"> </w:t>
+        <w:tab/>
+        <w:t xml:space="preserve"/>
       </w:r>
       <w:r>
         <w:rPr>
@@ -11300,9 +11357,66 @@
       </w:pPr>
     </w:p>
   </w:footnote>
-  <w:footnote w:id="10">
-    <w:p>
-      <w:pPr>
+  <w:footnote w:id="12">
+    <w:p>
+      <w:pPr>
+        <w:pStyle w:val="Textonotapie"/>
+        <w:tabs>
+          <w:tab w:val="left" w:pos="567"/>
+        </w:tabs>
+        <w:ind w:left="567" w:right="-1" w:hanging="567"/>
+        <w:jc w:val="both"/>
+        <w:rPr>
+          <w:rFonts w:ascii="Arial Narrow" w:eastAsia="Arial Narrow" w:hAnsi="Arial Narrow" w:cs="Arial Narrow"/>
+          <w:b/>
+          <w:bCs/>
+          <w:sz w:val="16"/>
+          <w:szCs w:val="16"/>
+        </w:rPr>
+      </w:pPr>
+      <w:r>
+        <w:rPr>
+          <w:rStyle w:val="Refdenotaalpie"/>
+          <w:rFonts w:ascii="Arial Narrow" w:eastAsia="Arial Narrow" w:hAnsi="Arial Narrow" w:cs="Arial Narrow"/>
+          <w:sz w:val="16"/>
+          <w:szCs w:val="16"/>
+          <w:vertAlign w:val="superscript"/>
+        </w:rPr>
+        <w:footnoteRef/>
+      </w:r>
+      <w:r>
+        <w:rPr>
+          <w:rFonts w:ascii="Arial Narrow" w:eastAsia="Arial Narrow" w:hAnsi="Arial Narrow" w:cs="Arial Narrow"/>
+          <w:sz w:val="16"/>
+          <w:szCs w:val="16"/>
+        </w:rPr>
+        <w:tab/>
+        <w:t xml:space="preserve"/>
+      </w:r>
+      <w:r>
+        <w:rPr>
+          <w:rFonts w:ascii="Arial Narrow" w:eastAsia="Arial Narrow" w:hAnsi="Arial Narrow" w:cs="Arial Narrow"/>
+          <w:sz w:val="16"/>
+          <w:szCs w:val="16"/>
+        </w:rPr>
+        <w:tab/>
+      </w:r>
+      <w:r>
+        <w:rPr>
+          <w:rFonts w:ascii="Arial Narrow" w:eastAsia="Arial Narrow" w:hAnsi="Arial Narrow" w:cs="Arial Narrow"/>
+          <w:b/>
+          <w:bCs/>
+          <w:sz w:val="16"/>
+          <w:szCs w:val="16"/>
+        </w:rPr>
+        <w:t xml:space="preserve">LEY 29571, CÓDIGO DE PROTECCIÓN Y DEFENSA DEL CONSUMIDOR, publicado el 2 de setiembre de 2010 y modificado por Decreto Legislativo 1308 </w:t>
+      </w:r>
+    </w:p>
+    <w:p>
+      <w:pPr>
+        <w:tabs>
+          <w:tab w:val="left" w:pos="567"/>
+        </w:tabs>
         <w:spacing w:after="0" w:line="240" w:lineRule="auto"/>
         <w:ind w:left="567" w:hanging="567"/>
         <w:jc w:val="both"/>
@@ -11314,29 +11428,12 @@
       </w:pPr>
       <w:r>
         <w:rPr>
-          <w:rStyle w:val="Refdenotaalpie"/>
-          <w:rFonts w:ascii="Arial Narrow" w:eastAsia="Arial Narrow" w:hAnsi="Arial Narrow" w:cs="Arial Narrow"/>
-          <w:sz w:val="16"/>
-          <w:szCs w:val="16"/>
-          <w:vertAlign w:val="superscript"/>
-        </w:rPr>
-        <w:footnoteRef/>
-      </w:r>
-      <w:r>
-        <w:rPr>
-          <w:rFonts w:ascii="Arial Narrow" w:eastAsia="Arial Narrow" w:hAnsi="Arial Narrow" w:cs="Arial Narrow"/>
-          <w:sz w:val="16"/>
-          <w:szCs w:val="16"/>
-        </w:rPr>
-        <w:t xml:space="preserve"> </w:t>
-      </w:r>
-      <w:r>
-        <w:rPr>
           <w:rFonts w:ascii="Arial Narrow" w:eastAsia="Arial Narrow" w:hAnsi="Arial Narrow" w:cs="Arial Narrow"/>
           <w:sz w:val="16"/>
           <w:szCs w:val="16"/>
         </w:rPr>
         <w:tab/>
+        <w:t xml:space="preserve"/>
       </w:r>
       <w:r>
         <w:rPr>
@@ -11409,18 +11506,6 @@
         <w:tab/>
         <w:t>Las medidas correctivas complementarias pueden dictarse de oficio o a pedido de parte.</w:t>
       </w:r>
-    </w:p>
-    <w:p>
-      <w:pPr>
-        <w:spacing w:after="0" w:line="240" w:lineRule="auto"/>
-        <w:ind w:left="567" w:hanging="567"/>
-        <w:jc w:val="both"/>
-        <w:rPr>
-          <w:rFonts w:ascii="Arial Narrow" w:eastAsia="Arial Narrow" w:hAnsi="Arial Narrow" w:cs="Arial Narrow"/>
-          <w:sz w:val="16"/>
-          <w:szCs w:val="16"/>
-        </w:rPr>
-      </w:pPr>
     </w:p>
     <w:p>
       <w:pPr>
@@ -11635,8 +11720,12 @@
     </w:p>
     <w:p>
       <w:pPr>
-        <w:pStyle w:val="Sinespaciado"/>
-        <w:ind w:firstLine="567"/>
+        <w:numPr>
+          <w:ilvl w:val="0"/>
+          <w:numId w:val="1"/>
+        </w:numPr>
+        <w:spacing w:after="0" w:line="240" w:lineRule="auto"/>
+        <w:ind w:left="567" w:firstLine="0"/>
         <w:jc w:val="both"/>
         <w:rPr>
           <w:rFonts w:ascii="Arial Narrow" w:eastAsia="Arial Narrow" w:hAnsi="Arial Narrow" w:cs="Arial Narrow"/>
@@ -11655,8 +11744,12 @@
     </w:p>
     <w:p>
       <w:pPr>
-        <w:pStyle w:val="Sinespaciado"/>
-        <w:ind w:firstLine="567"/>
+        <w:numPr>
+          <w:ilvl w:val="0"/>
+          <w:numId w:val="1"/>
+        </w:numPr>
+        <w:spacing w:after="0" w:line="240" w:lineRule="auto"/>
+        <w:ind w:left="567" w:firstLine="0"/>
         <w:jc w:val="both"/>
         <w:rPr>
           <w:rFonts w:ascii="Arial Narrow" w:eastAsia="Arial Narrow" w:hAnsi="Arial Narrow" w:cs="Arial Narrow"/>
@@ -11818,10 +11911,22 @@
         <w:jc w:val="both"/>
         <w:rPr>
           <w:rFonts w:ascii="Arial Narrow" w:eastAsia="Arial Narrow" w:hAnsi="Arial Narrow" w:cs="Arial Narrow"/>
-          <w:sz w:val="16"/>
-          <w:szCs w:val="16"/>
-        </w:rPr>
-      </w:pPr>
+          <w:b/>
+          <w:bCs/>
+          <w:sz w:val="16"/>
+          <w:szCs w:val="16"/>
+        </w:rPr>
+      </w:pPr>
+      <w:r>
+        <w:rPr>
+          <w:rFonts w:ascii="Arial Narrow" w:eastAsia="Arial Narrow" w:hAnsi="Arial Narrow" w:cs="Arial Narrow"/>
+          <w:b/>
+          <w:bCs/>
+          <w:sz w:val="16"/>
+          <w:szCs w:val="16"/>
+        </w:rPr>
+        <w:t>Artículo 116.- Medidas correctivas complementarias</w:t>
+      </w:r>
     </w:p>
     <w:p>
       <w:pPr>
@@ -11830,21 +11935,17 @@
         <w:jc w:val="both"/>
         <w:rPr>
           <w:rFonts w:ascii="Arial Narrow" w:eastAsia="Arial Narrow" w:hAnsi="Arial Narrow" w:cs="Arial Narrow"/>
-          <w:b/>
-          <w:bCs/>
-          <w:sz w:val="16"/>
-          <w:szCs w:val="16"/>
-        </w:rPr>
-      </w:pPr>
-      <w:r>
-        <w:rPr>
-          <w:rFonts w:ascii="Arial Narrow" w:eastAsia="Arial Narrow" w:hAnsi="Arial Narrow" w:cs="Arial Narrow"/>
-          <w:b/>
-          <w:bCs/>
-          <w:sz w:val="16"/>
-          <w:szCs w:val="16"/>
-        </w:rPr>
-        <w:t>Artículo 116.- Medidas correctivas complementarias</w:t>
+          <w:sz w:val="16"/>
+          <w:szCs w:val="16"/>
+        </w:rPr>
+      </w:pPr>
+      <w:r>
+        <w:rPr>
+          <w:rFonts w:ascii="Arial Narrow" w:eastAsia="Arial Narrow" w:hAnsi="Arial Narrow" w:cs="Arial Narrow"/>
+          <w:sz w:val="16"/>
+          <w:szCs w:val="16"/>
+        </w:rPr>
+        <w:t xml:space="preserve">Las medidas correctivas complementarias tienen el objeto de revertir los efectos de la conducta infractora o evitar que esta se produzca nuevamente en el futuro y pueden ser, entre otras, las siguientes: </w:t>
       </w:r>
     </w:p>
     <w:p>
@@ -11864,7 +11965,7 @@
           <w:sz w:val="16"/>
           <w:szCs w:val="16"/>
         </w:rPr>
-        <w:t xml:space="preserve">Las medidas correctivas complementarias tienen el objeto de revertir los efectos de la conducta infractora o evitar que esta se produzca nuevamente en el futuro y pueden ser, entre otras, las siguientes: </w:t>
+        <w:t xml:space="preserve">a. Que el proveedor cumpla con atender la solicitud de información requerida por el consumidor, siempre que dicho requerimiento guarde relación con el producto adquirido o servicio contratado. </w:t>
       </w:r>
     </w:p>
     <w:p>
@@ -11884,7 +11985,7 @@
           <w:sz w:val="16"/>
           <w:szCs w:val="16"/>
         </w:rPr>
-        <w:t xml:space="preserve">a. Que el proveedor cumpla con atender la solicitud de información requerida por el consumidor, siempre que dicho requerimiento guarde relación con el producto adquirido o servicio contratado. </w:t>
+        <w:t xml:space="preserve">b. Declarar inexigibles las cláusulas que han sido identificadas como abusivas en el procedimiento. </w:t>
       </w:r>
     </w:p>
     <w:p>
@@ -11904,7 +12005,7 @@
           <w:sz w:val="16"/>
           <w:szCs w:val="16"/>
         </w:rPr>
-        <w:t xml:space="preserve">b. Declarar inexigibles las cláusulas que han sido identificadas como abusivas en el procedimiento. </w:t>
+        <w:t xml:space="preserve">c. El decomiso y destrucción de la mercadería, envases, envolturas o etiquetas. </w:t>
       </w:r>
     </w:p>
     <w:p>
@@ -11924,7 +12025,25 @@
           <w:sz w:val="16"/>
           <w:szCs w:val="16"/>
         </w:rPr>
-        <w:t xml:space="preserve">c. El decomiso y destrucción de la mercadería, envases, envolturas o etiquetas. </w:t>
+        <w:t xml:space="preserve">d. En caso de infracciones muy graves y de reincidencia o </w:t>
+      </w:r>
+      <w:proofErr w:type="spellStart"/>
+      <w:r>
+        <w:rPr>
+          <w:rFonts w:ascii="Arial Narrow" w:eastAsia="Arial Narrow" w:hAnsi="Arial Narrow" w:cs="Arial Narrow"/>
+          <w:sz w:val="16"/>
+          <w:szCs w:val="16"/>
+        </w:rPr>
+        <w:t>reiterancia</w:t>
+      </w:r>
+      <w:proofErr w:type="spellEnd"/>
+      <w:r>
+        <w:rPr>
+          <w:rFonts w:ascii="Arial Narrow" w:eastAsia="Arial Narrow" w:hAnsi="Arial Narrow" w:cs="Arial Narrow"/>
+          <w:sz w:val="16"/>
+          <w:szCs w:val="16"/>
+        </w:rPr>
+        <w:t xml:space="preserve">: </w:t>
       </w:r>
     </w:p>
     <w:p>
@@ -11944,25 +12063,7 @@
           <w:sz w:val="16"/>
           <w:szCs w:val="16"/>
         </w:rPr>
-        <w:t xml:space="preserve">d. En caso de infracciones muy graves y de reincidencia o </w:t>
-      </w:r>
-      <w:proofErr w:type="spellStart"/>
-      <w:r>
-        <w:rPr>
-          <w:rFonts w:ascii="Arial Narrow" w:eastAsia="Arial Narrow" w:hAnsi="Arial Narrow" w:cs="Arial Narrow"/>
-          <w:sz w:val="16"/>
-          <w:szCs w:val="16"/>
-        </w:rPr>
-        <w:t>reiterancia</w:t>
-      </w:r>
-      <w:proofErr w:type="spellEnd"/>
-      <w:r>
-        <w:rPr>
-          <w:rFonts w:ascii="Arial Narrow" w:eastAsia="Arial Narrow" w:hAnsi="Arial Narrow" w:cs="Arial Narrow"/>
-          <w:sz w:val="16"/>
-          <w:szCs w:val="16"/>
-        </w:rPr>
-        <w:t xml:space="preserve">: </w:t>
+        <w:t xml:space="preserve">(i) Solicitar a la autoridad correspondiente la clausura temporal del establecimiento industrial, comercial o de servicios por un plazo máximo de seis (6) meses. </w:t>
       </w:r>
     </w:p>
     <w:p>
@@ -11982,7 +12083,25 @@
           <w:sz w:val="16"/>
           <w:szCs w:val="16"/>
         </w:rPr>
-        <w:t xml:space="preserve">(i) Solicitar a la autoridad correspondiente la clausura temporal del establecimiento industrial, comercial o de servicios por un plazo máximo de seis (6) meses. </w:t>
+        <w:t>(</w:t>
+      </w:r>
+      <w:proofErr w:type="spellStart"/>
+      <w:r>
+        <w:rPr>
+          <w:rFonts w:ascii="Arial Narrow" w:eastAsia="Arial Narrow" w:hAnsi="Arial Narrow" w:cs="Arial Narrow"/>
+          <w:sz w:val="16"/>
+          <w:szCs w:val="16"/>
+        </w:rPr>
+        <w:t>ii</w:t>
+      </w:r>
+      <w:proofErr w:type="spellEnd"/>
+      <w:r>
+        <w:rPr>
+          <w:rFonts w:ascii="Arial Narrow" w:eastAsia="Arial Narrow" w:hAnsi="Arial Narrow" w:cs="Arial Narrow"/>
+          <w:sz w:val="16"/>
+          <w:szCs w:val="16"/>
+        </w:rPr>
+        <w:t xml:space="preserve">) Solicitar a la autoridad competente la inhabilitación, temporal o permanente, del proveedor en función de los alcances de la infracción sancionada. </w:t>
       </w:r>
     </w:p>
     <w:p>
@@ -12002,7 +12121,7 @@
           <w:sz w:val="16"/>
           <w:szCs w:val="16"/>
         </w:rPr>
-        <w:t>(</w:t>
+        <w:t xml:space="preserve">e. Publicación de avisos </w:t>
       </w:r>
       <w:proofErr w:type="spellStart"/>
       <w:r>
@@ -12011,7 +12130,7 @@
           <w:sz w:val="16"/>
           <w:szCs w:val="16"/>
         </w:rPr>
-        <w:t>ii</w:t>
+        <w:t>rectificatorios</w:t>
       </w:r>
       <w:proofErr w:type="spellEnd"/>
       <w:r>
@@ -12020,7 +12139,7 @@
           <w:sz w:val="16"/>
           <w:szCs w:val="16"/>
         </w:rPr>
-        <w:t xml:space="preserve">) Solicitar a la autoridad competente la inhabilitación, temporal o permanente, del proveedor en función de los alcances de la infracción sancionada. </w:t>
+        <w:t xml:space="preserve"> o informativos en la forma que determine el Indecopi, tomando en consideración los medios que resulten idóneos para revertir los efectos que el acto objeto de sanción ha ocasionado. </w:t>
       </w:r>
     </w:p>
     <w:p>
@@ -12040,25 +12159,7 @@
           <w:sz w:val="16"/>
           <w:szCs w:val="16"/>
         </w:rPr>
-        <w:t xml:space="preserve">e. Publicación de avisos </w:t>
-      </w:r>
-      <w:proofErr w:type="spellStart"/>
-      <w:r>
-        <w:rPr>
-          <w:rFonts w:ascii="Arial Narrow" w:eastAsia="Arial Narrow" w:hAnsi="Arial Narrow" w:cs="Arial Narrow"/>
-          <w:sz w:val="16"/>
-          <w:szCs w:val="16"/>
-        </w:rPr>
-        <w:t>rectificatorios</w:t>
-      </w:r>
-      <w:proofErr w:type="spellEnd"/>
-      <w:r>
-        <w:rPr>
-          <w:rFonts w:ascii="Arial Narrow" w:eastAsia="Arial Narrow" w:hAnsi="Arial Narrow" w:cs="Arial Narrow"/>
-          <w:sz w:val="16"/>
-          <w:szCs w:val="16"/>
-        </w:rPr>
-        <w:t xml:space="preserve"> o informativos en la forma que determine el Indecopi, tomando en consideración los medios que resulten idóneos para revertir los efectos que el acto objeto de sanción ha ocasionado. </w:t>
+        <w:t xml:space="preserve">f. Cualquier otra medida correctiva que tenga el objeto de revertir los efectos de la conducta infractora o evitar que esta se produzca nuevamente en el futuro. </w:t>
       </w:r>
     </w:p>
     <w:p>
@@ -12078,26 +12179,6 @@
           <w:sz w:val="16"/>
           <w:szCs w:val="16"/>
         </w:rPr>
-        <w:t xml:space="preserve">f. Cualquier otra medida correctiva que tenga el objeto de revertir los efectos de la conducta infractora o evitar que esta se produzca nuevamente en el futuro. </w:t>
-      </w:r>
-    </w:p>
-    <w:p>
-      <w:pPr>
-        <w:spacing w:after="0" w:line="240" w:lineRule="auto"/>
-        <w:ind w:left="567"/>
-        <w:jc w:val="both"/>
-        <w:rPr>
-          <w:rFonts w:ascii="Arial Narrow" w:eastAsia="Arial Narrow" w:hAnsi="Arial Narrow" w:cs="Arial Narrow"/>
-          <w:sz w:val="16"/>
-          <w:szCs w:val="16"/>
-        </w:rPr>
-      </w:pPr>
-      <w:r>
-        <w:rPr>
-          <w:rFonts w:ascii="Arial Narrow" w:eastAsia="Arial Narrow" w:hAnsi="Arial Narrow" w:cs="Arial Narrow"/>
-          <w:sz w:val="16"/>
-          <w:szCs w:val="16"/>
-        </w:rPr>
         <w:t>El Indecopi está facultado para solicitar a la autoridad municipal y policial el apoyo respectivo para la ejecución de las medidas correctivas complementarias correspondientes.</w:t>
       </w:r>
     </w:p>
@@ -12114,7 +12195,7 @@
       </w:pPr>
     </w:p>
   </w:footnote>
-  <w:footnote w:id="11">
+  <w:footnote w:id="13">
     <w:p>
       <w:pPr>
         <w:pStyle w:val="Textonotapie"/>
@@ -12146,7 +12227,8 @@
           <w:sz w:val="16"/>
           <w:szCs w:val="16"/>
         </w:rPr>
-        <w:t xml:space="preserve"> </w:t>
+        <w:tab/>
+        <w:t xml:space="preserve"/>
       </w:r>
       <w:r>
         <w:rPr>
@@ -12337,7 +12419,155 @@
       </w:pPr>
     </w:p>
   </w:footnote>
-  <w:footnote w:id="12">
+  <w:footnote w:id="14">
+    <w:p>
+      <w:pPr>
+        <w:autoSpaceDE w:val="0"/>
+        <w:autoSpaceDN w:val="0"/>
+        <w:adjustRightInd w:val="0"/>
+        <w:tabs>
+          <w:tab w:val="left" w:pos="567"/>
+        </w:tabs>
+        <w:spacing w:after="0" w:line="240" w:lineRule="auto"/>
+        <w:ind w:left="567" w:hanging="567"/>
+        <w:jc w:val="both"/>
+        <w:rPr>
+          <w:rFonts w:ascii="Arial Narrow" w:eastAsia="Arial Narrow" w:hAnsi="Arial Narrow" w:cs="Arial Narrow"/>
+          <w:b/>
+          <w:bCs/>
+          <w:sz w:val="16"/>
+          <w:szCs w:val="16"/>
+        </w:rPr>
+      </w:pPr>
+      <w:r>
+        <w:rPr>
+          <w:rStyle w:val="Refdenotaalpie"/>
+          <w:rFonts w:ascii="Arial Narrow" w:eastAsia="Arial Narrow" w:hAnsi="Arial Narrow" w:cs="Arial Narrow"/>
+          <w:b/>
+          <w:bCs/>
+          <w:sz w:val="16"/>
+          <w:szCs w:val="16"/>
+          <w:vertAlign w:val="superscript"/>
+        </w:rPr>
+        <w:footnoteRef/>
+      </w:r>
+      <w:r>
+        <w:rPr>
+          <w:rFonts w:ascii="Arial Narrow" w:eastAsia="Arial Narrow" w:hAnsi="Arial Narrow" w:cs="Arial Narrow"/>
+          <w:b/>
+          <w:bCs/>
+          <w:sz w:val="16"/>
+          <w:szCs w:val="16"/>
+        </w:rPr>
+        <w:tab/>
+        <w:t xml:space="preserve"/>
+      </w:r>
+      <w:r>
+        <w:rPr>
+          <w:rFonts w:ascii="Arial Narrow" w:eastAsia="Arial Narrow" w:hAnsi="Arial Narrow" w:cs="Arial Narrow"/>
+          <w:b/>
+          <w:bCs/>
+          <w:sz w:val="16"/>
+          <w:szCs w:val="16"/>
+        </w:rPr>
+        <w:tab/>
+        <w:t xml:space="preserve">DECRETO LEGISLATIVO </w:t>
+      </w:r>
+      <w:proofErr w:type="spellStart"/>
+      <w:r>
+        <w:rPr>
+          <w:rFonts w:ascii="Arial Narrow" w:eastAsia="Arial Narrow" w:hAnsi="Arial Narrow" w:cs="Arial Narrow"/>
+          <w:b/>
+          <w:bCs/>
+          <w:sz w:val="16"/>
+          <w:szCs w:val="16"/>
+        </w:rPr>
+        <w:t/>
+      </w:r>
+      <w:proofErr w:type="spellEnd"/>
+      <w:r>
+        <w:rPr>
+          <w:rFonts w:ascii="Arial Narrow" w:eastAsia="Arial Narrow" w:hAnsi="Arial Narrow" w:cs="Arial Narrow"/>
+          <w:b/>
+          <w:bCs/>
+          <w:sz w:val="16"/>
+          <w:szCs w:val="16"/>
+        </w:rPr>
+        <w:t xml:space="preserve">807, LEY SOBRE FACULTADES, NORMAS Y ORGANIZACIÓN DEL INDECOPI FACULTADES DE LAS COMISIONES Y OFICINAS DEL INDECOPI</w:t>
+      </w:r>
+    </w:p>
+    <w:p>
+      <w:pPr>
+        <w:pStyle w:val="NormalWeb"/>
+        <w:spacing w:after="0" w:line="240" w:lineRule="auto"/>
+        <w:ind w:left="567"/>
+        <w:jc w:val="both"/>
+        <w:rPr>
+          <w:rFonts w:ascii="Arial Narrow" w:eastAsia="Arial Narrow" w:hAnsi="Arial Narrow" w:cs="Arial Narrow"/>
+          <w:bCs/>
+          <w:sz w:val="16"/>
+          <w:szCs w:val="16"/>
+        </w:rPr>
+      </w:pPr>
+      <w:r>
+        <w:rPr>
+          <w:rFonts w:ascii="Arial Narrow" w:eastAsia="Arial Narrow" w:hAnsi="Arial Narrow" w:cs="Arial Narrow"/>
+          <w:b/>
+          <w:sz w:val="16"/>
+          <w:szCs w:val="16"/>
+        </w:rPr>
+        <w:t xml:space="preserve">Artículo 29.- </w:t>
+      </w:r>
+      <w:r>
+        <w:rPr>
+          <w:rFonts w:ascii="Arial Narrow" w:eastAsia="Arial Narrow" w:hAnsi="Arial Narrow" w:cs="Arial Narrow"/>
+          <w:bCs/>
+          <w:sz w:val="16"/>
+          <w:szCs w:val="16"/>
+        </w:rPr>
+        <w:t xml:space="preserve">En cualquier estado del procedimiento, e incluso antes de admitirse a trámite la denuncia, el </w:t>
+      </w:r>
+      <w:proofErr w:type="gramStart"/>
+      <w:r>
+        <w:rPr>
+          <w:rFonts w:ascii="Arial Narrow" w:eastAsia="Arial Narrow" w:hAnsi="Arial Narrow" w:cs="Arial Narrow"/>
+          <w:bCs/>
+          <w:sz w:val="16"/>
+          <w:szCs w:val="16"/>
+        </w:rPr>
+        <w:t>Secretario Técnico</w:t>
+      </w:r>
+      <w:proofErr w:type="gramEnd"/>
+      <w:r>
+        <w:rPr>
+          <w:rFonts w:ascii="Arial Narrow" w:eastAsia="Arial Narrow" w:hAnsi="Arial Narrow" w:cs="Arial Narrow"/>
+          <w:bCs/>
+          <w:sz w:val="16"/>
+          <w:szCs w:val="16"/>
+        </w:rPr>
+        <w:t xml:space="preserve"> podrá citar a las partes a audiencia de conciliación. La audiencia se desarrollará ante el </w:t>
+      </w:r>
+      <w:proofErr w:type="gramStart"/>
+      <w:r>
+        <w:rPr>
+          <w:rFonts w:ascii="Arial Narrow" w:eastAsia="Arial Narrow" w:hAnsi="Arial Narrow" w:cs="Arial Narrow"/>
+          <w:bCs/>
+          <w:sz w:val="16"/>
+          <w:szCs w:val="16"/>
+        </w:rPr>
+        <w:t>Secretario Técnico</w:t>
+      </w:r>
+      <w:proofErr w:type="gramEnd"/>
+      <w:r>
+        <w:rPr>
+          <w:rFonts w:ascii="Arial Narrow" w:eastAsia="Arial Narrow" w:hAnsi="Arial Narrow" w:cs="Arial Narrow"/>
+          <w:bCs/>
+          <w:sz w:val="16"/>
+          <w:szCs w:val="16"/>
+        </w:rPr>
+        <w:t xml:space="preserve"> o ante la persona que este designe. Si ambas partes arribaran a un acuerdo respecto de la denuncia, se levantará un acta donde conste el acuerdo respectivo, el mismo que tendrá efectos de transacción extrajudicial. En cualquier caso, la Comisión podrá continuar de oficio el procedimiento, si del análisis de los hechos denunciados considera que podría estarse afectando intereses de terceros.</w:t>
+      </w:r>
+    </w:p>
     <w:p>
       <w:pPr>
         <w:autoSpaceDE w:val="0"/>
@@ -12354,12 +12584,27 @@
           <w:szCs w:val="16"/>
         </w:rPr>
       </w:pPr>
+    </w:p>
+  </w:footnote>
+  <w:footnote w:id="15">
+    <w:p>
+      <w:pPr>
+        <w:pStyle w:val="Textonotapie"/>
+        <w:tabs>
+          <w:tab w:val="left" w:pos="567"/>
+        </w:tabs>
+        <w:ind w:left="567" w:hanging="567"/>
+        <w:jc w:val="both"/>
+        <w:rPr>
+          <w:rFonts w:ascii="Arial Narrow" w:eastAsia="Arial Narrow" w:hAnsi="Arial Narrow" w:cs="Arial Narrow"/>
+          <w:sz w:val="16"/>
+          <w:szCs w:val="16"/>
+        </w:rPr>
+      </w:pPr>
       <w:r>
         <w:rPr>
           <w:rStyle w:val="Refdenotaalpie"/>
           <w:rFonts w:ascii="Arial Narrow" w:eastAsia="Arial Narrow" w:hAnsi="Arial Narrow" w:cs="Arial Narrow"/>
-          <w:b/>
-          <w:bCs/>
           <w:sz w:val="16"/>
           <w:szCs w:val="16"/>
           <w:vertAlign w:val="superscript"/>
@@ -12369,166 +12614,11 @@
       <w:r>
         <w:rPr>
           <w:rFonts w:ascii="Arial Narrow" w:eastAsia="Arial Narrow" w:hAnsi="Arial Narrow" w:cs="Arial Narrow"/>
-          <w:b/>
-          <w:bCs/>
-          <w:sz w:val="16"/>
-          <w:szCs w:val="16"/>
-        </w:rPr>
-        <w:t xml:space="preserve"> </w:t>
-      </w:r>
-      <w:r>
-        <w:rPr>
-          <w:rFonts w:ascii="Arial Narrow" w:eastAsia="Arial Narrow" w:hAnsi="Arial Narrow" w:cs="Arial Narrow"/>
-          <w:b/>
-          <w:bCs/>
           <w:sz w:val="16"/>
           <w:szCs w:val="16"/>
         </w:rPr>
         <w:tab/>
-        <w:t xml:space="preserve">DECRETO LEGISLATIVO </w:t>
-      </w:r>
-      <w:proofErr w:type="spellStart"/>
-      <w:r>
-        <w:rPr>
-          <w:rFonts w:ascii="Arial Narrow" w:eastAsia="Arial Narrow" w:hAnsi="Arial Narrow" w:cs="Arial Narrow"/>
-          <w:b/>
-          <w:bCs/>
-          <w:sz w:val="16"/>
-          <w:szCs w:val="16"/>
-        </w:rPr>
-        <w:t/>
-      </w:r>
-      <w:proofErr w:type="spellEnd"/>
-      <w:r>
-        <w:rPr>
-          <w:rFonts w:ascii="Arial Narrow" w:eastAsia="Arial Narrow" w:hAnsi="Arial Narrow" w:cs="Arial Narrow"/>
-          <w:b/>
-          <w:bCs/>
-          <w:sz w:val="16"/>
-          <w:szCs w:val="16"/>
-        </w:rPr>
-        <w:t xml:space="preserve"> 807, LEY SOBRE FACULTADES, NORMAS Y ORGANIZACIÓN DEL INDECOPI FACULTADES DE LAS COMISIONES Y OFICINAS DEL INDECOPI</w:t>
-      </w:r>
-    </w:p>
-    <w:p>
-      <w:pPr>
-        <w:pStyle w:val="NormalWeb"/>
-        <w:spacing w:after="0" w:line="240" w:lineRule="auto"/>
-        <w:ind w:left="567"/>
-        <w:jc w:val="both"/>
-        <w:rPr>
-          <w:rFonts w:ascii="Arial Narrow" w:eastAsia="Arial Narrow" w:hAnsi="Arial Narrow" w:cs="Arial Narrow"/>
-          <w:bCs/>
-          <w:sz w:val="16"/>
-          <w:szCs w:val="16"/>
-        </w:rPr>
-      </w:pPr>
-      <w:r>
-        <w:rPr>
-          <w:rFonts w:ascii="Arial Narrow" w:eastAsia="Arial Narrow" w:hAnsi="Arial Narrow" w:cs="Arial Narrow"/>
-          <w:b/>
-          <w:sz w:val="16"/>
-          <w:szCs w:val="16"/>
-        </w:rPr>
-        <w:t xml:space="preserve">Artículo 29.- </w:t>
-      </w:r>
-      <w:r>
-        <w:rPr>
-          <w:rFonts w:ascii="Arial Narrow" w:eastAsia="Arial Narrow" w:hAnsi="Arial Narrow" w:cs="Arial Narrow"/>
-          <w:bCs/>
-          <w:sz w:val="16"/>
-          <w:szCs w:val="16"/>
-        </w:rPr>
-        <w:t xml:space="preserve">En cualquier estado del procedimiento, e incluso antes de admitirse a trámite la denuncia, el </w:t>
-      </w:r>
-      <w:proofErr w:type="gramStart"/>
-      <w:r>
-        <w:rPr>
-          <w:rFonts w:ascii="Arial Narrow" w:eastAsia="Arial Narrow" w:hAnsi="Arial Narrow" w:cs="Arial Narrow"/>
-          <w:bCs/>
-          <w:sz w:val="16"/>
-          <w:szCs w:val="16"/>
-        </w:rPr>
-        <w:t>Secretario Técnico</w:t>
-      </w:r>
-      <w:proofErr w:type="gramEnd"/>
-      <w:r>
-        <w:rPr>
-          <w:rFonts w:ascii="Arial Narrow" w:eastAsia="Arial Narrow" w:hAnsi="Arial Narrow" w:cs="Arial Narrow"/>
-          <w:bCs/>
-          <w:sz w:val="16"/>
-          <w:szCs w:val="16"/>
-        </w:rPr>
-        <w:t xml:space="preserve"> podrá citar a las partes a audiencia de conciliación. La audiencia se desarrollará ante el </w:t>
-      </w:r>
-      <w:proofErr w:type="gramStart"/>
-      <w:r>
-        <w:rPr>
-          <w:rFonts w:ascii="Arial Narrow" w:eastAsia="Arial Narrow" w:hAnsi="Arial Narrow" w:cs="Arial Narrow"/>
-          <w:bCs/>
-          <w:sz w:val="16"/>
-          <w:szCs w:val="16"/>
-        </w:rPr>
-        <w:t>Secretario Técnico</w:t>
-      </w:r>
-      <w:proofErr w:type="gramEnd"/>
-      <w:r>
-        <w:rPr>
-          <w:rFonts w:ascii="Arial Narrow" w:eastAsia="Arial Narrow" w:hAnsi="Arial Narrow" w:cs="Arial Narrow"/>
-          <w:bCs/>
-          <w:sz w:val="16"/>
-          <w:szCs w:val="16"/>
-        </w:rPr>
-        <w:t xml:space="preserve"> o ante la persona que este designe. Si ambas partes arribaran a un acuerdo respecto de la denuncia, se levantará un acta donde conste el acuerdo respectivo, el mismo que tendrá efectos de transacción extrajudicial. En cualquier caso, la Comisión podrá continuar de oficio el procedimiento, si del análisis de los hechos denunciados considera que podría estarse afectando intereses de terceros.</w:t>
-      </w:r>
-    </w:p>
-    <w:p>
-      <w:pPr>
-        <w:autoSpaceDE w:val="0"/>
-        <w:autoSpaceDN w:val="0"/>
-        <w:adjustRightInd w:val="0"/>
-        <w:spacing w:after="0" w:line="240" w:lineRule="auto"/>
-        <w:ind w:left="567" w:hanging="567"/>
-        <w:jc w:val="both"/>
-        <w:rPr>
-          <w:rFonts w:ascii="Arial Narrow" w:eastAsia="Arial Narrow" w:hAnsi="Arial Narrow" w:cs="Arial Narrow"/>
-          <w:b/>
-          <w:bCs/>
-          <w:sz w:val="16"/>
-          <w:szCs w:val="16"/>
-        </w:rPr>
-      </w:pPr>
-    </w:p>
-  </w:footnote>
-  <w:footnote w:id="13">
-    <w:p>
-      <w:pPr>
-        <w:pStyle w:val="Textonotapie"/>
-        <w:ind w:left="567" w:hanging="567"/>
-        <w:jc w:val="both"/>
-        <w:rPr>
-          <w:rFonts w:ascii="Arial Narrow" w:eastAsia="Arial Narrow" w:hAnsi="Arial Narrow" w:cs="Arial Narrow"/>
-          <w:sz w:val="16"/>
-          <w:szCs w:val="16"/>
-        </w:rPr>
-      </w:pPr>
-      <w:r>
-        <w:rPr>
-          <w:rStyle w:val="Refdenotaalpie"/>
-          <w:rFonts w:ascii="Arial Narrow" w:eastAsia="Arial Narrow" w:hAnsi="Arial Narrow" w:cs="Arial Narrow"/>
-          <w:sz w:val="16"/>
-          <w:szCs w:val="16"/>
-          <w:vertAlign w:val="superscript"/>
-        </w:rPr>
-        <w:footnoteRef/>
-      </w:r>
-      <w:r>
-        <w:rPr>
-          <w:rFonts w:ascii="Arial Narrow" w:eastAsia="Arial Narrow" w:hAnsi="Arial Narrow" w:cs="Arial Narrow"/>
-          <w:sz w:val="16"/>
-          <w:szCs w:val="16"/>
-        </w:rPr>
-        <w:t xml:space="preserve"> </w:t>
+        <w:t xml:space="preserve"/>
       </w:r>
       <w:r>
         <w:rPr>

--- a/plantillas_maestras/04_seguro_proteccion_tarjetas_y_dinero/negativa_cobertura/2_ddos_banco_y_aseguradora/varon/TPL_0718_2025_SEGURO_PROTECCION_TARJETAS_Y_DINERO_NEGATIVA_COBERTURA_BANCO_VARON_R1.docx
+++ b/plantillas_maestras/04_seguro_proteccion_tarjetas_y_dinero/negativa_cobertura/2_ddos_banco_y_aseguradora/varon/TPL_0718_2025_SEGURO_PROTECCION_TARJETAS_Y_DINERO_NEGATIVA_COBERTURA_BANCO_VARON_R1.docx
@@ -692,7 +692,7 @@
     </w:p>
     <w:p>
       <w:pPr>
-        <w:spacing w:after="0" w:line="240" w:lineRule="auto"/>
+        <w:spacing w:before="0" w:after="0" w:line="240" w:lineRule="auto"/>
         <w:jc w:val="both"/>
         <w:rPr>
           <w:rFonts w:ascii="Arial Narrow" w:eastAsia="Arial Narrow" w:hAnsi="Arial Narrow" w:cs="Arial Narrow"/>
@@ -878,10 +878,10 @@
     </w:p>
     <w:p>
       <w:pPr>
+        <w:spacing w:before="0" w:after="0" w:line="240" w:lineRule="auto"/>
         <w:tabs>
           <w:tab w:val="left" w:pos="1134"/>
         </w:tabs>
-        <w:spacing w:after="0" w:line="240" w:lineRule="auto"/>
         <w:jc w:val="both"/>
         <w:rPr>
           <w:rFonts w:ascii="Arial Narrow" w:eastAsia="Arial Narrow" w:hAnsi="Arial Narrow" w:cs="Arial Narrow"/>
@@ -1078,7 +1078,7 @@
     <w:p>
       <w:pPr>
         <w:pStyle w:val="Prrafodelista"/>
-        <w:spacing w:after="0" w:line="240" w:lineRule="auto"/>
+        <w:spacing w:before="0" w:after="0" w:line="240" w:lineRule="auto"/>
         <w:ind w:left="1134"/>
         <w:jc w:val="both"/>
         <w:rPr>
@@ -1240,7 +1240,7 @@
     <w:p>
       <w:pPr>
         <w:pStyle w:val="Prrafodelista"/>
-        <w:spacing w:after="0"/>
+        <w:spacing w:before="0" w:after="0" w:line="240" w:lineRule="auto"/>
         <w:ind w:left="1134"/>
         <w:jc w:val="both"/>
         <w:rPr>
@@ -1684,7 +1684,7 @@
     <w:p>
       <w:pPr>
         <w:pStyle w:val="Prrafodelista"/>
-        <w:spacing w:after="0"/>
+        <w:spacing w:before="0" w:after="0" w:line="240" w:lineRule="auto"/>
         <w:ind w:left="1134"/>
         <w:jc w:val="both"/>
         <w:rPr>
@@ -1992,7 +1992,7 @@
     <w:p>
       <w:pPr>
         <w:pStyle w:val="Prrafodelista"/>
-        <w:spacing w:after="0"/>
+        <w:spacing w:before="0" w:after="0" w:line="240" w:lineRule="auto"/>
         <w:ind w:left="1134"/>
         <w:jc w:val="both"/>
         <w:rPr>
@@ -2273,7 +2273,7 @@
     </w:p>
     <w:p>
       <w:pPr>
-        <w:spacing w:after="0"/>
+        <w:spacing w:before="0" w:after="0" w:line="240" w:lineRule="auto"/>
         <w:jc w:val="both"/>
         <w:rPr>
           <w:rFonts w:ascii="Arial Narrow" w:eastAsia="Arial Narrow" w:hAnsi="Arial Narrow" w:cs="Arial Narrow"/>
@@ -2387,7 +2387,7 @@
     </w:p>
     <w:p>
       <w:pPr>
-        <w:spacing w:after="0"/>
+        <w:spacing w:before="0" w:after="0" w:line="240" w:lineRule="auto"/>
         <w:jc w:val="both"/>
         <w:rPr>
           <w:rFonts w:ascii="Arial Narrow" w:eastAsia="Arial Narrow" w:hAnsi="Arial Narrow" w:cs="Arial Narrow"/>
@@ -2475,7 +2475,7 @@
     </w:p>
     <w:p>
       <w:pPr>
-        <w:spacing w:after="0"/>
+        <w:spacing w:before="0" w:after="0" w:line="240" w:lineRule="auto"/>
         <w:jc w:val="both"/>
         <w:rPr>
           <w:rFonts w:ascii="Arial Narrow" w:eastAsia="Arial Narrow" w:hAnsi="Arial Narrow" w:cs="Arial Narrow"/>
@@ -2614,6 +2614,7 @@
     <w:p>
       <w:pPr>
         <w:pStyle w:val="Prrafodelista"/>
+        <w:spacing w:before="0" w:after="0" w:line="240" w:lineRule="auto"/>
         <w:rPr>
           <w:rFonts w:ascii="Arial Narrow" w:eastAsia="Arial Narrow" w:hAnsi="Arial Narrow" w:cs="Arial Narrow"/>
           <w:color w:val="000000"/>
@@ -2689,10 +2690,10 @@
     </w:p>
     <w:p>
       <w:pPr>
+        <w:spacing w:before="0" w:after="0" w:line="240" w:lineRule="auto"/>
         <w:tabs>
           <w:tab w:val="left" w:pos="1134"/>
         </w:tabs>
-        <w:spacing w:after="0" w:line="240" w:lineRule="auto"/>
         <w:jc w:val="both"/>
         <w:rPr>
           <w:rFonts w:ascii="Arial Narrow" w:eastAsia="Arial Narrow" w:hAnsi="Arial Narrow" w:cs="Arial Narrow"/>
@@ -3485,7 +3486,7 @@
     </w:p>
     <w:p>
       <w:pPr>
-        <w:spacing w:after="0" w:line="240" w:lineRule="auto"/>
+        <w:spacing w:before="0" w:after="0" w:line="240" w:lineRule="auto"/>
         <w:contextualSpacing/>
         <w:jc w:val="both"/>
         <w:rPr>
@@ -3541,7 +3542,7 @@
     </w:p>
     <w:p>
       <w:pPr>
-        <w:spacing w:after="0" w:line="240" w:lineRule="auto"/>
+        <w:spacing w:before="0" w:after="0" w:line="240" w:lineRule="auto"/>
         <w:ind w:left="567"/>
         <w:contextualSpacing/>
         <w:jc w:val="both"/>
@@ -3772,6 +3773,7 @@
     <w:p>
       <w:pPr>
         <w:pStyle w:val="Prrafodelista"/>
+        <w:spacing w:before="0" w:after="0" w:line="240" w:lineRule="auto"/>
         <w:rPr>
           <w:rFonts w:ascii="Arial Narrow" w:eastAsia="Arial Narrow" w:hAnsi="Arial Narrow" w:cs="Arial Narrow"/>
           <w:kern w:val="0"/>
@@ -3906,6 +3908,7 @@
     <w:p>
       <w:pPr>
         <w:pStyle w:val="Prrafodelista"/>
+        <w:spacing w:before="0" w:after="0" w:line="240" w:lineRule="auto"/>
         <w:rPr>
           <w:rFonts w:ascii="Arial Narrow" w:eastAsia="Arial Narrow" w:hAnsi="Arial Narrow" w:cs="Arial Narrow"/>
           <w:kern w:val="0"/>
@@ -4045,7 +4048,7 @@
     </w:p>
     <w:p>
       <w:pPr>
-        <w:spacing w:after="0" w:line="240" w:lineRule="auto"/>
+        <w:spacing w:before="0" w:after="0" w:line="240" w:lineRule="auto"/>
         <w:jc w:val="both"/>
         <w:rPr>
           <w:rFonts w:ascii="Arial Narrow" w:eastAsia="Arial Narrow" w:hAnsi="Arial Narrow" w:cs="Arial Narrow"/>
@@ -4243,7 +4246,7 @@
     </w:p>
     <w:p>
       <w:pPr>
-        <w:spacing w:after="0" w:line="240" w:lineRule="auto"/>
+        <w:spacing w:before="0" w:after="0" w:line="240" w:lineRule="auto"/>
         <w:jc w:val="both"/>
         <w:rPr>
           <w:rFonts w:ascii="Arial Narrow" w:eastAsia="Arial Narrow" w:hAnsi="Arial Narrow" w:cs="Arial Narrow"/>
@@ -4420,6 +4423,7 @@
     <w:p>
       <w:pPr>
         <w:pStyle w:val="Prrafodelista"/>
+        <w:spacing w:before="0" w:after="0" w:line="240" w:lineRule="auto"/>
         <w:rPr>
           <w:rFonts w:ascii="Arial Narrow" w:eastAsia="Arial Narrow" w:hAnsi="Arial Narrow" w:cs="Arial Narrow"/>
           <w:kern w:val="0"/>
@@ -4606,6 +4610,7 @@
     <w:p>
       <w:pPr>
         <w:pStyle w:val="Prrafodelista"/>
+        <w:spacing w:before="0" w:after="0" w:line="240" w:lineRule="auto"/>
         <w:rPr>
           <w:rFonts w:ascii="Arial Narrow" w:eastAsia="Arial Narrow" w:hAnsi="Arial Narrow" w:cs="Arial Narrow"/>
           <w:kern w:val="0"/>
@@ -4748,7 +4753,7 @@
     </w:p>
     <w:p>
       <w:pPr>
-        <w:spacing w:after="0" w:line="240" w:lineRule="auto"/>
+        <w:spacing w:before="0" w:after="0" w:line="240" w:lineRule="auto"/>
         <w:jc w:val="both"/>
         <w:rPr>
           <w:rFonts w:ascii="Arial Narrow" w:eastAsia="Arial Narrow" w:hAnsi="Arial Narrow" w:cs="Arial Narrow"/>
@@ -4818,7 +4823,7 @@
     </w:p>
     <w:p>
       <w:pPr>
-        <w:spacing w:after="0" w:line="240" w:lineRule="auto"/>
+        <w:spacing w:before="0" w:after="0" w:line="240" w:lineRule="auto"/>
         <w:ind w:left="567"/>
         <w:contextualSpacing/>
         <w:jc w:val="both"/>
@@ -4900,7 +4905,7 @@
     </w:p>
     <w:p>
       <w:pPr>
-        <w:spacing w:after="0" w:line="240" w:lineRule="auto"/>
+        <w:spacing w:before="0" w:after="0" w:line="240" w:lineRule="auto"/>
         <w:jc w:val="both"/>
         <w:rPr>
           <w:rFonts w:ascii="Arial Narrow" w:eastAsia="Arial Narrow" w:hAnsi="Arial Narrow" w:cs="Arial Narrow"/>
@@ -4997,7 +5002,7 @@
     </w:p>
     <w:p>
       <w:pPr>
-        <w:spacing w:after="0" w:line="240" w:lineRule="auto"/>
+        <w:spacing w:before="0" w:after="0" w:line="240" w:lineRule="auto"/>
         <w:jc w:val="both"/>
         <w:rPr>
           <w:rFonts w:ascii="Arial Narrow" w:eastAsia="Arial Narrow" w:hAnsi="Arial Narrow" w:cs="Arial Narrow"/>
@@ -5193,7 +5198,7 @@
     <w:p>
       <w:pPr>
         <w:pStyle w:val="Prrafodelista"/>
-        <w:spacing w:after="0" w:line="240" w:lineRule="auto"/>
+        <w:spacing w:before="0" w:after="0" w:line="240" w:lineRule="auto"/>
         <w:ind w:left="567"/>
         <w:jc w:val="both"/>
         <w:rPr>
@@ -5247,7 +5252,7 @@
           <w:lang w:val="es-ES" w:eastAsia="es-ES"/>
           <w14:ligatures w14:val="none"/>
         </w:rPr>
-        <w:t xml:space="preserve">: </w:t>
+        <w:t xml:space="preserve">:</w:t>
       </w:r>
       <w:r>
         <w:rPr>
@@ -5259,6 +5264,18 @@
           <w:lang w:val="es-ES" w:eastAsia="es-ES"/>
           <w14:ligatures w14:val="none"/>
         </w:rPr>
+        <w:t xml:space="preserve"> </w:t>
+      </w:r>
+      <w:r>
+        <w:rPr>
+          <w:rFonts w:ascii="Arial Narrow" w:eastAsia="Arial Narrow" w:hAnsi="Arial Narrow" w:cs="Arial Narrow"/>
+          <w:color w:val="000000"/>
+          <w:kern w:val="0"/>
+          <w:sz w:val="22"/>
+          <w:szCs w:val="22"/>
+          <w:lang w:val="es-ES" w:eastAsia="es-ES"/>
+          <w14:ligatures w14:val="none"/>
+        </w:rPr>
         <w:t xml:space="preserve">(i) presentar una copia debidamente suscrita de la Póliza y/o Certificado del </w:t>
       </w:r>
       <w:r>
@@ -5377,7 +5394,7 @@
     <w:p>
       <w:pPr>
         <w:pStyle w:val="Prrafodelista"/>
-        <w:spacing w:after="0" w:line="240" w:lineRule="auto"/>
+        <w:spacing w:before="0" w:after="0" w:line="240" w:lineRule="auto"/>
         <w:ind w:left="567"/>
         <w:jc w:val="both"/>
         <w:rPr>
@@ -5433,26 +5450,26 @@
     </w:p>
     <w:p>
       <w:pPr>
+        <w:spacing w:before="0" w:after="0" w:line="240" w:lineRule="auto"/>
+        <w:jc w:val="both"/>
+        <w:rPr>
+          <w:rFonts w:ascii="Arial Narrow" w:eastAsia="Arial Narrow" w:hAnsi="Arial Narrow" w:cs="Arial Narrow"/>
+          <w:b/>
+          <w:color w:val="000000"/>
+          <w:kern w:val="0"/>
+          <w:sz w:val="22"/>
+          <w:szCs w:val="22"/>
+          <w:lang w:eastAsia="es-PE"/>
+          <w14:ligatures w14:val="none"/>
+        </w:rPr>
+      </w:pPr>
+    </w:p>
+    <w:p>
+      <w:pPr>
         <w:spacing w:after="0" w:line="240" w:lineRule="auto"/>
         <w:jc w:val="both"/>
         <w:rPr>
           <w:rFonts w:ascii="Arial Narrow" w:eastAsia="Arial Narrow" w:hAnsi="Arial Narrow" w:cs="Arial Narrow"/>
-          <w:b/>
-          <w:color w:val="000000"/>
-          <w:kern w:val="0"/>
-          <w:sz w:val="22"/>
-          <w:szCs w:val="22"/>
-          <w:lang w:eastAsia="es-PE"/>
-          <w14:ligatures w14:val="none"/>
-        </w:rPr>
-      </w:pPr>
-    </w:p>
-    <w:p>
-      <w:pPr>
-        <w:spacing w:after="0" w:line="240" w:lineRule="auto"/>
-        <w:jc w:val="both"/>
-        <w:rPr>
-          <w:rFonts w:ascii="Arial Narrow" w:eastAsia="Arial Narrow" w:hAnsi="Arial Narrow" w:cs="Arial Narrow"/>
           <w:color w:val="000000"/>
           <w:kern w:val="0"/>
           <w:sz w:val="22"/>
@@ -5642,7 +5659,7 @@
     </w:p>
     <w:p>
       <w:pPr>
-        <w:spacing w:after="0" w:line="240" w:lineRule="auto"/>
+        <w:spacing w:before="0" w:after="0" w:line="240" w:lineRule="auto"/>
         <w:jc w:val="both"/>
         <w:rPr>
           <w:rFonts w:ascii="Arial Narrow" w:eastAsia="Arial Narrow" w:hAnsi="Arial Narrow" w:cs="Arial Narrow"/>
@@ -5825,7 +5842,7 @@
     </w:p>
     <w:p>
       <w:pPr>
-        <w:spacing w:after="0" w:line="240" w:lineRule="auto"/>
+        <w:spacing w:before="0" w:after="0" w:line="240" w:lineRule="auto"/>
         <w:jc w:val="both"/>
         <w:rPr>
           <w:rFonts w:ascii="Arial Narrow" w:eastAsia="Arial Narrow" w:hAnsi="Arial Narrow" w:cs="Arial Narrow"/>
@@ -5983,7 +6000,7 @@
     </w:p>
     <w:p>
       <w:pPr>
-        <w:spacing w:after="0" w:line="240" w:lineRule="auto"/>
+        <w:spacing w:before="0" w:after="0" w:line="240" w:lineRule="auto"/>
         <w:jc w:val="both"/>
         <w:rPr>
           <w:rFonts w:ascii="Arial Narrow" w:eastAsia="Arial Narrow" w:hAnsi="Arial Narrow" w:cs="Arial Narrow"/>
@@ -6101,7 +6118,7 @@
     </w:p>
     <w:p>
       <w:pPr>
-        <w:spacing w:after="0" w:line="240" w:lineRule="auto"/>
+        <w:spacing w:before="0" w:after="0" w:line="240" w:lineRule="auto"/>
         <w:jc w:val="both"/>
         <w:rPr>
           <w:rFonts w:ascii="Arial Narrow" w:eastAsia="Arial Narrow" w:hAnsi="Arial Narrow" w:cs="Arial Narrow"/>
@@ -6249,7 +6266,7 @@
     </w:p>
     <w:p>
       <w:pPr>
-        <w:spacing w:after="0" w:line="240" w:lineRule="auto"/>
+        <w:spacing w:before="0" w:after="0" w:line="240" w:lineRule="auto"/>
         <w:jc w:val="both"/>
         <w:rPr>
           <w:rFonts w:ascii="Arial Narrow" w:eastAsia="Arial Narrow" w:hAnsi="Arial Narrow" w:cs="Arial Narrow"/>
@@ -6378,7 +6395,7 @@
     </w:p>
     <w:p>
       <w:pPr>
-        <w:spacing w:after="0" w:line="240" w:lineRule="auto"/>
+        <w:spacing w:before="0" w:after="0" w:line="240" w:lineRule="auto"/>
         <w:jc w:val="both"/>
         <w:rPr>
           <w:rFonts w:ascii="Arial Narrow" w:eastAsia="Arial Narrow" w:hAnsi="Arial Narrow" w:cs="Arial Narrow"/>
@@ -6534,7 +6551,7 @@
     </w:p>
     <w:p>
       <w:pPr>
-        <w:spacing w:after="0" w:line="240" w:lineRule="auto"/>
+        <w:spacing w:before="0" w:after="0" w:line="240" w:lineRule="auto"/>
         <w:jc w:val="both"/>
         <w:rPr>
           <w:rFonts w:ascii="Arial Narrow" w:eastAsia="Arial Narrow" w:hAnsi="Arial Narrow" w:cs="Arial Narrow"/>
@@ -6657,7 +6674,7 @@
     </w:p>
     <w:p>
       <w:pPr>
-        <w:spacing w:after="0" w:line="240" w:lineRule="auto"/>
+        <w:spacing w:before="0" w:after="0" w:line="240" w:lineRule="auto"/>
         <w:jc w:val="both"/>
         <w:rPr>
           <w:rFonts w:ascii="Arial Narrow" w:eastAsia="Arial Narrow" w:hAnsi="Arial Narrow" w:cs="Arial Narrow"/>
@@ -6755,7 +6772,7 @@
     </w:p>
     <w:p>
       <w:pPr>
-        <w:spacing w:line="240" w:lineRule="auto"/>
+        <w:spacing w:before="0" w:after="0" w:line="240" w:lineRule="auto"/>
         <w:contextualSpacing/>
         <w:jc w:val="both"/>
         <w:rPr>
@@ -6911,7 +6928,7 @@
     </w:p>
     <w:p>
       <w:pPr>
-        <w:spacing w:after="0" w:line="240" w:lineRule="auto"/>
+        <w:spacing w:before="0" w:after="0" w:line="240" w:lineRule="auto"/>
         <w:jc w:val="both"/>
         <w:rPr>
           <w:rFonts w:ascii="Arial Narrow" w:eastAsia="Arial Narrow" w:hAnsi="Arial Narrow" w:cs="Arial Narrow"/>
@@ -7227,7 +7244,7 @@
     </w:p>
     <w:p>
       <w:pPr>
-        <w:spacing w:after="0" w:line="240" w:lineRule="auto"/>
+        <w:spacing w:before="0" w:after="0" w:line="240" w:lineRule="auto"/>
         <w:ind w:left="567"/>
         <w:jc w:val="both"/>
         <w:rPr>
@@ -7328,6 +7345,21 @@
     </w:p>
     <w:p>
       <w:pPr>
+        <w:spacing w:before="0" w:after="0" w:line="240" w:lineRule="auto"/>
+        <w:jc w:val="both"/>
+        <w:rPr>
+          <w:rFonts w:ascii="Arial Narrow" w:eastAsia="Arial Narrow" w:hAnsi="Arial Narrow" w:cs="Arial Narrow"/>
+          <w:color w:val="000000"/>
+          <w:kern w:val="0"/>
+          <w:sz w:val="22"/>
+          <w:szCs w:val="22"/>
+          <w:lang w:eastAsia="es-PE"/>
+          <w14:ligatures w14:val="none"/>
+        </w:rPr>
+      </w:pPr>
+    </w:p>
+    <w:p>
+      <w:pPr>
         <w:spacing w:after="0" w:line="240" w:lineRule="auto"/>
         <w:jc w:val="both"/>
         <w:rPr>
@@ -7336,7 +7368,270 @@
           <w:kern w:val="0"/>
           <w:sz w:val="22"/>
           <w:szCs w:val="22"/>
-          <w:lang w:eastAsia="es-PE"/>
+          <w:lang w:val="es-ES" w:eastAsia="es-ES"/>
+          <w14:ligatures w14:val="none"/>
+        </w:rPr>
+      </w:pPr>
+      <w:r>
+        <w:rPr>
+          <w:rFonts w:ascii="Arial Narrow" w:eastAsia="Arial Narrow" w:hAnsi="Arial Narrow" w:cs="Arial Narrow"/>
+          <w:b/>
+          <w:color w:val="000000"/>
+          <w:kern w:val="0"/>
+          <w:sz w:val="22"/>
+          <w:szCs w:val="22"/>
+          <w:lang w:eastAsia="es-PE"/>
+          <w14:ligatures w14:val="none"/>
+        </w:rPr>
+        <w:t>QUINTO</w:t>
+      </w:r>
+      <w:r>
+        <w:rPr>
+          <w:rFonts w:ascii="Arial Narrow" w:eastAsia="Arial Narrow" w:hAnsi="Arial Narrow" w:cs="Arial Narrow"/>
+          <w:b/>
+          <w:color w:val="000000"/>
+          <w:kern w:val="0"/>
+          <w:sz w:val="22"/>
+          <w:szCs w:val="22"/>
+          <w:lang w:eastAsia="es-PE"/>
+          <w14:ligatures w14:val="none"/>
+        </w:rPr>
+        <w:t xml:space="preserve">:</w:t>
+      </w:r>
+      <w:r>
+        <w:rPr>
+          <w:rFonts w:ascii="Arial Narrow" w:eastAsia="Arial Narrow" w:hAnsi="Arial Narrow" w:cs="Arial Narrow"/>
+          <w:color w:val="000000"/>
+          <w:kern w:val="0"/>
+          <w:sz w:val="22"/>
+          <w:szCs w:val="22"/>
+          <w:lang w:eastAsia="es-PE"/>
+          <w14:ligatures w14:val="none"/>
+        </w:rPr>
+        <w:t xml:space="preserve"> </w:t>
+      </w:r>
+      <w:r>
+        <w:rPr>
+          <w:rFonts w:ascii="Arial Narrow" w:eastAsia="Arial Narrow" w:hAnsi="Arial Narrow" w:cs="Arial Narrow"/>
+          <w:color w:val="000000"/>
+          <w:kern w:val="0"/>
+          <w:sz w:val="22"/>
+          <w:szCs w:val="22"/>
+          <w:lang w:eastAsia="es-ES"/>
+          <w14:ligatures w14:val="none"/>
+        </w:rPr>
+        <w:t xml:space="preserve">requerir </w:t>
+      </w:r>
+      <w:r>
+        <w:rPr>
+          <w:rFonts w:ascii="Arial Narrow" w:eastAsia="Arial Narrow" w:hAnsi="Arial Narrow" w:cs="Arial Narrow"/>
+          <w:color w:val="000000"/>
+          <w:kern w:val="0"/>
+          <w:sz w:val="22"/>
+          <w:szCs w:val="22"/>
+          <w:lang w:val="es-ES" w:eastAsia="es-ES"/>
+          <w14:ligatures w14:val="none"/>
+        </w:rPr>
+        <w:t xml:space="preserve">que, en un </w:t>
+      </w:r>
+      <w:r>
+        <w:rPr>
+          <w:rFonts w:ascii="Arial Narrow" w:eastAsia="Arial Narrow" w:hAnsi="Arial Narrow" w:cs="Arial Narrow"/>
+          <w:color w:val="000000"/>
+          <w:kern w:val="0"/>
+          <w:sz w:val="22"/>
+          <w:szCs w:val="22"/>
+          <w:lang w:eastAsia="es-ES"/>
+          <w14:ligatures w14:val="none"/>
+        </w:rPr>
+        <w:t xml:space="preserve">plazo no mayor de cinco (5) días hábiles contado a partir del día siguiente de la notificación de la presente </w:t>
+      </w:r>
+      <w:r>
+        <w:rPr>
+          <w:rFonts w:ascii="Arial Narrow" w:eastAsia="Arial Narrow" w:hAnsi="Arial Narrow" w:cs="Arial Narrow"/>
+          <w:color w:val="000000"/>
+          <w:kern w:val="0"/>
+          <w:sz w:val="22"/>
+          <w:szCs w:val="22"/>
+          <w:lang w:eastAsia="es-ES"/>
+          <w14:ligatures w14:val="none"/>
+        </w:rPr>
+        <w:t xml:space="preserve">resolución, a </w:t>
+      </w:r>
+      <w:proofErr w:type="spellStart"/>
+      <w:r>
+        <w:rPr>
+          <w:rFonts w:ascii="Arial Narrow" w:eastAsia="Arial Narrow" w:hAnsi="Arial Narrow" w:cs="Arial Narrow"/>
+          <w:color w:val="000000"/>
+          <w:kern w:val="0"/>
+          <w:sz w:val="22"/>
+          <w:szCs w:val="22"/>
+          <w:lang w:eastAsia="es-ES"/>
+          <w14:ligatures w14:val="none"/>
+        </w:rPr>
+        <w:t>Mibanco</w:t>
+      </w:r>
+      <w:proofErr w:type="spellEnd"/>
+      <w:r>
+        <w:rPr>
+          <w:rFonts w:ascii="Arial Narrow" w:eastAsia="Arial Narrow" w:hAnsi="Arial Narrow" w:cs="Arial Narrow"/>
+          <w:color w:val="000000"/>
+          <w:kern w:val="0"/>
+          <w:sz w:val="22"/>
+          <w:szCs w:val="22"/>
+          <w:lang w:eastAsia="es-ES"/>
+          <w14:ligatures w14:val="none"/>
+        </w:rPr>
+        <w:t xml:space="preserve"> - Banco de la Microempresa S.A., </w:t>
+      </w:r>
+      <w:r>
+        <w:rPr>
+          <w:rFonts w:ascii="Arial Narrow" w:eastAsia="Arial Narrow" w:hAnsi="Arial Narrow" w:cs="Arial Narrow"/>
+          <w:color w:val="000000"/>
+          <w:kern w:val="0"/>
+          <w:sz w:val="22"/>
+          <w:szCs w:val="22"/>
+          <w:lang w:val="es-ES" w:eastAsia="es-ES"/>
+          <w14:ligatures w14:val="none"/>
+        </w:rPr>
+        <w:t xml:space="preserve">cumpla con: </w:t>
+      </w:r>
+      <w:r>
+        <w:rPr>
+          <w:rFonts w:ascii="Arial Narrow" w:eastAsia="Arial Narrow" w:hAnsi="Arial Narrow" w:cs="Arial Narrow"/>
+          <w:color w:val="000000"/>
+          <w:kern w:val="0"/>
+          <w:sz w:val="22"/>
+          <w:szCs w:val="22"/>
+          <w:lang w:val="es-ES" w:eastAsia="es-ES"/>
+          <w14:ligatures w14:val="none"/>
+        </w:rPr>
+        <w:t xml:space="preserve">(i) presentar una copia debidamente suscrita de la Póliza y/o Certificado del </w:t>
+      </w:r>
+      <w:r>
+        <w:rPr>
+          <w:rFonts w:ascii="Arial Narrow" w:eastAsia="Arial Narrow" w:hAnsi="Arial Narrow" w:cs="Arial Narrow"/>
+          <w:color w:val="000000"/>
+          <w:kern w:val="0"/>
+          <w:sz w:val="22"/>
+          <w:szCs w:val="22"/>
+          <w:lang w:val="es-ES" w:eastAsia="es-ES"/>
+          <w14:ligatures w14:val="none"/>
+        </w:rPr>
+        <w:t xml:space="preserve">Seguro Antirrobos </w:t>
+      </w:r>
+      <w:r>
+        <w:rPr>
+          <w:rFonts w:ascii="Arial Narrow" w:eastAsia="Arial Narrow" w:hAnsi="Arial Narrow" w:cs="Arial Narrow"/>
+          <w:color w:val="000000"/>
+          <w:kern w:val="0"/>
+          <w:sz w:val="22"/>
+          <w:szCs w:val="22"/>
+          <w:lang w:val="es-ES" w:eastAsia="es-ES"/>
+          <w14:ligatures w14:val="none"/>
+        </w:rPr>
+        <w:t>materia de denuncia; (</w:t>
+      </w:r>
+      <w:proofErr w:type="spellStart"/>
+      <w:r>
+        <w:rPr>
+          <w:rFonts w:ascii="Arial Narrow" w:eastAsia="Arial Narrow" w:hAnsi="Arial Narrow" w:cs="Arial Narrow"/>
+          <w:color w:val="000000"/>
+          <w:kern w:val="0"/>
+          <w:sz w:val="22"/>
+          <w:szCs w:val="22"/>
+          <w:lang w:val="es-ES" w:eastAsia="es-ES"/>
+          <w14:ligatures w14:val="none"/>
+        </w:rPr>
+        <w:t>ii</w:t>
+      </w:r>
+      <w:proofErr w:type="spellEnd"/>
+      <w:r>
+        <w:rPr>
+          <w:rFonts w:ascii="Arial Narrow" w:eastAsia="Arial Narrow" w:hAnsi="Arial Narrow" w:cs="Arial Narrow"/>
+          <w:color w:val="000000"/>
+          <w:kern w:val="0"/>
+          <w:sz w:val="22"/>
+          <w:szCs w:val="22"/>
+          <w:lang w:val="es-ES" w:eastAsia="es-ES"/>
+          <w14:ligatures w14:val="none"/>
+        </w:rPr>
+        <w:t>) presentar los medios probatorios que sustenten que se proporcionó información específica sobre el procedimiento a seguir para activar la cobertura del seguro antirrobos a la parte denunciante;</w:t>
+      </w:r>
+      <w:r>
+        <w:rPr>
+          <w:rFonts w:ascii="Arial Narrow" w:eastAsia="Arial Narrow" w:hAnsi="Arial Narrow" w:cs="Arial Narrow"/>
+          <w:color w:val="000000"/>
+          <w:kern w:val="0"/>
+          <w:sz w:val="22"/>
+          <w:szCs w:val="22"/>
+          <w:lang w:val="es-ES" w:eastAsia="es-ES"/>
+          <w14:ligatures w14:val="none"/>
+        </w:rPr>
+        <w:t xml:space="preserve"> y, </w:t>
+      </w:r>
+      <w:r>
+        <w:rPr>
+          <w:rFonts w:ascii="Arial Narrow" w:eastAsia="Arial Narrow" w:hAnsi="Arial Narrow" w:cs="Arial Narrow"/>
+          <w:color w:val="000000"/>
+          <w:kern w:val="0"/>
+          <w:sz w:val="22"/>
+          <w:szCs w:val="22"/>
+          <w:lang w:val="es-ES" w:eastAsia="es-ES"/>
+          <w14:ligatures w14:val="none"/>
+        </w:rPr>
+        <w:t>(</w:t>
+      </w:r>
+      <w:proofErr w:type="spellStart"/>
+      <w:r>
+        <w:rPr>
+          <w:rFonts w:ascii="Arial Narrow" w:eastAsia="Arial Narrow" w:hAnsi="Arial Narrow" w:cs="Arial Narrow"/>
+          <w:color w:val="000000"/>
+          <w:kern w:val="0"/>
+          <w:sz w:val="22"/>
+          <w:szCs w:val="22"/>
+          <w:lang w:val="es-ES" w:eastAsia="es-ES"/>
+          <w14:ligatures w14:val="none"/>
+        </w:rPr>
+        <w:t>iii</w:t>
+      </w:r>
+      <w:proofErr w:type="spellEnd"/>
+      <w:r>
+        <w:rPr>
+          <w:rFonts w:ascii="Arial Narrow" w:eastAsia="Arial Narrow" w:hAnsi="Arial Narrow" w:cs="Arial Narrow"/>
+          <w:color w:val="000000"/>
+          <w:kern w:val="0"/>
+          <w:sz w:val="22"/>
+          <w:szCs w:val="22"/>
+          <w:lang w:val="es-ES" w:eastAsia="es-ES"/>
+          <w14:ligatures w14:val="none"/>
+        </w:rPr>
+        <w:t>) presentar todas las comunicaciones cursadas con el denunciante en virtud del hecho materia de denuncia</w:t>
+      </w:r>
+      <w:r>
+        <w:rPr>
+          <w:rFonts w:ascii="Arial Narrow" w:eastAsia="Arial Narrow" w:hAnsi="Arial Narrow" w:cs="Arial Narrow"/>
+          <w:color w:val="000000"/>
+          <w:kern w:val="0"/>
+          <w:sz w:val="22"/>
+          <w:szCs w:val="22"/>
+          <w:lang w:val="es-ES" w:eastAsia="es-ES"/>
+          <w14:ligatures w14:val="none"/>
+        </w:rPr>
+        <w:t>.</w:t>
+      </w:r>
+    </w:p>
+    <w:p>
+      <w:pPr>
+        <w:spacing w:before="0" w:after="0" w:line="240" w:lineRule="auto"/>
+        <w:jc w:val="both"/>
+        <w:rPr>
+          <w:rFonts w:ascii="Arial Narrow" w:eastAsia="Arial Narrow" w:hAnsi="Arial Narrow" w:cs="Arial Narrow"/>
+          <w:color w:val="000000"/>
+          <w:kern w:val="0"/>
+          <w:sz w:val="22"/>
+          <w:szCs w:val="22"/>
+          <w:lang w:val="es-ES" w:eastAsia="es-ES"/>
           <w14:ligatures w14:val="none"/>
         </w:rPr>
       </w:pPr>
@@ -7366,7 +7661,7 @@
           <w:lang w:eastAsia="es-PE"/>
           <w14:ligatures w14:val="none"/>
         </w:rPr>
-        <w:t>QUINTO</w:t>
+        <w:t>SEXTO</w:t>
       </w:r>
       <w:r>
         <w:rPr>
@@ -7427,7 +7722,28 @@
           <w:lang w:eastAsia="es-ES"/>
           <w14:ligatures w14:val="none"/>
         </w:rPr>
-        <w:t xml:space="preserve">plazo no mayor de cinco (5) días hábiles contado a partir del día siguiente de la notificación de la presente </w:t>
+        <w:t xml:space="preserve">plazo no mayor de cinco (5) días hábiles contado a partir del día siguiente de la notificación de la presente resolución, </w:t>
+      </w:r>
+      <w:r>
+        <w:rPr>
+          <w:rFonts w:ascii="Arial Narrow" w:eastAsia="Arial Narrow" w:hAnsi="Arial Narrow" w:cs="Arial Narrow"/>
+          <w:color w:val="000000"/>
+          <w:kern w:val="0"/>
+          <w:sz w:val="22"/>
+          <w:szCs w:val="22"/>
+          <w:shd w:val="clear" w:color="auto" w:fill="FFFFFF"/>
+          <w:lang w:eastAsia="es-PE"/>
+          <w14:ligatures w14:val="none"/>
+        </w:rPr>
+        <w:t>Pacífico Compañía de Seguros y Reaseguros S.A</w:t>
+      </w:r>
+      <w:r>
+        <w:rPr>
+          <w:rFonts w:ascii="Arial Narrow" w:eastAsia="Arial Narrow" w:hAnsi="Arial Narrow" w:cs="Arial Narrow"/>
+          <w:sz w:val="22"/>
+          <w:szCs w:val="22"/>
+        </w:rPr>
+        <w:t>.</w:t>
       </w:r>
       <w:r>
         <w:rPr>
@@ -7439,7 +7755,55 @@
           <w:lang w:eastAsia="es-ES"/>
           <w14:ligatures w14:val="none"/>
         </w:rPr>
-        <w:t xml:space="preserve">resolución, a </w:t>
+        <w:t xml:space="preserve">, </w:t>
+      </w:r>
+      <w:r>
+        <w:rPr>
+          <w:rFonts w:ascii="Arial Narrow" w:eastAsia="Arial Narrow" w:hAnsi="Arial Narrow" w:cs="Arial Narrow"/>
+          <w:color w:val="000000"/>
+          <w:kern w:val="0"/>
+          <w:sz w:val="22"/>
+          <w:szCs w:val="22"/>
+          <w:lang w:val="es-ES" w:eastAsia="es-ES"/>
+          <w14:ligatures w14:val="none"/>
+        </w:rPr>
+        <w:t xml:space="preserve">cumpla con: </w:t>
+      </w:r>
+      <w:r>
+        <w:rPr>
+          <w:rFonts w:ascii="Arial Narrow" w:eastAsia="Arial Narrow" w:hAnsi="Arial Narrow" w:cs="Arial Narrow"/>
+          <w:color w:val="000000"/>
+          <w:kern w:val="0"/>
+          <w:sz w:val="22"/>
+          <w:szCs w:val="22"/>
+          <w:lang w:val="es-ES" w:eastAsia="es-ES"/>
+          <w14:ligatures w14:val="none"/>
+        </w:rPr>
+        <w:t xml:space="preserve">(i) presentar una copia debidamente suscrita de la Póliza y/o Certificado del </w:t>
+      </w:r>
+      <w:r>
+        <w:rPr>
+          <w:rFonts w:ascii="Arial Narrow" w:eastAsia="Arial Narrow" w:hAnsi="Arial Narrow" w:cs="Arial Narrow"/>
+          <w:color w:val="000000"/>
+          <w:kern w:val="0"/>
+          <w:sz w:val="22"/>
+          <w:szCs w:val="22"/>
+          <w:lang w:val="es-ES" w:eastAsia="es-ES"/>
+          <w14:ligatures w14:val="none"/>
+        </w:rPr>
+        <w:t xml:space="preserve">Seguro Antirrobos </w:t>
+      </w:r>
+      <w:r>
+        <w:rPr>
+          <w:rFonts w:ascii="Arial Narrow" w:eastAsia="Arial Narrow" w:hAnsi="Arial Narrow" w:cs="Arial Narrow"/>
+          <w:color w:val="000000"/>
+          <w:kern w:val="0"/>
+          <w:sz w:val="22"/>
+          <w:szCs w:val="22"/>
+          <w:lang w:val="es-ES" w:eastAsia="es-ES"/>
+          <w14:ligatures w14:val="none"/>
+        </w:rPr>
+        <w:t>materia de denuncia; (</w:t>
       </w:r>
       <w:proofErr w:type="spellStart"/>
       <w:r>
@@ -7449,10 +7813,10 @@
           <w:kern w:val="0"/>
           <w:sz w:val="22"/>
           <w:szCs w:val="22"/>
-          <w:lang w:eastAsia="es-ES"/>
-          <w14:ligatures w14:val="none"/>
-        </w:rPr>
-        <w:t>Mibanco</w:t>
+          <w:lang w:val="es-ES" w:eastAsia="es-ES"/>
+          <w14:ligatures w14:val="none"/>
+        </w:rPr>
+        <w:t>ii</w:t>
       </w:r>
       <w:proofErr w:type="spellEnd"/>
       <w:r>
@@ -7462,22 +7826,10 @@
           <w:kern w:val="0"/>
           <w:sz w:val="22"/>
           <w:szCs w:val="22"/>
-          <w:lang w:eastAsia="es-ES"/>
-          <w14:ligatures w14:val="none"/>
-        </w:rPr>
-        <w:t xml:space="preserve"> - Banco de la Microempresa S.A., </w:t>
-      </w:r>
-      <w:r>
-        <w:rPr>
-          <w:rFonts w:ascii="Arial Narrow" w:eastAsia="Arial Narrow" w:hAnsi="Arial Narrow" w:cs="Arial Narrow"/>
-          <w:color w:val="000000"/>
-          <w:kern w:val="0"/>
-          <w:sz w:val="22"/>
-          <w:szCs w:val="22"/>
           <w:lang w:val="es-ES" w:eastAsia="es-ES"/>
           <w14:ligatures w14:val="none"/>
         </w:rPr>
-        <w:t xml:space="preserve">cumpla con: </w:t>
+        <w:t>) presentar los medios probatorios que sustenten que se proporcionó información específica sobre el procedimiento a seguir para activar la cobertura del seguro antirrobos a la parte denunciante;</w:t>
       </w:r>
       <w:r>
         <w:rPr>
@@ -7489,7 +7841,7 @@
           <w:lang w:val="es-ES" w:eastAsia="es-ES"/>
           <w14:ligatures w14:val="none"/>
         </w:rPr>
-        <w:t xml:space="preserve">(i) presentar una copia debidamente suscrita de la Póliza y/o Certificado del </w:t>
+        <w:t xml:space="preserve"> y, </w:t>
       </w:r>
       <w:r>
         <w:rPr>
@@ -7501,8 +7853,9 @@
           <w:lang w:val="es-ES" w:eastAsia="es-ES"/>
           <w14:ligatures w14:val="none"/>
         </w:rPr>
-        <w:t xml:space="preserve">Seguro Antirrobos </w:t>
-      </w:r>
+        <w:t>(</w:t>
+      </w:r>
+      <w:proofErr w:type="spellStart"/>
       <w:r>
         <w:rPr>
           <w:rFonts w:ascii="Arial Narrow" w:eastAsia="Arial Narrow" w:hAnsi="Arial Narrow" w:cs="Arial Narrow"/>
@@ -7513,9 +7866,9 @@
           <w:lang w:val="es-ES" w:eastAsia="es-ES"/>
           <w14:ligatures w14:val="none"/>
         </w:rPr>
-        <w:t>materia de denuncia; (</w:t>
-      </w:r>
-      <w:proofErr w:type="spellStart"/>
+        <w:t>iii</w:t>
+      </w:r>
+      <w:proofErr w:type="spellEnd"/>
       <w:r>
         <w:rPr>
           <w:rFonts w:ascii="Arial Narrow" w:eastAsia="Arial Narrow" w:hAnsi="Arial Narrow" w:cs="Arial Narrow"/>
@@ -7526,9 +7879,8 @@
           <w:lang w:val="es-ES" w:eastAsia="es-ES"/>
           <w14:ligatures w14:val="none"/>
         </w:rPr>
-        <w:t>ii</w:t>
-      </w:r>
-      <w:proofErr w:type="spellEnd"/>
+        <w:t>) presentar todas las comunicaciones cursadas con el denunciante en virtud del hecho materia de denuncia</w:t>
+      </w:r>
       <w:r>
         <w:rPr>
           <w:rFonts w:ascii="Arial Narrow" w:eastAsia="Arial Narrow" w:hAnsi="Arial Narrow" w:cs="Arial Narrow"/>
@@ -7539,347 +7891,12 @@
           <w:lang w:val="es-ES" w:eastAsia="es-ES"/>
           <w14:ligatures w14:val="none"/>
         </w:rPr>
-        <w:t>) presentar los medios probatorios que sustenten que se proporcionó información específica sobre el procedimiento a seguir para activar la cobertura del seguro antirrobos a la parte denunciante;</w:t>
-      </w:r>
-      <w:r>
-        <w:rPr>
-          <w:rFonts w:ascii="Arial Narrow" w:eastAsia="Arial Narrow" w:hAnsi="Arial Narrow" w:cs="Arial Narrow"/>
-          <w:color w:val="000000"/>
-          <w:kern w:val="0"/>
-          <w:sz w:val="22"/>
-          <w:szCs w:val="22"/>
-          <w:lang w:val="es-ES" w:eastAsia="es-ES"/>
-          <w14:ligatures w14:val="none"/>
-        </w:rPr>
-        <w:t xml:space="preserve"> y, </w:t>
-      </w:r>
-      <w:r>
-        <w:rPr>
-          <w:rFonts w:ascii="Arial Narrow" w:eastAsia="Arial Narrow" w:hAnsi="Arial Narrow" w:cs="Arial Narrow"/>
-          <w:color w:val="000000"/>
-          <w:kern w:val="0"/>
-          <w:sz w:val="22"/>
-          <w:szCs w:val="22"/>
-          <w:lang w:val="es-ES" w:eastAsia="es-ES"/>
-          <w14:ligatures w14:val="none"/>
-        </w:rPr>
-        <w:t>(</w:t>
-      </w:r>
-      <w:proofErr w:type="spellStart"/>
-      <w:r>
-        <w:rPr>
-          <w:rFonts w:ascii="Arial Narrow" w:eastAsia="Arial Narrow" w:hAnsi="Arial Narrow" w:cs="Arial Narrow"/>
-          <w:color w:val="000000"/>
-          <w:kern w:val="0"/>
-          <w:sz w:val="22"/>
-          <w:szCs w:val="22"/>
-          <w:lang w:val="es-ES" w:eastAsia="es-ES"/>
-          <w14:ligatures w14:val="none"/>
-        </w:rPr>
-        <w:t>iii</w:t>
-      </w:r>
-      <w:proofErr w:type="spellEnd"/>
-      <w:r>
-        <w:rPr>
-          <w:rFonts w:ascii="Arial Narrow" w:eastAsia="Arial Narrow" w:hAnsi="Arial Narrow" w:cs="Arial Narrow"/>
-          <w:color w:val="000000"/>
-          <w:kern w:val="0"/>
-          <w:sz w:val="22"/>
-          <w:szCs w:val="22"/>
-          <w:lang w:val="es-ES" w:eastAsia="es-ES"/>
-          <w14:ligatures w14:val="none"/>
-        </w:rPr>
-        <w:t>) presentar todas las comunicaciones cursadas con el denunciante en virtud del hecho materia de denuncia</w:t>
-      </w:r>
-      <w:r>
-        <w:rPr>
-          <w:rFonts w:ascii="Arial Narrow" w:eastAsia="Arial Narrow" w:hAnsi="Arial Narrow" w:cs="Arial Narrow"/>
-          <w:color w:val="000000"/>
-          <w:kern w:val="0"/>
-          <w:sz w:val="22"/>
-          <w:szCs w:val="22"/>
-          <w:lang w:val="es-ES" w:eastAsia="es-ES"/>
-          <w14:ligatures w14:val="none"/>
-        </w:rPr>
         <w:t>.</w:t>
       </w:r>
     </w:p>
     <w:p>
       <w:pPr>
-        <w:spacing w:after="0" w:line="240" w:lineRule="auto"/>
-        <w:jc w:val="both"/>
-        <w:rPr>
-          <w:rFonts w:ascii="Arial Narrow" w:eastAsia="Arial Narrow" w:hAnsi="Arial Narrow" w:cs="Arial Narrow"/>
-          <w:color w:val="000000"/>
-          <w:kern w:val="0"/>
-          <w:sz w:val="22"/>
-          <w:szCs w:val="22"/>
-          <w:lang w:val="es-ES" w:eastAsia="es-ES"/>
-          <w14:ligatures w14:val="none"/>
-        </w:rPr>
-      </w:pPr>
-    </w:p>
-    <w:p>
-      <w:pPr>
-        <w:spacing w:after="0" w:line="240" w:lineRule="auto"/>
-        <w:jc w:val="both"/>
-        <w:rPr>
-          <w:rFonts w:ascii="Arial Narrow" w:eastAsia="Arial Narrow" w:hAnsi="Arial Narrow" w:cs="Arial Narrow"/>
-          <w:color w:val="000000"/>
-          <w:kern w:val="0"/>
-          <w:sz w:val="22"/>
-          <w:szCs w:val="22"/>
-          <w:lang w:val="es-ES" w:eastAsia="es-ES"/>
-          <w14:ligatures w14:val="none"/>
-        </w:rPr>
-      </w:pPr>
-      <w:r>
-        <w:rPr>
-          <w:rFonts w:ascii="Arial Narrow" w:eastAsia="Arial Narrow" w:hAnsi="Arial Narrow" w:cs="Arial Narrow"/>
-          <w:b/>
-          <w:color w:val="000000"/>
-          <w:kern w:val="0"/>
-          <w:sz w:val="22"/>
-          <w:szCs w:val="22"/>
-          <w:lang w:eastAsia="es-PE"/>
-          <w14:ligatures w14:val="none"/>
-        </w:rPr>
-        <w:t>SEXTO</w:t>
-      </w:r>
-      <w:r>
-        <w:rPr>
-          <w:rFonts w:ascii="Arial Narrow" w:eastAsia="Arial Narrow" w:hAnsi="Arial Narrow" w:cs="Arial Narrow"/>
-          <w:b/>
-          <w:color w:val="000000"/>
-          <w:kern w:val="0"/>
-          <w:sz w:val="22"/>
-          <w:szCs w:val="22"/>
-          <w:lang w:eastAsia="es-PE"/>
-          <w14:ligatures w14:val="none"/>
-        </w:rPr>
-        <w:t xml:space="preserve">:</w:t>
-      </w:r>
-      <w:r>
-        <w:rPr>
-          <w:rFonts w:ascii="Arial Narrow" w:eastAsia="Arial Narrow" w:hAnsi="Arial Narrow" w:cs="Arial Narrow"/>
-          <w:color w:val="000000"/>
-          <w:kern w:val="0"/>
-          <w:sz w:val="22"/>
-          <w:szCs w:val="22"/>
-          <w:lang w:eastAsia="es-PE"/>
-          <w14:ligatures w14:val="none"/>
-        </w:rPr>
-        <w:t xml:space="preserve"> </w:t>
-      </w:r>
-      <w:r>
-        <w:rPr>
-          <w:rFonts w:ascii="Arial Narrow" w:eastAsia="Arial Narrow" w:hAnsi="Arial Narrow" w:cs="Arial Narrow"/>
-          <w:color w:val="000000"/>
-          <w:kern w:val="0"/>
-          <w:sz w:val="22"/>
-          <w:szCs w:val="22"/>
-          <w:lang w:eastAsia="es-ES"/>
-          <w14:ligatures w14:val="none"/>
-        </w:rPr>
-        <w:t xml:space="preserve">requerir </w:t>
-      </w:r>
-      <w:r>
-        <w:rPr>
-          <w:rFonts w:ascii="Arial Narrow" w:eastAsia="Arial Narrow" w:hAnsi="Arial Narrow" w:cs="Arial Narrow"/>
-          <w:color w:val="000000"/>
-          <w:kern w:val="0"/>
-          <w:sz w:val="22"/>
-          <w:szCs w:val="22"/>
-          <w:lang w:val="es-ES" w:eastAsia="es-ES"/>
-          <w14:ligatures w14:val="none"/>
-        </w:rPr>
-        <w:t xml:space="preserve">que, en un </w:t>
-      </w:r>
-      <w:r>
-        <w:rPr>
-          <w:rFonts w:ascii="Arial Narrow" w:eastAsia="Arial Narrow" w:hAnsi="Arial Narrow" w:cs="Arial Narrow"/>
-          <w:color w:val="000000"/>
-          <w:kern w:val="0"/>
-          <w:sz w:val="22"/>
-          <w:szCs w:val="22"/>
-          <w:lang w:eastAsia="es-ES"/>
-          <w14:ligatures w14:val="none"/>
-        </w:rPr>
-        <w:t xml:space="preserve">plazo no mayor de cinco (5) días hábiles contado a partir del día siguiente de la notificación de la presente resolución, </w:t>
-      </w:r>
-      <w:r>
-        <w:rPr>
-          <w:rFonts w:ascii="Arial Narrow" w:eastAsia="Arial Narrow" w:hAnsi="Arial Narrow" w:cs="Arial Narrow"/>
-          <w:color w:val="000000"/>
-          <w:kern w:val="0"/>
-          <w:sz w:val="22"/>
-          <w:szCs w:val="22"/>
-          <w:shd w:val="clear" w:color="auto" w:fill="FFFFFF"/>
-          <w:lang w:eastAsia="es-PE"/>
-          <w14:ligatures w14:val="none"/>
-        </w:rPr>
-        <w:t>Pacífico Compañía de Seguros y Reaseguros S.A</w:t>
-      </w:r>
-      <w:r>
-        <w:rPr>
-          <w:rFonts w:ascii="Arial Narrow" w:eastAsia="Arial Narrow" w:hAnsi="Arial Narrow" w:cs="Arial Narrow"/>
-          <w:sz w:val="22"/>
-          <w:szCs w:val="22"/>
-        </w:rPr>
-        <w:t>.</w:t>
-      </w:r>
-      <w:r>
-        <w:rPr>
-          <w:rFonts w:ascii="Arial Narrow" w:eastAsia="Arial Narrow" w:hAnsi="Arial Narrow" w:cs="Arial Narrow"/>
-          <w:color w:val="000000"/>
-          <w:kern w:val="0"/>
-          <w:sz w:val="22"/>
-          <w:szCs w:val="22"/>
-          <w:lang w:eastAsia="es-ES"/>
-          <w14:ligatures w14:val="none"/>
-        </w:rPr>
-        <w:t xml:space="preserve">, </w:t>
-      </w:r>
-      <w:r>
-        <w:rPr>
-          <w:rFonts w:ascii="Arial Narrow" w:eastAsia="Arial Narrow" w:hAnsi="Arial Narrow" w:cs="Arial Narrow"/>
-          <w:color w:val="000000"/>
-          <w:kern w:val="0"/>
-          <w:sz w:val="22"/>
-          <w:szCs w:val="22"/>
-          <w:lang w:val="es-ES" w:eastAsia="es-ES"/>
-          <w14:ligatures w14:val="none"/>
-        </w:rPr>
-        <w:t xml:space="preserve">cumpla con: </w:t>
-      </w:r>
-      <w:r>
-        <w:rPr>
-          <w:rFonts w:ascii="Arial Narrow" w:eastAsia="Arial Narrow" w:hAnsi="Arial Narrow" w:cs="Arial Narrow"/>
-          <w:color w:val="000000"/>
-          <w:kern w:val="0"/>
-          <w:sz w:val="22"/>
-          <w:szCs w:val="22"/>
-          <w:lang w:val="es-ES" w:eastAsia="es-ES"/>
-          <w14:ligatures w14:val="none"/>
-        </w:rPr>
-        <w:t xml:space="preserve">(i) presentar una copia debidamente suscrita de la Póliza y/o Certificado del </w:t>
-      </w:r>
-      <w:r>
-        <w:rPr>
-          <w:rFonts w:ascii="Arial Narrow" w:eastAsia="Arial Narrow" w:hAnsi="Arial Narrow" w:cs="Arial Narrow"/>
-          <w:color w:val="000000"/>
-          <w:kern w:val="0"/>
-          <w:sz w:val="22"/>
-          <w:szCs w:val="22"/>
-          <w:lang w:val="es-ES" w:eastAsia="es-ES"/>
-          <w14:ligatures w14:val="none"/>
-        </w:rPr>
-        <w:t xml:space="preserve">Seguro Antirrobos </w:t>
-      </w:r>
-      <w:r>
-        <w:rPr>
-          <w:rFonts w:ascii="Arial Narrow" w:eastAsia="Arial Narrow" w:hAnsi="Arial Narrow" w:cs="Arial Narrow"/>
-          <w:color w:val="000000"/>
-          <w:kern w:val="0"/>
-          <w:sz w:val="22"/>
-          <w:szCs w:val="22"/>
-          <w:lang w:val="es-ES" w:eastAsia="es-ES"/>
-          <w14:ligatures w14:val="none"/>
-        </w:rPr>
-        <w:t>materia de denuncia; (</w:t>
-      </w:r>
-      <w:proofErr w:type="spellStart"/>
-      <w:r>
-        <w:rPr>
-          <w:rFonts w:ascii="Arial Narrow" w:eastAsia="Arial Narrow" w:hAnsi="Arial Narrow" w:cs="Arial Narrow"/>
-          <w:color w:val="000000"/>
-          <w:kern w:val="0"/>
-          <w:sz w:val="22"/>
-          <w:szCs w:val="22"/>
-          <w:lang w:val="es-ES" w:eastAsia="es-ES"/>
-          <w14:ligatures w14:val="none"/>
-        </w:rPr>
-        <w:t>ii</w:t>
-      </w:r>
-      <w:proofErr w:type="spellEnd"/>
-      <w:r>
-        <w:rPr>
-          <w:rFonts w:ascii="Arial Narrow" w:eastAsia="Arial Narrow" w:hAnsi="Arial Narrow" w:cs="Arial Narrow"/>
-          <w:color w:val="000000"/>
-          <w:kern w:val="0"/>
-          <w:sz w:val="22"/>
-          <w:szCs w:val="22"/>
-          <w:lang w:val="es-ES" w:eastAsia="es-ES"/>
-          <w14:ligatures w14:val="none"/>
-        </w:rPr>
-        <w:t>) presentar los medios probatorios que sustenten que se proporcionó información específica sobre el procedimiento a seguir para activar la cobertura del seguro antirrobos a la parte denunciante;</w:t>
-      </w:r>
-      <w:r>
-        <w:rPr>
-          <w:rFonts w:ascii="Arial Narrow" w:eastAsia="Arial Narrow" w:hAnsi="Arial Narrow" w:cs="Arial Narrow"/>
-          <w:color w:val="000000"/>
-          <w:kern w:val="0"/>
-          <w:sz w:val="22"/>
-          <w:szCs w:val="22"/>
-          <w:lang w:val="es-ES" w:eastAsia="es-ES"/>
-          <w14:ligatures w14:val="none"/>
-        </w:rPr>
-        <w:t xml:space="preserve"> y, </w:t>
-      </w:r>
-      <w:r>
-        <w:rPr>
-          <w:rFonts w:ascii="Arial Narrow" w:eastAsia="Arial Narrow" w:hAnsi="Arial Narrow" w:cs="Arial Narrow"/>
-          <w:color w:val="000000"/>
-          <w:kern w:val="0"/>
-          <w:sz w:val="22"/>
-          <w:szCs w:val="22"/>
-          <w:lang w:val="es-ES" w:eastAsia="es-ES"/>
-          <w14:ligatures w14:val="none"/>
-        </w:rPr>
-        <w:t>(</w:t>
-      </w:r>
-      <w:proofErr w:type="spellStart"/>
-      <w:r>
-        <w:rPr>
-          <w:rFonts w:ascii="Arial Narrow" w:eastAsia="Arial Narrow" w:hAnsi="Arial Narrow" w:cs="Arial Narrow"/>
-          <w:color w:val="000000"/>
-          <w:kern w:val="0"/>
-          <w:sz w:val="22"/>
-          <w:szCs w:val="22"/>
-          <w:lang w:val="es-ES" w:eastAsia="es-ES"/>
-          <w14:ligatures w14:val="none"/>
-        </w:rPr>
-        <w:t>iii</w:t>
-      </w:r>
-      <w:proofErr w:type="spellEnd"/>
-      <w:r>
-        <w:rPr>
-          <w:rFonts w:ascii="Arial Narrow" w:eastAsia="Arial Narrow" w:hAnsi="Arial Narrow" w:cs="Arial Narrow"/>
-          <w:color w:val="000000"/>
-          <w:kern w:val="0"/>
-          <w:sz w:val="22"/>
-          <w:szCs w:val="22"/>
-          <w:lang w:val="es-ES" w:eastAsia="es-ES"/>
-          <w14:ligatures w14:val="none"/>
-        </w:rPr>
-        <w:t>) presentar todas las comunicaciones cursadas con el denunciante en virtud del hecho materia de denuncia</w:t>
-      </w:r>
-      <w:r>
-        <w:rPr>
-          <w:rFonts w:ascii="Arial Narrow" w:eastAsia="Arial Narrow" w:hAnsi="Arial Narrow" w:cs="Arial Narrow"/>
-          <w:color w:val="000000"/>
-          <w:kern w:val="0"/>
-          <w:sz w:val="22"/>
-          <w:szCs w:val="22"/>
-          <w:lang w:val="es-ES" w:eastAsia="es-ES"/>
-          <w14:ligatures w14:val="none"/>
-        </w:rPr>
-        <w:t>.</w:t>
-      </w:r>
-    </w:p>
-    <w:p>
-      <w:pPr>
-        <w:spacing w:after="0" w:line="240" w:lineRule="auto"/>
+        <w:spacing w:before="0" w:after="0" w:line="240" w:lineRule="auto"/>
         <w:jc w:val="both"/>
         <w:rPr>
           <w:rFonts w:ascii="Arial Narrow" w:eastAsia="Arial Narrow" w:hAnsi="Arial Narrow" w:cs="Arial Narrow"/>
@@ -8198,103 +8215,103 @@
     </w:p>
     <w:p>
       <w:pPr>
+        <w:spacing w:before="0" w:after="0" w:line="240" w:lineRule="auto"/>
+        <w:shd w:val="clear" w:color="auto" w:fill="FFFFFF"/>
+        <w:jc w:val="both"/>
+        <w:rPr>
+          <w:rFonts w:ascii="Arial Narrow" w:eastAsia="Arial Narrow" w:hAnsi="Arial Narrow" w:cs="Arial Narrow"/>
+          <w:b/>
+          <w:color w:val="000000"/>
+          <w:kern w:val="0"/>
+          <w:sz w:val="22"/>
+          <w:szCs w:val="22"/>
+          <w:lang w:eastAsia="es-PE"/>
+          <w14:ligatures w14:val="none"/>
+        </w:rPr>
+      </w:pPr>
+    </w:p>
+    <w:p>
+      <w:pPr>
         <w:shd w:val="clear" w:color="auto" w:fill="FFFFFF"/>
         <w:spacing w:after="0" w:line="240" w:lineRule="auto"/>
         <w:jc w:val="both"/>
         <w:rPr>
           <w:rFonts w:ascii="Arial Narrow" w:eastAsia="Arial Narrow" w:hAnsi="Arial Narrow" w:cs="Arial Narrow"/>
-          <w:b/>
-          <w:color w:val="000000"/>
-          <w:kern w:val="0"/>
-          <w:sz w:val="22"/>
-          <w:szCs w:val="22"/>
-          <w:lang w:eastAsia="es-PE"/>
-          <w14:ligatures w14:val="none"/>
-        </w:rPr>
-      </w:pPr>
-    </w:p>
-    <w:p>
-      <w:pPr>
+          <w:color w:val="000000"/>
+          <w:kern w:val="0"/>
+          <w:sz w:val="22"/>
+          <w:szCs w:val="22"/>
+          <w:lang w:eastAsia="es-PE"/>
+          <w14:ligatures w14:val="none"/>
+        </w:rPr>
+      </w:pPr>
+      <w:r>
+        <w:rPr>
+          <w:rFonts w:ascii="Arial Narrow" w:eastAsia="Arial Narrow" w:hAnsi="Arial Narrow" w:cs="Arial Narrow"/>
+          <w:b/>
+          <w:color w:val="000000"/>
+          <w:kern w:val="0"/>
+          <w:sz w:val="22"/>
+          <w:szCs w:val="22"/>
+          <w:lang w:eastAsia="es-PE"/>
+          <w14:ligatures w14:val="none"/>
+        </w:rPr>
+        <w:t>OCTAVO</w:t>
+      </w:r>
+      <w:r>
+        <w:rPr>
+          <w:rFonts w:ascii="Arial Narrow" w:eastAsia="Arial Narrow" w:hAnsi="Arial Narrow" w:cs="Arial Narrow"/>
+          <w:b/>
+          <w:color w:val="000000"/>
+          <w:kern w:val="0"/>
+          <w:sz w:val="22"/>
+          <w:szCs w:val="22"/>
+          <w:lang w:eastAsia="es-PE"/>
+          <w14:ligatures w14:val="none"/>
+        </w:rPr>
+        <w:t>:</w:t>
+      </w:r>
+      <w:r>
+        <w:rPr>
+          <w:rFonts w:ascii="Arial Narrow" w:eastAsia="Arial Narrow" w:hAnsi="Arial Narrow" w:cs="Arial Narrow"/>
+          <w:color w:val="000000"/>
+          <w:kern w:val="0"/>
+          <w:sz w:val="22"/>
+          <w:szCs w:val="22"/>
+          <w:lang w:eastAsia="es-PE"/>
+          <w14:ligatures w14:val="none"/>
+        </w:rPr>
+        <w:t xml:space="preserve"> informar a las partes que conforme a lo establecido en el artículo 39</w:t>
+      </w:r>
+      <w:r>
+        <w:rPr>
+          <w:rFonts w:ascii="Arial Narrow" w:eastAsia="Arial Narrow" w:hAnsi="Arial Narrow" w:cs="Arial Narrow"/>
+          <w:color w:val="000000"/>
+          <w:kern w:val="0"/>
+          <w:sz w:val="22"/>
+          <w:szCs w:val="22"/>
+          <w:lang w:eastAsia="es-PE"/>
+          <w14:ligatures w14:val="none"/>
+        </w:rPr>
+        <w:t/>
+      </w:r>
+      <w:r>
+        <w:rPr>
+          <w:rFonts w:ascii="Arial Narrow" w:eastAsia="Arial Narrow" w:hAnsi="Arial Narrow" w:cs="Arial Narrow"/>
+          <w:color w:val="000000"/>
+          <w:kern w:val="0"/>
+          <w:sz w:val="22"/>
+          <w:szCs w:val="22"/>
+          <w:lang w:eastAsia="es-PE"/>
+          <w14:ligatures w14:val="none"/>
+        </w:rPr>
+        <w:t xml:space="preserve"> de la Ley sobre Facultades, Normas y Organización del Indecopi, aprobada por Decreto Legislativo 807, los gastos por los peritajes realizados, actuación de pruebas, inspecciones y otros derivados de la tramitación del proceso serán de cargo de la parte que solicita la prueba, salvo pacto en contrario. En todos los casos, la resolución final determinará si los gastos deben ser asumidos por alguna de las partes, o reembolsados a la otra parte o al Indecopi, según sea el caso, de manera adicional a la sanción que haya podido imponerse. </w:t>
+      </w:r>
+    </w:p>
+    <w:p>
+      <w:pPr>
+        <w:spacing w:before="0" w:after="0" w:line="240" w:lineRule="auto"/>
         <w:shd w:val="clear" w:color="auto" w:fill="FFFFFF"/>
-        <w:spacing w:after="0" w:line="240" w:lineRule="auto"/>
-        <w:jc w:val="both"/>
-        <w:rPr>
-          <w:rFonts w:ascii="Arial Narrow" w:eastAsia="Arial Narrow" w:hAnsi="Arial Narrow" w:cs="Arial Narrow"/>
-          <w:color w:val="000000"/>
-          <w:kern w:val="0"/>
-          <w:sz w:val="22"/>
-          <w:szCs w:val="22"/>
-          <w:lang w:eastAsia="es-PE"/>
-          <w14:ligatures w14:val="none"/>
-        </w:rPr>
-      </w:pPr>
-      <w:r>
-        <w:rPr>
-          <w:rFonts w:ascii="Arial Narrow" w:eastAsia="Arial Narrow" w:hAnsi="Arial Narrow" w:cs="Arial Narrow"/>
-          <w:b/>
-          <w:color w:val="000000"/>
-          <w:kern w:val="0"/>
-          <w:sz w:val="22"/>
-          <w:szCs w:val="22"/>
-          <w:lang w:eastAsia="es-PE"/>
-          <w14:ligatures w14:val="none"/>
-        </w:rPr>
-        <w:t>OCTAVO</w:t>
-      </w:r>
-      <w:r>
-        <w:rPr>
-          <w:rFonts w:ascii="Arial Narrow" w:eastAsia="Arial Narrow" w:hAnsi="Arial Narrow" w:cs="Arial Narrow"/>
-          <w:b/>
-          <w:color w:val="000000"/>
-          <w:kern w:val="0"/>
-          <w:sz w:val="22"/>
-          <w:szCs w:val="22"/>
-          <w:lang w:eastAsia="es-PE"/>
-          <w14:ligatures w14:val="none"/>
-        </w:rPr>
-        <w:t>:</w:t>
-      </w:r>
-      <w:r>
-        <w:rPr>
-          <w:rFonts w:ascii="Arial Narrow" w:eastAsia="Arial Narrow" w:hAnsi="Arial Narrow" w:cs="Arial Narrow"/>
-          <w:color w:val="000000"/>
-          <w:kern w:val="0"/>
-          <w:sz w:val="22"/>
-          <w:szCs w:val="22"/>
-          <w:lang w:eastAsia="es-PE"/>
-          <w14:ligatures w14:val="none"/>
-        </w:rPr>
-        <w:t xml:space="preserve"> informar a las partes que conforme a lo establecido en el artículo 39</w:t>
-      </w:r>
-      <w:r>
-        <w:rPr>
-          <w:rFonts w:ascii="Arial Narrow" w:eastAsia="Arial Narrow" w:hAnsi="Arial Narrow" w:cs="Arial Narrow"/>
-          <w:color w:val="000000"/>
-          <w:kern w:val="0"/>
-          <w:sz w:val="22"/>
-          <w:szCs w:val="22"/>
-          <w:lang w:eastAsia="es-PE"/>
-          <w14:ligatures w14:val="none"/>
-        </w:rPr>
-        <w:t/>
-      </w:r>
-      <w:r>
-        <w:rPr>
-          <w:rFonts w:ascii="Arial Narrow" w:eastAsia="Arial Narrow" w:hAnsi="Arial Narrow" w:cs="Arial Narrow"/>
-          <w:color w:val="000000"/>
-          <w:kern w:val="0"/>
-          <w:sz w:val="22"/>
-          <w:szCs w:val="22"/>
-          <w:lang w:eastAsia="es-PE"/>
-          <w14:ligatures w14:val="none"/>
-        </w:rPr>
-        <w:t xml:space="preserve"> de la Ley sobre Facultades, Normas y Organización del Indecopi, aprobada por Decreto Legislativo 807, los gastos por los peritajes realizados, actuación de pruebas, inspecciones y otros derivados de la tramitación del proceso serán de cargo de la parte que solicita la prueba, salvo pacto en contrario. En todos los casos, la resolución final determinará si los gastos deben ser asumidos por alguna de las partes, o reembolsados a la otra parte o al Indecopi, según sea el caso, de manera adicional a la sanción que haya podido imponerse. </w:t>
-      </w:r>
-    </w:p>
-    <w:p>
-      <w:pPr>
-        <w:shd w:val="clear" w:color="auto" w:fill="FFFFFF"/>
-        <w:spacing w:after="0" w:line="240" w:lineRule="auto"/>
         <w:jc w:val="both"/>
         <w:rPr>
           <w:rFonts w:ascii="Arial Narrow" w:eastAsia="Arial Narrow" w:hAnsi="Arial Narrow" w:cs="Arial Narrow"/>
@@ -8464,15 +8481,96 @@
     </w:p>
     <w:p>
       <w:pPr>
+        <w:spacing w:before="0" w:after="0" w:line="240" w:lineRule="auto"/>
+        <w:suppressAutoHyphens/>
+        <w:jc w:val="both"/>
+        <w:rPr>
+          <w:rFonts w:ascii="Arial Narrow" w:eastAsia="Arial Narrow" w:hAnsi="Arial Narrow" w:cs="Arial Narrow"/>
+          <w:kern w:val="0"/>
+          <w:sz w:val="22"/>
+          <w:szCs w:val="22"/>
+          <w:u w:val="single"/>
+          <w14:ligatures w14:val="none"/>
+        </w:rPr>
+      </w:pPr>
+    </w:p>
+    <w:p>
+      <w:pPr>
         <w:suppressAutoHyphens/>
         <w:spacing w:after="0" w:line="240" w:lineRule="auto"/>
         <w:jc w:val="both"/>
         <w:rPr>
           <w:rFonts w:ascii="Arial Narrow" w:eastAsia="Arial Narrow" w:hAnsi="Arial Narrow" w:cs="Arial Narrow"/>
-          <w:kern w:val="0"/>
-          <w:sz w:val="22"/>
-          <w:szCs w:val="22"/>
-          <w:u w:val="single"/>
+          <w:color w:val="000000"/>
+          <w:kern w:val="0"/>
+          <w:sz w:val="22"/>
+          <w:szCs w:val="22"/>
+          <w:lang w:eastAsia="es-PE"/>
+          <w14:ligatures w14:val="none"/>
+        </w:rPr>
+      </w:pPr>
+      <w:r>
+        <w:rPr>
+          <w:rFonts w:ascii="Arial Narrow" w:eastAsia="Arial Narrow" w:hAnsi="Arial Narrow" w:cs="Arial Narrow"/>
+          <w:b/>
+          <w:bCs/>
+          <w:sz w:val="22"/>
+          <w:szCs w:val="22"/>
+        </w:rPr>
+        <w:t>DÉCIMO</w:t>
+      </w:r>
+      <w:r>
+        <w:rPr>
+          <w:rFonts w:ascii="Arial Narrow" w:eastAsia="Arial Narrow" w:hAnsi="Arial Narrow" w:cs="Arial Narrow"/>
+          <w:b/>
+          <w:color w:val="000000"/>
+          <w:kern w:val="0"/>
+          <w:sz w:val="22"/>
+          <w:szCs w:val="22"/>
+          <w:lang w:eastAsia="es-PE"/>
+          <w14:ligatures w14:val="none"/>
+        </w:rPr>
+        <w:t>:</w:t>
+      </w:r>
+      <w:r>
+        <w:rPr>
+          <w:rFonts w:ascii="Arial Narrow" w:eastAsia="Arial Narrow" w:hAnsi="Arial Narrow" w:cs="Arial Narrow"/>
+          <w:color w:val="000000"/>
+          <w:kern w:val="0"/>
+          <w:sz w:val="22"/>
+          <w:szCs w:val="22"/>
+          <w:lang w:eastAsia="es-PE"/>
+          <w14:ligatures w14:val="none"/>
+        </w:rPr>
+        <w:t xml:space="preserve"> </w:t>
+      </w:r>
+      <w:r>
+        <w:rPr>
+          <w:rFonts w:ascii="Arial Narrow" w:eastAsia="Arial Narrow" w:hAnsi="Arial Narrow" w:cs="Arial Narrow"/>
+          <w:color w:val="000000"/>
+          <w:kern w:val="0"/>
+          <w:sz w:val="22"/>
+          <w:szCs w:val="22"/>
+          <w:lang w:eastAsia="es-PE"/>
+          <w14:ligatures w14:val="none"/>
+        </w:rPr>
+        <w:t xml:space="preserve">poner en conocimiento de las partes que, antes de la emisión de la Resolución Final, tienen la posibilidad de formular su desistimiento o presentar el acuerdo arribado mediante la conciliación, mediación, transacción o cualquier otro que, de forma indubitable, deje constancia que se ha solucionado la controversia materia de denuncia.</w:t>
+      </w:r>
+      <w:bookmarkStart w:id="3" w:name="h.gjdgxs" w:colFirst="0" w:colLast="0"/>
+      <w:bookmarkEnd w:id="3"/>
+    </w:p>
+    <w:p>
+      <w:pPr>
+        <w:spacing w:before="0" w:after="0" w:line="240" w:lineRule="auto"/>
+        <w:suppressAutoHyphens/>
+        <w:jc w:val="both"/>
+        <w:rPr>
+          <w:rFonts w:ascii="Arial Narrow" w:eastAsia="Arial Narrow" w:hAnsi="Arial Narrow" w:cs="Arial Narrow"/>
+          <w:color w:val="000000"/>
+          <w:kern w:val="0"/>
+          <w:sz w:val="22"/>
+          <w:szCs w:val="22"/>
+          <w:lang w:eastAsia="es-PE"/>
           <w14:ligatures w14:val="none"/>
         </w:rPr>
       </w:pPr>
@@ -8484,87 +8582,6 @@
         <w:jc w:val="both"/>
         <w:rPr>
           <w:rFonts w:ascii="Arial Narrow" w:eastAsia="Arial Narrow" w:hAnsi="Arial Narrow" w:cs="Arial Narrow"/>
-          <w:color w:val="000000"/>
-          <w:kern w:val="0"/>
-          <w:sz w:val="22"/>
-          <w:szCs w:val="22"/>
-          <w:lang w:eastAsia="es-PE"/>
-          <w14:ligatures w14:val="none"/>
-        </w:rPr>
-      </w:pPr>
-      <w:r>
-        <w:rPr>
-          <w:rFonts w:ascii="Arial Narrow" w:eastAsia="Arial Narrow" w:hAnsi="Arial Narrow" w:cs="Arial Narrow"/>
-          <w:b/>
-          <w:bCs/>
-          <w:sz w:val="22"/>
-          <w:szCs w:val="22"/>
-        </w:rPr>
-        <w:t>DÉCIMO</w:t>
-      </w:r>
-      <w:r>
-        <w:rPr>
-          <w:rFonts w:ascii="Arial Narrow" w:eastAsia="Arial Narrow" w:hAnsi="Arial Narrow" w:cs="Arial Narrow"/>
-          <w:b/>
-          <w:color w:val="000000"/>
-          <w:kern w:val="0"/>
-          <w:sz w:val="22"/>
-          <w:szCs w:val="22"/>
-          <w:lang w:eastAsia="es-PE"/>
-          <w14:ligatures w14:val="none"/>
-        </w:rPr>
-        <w:t>:</w:t>
-      </w:r>
-      <w:r>
-        <w:rPr>
-          <w:rFonts w:ascii="Arial Narrow" w:eastAsia="Arial Narrow" w:hAnsi="Arial Narrow" w:cs="Arial Narrow"/>
-          <w:color w:val="000000"/>
-          <w:kern w:val="0"/>
-          <w:sz w:val="22"/>
-          <w:szCs w:val="22"/>
-          <w:lang w:eastAsia="es-PE"/>
-          <w14:ligatures w14:val="none"/>
-        </w:rPr>
-        <w:t xml:space="preserve"> </w:t>
-      </w:r>
-      <w:r>
-        <w:rPr>
-          <w:rFonts w:ascii="Arial Narrow" w:eastAsia="Arial Narrow" w:hAnsi="Arial Narrow" w:cs="Arial Narrow"/>
-          <w:color w:val="000000"/>
-          <w:kern w:val="0"/>
-          <w:sz w:val="22"/>
-          <w:szCs w:val="22"/>
-          <w:lang w:eastAsia="es-PE"/>
-          <w14:ligatures w14:val="none"/>
-        </w:rPr>
-        <w:t xml:space="preserve">poner en conocimiento de las partes que, antes de la emisión de la Resolución Final, tienen la posibilidad de formular su desistimiento o presentar el acuerdo arribado mediante la conciliación, mediación, transacción o cualquier otro que, de forma indubitable, deje constancia que se ha solucionado la controversia materia de denuncia.</w:t>
-      </w:r>
-      <w:bookmarkStart w:id="3" w:name="h.gjdgxs" w:colFirst="0" w:colLast="0"/>
-      <w:bookmarkEnd w:id="3"/>
-    </w:p>
-    <w:p>
-      <w:pPr>
-        <w:suppressAutoHyphens/>
-        <w:spacing w:after="0" w:line="240" w:lineRule="auto"/>
-        <w:jc w:val="both"/>
-        <w:rPr>
-          <w:rFonts w:ascii="Arial Narrow" w:eastAsia="Arial Narrow" w:hAnsi="Arial Narrow" w:cs="Arial Narrow"/>
-          <w:color w:val="000000"/>
-          <w:kern w:val="0"/>
-          <w:sz w:val="22"/>
-          <w:szCs w:val="22"/>
-          <w:lang w:eastAsia="es-PE"/>
-          <w14:ligatures w14:val="none"/>
-        </w:rPr>
-      </w:pPr>
-    </w:p>
-    <w:p>
-      <w:pPr>
-        <w:suppressAutoHyphens/>
-        <w:spacing w:after="0" w:line="240" w:lineRule="auto"/>
-        <w:jc w:val="both"/>
-        <w:rPr>
-          <w:rFonts w:ascii="Arial Narrow" w:eastAsia="Arial Narrow" w:hAnsi="Arial Narrow" w:cs="Arial Narrow"/>
           <w:sz w:val="22"/>
           <w:szCs w:val="22"/>
         </w:rPr>
@@ -8900,8 +8917,8 @@
     </w:p>
     <w:p>
       <w:pPr>
+        <w:spacing w:before="0" w:after="0" w:line="240" w:lineRule="auto"/>
         <w:suppressAutoHyphens/>
-        <w:spacing w:after="0" w:line="240" w:lineRule="auto"/>
         <w:jc w:val="both"/>
         <w:rPr>
           <w:rFonts w:ascii="Arial Narrow" w:eastAsia="Arial Narrow" w:hAnsi="Arial Narrow" w:cs="Arial Narrow"/>
@@ -9460,7 +9477,6 @@
           <w:sz w:val="16"/>
           <w:szCs w:val="16"/>
         </w:rPr>
-        <w:tab/>
         <w:t xml:space="preserve"/>
       </w:r>
       <w:r>
@@ -9536,25 +9552,24 @@
           <w:sz w:val="16"/>
           <w:szCs w:val="16"/>
         </w:rPr>
+        <w:t xml:space="preserve"/>
+      </w:r>
+      <w:r>
+        <w:rPr>
+          <w:rFonts w:ascii="Arial Narrow" w:eastAsia="Arial Narrow" w:hAnsi="Arial Narrow" w:cs="Arial Narrow"/>
+          <w:sz w:val="16"/>
+          <w:szCs w:val="16"/>
+        </w:rPr>
+      </w:r>
+      <w:r>
+        <w:rPr>
+          <w:rFonts w:ascii="Arial Narrow" w:eastAsia="Arial Narrow" w:hAnsi="Arial Narrow" w:cs="Arial Narrow"/>
+          <w:b/>
+          <w:bCs/>
+          <w:sz w:val="16"/>
+          <w:szCs w:val="16"/>
+        </w:rPr>
         <w:tab/>
-        <w:t xml:space="preserve"/>
-      </w:r>
-      <w:r>
-        <w:rPr>
-          <w:rFonts w:ascii="Arial Narrow" w:eastAsia="Arial Narrow" w:hAnsi="Arial Narrow" w:cs="Arial Narrow"/>
-          <w:sz w:val="16"/>
-          <w:szCs w:val="16"/>
-        </w:rPr>
-        <w:tab/>
-      </w:r>
-      <w:r>
-        <w:rPr>
-          <w:rFonts w:ascii="Arial Narrow" w:eastAsia="Arial Narrow" w:hAnsi="Arial Narrow" w:cs="Arial Narrow"/>
-          <w:b/>
-          <w:bCs/>
-          <w:sz w:val="16"/>
-          <w:szCs w:val="16"/>
-        </w:rPr>
         <w:t xml:space="preserve">LEY 29571, CÓDIGO DE PROTECCIÓN Y DEFENSA DEL CONSUMIDOR, publicado el 2 de setiembre de 2010 y modificado por Decreto Legislativo 1308 </w:t>
       </w:r>
     </w:p>
@@ -9796,25 +9811,24 @@
           <w:sz w:val="16"/>
           <w:szCs w:val="16"/>
         </w:rPr>
+        <w:t xml:space="preserve"/>
+      </w:r>
+      <w:r>
+        <w:rPr>
+          <w:rFonts w:ascii="Arial Narrow" w:eastAsia="Arial Narrow" w:hAnsi="Arial Narrow" w:cs="Arial Narrow"/>
+          <w:sz w:val="16"/>
+          <w:szCs w:val="16"/>
+        </w:rPr>
+      </w:r>
+      <w:r>
+        <w:rPr>
+          <w:rFonts w:ascii="Arial Narrow" w:eastAsia="Arial Narrow" w:hAnsi="Arial Narrow" w:cs="Arial Narrow"/>
+          <w:b/>
+          <w:bCs/>
+          <w:sz w:val="16"/>
+          <w:szCs w:val="16"/>
+        </w:rPr>
         <w:tab/>
-        <w:t xml:space="preserve"/>
-      </w:r>
-      <w:r>
-        <w:rPr>
-          <w:rFonts w:ascii="Arial Narrow" w:eastAsia="Arial Narrow" w:hAnsi="Arial Narrow" w:cs="Arial Narrow"/>
-          <w:sz w:val="16"/>
-          <w:szCs w:val="16"/>
-        </w:rPr>
-        <w:tab/>
-      </w:r>
-      <w:r>
-        <w:rPr>
-          <w:rFonts w:ascii="Arial Narrow" w:eastAsia="Arial Narrow" w:hAnsi="Arial Narrow" w:cs="Arial Narrow"/>
-          <w:b/>
-          <w:bCs/>
-          <w:sz w:val="16"/>
-          <w:szCs w:val="16"/>
-        </w:rPr>
         <w:t xml:space="preserve">LEY 29571, CÓDIGO DE PROTECCIÓN Y DEFENSA DEL CONSUMIDOR, publicado el 2 de setiembre de 2010 y modificado por Decreto Legislativo 1308 </w:t>
       </w:r>
     </w:p>
@@ -9975,25 +9989,24 @@
           <w:sz w:val="16"/>
           <w:szCs w:val="16"/>
         </w:rPr>
+        <w:t xml:space="preserve"/>
+      </w:r>
+      <w:r>
+        <w:rPr>
+          <w:rFonts w:ascii="Arial Narrow" w:eastAsia="Arial Narrow" w:hAnsi="Arial Narrow" w:cs="Arial Narrow"/>
+          <w:sz w:val="16"/>
+          <w:szCs w:val="16"/>
+        </w:rPr>
+      </w:r>
+      <w:r>
+        <w:rPr>
+          <w:rFonts w:ascii="Arial Narrow" w:eastAsia="Arial Narrow" w:hAnsi="Arial Narrow" w:cs="Arial Narrow"/>
+          <w:b/>
+          <w:bCs/>
+          <w:sz w:val="16"/>
+          <w:szCs w:val="16"/>
+        </w:rPr>
         <w:tab/>
-        <w:t xml:space="preserve"/>
-      </w:r>
-      <w:r>
-        <w:rPr>
-          <w:rFonts w:ascii="Arial Narrow" w:eastAsia="Arial Narrow" w:hAnsi="Arial Narrow" w:cs="Arial Narrow"/>
-          <w:sz w:val="16"/>
-          <w:szCs w:val="16"/>
-        </w:rPr>
-        <w:tab/>
-      </w:r>
-      <w:r>
-        <w:rPr>
-          <w:rFonts w:ascii="Arial Narrow" w:eastAsia="Arial Narrow" w:hAnsi="Arial Narrow" w:cs="Arial Narrow"/>
-          <w:b/>
-          <w:bCs/>
-          <w:sz w:val="16"/>
-          <w:szCs w:val="16"/>
-        </w:rPr>
         <w:t xml:space="preserve">LEY 29571, CÓDIGO DE PROTECCIÓN Y DEFENSA DEL CONSUMIDOR, publicado el 2 de setiembre de 2010 y modificado por Decreto Legislativo 1308 </w:t>
       </w:r>
     </w:p>
@@ -10271,25 +10284,24 @@
           <w:sz w:val="16"/>
           <w:szCs w:val="16"/>
         </w:rPr>
+        <w:t xml:space="preserve"/>
+      </w:r>
+      <w:r>
+        <w:rPr>
+          <w:rFonts w:ascii="Arial Narrow" w:eastAsia="Arial Narrow" w:hAnsi="Arial Narrow" w:cs="Arial Narrow"/>
+          <w:sz w:val="16"/>
+          <w:szCs w:val="16"/>
+        </w:rPr>
+      </w:r>
+      <w:r>
+        <w:rPr>
+          <w:rFonts w:ascii="Arial Narrow" w:eastAsia="Arial Narrow" w:hAnsi="Arial Narrow" w:cs="Arial Narrow"/>
+          <w:b/>
+          <w:bCs/>
+          <w:sz w:val="16"/>
+          <w:szCs w:val="16"/>
+        </w:rPr>
         <w:tab/>
-        <w:t xml:space="preserve"/>
-      </w:r>
-      <w:r>
-        <w:rPr>
-          <w:rFonts w:ascii="Arial Narrow" w:eastAsia="Arial Narrow" w:hAnsi="Arial Narrow" w:cs="Arial Narrow"/>
-          <w:sz w:val="16"/>
-          <w:szCs w:val="16"/>
-        </w:rPr>
-        <w:tab/>
-      </w:r>
-      <w:r>
-        <w:rPr>
-          <w:rFonts w:ascii="Arial Narrow" w:eastAsia="Arial Narrow" w:hAnsi="Arial Narrow" w:cs="Arial Narrow"/>
-          <w:b/>
-          <w:bCs/>
-          <w:sz w:val="16"/>
-          <w:szCs w:val="16"/>
-        </w:rPr>
         <w:t xml:space="preserve">LEY </w:t>
       </w:r>
       <w:proofErr w:type="spellStart"/>
@@ -10477,25 +10489,24 @@
           <w:sz w:val="16"/>
           <w:szCs w:val="16"/>
         </w:rPr>
+        <w:t xml:space="preserve"/>
+      </w:r>
+      <w:r>
+        <w:rPr>
+          <w:rFonts w:ascii="Arial Narrow" w:eastAsia="Arial Narrow" w:hAnsi="Arial Narrow" w:cs="Arial Narrow"/>
+          <w:sz w:val="16"/>
+          <w:szCs w:val="16"/>
+        </w:rPr>
+      </w:r>
+      <w:r>
+        <w:rPr>
+          <w:rFonts w:ascii="Arial Narrow" w:eastAsia="Arial Narrow" w:hAnsi="Arial Narrow" w:cs="Arial Narrow"/>
+          <w:b/>
+          <w:bCs/>
+          <w:sz w:val="16"/>
+          <w:szCs w:val="16"/>
+        </w:rPr>
         <w:tab/>
-        <w:t xml:space="preserve"/>
-      </w:r>
-      <w:r>
-        <w:rPr>
-          <w:rFonts w:ascii="Arial Narrow" w:eastAsia="Arial Narrow" w:hAnsi="Arial Narrow" w:cs="Arial Narrow"/>
-          <w:sz w:val="16"/>
-          <w:szCs w:val="16"/>
-        </w:rPr>
-        <w:tab/>
-      </w:r>
-      <w:r>
-        <w:rPr>
-          <w:rFonts w:ascii="Arial Narrow" w:eastAsia="Arial Narrow" w:hAnsi="Arial Narrow" w:cs="Arial Narrow"/>
-          <w:b/>
-          <w:bCs/>
-          <w:sz w:val="16"/>
-          <w:szCs w:val="16"/>
-        </w:rPr>
         <w:t xml:space="preserve">LEY SOBRE FACULTADES, NORMAS Y ORGANIZACIÓN DEL INDECOPI, APROBADA POR DECRETO LEGISLATIVO </w:t>
       </w:r>
       <w:proofErr w:type="spellStart"/>
@@ -10666,7 +10677,6 @@
           <w:sz w:val="16"/>
           <w:szCs w:val="16"/>
         </w:rPr>
-        <w:tab/>
         <w:t xml:space="preserve"/>
       </w:r>
       <w:r>
@@ -10759,24 +10769,23 @@
           <w:sz w:val="16"/>
           <w:szCs w:val="16"/>
         </w:rPr>
+        <w:t xml:space="preserve"/>
+      </w:r>
+      <w:r>
+        <w:rPr>
+          <w:rFonts w:ascii="Arial Narrow" w:eastAsia="Arial Narrow" w:hAnsi="Arial Narrow" w:cs="Arial Narrow"/>
+          <w:sz w:val="16"/>
+          <w:szCs w:val="16"/>
+        </w:rPr>
+      </w:r>
+      <w:r>
+        <w:rPr>
+          <w:rFonts w:ascii="Arial Narrow" w:eastAsia="Arial Narrow" w:hAnsi="Arial Narrow" w:cs="Arial Narrow"/>
+          <w:b/>
+          <w:sz w:val="16"/>
+          <w:szCs w:val="16"/>
+        </w:rPr>
         <w:tab/>
-        <w:t xml:space="preserve"/>
-      </w:r>
-      <w:r>
-        <w:rPr>
-          <w:rFonts w:ascii="Arial Narrow" w:eastAsia="Arial Narrow" w:hAnsi="Arial Narrow" w:cs="Arial Narrow"/>
-          <w:sz w:val="16"/>
-          <w:szCs w:val="16"/>
-        </w:rPr>
-        <w:tab/>
-      </w:r>
-      <w:r>
-        <w:rPr>
-          <w:rFonts w:ascii="Arial Narrow" w:eastAsia="Arial Narrow" w:hAnsi="Arial Narrow" w:cs="Arial Narrow"/>
-          <w:b/>
-          <w:sz w:val="16"/>
-          <w:szCs w:val="16"/>
-        </w:rPr>
         <w:t>LEY 29571, CÓDIGO DE PROTECCIÓN Y DEFENSA DEL CONSUMIDOR</w:t>
       </w:r>
       <w:r>
@@ -11161,32 +11170,31 @@
           <w:szCs w:val="16"/>
           <w:vertAlign w:val="superscript"/>
         </w:rPr>
+        <w:t xml:space="preserve"/>
+      </w:r>
+      <w:r>
+        <w:rPr>
+          <w:rFonts w:ascii="Arial Narrow" w:eastAsia="Arial Narrow" w:hAnsi="Arial Narrow" w:cs="Arial Narrow"/>
+          <w:sz w:val="16"/>
+          <w:szCs w:val="16"/>
+        </w:rPr>
+        <w:t xml:space="preserve"/>
+      </w:r>
+      <w:r>
+        <w:rPr>
+          <w:rFonts w:ascii="Arial Narrow" w:eastAsia="Arial Narrow" w:hAnsi="Arial Narrow" w:cs="Arial Narrow"/>
+          <w:sz w:val="16"/>
+          <w:szCs w:val="16"/>
+        </w:rPr>
+      </w:r>
+      <w:r>
+        <w:rPr>
+          <w:rFonts w:ascii="Arial Narrow" w:eastAsia="Arial Narrow" w:hAnsi="Arial Narrow" w:cs="Arial Narrow"/>
+          <w:b/>
+          <w:sz w:val="16"/>
+          <w:szCs w:val="16"/>
+        </w:rPr>
         <w:tab/>
-        <w:t xml:space="preserve"/>
-      </w:r>
-      <w:r>
-        <w:rPr>
-          <w:rFonts w:ascii="Arial Narrow" w:eastAsia="Arial Narrow" w:hAnsi="Arial Narrow" w:cs="Arial Narrow"/>
-          <w:sz w:val="16"/>
-          <w:szCs w:val="16"/>
-        </w:rPr>
-        <w:t xml:space="preserve"> </w:t>
-      </w:r>
-      <w:r>
-        <w:rPr>
-          <w:rFonts w:ascii="Arial Narrow" w:eastAsia="Arial Narrow" w:hAnsi="Arial Narrow" w:cs="Arial Narrow"/>
-          <w:sz w:val="16"/>
-          <w:szCs w:val="16"/>
-        </w:rPr>
-        <w:tab/>
-      </w:r>
-      <w:r>
-        <w:rPr>
-          <w:rFonts w:ascii="Arial Narrow" w:eastAsia="Arial Narrow" w:hAnsi="Arial Narrow" w:cs="Arial Narrow"/>
-          <w:b/>
-          <w:sz w:val="16"/>
-          <w:szCs w:val="16"/>
-        </w:rPr>
         <w:t>LEY 29571, CÓDIGO DE PROTECCIÓN Y DEFENSA DEL CONSUMIDOR</w:t>
       </w:r>
       <w:r>
@@ -11390,25 +11398,24 @@
           <w:sz w:val="16"/>
           <w:szCs w:val="16"/>
         </w:rPr>
+        <w:t xml:space="preserve"/>
+      </w:r>
+      <w:r>
+        <w:rPr>
+          <w:rFonts w:ascii="Arial Narrow" w:eastAsia="Arial Narrow" w:hAnsi="Arial Narrow" w:cs="Arial Narrow"/>
+          <w:sz w:val="16"/>
+          <w:szCs w:val="16"/>
+        </w:rPr>
+      </w:r>
+      <w:r>
+        <w:rPr>
+          <w:rFonts w:ascii="Arial Narrow" w:eastAsia="Arial Narrow" w:hAnsi="Arial Narrow" w:cs="Arial Narrow"/>
+          <w:b/>
+          <w:bCs/>
+          <w:sz w:val="16"/>
+          <w:szCs w:val="16"/>
+        </w:rPr>
         <w:tab/>
-        <w:t xml:space="preserve"/>
-      </w:r>
-      <w:r>
-        <w:rPr>
-          <w:rFonts w:ascii="Arial Narrow" w:eastAsia="Arial Narrow" w:hAnsi="Arial Narrow" w:cs="Arial Narrow"/>
-          <w:sz w:val="16"/>
-          <w:szCs w:val="16"/>
-        </w:rPr>
-        <w:tab/>
-      </w:r>
-      <w:r>
-        <w:rPr>
-          <w:rFonts w:ascii="Arial Narrow" w:eastAsia="Arial Narrow" w:hAnsi="Arial Narrow" w:cs="Arial Narrow"/>
-          <w:b/>
-          <w:bCs/>
-          <w:sz w:val="16"/>
-          <w:szCs w:val="16"/>
-        </w:rPr>
         <w:t xml:space="preserve">LEY 29571, CÓDIGO DE PROTECCIÓN Y DEFENSA DEL CONSUMIDOR, publicado el 2 de setiembre de 2010 y modificado por Decreto Legislativo 1308 </w:t>
       </w:r>
     </w:p>
@@ -12227,24 +12234,23 @@
           <w:sz w:val="16"/>
           <w:szCs w:val="16"/>
         </w:rPr>
+        <w:t xml:space="preserve"/>
+      </w:r>
+      <w:r>
+        <w:rPr>
+          <w:rFonts w:ascii="Arial Narrow" w:eastAsia="Arial Narrow" w:hAnsi="Arial Narrow" w:cs="Arial Narrow"/>
+          <w:sz w:val="16"/>
+          <w:szCs w:val="16"/>
+        </w:rPr>
+      </w:r>
+      <w:r>
+        <w:rPr>
+          <w:rFonts w:ascii="Arial Narrow" w:eastAsia="Arial Narrow" w:hAnsi="Arial Narrow" w:cs="Arial Narrow"/>
+          <w:b/>
+          <w:sz w:val="16"/>
+          <w:szCs w:val="16"/>
+        </w:rPr>
         <w:tab/>
-        <w:t xml:space="preserve"/>
-      </w:r>
-      <w:r>
-        <w:rPr>
-          <w:rFonts w:ascii="Arial Narrow" w:eastAsia="Arial Narrow" w:hAnsi="Arial Narrow" w:cs="Arial Narrow"/>
-          <w:sz w:val="16"/>
-          <w:szCs w:val="16"/>
-        </w:rPr>
-        <w:tab/>
-      </w:r>
-      <w:r>
-        <w:rPr>
-          <w:rFonts w:ascii="Arial Narrow" w:eastAsia="Arial Narrow" w:hAnsi="Arial Narrow" w:cs="Arial Narrow"/>
-          <w:b/>
-          <w:sz w:val="16"/>
-          <w:szCs w:val="16"/>
-        </w:rPr>
         <w:t>LEY 29571, CÓDIGO DE PROTECCIÓN Y DEFENSA DEL CONSUMIDOR</w:t>
       </w:r>
       <w:r>
@@ -12459,7 +12465,6 @@
           <w:sz w:val="16"/>
           <w:szCs w:val="16"/>
         </w:rPr>
-        <w:tab/>
         <w:t xml:space="preserve"/>
       </w:r>
       <w:r>
@@ -12617,31 +12622,30 @@
           <w:sz w:val="16"/>
           <w:szCs w:val="16"/>
         </w:rPr>
+        <w:t xml:space="preserve"/>
+      </w:r>
+      <w:r>
+        <w:rPr>
+          <w:rFonts w:ascii="Arial Narrow" w:eastAsia="Arial Narrow" w:hAnsi="Arial Narrow" w:cs="Arial Narrow"/>
+          <w:sz w:val="16"/>
+          <w:szCs w:val="16"/>
+        </w:rPr>
+      </w:r>
+      <w:r>
+        <w:rPr>
+          <w:rFonts w:ascii="Arial Narrow" w:eastAsia="Arial Narrow" w:hAnsi="Arial Narrow" w:cs="Arial Narrow"/>
+          <w:b/>
+          <w:sz w:val="16"/>
+          <w:szCs w:val="16"/>
+        </w:rPr>
         <w:tab/>
-        <w:t xml:space="preserve"/>
-      </w:r>
-      <w:r>
-        <w:rPr>
-          <w:rFonts w:ascii="Arial Narrow" w:eastAsia="Arial Narrow" w:hAnsi="Arial Narrow" w:cs="Arial Narrow"/>
-          <w:sz w:val="16"/>
-          <w:szCs w:val="16"/>
-        </w:rPr>
-        <w:tab/>
-      </w:r>
-      <w:r>
-        <w:rPr>
-          <w:rFonts w:ascii="Arial Narrow" w:eastAsia="Arial Narrow" w:hAnsi="Arial Narrow" w:cs="Arial Narrow"/>
-          <w:b/>
-          <w:sz w:val="16"/>
-          <w:szCs w:val="16"/>
-        </w:rPr>
         <w:t>TEXTO ÚNICO ORDENADO DE LA LEY DEL PROCEDIMIENTO ADMINISTRATIVO GENERAL, aprobado mediante Decreto Supremo 006-2026-JUS y publicado el 30 de abril de 2026</w:t>
       </w:r>
     </w:p>
     <w:p>
       <w:pPr>
         <w:pStyle w:val="Textonotapie"/>
-        <w:ind w:left="1134" w:hanging="567"/>
+        <w:ind w:left="1134"/>
         <w:jc w:val="both"/>
         <w:rPr>
           <w:rFonts w:ascii="Arial Narrow" w:eastAsia="Arial Narrow" w:hAnsi="Arial Narrow" w:cs="Arial Narrow"/>
@@ -12665,7 +12669,7 @@
     <w:p>
       <w:pPr>
         <w:pStyle w:val="Textonotapie"/>
-        <w:ind w:left="1134" w:hanging="567"/>
+        <w:ind w:left="1134" w:hanging="1134"/>
         <w:jc w:val="both"/>
         <w:rPr>
           <w:rFonts w:ascii="Arial Narrow" w:eastAsia="Arial Narrow" w:hAnsi="Arial Narrow" w:cs="Arial Narrow"/>

--- a/plantillas_maestras/04_seguro_proteccion_tarjetas_y_dinero/negativa_cobertura/2_ddos_banco_y_aseguradora/varon/TPL_0718_2025_SEGURO_PROTECCION_TARJETAS_Y_DINERO_NEGATIVA_COBERTURA_BANCO_VARON_R1.docx
+++ b/plantillas_maestras/04_seguro_proteccion_tarjetas_y_dinero/negativa_cobertura/2_ddos_banco_y_aseguradora/varon/TPL_0718_2025_SEGURO_PROTECCION_TARJETAS_Y_DINERO_NEGATIVA_COBERTURA_BANCO_VARON_R1.docx
@@ -3844,7 +3844,7 @@
           <w:lang w:eastAsia="es-PE"/>
           <w14:ligatures w14:val="none"/>
         </w:rPr>
-        <w:t>los proveedores denunciados no habrían brindado información exacta respecto a las condiciones del seguro al denunciante, al informarle que la cobertura del seguro se extendía por cuatro (4) horas posteriores al retiro del dinero, pese que al momento de solicitar la activación de la cobertura se le informó que esta tenía una duración de dos (2) horas desde la interposición de la denuncia policial</w:t>
+        <w:t xml:space="preserve">los proveedores denunciados no habrían brindado información exacta respecto a las condiciones del seguro al denunciante, al informarle que la cobertura del seguro se extendía por cuatro (4) horas posteriores al retiro del dinero, pese que al momento de solicitar la activación de la cobertura se le informó que esta tenía una duración de dos (2) horas desde la interposición de la denuncia policial</w:t>
       </w:r>
       <w:r>
         <w:rPr>
@@ -3853,7 +3853,7 @@
           <w:sz w:val="22"/>
           <w:szCs w:val="22"/>
         </w:rPr>
-        <w:t>.</w:t>
+        <w:t xml:space="preserve">; involucraría una presunta afectación al derecho de información de los consumidores. Por consiguiente, corresponde calificar el hecho materia de denuncia como una presunta infracción al deber de información, tipificado en el artículo 1, numeral 1, literal b) y al artículo 2 del Código</w:t>
       </w:r>
       <w:r>
         <w:rPr>
@@ -3865,7 +3865,7 @@
           <w:lang w:eastAsia="es-PE"/>
           <w14:ligatures w14:val="none"/>
         </w:rPr>
-        <w:t xml:space="preserve"> </w:t>
+        <w:t xml:space="preserve"/>
       </w:r>
       <w:r>
         <w:rPr>
@@ -3878,7 +3878,7 @@
           <w:lang w:eastAsia="es-PE"/>
           <w14:ligatures w14:val="none"/>
         </w:rPr>
-        <w:t>Por consiguiente, corresponde calificar el hecho materia de denuncia como una presunta infracción al deber de información, tipificado en el artículo 1, numeral 1, literal b) y al artículo 2 del Código</w:t>
+        <w:t xml:space="preserve"/>
       </w:r>
       <w:r>
         <w:rPr>

--- a/plantillas_maestras/04_seguro_proteccion_tarjetas_y_dinero/negativa_cobertura/2_ddos_banco_y_aseguradora/varon/TPL_0718_2025_SEGURO_PROTECCION_TARJETAS_Y_DINERO_NEGATIVA_COBERTURA_BANCO_VARON_R1.docx
+++ b/plantillas_maestras/04_seguro_proteccion_tarjetas_y_dinero/negativa_cobertura/2_ddos_banco_y_aseguradora/varon/TPL_0718_2025_SEGURO_PROTECCION_TARJETAS_Y_DINERO_NEGATIVA_COBERTURA_BANCO_VARON_R1.docx
@@ -7296,7 +7296,7 @@
           <w:sz w:val="22"/>
           <w:szCs w:val="22"/>
         </w:rPr>
-        <w:t xml:space="preserve">correr traslado de la presente resolución a Mibanco - Banco de la Microempresa S.A. y a Pacífico Compañía de Seguros y Reaseguros S.A. para que, de conformidad con lo dispuesto por el artículo 26 de la Ley sobre Facultades, Normas y Organización del Indecopi, aprobada por Decreto Legislativo 807</w:t>
+        <w:t xml:space="preserve">correr traslado de la denuncia del 21 de marzo de 2025 a Mibanco - Banco de la Microempresa S.A. y a Pacífico Compañía de Seguros y Reaseguros S.A. para que, de conformidad con lo dispuesto por el artículo 26 de la Ley sobre Facultades, Normas y Organización del Indecopi, aprobada por Decreto Legislativo 807</w:t>
       </w:r>
       <w:r>
         <w:rPr>
